--- a/enunciado_practica_final.docx
+++ b/enunciado_practica_final.docx
@@ -1,12 +1,15 @@
 
 <file path=word/document.xml><?xml version="1.0" encoding="utf-8"?>
-<w:document xmlns:wpc="http://schemas.microsoft.com/office/word/2010/wordprocessingCanvas" xmlns:cx="http://schemas.microsoft.com/office/drawing/2014/chartex" xmlns:cx1="http://schemas.microsoft.com/office/drawing/2015/9/8/chartex" xmlns:cx2="http://schemas.microsoft.com/office/drawing/2015/10/21/chartex" xmlns:cx3="http://schemas.microsoft.com/office/drawing/2016/5/9/chartex" xmlns:cx4="http://schemas.microsoft.com/office/drawing/2016/5/10/chartex" xmlns:cx5="http://schemas.microsoft.com/office/drawing/2016/5/11/chartex" xmlns:cx6="http://schemas.microsoft.com/office/drawing/2016/5/12/chartex" xmlns:cx7="http://schemas.microsoft.com/office/drawing/2016/5/13/chartex" xmlns:cx8="http://schemas.microsoft.com/office/drawing/2016/5/14/chartex" xmlns:mc="http://schemas.openxmlformats.org/markup-compatibility/2006" xmlns:m="http://schemas.openxmlformats.org/officeDocument/2006/math" xmlns:aink="http://schemas.microsoft.com/office/drawing/2016/ink" xmlns:am3d="http://schemas.microsoft.com/office/drawing/2017/model3d" xmlns:oel="http://schemas.microsoft.com/office/2019/extlst" xmlns:r="http://schemas.openxmlformats.org/officeDocument/2006/relationships" xmlns:wp14="http://schemas.microsoft.com/office/word/2010/wordprocessingDrawing" xmlns:wp="http://schemas.openxmlformats.org/drawingml/2006/wordprocessingDrawing" xmlns:wpg="http://schemas.microsoft.com/office/word/2010/wordprocessingGroup" xmlns:wpi="http://schemas.microsoft.com/office/word/2010/wordprocessingInk" xmlns:wps="http://schemas.microsoft.com/office/word/2010/wordprocessingShape" xmlns:o="urn:schemas-microsoft-com:office:office" xmlns:v="urn:schemas-microsoft-com:vml" xmlns:w10="urn:schemas-microsoft-com:office:word" xmlns:w="http://schemas.openxmlformats.org/wordprocessingml/2006/main" xmlns:w14="http://schemas.microsoft.com/office/word/2010/wordml" xmlns:w15="http://schemas.microsoft.com/office/word/2012/wordml" xmlns:w16cex="http://schemas.microsoft.com/office/word/2018/wordml/cex" xmlns:w16cid="http://schemas.microsoft.com/office/word/2016/wordml/cid" xmlns:w16="http://schemas.microsoft.com/office/word/2018/wordml" xmlns:w16sdtdh="http://schemas.microsoft.com/office/word/2020/wordml/sdtdatahash" xmlns:w16sdtfl="http://schemas.microsoft.com/office/word/2024/wordml/sdtformatlock" xmlns:w16se="http://schemas.microsoft.com/office/word/2015/wordml/symex" xmlns:w16du="http://schemas.microsoft.com/office/word/2023/wordml/word16du" xmlns:wne="http://schemas.microsoft.com/office/word/2006/wordml" mc:Ignorable="w14 w15 w16se w16cid w16 w16cex w16sdtdh w16sdtfl w16du wp14">
+<w:document xmlns:wpc="http://schemas.microsoft.com/office/word/2010/wordprocessingCanvas" xmlns:cx="http://schemas.microsoft.com/office/drawing/2014/chartex" xmlns:mc="http://schemas.openxmlformats.org/markup-compatibility/2006" xmlns:o="urn:schemas-microsoft-com:office:office" xmlns:r="http://schemas.openxmlformats.org/officeDocument/2006/relationships" xmlns:m="http://schemas.openxmlformats.org/officeDocument/2006/math" xmlns:v="urn:schemas-microsoft-com:vml" xmlns:wp14="http://schemas.microsoft.com/office/word/2010/wordprocessingDrawing" xmlns:wp="http://schemas.openxmlformats.org/drawingml/2006/wordprocessingDrawing" xmlns:w10="urn:schemas-microsoft-com:office:word" xmlns:w="http://schemas.openxmlformats.org/wordprocessingml/2006/main" xmlns:w14="http://schemas.microsoft.com/office/word/2010/wordml" xmlns:w15="http://schemas.microsoft.com/office/word/2012/wordml" xmlns:w16se="http://schemas.microsoft.com/office/word/2015/wordml/symex" xmlns:wpg="http://schemas.microsoft.com/office/word/2010/wordprocessingGroup" xmlns:wpi="http://schemas.microsoft.com/office/word/2010/wordprocessingInk" xmlns:wne="http://schemas.microsoft.com/office/word/2006/wordml" xmlns:wps="http://schemas.microsoft.com/office/word/2010/wordprocessingShape" mc:Ignorable="w14 w15 w16se wp14">
   <w:body>
     <w:p/>
     <w:p/>
     <w:p>
       <w:pPr>
         <w:jc w:val="center"/>
+        <w:rPr>
+          <w:highlight w:val="yellow"/>
+        </w:rPr>
       </w:pPr>
       <w:r>
         <w:rPr>
@@ -14,6 +17,7 @@
           <w:b/>
           <w:color w:val="1A376C"/>
           <w:sz w:val="56"/>
+          <w:highlight w:val="yellow"/>
         </w:rPr>
         <w:t>PRÁCTICA FINAL</w:t>
       </w:r>
@@ -21,6 +25,9 @@
     <w:p>
       <w:pPr>
         <w:jc w:val="center"/>
+        <w:rPr>
+          <w:highlight w:val="yellow"/>
+        </w:rPr>
       </w:pPr>
       <w:r>
         <w:rPr>
@@ -28,11 +35,18 @@
           <w:i/>
           <w:color w:val="215CA0"/>
           <w:sz w:val="32"/>
+          <w:highlight w:val="yellow"/>
         </w:rPr>
         <w:t>Limpieza y normalización de datos con Python</w:t>
       </w:r>
     </w:p>
-    <w:p/>
+    <w:p>
+      <w:pPr>
+        <w:rPr>
+          <w:highlight w:val="yellow"/>
+        </w:rPr>
+      </w:pPr>
+    </w:p>
     <w:tbl>
       <w:tblPr>
         <w:tblStyle w:val="Tablaconcuadrcula"/>
@@ -54,11 +68,17 @@
             <w:shd w:val="clear" w:color="auto" w:fill="DEE8F4"/>
           </w:tcPr>
           <w:p>
+            <w:pPr>
+              <w:rPr>
+                <w:highlight w:val="yellow"/>
+              </w:rPr>
+            </w:pPr>
             <w:r>
               <w:rPr>
                 <w:rFonts w:ascii="Calibri" w:hAnsi="Calibri"/>
                 <w:b/>
                 <w:color w:val="1A376C"/>
+                <w:highlight w:val="yellow"/>
               </w:rPr>
               <w:t>Modalidad</w:t>
             </w:r>
@@ -70,9 +90,15 @@
             <w:shd w:val="clear" w:color="auto" w:fill="FFFFFF"/>
           </w:tcPr>
           <w:p>
+            <w:pPr>
+              <w:rPr>
+                <w:highlight w:val="yellow"/>
+              </w:rPr>
+            </w:pPr>
             <w:r>
               <w:rPr>
                 <w:rFonts w:ascii="Calibri" w:hAnsi="Calibri"/>
+                <w:highlight w:val="yellow"/>
               </w:rPr>
               <w:t>Individual</w:t>
             </w:r>
@@ -89,11 +115,17 @@
             <w:shd w:val="clear" w:color="auto" w:fill="DEE8F4"/>
           </w:tcPr>
           <w:p>
+            <w:pPr>
+              <w:rPr>
+                <w:highlight w:val="yellow"/>
+              </w:rPr>
+            </w:pPr>
             <w:r>
               <w:rPr>
                 <w:rFonts w:ascii="Calibri" w:hAnsi="Calibri"/>
                 <w:b/>
                 <w:color w:val="1A376C"/>
+                <w:highlight w:val="yellow"/>
               </w:rPr>
               <w:t>Entrega</w:t>
             </w:r>
@@ -105,9 +137,15 @@
             <w:shd w:val="clear" w:color="auto" w:fill="FFFFFF"/>
           </w:tcPr>
           <w:p>
+            <w:pPr>
+              <w:rPr>
+                <w:highlight w:val="yellow"/>
+              </w:rPr>
+            </w:pPr>
             <w:r>
               <w:rPr>
                 <w:rFonts w:ascii="Calibri" w:hAnsi="Calibri"/>
+                <w:highlight w:val="yellow"/>
               </w:rPr>
               <w:t>Al finalizar las sesiones de clase</w:t>
             </w:r>
@@ -124,11 +162,17 @@
             <w:shd w:val="clear" w:color="auto" w:fill="DEE8F4"/>
           </w:tcPr>
           <w:p>
+            <w:pPr>
+              <w:rPr>
+                <w:highlight w:val="yellow"/>
+              </w:rPr>
+            </w:pPr>
             <w:r>
               <w:rPr>
                 <w:rFonts w:ascii="Calibri" w:hAnsi="Calibri"/>
                 <w:b/>
                 <w:color w:val="1A376C"/>
+                <w:highlight w:val="yellow"/>
               </w:rPr>
               <w:t>Herramientas</w:t>
             </w:r>
@@ -140,9 +184,15 @@
             <w:shd w:val="clear" w:color="auto" w:fill="FFFFFF"/>
           </w:tcPr>
           <w:p>
+            <w:pPr>
+              <w:rPr>
+                <w:highlight w:val="yellow"/>
+              </w:rPr>
+            </w:pPr>
             <w:r>
               <w:rPr>
                 <w:rFonts w:ascii="Calibri" w:hAnsi="Calibri"/>
+                <w:highlight w:val="yellow"/>
               </w:rPr>
               <w:t>Python 3.12 y los recursos vistos en clase</w:t>
             </w:r>
@@ -159,11 +209,17 @@
             <w:shd w:val="clear" w:color="auto" w:fill="DEE8F4"/>
           </w:tcPr>
           <w:p>
+            <w:pPr>
+              <w:rPr>
+                <w:highlight w:val="yellow"/>
+              </w:rPr>
+            </w:pPr>
             <w:r>
               <w:rPr>
                 <w:rFonts w:ascii="Calibri" w:hAnsi="Calibri"/>
                 <w:b/>
                 <w:color w:val="1A376C"/>
+                <w:highlight w:val="yellow"/>
               </w:rPr>
               <w:t>Restricción</w:t>
             </w:r>
@@ -175,18 +231,39 @@
             <w:shd w:val="clear" w:color="auto" w:fill="FFFFFF"/>
           </w:tcPr>
           <w:p>
+            <w:pPr>
+              <w:rPr>
+                <w:highlight w:val="yellow"/>
+              </w:rPr>
+            </w:pPr>
             <w:r>
               <w:rPr>
                 <w:rFonts w:ascii="Calibri" w:hAnsi="Calibri"/>
+                <w:highlight w:val="yellow"/>
               </w:rPr>
-              <w:t>❌ No se pueden usar librerías no vistas en clase</w:t>
+              <w:t>❌</w:t>
+            </w:r>
+            <w:r>
+              <w:rPr>
+                <w:rFonts w:ascii="Calibri" w:hAnsi="Calibri"/>
+                <w:highlight w:val="yellow"/>
+              </w:rPr>
+              <w:t xml:space="preserve"> No se pueden usar librerías no vistas en clase</w:t>
             </w:r>
           </w:p>
         </w:tc>
       </w:tr>
     </w:tbl>
     <w:p>
-      <w:r>
+      <w:pPr>
+        <w:rPr>
+          <w:highlight w:val="yellow"/>
+        </w:rPr>
+      </w:pPr>
+      <w:r>
+        <w:rPr>
+          <w:highlight w:val="yellow"/>
+        </w:rPr>
         <w:br w:type="page"/>
       </w:r>
     </w:p>
@@ -194,6 +271,9 @@
       <w:pPr>
         <w:spacing w:before="120" w:after="120"/>
         <w:jc w:val="center"/>
+        <w:rPr>
+          <w:highlight w:val="yellow"/>
+        </w:rPr>
       </w:pPr>
       <w:r>
         <w:rPr>
@@ -201,51 +281,97 @@
           <w:b/>
           <w:color w:val="1A376C"/>
           <w:sz w:val="40"/>
+          <w:highlight w:val="yellow"/>
         </w:rPr>
         <w:lastRenderedPageBreak/>
-        <w:t>¿EN QUÉ CONSISTE ESTA PRÁCTICA?</w:t>
+        <w:t xml:space="preserve">¿EN </w:t>
+      </w:r>
+      <w:r>
+        <w:rPr>
+          <w:rFonts w:ascii="Calibri" w:hAnsi="Calibri"/>
+          <w:b/>
+          <w:color w:val="1A376C"/>
+          <w:sz w:val="40"/>
+          <w:highlight w:val="yellow"/>
+        </w:rPr>
+        <w:t>QUÉ CONSISTE ESTA PRÁCTICA?</w:t>
       </w:r>
     </w:p>
     <w:p>
       <w:pPr>
         <w:spacing w:after="80"/>
-      </w:pPr>
-      <w:r>
-        <w:rPr>
-          <w:rFonts w:ascii="Calibri" w:hAnsi="Calibri"/>
-        </w:rPr>
-        <w:t>En el mundo real, los datos casi nunca llegan limpios. Vienen de sistemas distintos, los introducen personas diferentes y acaban llenos de inconsistencias: nombres escritos de diez formas distintas, fechas en formatos imposibles, valores vacíos, duplicados y cifras que no tienen ningún sentido.</w:t>
+        <w:rPr>
+          <w:highlight w:val="yellow"/>
+        </w:rPr>
+      </w:pPr>
+      <w:r>
+        <w:rPr>
+          <w:rFonts w:ascii="Calibri" w:hAnsi="Calibri"/>
+          <w:highlight w:val="yellow"/>
+        </w:rPr>
+        <w:t>En el mundo real, los datos casi nunca llegan limpios. Vienen de sistemas distintos, los introducen personas diferentes y acaban llenos de inconsistencias: nombres escritos de diez formas distintas, fechas en formatos imposibles</w:t>
+      </w:r>
+      <w:r>
+        <w:rPr>
+          <w:rFonts w:ascii="Calibri" w:hAnsi="Calibri"/>
+          <w:highlight w:val="yellow"/>
+        </w:rPr>
+        <w:t>, valores vacíos, duplicados y cifras que no tienen ningún sentido.</w:t>
       </w:r>
     </w:p>
     <w:p>
       <w:pPr>
         <w:spacing w:after="80"/>
-      </w:pPr>
-      <w:r>
-        <w:rPr>
-          <w:rFonts w:ascii="Calibri" w:hAnsi="Calibri"/>
-        </w:rPr>
-        <w:t>Tu trabajo en esta práctica es exactamente ese: recibir datos sucios, entender qué falla, limpiarlos con Python y dejarlos listos para usar. Sin pandas. Sin atajos. Solo Python puro y las herramientas que ya conoces.</w:t>
+        <w:rPr>
+          <w:highlight w:val="yellow"/>
+        </w:rPr>
+      </w:pPr>
+      <w:r>
+        <w:rPr>
+          <w:rFonts w:ascii="Calibri" w:hAnsi="Calibri"/>
+          <w:highlight w:val="yellow"/>
+        </w:rPr>
+        <w:t xml:space="preserve">Tu trabajo en esta práctica es exactamente ese: recibir datos sucios, entender qué falla, limpiarlos con Python y dejarlos listos para usar. Sin pandas. Sin atajos. Solo Python puro y las </w:t>
+      </w:r>
+      <w:r>
+        <w:rPr>
+          <w:rFonts w:ascii="Calibri" w:hAnsi="Calibri"/>
+          <w:highlight w:val="yellow"/>
+        </w:rPr>
+        <w:t>herramientas que ya conoces.</w:t>
       </w:r>
     </w:p>
     <w:p>
       <w:pPr>
         <w:spacing w:after="80"/>
-      </w:pPr>
-      <w:r>
-        <w:rPr>
-          <w:rFonts w:ascii="Calibri" w:hAnsi="Calibri"/>
+        <w:rPr>
+          <w:highlight w:val="yellow"/>
+        </w:rPr>
+      </w:pPr>
+      <w:r>
+        <w:rPr>
+          <w:rFonts w:ascii="Calibri" w:hAnsi="Calibri"/>
+          <w:highlight w:val="yellow"/>
         </w:rPr>
         <w:t>Tienes dos opciones temáticas. El trabajo técnico es equivalente en ambas. Elige la que más te motive.</w:t>
       </w:r>
     </w:p>
-    <w:p/>
+    <w:p>
+      <w:pPr>
+        <w:rPr>
+          <w:highlight w:val="yellow"/>
+        </w:rPr>
+      </w:pPr>
+    </w:p>
     <w:p>
       <w:pPr>
         <w:pBdr>
           <w:bottom w:val="single" w:sz="6" w:space="1" w:color="1A376C"/>
         </w:pBdr>
         <w:spacing w:before="280" w:after="80"/>
+        <w:rPr>
+          <w:highlight w:val="yellow"/>
+        </w:rPr>
       </w:pPr>
       <w:r>
         <w:rPr>
@@ -253,6 +379,7 @@
           <w:b/>
           <w:color w:val="1A376C"/>
           <w:sz w:val="30"/>
+          <w:highlight w:val="yellow"/>
         </w:rPr>
         <w:t>OPCIÓN A — FESTIVAL "SOUNDWAVE 2026"</w:t>
       </w:r>
@@ -260,6 +387,9 @@
     <w:p>
       <w:pPr>
         <w:spacing w:before="200" w:after="40"/>
+        <w:rPr>
+          <w:highlight w:val="yellow"/>
+        </w:rPr>
       </w:pPr>
       <w:r>
         <w:rPr>
@@ -267,6 +397,7 @@
           <w:b/>
           <w:color w:val="215CA0"/>
           <w:sz w:val="24"/>
+          <w:highlight w:val="yellow"/>
         </w:rPr>
         <w:t>La historia</w:t>
       </w:r>
@@ -274,29 +405,57 @@
     <w:p>
       <w:pPr>
         <w:spacing w:after="80"/>
-      </w:pPr>
-      <w:r>
-        <w:rPr>
-          <w:rFonts w:ascii="Calibri" w:hAnsi="Calibri"/>
-        </w:rPr>
-        <w:t>Te acaban de contratar como técnico de datos en SoundWave, uno de los festivales de música más grandes de España. Faltan tres semanas para que arranque el festival y todo es un caos.</w:t>
+        <w:rPr>
+          <w:highlight w:val="yellow"/>
+        </w:rPr>
+      </w:pPr>
+      <w:r>
+        <w:rPr>
+          <w:rFonts w:ascii="Calibri" w:hAnsi="Calibri"/>
+          <w:highlight w:val="yellow"/>
+        </w:rPr>
+        <w:t>Te acaban de contratar como técnico de datos en SoundWave, uno de los fest</w:t>
+      </w:r>
+      <w:r>
+        <w:rPr>
+          <w:rFonts w:ascii="Calibri" w:hAnsi="Calibri"/>
+          <w:highlight w:val="yellow"/>
+        </w:rPr>
+        <w:t>ivales de música más grandes de España. Faltan tres semanas para que arranque el festival y todo es un caos.</w:t>
       </w:r>
     </w:p>
     <w:p>
       <w:pPr>
         <w:spacing w:after="80"/>
-      </w:pPr>
-      <w:r>
-        <w:rPr>
-          <w:rFonts w:ascii="Calibri" w:hAnsi="Calibri"/>
-        </w:rPr>
-        <w:t>El equipo de producción, el de ventas, el de marketing y los managers de los artistas han ido volcando información en ficheros separados, cada uno a su manera. Hay datos duplicados, nombres escritos de formas distintas, fechas en formatos imposibles, campos vacíos por todas partes y cifras que no cuadran.</w:t>
-      </w:r>
-    </w:p>
-    <w:p>
-      <w:r>
-        <w:rPr>
-          <w:rFonts w:ascii="Calibri" w:hAnsi="Calibri"/>
+        <w:rPr>
+          <w:highlight w:val="yellow"/>
+        </w:rPr>
+      </w:pPr>
+      <w:r>
+        <w:rPr>
+          <w:rFonts w:ascii="Calibri" w:hAnsi="Calibri"/>
+          <w:highlight w:val="yellow"/>
+        </w:rPr>
+        <w:t xml:space="preserve">El equipo de producción, el de ventas, el de marketing y los managers de los artistas han ido volcando información en ficheros separados, cada uno </w:t>
+      </w:r>
+      <w:r>
+        <w:rPr>
+          <w:rFonts w:ascii="Calibri" w:hAnsi="Calibri"/>
+          <w:highlight w:val="yellow"/>
+        </w:rPr>
+        <w:t>a su manera. Hay datos duplicados, nombres escritos de formas distintas, fechas en formatos imposibles, campos vacíos por todas partes y cifras que no cuadran.</w:t>
+      </w:r>
+    </w:p>
+    <w:p>
+      <w:pPr>
+        <w:rPr>
+          <w:highlight w:val="yellow"/>
+        </w:rPr>
+      </w:pPr>
+      <w:r>
+        <w:rPr>
+          <w:rFonts w:ascii="Calibri" w:hAnsi="Calibri"/>
+          <w:highlight w:val="yellow"/>
         </w:rPr>
         <w:t xml:space="preserve">Tu jefe Carlos te lo deja claro: </w:t>
       </w:r>
@@ -305,13 +464,26 @@
           <w:rFonts w:ascii="Calibri" w:hAnsi="Calibri"/>
           <w:i/>
           <w:color w:val="1A376C"/>
-        </w:rPr>
-        <w:t>"Necesito que TODOS los datos estén limpios, unificados y listos para cargar en el sistema del festival antes de la próxima reunión. Si subimos estos datos tal cual, el festival será un desastre."</w:t>
+          <w:highlight w:val="yellow"/>
+        </w:rPr>
+        <w:t>"Necesito que TODOS los datos estén limpios, unificados y listo</w:t>
+      </w:r>
+      <w:r>
+        <w:rPr>
+          <w:rFonts w:ascii="Calibri" w:hAnsi="Calibri"/>
+          <w:i/>
+          <w:color w:val="1A376C"/>
+          <w:highlight w:val="yellow"/>
+        </w:rPr>
+        <w:t>s para cargar en el sistema del festival antes de la próxima reunión. Si subimos estos datos tal cual, el festival será un desastre."</w:t>
       </w:r>
     </w:p>
     <w:p>
       <w:pPr>
         <w:spacing w:before="200" w:after="40"/>
+        <w:rPr>
+          <w:highlight w:val="yellow"/>
+        </w:rPr>
       </w:pPr>
       <w:r>
         <w:rPr>
@@ -319,6 +491,7 @@
           <w:b/>
           <w:color w:val="215CA0"/>
           <w:sz w:val="24"/>
+          <w:highlight w:val="yellow"/>
         </w:rPr>
         <w:t>Los ficheros  (carpeta opcion_A_festival/datos/)</w:t>
       </w:r>
@@ -347,6 +520,9 @@
           <w:p>
             <w:pPr>
               <w:jc w:val="center"/>
+              <w:rPr>
+                <w:highlight w:val="yellow"/>
+              </w:rPr>
             </w:pPr>
             <w:r>
               <w:rPr>
@@ -354,6 +530,7 @@
                 <w:b/>
                 <w:color w:val="FFFFFF"/>
                 <w:sz w:val="20"/>
+                <w:highlight w:val="yellow"/>
               </w:rPr>
               <w:t>Fichero</w:t>
             </w:r>
@@ -367,6 +544,9 @@
           <w:p>
             <w:pPr>
               <w:jc w:val="center"/>
+              <w:rPr>
+                <w:highlight w:val="yellow"/>
+              </w:rPr>
             </w:pPr>
             <w:r>
               <w:rPr>
@@ -374,6 +554,7 @@
                 <w:b/>
                 <w:color w:val="FFFFFF"/>
                 <w:sz w:val="20"/>
+                <w:highlight w:val="yellow"/>
               </w:rPr>
               <w:t>Contenido</w:t>
             </w:r>
@@ -387,6 +568,9 @@
           <w:p>
             <w:pPr>
               <w:jc w:val="center"/>
+              <w:rPr>
+                <w:highlight w:val="yellow"/>
+              </w:rPr>
             </w:pPr>
             <w:r>
               <w:rPr>
@@ -394,6 +578,7 @@
                 <w:b/>
                 <w:color w:val="FFFFFF"/>
                 <w:sz w:val="20"/>
+                <w:highlight w:val="yellow"/>
               </w:rPr>
               <w:t>Registros aprox.</w:t>
             </w:r>
@@ -410,10 +595,16 @@
             <w:shd w:val="clear" w:color="auto" w:fill="FFFFFF"/>
           </w:tcPr>
           <w:p>
+            <w:pPr>
+              <w:rPr>
+                <w:highlight w:val="yellow"/>
+              </w:rPr>
+            </w:pPr>
             <w:r>
               <w:rPr>
                 <w:rFonts w:ascii="Calibri" w:hAnsi="Calibri"/>
                 <w:sz w:val="20"/>
+                <w:highlight w:val="yellow"/>
               </w:rPr>
               <w:t>artistas.csv</w:t>
             </w:r>
@@ -425,12 +616,26 @@
             <w:shd w:val="clear" w:color="auto" w:fill="FFFFFF"/>
           </w:tcPr>
           <w:p>
+            <w:pPr>
+              <w:rPr>
+                <w:highlight w:val="yellow"/>
+              </w:rPr>
+            </w:pPr>
             <w:r>
               <w:rPr>
                 <w:rFonts w:ascii="Calibri" w:hAnsi="Calibri"/>
                 <w:sz w:val="20"/>
+                <w:highlight w:val="yellow"/>
               </w:rPr>
-              <w:t>Artistas contratados. Caché, país, contacto manager.</w:t>
+              <w:t>Artistas contratados. Ca</w:t>
+            </w:r>
+            <w:r>
+              <w:rPr>
+                <w:rFonts w:ascii="Calibri" w:hAnsi="Calibri"/>
+                <w:sz w:val="20"/>
+                <w:highlight w:val="yellow"/>
+              </w:rPr>
+              <w:t>ché, país, contacto manager.</w:t>
             </w:r>
           </w:p>
         </w:tc>
@@ -440,10 +645,16 @@
             <w:shd w:val="clear" w:color="auto" w:fill="FFFFFF"/>
           </w:tcPr>
           <w:p>
+            <w:pPr>
+              <w:rPr>
+                <w:highlight w:val="yellow"/>
+              </w:rPr>
+            </w:pPr>
             <w:r>
               <w:rPr>
                 <w:rFonts w:ascii="Calibri" w:hAnsi="Calibri"/>
                 <w:sz w:val="20"/>
+                <w:highlight w:val="yellow"/>
               </w:rPr>
               <w:t>~250 filas</w:t>
             </w:r>
@@ -460,10 +671,16 @@
             <w:shd w:val="clear" w:color="auto" w:fill="EEF3FA"/>
           </w:tcPr>
           <w:p>
+            <w:pPr>
+              <w:rPr>
+                <w:highlight w:val="yellow"/>
+              </w:rPr>
+            </w:pPr>
             <w:r>
               <w:rPr>
                 <w:rFonts w:ascii="Calibri" w:hAnsi="Calibri"/>
                 <w:sz w:val="20"/>
+                <w:highlight w:val="yellow"/>
               </w:rPr>
               <w:t>escenarios_horarios.xlsx</w:t>
             </w:r>
@@ -475,10 +692,16 @@
             <w:shd w:val="clear" w:color="auto" w:fill="EEF3FA"/>
           </w:tcPr>
           <w:p>
+            <w:pPr>
+              <w:rPr>
+                <w:highlight w:val="yellow"/>
+              </w:rPr>
+            </w:pPr>
             <w:r>
               <w:rPr>
                 <w:rFonts w:ascii="Calibri" w:hAnsi="Calibri"/>
                 <w:sz w:val="20"/>
+                <w:highlight w:val="yellow"/>
               </w:rPr>
               <w:t>Programación: qué artista toca en qué escenario y cuándo.</w:t>
             </w:r>
@@ -490,10 +713,16 @@
             <w:shd w:val="clear" w:color="auto" w:fill="EEF3FA"/>
           </w:tcPr>
           <w:p>
+            <w:pPr>
+              <w:rPr>
+                <w:highlight w:val="yellow"/>
+              </w:rPr>
+            </w:pPr>
             <w:r>
               <w:rPr>
                 <w:rFonts w:ascii="Calibri" w:hAnsi="Calibri"/>
                 <w:sz w:val="20"/>
+                <w:highlight w:val="yellow"/>
               </w:rPr>
               <w:t>~200 filas</w:t>
             </w:r>
@@ -510,10 +739,16 @@
             <w:shd w:val="clear" w:color="auto" w:fill="FFFFFF"/>
           </w:tcPr>
           <w:p>
+            <w:pPr>
+              <w:rPr>
+                <w:highlight w:val="yellow"/>
+              </w:rPr>
+            </w:pPr>
             <w:r>
               <w:rPr>
                 <w:rFonts w:ascii="Calibri" w:hAnsi="Calibri"/>
                 <w:sz w:val="20"/>
+                <w:highlight w:val="yellow"/>
               </w:rPr>
               <w:t>ventas_entradas.json</w:t>
             </w:r>
@@ -525,10 +760,16 @@
             <w:shd w:val="clear" w:color="auto" w:fill="FFFFFF"/>
           </w:tcPr>
           <w:p>
+            <w:pPr>
+              <w:rPr>
+                <w:highlight w:val="yellow"/>
+              </w:rPr>
+            </w:pPr>
             <w:r>
               <w:rPr>
                 <w:rFonts w:ascii="Calibri" w:hAnsi="Calibri"/>
                 <w:sz w:val="20"/>
+                <w:highlight w:val="yellow"/>
               </w:rPr>
               <w:t>Registro de venta de entradas con comprador, tipo y precio.</w:t>
             </w:r>
@@ -540,10 +781,16 @@
             <w:shd w:val="clear" w:color="auto" w:fill="FFFFFF"/>
           </w:tcPr>
           <w:p>
+            <w:pPr>
+              <w:rPr>
+                <w:highlight w:val="yellow"/>
+              </w:rPr>
+            </w:pPr>
             <w:r>
               <w:rPr>
                 <w:rFonts w:ascii="Calibri" w:hAnsi="Calibri"/>
                 <w:sz w:val="20"/>
+                <w:highlight w:val="yellow"/>
               </w:rPr>
               <w:t>~400 entradas</w:t>
             </w:r>
@@ -560,10 +807,16 @@
             <w:shd w:val="clear" w:color="auto" w:fill="EEF3FA"/>
           </w:tcPr>
           <w:p>
+            <w:pPr>
+              <w:rPr>
+                <w:highlight w:val="yellow"/>
+              </w:rPr>
+            </w:pPr>
             <w:r>
               <w:rPr>
                 <w:rFonts w:ascii="Calibri" w:hAnsi="Calibri"/>
                 <w:sz w:val="20"/>
+                <w:highlight w:val="yellow"/>
               </w:rPr>
               <w:t>patrocinadores.xml</w:t>
             </w:r>
@@ -575,10 +828,16 @@
             <w:shd w:val="clear" w:color="auto" w:fill="EEF3FA"/>
           </w:tcPr>
           <w:p>
+            <w:pPr>
+              <w:rPr>
+                <w:highlight w:val="yellow"/>
+              </w:rPr>
+            </w:pPr>
             <w:r>
               <w:rPr>
                 <w:rFonts w:ascii="Calibri" w:hAnsi="Calibri"/>
                 <w:sz w:val="20"/>
+                <w:highlight w:val="yellow"/>
               </w:rPr>
               <w:t>Empresas patrocinadoras: importe, categoría y fechas de contrato.</w:t>
             </w:r>
@@ -590,10 +849,16 @@
             <w:shd w:val="clear" w:color="auto" w:fill="EEF3FA"/>
           </w:tcPr>
           <w:p>
+            <w:pPr>
+              <w:rPr>
+                <w:highlight w:val="yellow"/>
+              </w:rPr>
+            </w:pPr>
             <w:r>
               <w:rPr>
                 <w:rFonts w:ascii="Calibri" w:hAnsi="Calibri"/>
                 <w:sz w:val="20"/>
+                <w:highlight w:val="yellow"/>
               </w:rPr>
               <w:t>~40 entradas</w:t>
             </w:r>
@@ -601,13 +866,22 @@
         </w:tc>
       </w:tr>
     </w:tbl>
-    <w:p/>
+    <w:p>
+      <w:pPr>
+        <w:rPr>
+          <w:highlight w:val="yellow"/>
+        </w:rPr>
+      </w:pPr>
+    </w:p>
     <w:p>
       <w:pPr>
         <w:pBdr>
           <w:bottom w:val="single" w:sz="6" w:space="1" w:color="1A376C"/>
         </w:pBdr>
         <w:spacing w:before="280" w:after="80"/>
+        <w:rPr>
+          <w:highlight w:val="yellow"/>
+        </w:rPr>
       </w:pPr>
       <w:r>
         <w:rPr>
@@ -615,6 +889,7 @@
           <w:b/>
           <w:color w:val="1A376C"/>
           <w:sz w:val="30"/>
+          <w:highlight w:val="yellow"/>
         </w:rPr>
         <w:t>OPCIÓN B — LIGA DE ESPORTS "CYBERLEAGUE PRO"</w:t>
       </w:r>
@@ -622,6 +897,9 @@
     <w:p>
       <w:pPr>
         <w:spacing w:before="200" w:after="40"/>
+        <w:rPr>
+          <w:highlight w:val="yellow"/>
+        </w:rPr>
       </w:pPr>
       <w:r>
         <w:rPr>
@@ -629,6 +907,7 @@
           <w:b/>
           <w:color w:val="215CA0"/>
           <w:sz w:val="24"/>
+          <w:highlight w:val="yellow"/>
         </w:rPr>
         <w:t>La historia</w:t>
       </w:r>
@@ -636,30 +915,58 @@
     <w:p>
       <w:pPr>
         <w:spacing w:after="80"/>
-      </w:pPr>
-      <w:r>
-        <w:rPr>
-          <w:rFonts w:ascii="Calibri" w:hAnsi="Calibri"/>
+        <w:rPr>
+          <w:highlight w:val="yellow"/>
+        </w:rPr>
+      </w:pPr>
+      <w:r>
+        <w:rPr>
+          <w:rFonts w:ascii="Calibri" w:hAnsi="Calibri"/>
+          <w:highlight w:val="yellow"/>
         </w:rPr>
         <w:lastRenderedPageBreak/>
-        <w:t>La CyberLeague Pro es una de las ligas de eSports con más crecimiento del momento. Tras dos temporadas, la liga necesita publicar las estadísticas oficiales en su web y compartir los datos con patrocinadores e inversores.</w:t>
+        <w:t xml:space="preserve">La CyberLeague Pro es una de las ligas de eSports con más crecimiento del momento. Tras dos temporadas, la liga </w:t>
+      </w:r>
+      <w:r>
+        <w:rPr>
+          <w:rFonts w:ascii="Calibri" w:hAnsi="Calibri"/>
+          <w:highlight w:val="yellow"/>
+        </w:rPr>
+        <w:t>necesita publicar las estadísticas oficiales en su web y compartir los datos con patrocinadores e inversores.</w:t>
       </w:r>
     </w:p>
     <w:p>
       <w:pPr>
         <w:spacing w:after="80"/>
-      </w:pPr>
-      <w:r>
-        <w:rPr>
-          <w:rFonts w:ascii="Calibri" w:hAnsi="Calibri"/>
-        </w:rPr>
-        <w:t>Los datos los han ido recogiendo diferentes personas: árbitros, managers, el equipo de comunicación y el departamento financiero, cada uno con su propio criterio. El resultado: jugadores duplicados, equipos con nombres distintos en cada fichero, partidas con resultados imposibles y premios que no cuadran.</w:t>
-      </w:r>
-    </w:p>
-    <w:p>
-      <w:r>
-        <w:rPr>
-          <w:rFonts w:ascii="Calibri" w:hAnsi="Calibri"/>
+        <w:rPr>
+          <w:highlight w:val="yellow"/>
+        </w:rPr>
+      </w:pPr>
+      <w:r>
+        <w:rPr>
+          <w:rFonts w:ascii="Calibri" w:hAnsi="Calibri"/>
+          <w:highlight w:val="yellow"/>
+        </w:rPr>
+        <w:t xml:space="preserve">Los datos los han ido recogiendo diferentes personas: árbitros, managers, el equipo de comunicación y el departamento financiero, cada uno con su </w:t>
+      </w:r>
+      <w:r>
+        <w:rPr>
+          <w:rFonts w:ascii="Calibri" w:hAnsi="Calibri"/>
+          <w:highlight w:val="yellow"/>
+        </w:rPr>
+        <w:t>propio criterio. El resultado: jugadores duplicados, equipos con nombres distintos en cada fichero, partidas con resultados imposibles y premios que no cuadran.</w:t>
+      </w:r>
+    </w:p>
+    <w:p>
+      <w:pPr>
+        <w:rPr>
+          <w:highlight w:val="yellow"/>
+        </w:rPr>
+      </w:pPr>
+      <w:r>
+        <w:rPr>
+          <w:rFonts w:ascii="Calibri" w:hAnsi="Calibri"/>
+          <w:highlight w:val="yellow"/>
         </w:rPr>
         <w:t xml:space="preserve">Laura, directora de operaciones, te ha contratado: </w:t>
       </w:r>
@@ -668,13 +975,26 @@
           <w:rFonts w:ascii="Calibri" w:hAnsi="Calibri"/>
           <w:i/>
           <w:color w:val="1A376C"/>
-        </w:rPr>
-        <w:t>"Nos jugamos la credibilidad de la liga. Si publicamos estos datos así, los equipos van a protestar, los patrocinadores van a desconfiar y la prensa nos va a crucificar. Necesito que todo esté impecable."</w:t>
+          <w:highlight w:val="yellow"/>
+        </w:rPr>
+        <w:t xml:space="preserve">"Nos jugamos la credibilidad de la liga. Si </w:t>
+      </w:r>
+      <w:r>
+        <w:rPr>
+          <w:rFonts w:ascii="Calibri" w:hAnsi="Calibri"/>
+          <w:i/>
+          <w:color w:val="1A376C"/>
+          <w:highlight w:val="yellow"/>
+        </w:rPr>
+        <w:t>publicamos estos datos así, los equipos van a protestar, los patrocinadores van a desconfiar y la prensa nos va a crucificar. Necesito que todo esté impecable."</w:t>
       </w:r>
     </w:p>
     <w:p>
       <w:pPr>
         <w:spacing w:before="200" w:after="40"/>
+        <w:rPr>
+          <w:highlight w:val="yellow"/>
+        </w:rPr>
       </w:pPr>
       <w:r>
         <w:rPr>
@@ -682,6 +1002,7 @@
           <w:b/>
           <w:color w:val="215CA0"/>
           <w:sz w:val="24"/>
+          <w:highlight w:val="yellow"/>
         </w:rPr>
         <w:t>Los ficheros  (carpeta opcion_B_esports/datos/)</w:t>
       </w:r>
@@ -710,6 +1031,9 @@
           <w:p>
             <w:pPr>
               <w:jc w:val="center"/>
+              <w:rPr>
+                <w:highlight w:val="yellow"/>
+              </w:rPr>
             </w:pPr>
             <w:r>
               <w:rPr>
@@ -717,6 +1041,7 @@
                 <w:b/>
                 <w:color w:val="FFFFFF"/>
                 <w:sz w:val="20"/>
+                <w:highlight w:val="yellow"/>
               </w:rPr>
               <w:t>Fichero</w:t>
             </w:r>
@@ -730,6 +1055,9 @@
           <w:p>
             <w:pPr>
               <w:jc w:val="center"/>
+              <w:rPr>
+                <w:highlight w:val="yellow"/>
+              </w:rPr>
             </w:pPr>
             <w:r>
               <w:rPr>
@@ -737,6 +1065,7 @@
                 <w:b/>
                 <w:color w:val="FFFFFF"/>
                 <w:sz w:val="20"/>
+                <w:highlight w:val="yellow"/>
               </w:rPr>
               <w:t>Contenido</w:t>
             </w:r>
@@ -750,6 +1079,9 @@
           <w:p>
             <w:pPr>
               <w:jc w:val="center"/>
+              <w:rPr>
+                <w:highlight w:val="yellow"/>
+              </w:rPr>
             </w:pPr>
             <w:r>
               <w:rPr>
@@ -757,6 +1089,7 @@
                 <w:b/>
                 <w:color w:val="FFFFFF"/>
                 <w:sz w:val="20"/>
+                <w:highlight w:val="yellow"/>
               </w:rPr>
               <w:t>Registros aprox.</w:t>
             </w:r>
@@ -773,12 +1106,26 @@
             <w:shd w:val="clear" w:color="auto" w:fill="FFFFFF"/>
           </w:tcPr>
           <w:p>
+            <w:pPr>
+              <w:rPr>
+                <w:highlight w:val="yellow"/>
+              </w:rPr>
+            </w:pPr>
             <w:r>
               <w:rPr>
                 <w:rFonts w:ascii="Calibri" w:hAnsi="Calibri"/>
                 <w:sz w:val="20"/>
+                <w:highlight w:val="yellow"/>
               </w:rPr>
-              <w:t>jugadores.csv</w:t>
+              <w:t>jugadores.c</w:t>
+            </w:r>
+            <w:r>
+              <w:rPr>
+                <w:rFonts w:ascii="Calibri" w:hAnsi="Calibri"/>
+                <w:sz w:val="20"/>
+                <w:highlight w:val="yellow"/>
+              </w:rPr>
+              <w:t>sv</w:t>
             </w:r>
           </w:p>
         </w:tc>
@@ -788,10 +1135,16 @@
             <w:shd w:val="clear" w:color="auto" w:fill="FFFFFF"/>
           </w:tcPr>
           <w:p>
+            <w:pPr>
+              <w:rPr>
+                <w:highlight w:val="yellow"/>
+              </w:rPr>
+            </w:pPr>
             <w:r>
               <w:rPr>
                 <w:rFonts w:ascii="Calibri" w:hAnsi="Calibri"/>
                 <w:sz w:val="20"/>
+                <w:highlight w:val="yellow"/>
               </w:rPr>
               <w:t>Jugadores de la liga: gamertag, edad, equipo, rol y salario.</w:t>
             </w:r>
@@ -803,10 +1156,16 @@
             <w:shd w:val="clear" w:color="auto" w:fill="FFFFFF"/>
           </w:tcPr>
           <w:p>
+            <w:pPr>
+              <w:rPr>
+                <w:highlight w:val="yellow"/>
+              </w:rPr>
+            </w:pPr>
             <w:r>
               <w:rPr>
                 <w:rFonts w:ascii="Calibri" w:hAnsi="Calibri"/>
                 <w:sz w:val="20"/>
+                <w:highlight w:val="yellow"/>
               </w:rPr>
               <w:t>~250 filas</w:t>
             </w:r>
@@ -823,10 +1182,16 @@
             <w:shd w:val="clear" w:color="auto" w:fill="EEF3FA"/>
           </w:tcPr>
           <w:p>
+            <w:pPr>
+              <w:rPr>
+                <w:highlight w:val="yellow"/>
+              </w:rPr>
+            </w:pPr>
             <w:r>
               <w:rPr>
                 <w:rFonts w:ascii="Calibri" w:hAnsi="Calibri"/>
                 <w:sz w:val="20"/>
+                <w:highlight w:val="yellow"/>
               </w:rPr>
               <w:t>equipos.xlsx</w:t>
             </w:r>
@@ -838,10 +1203,16 @@
             <w:shd w:val="clear" w:color="auto" w:fill="EEF3FA"/>
           </w:tcPr>
           <w:p>
+            <w:pPr>
+              <w:rPr>
+                <w:highlight w:val="yellow"/>
+              </w:rPr>
+            </w:pPr>
             <w:r>
               <w:rPr>
                 <w:rFonts w:ascii="Calibri" w:hAnsi="Calibri"/>
                 <w:sz w:val="20"/>
+                <w:highlight w:val="yellow"/>
               </w:rPr>
               <w:t>Equipos (hoja 1) y staff técnico (hoja 2).</w:t>
             </w:r>
@@ -853,10 +1224,16 @@
             <w:shd w:val="clear" w:color="auto" w:fill="EEF3FA"/>
           </w:tcPr>
           <w:p>
+            <w:pPr>
+              <w:rPr>
+                <w:highlight w:val="yellow"/>
+              </w:rPr>
+            </w:pPr>
             <w:r>
               <w:rPr>
                 <w:rFonts w:ascii="Calibri" w:hAnsi="Calibri"/>
                 <w:sz w:val="20"/>
+                <w:highlight w:val="yellow"/>
               </w:rPr>
               <w:t>~90 filas en 2 hojas</w:t>
             </w:r>
@@ -873,10 +1250,16 @@
             <w:shd w:val="clear" w:color="auto" w:fill="FFFFFF"/>
           </w:tcPr>
           <w:p>
+            <w:pPr>
+              <w:rPr>
+                <w:highlight w:val="yellow"/>
+              </w:rPr>
+            </w:pPr>
             <w:r>
               <w:rPr>
                 <w:rFonts w:ascii="Calibri" w:hAnsi="Calibri"/>
                 <w:sz w:val="20"/>
+                <w:highlight w:val="yellow"/>
               </w:rPr>
               <w:t>partidas.json</w:t>
             </w:r>
@@ -888,10 +1271,16 @@
             <w:shd w:val="clear" w:color="auto" w:fill="FFFFFF"/>
           </w:tcPr>
           <w:p>
+            <w:pPr>
+              <w:rPr>
+                <w:highlight w:val="yellow"/>
+              </w:rPr>
+            </w:pPr>
             <w:r>
               <w:rPr>
                 <w:rFonts w:ascii="Calibri" w:hAnsi="Calibri"/>
                 <w:sz w:val="20"/>
+                <w:highlight w:val="yellow"/>
               </w:rPr>
               <w:t>Resultados de partidas: equipos, mapa, puntuación y torneo.</w:t>
             </w:r>
@@ -903,10 +1292,16 @@
             <w:shd w:val="clear" w:color="auto" w:fill="FFFFFF"/>
           </w:tcPr>
           <w:p>
+            <w:pPr>
+              <w:rPr>
+                <w:highlight w:val="yellow"/>
+              </w:rPr>
+            </w:pPr>
             <w:r>
               <w:rPr>
                 <w:rFonts w:ascii="Calibri" w:hAnsi="Calibri"/>
                 <w:sz w:val="20"/>
+                <w:highlight w:val="yellow"/>
               </w:rPr>
               <w:t>~400 entradas</w:t>
             </w:r>
@@ -923,10 +1318,16 @@
             <w:shd w:val="clear" w:color="auto" w:fill="EEF3FA"/>
           </w:tcPr>
           <w:p>
+            <w:pPr>
+              <w:rPr>
+                <w:highlight w:val="yellow"/>
+              </w:rPr>
+            </w:pPr>
             <w:r>
               <w:rPr>
                 <w:rFonts w:ascii="Calibri" w:hAnsi="Calibri"/>
                 <w:sz w:val="20"/>
+                <w:highlight w:val="yellow"/>
               </w:rPr>
               <w:t>premios.csv</w:t>
             </w:r>
@@ -938,10 +1339,16 @@
             <w:shd w:val="clear" w:color="auto" w:fill="EEF3FA"/>
           </w:tcPr>
           <w:p>
+            <w:pPr>
+              <w:rPr>
+                <w:highlight w:val="yellow"/>
+              </w:rPr>
+            </w:pPr>
             <w:r>
               <w:rPr>
                 <w:rFonts w:ascii="Calibri" w:hAnsi="Calibri"/>
                 <w:sz w:val="20"/>
+                <w:highlight w:val="yellow"/>
               </w:rPr>
               <w:t>Premios de torneos: equipo, posición y cuantía económica.</w:t>
             </w:r>
@@ -953,10 +1360,16 @@
             <w:shd w:val="clear" w:color="auto" w:fill="EEF3FA"/>
           </w:tcPr>
           <w:p>
+            <w:pPr>
+              <w:rPr>
+                <w:highlight w:val="yellow"/>
+              </w:rPr>
+            </w:pPr>
             <w:r>
               <w:rPr>
                 <w:rFonts w:ascii="Calibri" w:hAnsi="Calibri"/>
                 <w:sz w:val="20"/>
+                <w:highlight w:val="yellow"/>
               </w:rPr>
               <w:t>~150 filas</w:t>
             </w:r>
@@ -964,9 +1377,23 @@
         </w:tc>
       </w:tr>
     </w:tbl>
-    <w:p/>
-    <w:p>
-      <w:r>
+    <w:p>
+      <w:pPr>
+        <w:rPr>
+          <w:highlight w:val="yellow"/>
+        </w:rPr>
+      </w:pPr>
+    </w:p>
+    <w:p>
+      <w:pPr>
+        <w:rPr>
+          <w:highlight w:val="yellow"/>
+        </w:rPr>
+      </w:pPr>
+      <w:r>
+        <w:rPr>
+          <w:highlight w:val="yellow"/>
+        </w:rPr>
         <w:br w:type="page"/>
       </w:r>
     </w:p>
@@ -976,6 +1403,9 @@
           <w:bottom w:val="single" w:sz="6" w:space="1" w:color="1A376C"/>
         </w:pBdr>
         <w:spacing w:before="280" w:after="80"/>
+        <w:rPr>
+          <w:highlight w:val="yellow"/>
+        </w:rPr>
       </w:pPr>
       <w:r>
         <w:rPr>
@@ -983,6 +1413,7 @@
           <w:b/>
           <w:color w:val="1A376C"/>
           <w:sz w:val="30"/>
+          <w:highlight w:val="yellow"/>
         </w:rPr>
         <w:lastRenderedPageBreak/>
         <w:t>ESTRUCTURA DE ENTREGA</w:t>
@@ -991,10 +1422,14 @@
     <w:p>
       <w:pPr>
         <w:spacing w:after="80"/>
-      </w:pPr>
-      <w:r>
-        <w:rPr>
-          <w:rFonts w:ascii="Calibri" w:hAnsi="Calibri"/>
+        <w:rPr>
+          <w:highlight w:val="yellow"/>
+        </w:rPr>
+      </w:pPr>
+      <w:r>
+        <w:rPr>
+          <w:rFonts w:ascii="Calibri" w:hAnsi="Calibri"/>
+          <w:highlight w:val="yellow"/>
         </w:rPr>
         <w:t>Tu carpeta de entrega debe tener exactamente esta estructura:</w:t>
       </w:r>
@@ -1004,12 +1439,16 @@
         <w:shd w:val="clear" w:color="auto" w:fill="F0F0F0"/>
         <w:spacing w:after="40"/>
         <w:ind w:left="567" w:right="567"/>
+        <w:rPr>
+          <w:highlight w:val="yellow"/>
+        </w:rPr>
       </w:pPr>
       <w:r>
         <w:rPr>
           <w:rFonts w:ascii="Courier New" w:hAnsi="Courier New"/>
           <w:color w:val="1A1A2E"/>
           <w:sz w:val="19"/>
+          <w:highlight w:val="yellow"/>
         </w:rPr>
         <w:t>opcion_X/</w:t>
       </w:r>
@@ -1019,12 +1458,16 @@
         <w:shd w:val="clear" w:color="auto" w:fill="F0F0F0"/>
         <w:spacing w:after="40"/>
         <w:ind w:left="567" w:right="567"/>
+        <w:rPr>
+          <w:highlight w:val="yellow"/>
+        </w:rPr>
       </w:pPr>
       <w:r>
         <w:rPr>
           <w:rFonts w:ascii="Courier New" w:hAnsi="Courier New"/>
           <w:color w:val="1A1A2E"/>
           <w:sz w:val="19"/>
+          <w:highlight w:val="yellow"/>
         </w:rPr>
         <w:t xml:space="preserve">├── </w:t>
       </w:r>
@@ -1034,6 +1477,7 @@
           <w:rFonts w:ascii="Courier New" w:hAnsi="Courier New"/>
           <w:color w:val="1A1A2E"/>
           <w:sz w:val="19"/>
+          <w:highlight w:val="yellow"/>
         </w:rPr>
         <w:t>datos</w:t>
       </w:r>
@@ -1043,6 +1487,7 @@
           <w:rFonts w:ascii="Courier New" w:hAnsi="Courier New"/>
           <w:color w:val="1A1A2E"/>
           <w:sz w:val="19"/>
+          <w:highlight w:val="yellow"/>
         </w:rPr>
         <w:t xml:space="preserve">/                ← </w:t>
       </w:r>
@@ -1052,6 +1497,7 @@
           <w:rFonts w:ascii="Courier New" w:hAnsi="Courier New"/>
           <w:color w:val="1A1A2E"/>
           <w:sz w:val="19"/>
+          <w:highlight w:val="yellow"/>
         </w:rPr>
         <w:t>Ficheros</w:t>
       </w:r>
@@ -1061,6 +1507,7 @@
           <w:rFonts w:ascii="Courier New" w:hAnsi="Courier New"/>
           <w:color w:val="1A1A2E"/>
           <w:sz w:val="19"/>
+          <w:highlight w:val="yellow"/>
         </w:rPr>
         <w:t xml:space="preserve"> </w:t>
       </w:r>
@@ -1070,6 +1517,7 @@
           <w:rFonts w:ascii="Courier New" w:hAnsi="Courier New"/>
           <w:color w:val="1A1A2E"/>
           <w:sz w:val="19"/>
+          <w:highlight w:val="yellow"/>
         </w:rPr>
         <w:t>originales</w:t>
       </w:r>
@@ -1079,6 +1527,7 @@
           <w:rFonts w:ascii="Courier New" w:hAnsi="Courier New"/>
           <w:color w:val="1A1A2E"/>
           <w:sz w:val="19"/>
+          <w:highlight w:val="yellow"/>
         </w:rPr>
         <w:t xml:space="preserve"> (NO los modifiques)</w:t>
       </w:r>
@@ -1088,14 +1537,27 @@
         <w:shd w:val="clear" w:color="auto" w:fill="F0F0F0"/>
         <w:spacing w:after="40"/>
         <w:ind w:left="567" w:right="567"/>
+        <w:rPr>
+          <w:highlight w:val="yellow"/>
+        </w:rPr>
       </w:pPr>
       <w:r>
         <w:rPr>
           <w:rFonts w:ascii="Courier New" w:hAnsi="Courier New"/>
           <w:color w:val="1A1A2E"/>
           <w:sz w:val="19"/>
-        </w:rPr>
-        <w:t>│   └── (ficheros originales tal como los recibiste)</w:t>
+          <w:highlight w:val="yellow"/>
+        </w:rPr>
+        <w:t xml:space="preserve">│   └── (ficheros </w:t>
+      </w:r>
+      <w:r>
+        <w:rPr>
+          <w:rFonts w:ascii="Courier New" w:hAnsi="Courier New"/>
+          <w:color w:val="1A1A2E"/>
+          <w:sz w:val="19"/>
+          <w:highlight w:val="yellow"/>
+        </w:rPr>
+        <w:t>originales tal como los recibiste)</w:t>
       </w:r>
     </w:p>
     <w:p>
@@ -1103,12 +1565,16 @@
         <w:shd w:val="clear" w:color="auto" w:fill="F0F0F0"/>
         <w:spacing w:after="40"/>
         <w:ind w:left="567" w:right="567"/>
+        <w:rPr>
+          <w:highlight w:val="yellow"/>
+        </w:rPr>
       </w:pPr>
       <w:r>
         <w:rPr>
           <w:rFonts w:ascii="Courier New" w:hAnsi="Courier New"/>
           <w:color w:val="1A1A2E"/>
           <w:sz w:val="19"/>
+          <w:highlight w:val="yellow"/>
         </w:rPr>
         <w:t>│</w:t>
       </w:r>
@@ -1118,12 +1584,16 @@
         <w:shd w:val="clear" w:color="auto" w:fill="F0F0F0"/>
         <w:spacing w:after="40"/>
         <w:ind w:left="567" w:right="567"/>
+        <w:rPr>
+          <w:highlight w:val="yellow"/>
+        </w:rPr>
       </w:pPr>
       <w:r>
         <w:rPr>
           <w:rFonts w:ascii="Courier New" w:hAnsi="Courier New"/>
           <w:color w:val="1A1A2E"/>
           <w:sz w:val="19"/>
+          <w:highlight w:val="yellow"/>
         </w:rPr>
         <w:t>├── datos_limpios/             ← Generados por tu código</w:t>
       </w:r>
@@ -1133,12 +1603,16 @@
         <w:shd w:val="clear" w:color="auto" w:fill="F0F0F0"/>
         <w:spacing w:after="40"/>
         <w:ind w:left="567" w:right="567"/>
+        <w:rPr>
+          <w:highlight w:val="yellow"/>
+        </w:rPr>
       </w:pPr>
       <w:r>
         <w:rPr>
           <w:rFonts w:ascii="Courier New" w:hAnsi="Courier New"/>
           <w:color w:val="1A1A2E"/>
           <w:sz w:val="19"/>
+          <w:highlight w:val="yellow"/>
         </w:rPr>
         <w:t>│   ├── artistas_limpio.csv    ← Un CSV por cada fichero original</w:t>
       </w:r>
@@ -1148,12 +1622,16 @@
         <w:shd w:val="clear" w:color="auto" w:fill="F0F0F0"/>
         <w:spacing w:after="40"/>
         <w:ind w:left="567" w:right="567"/>
+        <w:rPr>
+          <w:highlight w:val="yellow"/>
+        </w:rPr>
       </w:pPr>
       <w:r>
         <w:rPr>
           <w:rFonts w:ascii="Courier New" w:hAnsi="Courier New"/>
           <w:color w:val="1A1A2E"/>
           <w:sz w:val="19"/>
+          <w:highlight w:val="yellow"/>
         </w:rPr>
         <w:t>│   ├── ...</w:t>
       </w:r>
@@ -1163,12 +1641,16 @@
         <w:shd w:val="clear" w:color="auto" w:fill="F0F0F0"/>
         <w:spacing w:after="40"/>
         <w:ind w:left="567" w:right="567"/>
+        <w:rPr>
+          <w:highlight w:val="yellow"/>
+        </w:rPr>
       </w:pPr>
       <w:r>
         <w:rPr>
           <w:rFonts w:ascii="Courier New" w:hAnsi="Courier New"/>
           <w:color w:val="1A1A2E"/>
           <w:sz w:val="19"/>
+          <w:highlight w:val="yellow"/>
         </w:rPr>
         <w:t>│   ├── datos_completos.xlsx   ← Excel con todos los datos en hojas separadas</w:t>
       </w:r>
@@ -1178,14 +1660,27 @@
         <w:shd w:val="clear" w:color="auto" w:fill="F0F0F0"/>
         <w:spacing w:after="40"/>
         <w:ind w:left="567" w:right="567"/>
+        <w:rPr>
+          <w:highlight w:val="yellow"/>
+        </w:rPr>
       </w:pPr>
       <w:r>
         <w:rPr>
           <w:rFonts w:ascii="Courier New" w:hAnsi="Courier New"/>
           <w:color w:val="1A1A2E"/>
           <w:sz w:val="19"/>
-        </w:rPr>
-        <w:t>│   └── informe_limpieza.txt   ← Informe del proceso completo</w:t>
+          <w:highlight w:val="yellow"/>
+        </w:rPr>
+        <w:t>│   └─</w:t>
+      </w:r>
+      <w:r>
+        <w:rPr>
+          <w:rFonts w:ascii="Courier New" w:hAnsi="Courier New"/>
+          <w:color w:val="1A1A2E"/>
+          <w:sz w:val="19"/>
+          <w:highlight w:val="yellow"/>
+        </w:rPr>
+        <w:t>─ informe_limpieza.txt   ← Informe del proceso completo</w:t>
       </w:r>
     </w:p>
     <w:p>
@@ -1193,12 +1688,16 @@
         <w:shd w:val="clear" w:color="auto" w:fill="F0F0F0"/>
         <w:spacing w:after="40"/>
         <w:ind w:left="567" w:right="567"/>
+        <w:rPr>
+          <w:highlight w:val="yellow"/>
+        </w:rPr>
       </w:pPr>
       <w:r>
         <w:rPr>
           <w:rFonts w:ascii="Courier New" w:hAnsi="Courier New"/>
           <w:color w:val="1A1A2E"/>
           <w:sz w:val="19"/>
+          <w:highlight w:val="yellow"/>
         </w:rPr>
         <w:t>│</w:t>
       </w:r>
@@ -1208,12 +1707,16 @@
         <w:shd w:val="clear" w:color="auto" w:fill="F0F0F0"/>
         <w:spacing w:after="40"/>
         <w:ind w:left="567" w:right="567"/>
+        <w:rPr>
+          <w:highlight w:val="yellow"/>
+        </w:rPr>
       </w:pPr>
       <w:r>
         <w:rPr>
           <w:rFonts w:ascii="Courier New" w:hAnsi="Courier New"/>
           <w:color w:val="1A1A2E"/>
           <w:sz w:val="19"/>
+          <w:highlight w:val="yellow"/>
         </w:rPr>
         <w:t>├── lib/                       ← Módulos con las funciones organizadas por responsabilidad</w:t>
       </w:r>
@@ -1223,12 +1726,16 @@
         <w:shd w:val="clear" w:color="auto" w:fill="F0F0F0"/>
         <w:spacing w:after="40"/>
         <w:ind w:left="567" w:right="567"/>
+        <w:rPr>
+          <w:highlight w:val="yellow"/>
+        </w:rPr>
       </w:pPr>
       <w:r>
         <w:rPr>
           <w:rFonts w:ascii="Courier New" w:hAnsi="Courier New"/>
           <w:color w:val="1A1A2E"/>
           <w:sz w:val="19"/>
+          <w:highlight w:val="yellow"/>
         </w:rPr>
         <w:t xml:space="preserve">│   ├── carga.py     ← </w:t>
       </w:r>
@@ -1238,6 +1745,7 @@
           <w:rFonts w:ascii="Courier New" w:hAnsi="Courier New"/>
           <w:color w:val="1A1A2E"/>
           <w:sz w:val="19"/>
+          <w:highlight w:val="yellow"/>
         </w:rPr>
         <w:t>Funciones</w:t>
       </w:r>
@@ -1247,6 +1755,7 @@
           <w:rFonts w:ascii="Courier New" w:hAnsi="Courier New"/>
           <w:color w:val="1A1A2E"/>
           <w:sz w:val="19"/>
+          <w:highlight w:val="yellow"/>
         </w:rPr>
         <w:t xml:space="preserve"> para </w:t>
       </w:r>
@@ -1256,6 +1765,7 @@
           <w:rFonts w:ascii="Courier New" w:hAnsi="Courier New"/>
           <w:color w:val="1A1A2E"/>
           <w:sz w:val="19"/>
+          <w:highlight w:val="yellow"/>
         </w:rPr>
         <w:t>cargar</w:t>
       </w:r>
@@ -1265,6 +1775,7 @@
           <w:rFonts w:ascii="Courier New" w:hAnsi="Courier New"/>
           <w:color w:val="1A1A2E"/>
           <w:sz w:val="19"/>
+          <w:highlight w:val="yellow"/>
         </w:rPr>
         <w:t xml:space="preserve"> CSV, Excel, JSON y XML</w:t>
       </w:r>
@@ -1274,12 +1785,16 @@
         <w:shd w:val="clear" w:color="auto" w:fill="F0F0F0"/>
         <w:spacing w:after="40"/>
         <w:ind w:left="567" w:right="567"/>
+        <w:rPr>
+          <w:highlight w:val="yellow"/>
+        </w:rPr>
       </w:pPr>
       <w:r>
         <w:rPr>
           <w:rFonts w:ascii="Courier New" w:hAnsi="Courier New"/>
           <w:color w:val="1A1A2E"/>
           <w:sz w:val="19"/>
+          <w:highlight w:val="yellow"/>
         </w:rPr>
         <w:t xml:space="preserve">│   ├── </w:t>
       </w:r>
@@ -1289,6 +1804,7 @@
           <w:rFonts w:ascii="Courier New" w:hAnsi="Courier New"/>
           <w:color w:val="1A1A2E"/>
           <w:sz w:val="19"/>
+          <w:highlight w:val="yellow"/>
         </w:rPr>
         <w:t>limpieza.py  ←</w:t>
       </w:r>
@@ -1298,6 +1814,7 @@
           <w:rFonts w:ascii="Courier New" w:hAnsi="Courier New"/>
           <w:color w:val="1A1A2E"/>
           <w:sz w:val="19"/>
+          <w:highlight w:val="yellow"/>
         </w:rPr>
         <w:t xml:space="preserve"> </w:t>
       </w:r>
@@ -1307,6 +1824,7 @@
           <w:rFonts w:ascii="Courier New" w:hAnsi="Courier New"/>
           <w:color w:val="1A1A2E"/>
           <w:sz w:val="19"/>
+          <w:highlight w:val="yellow"/>
         </w:rPr>
         <w:t>Funciones</w:t>
       </w:r>
@@ -1316,6 +1834,7 @@
           <w:rFonts w:ascii="Courier New" w:hAnsi="Courier New"/>
           <w:color w:val="1A1A2E"/>
           <w:sz w:val="19"/>
+          <w:highlight w:val="yellow"/>
         </w:rPr>
         <w:t xml:space="preserve"> de </w:t>
       </w:r>
@@ -1325,15 +1844,26 @@
           <w:rFonts w:ascii="Courier New" w:hAnsi="Courier New"/>
           <w:color w:val="1A1A2E"/>
           <w:sz w:val="19"/>
-        </w:rPr>
-        <w:t>limpieza</w:t>
-      </w:r>
-      <w:proofErr w:type="spellEnd"/>
+          <w:highlight w:val="yellow"/>
+        </w:rPr>
+        <w:t>lim</w:t>
+      </w:r>
       <w:r>
         <w:rPr>
           <w:rFonts w:ascii="Courier New" w:hAnsi="Courier New"/>
           <w:color w:val="1A1A2E"/>
           <w:sz w:val="19"/>
+          <w:highlight w:val="yellow"/>
+        </w:rPr>
+        <w:t>pieza</w:t>
+      </w:r>
+      <w:proofErr w:type="spellEnd"/>
+      <w:r>
+        <w:rPr>
+          <w:rFonts w:ascii="Courier New" w:hAnsi="Courier New"/>
+          <w:color w:val="1A1A2E"/>
+          <w:sz w:val="19"/>
+          <w:highlight w:val="yellow"/>
         </w:rPr>
         <w:t xml:space="preserve"> de texto, números, fechas y categorías</w:t>
       </w:r>
@@ -1343,12 +1873,16 @@
         <w:shd w:val="clear" w:color="auto" w:fill="F0F0F0"/>
         <w:spacing w:after="40"/>
         <w:ind w:left="567" w:right="567"/>
+        <w:rPr>
+          <w:highlight w:val="yellow"/>
+        </w:rPr>
       </w:pPr>
       <w:r>
         <w:rPr>
           <w:rFonts w:ascii="Courier New" w:hAnsi="Courier New"/>
           <w:color w:val="1A1A2E"/>
           <w:sz w:val="19"/>
+          <w:highlight w:val="yellow"/>
         </w:rPr>
         <w:t xml:space="preserve">│   ├── auditoria.py ← </w:t>
       </w:r>
@@ -1358,6 +1892,7 @@
           <w:rFonts w:ascii="Courier New" w:hAnsi="Courier New"/>
           <w:color w:val="1A1A2E"/>
           <w:sz w:val="19"/>
+          <w:highlight w:val="yellow"/>
         </w:rPr>
         <w:t>Funciones</w:t>
       </w:r>
@@ -1367,8 +1902,29 @@
           <w:rFonts w:ascii="Courier New" w:hAnsi="Courier New"/>
           <w:color w:val="1A1A2E"/>
           <w:sz w:val="19"/>
-        </w:rPr>
-        <w:t xml:space="preserve"> de análisis y detección de problemas</w:t>
+          <w:highlight w:val="yellow"/>
+        </w:rPr>
+        <w:t xml:space="preserve"> de </w:t>
+      </w:r>
+      <w:proofErr w:type="spellStart"/>
+      <w:r>
+        <w:rPr>
+          <w:rFonts w:ascii="Courier New" w:hAnsi="Courier New"/>
+          <w:color w:val="1A1A2E"/>
+          <w:sz w:val="19"/>
+          <w:highlight w:val="yellow"/>
+        </w:rPr>
+        <w:t>análisis</w:t>
+      </w:r>
+      <w:proofErr w:type="spellEnd"/>
+      <w:r>
+        <w:rPr>
+          <w:rFonts w:ascii="Courier New" w:hAnsi="Courier New"/>
+          <w:color w:val="1A1A2E"/>
+          <w:sz w:val="19"/>
+          <w:highlight w:val="yellow"/>
+        </w:rPr>
+        <w:t xml:space="preserve"> y detección de problemas</w:t>
       </w:r>
     </w:p>
     <w:p>
@@ -1376,12 +1932,16 @@
         <w:shd w:val="clear" w:color="auto" w:fill="F0F0F0"/>
         <w:spacing w:after="40"/>
         <w:ind w:left="567" w:right="567"/>
+        <w:rPr>
+          <w:highlight w:val="yellow"/>
+        </w:rPr>
       </w:pPr>
       <w:r>
         <w:rPr>
           <w:rFonts w:ascii="Courier New" w:hAnsi="Courier New"/>
           <w:color w:val="1A1A2E"/>
           <w:sz w:val="19"/>
+          <w:highlight w:val="yellow"/>
         </w:rPr>
         <w:t>│   └── exportacion.py  ← Funciones para generar los ficheros de salida</w:t>
       </w:r>
@@ -1391,12 +1951,16 @@
         <w:shd w:val="clear" w:color="auto" w:fill="F0F0F0"/>
         <w:spacing w:after="40"/>
         <w:ind w:left="567" w:right="567"/>
+        <w:rPr>
+          <w:highlight w:val="yellow"/>
+        </w:rPr>
       </w:pPr>
       <w:r>
         <w:rPr>
           <w:rFonts w:ascii="Courier New" w:hAnsi="Courier New"/>
           <w:color w:val="1A1A2E"/>
           <w:sz w:val="19"/>
+          <w:highlight w:val="yellow"/>
         </w:rPr>
         <w:t>│</w:t>
       </w:r>
@@ -1406,25 +1970,49 @@
         <w:shd w:val="clear" w:color="auto" w:fill="F0F0F0"/>
         <w:spacing w:after="40"/>
         <w:ind w:left="567" w:right="567"/>
+        <w:rPr>
+          <w:highlight w:val="yellow"/>
+        </w:rPr>
       </w:pPr>
       <w:r>
         <w:rPr>
           <w:rFonts w:ascii="Courier New" w:hAnsi="Courier New"/>
           <w:color w:val="1A1A2E"/>
           <w:sz w:val="19"/>
-        </w:rPr>
-        <w:t>└── main.py                    ← Flujo principal: importa los módulos y orquesta el proceso</w:t>
+          <w:highlight w:val="yellow"/>
+        </w:rPr>
+        <w:t>└── main.py                    ← Flujo principal: importa los módul</w:t>
+      </w:r>
+      <w:r>
+        <w:rPr>
+          <w:rFonts w:ascii="Courier New" w:hAnsi="Courier New"/>
+          <w:color w:val="1A1A2E"/>
+          <w:sz w:val="19"/>
+          <w:highlight w:val="yellow"/>
+        </w:rPr>
+        <w:t>os y orquesta el proceso</w:t>
       </w:r>
     </w:p>
     <w:p>
       <w:pPr>
         <w:spacing w:after="80"/>
-      </w:pPr>
-      <w:r>
-        <w:rPr>
-          <w:rFonts w:ascii="Calibri" w:hAnsi="Calibri"/>
-        </w:rPr>
-        <w:t>La carpeta lib/ separa el código por responsabilidad: cada fichero agrupa las funciones relacionadas con una misma tarea. El fichero main.py únicamente importa esos módulos y ejecuta el flujo completo. Este patrón es el mismo que hemos usado en los ejercicios del curso.</w:t>
+        <w:rPr>
+          <w:highlight w:val="yellow"/>
+        </w:rPr>
+      </w:pPr>
+      <w:r>
+        <w:rPr>
+          <w:rFonts w:ascii="Calibri" w:hAnsi="Calibri"/>
+          <w:highlight w:val="yellow"/>
+        </w:rPr>
+        <w:t>La carpeta lib/ separa el código por responsabilidad: cada fichero agrupa las funciones relacionadas con una misma tarea. El fichero main.py únicamente importa esos módulos y ejecuta el flujo completo. Este patrón es el mismo que h</w:t>
+      </w:r>
+      <w:r>
+        <w:rPr>
+          <w:rFonts w:ascii="Calibri" w:hAnsi="Calibri"/>
+          <w:highlight w:val="yellow"/>
+        </w:rPr>
+        <w:t>emos usado en los ejercicios del curso.</w:t>
       </w:r>
     </w:p>
     <w:p>
@@ -1432,14 +2020,27 @@
         <w:shd w:val="clear" w:color="auto" w:fill="E8F5EC"/>
         <w:spacing w:after="20"/>
         <w:ind w:left="454" w:right="454"/>
+        <w:rPr>
+          <w:highlight w:val="yellow"/>
+        </w:rPr>
       </w:pPr>
       <w:r>
         <w:rPr>
           <w:rFonts w:ascii="Calibri" w:hAnsi="Calibri"/>
           <w:color w:val="1E6B42"/>
           <w:sz w:val="20"/>
-        </w:rPr>
-        <w:t>💡 Cómo importar tus módulos desde main.py:</w:t>
+          <w:highlight w:val="yellow"/>
+        </w:rPr>
+        <w:t>💡</w:t>
+      </w:r>
+      <w:r>
+        <w:rPr>
+          <w:rFonts w:ascii="Calibri" w:hAnsi="Calibri"/>
+          <w:color w:val="1E6B42"/>
+          <w:sz w:val="20"/>
+          <w:highlight w:val="yellow"/>
+        </w:rPr>
+        <w:t xml:space="preserve"> Cómo importar tus módulos desde main.py:</w:t>
       </w:r>
     </w:p>
     <w:p>
@@ -1447,6 +2048,9 @@
         <w:shd w:val="clear" w:color="auto" w:fill="E8F5EC"/>
         <w:spacing w:after="20"/>
         <w:ind w:left="454" w:right="454"/>
+        <w:rPr>
+          <w:highlight w:val="yellow"/>
+        </w:rPr>
       </w:pPr>
       <w:r>
         <w:rPr>
@@ -1454,6 +2058,7 @@
           <w:i/>
           <w:color w:val="1E6B42"/>
           <w:sz w:val="20"/>
+          <w:highlight w:val="yellow"/>
         </w:rPr>
         <w:t xml:space="preserve">    from lib.carga      import cargar_csv, cargar_excel, cargar_json, cargar_xml</w:t>
       </w:r>
@@ -1463,6 +2068,9 @@
         <w:shd w:val="clear" w:color="auto" w:fill="E8F5EC"/>
         <w:spacing w:after="20"/>
         <w:ind w:left="454" w:right="454"/>
+        <w:rPr>
+          <w:highlight w:val="yellow"/>
+        </w:rPr>
       </w:pPr>
       <w:r>
         <w:rPr>
@@ -1470,6 +2078,7 @@
           <w:i/>
           <w:color w:val="1E6B42"/>
           <w:sz w:val="20"/>
+          <w:highlight w:val="yellow"/>
         </w:rPr>
         <w:t xml:space="preserve">    from lib.auditoria  import auditar_fichero</w:t>
       </w:r>
@@ -1479,6 +2088,9 @@
         <w:shd w:val="clear" w:color="auto" w:fill="E8F5EC"/>
         <w:spacing w:after="20"/>
         <w:ind w:left="454" w:right="454"/>
+        <w:rPr>
+          <w:highlight w:val="yellow"/>
+        </w:rPr>
       </w:pPr>
       <w:r>
         <w:rPr>
@@ -1486,6 +2098,7 @@
           <w:i/>
           <w:color w:val="1E6B42"/>
           <w:sz w:val="20"/>
+          <w:highlight w:val="yellow"/>
         </w:rPr>
         <w:t xml:space="preserve">    from lib.limpieza   import limpiar_texto, normalizar_fecha, normalizar_categoria</w:t>
       </w:r>
@@ -1495,6 +2108,9 @@
         <w:shd w:val="clear" w:color="auto" w:fill="E8F5EC"/>
         <w:spacing w:after="20"/>
         <w:ind w:left="454" w:right="454"/>
+        <w:rPr>
+          <w:highlight w:val="yellow"/>
+        </w:rPr>
       </w:pPr>
       <w:r>
         <w:rPr>
@@ -1502,12 +2118,21 @@
           <w:i/>
           <w:color w:val="1E6B42"/>
           <w:sz w:val="20"/>
+          <w:highlight w:val="yellow"/>
         </w:rPr>
         <w:t xml:space="preserve">    from lib.exportacion import exportar_csv, exportar_excel, generar_informe</w:t>
       </w:r>
     </w:p>
     <w:p>
-      <w:r>
+      <w:pPr>
+        <w:rPr>
+          <w:highlight w:val="yellow"/>
+        </w:rPr>
+      </w:pPr>
+      <w:r>
+        <w:rPr>
+          <w:highlight w:val="yellow"/>
+        </w:rPr>
         <w:br w:type="page"/>
       </w:r>
     </w:p>
@@ -1515,6 +2140,9 @@
       <w:pPr>
         <w:spacing w:before="120" w:after="120"/>
         <w:jc w:val="center"/>
+        <w:rPr>
+          <w:highlight w:val="yellow"/>
+        </w:rPr>
       </w:pPr>
       <w:r>
         <w:rPr>
@@ -1522,6 +2150,7 @@
           <w:b/>
           <w:color w:val="1A376C"/>
           <w:sz w:val="40"/>
+          <w:highlight w:val="yellow"/>
         </w:rPr>
         <w:lastRenderedPageBreak/>
         <w:t>LAS 10 FASES DEL PROYECTO</w:t>
@@ -1530,12 +2159,23 @@
     <w:p>
       <w:pPr>
         <w:spacing w:after="80"/>
-      </w:pPr>
-      <w:r>
-        <w:rPr>
-          <w:rFonts w:ascii="Calibri" w:hAnsi="Calibri"/>
-        </w:rPr>
-        <w:t>Sigue las fases en orden. Cada una produce un resultado visible que puedes verificar antes de pasar a la siguiente. No avances si la fase anterior no funciona correctamente.</w:t>
+        <w:rPr>
+          <w:highlight w:val="yellow"/>
+        </w:rPr>
+      </w:pPr>
+      <w:r>
+        <w:rPr>
+          <w:rFonts w:ascii="Calibri" w:hAnsi="Calibri"/>
+          <w:highlight w:val="yellow"/>
+        </w:rPr>
+        <w:t>Sigue las fases en orden. Cada una produce un resultado visible q</w:t>
+      </w:r>
+      <w:r>
+        <w:rPr>
+          <w:rFonts w:ascii="Calibri" w:hAnsi="Calibri"/>
+          <w:highlight w:val="yellow"/>
+        </w:rPr>
+        <w:t>ue puedes verificar antes de pasar a la siguiente. No avances si la fase anterior no funciona correctamente.</w:t>
       </w:r>
     </w:p>
     <w:p>
@@ -1544,6 +2184,9 @@
           <w:top w:val="single" w:sz="12" w:space="1" w:color="215CA0"/>
         </w:pBdr>
         <w:spacing w:before="320" w:after="80"/>
+        <w:rPr>
+          <w:highlight w:val="yellow"/>
+        </w:rPr>
       </w:pPr>
       <w:r>
         <w:rPr>
@@ -1551,6 +2194,7 @@
           <w:b/>
           <w:color w:val="FFFFFF"/>
           <w:sz w:val="26"/>
+          <w:highlight w:val="yellow"/>
         </w:rPr>
         <w:t xml:space="preserve">FASE 1  </w:t>
       </w:r>
@@ -1560,6 +2204,7 @@
           <w:b/>
           <w:color w:val="1A376C"/>
           <w:sz w:val="26"/>
+          <w:highlight w:val="yellow"/>
         </w:rPr>
         <w:t>EXPLORACIÓN Y CARGA DE DATOS</w:t>
       </w:r>
@@ -1567,6 +2212,9 @@
     <w:p>
       <w:pPr>
         <w:spacing w:before="200" w:after="40"/>
+        <w:rPr>
+          <w:highlight w:val="yellow"/>
+        </w:rPr>
       </w:pPr>
       <w:r>
         <w:rPr>
@@ -1574,6 +2222,7 @@
           <w:b/>
           <w:color w:val="215CA0"/>
           <w:sz w:val="24"/>
+          <w:highlight w:val="yellow"/>
         </w:rPr>
         <w:t>Objetivo</w:t>
       </w:r>
@@ -1581,10 +2230,14 @@
     <w:p>
       <w:pPr>
         <w:spacing w:after="80"/>
-      </w:pPr>
-      <w:r>
-        <w:rPr>
-          <w:rFonts w:ascii="Calibri" w:hAnsi="Calibri"/>
+        <w:rPr>
+          <w:highlight w:val="yellow"/>
+        </w:rPr>
+      </w:pPr>
+      <w:r>
+        <w:rPr>
+          <w:rFonts w:ascii="Calibri" w:hAnsi="Calibri"/>
+          <w:highlight w:val="yellow"/>
         </w:rPr>
         <w:t>Cargar los 4 ficheros en memoria como listas de diccionarios y entender qué contiene cada uno.</w:t>
       </w:r>
@@ -1592,6 +2245,9 @@
     <w:p>
       <w:pPr>
         <w:spacing w:before="200" w:after="40"/>
+        <w:rPr>
+          <w:highlight w:val="yellow"/>
+        </w:rPr>
       </w:pPr>
       <w:r>
         <w:rPr>
@@ -1599,6 +2255,7 @@
           <w:b/>
           <w:color w:val="215CA0"/>
           <w:sz w:val="24"/>
+          <w:highlight w:val="yellow"/>
         </w:rPr>
         <w:t>Tareas</w:t>
       </w:r>
@@ -1607,10 +2264,14 @@
       <w:pPr>
         <w:pStyle w:val="Listaconnmeros"/>
         <w:spacing w:after="60"/>
-      </w:pPr>
-      <w:r>
-        <w:rPr>
-          <w:rFonts w:ascii="Calibri" w:hAnsi="Calibri"/>
+        <w:rPr>
+          <w:highlight w:val="yellow"/>
+        </w:rPr>
+      </w:pPr>
+      <w:r>
+        <w:rPr>
+          <w:rFonts w:ascii="Calibri" w:hAnsi="Calibri"/>
+          <w:highlight w:val="yellow"/>
         </w:rPr>
         <w:t>Crea la estructura de carpetas del proyecto: main.py en la raíz y la carpeta lib/ con los ficheros carga.py, limpieza.py, auditoria.py y exportacion.py.</w:t>
       </w:r>
@@ -1619,10 +2280,14 @@
       <w:pPr>
         <w:pStyle w:val="Listaconnmeros"/>
         <w:spacing w:after="60"/>
-      </w:pPr>
-      <w:r>
-        <w:rPr>
-          <w:rFonts w:ascii="Calibri" w:hAnsi="Calibri"/>
+        <w:rPr>
+          <w:highlight w:val="yellow"/>
+        </w:rPr>
+      </w:pPr>
+      <w:r>
+        <w:rPr>
+          <w:rFonts w:ascii="Calibri" w:hAnsi="Calibri"/>
+          <w:highlight w:val="yellow"/>
         </w:rPr>
         <w:t>Crea una función de carga para cada formato en lib/carga.py:</w:t>
       </w:r>
@@ -1632,10 +2297,14 @@
         <w:pStyle w:val="Listaconvietas"/>
         <w:spacing w:after="40"/>
         <w:ind w:left="1020"/>
-      </w:pPr>
-      <w:r>
-        <w:rPr>
-          <w:rFonts w:ascii="Calibri" w:hAnsi="Calibri"/>
+        <w:rPr>
+          <w:highlight w:val="yellow"/>
+        </w:rPr>
+      </w:pPr>
+      <w:r>
+        <w:rPr>
+          <w:rFonts w:ascii="Calibri" w:hAnsi="Calibri"/>
+          <w:highlight w:val="yellow"/>
         </w:rPr>
         <w:t>cargar_csv(ruta) → lista de diccionarios</w:t>
       </w:r>
@@ -1645,10 +2314,14 @@
         <w:pStyle w:val="Listaconvietas"/>
         <w:spacing w:after="40"/>
         <w:ind w:left="1020"/>
-      </w:pPr>
-      <w:r>
-        <w:rPr>
-          <w:rFonts w:ascii="Calibri" w:hAnsi="Calibri"/>
+        <w:rPr>
+          <w:highlight w:val="yellow"/>
+        </w:rPr>
+      </w:pPr>
+      <w:r>
+        <w:rPr>
+          <w:rFonts w:ascii="Calibri" w:hAnsi="Calibri"/>
+          <w:highlight w:val="yellow"/>
         </w:rPr>
         <w:t>cargar_excel(ruta) → lista de diccionarios  (usa openpyxl)</w:t>
       </w:r>
@@ -1658,10 +2331,14 @@
         <w:pStyle w:val="Listaconvietas"/>
         <w:spacing w:after="40"/>
         <w:ind w:left="1020"/>
-      </w:pPr>
-      <w:r>
-        <w:rPr>
-          <w:rFonts w:ascii="Calibri" w:hAnsi="Calibri"/>
+        <w:rPr>
+          <w:highlight w:val="yellow"/>
+        </w:rPr>
+      </w:pPr>
+      <w:r>
+        <w:rPr>
+          <w:rFonts w:ascii="Calibri" w:hAnsi="Calibri"/>
+          <w:highlight w:val="yellow"/>
         </w:rPr>
         <w:t>cargar_json(ruta) → lista de diccionarios</w:t>
       </w:r>
@@ -1671,10 +2348,14 @@
         <w:pStyle w:val="Listaconvietas"/>
         <w:spacing w:after="40"/>
         <w:ind w:left="1020"/>
-      </w:pPr>
-      <w:r>
-        <w:rPr>
-          <w:rFonts w:ascii="Calibri" w:hAnsi="Calibri"/>
+        <w:rPr>
+          <w:highlight w:val="yellow"/>
+        </w:rPr>
+      </w:pPr>
+      <w:r>
+        <w:rPr>
+          <w:rFonts w:ascii="Calibri" w:hAnsi="Calibri"/>
+          <w:highlight w:val="yellow"/>
         </w:rPr>
         <w:t>cargar_xml(ruta) → lista de diccionarios  (solo Opción A)</w:t>
       </w:r>
@@ -1682,10 +2363,14 @@
     <w:p>
       <w:pPr>
         <w:spacing w:after="80"/>
-      </w:pPr>
-      <w:r>
-        <w:rPr>
-          <w:rFonts w:ascii="Calibri" w:hAnsi="Calibri"/>
+        <w:rPr>
+          <w:highlight w:val="yellow"/>
+        </w:rPr>
+      </w:pPr>
+      <w:r>
+        <w:rPr>
+          <w:rFonts w:ascii="Calibri" w:hAnsi="Calibri"/>
+          <w:highlight w:val="yellow"/>
         </w:rPr>
         <w:t>Cada función recibe la ruta del fichero y devuelve una lista de diccionarios.</w:t>
       </w:r>
@@ -1694,22 +2379,37 @@
       <w:pPr>
         <w:pStyle w:val="Listaconnmeros"/>
         <w:spacing w:after="60"/>
-      </w:pPr>
-      <w:r>
-        <w:rPr>
-          <w:rFonts w:ascii="Calibri" w:hAnsi="Calibri"/>
-        </w:rPr>
-        <w:t>Carga los 4 ficheros y guárdalos en 4 variables.</w:t>
+        <w:rPr>
+          <w:highlight w:val="yellow"/>
+        </w:rPr>
+      </w:pPr>
+      <w:r>
+        <w:rPr>
+          <w:rFonts w:ascii="Calibri" w:hAnsi="Calibri"/>
+          <w:highlight w:val="yellow"/>
+        </w:rPr>
+        <w:t>Carga los 4 fichero</w:t>
+      </w:r>
+      <w:r>
+        <w:rPr>
+          <w:rFonts w:ascii="Calibri" w:hAnsi="Calibri"/>
+          <w:highlight w:val="yellow"/>
+        </w:rPr>
+        <w:t>s y guárdalos en 4 variables.</w:t>
       </w:r>
     </w:p>
     <w:p>
       <w:pPr>
         <w:pStyle w:val="Listaconnmeros"/>
         <w:spacing w:after="60"/>
-      </w:pPr>
-      <w:r>
-        <w:rPr>
-          <w:rFonts w:ascii="Calibri" w:hAnsi="Calibri"/>
+        <w:rPr>
+          <w:highlight w:val="yellow"/>
+        </w:rPr>
+      </w:pPr>
+      <w:r>
+        <w:rPr>
+          <w:rFonts w:ascii="Calibri" w:hAnsi="Calibri"/>
+          <w:highlight w:val="yellow"/>
         </w:rPr>
         <w:t>Para cada fichero cargado, imprime por pantalla:</w:t>
       </w:r>
@@ -1719,10 +2419,14 @@
         <w:pStyle w:val="Listaconvietas"/>
         <w:spacing w:after="40"/>
         <w:ind w:left="1020"/>
-      </w:pPr>
-      <w:r>
-        <w:rPr>
-          <w:rFonts w:ascii="Calibri" w:hAnsi="Calibri"/>
+        <w:rPr>
+          <w:highlight w:val="yellow"/>
+        </w:rPr>
+      </w:pPr>
+      <w:r>
+        <w:rPr>
+          <w:rFonts w:ascii="Calibri" w:hAnsi="Calibri"/>
+          <w:highlight w:val="yellow"/>
         </w:rPr>
         <w:t>Nombre del fichero</w:t>
       </w:r>
@@ -1732,10 +2436,14 @@
         <w:pStyle w:val="Listaconvietas"/>
         <w:spacing w:after="40"/>
         <w:ind w:left="1020"/>
-      </w:pPr>
-      <w:r>
-        <w:rPr>
-          <w:rFonts w:ascii="Calibri" w:hAnsi="Calibri"/>
+        <w:rPr>
+          <w:highlight w:val="yellow"/>
+        </w:rPr>
+      </w:pPr>
+      <w:r>
+        <w:rPr>
+          <w:rFonts w:ascii="Calibri" w:hAnsi="Calibri"/>
+          <w:highlight w:val="yellow"/>
         </w:rPr>
         <w:t>Número total de registros</w:t>
       </w:r>
@@ -1745,10 +2453,14 @@
         <w:pStyle w:val="Listaconvietas"/>
         <w:spacing w:after="40"/>
         <w:ind w:left="1020"/>
-      </w:pPr>
-      <w:r>
-        <w:rPr>
-          <w:rFonts w:ascii="Calibri" w:hAnsi="Calibri"/>
+        <w:rPr>
+          <w:highlight w:val="yellow"/>
+        </w:rPr>
+      </w:pPr>
+      <w:r>
+        <w:rPr>
+          <w:rFonts w:ascii="Calibri" w:hAnsi="Calibri"/>
+          <w:highlight w:val="yellow"/>
         </w:rPr>
         <w:t>Nombres de los campos/columnas</w:t>
       </w:r>
@@ -1758,10 +2470,14 @@
         <w:pStyle w:val="Listaconvietas"/>
         <w:spacing w:after="40"/>
         <w:ind w:left="1020"/>
-      </w:pPr>
-      <w:r>
-        <w:rPr>
-          <w:rFonts w:ascii="Calibri" w:hAnsi="Calibri"/>
+        <w:rPr>
+          <w:highlight w:val="yellow"/>
+        </w:rPr>
+      </w:pPr>
+      <w:r>
+        <w:rPr>
+          <w:rFonts w:ascii="Calibri" w:hAnsi="Calibri"/>
+          <w:highlight w:val="yellow"/>
         </w:rPr>
         <w:t>Los 5 primeros registros</w:t>
       </w:r>
@@ -1771,14 +2487,27 @@
         <w:shd w:val="clear" w:color="auto" w:fill="E8F5EC"/>
         <w:spacing w:after="20"/>
         <w:ind w:left="454" w:right="454"/>
+        <w:rPr>
+          <w:highlight w:val="yellow"/>
+        </w:rPr>
       </w:pPr>
       <w:r>
         <w:rPr>
           <w:rFonts w:ascii="Calibri" w:hAnsi="Calibri"/>
           <w:color w:val="1E6B42"/>
           <w:sz w:val="20"/>
-        </w:rPr>
-        <w:t>💡 Pistas:</w:t>
+          <w:highlight w:val="yellow"/>
+        </w:rPr>
+        <w:t>💡</w:t>
+      </w:r>
+      <w:r>
+        <w:rPr>
+          <w:rFonts w:ascii="Calibri" w:hAnsi="Calibri"/>
+          <w:color w:val="1E6B42"/>
+          <w:sz w:val="20"/>
+          <w:highlight w:val="yellow"/>
+        </w:rPr>
+        <w:t xml:space="preserve"> Pistas:</w:t>
       </w:r>
     </w:p>
     <w:p>
@@ -1786,6 +2515,9 @@
         <w:shd w:val="clear" w:color="auto" w:fill="E8F5EC"/>
         <w:spacing w:after="20"/>
         <w:ind w:left="454" w:right="454"/>
+        <w:rPr>
+          <w:highlight w:val="yellow"/>
+        </w:rPr>
       </w:pPr>
       <w:r>
         <w:rPr>
@@ -1793,6 +2525,7 @@
           <w:i/>
           <w:color w:val="1E6B42"/>
           <w:sz w:val="20"/>
+          <w:highlight w:val="yellow"/>
         </w:rPr>
         <w:t xml:space="preserve">    Para CSV usa el módulo csv con csv.DictReader — devuelve cada fila como un diccionario directamente.</w:t>
       </w:r>
@@ -1802,6 +2535,9 @@
         <w:shd w:val="clear" w:color="auto" w:fill="E8F5EC"/>
         <w:spacing w:after="20"/>
         <w:ind w:left="454" w:right="454"/>
+        <w:rPr>
+          <w:highlight w:val="yellow"/>
+        </w:rPr>
       </w:pPr>
       <w:r>
         <w:rPr>
@@ -1809,6 +2545,7 @@
           <w:i/>
           <w:color w:val="1E6B42"/>
           <w:sz w:val="20"/>
+          <w:highlight w:val="yellow"/>
         </w:rPr>
         <w:t xml:space="preserve">    Para Excel, recuerda iterar desde min_row=2 para saltar la cabecera y usa dict(zip(cabeceras, fila)).</w:t>
       </w:r>
@@ -1818,6 +2555,9 @@
         <w:shd w:val="clear" w:color="auto" w:fill="E8F5EC"/>
         <w:spacing w:after="20"/>
         <w:ind w:left="454" w:right="454"/>
+        <w:rPr>
+          <w:highlight w:val="yellow"/>
+        </w:rPr>
       </w:pPr>
       <w:r>
         <w:rPr>
@@ -1825,8 +2565,19 @@
           <w:i/>
           <w:color w:val="1E6B42"/>
           <w:sz w:val="20"/>
-        </w:rPr>
-        <w:t xml:space="preserve">    Para JSON, json.load() ya devuelve una lista de diccionarios si el fichero tiene ese formato.</w:t>
+          <w:highlight w:val="yellow"/>
+        </w:rPr>
+        <w:t xml:space="preserve">    Para JSON, json.load() ya devuelve una li</w:t>
+      </w:r>
+      <w:r>
+        <w:rPr>
+          <w:rFonts w:ascii="Calibri" w:hAnsi="Calibri"/>
+          <w:i/>
+          <w:color w:val="1E6B42"/>
+          <w:sz w:val="20"/>
+          <w:highlight w:val="yellow"/>
+        </w:rPr>
+        <w:t>sta de diccionarios si el fichero tiene ese formato.</w:t>
       </w:r>
     </w:p>
     <w:p>
@@ -1834,6 +2585,9 @@
         <w:shd w:val="clear" w:color="auto" w:fill="E8F5EC"/>
         <w:spacing w:after="20"/>
         <w:ind w:left="454" w:right="454"/>
+        <w:rPr>
+          <w:highlight w:val="yellow"/>
+        </w:rPr>
       </w:pPr>
       <w:r>
         <w:rPr>
@@ -1841,6 +2595,7 @@
           <w:i/>
           <w:color w:val="1E6B42"/>
           <w:sz w:val="20"/>
+          <w:highlight w:val="yellow"/>
         </w:rPr>
         <w:t xml:space="preserve">    Para XML (solo Opción A), recorre los elementos hijo con root.findall() y construye un diccionario con {campo: elemento.find(campo).text}.</w:t>
       </w:r>
@@ -1850,6 +2605,9 @@
         <w:shd w:val="clear" w:color="auto" w:fill="E8F5EC"/>
         <w:spacing w:after="20"/>
         <w:ind w:left="454" w:right="454"/>
+        <w:rPr>
+          <w:highlight w:val="yellow"/>
+        </w:rPr>
       </w:pPr>
       <w:r>
         <w:rPr>
@@ -1857,27 +2615,52 @@
           <w:i/>
           <w:color w:val="1E6B42"/>
           <w:sz w:val="20"/>
-        </w:rPr>
-        <w:t xml:space="preserve">    El Excel de Opción B tiene 2 hojas — tendrás que cargar cada una por separado.</w:t>
+          <w:highlight w:val="yellow"/>
+        </w:rPr>
+        <w:t xml:space="preserve">    El Excel de Opción B tiene 2 hojas — tendrás que cargar </w:t>
+      </w:r>
+      <w:r>
+        <w:rPr>
+          <w:rFonts w:ascii="Calibri" w:hAnsi="Calibri"/>
+          <w:i/>
+          <w:color w:val="1E6B42"/>
+          <w:sz w:val="20"/>
+          <w:highlight w:val="yellow"/>
+        </w:rPr>
+        <w:t>cada una por separado.</w:t>
       </w:r>
     </w:p>
     <w:p>
       <w:pPr>
         <w:spacing w:before="120" w:after="120"/>
+        <w:rPr>
+          <w:highlight w:val="yellow"/>
+        </w:rPr>
       </w:pPr>
       <w:r>
         <w:rPr>
           <w:rFonts w:ascii="Calibri" w:hAnsi="Calibri"/>
           <w:b/>
           <w:color w:val="C55A11"/>
-        </w:rPr>
-        <w:t xml:space="preserve">✅ Entregable: </w:t>
+          <w:highlight w:val="yellow"/>
+        </w:rPr>
+        <w:t>✅</w:t>
+      </w:r>
+      <w:r>
+        <w:rPr>
+          <w:rFonts w:ascii="Calibri" w:hAnsi="Calibri"/>
+          <w:b/>
+          <w:color w:val="C55A11"/>
+          <w:highlight w:val="yellow"/>
+        </w:rPr>
+        <w:t xml:space="preserve"> Entregable: </w:t>
       </w:r>
       <w:r>
         <w:rPr>
           <w:rFonts w:ascii="Calibri" w:hAnsi="Calibri"/>
           <w:i/>
           <w:color w:val="C55A11"/>
+          <w:highlight w:val="yellow"/>
         </w:rPr>
         <w:t>Funciones de carga funcionando + salida por pantalla con el resumen de cada fichero.</w:t>
       </w:r>
@@ -1888,6 +2671,9 @@
           <w:top w:val="single" w:sz="12" w:space="1" w:color="215CA0"/>
         </w:pBdr>
         <w:spacing w:before="320" w:after="80"/>
+        <w:rPr>
+          <w:highlight w:val="yellow"/>
+        </w:rPr>
       </w:pPr>
       <w:r>
         <w:rPr>
@@ -1895,6 +2681,7 @@
           <w:b/>
           <w:color w:val="FFFFFF"/>
           <w:sz w:val="26"/>
+          <w:highlight w:val="yellow"/>
         </w:rPr>
         <w:t xml:space="preserve">FASE 2  </w:t>
       </w:r>
@@ -1904,6 +2691,7 @@
           <w:b/>
           <w:color w:val="1A376C"/>
           <w:sz w:val="26"/>
+          <w:highlight w:val="yellow"/>
         </w:rPr>
         <w:t>AUDITORÍA DE CALIDAD</w:t>
       </w:r>
@@ -1911,6 +2699,9 @@
     <w:p>
       <w:pPr>
         <w:spacing w:before="200" w:after="40"/>
+        <w:rPr>
+          <w:highlight w:val="yellow"/>
+        </w:rPr>
       </w:pPr>
       <w:r>
         <w:rPr>
@@ -1918,6 +2709,7 @@
           <w:b/>
           <w:color w:val="215CA0"/>
           <w:sz w:val="24"/>
+          <w:highlight w:val="yellow"/>
         </w:rPr>
         <w:t>Objetivo</w:t>
       </w:r>
@@ -1925,18 +2717,32 @@
     <w:p>
       <w:pPr>
         <w:spacing w:after="80"/>
-      </w:pPr>
-      <w:r>
-        <w:rPr>
-          <w:rFonts w:ascii="Calibri" w:hAnsi="Calibri"/>
+        <w:rPr>
+          <w:highlight w:val="yellow"/>
+        </w:rPr>
+      </w:pPr>
+      <w:r>
+        <w:rPr>
+          <w:rFonts w:ascii="Calibri" w:hAnsi="Calibri"/>
+          <w:highlight w:val="yellow"/>
         </w:rPr>
         <w:lastRenderedPageBreak/>
-        <w:t>Analizar cada fichero y detectar todos los problemas que contiene. Antes de limpiar, necesitas saber exactamente qué está mal.</w:t>
+        <w:t>Analizar cada fichero y detectar todos los problemas que contiene. Antes de limpiar, necesitas s</w:t>
+      </w:r>
+      <w:r>
+        <w:rPr>
+          <w:rFonts w:ascii="Calibri" w:hAnsi="Calibri"/>
+          <w:highlight w:val="yellow"/>
+        </w:rPr>
+        <w:t>aber exactamente qué está mal.</w:t>
       </w:r>
     </w:p>
     <w:p>
       <w:pPr>
         <w:spacing w:before="200" w:after="40"/>
+        <w:rPr>
+          <w:highlight w:val="yellow"/>
+        </w:rPr>
       </w:pPr>
       <w:r>
         <w:rPr>
@@ -1944,6 +2750,7 @@
           <w:b/>
           <w:color w:val="215CA0"/>
           <w:sz w:val="24"/>
+          <w:highlight w:val="yellow"/>
         </w:rPr>
         <w:t>Tareas</w:t>
       </w:r>
@@ -1952,10 +2759,14 @@
       <w:pPr>
         <w:pStyle w:val="Listaconnmeros"/>
         <w:spacing w:after="60"/>
-      </w:pPr>
-      <w:r>
-        <w:rPr>
-          <w:rFonts w:ascii="Calibri" w:hAnsi="Calibri"/>
+        <w:rPr>
+          <w:highlight w:val="yellow"/>
+        </w:rPr>
+      </w:pPr>
+      <w:r>
+        <w:rPr>
+          <w:rFonts w:ascii="Calibri" w:hAnsi="Calibri"/>
+          <w:highlight w:val="yellow"/>
         </w:rPr>
         <w:t>Para cada fichero, crea una función que analice y cuente:</w:t>
       </w:r>
@@ -1965,10 +2776,14 @@
         <w:pStyle w:val="Listaconvietas"/>
         <w:spacing w:after="40"/>
         <w:ind w:left="1020"/>
-      </w:pPr>
-      <w:r>
-        <w:rPr>
-          <w:rFonts w:ascii="Calibri" w:hAnsi="Calibri"/>
+        <w:rPr>
+          <w:highlight w:val="yellow"/>
+        </w:rPr>
+      </w:pPr>
+      <w:r>
+        <w:rPr>
+          <w:rFonts w:ascii="Calibri" w:hAnsi="Calibri"/>
+          <w:highlight w:val="yellow"/>
         </w:rPr>
         <w:t>Valores vacíos por campo: None, cadena vacía, "N/A", "-", "no disponible", etc.</w:t>
       </w:r>
@@ -1978,12 +2793,23 @@
         <w:pStyle w:val="Listaconvietas"/>
         <w:spacing w:after="40"/>
         <w:ind w:left="1020"/>
-      </w:pPr>
-      <w:r>
-        <w:rPr>
-          <w:rFonts w:ascii="Calibri" w:hAnsi="Calibri"/>
-        </w:rPr>
-        <w:t>Duplicados exactos y parciales (mismo dato escrito diferente, ej: "Los Rebeldes" vs "los rebeldes").</w:t>
+        <w:rPr>
+          <w:highlight w:val="yellow"/>
+        </w:rPr>
+      </w:pPr>
+      <w:r>
+        <w:rPr>
+          <w:rFonts w:ascii="Calibri" w:hAnsi="Calibri"/>
+          <w:highlight w:val="yellow"/>
+        </w:rPr>
+        <w:t>Duplicados exactos y parciales (mismo dato escrito diferente, ej: "Los Rebeldes"</w:t>
+      </w:r>
+      <w:r>
+        <w:rPr>
+          <w:rFonts w:ascii="Calibri" w:hAnsi="Calibri"/>
+          <w:highlight w:val="yellow"/>
+        </w:rPr>
+        <w:t xml:space="preserve"> vs "los rebeldes").</w:t>
       </w:r>
     </w:p>
     <w:p>
@@ -1991,10 +2817,14 @@
         <w:pStyle w:val="Listaconvietas"/>
         <w:spacing w:after="40"/>
         <w:ind w:left="1020"/>
-      </w:pPr>
-      <w:r>
-        <w:rPr>
-          <w:rFonts w:ascii="Calibri" w:hAnsi="Calibri"/>
+        <w:rPr>
+          <w:highlight w:val="yellow"/>
+        </w:rPr>
+      </w:pPr>
+      <w:r>
+        <w:rPr>
+          <w:rFonts w:ascii="Calibri" w:hAnsi="Calibri"/>
+          <w:highlight w:val="yellow"/>
         </w:rPr>
         <w:t>Formatos inconsistentes: ¿cuántas variaciones distintas hay para un mismo tipo de campo?</w:t>
       </w:r>
@@ -2004,10 +2834,14 @@
         <w:pStyle w:val="Listaconvietas"/>
         <w:spacing w:after="40"/>
         <w:ind w:left="1020"/>
-      </w:pPr>
-      <w:r>
-        <w:rPr>
-          <w:rFonts w:ascii="Calibri" w:hAnsi="Calibri"/>
+        <w:rPr>
+          <w:highlight w:val="yellow"/>
+        </w:rPr>
+      </w:pPr>
+      <w:r>
+        <w:rPr>
+          <w:rFonts w:ascii="Calibri" w:hAnsi="Calibri"/>
+          <w:highlight w:val="yellow"/>
         </w:rPr>
         <w:t>Valores fuera de rango: precios negativos, edades imposibles, etc.</w:t>
       </w:r>
@@ -2017,10 +2851,14 @@
         <w:pStyle w:val="Listaconvietas"/>
         <w:spacing w:after="40"/>
         <w:ind w:left="1020"/>
-      </w:pPr>
-      <w:r>
-        <w:rPr>
-          <w:rFonts w:ascii="Calibri" w:hAnsi="Calibri"/>
+        <w:rPr>
+          <w:highlight w:val="yellow"/>
+        </w:rPr>
+      </w:pPr>
+      <w:r>
+        <w:rPr>
+          <w:rFonts w:ascii="Calibri" w:hAnsi="Calibri"/>
+          <w:highlight w:val="yellow"/>
         </w:rPr>
         <w:t>Espacios extra: campos con espacios al principio, al final o dobles en medio.</w:t>
       </w:r>
@@ -2029,12 +2867,23 @@
       <w:pPr>
         <w:pStyle w:val="Listaconnmeros"/>
         <w:spacing w:after="60"/>
-      </w:pPr>
-      <w:r>
-        <w:rPr>
-          <w:rFonts w:ascii="Calibri" w:hAnsi="Calibri"/>
-        </w:rPr>
-        <w:t>Almacena los resultados en un diccionario de auditoría con esta estructura (o similar):</w:t>
+        <w:rPr>
+          <w:highlight w:val="yellow"/>
+        </w:rPr>
+      </w:pPr>
+      <w:r>
+        <w:rPr>
+          <w:rFonts w:ascii="Calibri" w:hAnsi="Calibri"/>
+          <w:highlight w:val="yellow"/>
+        </w:rPr>
+        <w:t>A</w:t>
+      </w:r>
+      <w:r>
+        <w:rPr>
+          <w:rFonts w:ascii="Calibri" w:hAnsi="Calibri"/>
+          <w:highlight w:val="yellow"/>
+        </w:rPr>
+        <w:t>lmacena los resultados en un diccionario de auditoría con esta estructura (o similar):</w:t>
       </w:r>
     </w:p>
     <w:p>
@@ -2042,12 +2891,16 @@
         <w:shd w:val="clear" w:color="auto" w:fill="F0F0F0"/>
         <w:spacing w:after="40"/>
         <w:ind w:left="567" w:right="567"/>
+        <w:rPr>
+          <w:highlight w:val="yellow"/>
+        </w:rPr>
       </w:pPr>
       <w:r>
         <w:rPr>
           <w:rFonts w:ascii="Courier New" w:hAnsi="Courier New"/>
           <w:color w:val="1A1A2E"/>
           <w:sz w:val="19"/>
+          <w:highlight w:val="yellow"/>
         </w:rPr>
         <w:t>auditoria = {</w:t>
       </w:r>
@@ -2057,12 +2910,16 @@
         <w:shd w:val="clear" w:color="auto" w:fill="F0F0F0"/>
         <w:spacing w:after="40"/>
         <w:ind w:left="567" w:right="567"/>
+        <w:rPr>
+          <w:highlight w:val="yellow"/>
+        </w:rPr>
       </w:pPr>
       <w:r>
         <w:rPr>
           <w:rFonts w:ascii="Courier New" w:hAnsi="Courier New"/>
           <w:color w:val="1A1A2E"/>
           <w:sz w:val="19"/>
+          <w:highlight w:val="yellow"/>
         </w:rPr>
         <w:t xml:space="preserve">    "nombre_fichero": {</w:t>
       </w:r>
@@ -2072,12 +2929,16 @@
         <w:shd w:val="clear" w:color="auto" w:fill="F0F0F0"/>
         <w:spacing w:after="40"/>
         <w:ind w:left="567" w:right="567"/>
+        <w:rPr>
+          <w:highlight w:val="yellow"/>
+        </w:rPr>
       </w:pPr>
       <w:r>
         <w:rPr>
           <w:rFonts w:ascii="Courier New" w:hAnsi="Courier New"/>
           <w:color w:val="1A1A2E"/>
           <w:sz w:val="19"/>
+          <w:highlight w:val="yellow"/>
         </w:rPr>
         <w:t xml:space="preserve">        "total_registros": ...,</w:t>
       </w:r>
@@ -2087,12 +2948,16 @@
         <w:shd w:val="clear" w:color="auto" w:fill="F0F0F0"/>
         <w:spacing w:after="40"/>
         <w:ind w:left="567" w:right="567"/>
+        <w:rPr>
+          <w:highlight w:val="yellow"/>
+        </w:rPr>
       </w:pPr>
       <w:r>
         <w:rPr>
           <w:rFonts w:ascii="Courier New" w:hAnsi="Courier New"/>
           <w:color w:val="1A1A2E"/>
           <w:sz w:val="19"/>
+          <w:highlight w:val="yellow"/>
         </w:rPr>
         <w:t xml:space="preserve">        "valores_vacios": {"campo1": X, "campo2": Y},</w:t>
       </w:r>
@@ -2102,12 +2967,16 @@
         <w:shd w:val="clear" w:color="auto" w:fill="F0F0F0"/>
         <w:spacing w:after="40"/>
         <w:ind w:left="567" w:right="567"/>
+        <w:rPr>
+          <w:highlight w:val="yellow"/>
+        </w:rPr>
       </w:pPr>
       <w:r>
         <w:rPr>
           <w:rFonts w:ascii="Courier New" w:hAnsi="Courier New"/>
           <w:color w:val="1A1A2E"/>
           <w:sz w:val="19"/>
+          <w:highlight w:val="yellow"/>
         </w:rPr>
         <w:t xml:space="preserve">        "duplicados": X,</w:t>
       </w:r>
@@ -2117,12 +2986,16 @@
         <w:shd w:val="clear" w:color="auto" w:fill="F0F0F0"/>
         <w:spacing w:after="40"/>
         <w:ind w:left="567" w:right="567"/>
+        <w:rPr>
+          <w:highlight w:val="yellow"/>
+        </w:rPr>
       </w:pPr>
       <w:r>
         <w:rPr>
           <w:rFonts w:ascii="Courier New" w:hAnsi="Courier New"/>
           <w:color w:val="1A1A2E"/>
           <w:sz w:val="19"/>
+          <w:highlight w:val="yellow"/>
         </w:rPr>
         <w:t xml:space="preserve">        "formatos_inconsistentes": {"campo": ["var1", "var2", ...]},</w:t>
       </w:r>
@@ -2132,12 +3005,16 @@
         <w:shd w:val="clear" w:color="auto" w:fill="F0F0F0"/>
         <w:spacing w:after="40"/>
         <w:ind w:left="567" w:right="567"/>
+        <w:rPr>
+          <w:highlight w:val="yellow"/>
+        </w:rPr>
       </w:pPr>
       <w:r>
         <w:rPr>
           <w:rFonts w:ascii="Courier New" w:hAnsi="Courier New"/>
           <w:color w:val="1A1A2E"/>
           <w:sz w:val="19"/>
+          <w:highlight w:val="yellow"/>
         </w:rPr>
         <w:t xml:space="preserve">        "fuera_de_rango": {"campo": X},</w:t>
       </w:r>
@@ -2147,12 +3024,16 @@
         <w:shd w:val="clear" w:color="auto" w:fill="F0F0F0"/>
         <w:spacing w:after="40"/>
         <w:ind w:left="567" w:right="567"/>
+        <w:rPr>
+          <w:highlight w:val="yellow"/>
+        </w:rPr>
       </w:pPr>
       <w:r>
         <w:rPr>
           <w:rFonts w:ascii="Courier New" w:hAnsi="Courier New"/>
           <w:color w:val="1A1A2E"/>
           <w:sz w:val="19"/>
+          <w:highlight w:val="yellow"/>
         </w:rPr>
         <w:t xml:space="preserve">        "espacios_extra": {"campo": X}</w:t>
       </w:r>
@@ -2162,12 +3043,16 @@
         <w:shd w:val="clear" w:color="auto" w:fill="F0F0F0"/>
         <w:spacing w:after="40"/>
         <w:ind w:left="567" w:right="567"/>
+        <w:rPr>
+          <w:highlight w:val="yellow"/>
+        </w:rPr>
       </w:pPr>
       <w:r>
         <w:rPr>
           <w:rFonts w:ascii="Courier New" w:hAnsi="Courier New"/>
           <w:color w:val="1A1A2E"/>
           <w:sz w:val="19"/>
+          <w:highlight w:val="yellow"/>
         </w:rPr>
         <w:t xml:space="preserve">    }</w:t>
       </w:r>
@@ -2177,12 +3062,16 @@
         <w:shd w:val="clear" w:color="auto" w:fill="F0F0F0"/>
         <w:spacing w:after="40"/>
         <w:ind w:left="567" w:right="567"/>
+        <w:rPr>
+          <w:highlight w:val="yellow"/>
+        </w:rPr>
       </w:pPr>
       <w:r>
         <w:rPr>
           <w:rFonts w:ascii="Courier New" w:hAnsi="Courier New"/>
           <w:color w:val="1A1A2E"/>
           <w:sz w:val="19"/>
+          <w:highlight w:val="yellow"/>
         </w:rPr>
         <w:t>}</w:t>
       </w:r>
@@ -2191,10 +3080,14 @@
       <w:pPr>
         <w:pStyle w:val="Listaconnmeros"/>
         <w:spacing w:after="60"/>
-      </w:pPr>
-      <w:r>
-        <w:rPr>
-          <w:rFonts w:ascii="Calibri" w:hAnsi="Calibri"/>
+        <w:rPr>
+          <w:highlight w:val="yellow"/>
+        </w:rPr>
+      </w:pPr>
+      <w:r>
+        <w:rPr>
+          <w:rFonts w:ascii="Calibri" w:hAnsi="Calibri"/>
+          <w:highlight w:val="yellow"/>
         </w:rPr>
         <w:t>Imprime un informe de auditoría claro y legible para cada fichero. Ejemplo:</w:t>
       </w:r>
@@ -2204,14 +3097,27 @@
         <w:shd w:val="clear" w:color="auto" w:fill="F0F0F0"/>
         <w:spacing w:after="40"/>
         <w:ind w:left="567" w:right="567"/>
+        <w:rPr>
+          <w:highlight w:val="yellow"/>
+        </w:rPr>
       </w:pPr>
       <w:r>
         <w:rPr>
           <w:rFonts w:ascii="Courier New" w:hAnsi="Courier New"/>
           <w:color w:val="1A1A2E"/>
           <w:sz w:val="19"/>
-        </w:rPr>
-        <w:t>=== AUDITORÍA: artistas.csv ===</w:t>
+          <w:highlight w:val="yellow"/>
+        </w:rPr>
+        <w:t>=== AUDITORÍA: artistas.</w:t>
+      </w:r>
+      <w:r>
+        <w:rPr>
+          <w:rFonts w:ascii="Courier New" w:hAnsi="Courier New"/>
+          <w:color w:val="1A1A2E"/>
+          <w:sz w:val="19"/>
+          <w:highlight w:val="yellow"/>
+        </w:rPr>
+        <w:t>csv ===</w:t>
       </w:r>
     </w:p>
     <w:p>
@@ -2219,12 +3125,16 @@
         <w:shd w:val="clear" w:color="auto" w:fill="F0F0F0"/>
         <w:spacing w:after="40"/>
         <w:ind w:left="567" w:right="567"/>
+        <w:rPr>
+          <w:highlight w:val="yellow"/>
+        </w:rPr>
       </w:pPr>
       <w:r>
         <w:rPr>
           <w:rFonts w:ascii="Courier New" w:hAnsi="Courier New"/>
           <w:color w:val="1A1A2E"/>
           <w:sz w:val="19"/>
+          <w:highlight w:val="yellow"/>
         </w:rPr>
         <w:t>Total registros: 250</w:t>
       </w:r>
@@ -2234,12 +3144,16 @@
         <w:shd w:val="clear" w:color="auto" w:fill="F0F0F0"/>
         <w:spacing w:after="40"/>
         <w:ind w:left="567" w:right="567"/>
+        <w:rPr>
+          <w:highlight w:val="yellow"/>
+        </w:rPr>
       </w:pPr>
       <w:r>
         <w:rPr>
           <w:rFonts w:ascii="Courier New" w:hAnsi="Courier New"/>
           <w:color w:val="1A1A2E"/>
           <w:sz w:val="19"/>
+          <w:highlight w:val="yellow"/>
         </w:rPr>
         <w:t>Valores vacíos:</w:t>
       </w:r>
@@ -2249,12 +3163,16 @@
         <w:shd w:val="clear" w:color="auto" w:fill="F0F0F0"/>
         <w:spacing w:after="40"/>
         <w:ind w:left="567" w:right="567"/>
+        <w:rPr>
+          <w:highlight w:val="yellow"/>
+        </w:rPr>
       </w:pPr>
       <w:r>
         <w:rPr>
           <w:rFonts w:ascii="Courier New" w:hAnsi="Courier New"/>
           <w:color w:val="1A1A2E"/>
           <w:sz w:val="19"/>
+          <w:highlight w:val="yellow"/>
         </w:rPr>
         <w:t xml:space="preserve">  - email_manager: 32 vacíos</w:t>
       </w:r>
@@ -2264,12 +3182,16 @@
         <w:shd w:val="clear" w:color="auto" w:fill="F0F0F0"/>
         <w:spacing w:after="40"/>
         <w:ind w:left="567" w:right="567"/>
+        <w:rPr>
+          <w:highlight w:val="yellow"/>
+        </w:rPr>
       </w:pPr>
       <w:r>
         <w:rPr>
           <w:rFonts w:ascii="Courier New" w:hAnsi="Courier New"/>
           <w:color w:val="1A1A2E"/>
           <w:sz w:val="19"/>
+          <w:highlight w:val="yellow"/>
         </w:rPr>
         <w:t>Duplicados: 15 registros duplicados</w:t>
       </w:r>
@@ -2279,12 +3201,16 @@
         <w:shd w:val="clear" w:color="auto" w:fill="F0F0F0"/>
         <w:spacing w:after="40"/>
         <w:ind w:left="567" w:right="567"/>
+        <w:rPr>
+          <w:highlight w:val="yellow"/>
+        </w:rPr>
       </w:pPr>
       <w:r>
         <w:rPr>
           <w:rFonts w:ascii="Courier New" w:hAnsi="Courier New"/>
           <w:color w:val="1A1A2E"/>
           <w:sz w:val="19"/>
+          <w:highlight w:val="yellow"/>
         </w:rPr>
         <w:t>Formatos inconsistentes:</w:t>
       </w:r>
@@ -2294,12 +3220,16 @@
         <w:shd w:val="clear" w:color="auto" w:fill="F0F0F0"/>
         <w:spacing w:after="40"/>
         <w:ind w:left="567" w:right="567"/>
+        <w:rPr>
+          <w:highlight w:val="yellow"/>
+        </w:rPr>
       </w:pPr>
       <w:r>
         <w:rPr>
           <w:rFonts w:ascii="Courier New" w:hAnsi="Courier New"/>
           <w:color w:val="1A1A2E"/>
           <w:sz w:val="19"/>
+          <w:highlight w:val="yellow"/>
         </w:rPr>
         <w:t xml:space="preserve">  - genero_musical: 23 variaciones (Rock, rock, ROCK, Rokc...)</w:t>
       </w:r>
@@ -2309,12 +3239,16 @@
         <w:shd w:val="clear" w:color="auto" w:fill="F0F0F0"/>
         <w:spacing w:after="40"/>
         <w:ind w:left="567" w:right="567"/>
+        <w:rPr>
+          <w:highlight w:val="yellow"/>
+        </w:rPr>
       </w:pPr>
       <w:r>
         <w:rPr>
           <w:rFonts w:ascii="Courier New" w:hAnsi="Courier New"/>
           <w:color w:val="1A1A2E"/>
           <w:sz w:val="19"/>
+          <w:highlight w:val="yellow"/>
         </w:rPr>
         <w:t>Espacios extra:</w:t>
       </w:r>
@@ -2324,12 +3258,16 @@
         <w:shd w:val="clear" w:color="auto" w:fill="F0F0F0"/>
         <w:spacing w:after="40"/>
         <w:ind w:left="567" w:right="567"/>
+        <w:rPr>
+          <w:highlight w:val="yellow"/>
+        </w:rPr>
       </w:pPr>
       <w:r>
         <w:rPr>
           <w:rFonts w:ascii="Courier New" w:hAnsi="Courier New"/>
           <w:color w:val="1A1A2E"/>
           <w:sz w:val="19"/>
+          <w:highlight w:val="yellow"/>
         </w:rPr>
         <w:t xml:space="preserve">  - nombre: 45 campos con espacios extra</w:t>
       </w:r>
@@ -2339,14 +3277,27 @@
         <w:shd w:val="clear" w:color="auto" w:fill="E8F5EC"/>
         <w:spacing w:after="20"/>
         <w:ind w:left="454" w:right="454"/>
+        <w:rPr>
+          <w:highlight w:val="yellow"/>
+        </w:rPr>
       </w:pPr>
       <w:r>
         <w:rPr>
           <w:rFonts w:ascii="Calibri" w:hAnsi="Calibri"/>
           <w:color w:val="1E6B42"/>
           <w:sz w:val="20"/>
-        </w:rPr>
-        <w:t>💡 Pistas:</w:t>
+          <w:highlight w:val="yellow"/>
+        </w:rPr>
+        <w:t>💡</w:t>
+      </w:r>
+      <w:r>
+        <w:rPr>
+          <w:rFonts w:ascii="Calibri" w:hAnsi="Calibri"/>
+          <w:color w:val="1E6B42"/>
+          <w:sz w:val="20"/>
+          <w:highlight w:val="yellow"/>
+        </w:rPr>
+        <w:t xml:space="preserve"> Pistas:</w:t>
       </w:r>
     </w:p>
     <w:p>
@@ -2354,6 +3305,9 @@
         <w:shd w:val="clear" w:color="auto" w:fill="E8F5EC"/>
         <w:spacing w:after="20"/>
         <w:ind w:left="454" w:right="454"/>
+        <w:rPr>
+          <w:highlight w:val="yellow"/>
+        </w:rPr>
       </w:pPr>
       <w:r>
         <w:rPr>
@@ -2361,6 +3315,7 @@
           <w:i/>
           <w:color w:val="1E6B42"/>
           <w:sz w:val="20"/>
+          <w:highlight w:val="yellow"/>
         </w:rPr>
         <w:t xml:space="preserve">    Para detectar vacíos, crea una lista de valores que consideras 'vacío': ["", None, "N/A", "-", "no disponible"].</w:t>
       </w:r>
@@ -2370,6 +3325,9 @@
         <w:shd w:val="clear" w:color="auto" w:fill="E8F5EC"/>
         <w:spacing w:after="20"/>
         <w:ind w:left="454" w:right="454"/>
+        <w:rPr>
+          <w:highlight w:val="yellow"/>
+        </w:rPr>
       </w:pPr>
       <w:r>
         <w:rPr>
@@ -2377,6 +3335,7 @@
           <w:i/>
           <w:color w:val="1E6B42"/>
           <w:sz w:val="20"/>
+          <w:highlight w:val="yellow"/>
         </w:rPr>
         <w:t xml:space="preserve">    Para contar variaciones de formato usa un set(): añade cada valor en minúsculas y cuenta cuántos valores únicos hay.</w:t>
       </w:r>
@@ -2386,6 +3345,9 @@
         <w:shd w:val="clear" w:color="auto" w:fill="E8F5EC"/>
         <w:spacing w:after="20"/>
         <w:ind w:left="454" w:right="454"/>
+        <w:rPr>
+          <w:highlight w:val="yellow"/>
+        </w:rPr>
       </w:pPr>
       <w:r>
         <w:rPr>
@@ -2393,27 +3355,52 @@
           <w:i/>
           <w:color w:val="1E6B42"/>
           <w:sz w:val="20"/>
-        </w:rPr>
-        <w:t xml:space="preserve">    Para detectar duplicados parciales, normaliza la clave (lower + strip) antes de comparar.</w:t>
+          <w:highlight w:val="yellow"/>
+        </w:rPr>
+        <w:t xml:space="preserve">    Para</w:t>
+      </w:r>
+      <w:r>
+        <w:rPr>
+          <w:rFonts w:ascii="Calibri" w:hAnsi="Calibri"/>
+          <w:i/>
+          <w:color w:val="1E6B42"/>
+          <w:sz w:val="20"/>
+          <w:highlight w:val="yellow"/>
+        </w:rPr>
+        <w:t xml:space="preserve"> detectar duplicados parciales, normaliza la clave (lower + strip) antes de comparar.</w:t>
       </w:r>
     </w:p>
     <w:p>
       <w:pPr>
         <w:spacing w:before="120" w:after="120"/>
+        <w:rPr>
+          <w:highlight w:val="yellow"/>
+        </w:rPr>
       </w:pPr>
       <w:r>
         <w:rPr>
           <w:rFonts w:ascii="Calibri" w:hAnsi="Calibri"/>
           <w:b/>
           <w:color w:val="C55A11"/>
-        </w:rPr>
-        <w:t xml:space="preserve">✅ Entregable: </w:t>
+          <w:highlight w:val="yellow"/>
+        </w:rPr>
+        <w:t>✅</w:t>
+      </w:r>
+      <w:r>
+        <w:rPr>
+          <w:rFonts w:ascii="Calibri" w:hAnsi="Calibri"/>
+          <w:b/>
+          <w:color w:val="C55A11"/>
+          <w:highlight w:val="yellow"/>
+        </w:rPr>
+        <w:t xml:space="preserve"> Entregable: </w:t>
       </w:r>
       <w:r>
         <w:rPr>
           <w:rFonts w:ascii="Calibri" w:hAnsi="Calibri"/>
           <w:i/>
           <w:color w:val="C55A11"/>
+          <w:highlight w:val="yellow"/>
         </w:rPr>
         <w:t>Funciones de auditoría y el informe impreso para los 4 ficheros.</w:t>
       </w:r>
@@ -2424,6 +3411,9 @@
           <w:top w:val="single" w:sz="12" w:space="1" w:color="215CA0"/>
         </w:pBdr>
         <w:spacing w:before="320" w:after="80"/>
+        <w:rPr>
+          <w:highlight w:val="yellow"/>
+        </w:rPr>
       </w:pPr>
       <w:r>
         <w:rPr>
@@ -2431,6 +3421,7 @@
           <w:b/>
           <w:color w:val="FFFFFF"/>
           <w:sz w:val="26"/>
+          <w:highlight w:val="yellow"/>
         </w:rPr>
         <w:lastRenderedPageBreak/>
         <w:t xml:space="preserve">FASE 3  </w:t>
@@ -2441,6 +3432,7 @@
           <w:b/>
           <w:color w:val="1A376C"/>
           <w:sz w:val="26"/>
+          <w:highlight w:val="yellow"/>
         </w:rPr>
         <w:t>LIMPIEZA DE TEXTO Y ESPACIOS</w:t>
       </w:r>
@@ -2448,6 +3440,9 @@
     <w:p>
       <w:pPr>
         <w:spacing w:before="200" w:after="40"/>
+        <w:rPr>
+          <w:highlight w:val="yellow"/>
+        </w:rPr>
       </w:pPr>
       <w:r>
         <w:rPr>
@@ -2455,6 +3450,7 @@
           <w:b/>
           <w:color w:val="215CA0"/>
           <w:sz w:val="24"/>
+          <w:highlight w:val="yellow"/>
         </w:rPr>
         <w:t>Objetivo</w:t>
       </w:r>
@@ -2462,17 +3458,31 @@
     <w:p>
       <w:pPr>
         <w:spacing w:after="80"/>
-      </w:pPr>
-      <w:r>
-        <w:rPr>
-          <w:rFonts w:ascii="Calibri" w:hAnsi="Calibri"/>
-        </w:rPr>
-        <w:t>Corregir todos los problemas relacionados con formato de texto: espacios extra, mayúsculas inconsistentes y tildes que faltan.</w:t>
+        <w:rPr>
+          <w:highlight w:val="yellow"/>
+        </w:rPr>
+      </w:pPr>
+      <w:r>
+        <w:rPr>
+          <w:rFonts w:ascii="Calibri" w:hAnsi="Calibri"/>
+          <w:highlight w:val="yellow"/>
+        </w:rPr>
+        <w:t>Corregir todos los problemas relacionados con</w:t>
+      </w:r>
+      <w:r>
+        <w:rPr>
+          <w:rFonts w:ascii="Calibri" w:hAnsi="Calibri"/>
+          <w:highlight w:val="yellow"/>
+        </w:rPr>
+        <w:t xml:space="preserve"> formato de texto: espacios extra, mayúsculas inconsistentes y tildes que faltan.</w:t>
       </w:r>
     </w:p>
     <w:p>
       <w:pPr>
         <w:spacing w:before="200" w:after="40"/>
+        <w:rPr>
+          <w:highlight w:val="yellow"/>
+        </w:rPr>
       </w:pPr>
       <w:r>
         <w:rPr>
@@ -2480,6 +3490,7 @@
           <w:b/>
           <w:color w:val="215CA0"/>
           <w:sz w:val="24"/>
+          <w:highlight w:val="yellow"/>
         </w:rPr>
         <w:t>Tareas</w:t>
       </w:r>
@@ -2488,10 +3499,14 @@
       <w:pPr>
         <w:pStyle w:val="Listaconnmeros"/>
         <w:spacing w:after="60"/>
-      </w:pPr>
-      <w:r>
-        <w:rPr>
-          <w:rFonts w:ascii="Calibri" w:hAnsi="Calibri"/>
+        <w:rPr>
+          <w:highlight w:val="yellow"/>
+        </w:rPr>
+      </w:pPr>
+      <w:r>
+        <w:rPr>
+          <w:rFonts w:ascii="Calibri" w:hAnsi="Calibri"/>
+          <w:highlight w:val="yellow"/>
         </w:rPr>
         <w:t>Crea una función limpiar_texto(texto) que:</w:t>
       </w:r>
@@ -2501,10 +3516,14 @@
         <w:pStyle w:val="Listaconvietas"/>
         <w:spacing w:after="40"/>
         <w:ind w:left="1020"/>
-      </w:pPr>
-      <w:r>
-        <w:rPr>
-          <w:rFonts w:ascii="Calibri" w:hAnsi="Calibri"/>
+        <w:rPr>
+          <w:highlight w:val="yellow"/>
+        </w:rPr>
+      </w:pPr>
+      <w:r>
+        <w:rPr>
+          <w:rFonts w:ascii="Calibri" w:hAnsi="Calibri"/>
+          <w:highlight w:val="yellow"/>
         </w:rPr>
         <w:t>Elimine espacios al principio y al final (.strip()).</w:t>
       </w:r>
@@ -2514,10 +3533,14 @@
         <w:pStyle w:val="Listaconvietas"/>
         <w:spacing w:after="40"/>
         <w:ind w:left="1020"/>
-      </w:pPr>
-      <w:r>
-        <w:rPr>
-          <w:rFonts w:ascii="Calibri" w:hAnsi="Calibri"/>
+        <w:rPr>
+          <w:highlight w:val="yellow"/>
+        </w:rPr>
+      </w:pPr>
+      <w:r>
+        <w:rPr>
+          <w:rFonts w:ascii="Calibri" w:hAnsi="Calibri"/>
+          <w:highlight w:val="yellow"/>
         </w:rPr>
         <w:t>Elimine espacios dobles o múltiples en medio del texto.</w:t>
       </w:r>
@@ -2527,22 +3550,37 @@
         <w:pStyle w:val="Listaconvietas"/>
         <w:spacing w:after="40"/>
         <w:ind w:left="1020"/>
-      </w:pPr>
-      <w:r>
-        <w:rPr>
-          <w:rFonts w:ascii="Calibri" w:hAnsi="Calibri"/>
-        </w:rPr>
-        <w:t>Devuelva el texto limpio sin cambiar mayúsculas/minúsculas.</w:t>
+        <w:rPr>
+          <w:highlight w:val="yellow"/>
+        </w:rPr>
+      </w:pPr>
+      <w:r>
+        <w:rPr>
+          <w:rFonts w:ascii="Calibri" w:hAnsi="Calibri"/>
+          <w:highlight w:val="yellow"/>
+        </w:rPr>
+        <w:t xml:space="preserve">Devuelva el </w:t>
+      </w:r>
+      <w:r>
+        <w:rPr>
+          <w:rFonts w:ascii="Calibri" w:hAnsi="Calibri"/>
+          <w:highlight w:val="yellow"/>
+        </w:rPr>
+        <w:t>texto limpio sin cambiar mayúsculas/minúsculas.</w:t>
       </w:r>
     </w:p>
     <w:p>
       <w:pPr>
         <w:pStyle w:val="Listaconnmeros"/>
         <w:spacing w:after="60"/>
-      </w:pPr>
-      <w:r>
-        <w:rPr>
-          <w:rFonts w:ascii="Calibri" w:hAnsi="Calibri"/>
+        <w:rPr>
+          <w:highlight w:val="yellow"/>
+        </w:rPr>
+      </w:pPr>
+      <w:r>
+        <w:rPr>
+          <w:rFonts w:ascii="Calibri" w:hAnsi="Calibri"/>
+          <w:highlight w:val="yellow"/>
         </w:rPr>
         <w:t>Crea una función normalizar_texto(texto) que:</w:t>
       </w:r>
@@ -2552,10 +3590,14 @@
         <w:pStyle w:val="Listaconvietas"/>
         <w:spacing w:after="40"/>
         <w:ind w:left="1020"/>
-      </w:pPr>
-      <w:r>
-        <w:rPr>
-          <w:rFonts w:ascii="Calibri" w:hAnsi="Calibri"/>
+        <w:rPr>
+          <w:highlight w:val="yellow"/>
+        </w:rPr>
+      </w:pPr>
+      <w:r>
+        <w:rPr>
+          <w:rFonts w:ascii="Calibri" w:hAnsi="Calibri"/>
+          <w:highlight w:val="yellow"/>
         </w:rPr>
         <w:t>Aplique limpiar_texto primero.</w:t>
       </w:r>
@@ -2565,10 +3607,14 @@
         <w:pStyle w:val="Listaconvietas"/>
         <w:spacing w:after="40"/>
         <w:ind w:left="1020"/>
-      </w:pPr>
-      <w:r>
-        <w:rPr>
-          <w:rFonts w:ascii="Calibri" w:hAnsi="Calibri"/>
+        <w:rPr>
+          <w:highlight w:val="yellow"/>
+        </w:rPr>
+      </w:pPr>
+      <w:r>
+        <w:rPr>
+          <w:rFonts w:ascii="Calibri" w:hAnsi="Calibri"/>
+          <w:highlight w:val="yellow"/>
         </w:rPr>
         <w:t>Convierta el texto a formato estándar (primera letra en mayúscula, resto en minúsculas).</w:t>
       </w:r>
@@ -2578,22 +3624,37 @@
         <w:pStyle w:val="Listaconvietas"/>
         <w:spacing w:after="40"/>
         <w:ind w:left="1020"/>
-      </w:pPr>
-      <w:r>
-        <w:rPr>
-          <w:rFonts w:ascii="Calibri" w:hAnsi="Calibri"/>
-        </w:rPr>
-        <w:t>Corrija tildes que faltan usando el diccionario de correcciones que se proporciona más abajo.</w:t>
+        <w:rPr>
+          <w:highlight w:val="yellow"/>
+        </w:rPr>
+      </w:pPr>
+      <w:r>
+        <w:rPr>
+          <w:rFonts w:ascii="Calibri" w:hAnsi="Calibri"/>
+          <w:highlight w:val="yellow"/>
+        </w:rPr>
+        <w:t>Corrija tildes que faltan usando el diccio</w:t>
+      </w:r>
+      <w:r>
+        <w:rPr>
+          <w:rFonts w:ascii="Calibri" w:hAnsi="Calibri"/>
+          <w:highlight w:val="yellow"/>
+        </w:rPr>
+        <w:t>nario de correcciones que se proporciona más abajo.</w:t>
       </w:r>
     </w:p>
     <w:p>
       <w:pPr>
         <w:pStyle w:val="Listaconnmeros"/>
         <w:spacing w:after="60"/>
-      </w:pPr>
-      <w:r>
-        <w:rPr>
-          <w:rFonts w:ascii="Calibri" w:hAnsi="Calibri"/>
+        <w:rPr>
+          <w:highlight w:val="yellow"/>
+        </w:rPr>
+      </w:pPr>
+      <w:r>
+        <w:rPr>
+          <w:rFonts w:ascii="Calibri" w:hAnsi="Calibri"/>
+          <w:highlight w:val="yellow"/>
         </w:rPr>
         <w:t>Aplica estas funciones a TODOS los campos de texto de los 4 ficheros.</w:t>
       </w:r>
@@ -2602,10 +3663,14 @@
       <w:pPr>
         <w:pStyle w:val="Listaconnmeros"/>
         <w:spacing w:after="60"/>
-      </w:pPr>
-      <w:r>
-        <w:rPr>
-          <w:rFonts w:ascii="Calibri" w:hAnsi="Calibri"/>
+        <w:rPr>
+          <w:highlight w:val="yellow"/>
+        </w:rPr>
+      </w:pPr>
+      <w:r>
+        <w:rPr>
+          <w:rFonts w:ascii="Calibri" w:hAnsi="Calibri"/>
+          <w:highlight w:val="yellow"/>
         </w:rPr>
         <w:t>Imprime cuántas correcciones se han hecho en cada fichero y campo:</w:t>
       </w:r>
@@ -2615,12 +3680,16 @@
         <w:shd w:val="clear" w:color="auto" w:fill="F0F0F0"/>
         <w:spacing w:after="40"/>
         <w:ind w:left="567" w:right="567"/>
+        <w:rPr>
+          <w:highlight w:val="yellow"/>
+        </w:rPr>
       </w:pPr>
       <w:r>
         <w:rPr>
           <w:rFonts w:ascii="Courier New" w:hAnsi="Courier New"/>
           <w:color w:val="1A1A2E"/>
           <w:sz w:val="19"/>
+          <w:highlight w:val="yellow"/>
         </w:rPr>
         <w:t>artistas.csv &gt; nombre: 45 textos corregidos</w:t>
       </w:r>
@@ -2628,6 +3697,9 @@
     <w:p>
       <w:pPr>
         <w:spacing w:before="200" w:after="40"/>
+        <w:rPr>
+          <w:highlight w:val="yellow"/>
+        </w:rPr>
       </w:pPr>
       <w:r>
         <w:rPr>
@@ -2635,17 +3707,32 @@
           <w:b/>
           <w:color w:val="215CA0"/>
           <w:sz w:val="24"/>
-        </w:rPr>
-        <w:t>Diccionario de correcciones de tildes (punto de partida)</w:t>
+          <w:highlight w:val="yellow"/>
+        </w:rPr>
+        <w:t>Diccionario de correcci</w:t>
+      </w:r>
+      <w:r>
+        <w:rPr>
+          <w:rFonts w:ascii="Calibri" w:hAnsi="Calibri"/>
+          <w:b/>
+          <w:color w:val="215CA0"/>
+          <w:sz w:val="24"/>
+          <w:highlight w:val="yellow"/>
+        </w:rPr>
+        <w:t>ones de tildes (punto de partida)</w:t>
       </w:r>
     </w:p>
     <w:p>
       <w:pPr>
         <w:spacing w:after="80"/>
-      </w:pPr>
-      <w:r>
-        <w:rPr>
-          <w:rFonts w:ascii="Calibri" w:hAnsi="Calibri"/>
+        <w:rPr>
+          <w:highlight w:val="yellow"/>
+        </w:rPr>
+      </w:pPr>
+      <w:r>
+        <w:rPr>
+          <w:rFonts w:ascii="Calibri" w:hAnsi="Calibri"/>
+          <w:highlight w:val="yellow"/>
         </w:rPr>
         <w:t>Se te proporciona este diccionario como base. Si encuentras más casos en los datos que no estén aquí, añádelos tú.</w:t>
       </w:r>
@@ -2655,12 +3742,16 @@
         <w:shd w:val="clear" w:color="auto" w:fill="F0F0F0"/>
         <w:spacing w:after="40"/>
         <w:ind w:left="567" w:right="567"/>
+        <w:rPr>
+          <w:highlight w:val="yellow"/>
+        </w:rPr>
       </w:pPr>
       <w:r>
         <w:rPr>
           <w:rFonts w:ascii="Courier New" w:hAnsi="Courier New"/>
           <w:color w:val="1A1A2E"/>
           <w:sz w:val="19"/>
+          <w:highlight w:val="yellow"/>
         </w:rPr>
         <w:t>correcciones_tildes = {</w:t>
       </w:r>
@@ -2670,12 +3761,16 @@
         <w:shd w:val="clear" w:color="auto" w:fill="F0F0F0"/>
         <w:spacing w:after="40"/>
         <w:ind w:left="567" w:right="567"/>
+        <w:rPr>
+          <w:highlight w:val="yellow"/>
+        </w:rPr>
       </w:pPr>
       <w:r>
         <w:rPr>
           <w:rFonts w:ascii="Courier New" w:hAnsi="Courier New"/>
           <w:color w:val="1A1A2E"/>
           <w:sz w:val="19"/>
+          <w:highlight w:val="yellow"/>
         </w:rPr>
         <w:t xml:space="preserve">    "jose":       "José",      "maria":      "María",</w:t>
       </w:r>
@@ -2685,14 +3780,27 @@
         <w:shd w:val="clear" w:color="auto" w:fill="F0F0F0"/>
         <w:spacing w:after="40"/>
         <w:ind w:left="567" w:right="567"/>
+        <w:rPr>
+          <w:highlight w:val="yellow"/>
+        </w:rPr>
       </w:pPr>
       <w:r>
         <w:rPr>
           <w:rFonts w:ascii="Courier New" w:hAnsi="Courier New"/>
           <w:color w:val="1A1A2E"/>
           <w:sz w:val="19"/>
-        </w:rPr>
-        <w:t xml:space="preserve">    "garcia":     "García",    "gonzalez":   "González",</w:t>
+          <w:highlight w:val="yellow"/>
+        </w:rPr>
+        <w:t xml:space="preserve">    "garcia":     "García",  </w:t>
+      </w:r>
+      <w:r>
+        <w:rPr>
+          <w:rFonts w:ascii="Courier New" w:hAnsi="Courier New"/>
+          <w:color w:val="1A1A2E"/>
+          <w:sz w:val="19"/>
+          <w:highlight w:val="yellow"/>
+        </w:rPr>
+        <w:t xml:space="preserve">  "gonzalez":   "González",</w:t>
       </w:r>
     </w:p>
     <w:p>
@@ -2700,12 +3808,16 @@
         <w:shd w:val="clear" w:color="auto" w:fill="F0F0F0"/>
         <w:spacing w:after="40"/>
         <w:ind w:left="567" w:right="567"/>
+        <w:rPr>
+          <w:highlight w:val="yellow"/>
+        </w:rPr>
       </w:pPr>
       <w:r>
         <w:rPr>
           <w:rFonts w:ascii="Courier New" w:hAnsi="Courier New"/>
           <w:color w:val="1A1A2E"/>
           <w:sz w:val="19"/>
+          <w:highlight w:val="yellow"/>
         </w:rPr>
         <w:t xml:space="preserve">    "martinez":   "Martínez",  "lopez":      "López",</w:t>
       </w:r>
@@ -2715,12 +3827,16 @@
         <w:shd w:val="clear" w:color="auto" w:fill="F0F0F0"/>
         <w:spacing w:after="40"/>
         <w:ind w:left="567" w:right="567"/>
+        <w:rPr>
+          <w:highlight w:val="yellow"/>
+        </w:rPr>
       </w:pPr>
       <w:r>
         <w:rPr>
           <w:rFonts w:ascii="Courier New" w:hAnsi="Courier New"/>
           <w:color w:val="1A1A2E"/>
           <w:sz w:val="19"/>
+          <w:highlight w:val="yellow"/>
         </w:rPr>
         <w:t xml:space="preserve">    "perez":      "Pérez",     "sanchez":    "Sánchez",</w:t>
       </w:r>
@@ -2730,12 +3846,16 @@
         <w:shd w:val="clear" w:color="auto" w:fill="F0F0F0"/>
         <w:spacing w:after="40"/>
         <w:ind w:left="567" w:right="567"/>
+        <w:rPr>
+          <w:highlight w:val="yellow"/>
+        </w:rPr>
       </w:pPr>
       <w:r>
         <w:rPr>
           <w:rFonts w:ascii="Courier New" w:hAnsi="Courier New"/>
           <w:color w:val="1A1A2E"/>
           <w:sz w:val="19"/>
+          <w:highlight w:val="yellow"/>
         </w:rPr>
         <w:t xml:space="preserve">    "gomez":      "Gómez",     "fernandez":  "Fernández",</w:t>
       </w:r>
@@ -2745,12 +3865,16 @@
         <w:shd w:val="clear" w:color="auto" w:fill="F0F0F0"/>
         <w:spacing w:after="40"/>
         <w:ind w:left="567" w:right="567"/>
+        <w:rPr>
+          <w:highlight w:val="yellow"/>
+        </w:rPr>
       </w:pPr>
       <w:r>
         <w:rPr>
           <w:rFonts w:ascii="Courier New" w:hAnsi="Courier New"/>
           <w:color w:val="1A1A2E"/>
           <w:sz w:val="19"/>
+          <w:highlight w:val="yellow"/>
         </w:rPr>
         <w:t xml:space="preserve">    "rodriguez":  "Rodríguez", "hernandez":  "Hernández",</w:t>
       </w:r>
@@ -2760,12 +3884,16 @@
         <w:shd w:val="clear" w:color="auto" w:fill="F0F0F0"/>
         <w:spacing w:after="40"/>
         <w:ind w:left="567" w:right="567"/>
+        <w:rPr>
+          <w:highlight w:val="yellow"/>
+        </w:rPr>
       </w:pPr>
       <w:r>
         <w:rPr>
           <w:rFonts w:ascii="Courier New" w:hAnsi="Courier New"/>
           <w:color w:val="1A1A2E"/>
           <w:sz w:val="19"/>
+          <w:highlight w:val="yellow"/>
         </w:rPr>
         <w:t xml:space="preserve">    "ramirez":    "Ramírez",   "gutierrez":  "Gutiérrez",</w:t>
       </w:r>
@@ -2775,12 +3903,16 @@
         <w:shd w:val="clear" w:color="auto" w:fill="F0F0F0"/>
         <w:spacing w:after="40"/>
         <w:ind w:left="567" w:right="567"/>
+        <w:rPr>
+          <w:highlight w:val="yellow"/>
+        </w:rPr>
       </w:pPr>
       <w:r>
         <w:rPr>
           <w:rFonts w:ascii="Courier New" w:hAnsi="Courier New"/>
           <w:color w:val="1A1A2E"/>
           <w:sz w:val="19"/>
+          <w:highlight w:val="yellow"/>
         </w:rPr>
         <w:t>}</w:t>
       </w:r>
@@ -2790,14 +3922,27 @@
         <w:shd w:val="clear" w:color="auto" w:fill="E8F5EC"/>
         <w:spacing w:after="20"/>
         <w:ind w:left="454" w:right="454"/>
+        <w:rPr>
+          <w:highlight w:val="yellow"/>
+        </w:rPr>
       </w:pPr>
       <w:r>
         <w:rPr>
           <w:rFonts w:ascii="Calibri" w:hAnsi="Calibri"/>
           <w:color w:val="1E6B42"/>
           <w:sz w:val="20"/>
-        </w:rPr>
-        <w:t>💡 Pistas:</w:t>
+          <w:highlight w:val="yellow"/>
+        </w:rPr>
+        <w:t>💡</w:t>
+      </w:r>
+      <w:r>
+        <w:rPr>
+          <w:rFonts w:ascii="Calibri" w:hAnsi="Calibri"/>
+          <w:color w:val="1E6B42"/>
+          <w:sz w:val="20"/>
+          <w:highlight w:val="yellow"/>
+        </w:rPr>
+        <w:t xml:space="preserve"> Pistas:</w:t>
       </w:r>
     </w:p>
     <w:p>
@@ -2805,6 +3950,9 @@
         <w:shd w:val="clear" w:color="auto" w:fill="E8F5EC"/>
         <w:spacing w:after="20"/>
         <w:ind w:left="454" w:right="454"/>
+        <w:rPr>
+          <w:highlight w:val="yellow"/>
+        </w:rPr>
       </w:pPr>
       <w:r>
         <w:rPr>
@@ -2812,6 +3960,7 @@
           <w:i/>
           <w:color w:val="1E6B42"/>
           <w:sz w:val="20"/>
+          <w:highlight w:val="yellow"/>
         </w:rPr>
         <w:t xml:space="preserve">    Para eliminar espacios dobles: usa un bucle while '  ' in texto: texto = texto.replace('  ', ' ')</w:t>
       </w:r>
@@ -2821,6 +3970,9 @@
         <w:shd w:val="clear" w:color="auto" w:fill="E8F5EC"/>
         <w:spacing w:after="20"/>
         <w:ind w:left="454" w:right="454"/>
+        <w:rPr>
+          <w:highlight w:val="yellow"/>
+        </w:rPr>
       </w:pPr>
       <w:r>
         <w:rPr>
@@ -2828,6 +3980,7 @@
           <w:i/>
           <w:color w:val="1E6B42"/>
           <w:sz w:val="20"/>
+          <w:highlight w:val="yellow"/>
         </w:rPr>
         <w:t xml:space="preserve">      o más directo: ' '.join(texto.split())</w:t>
       </w:r>
@@ -2837,6 +3990,9 @@
         <w:shd w:val="clear" w:color="auto" w:fill="E8F5EC"/>
         <w:spacing w:after="20"/>
         <w:ind w:left="454" w:right="454"/>
+        <w:rPr>
+          <w:highlight w:val="yellow"/>
+        </w:rPr>
       </w:pPr>
       <w:r>
         <w:rPr>
@@ -2844,8 +4000,19 @@
           <w:i/>
           <w:color w:val="1E6B42"/>
           <w:sz w:val="20"/>
-        </w:rPr>
-        <w:t xml:space="preserve">    Para las tildes: divide el texto en palabras con split(), aplica el diccionario palabra a palabra,</w:t>
+          <w:highlight w:val="yellow"/>
+        </w:rPr>
+        <w:t xml:space="preserve">    Para las tildes: divide el texto e</w:t>
+      </w:r>
+      <w:r>
+        <w:rPr>
+          <w:rFonts w:ascii="Calibri" w:hAnsi="Calibri"/>
+          <w:i/>
+          <w:color w:val="1E6B42"/>
+          <w:sz w:val="20"/>
+          <w:highlight w:val="yellow"/>
+        </w:rPr>
+        <w:t>n palabras con split(), aplica el diccionario palabra a palabra,</w:t>
       </w:r>
     </w:p>
     <w:p>
@@ -2853,6 +4020,9 @@
         <w:shd w:val="clear" w:color="auto" w:fill="E8F5EC"/>
         <w:spacing w:after="20"/>
         <w:ind w:left="454" w:right="454"/>
+        <w:rPr>
+          <w:highlight w:val="yellow"/>
+        </w:rPr>
       </w:pPr>
       <w:r>
         <w:rPr>
@@ -2860,6 +4030,7 @@
           <w:i/>
           <w:color w:val="1E6B42"/>
           <w:sz w:val="20"/>
+          <w:highlight w:val="yellow"/>
         </w:rPr>
         <w:t xml:space="preserve">      y vuelve a unir con join(). Así evitas corregir partes de palabras más largas.</w:t>
       </w:r>
@@ -2869,6 +4040,9 @@
         <w:shd w:val="clear" w:color="auto" w:fill="E8F5EC"/>
         <w:spacing w:after="20"/>
         <w:ind w:left="454" w:right="454"/>
+        <w:rPr>
+          <w:highlight w:val="yellow"/>
+        </w:rPr>
       </w:pPr>
       <w:r>
         <w:rPr>
@@ -2876,6 +4050,7 @@
           <w:i/>
           <w:color w:val="1E6B42"/>
           <w:sz w:val="20"/>
+          <w:highlight w:val="yellow"/>
         </w:rPr>
         <w:t xml:space="preserve">    Ejemplo: 'Juan Garcia Lopez' → split() → ['Juan','Garcia','Lopez']</w:t>
       </w:r>
@@ -2885,6 +4060,9 @@
         <w:shd w:val="clear" w:color="auto" w:fill="E8F5EC"/>
         <w:spacing w:after="20"/>
         <w:ind w:left="454" w:right="454"/>
+        <w:rPr>
+          <w:highlight w:val="yellow"/>
+        </w:rPr>
       </w:pPr>
       <w:r>
         <w:rPr>
@@ -2892,27 +4070,52 @@
           <w:i/>
           <w:color w:val="1E6B42"/>
           <w:sz w:val="20"/>
-        </w:rPr>
-        <w:t xml:space="preserve">      → corrección → ['Juan','García','López'] → join() → 'Juan García López'</w:t>
+          <w:highlight w:val="yellow"/>
+        </w:rPr>
+        <w:t xml:space="preserve">      → corrección → ['Juan','Garcí</w:t>
+      </w:r>
+      <w:r>
+        <w:rPr>
+          <w:rFonts w:ascii="Calibri" w:hAnsi="Calibri"/>
+          <w:i/>
+          <w:color w:val="1E6B42"/>
+          <w:sz w:val="20"/>
+          <w:highlight w:val="yellow"/>
+        </w:rPr>
+        <w:t>a','López'] → join() → 'Juan García López'</w:t>
       </w:r>
     </w:p>
     <w:p>
       <w:pPr>
         <w:spacing w:before="120" w:after="120"/>
+        <w:rPr>
+          <w:highlight w:val="yellow"/>
+        </w:rPr>
       </w:pPr>
       <w:r>
         <w:rPr>
           <w:rFonts w:ascii="Calibri" w:hAnsi="Calibri"/>
           <w:b/>
           <w:color w:val="C55A11"/>
-        </w:rPr>
-        <w:t xml:space="preserve">✅ Entregable: </w:t>
+          <w:highlight w:val="yellow"/>
+        </w:rPr>
+        <w:t>✅</w:t>
+      </w:r>
+      <w:r>
+        <w:rPr>
+          <w:rFonts w:ascii="Calibri" w:hAnsi="Calibri"/>
+          <w:b/>
+          <w:color w:val="C55A11"/>
+          <w:highlight w:val="yellow"/>
+        </w:rPr>
+        <w:t xml:space="preserve"> Entregable: </w:t>
       </w:r>
       <w:r>
         <w:rPr>
           <w:rFonts w:ascii="Calibri" w:hAnsi="Calibri"/>
           <w:i/>
           <w:color w:val="C55A11"/>
+          <w:highlight w:val="yellow"/>
         </w:rPr>
         <w:t>Funciones de limpieza y los datos con textos corregidos.</w:t>
       </w:r>
@@ -2923,6 +4126,9 @@
           <w:top w:val="single" w:sz="12" w:space="1" w:color="215CA0"/>
         </w:pBdr>
         <w:spacing w:before="320" w:after="80"/>
+        <w:rPr>
+          <w:highlight w:val="yellow"/>
+        </w:rPr>
       </w:pPr>
       <w:r>
         <w:rPr>
@@ -2930,6 +4136,7 @@
           <w:b/>
           <w:color w:val="FFFFFF"/>
           <w:sz w:val="26"/>
+          <w:highlight w:val="yellow"/>
         </w:rPr>
         <w:lastRenderedPageBreak/>
         <w:t xml:space="preserve">FASE 4  </w:t>
@@ -2940,6 +4147,7 @@
           <w:b/>
           <w:color w:val="1A376C"/>
           <w:sz w:val="26"/>
+          <w:highlight w:val="yellow"/>
         </w:rPr>
         <w:t>LIMPIEZA DE VALORES VACÍOS Y TIPOS</w:t>
       </w:r>
@@ -2947,6 +4155,9 @@
     <w:p>
       <w:pPr>
         <w:spacing w:before="200" w:after="40"/>
+        <w:rPr>
+          <w:highlight w:val="yellow"/>
+        </w:rPr>
       </w:pPr>
       <w:r>
         <w:rPr>
@@ -2954,6 +4165,7 @@
           <w:b/>
           <w:color w:val="215CA0"/>
           <w:sz w:val="24"/>
+          <w:highlight w:val="yellow"/>
         </w:rPr>
         <w:t>Objetivo</w:t>
       </w:r>
@@ -2961,10 +4173,14 @@
     <w:p>
       <w:pPr>
         <w:spacing w:after="80"/>
-      </w:pPr>
-      <w:r>
-        <w:rPr>
-          <w:rFonts w:ascii="Calibri" w:hAnsi="Calibri"/>
+        <w:rPr>
+          <w:highlight w:val="yellow"/>
+        </w:rPr>
+      </w:pPr>
+      <w:r>
+        <w:rPr>
+          <w:rFonts w:ascii="Calibri" w:hAnsi="Calibri"/>
+          <w:highlight w:val="yellow"/>
         </w:rPr>
         <w:t>Tratar los valores vacíos y asegurar que cada campo tiene el tipo de dato correcto.</w:t>
       </w:r>
@@ -2972,6 +4188,9 @@
     <w:p>
       <w:pPr>
         <w:spacing w:before="200" w:after="40"/>
+        <w:rPr>
+          <w:highlight w:val="yellow"/>
+        </w:rPr>
       </w:pPr>
       <w:r>
         <w:rPr>
@@ -2979,6 +4198,7 @@
           <w:b/>
           <w:color w:val="215CA0"/>
           <w:sz w:val="24"/>
+          <w:highlight w:val="yellow"/>
         </w:rPr>
         <w:t>Tareas</w:t>
       </w:r>
@@ -2987,10 +4207,14 @@
       <w:pPr>
         <w:pStyle w:val="Listaconnmeros"/>
         <w:spacing w:after="60"/>
-      </w:pPr>
-      <w:r>
-        <w:rPr>
-          <w:rFonts w:ascii="Calibri" w:hAnsi="Calibri"/>
+        <w:rPr>
+          <w:highlight w:val="yellow"/>
+        </w:rPr>
+      </w:pPr>
+      <w:r>
+        <w:rPr>
+          <w:rFonts w:ascii="Calibri" w:hAnsi="Calibri"/>
+          <w:highlight w:val="yellow"/>
         </w:rPr>
         <w:t>Define las reglas para cada campo de cada fichero. Para cada campo, decide:</w:t>
       </w:r>
@@ -3000,10 +4224,14 @@
         <w:pStyle w:val="Listaconvietas"/>
         <w:spacing w:after="40"/>
         <w:ind w:left="1020"/>
-      </w:pPr>
-      <w:r>
-        <w:rPr>
-          <w:rFonts w:ascii="Calibri" w:hAnsi="Calibri"/>
+        <w:rPr>
+          <w:highlight w:val="yellow"/>
+        </w:rPr>
+      </w:pPr>
+      <w:r>
+        <w:rPr>
+          <w:rFonts w:ascii="Calibri" w:hAnsi="Calibri"/>
+          <w:highlight w:val="yellow"/>
         </w:rPr>
         <w:t>¿Qué tipo de dato debe tener? (texto, entero, decimal...)</w:t>
       </w:r>
@@ -3013,10 +4241,14 @@
         <w:pStyle w:val="Listaconvietas"/>
         <w:spacing w:after="40"/>
         <w:ind w:left="1020"/>
-      </w:pPr>
-      <w:r>
-        <w:rPr>
-          <w:rFonts w:ascii="Calibri" w:hAnsi="Calibri"/>
+        <w:rPr>
+          <w:highlight w:val="yellow"/>
+        </w:rPr>
+      </w:pPr>
+      <w:r>
+        <w:rPr>
+          <w:rFonts w:ascii="Calibri" w:hAnsi="Calibri"/>
+          <w:highlight w:val="yellow"/>
         </w:rPr>
         <w:t>Si está vacío: ¿rellenar con un valor por defecto? ¿marcarlo como "SIN DATOS"? ¿eliminar el registro?</w:t>
       </w:r>
@@ -3024,22 +4256,37 @@
     <w:p>
       <w:pPr>
         <w:spacing w:after="80"/>
-      </w:pPr>
-      <w:r>
-        <w:rPr>
-          <w:rFonts w:ascii="Calibri" w:hAnsi="Calibri"/>
-        </w:rPr>
-        <w:t>Documenta estas reglas como comentarios en tu código o en un diccionario.</w:t>
+        <w:rPr>
+          <w:highlight w:val="yellow"/>
+        </w:rPr>
+      </w:pPr>
+      <w:r>
+        <w:rPr>
+          <w:rFonts w:ascii="Calibri" w:hAnsi="Calibri"/>
+          <w:highlight w:val="yellow"/>
+        </w:rPr>
+        <w:t xml:space="preserve">Documenta estas </w:t>
+      </w:r>
+      <w:r>
+        <w:rPr>
+          <w:rFonts w:ascii="Calibri" w:hAnsi="Calibri"/>
+          <w:highlight w:val="yellow"/>
+        </w:rPr>
+        <w:t>reglas como comentarios en tu código o en un diccionario.</w:t>
       </w:r>
     </w:p>
     <w:p>
       <w:pPr>
         <w:pStyle w:val="Listaconnmeros"/>
         <w:spacing w:after="60"/>
-      </w:pPr>
-      <w:r>
-        <w:rPr>
-          <w:rFonts w:ascii="Calibri" w:hAnsi="Calibri"/>
+        <w:rPr>
+          <w:highlight w:val="yellow"/>
+        </w:rPr>
+      </w:pPr>
+      <w:r>
+        <w:rPr>
+          <w:rFonts w:ascii="Calibri" w:hAnsi="Calibri"/>
+          <w:highlight w:val="yellow"/>
         </w:rPr>
         <w:t>Crea una función limpiar_valor_numerico(valor) que:</w:t>
       </w:r>
@@ -3049,10 +4296,14 @@
         <w:pStyle w:val="Listaconvietas"/>
         <w:spacing w:after="40"/>
         <w:ind w:left="1020"/>
-      </w:pPr>
-      <w:r>
-        <w:rPr>
-          <w:rFonts w:ascii="Calibri" w:hAnsi="Calibri"/>
+        <w:rPr>
+          <w:highlight w:val="yellow"/>
+        </w:rPr>
+      </w:pPr>
+      <w:r>
+        <w:rPr>
+          <w:rFonts w:ascii="Calibri" w:hAnsi="Calibri"/>
+          <w:highlight w:val="yellow"/>
         </w:rPr>
         <w:t>Reciba un valor que debería ser numérico pero puede venir como texto con símbolos ("15.000€", "15,000", "$500").</w:t>
       </w:r>
@@ -3062,12 +4313,23 @@
         <w:pStyle w:val="Listaconvietas"/>
         <w:spacing w:after="40"/>
         <w:ind w:left="1020"/>
-      </w:pPr>
-      <w:r>
-        <w:rPr>
-          <w:rFonts w:ascii="Calibri" w:hAnsi="Calibri"/>
-        </w:rPr>
-        <w:t>Elimine símbolos de moneda (€, $) y separadores de miles.</w:t>
+        <w:rPr>
+          <w:highlight w:val="yellow"/>
+        </w:rPr>
+      </w:pPr>
+      <w:r>
+        <w:rPr>
+          <w:rFonts w:ascii="Calibri" w:hAnsi="Calibri"/>
+          <w:highlight w:val="yellow"/>
+        </w:rPr>
+        <w:t>Elimine símbolos de moneda (€, $)</w:t>
+      </w:r>
+      <w:r>
+        <w:rPr>
+          <w:rFonts w:ascii="Calibri" w:hAnsi="Calibri"/>
+          <w:highlight w:val="yellow"/>
+        </w:rPr>
+        <w:t xml:space="preserve"> y separadores de miles.</w:t>
       </w:r>
     </w:p>
     <w:p>
@@ -3075,10 +4337,14 @@
         <w:pStyle w:val="Listaconvietas"/>
         <w:spacing w:after="40"/>
         <w:ind w:left="1020"/>
-      </w:pPr>
-      <w:r>
-        <w:rPr>
-          <w:rFonts w:ascii="Calibri" w:hAnsi="Calibri"/>
+        <w:rPr>
+          <w:highlight w:val="yellow"/>
+        </w:rPr>
+      </w:pPr>
+      <w:r>
+        <w:rPr>
+          <w:rFonts w:ascii="Calibri" w:hAnsi="Calibri"/>
+          <w:highlight w:val="yellow"/>
         </w:rPr>
         <w:t>Convierta comas decimales a puntos si es necesario.</w:t>
       </w:r>
@@ -3088,10 +4354,14 @@
         <w:pStyle w:val="Listaconvietas"/>
         <w:spacing w:after="40"/>
         <w:ind w:left="1020"/>
-      </w:pPr>
-      <w:r>
-        <w:rPr>
-          <w:rFonts w:ascii="Calibri" w:hAnsi="Calibri"/>
+        <w:rPr>
+          <w:highlight w:val="yellow"/>
+        </w:rPr>
+      </w:pPr>
+      <w:r>
+        <w:rPr>
+          <w:rFonts w:ascii="Calibri" w:hAnsi="Calibri"/>
+          <w:highlight w:val="yellow"/>
         </w:rPr>
         <w:t>Devuelva el número como int o float según corresponda.</w:t>
       </w:r>
@@ -3101,10 +4371,14 @@
         <w:pStyle w:val="Listaconvietas"/>
         <w:spacing w:after="40"/>
         <w:ind w:left="1020"/>
-      </w:pPr>
-      <w:r>
-        <w:rPr>
-          <w:rFonts w:ascii="Calibri" w:hAnsi="Calibri"/>
+        <w:rPr>
+          <w:highlight w:val="yellow"/>
+        </w:rPr>
+      </w:pPr>
+      <w:r>
+        <w:rPr>
+          <w:rFonts w:ascii="Calibri" w:hAnsi="Calibri"/>
+          <w:highlight w:val="yellow"/>
         </w:rPr>
         <w:t>Si no se puede convertir, devuelva None.</w:t>
       </w:r>
@@ -3113,10 +4387,14 @@
       <w:pPr>
         <w:pStyle w:val="Listaconnmeros"/>
         <w:spacing w:after="60"/>
-      </w:pPr>
-      <w:r>
-        <w:rPr>
-          <w:rFonts w:ascii="Calibri" w:hAnsi="Calibri"/>
+        <w:rPr>
+          <w:highlight w:val="yellow"/>
+        </w:rPr>
+      </w:pPr>
+      <w:r>
+        <w:rPr>
+          <w:rFonts w:ascii="Calibri" w:hAnsi="Calibri"/>
+          <w:highlight w:val="yellow"/>
         </w:rPr>
         <w:t>Aplica la conversión de tipos a todos los campos numéricos.</w:t>
       </w:r>
@@ -3125,22 +4403,37 @@
       <w:pPr>
         <w:pStyle w:val="Listaconnmeros"/>
         <w:spacing w:after="60"/>
-      </w:pPr>
-      <w:r>
-        <w:rPr>
-          <w:rFonts w:ascii="Calibri" w:hAnsi="Calibri"/>
-        </w:rPr>
-        <w:t>Aplica el tratamiento de valores vacíos según las reglas definidas.</w:t>
+        <w:rPr>
+          <w:highlight w:val="yellow"/>
+        </w:rPr>
+      </w:pPr>
+      <w:r>
+        <w:rPr>
+          <w:rFonts w:ascii="Calibri" w:hAnsi="Calibri"/>
+          <w:highlight w:val="yellow"/>
+        </w:rPr>
+        <w:t>Aplica el tratamiento d</w:t>
+      </w:r>
+      <w:r>
+        <w:rPr>
+          <w:rFonts w:ascii="Calibri" w:hAnsi="Calibri"/>
+          <w:highlight w:val="yellow"/>
+        </w:rPr>
+        <w:t>e valores vacíos según las reglas definidas.</w:t>
       </w:r>
     </w:p>
     <w:p>
       <w:pPr>
         <w:pStyle w:val="Listaconnmeros"/>
         <w:spacing w:after="60"/>
-      </w:pPr>
-      <w:r>
-        <w:rPr>
-          <w:rFonts w:ascii="Calibri" w:hAnsi="Calibri"/>
+        <w:rPr>
+          <w:highlight w:val="yellow"/>
+        </w:rPr>
+      </w:pPr>
+      <w:r>
+        <w:rPr>
+          <w:rFonts w:ascii="Calibri" w:hAnsi="Calibri"/>
+          <w:highlight w:val="yellow"/>
         </w:rPr>
         <w:t>Imprime un resumen de las acciones realizadas:</w:t>
       </w:r>
@@ -3150,12 +4443,16 @@
         <w:shd w:val="clear" w:color="auto" w:fill="F0F0F0"/>
         <w:spacing w:after="40"/>
         <w:ind w:left="567" w:right="567"/>
+        <w:rPr>
+          <w:highlight w:val="yellow"/>
+        </w:rPr>
       </w:pPr>
       <w:r>
         <w:rPr>
           <w:rFonts w:ascii="Courier New" w:hAnsi="Courier New"/>
           <w:color w:val="1A1A2E"/>
           <w:sz w:val="19"/>
+          <w:highlight w:val="yellow"/>
         </w:rPr>
         <w:t>artistas.csv &gt; cache_eur: 5 valores convertidos a número</w:t>
       </w:r>
@@ -3171,6 +4468,7 @@
           <w:rFonts w:ascii="Courier New" w:hAnsi="Courier New"/>
           <w:color w:val="1A1A2E"/>
           <w:sz w:val="19"/>
+          <w:highlight w:val="yellow"/>
         </w:rPr>
         <w:t>artistas.csv &gt; email_manager: 32 vacíos → marcados como 'SIN DATOS'</w:t>
       </w:r>
@@ -3187,7 +4485,15 @@
           <w:color w:val="1E6B42"/>
           <w:sz w:val="20"/>
         </w:rPr>
-        <w:t>💡 Pistas:</w:t>
+        <w:t>💡</w:t>
+      </w:r>
+      <w:r>
+        <w:rPr>
+          <w:rFonts w:ascii="Calibri" w:hAnsi="Calibri"/>
+          <w:color w:val="1E6B42"/>
+          <w:sz w:val="20"/>
+        </w:rPr>
+        <w:t xml:space="preserve"> Pistas:</w:t>
       </w:r>
     </w:p>
     <w:p>
@@ -3203,7 +4509,16 @@
           <w:color w:val="1E6B42"/>
           <w:sz w:val="20"/>
         </w:rPr>
-        <w:t xml:space="preserve">    Para limpiar un número: str(valor).strip().replace('€','').replace('$','').replace('.','').replace(',','.')</w:t>
+        <w:t xml:space="preserve">    Para limpiar un número: </w:t>
+      </w:r>
+      <w:r>
+        <w:rPr>
+          <w:rFonts w:ascii="Calibri" w:hAnsi="Calibri"/>
+          <w:i/>
+          <w:color w:val="1E6B42"/>
+          <w:sz w:val="20"/>
+        </w:rPr>
+        <w:t>str(valor).strip().replace('€','').replace('$','').replace('.','').replace(',','.')</w:t>
       </w:r>
     </w:p>
     <w:p>
@@ -3235,7 +4550,16 @@
           <w:color w:val="1E6B42"/>
           <w:sz w:val="20"/>
         </w:rPr>
-        <w:t xml:space="preserve">    Usa try/except ValueError cuando hagas float() o int() para capturar valores que no son convertibles.</w:t>
+        <w:t xml:space="preserve">    Usa try/except ValueError cuando hagas float() o int() para capturar valor</w:t>
+      </w:r>
+      <w:r>
+        <w:rPr>
+          <w:rFonts w:ascii="Calibri" w:hAnsi="Calibri"/>
+          <w:i/>
+          <w:color w:val="1E6B42"/>
+          <w:sz w:val="20"/>
+        </w:rPr>
+        <w:t>es que no son convertibles.</w:t>
       </w:r>
     </w:p>
     <w:p>
@@ -3280,7 +4604,15 @@
           <w:b/>
           <w:color w:val="C55A11"/>
         </w:rPr>
-        <w:t xml:space="preserve">✅ Entregable: </w:t>
+        <w:t>✅</w:t>
+      </w:r>
+      <w:r>
+        <w:rPr>
+          <w:rFonts w:ascii="Calibri" w:hAnsi="Calibri"/>
+          <w:b/>
+          <w:color w:val="C55A11"/>
+        </w:rPr>
+        <w:t xml:space="preserve"> Entregable: </w:t>
       </w:r>
       <w:r>
         <w:rPr>
@@ -3288,7 +4620,15 @@
           <w:i/>
           <w:color w:val="C55A11"/>
         </w:rPr>
-        <w:t>Datos con tipos correctos y valores vacíos tratados.</w:t>
+        <w:t>Datos con tipos correctos y valor</w:t>
+      </w:r>
+      <w:r>
+        <w:rPr>
+          <w:rFonts w:ascii="Calibri" w:hAnsi="Calibri"/>
+          <w:i/>
+          <w:color w:val="C55A11"/>
+        </w:rPr>
+        <w:t>es vacíos tratados.</w:t>
       </w:r>
     </w:p>
     <w:p>
@@ -3330,6 +4670,8 @@
         </w:rPr>
         <w:t>Objetivo</w:t>
       </w:r>
+      <w:bookmarkStart w:id="0" w:name="_GoBack"/>
+      <w:bookmarkEnd w:id="0"/>
     </w:p>
     <w:p>
       <w:pPr>
@@ -3438,7 +4780,15 @@
           <w:color w:val="1A1A2E"/>
           <w:sz w:val="19"/>
         </w:rPr>
-        <w:t xml:space="preserve">    "rock":         "Rock",</w:t>
+        <w:t xml:space="preserve">    "</w:t>
+      </w:r>
+      <w:r>
+        <w:rPr>
+          <w:rFonts w:ascii="Courier New" w:hAnsi="Courier New"/>
+          <w:color w:val="1A1A2E"/>
+          <w:sz w:val="19"/>
+        </w:rPr>
+        <w:t>rock":         "Rock",</w:t>
       </w:r>
     </w:p>
     <w:p>
@@ -3523,7 +4873,13 @@
         <w:rPr>
           <w:rFonts w:ascii="Calibri" w:hAnsi="Calibri"/>
         </w:rPr>
-        <w:t>Busque el valor (en minúsculas y sin espacios extra) en el diccionario.</w:t>
+        <w:t>Busque el valor (en minúsculas y sin espacios ex</w:t>
+      </w:r>
+      <w:r>
+        <w:rPr>
+          <w:rFonts w:ascii="Calibri" w:hAnsi="Calibri"/>
+        </w:rPr>
+        <w:t>tra) en el diccionario.</w:t>
       </w:r>
     </w:p>
     <w:p>
@@ -3576,7 +4932,13 @@
         <w:rPr>
           <w:rFonts w:ascii="Calibri" w:hAnsi="Calibri"/>
         </w:rPr>
-        <w:t>Aplica la normalización a todos los campos de categoría.</w:t>
+        <w:t>Aplica la normalización a todos los ca</w:t>
+      </w:r>
+      <w:r>
+        <w:rPr>
+          <w:rFonts w:ascii="Calibri" w:hAnsi="Calibri"/>
+        </w:rPr>
+        <w:t>mpos de categoría.</w:t>
       </w:r>
     </w:p>
     <w:p>
@@ -3633,7 +4995,15 @@
           <w:color w:val="1E6B42"/>
           <w:sz w:val="20"/>
         </w:rPr>
-        <w:t>💡 Pistas:</w:t>
+        <w:t>💡</w:t>
+      </w:r>
+      <w:r>
+        <w:rPr>
+          <w:rFonts w:ascii="Calibri" w:hAnsi="Calibri"/>
+          <w:color w:val="1E6B42"/>
+          <w:sz w:val="20"/>
+        </w:rPr>
+        <w:t xml:space="preserve"> Pistas:</w:t>
       </w:r>
     </w:p>
     <w:p>
@@ -3681,7 +5051,16 @@
           <w:color w:val="1E6B42"/>
           <w:sz w:val="20"/>
         </w:rPr>
-        <w:t xml:space="preserve">      Imprime el set, observa las variaciones y construye el mapeo.</w:t>
+        <w:t xml:space="preserve">      Imprime el set, observa las variaciones y construye el map</w:t>
+      </w:r>
+      <w:r>
+        <w:rPr>
+          <w:rFonts w:ascii="Calibri" w:hAnsi="Calibri"/>
+          <w:i/>
+          <w:color w:val="1E6B42"/>
+          <w:sz w:val="20"/>
+        </w:rPr>
+        <w:t>eo.</w:t>
       </w:r>
     </w:p>
     <w:p>
@@ -3710,7 +5089,15 @@
           <w:b/>
           <w:color w:val="C55A11"/>
         </w:rPr>
-        <w:t xml:space="preserve">✅ Entregable: </w:t>
+        <w:t>✅</w:t>
+      </w:r>
+      <w:r>
+        <w:rPr>
+          <w:rFonts w:ascii="Calibri" w:hAnsi="Calibri"/>
+          <w:b/>
+          <w:color w:val="C55A11"/>
+        </w:rPr>
+        <w:t xml:space="preserve"> Entregable: </w:t>
       </w:r>
       <w:r>
         <w:rPr>
@@ -3769,7 +5156,13 @@
         <w:rPr>
           <w:rFonts w:ascii="Calibri" w:hAnsi="Calibri"/>
         </w:rPr>
-        <w:t>Unificar todos los formatos de fecha a un único formato estándar: DD/MM/AAAA.</w:t>
+        <w:t xml:space="preserve">Unificar todos los formatos de fecha a un único formato estándar: </w:t>
+      </w:r>
+      <w:r>
+        <w:rPr>
+          <w:rFonts w:ascii="Calibri" w:hAnsi="Calibri"/>
+        </w:rPr>
+        <w:t>DD/MM/AAAA.</w:t>
       </w:r>
     </w:p>
     <w:p>
@@ -3968,7 +5361,14 @@
                 <w:rFonts w:ascii="Calibri" w:hAnsi="Calibri"/>
                 <w:sz w:val="20"/>
               </w:rPr>
-              <w:t>Contiene '/' y el primer trozo tiene 1-2 dígitos</w:t>
+              <w:t xml:space="preserve">Contiene '/' y el primer </w:t>
+            </w:r>
+            <w:r>
+              <w:rPr>
+                <w:rFonts w:ascii="Calibri" w:hAnsi="Calibri"/>
+                <w:sz w:val="20"/>
+              </w:rPr>
+              <w:t>trozo tiene 1-2 dígitos</w:t>
             </w:r>
           </w:p>
         </w:tc>
@@ -4168,7 +5568,14 @@
                 <w:rFonts w:ascii="Calibri" w:hAnsi="Calibri"/>
                 <w:sz w:val="20"/>
               </w:rPr>
-              <w:t>Contiene '-' y el primer trozo tiene 1-2 dígitos</w:t>
+              <w:t xml:space="preserve">Contiene '-' y </w:t>
+            </w:r>
+            <w:r>
+              <w:rPr>
+                <w:rFonts w:ascii="Calibri" w:hAnsi="Calibri"/>
+                <w:sz w:val="20"/>
+              </w:rPr>
+              <w:t>el primer trozo tiene 1-2 dígitos</w:t>
             </w:r>
           </w:p>
         </w:tc>
@@ -4421,7 +5828,15 @@
           <w:color w:val="1E6B42"/>
           <w:sz w:val="20"/>
         </w:rPr>
-        <w:t>💡 Pistas:</w:t>
+        <w:t>💡</w:t>
+      </w:r>
+      <w:r>
+        <w:rPr>
+          <w:rFonts w:ascii="Calibri" w:hAnsi="Calibri"/>
+          <w:color w:val="1E6B42"/>
+          <w:sz w:val="20"/>
+        </w:rPr>
+        <w:t xml:space="preserve"> Pistas:</w:t>
       </w:r>
     </w:p>
     <w:p>
@@ -4469,7 +5884,16 @@
           <w:color w:val="1E6B42"/>
           <w:sz w:val="20"/>
         </w:rPr>
-        <w:t xml:space="preserve">    Para el formato 'DD de mes de AAAA': partes = fecha.split(' de ') → partes[0]=día, partes[1]=mes, partes[2]=año</w:t>
+        <w:t xml:space="preserve">    Para el formato 'DD de me</w:t>
+      </w:r>
+      <w:r>
+        <w:rPr>
+          <w:rFonts w:ascii="Calibri" w:hAnsi="Calibri"/>
+          <w:i/>
+          <w:color w:val="1E6B42"/>
+          <w:sz w:val="20"/>
+        </w:rPr>
+        <w:t>s de AAAA': partes = fecha.split(' de ') → partes[0]=día, partes[1]=mes, partes[2]=año</w:t>
       </w:r>
     </w:p>
     <w:p>
@@ -4501,7 +5925,16 @@
           <w:color w:val="1E6B42"/>
           <w:sz w:val="20"/>
         </w:rPr>
-        <w:t xml:space="preserve">    Si ningún formato coincide, devuelve 'FECHA INVÁLIDA' e imprímelo como aviso.</w:t>
+        <w:t xml:space="preserve">    Si ningún formato coincide, devuelve 'FECHA </w:t>
+      </w:r>
+      <w:r>
+        <w:rPr>
+          <w:rFonts w:ascii="Calibri" w:hAnsi="Calibri"/>
+          <w:i/>
+          <w:color w:val="1E6B42"/>
+          <w:sz w:val="20"/>
+        </w:rPr>
+        <w:t>INVÁLIDA' e imprímelo como aviso.</w:t>
       </w:r>
     </w:p>
     <w:p>
@@ -4530,7 +5963,15 @@
           <w:b/>
           <w:color w:val="C55A11"/>
         </w:rPr>
-        <w:t xml:space="preserve">✅ Entregable: </w:t>
+        <w:t>✅</w:t>
+      </w:r>
+      <w:r>
+        <w:rPr>
+          <w:rFonts w:ascii="Calibri" w:hAnsi="Calibri"/>
+          <w:b/>
+          <w:color w:val="C55A11"/>
+        </w:rPr>
+        <w:t xml:space="preserve"> Entregable: </w:t>
       </w:r>
       <w:r>
         <w:rPr>
@@ -4589,7 +6030,13 @@
         <w:rPr>
           <w:rFonts w:ascii="Calibri" w:hAnsi="Calibri"/>
         </w:rPr>
-        <w:t>Detectar y eliminar registros duplicados en cada fichero, conservando siempre el registro más completo.</w:t>
+        <w:t xml:space="preserve">Detectar y eliminar registros duplicados en cada </w:t>
+      </w:r>
+      <w:r>
+        <w:rPr>
+          <w:rFonts w:ascii="Calibri" w:hAnsi="Calibri"/>
+        </w:rPr>
+        <w:t>fichero, conservando siempre el registro más completo.</w:t>
       </w:r>
     </w:p>
     <w:p>
@@ -4664,16 +6111,16 @@
         <w:rPr>
           <w:rFonts w:ascii="Calibri" w:hAnsi="Calibri"/>
         </w:rPr>
+        <w:t>horarios: mismo escenario + misma fecha + misma hora_inicio</w:t>
+      </w:r>
+    </w:p>
+    <w:p>
+      <w:r>
+        <w:rPr>
+          <w:rFonts w:ascii="Calibri" w:hAnsi="Calibri"/>
+          <w:b/>
+        </w:rPr>
         <w:lastRenderedPageBreak/>
-        <w:t>horarios: mismo escenario + misma fecha + misma hora_inicio</w:t>
-      </w:r>
-    </w:p>
-    <w:p>
-      <w:r>
-        <w:rPr>
-          <w:rFonts w:ascii="Calibri" w:hAnsi="Calibri"/>
-          <w:b/>
-        </w:rPr>
         <w:t xml:space="preserve">Opción B: </w:t>
       </w:r>
     </w:p>
@@ -4713,7 +6160,13 @@
         <w:rPr>
           <w:rFonts w:ascii="Calibri" w:hAnsi="Calibri"/>
         </w:rPr>
-        <w:t>premios: mismo torneo + misma edición + mismo equipo</w:t>
+        <w:t>premios: mismo torneo + mi</w:t>
+      </w:r>
+      <w:r>
+        <w:rPr>
+          <w:rFonts w:ascii="Calibri" w:hAnsi="Calibri"/>
+        </w:rPr>
+        <w:t>sma edición + mismo equipo</w:t>
       </w:r>
     </w:p>
     <w:p>
@@ -4778,7 +6231,13 @@
         <w:rPr>
           <w:rFonts w:ascii="Calibri" w:hAnsi="Calibri"/>
         </w:rPr>
-        <w:t>Compare registros normalizando los campos clave (minúsculas + sin espacios extra).</w:t>
+        <w:t xml:space="preserve">Compare registros normalizando los campos </w:t>
+      </w:r>
+      <w:r>
+        <w:rPr>
+          <w:rFonts w:ascii="Calibri" w:hAnsi="Calibri"/>
+        </w:rPr>
+        <w:t>clave (minúsculas + sin espacios extra).</w:t>
       </w:r>
     </w:p>
     <w:p>
@@ -4828,7 +6287,13 @@
         <w:rPr>
           <w:rFonts w:ascii="Calibri" w:hAnsi="Calibri"/>
         </w:rPr>
-        <w:t>Imprime cuántos duplicados se han eliminado:</w:t>
+        <w:t>Imprime cuántos duplicados se han elimi</w:t>
+      </w:r>
+      <w:r>
+        <w:rPr>
+          <w:rFonts w:ascii="Calibri" w:hAnsi="Calibri"/>
+        </w:rPr>
+        <w:t>nado:</w:t>
       </w:r>
     </w:p>
     <w:p>
@@ -4858,7 +6323,15 @@
           <w:color w:val="1E6B42"/>
           <w:sz w:val="20"/>
         </w:rPr>
-        <w:t>💡 Pistas:</w:t>
+        <w:t>💡</w:t>
+      </w:r>
+      <w:r>
+        <w:rPr>
+          <w:rFonts w:ascii="Calibri" w:hAnsi="Calibri"/>
+          <w:color w:val="1E6B42"/>
+          <w:sz w:val="20"/>
+        </w:rPr>
+        <w:t xml:space="preserve"> Pistas:</w:t>
       </w:r>
     </w:p>
     <w:p>
@@ -4890,7 +6363,16 @@
           <w:color w:val="1E6B42"/>
           <w:sz w:val="20"/>
         </w:rPr>
-        <w:t xml:space="preserve">    Usa un diccionario auxiliar {clave: registro} para detectar duplicados.</w:t>
+        <w:t xml:space="preserve">    Usa un diccionario auxiliar {clave: registro} para detectar duplica</w:t>
+      </w:r>
+      <w:r>
+        <w:rPr>
+          <w:rFonts w:ascii="Calibri" w:hAnsi="Calibri"/>
+          <w:i/>
+          <w:color w:val="1E6B42"/>
+          <w:sz w:val="20"/>
+        </w:rPr>
+        <w:t>dos.</w:t>
       </w:r>
     </w:p>
     <w:p>
@@ -4951,7 +6433,15 @@
           <w:b/>
           <w:color w:val="C55A11"/>
         </w:rPr>
-        <w:t xml:space="preserve">✅ Entregable: </w:t>
+        <w:t>✅</w:t>
+      </w:r>
+      <w:r>
+        <w:rPr>
+          <w:rFonts w:ascii="Calibri" w:hAnsi="Calibri"/>
+          <w:b/>
+          <w:color w:val="C55A11"/>
+        </w:rPr>
+        <w:t xml:space="preserve"> Entregable: </w:t>
       </w:r>
       <w:r>
         <w:rPr>
@@ -4959,7 +6449,15 @@
           <w:i/>
           <w:color w:val="C55A11"/>
         </w:rPr>
-        <w:t>Datos sin duplicados, con el conteo de registros eliminados.</w:t>
+        <w:t xml:space="preserve">Datos sin </w:t>
+      </w:r>
+      <w:r>
+        <w:rPr>
+          <w:rFonts w:ascii="Calibri" w:hAnsi="Calibri"/>
+          <w:i/>
+          <w:color w:val="C55A11"/>
+        </w:rPr>
+        <w:t>duplicados, con el conteo de registros eliminados.</w:t>
       </w:r>
     </w:p>
     <w:p>
@@ -5129,7 +6627,16 @@
                 <w:color w:val="FFFFFF"/>
                 <w:sz w:val="20"/>
               </w:rPr>
-              <w:t>Qué hacer si está fuera de rango</w:t>
+              <w:t xml:space="preserve">Qué hacer si está </w:t>
+            </w:r>
+            <w:r>
+              <w:rPr>
+                <w:rFonts w:ascii="Calibri" w:hAnsi="Calibri"/>
+                <w:b/>
+                <w:color w:val="FFFFFF"/>
+                <w:sz w:val="20"/>
+              </w:rPr>
+              <w:t>fuera de rango</w:t>
             </w:r>
           </w:p>
         </w:tc>
@@ -5324,7 +6831,14 @@
                 <w:rFonts w:ascii="Calibri" w:hAnsi="Calibri"/>
                 <w:sz w:val="20"/>
               </w:rPr>
-              <w:t>Negativo → valor absoluto. Absurdo → "REVISAR MANUALMENTE"</w:t>
+              <w:t xml:space="preserve">Negativo → valor absoluto. Absurdo → </w:t>
+            </w:r>
+            <w:r>
+              <w:rPr>
+                <w:rFonts w:ascii="Calibri" w:hAnsi="Calibri"/>
+                <w:sz w:val="20"/>
+              </w:rPr>
+              <w:t>"REVISAR MANUALMENTE"</w:t>
             </w:r>
           </w:p>
         </w:tc>
@@ -5629,7 +7143,14 @@
                 <w:rFonts w:ascii="Calibri" w:hAnsi="Calibri"/>
                 <w:sz w:val="20"/>
               </w:rPr>
-              <w:t>Negativo → 0. Superior al máximo → "REVISAR MANUALMENTE"</w:t>
+              <w:t xml:space="preserve">Negativo → 0. </w:t>
+            </w:r>
+            <w:r>
+              <w:rPr>
+                <w:rFonts w:ascii="Calibri" w:hAnsi="Calibri"/>
+                <w:sz w:val="20"/>
+              </w:rPr>
+              <w:t>Superior al máximo → "REVISAR MANUALMENTE"</w:t>
             </w:r>
           </w:p>
         </w:tc>
@@ -5789,7 +7310,13 @@
         <w:rPr>
           <w:rFonts w:ascii="Calibri" w:hAnsi="Calibri"/>
         </w:rPr>
-        <w:t>Crea una función detectar_fuera_de_rango(valor, minimo, maximo) que devuelva True si el valor está fuera de rango.</w:t>
+        <w:t xml:space="preserve">Crea una función detectar_fuera_de_rango(valor, minimo, </w:t>
+      </w:r>
+      <w:r>
+        <w:rPr>
+          <w:rFonts w:ascii="Calibri" w:hAnsi="Calibri"/>
+        </w:rPr>
+        <w:t>maximo) que devuelva True si el valor está fuera de rango.</w:t>
       </w:r>
     </w:p>
     <w:p>
@@ -5828,7 +7355,15 @@
           <w:color w:val="1A1A2E"/>
           <w:sz w:val="19"/>
         </w:rPr>
-        <w:t>FUERA DE RANGO en artistas.csv, registro 47: cache_eur = -500  → corregido a 500</w:t>
+        <w:t xml:space="preserve">FUERA DE RANGO en artistas.csv, registro 47: </w:t>
+      </w:r>
+      <w:r>
+        <w:rPr>
+          <w:rFonts w:ascii="Courier New" w:hAnsi="Courier New"/>
+          <w:color w:val="1A1A2E"/>
+          <w:sz w:val="19"/>
+        </w:rPr>
+        <w:t>cache_eur = -500  → corregido a 500</w:t>
       </w:r>
     </w:p>
     <w:p>
@@ -5858,7 +7393,15 @@
           <w:color w:val="1E6B42"/>
           <w:sz w:val="20"/>
         </w:rPr>
-        <w:t>💡 Pistas:</w:t>
+        <w:t>💡</w:t>
+      </w:r>
+      <w:r>
+        <w:rPr>
+          <w:rFonts w:ascii="Calibri" w:hAnsi="Calibri"/>
+          <w:color w:val="1E6B42"/>
+          <w:sz w:val="20"/>
+        </w:rPr>
+        <w:t xml:space="preserve"> Pistas:</w:t>
       </w:r>
     </w:p>
     <w:p>
@@ -5919,7 +7462,15 @@
           <w:b/>
           <w:color w:val="C55A11"/>
         </w:rPr>
-        <w:t xml:space="preserve">✅ Entregable: </w:t>
+        <w:t>✅</w:t>
+      </w:r>
+      <w:r>
+        <w:rPr>
+          <w:rFonts w:ascii="Calibri" w:hAnsi="Calibri"/>
+          <w:b/>
+          <w:color w:val="C55A11"/>
+        </w:rPr>
+        <w:t xml:space="preserve"> Entregable: </w:t>
       </w:r>
       <w:r>
         <w:rPr>
@@ -5978,7 +7529,13 @@
         <w:rPr>
           <w:rFonts w:ascii="Calibri" w:hAnsi="Calibri"/>
         </w:rPr>
-        <w:t>Verificar que los datos son coherentes entre ficheros. No basta con que cada fichero esté limpio por separado: los valores que aparecen en un fichero deben existir en el fichero de referencia correspondiente.</w:t>
+        <w:t xml:space="preserve">Verificar que </w:t>
+      </w:r>
+      <w:r>
+        <w:rPr>
+          <w:rFonts w:ascii="Calibri" w:hAnsi="Calibri"/>
+        </w:rPr>
+        <w:t>los datos son coherentes entre ficheros. No basta con que cada fichero esté limpio por separado: los valores que aparecen en un fichero deben existir en el fichero de referencia correspondiente.</w:t>
       </w:r>
     </w:p>
     <w:p>
@@ -6014,7 +7571,13 @@
         <w:rPr>
           <w:rFonts w:ascii="Calibri" w:hAnsi="Calibri"/>
         </w:rPr>
-        <w:t>Los artistas en escenarios_horarios deben existir en artistas.csv.</w:t>
+        <w:t>Los artistas en</w:t>
+      </w:r>
+      <w:r>
+        <w:rPr>
+          <w:rFonts w:ascii="Calibri" w:hAnsi="Calibri"/>
+        </w:rPr>
+        <w:t xml:space="preserve"> escenarios_horarios deben existir en artistas.csv.</w:t>
       </w:r>
     </w:p>
     <w:p>
@@ -6063,7 +7626,13 @@
           <w:rFonts w:ascii="Calibri" w:hAnsi="Calibri"/>
         </w:rPr>
         <w:lastRenderedPageBreak/>
-        <w:t>Los equipos en jugadores deben existir en equipos.xlsx.</w:t>
+        <w:t>Los equipos en jugadores deben existir en equipos.xls</w:t>
+      </w:r>
+      <w:r>
+        <w:rPr>
+          <w:rFonts w:ascii="Calibri" w:hAnsi="Calibri"/>
+        </w:rPr>
+        <w:t>x.</w:t>
       </w:r>
     </w:p>
     <w:p>
@@ -6127,7 +7696,13 @@
         <w:rPr>
           <w:rFonts w:ascii="Calibri" w:hAnsi="Calibri"/>
         </w:rPr>
-        <w:t>Para cada valor que no encuentres en el fichero de referencia, sigue este proceso:</w:t>
+        <w:t>Para cada valor que no encuentres en el ficher</w:t>
+      </w:r>
+      <w:r>
+        <w:rPr>
+          <w:rFonts w:ascii="Calibri" w:hAnsi="Calibri"/>
+        </w:rPr>
+        <w:t>o de referencia, sigue este proceso:</w:t>
       </w:r>
     </w:p>
     <w:p>
@@ -6163,7 +7738,13 @@
         <w:rPr>
           <w:rFonts w:ascii="Calibri" w:hAnsi="Calibri"/>
         </w:rPr>
-        <w:t>Si tras normalizar sigue sin haber coincidencia → NO borres el registro. En su lugar:</w:t>
+        <w:t>Si tras normalizar sigue sin haber coincidencia → NO borres el re</w:t>
+      </w:r>
+      <w:r>
+        <w:rPr>
+          <w:rFonts w:ascii="Calibri" w:hAnsi="Calibri"/>
+        </w:rPr>
+        <w:t>gistro. En su lugar:</w:t>
       </w:r>
     </w:p>
     <w:p>
@@ -6347,7 +7928,15 @@
           <w:color w:val="1E6B42"/>
           <w:sz w:val="20"/>
         </w:rPr>
-        <w:t>💡 Pistas:</w:t>
+        <w:t>💡</w:t>
+      </w:r>
+      <w:r>
+        <w:rPr>
+          <w:rFonts w:ascii="Calibri" w:hAnsi="Calibri"/>
+          <w:color w:val="1E6B42"/>
+          <w:sz w:val="20"/>
+        </w:rPr>
+        <w:t xml:space="preserve"> Pistas:</w:t>
       </w:r>
     </w:p>
     <w:p>
@@ -6395,7 +7984,16 @@
           <w:color w:val="1E6B42"/>
           <w:sz w:val="20"/>
         </w:rPr>
-        <w:t xml:space="preserve">    Luego para cada registro: if equipo.lower().strip() in equipos_validos → OK, si no → REVISAR</w:t>
+        <w:t xml:space="preserve">    </w:t>
+      </w:r>
+      <w:r>
+        <w:rPr>
+          <w:rFonts w:ascii="Calibri" w:hAnsi="Calibri"/>
+          <w:i/>
+          <w:color w:val="1E6B42"/>
+          <w:sz w:val="20"/>
+        </w:rPr>
+        <w:t>Luego para cada registro: if equipo.lower().strip() in equipos_validos → OK, si no → REVISAR</w:t>
       </w:r>
     </w:p>
     <w:p>
@@ -6424,7 +8022,15 @@
           <w:b/>
           <w:color w:val="C55A11"/>
         </w:rPr>
-        <w:t xml:space="preserve">✅ Entregable: </w:t>
+        <w:t>✅</w:t>
+      </w:r>
+      <w:r>
+        <w:rPr>
+          <w:rFonts w:ascii="Calibri" w:hAnsi="Calibri"/>
+          <w:b/>
+          <w:color w:val="C55A11"/>
+        </w:rPr>
+        <w:t xml:space="preserve"> Entregable: </w:t>
       </w:r>
       <w:r>
         <w:rPr>
@@ -6432,7 +8038,15 @@
           <w:i/>
           <w:color w:val="C55A11"/>
         </w:rPr>
-        <w:t>Datos con la columna estado_referencia añadida e informe de inconsistencias.</w:t>
+        <w:t>Datos con la columna estado_referencia añadida e info</w:t>
+      </w:r>
+      <w:r>
+        <w:rPr>
+          <w:rFonts w:ascii="Calibri" w:hAnsi="Calibri"/>
+          <w:i/>
+          <w:color w:val="C55A11"/>
+        </w:rPr>
+        <w:t>rme de inconsistencias.</w:t>
       </w:r>
     </w:p>
     <w:p>
@@ -6521,7 +8135,13 @@
         <w:rPr>
           <w:rFonts w:ascii="Calibri" w:hAnsi="Calibri"/>
         </w:rPr>
-        <w:t>Exporta los datos limpios:</w:t>
+        <w:t>Exporta los datos li</w:t>
+      </w:r>
+      <w:r>
+        <w:rPr>
+          <w:rFonts w:ascii="Calibri" w:hAnsi="Calibri"/>
+        </w:rPr>
+        <w:t>mpios:</w:t>
       </w:r>
     </w:p>
     <w:p>
@@ -6821,7 +8441,15 @@
           <w:color w:val="1A1A2E"/>
           <w:sz w:val="19"/>
         </w:rPr>
-        <w:t xml:space="preserve">  REVISAR MANUALMENTE (fuera de rango): 2 casos</w:t>
+        <w:t xml:space="preserve">  REVI</w:t>
+      </w:r>
+      <w:r>
+        <w:rPr>
+          <w:rFonts w:ascii="Courier New" w:hAnsi="Courier New"/>
+          <w:color w:val="1A1A2E"/>
+          <w:sz w:val="19"/>
+        </w:rPr>
+        <w:t>SAR MANUALMENTE (fuera de rango): 2 casos</w:t>
       </w:r>
     </w:p>
     <w:p>
@@ -6878,7 +8506,15 @@
           <w:color w:val="1E6B42"/>
           <w:sz w:val="20"/>
         </w:rPr>
-        <w:t>💡 Pistas:</w:t>
+        <w:t>💡</w:t>
+      </w:r>
+      <w:r>
+        <w:rPr>
+          <w:rFonts w:ascii="Calibri" w:hAnsi="Calibri"/>
+          <w:color w:val="1E6B42"/>
+          <w:sz w:val="20"/>
+        </w:rPr>
+        <w:t xml:space="preserve"> Pistas:</w:t>
       </w:r>
     </w:p>
     <w:p>
@@ -6926,7 +8562,16 @@
           <w:color w:val="1E6B42"/>
           <w:sz w:val="20"/>
         </w:rPr>
-        <w:t xml:space="preserve">    Para el Excel con varias hojas: crea un Workbook, y para cada conjunto de datos haz</w:t>
+        <w:t xml:space="preserve">    Para el Excel con varias hojas: crea un Workbook, y para cada conjunto de datos</w:t>
+      </w:r>
+      <w:r>
+        <w:rPr>
+          <w:rFonts w:ascii="Calibri" w:hAnsi="Calibri"/>
+          <w:i/>
+          <w:color w:val="1E6B42"/>
+          <w:sz w:val="20"/>
+        </w:rPr>
+        <w:t xml:space="preserve"> haz</w:t>
       </w:r>
     </w:p>
     <w:p>
@@ -6971,7 +8616,15 @@
           <w:b/>
           <w:color w:val="C55A11"/>
         </w:rPr>
-        <w:t xml:space="preserve">✅ Entregable: </w:t>
+        <w:t>✅</w:t>
+      </w:r>
+      <w:r>
+        <w:rPr>
+          <w:rFonts w:ascii="Calibri" w:hAnsi="Calibri"/>
+          <w:b/>
+          <w:color w:val="C55A11"/>
+        </w:rPr>
+        <w:t xml:space="preserve"> Entregable: </w:t>
       </w:r>
       <w:r>
         <w:rPr>
@@ -6979,7 +8632,15 @@
           <w:i/>
           <w:color w:val="C55A11"/>
         </w:rPr>
-        <w:t>Carpeta datos_limpios/ con los CSV limpios, el Excel consolidado y el informe.</w:t>
+        <w:t>Carpeta datos_limpios/ con los CSV limpios, el Excel consolidado y</w:t>
+      </w:r>
+      <w:r>
+        <w:rPr>
+          <w:rFonts w:ascii="Calibri" w:hAnsi="Calibri"/>
+          <w:i/>
+          <w:color w:val="C55A11"/>
+        </w:rPr>
+        <w:t xml:space="preserve"> el informe.</w:t>
       </w:r>
     </w:p>
     <w:p>
@@ -7175,7 +8836,14 @@
                 <w:rFonts w:ascii="Calibri" w:hAnsi="Calibri"/>
                 <w:sz w:val="20"/>
               </w:rPr>
-              <w:t>¿Está organizado en funciones reutilizables? ¿Las funciones reciben parámetros y devuelven valores? ¿Se manejan excepciones donde hace falta? ¿Es legible?</w:t>
+              <w:t xml:space="preserve">¿Está organizado en </w:t>
+            </w:r>
+            <w:r>
+              <w:rPr>
+                <w:rFonts w:ascii="Calibri" w:hAnsi="Calibri"/>
+                <w:sz w:val="20"/>
+              </w:rPr>
+              <w:t>funciones reutilizables? ¿Las funciones reciben parámetros y devuelven valores? ¿Se manejan excepciones donde hace falta? ¿Es legible?</w:t>
             </w:r>
           </w:p>
         </w:tc>
@@ -7225,7 +8893,14 @@
                 <w:rFonts w:ascii="Calibri" w:hAnsi="Calibri"/>
                 <w:sz w:val="20"/>
               </w:rPr>
-              <w:t>¿Se ha seguido el orden de las fases? ¿Cada fase produce un resultado visible? ¿El informe final documenta el proceso?</w:t>
+              <w:t>¿Se ha seguido el orden de las fases? ¿Cada fase produce un resultado visible? ¿El informe final documenta e</w:t>
+            </w:r>
+            <w:r>
+              <w:rPr>
+                <w:rFonts w:ascii="Calibri" w:hAnsi="Calibri"/>
+                <w:sz w:val="20"/>
+              </w:rPr>
+              <w:t>l proceso?</w:t>
             </w:r>
           </w:p>
         </w:tc>
@@ -7313,32 +8988,27 @@
           <w:b/>
           <w:color w:val="1A376C"/>
         </w:rPr>
-        <w:t xml:space="preserve">▸ Lee los datos antes de escribir código.  </w:t>
-      </w:r>
-      <w:r>
-        <w:rPr>
-          <w:rFonts w:ascii="Calibri" w:hAnsi="Calibri"/>
-        </w:rPr>
-        <w:t>Abre los ficheros, mira qué contienen, entiende la estructura. No te lances a programar hasta saber exactamente con qué estás trabajando.</w:t>
-      </w:r>
-    </w:p>
-    <w:p>
-      <w:pPr>
-        <w:spacing w:after="120"/>
-      </w:pPr>
+        <w:t>▸</w:t>
+      </w:r>
       <w:r>
         <w:rPr>
           <w:rFonts w:ascii="Calibri" w:hAnsi="Calibri"/>
           <w:b/>
           <w:color w:val="1A376C"/>
         </w:rPr>
-        <w:t xml:space="preserve">▸ Imprime mucho.  </w:t>
-      </w:r>
-      <w:r>
-        <w:rPr>
-          <w:rFonts w:ascii="Calibri" w:hAnsi="Calibri"/>
-        </w:rPr>
-        <w:t>Cada vez que hagas una transformación, imprime un antes y después para verificar que funciona. No asumas que tu código hace lo correcto: compruébalo.</w:t>
+        <w:t xml:space="preserve"> Lee los datos antes de escribir código.  </w:t>
+      </w:r>
+      <w:r>
+        <w:rPr>
+          <w:rFonts w:ascii="Calibri" w:hAnsi="Calibri"/>
+        </w:rPr>
+        <w:t xml:space="preserve">Abre los ficheros, mira qué contienen, </w:t>
+      </w:r>
+      <w:r>
+        <w:rPr>
+          <w:rFonts w:ascii="Calibri" w:hAnsi="Calibri"/>
+        </w:rPr>
+        <w:t>entiende la estructura. No te lances a programar hasta saber exactamente con qué estás trabajando.</w:t>
       </w:r>
     </w:p>
     <w:p>
@@ -7351,32 +9021,27 @@
           <w:b/>
           <w:color w:val="1A376C"/>
         </w:rPr>
-        <w:t xml:space="preserve">▸ Usa funciones.  </w:t>
-      </w:r>
-      <w:r>
-        <w:rPr>
-          <w:rFonts w:ascii="Calibri" w:hAnsi="Calibri"/>
-        </w:rPr>
-        <w:t>No escribas todo en un bloque. Crea funciones pequeñas que hagan una cosa bien y combínalas. El ej10 del curso es un buen modelo a seguir.</w:t>
-      </w:r>
-    </w:p>
-    <w:p>
-      <w:pPr>
-        <w:spacing w:after="120"/>
-      </w:pPr>
+        <w:t>▸</w:t>
+      </w:r>
       <w:r>
         <w:rPr>
           <w:rFonts w:ascii="Calibri" w:hAnsi="Calibri"/>
           <w:b/>
           <w:color w:val="1A376C"/>
         </w:rPr>
-        <w:t xml:space="preserve">▸ Prueba con pocos datos primero.  </w:t>
-      </w:r>
-      <w:r>
-        <w:rPr>
-          <w:rFonts w:ascii="Calibri" w:hAnsi="Calibri"/>
-        </w:rPr>
-        <w:t>Si un fichero tiene 400 registros, prueba tu función con los 5 primeros antes de aplicarla a todos.</w:t>
+        <w:t xml:space="preserve"> Imprime mucho.  </w:t>
+      </w:r>
+      <w:r>
+        <w:rPr>
+          <w:rFonts w:ascii="Calibri" w:hAnsi="Calibri"/>
+        </w:rPr>
+        <w:t>Cada vez que hagas una transformación, imprime un antes y después para verificar que funciona. No asumas que tu código hace lo correcto: co</w:t>
+      </w:r>
+      <w:r>
+        <w:rPr>
+          <w:rFonts w:ascii="Calibri" w:hAnsi="Calibri"/>
+        </w:rPr>
+        <w:t>mpruébalo.</w:t>
       </w:r>
     </w:p>
     <w:p>
@@ -7389,32 +9054,21 @@
           <w:b/>
           <w:color w:val="1A376C"/>
         </w:rPr>
-        <w:t xml:space="preserve">▸ No modifiques los ficheros originales.  </w:t>
-      </w:r>
-      <w:r>
-        <w:rPr>
-          <w:rFonts w:ascii="Calibri" w:hAnsi="Calibri"/>
-        </w:rPr>
-        <w:t>Trabaja siempre con copias en memoria. Los ficheros de la carpeta datos/ deben quedar intactos.</w:t>
-      </w:r>
-    </w:p>
-    <w:p>
-      <w:pPr>
-        <w:spacing w:after="120"/>
-      </w:pPr>
+        <w:t>▸</w:t>
+      </w:r>
       <w:r>
         <w:rPr>
           <w:rFonts w:ascii="Calibri" w:hAnsi="Calibri"/>
           <w:b/>
           <w:color w:val="1A376C"/>
         </w:rPr>
-        <w:t xml:space="preserve">▸ Comenta las decisiones.  </w:t>
-      </w:r>
-      <w:r>
-        <w:rPr>
-          <w:rFonts w:ascii="Calibri" w:hAnsi="Calibri"/>
-        </w:rPr>
-        <w:t>Cuando decidas cómo tratar un valor vacío o un outlier, escribe un comentario explicando por qué. Eso forma parte de la evaluación.</w:t>
+        <w:t xml:space="preserve"> Usa funciones.  </w:t>
+      </w:r>
+      <w:r>
+        <w:rPr>
+          <w:rFonts w:ascii="Calibri" w:hAnsi="Calibri"/>
+        </w:rPr>
+        <w:t>No escribas todo en un bloque. Crea funciones pequeñas que hagan una cosa bien y combínalas. El ej10 del curso es un buen modelo a seguir.</w:t>
       </w:r>
     </w:p>
     <w:p>
@@ -7427,13 +9081,120 @@
           <w:b/>
           <w:color w:val="1A376C"/>
         </w:rPr>
-        <w:t xml:space="preserve">▸ Pide ayuda si llevas más de 20-30 minutos atascado.  </w:t>
-      </w:r>
-      <w:r>
-        <w:rPr>
-          <w:rFonts w:ascii="Calibri" w:hAnsi="Calibri"/>
-        </w:rPr>
-        <w:t>Pero primero intenta buscar la solución por tu cuenta. El error de Python que ves en pantalla casi siempre te dice exactamente qué está mal.</w:t>
+        <w:t>▸</w:t>
+      </w:r>
+      <w:r>
+        <w:rPr>
+          <w:rFonts w:ascii="Calibri" w:hAnsi="Calibri"/>
+          <w:b/>
+          <w:color w:val="1A376C"/>
+        </w:rPr>
+        <w:t xml:space="preserve"> Prueba con pocos datos primero.  </w:t>
+      </w:r>
+      <w:r>
+        <w:rPr>
+          <w:rFonts w:ascii="Calibri" w:hAnsi="Calibri"/>
+        </w:rPr>
+        <w:t xml:space="preserve">Si un fichero tiene 400 registros, prueba tu función </w:t>
+      </w:r>
+      <w:r>
+        <w:rPr>
+          <w:rFonts w:ascii="Calibri" w:hAnsi="Calibri"/>
+        </w:rPr>
+        <w:t>con los 5 primeros antes de aplicarla a todos.</w:t>
+      </w:r>
+    </w:p>
+    <w:p>
+      <w:pPr>
+        <w:spacing w:after="120"/>
+      </w:pPr>
+      <w:r>
+        <w:rPr>
+          <w:rFonts w:ascii="Calibri" w:hAnsi="Calibri"/>
+          <w:b/>
+          <w:color w:val="1A376C"/>
+        </w:rPr>
+        <w:t>▸</w:t>
+      </w:r>
+      <w:r>
+        <w:rPr>
+          <w:rFonts w:ascii="Calibri" w:hAnsi="Calibri"/>
+          <w:b/>
+          <w:color w:val="1A376C"/>
+        </w:rPr>
+        <w:t xml:space="preserve"> No modifiques los ficheros originales.  </w:t>
+      </w:r>
+      <w:r>
+        <w:rPr>
+          <w:rFonts w:ascii="Calibri" w:hAnsi="Calibri"/>
+        </w:rPr>
+        <w:t>Trabaja siempre con copias en memoria. Los ficheros de la carpeta datos/ deben quedar intactos.</w:t>
+      </w:r>
+    </w:p>
+    <w:p>
+      <w:pPr>
+        <w:spacing w:after="120"/>
+      </w:pPr>
+      <w:r>
+        <w:rPr>
+          <w:rFonts w:ascii="Calibri" w:hAnsi="Calibri"/>
+          <w:b/>
+          <w:color w:val="1A376C"/>
+        </w:rPr>
+        <w:t>▸</w:t>
+      </w:r>
+      <w:r>
+        <w:rPr>
+          <w:rFonts w:ascii="Calibri" w:hAnsi="Calibri"/>
+          <w:b/>
+          <w:color w:val="1A376C"/>
+        </w:rPr>
+        <w:t xml:space="preserve"> Comenta las decisiones.  </w:t>
+      </w:r>
+      <w:r>
+        <w:rPr>
+          <w:rFonts w:ascii="Calibri" w:hAnsi="Calibri"/>
+        </w:rPr>
+        <w:t xml:space="preserve">Cuando decidas cómo tratar un valor vacío o </w:t>
+      </w:r>
+      <w:r>
+        <w:rPr>
+          <w:rFonts w:ascii="Calibri" w:hAnsi="Calibri"/>
+        </w:rPr>
+        <w:t>un outlier, escribe un comentario explicando por qué. Eso forma parte de la evaluación.</w:t>
+      </w:r>
+    </w:p>
+    <w:p>
+      <w:pPr>
+        <w:spacing w:after="120"/>
+      </w:pPr>
+      <w:r>
+        <w:rPr>
+          <w:rFonts w:ascii="Calibri" w:hAnsi="Calibri"/>
+          <w:b/>
+          <w:color w:val="1A376C"/>
+        </w:rPr>
+        <w:t>▸</w:t>
+      </w:r>
+      <w:r>
+        <w:rPr>
+          <w:rFonts w:ascii="Calibri" w:hAnsi="Calibri"/>
+          <w:b/>
+          <w:color w:val="1A376C"/>
+        </w:rPr>
+        <w:t xml:space="preserve"> Pide ayuda si llevas más de 20-30 minutos atascado.  </w:t>
+      </w:r>
+      <w:r>
+        <w:rPr>
+          <w:rFonts w:ascii="Calibri" w:hAnsi="Calibri"/>
+        </w:rPr>
+        <w:t>Pero primero intenta buscar la solución por tu cuenta. El error de Python que ves en pantalla casi siempre te dic</w:t>
+      </w:r>
+      <w:r>
+        <w:rPr>
+          <w:rFonts w:ascii="Calibri" w:hAnsi="Calibri"/>
+        </w:rPr>
+        <w:t>e exactamente qué está mal.</w:t>
       </w:r>
     </w:p>
     <w:sectPr>
@@ -7447,7 +9208,7 @@
 </file>
 
 <file path=word/numbering.xml><?xml version="1.0" encoding="utf-8"?>
-<w:numbering xmlns:wpc="http://schemas.microsoft.com/office/word/2010/wordprocessingCanvas" xmlns:cx="http://schemas.microsoft.com/office/drawing/2014/chartex" xmlns:cx1="http://schemas.microsoft.com/office/drawing/2015/9/8/chartex" xmlns:cx2="http://schemas.microsoft.com/office/drawing/2015/10/21/chartex" xmlns:cx3="http://schemas.microsoft.com/office/drawing/2016/5/9/chartex" xmlns:cx4="http://schemas.microsoft.com/office/drawing/2016/5/10/chartex" xmlns:cx5="http://schemas.microsoft.com/office/drawing/2016/5/11/chartex" xmlns:cx6="http://schemas.microsoft.com/office/drawing/2016/5/12/chartex" xmlns:cx7="http://schemas.microsoft.com/office/drawing/2016/5/13/chartex" xmlns:cx8="http://schemas.microsoft.com/office/drawing/2016/5/14/chartex" xmlns:mc="http://schemas.openxmlformats.org/markup-compatibility/2006" xmlns:m="http://schemas.openxmlformats.org/officeDocument/2006/math" xmlns:aink="http://schemas.microsoft.com/office/drawing/2016/ink" xmlns:am3d="http://schemas.microsoft.com/office/drawing/2017/model3d" xmlns:oel="http://schemas.microsoft.com/office/2019/extlst" xmlns:r="http://schemas.openxmlformats.org/officeDocument/2006/relationships" xmlns:wp14="http://schemas.microsoft.com/office/word/2010/wordprocessingDrawing" xmlns:wp="http://schemas.openxmlformats.org/drawingml/2006/wordprocessingDrawing" xmlns:wpg="http://schemas.microsoft.com/office/word/2010/wordprocessingGroup" xmlns:wpi="http://schemas.microsoft.com/office/word/2010/wordprocessingInk" xmlns:wps="http://schemas.microsoft.com/office/word/2010/wordprocessingShape" xmlns:o="urn:schemas-microsoft-com:office:office" xmlns:v="urn:schemas-microsoft-com:vml" xmlns:w10="urn:schemas-microsoft-com:office:word" xmlns:w="http://schemas.openxmlformats.org/wordprocessingml/2006/main" xmlns:w14="http://schemas.microsoft.com/office/word/2010/wordml" xmlns:w15="http://schemas.microsoft.com/office/word/2012/wordml" xmlns:w16cex="http://schemas.microsoft.com/office/word/2018/wordml/cex" xmlns:w16cid="http://schemas.microsoft.com/office/word/2016/wordml/cid" xmlns:w16="http://schemas.microsoft.com/office/word/2018/wordml" xmlns:w16sdtdh="http://schemas.microsoft.com/office/word/2020/wordml/sdtdatahash" xmlns:w16sdtfl="http://schemas.microsoft.com/office/word/2024/wordml/sdtformatlock" xmlns:w16se="http://schemas.microsoft.com/office/word/2015/wordml/symex" xmlns:w16du="http://schemas.microsoft.com/office/word/2023/wordml/word16du" xmlns:wne="http://schemas.microsoft.com/office/word/2006/wordml" mc:Ignorable="w14 w15 w16se w16cid w16 w16cex w16sdtdh w16sdtfl w16du wp14">
+<w:numbering xmlns:wpc="http://schemas.microsoft.com/office/word/2010/wordprocessingCanvas" xmlns:cx="http://schemas.microsoft.com/office/drawing/2014/chartex" xmlns:mc="http://schemas.openxmlformats.org/markup-compatibility/2006" xmlns:o="urn:schemas-microsoft-com:office:office" xmlns:r="http://schemas.openxmlformats.org/officeDocument/2006/relationships" xmlns:m="http://schemas.openxmlformats.org/officeDocument/2006/math" xmlns:v="urn:schemas-microsoft-com:vml" xmlns:wp14="http://schemas.microsoft.com/office/word/2010/wordprocessingDrawing" xmlns:wp="http://schemas.openxmlformats.org/drawingml/2006/wordprocessingDrawing" xmlns:w10="urn:schemas-microsoft-com:office:word" xmlns:w="http://schemas.openxmlformats.org/wordprocessingml/2006/main" xmlns:w14="http://schemas.microsoft.com/office/word/2010/wordml" xmlns:w15="http://schemas.microsoft.com/office/word/2012/wordml" xmlns:w16se="http://schemas.microsoft.com/office/word/2015/wordml/symex" xmlns:wpg="http://schemas.microsoft.com/office/word/2010/wordprocessingGroup" xmlns:wpi="http://schemas.microsoft.com/office/word/2010/wordprocessingInk" xmlns:wne="http://schemas.microsoft.com/office/word/2006/wordml" xmlns:wps="http://schemas.microsoft.com/office/word/2010/wordprocessingShape" mc:Ignorable="w14 w15 w16se wp14">
   <w:abstractNum w:abstractNumId="0" w15:restartNumberingAfterBreak="0">
     <w:nsid w:val="FFFFFF7C"/>
     <w:multiLevelType w:val="singleLevel"/>
@@ -7583,7 +9344,7 @@
   <w:abstractNum w:abstractNumId="7" w15:restartNumberingAfterBreak="0">
     <w:nsid w:val="FFFFFF88"/>
     <w:multiLevelType w:val="singleLevel"/>
-    <w:tmpl w:val="D0A62B40"/>
+    <w:tmpl w:val="39BAE74E"/>
     <w:lvl w:ilvl="0">
       <w:start w:val="1"/>
       <w:numFmt w:val="decimal"/>
@@ -7601,7 +9362,7 @@
   <w:abstractNum w:abstractNumId="8" w15:restartNumberingAfterBreak="0">
     <w:nsid w:val="FFFFFF89"/>
     <w:multiLevelType w:val="singleLevel"/>
-    <w:tmpl w:val="29761A62"/>
+    <w:tmpl w:val="D714DB3C"/>
     <w:lvl w:ilvl="0">
       <w:start w:val="1"/>
       <w:numFmt w:val="bullet"/>
@@ -7619,38 +9380,38 @@
       </w:rPr>
     </w:lvl>
   </w:abstractNum>
-  <w:num w:numId="1" w16cid:durableId="223953965">
+  <w:num w:numId="1">
     <w:abstractNumId w:val="8"/>
   </w:num>
-  <w:num w:numId="2" w16cid:durableId="38552692">
+  <w:num w:numId="2">
     <w:abstractNumId w:val="6"/>
   </w:num>
-  <w:num w:numId="3" w16cid:durableId="1177114953">
+  <w:num w:numId="3">
     <w:abstractNumId w:val="5"/>
   </w:num>
-  <w:num w:numId="4" w16cid:durableId="1259949890">
+  <w:num w:numId="4">
     <w:abstractNumId w:val="4"/>
   </w:num>
-  <w:num w:numId="5" w16cid:durableId="138965153">
+  <w:num w:numId="5">
     <w:abstractNumId w:val="7"/>
   </w:num>
-  <w:num w:numId="6" w16cid:durableId="24209668">
+  <w:num w:numId="6">
     <w:abstractNumId w:val="3"/>
   </w:num>
-  <w:num w:numId="7" w16cid:durableId="115493322">
+  <w:num w:numId="7">
     <w:abstractNumId w:val="2"/>
   </w:num>
-  <w:num w:numId="8" w16cid:durableId="208422006">
+  <w:num w:numId="8">
     <w:abstractNumId w:val="1"/>
   </w:num>
-  <w:num w:numId="9" w16cid:durableId="288240591">
+  <w:num w:numId="9">
     <w:abstractNumId w:val="0"/>
   </w:num>
 </w:numbering>
 </file>
 
 <file path=word/styles.xml><?xml version="1.0" encoding="utf-8"?>
-<w:styles xmlns:mc="http://schemas.openxmlformats.org/markup-compatibility/2006" xmlns:r="http://schemas.openxmlformats.org/officeDocument/2006/relationships" xmlns:w="http://schemas.openxmlformats.org/wordprocessingml/2006/main" xmlns:w14="http://schemas.microsoft.com/office/word/2010/wordml" xmlns:w15="http://schemas.microsoft.com/office/word/2012/wordml" xmlns:w16cex="http://schemas.microsoft.com/office/word/2018/wordml/cex" xmlns:w16cid="http://schemas.microsoft.com/office/word/2016/wordml/cid" xmlns:w16="http://schemas.microsoft.com/office/word/2018/wordml" xmlns:w16sdtdh="http://schemas.microsoft.com/office/word/2020/wordml/sdtdatahash" xmlns:w16sdtfl="http://schemas.microsoft.com/office/word/2024/wordml/sdtformatlock" xmlns:w16se="http://schemas.microsoft.com/office/word/2015/wordml/symex" xmlns:w16du="http://schemas.microsoft.com/office/word/2023/wordml/word16du" mc:Ignorable="w14 w15 w16se w16cid w16 w16cex w16sdtdh w16sdtfl w16du">
+<w:styles xmlns:mc="http://schemas.openxmlformats.org/markup-compatibility/2006" xmlns:r="http://schemas.openxmlformats.org/officeDocument/2006/relationships" xmlns:w="http://schemas.openxmlformats.org/wordprocessingml/2006/main" xmlns:w14="http://schemas.microsoft.com/office/word/2010/wordml" xmlns:w15="http://schemas.microsoft.com/office/word/2012/wordml" xmlns:w16se="http://schemas.microsoft.com/office/word/2015/wordml/symex" mc:Ignorable="w14 w15 w16se">
   <w:docDefaults>
     <w:rPrDefault>
       <w:rPr>
@@ -7666,7 +9427,7 @@
       </w:pPr>
     </w:pPrDefault>
   </w:docDefaults>
-  <w:latentStyles w:defLockedState="0" w:defUIPriority="99" w:defSemiHidden="0" w:defUnhideWhenUsed="0" w:defQFormat="0" w:count="376">
+  <w:latentStyles w:defLockedState="0" w:defUIPriority="99" w:defSemiHidden="0" w:defUnhideWhenUsed="0" w:defQFormat="0" w:count="371">
     <w:lsdException w:name="Normal" w:uiPriority="0" w:qFormat="1"/>
     <w:lsdException w:name="heading 1" w:uiPriority="9" w:qFormat="1"/>
     <w:lsdException w:name="heading 2" w:semiHidden="1" w:uiPriority="9" w:unhideWhenUsed="1" w:qFormat="1"/>
@@ -8029,11 +9790,6 @@
     <w:lsdException w:name="List Table 5 Dark Accent 6" w:uiPriority="50"/>
     <w:lsdException w:name="List Table 6 Colorful Accent 6" w:uiPriority="51"/>
     <w:lsdException w:name="List Table 7 Colorful Accent 6" w:uiPriority="52"/>
-    <w:lsdException w:name="Mention" w:semiHidden="1" w:unhideWhenUsed="1"/>
-    <w:lsdException w:name="Smart Hyperlink" w:semiHidden="1" w:unhideWhenUsed="1"/>
-    <w:lsdException w:name="Hashtag" w:semiHidden="1" w:unhideWhenUsed="1"/>
-    <w:lsdException w:name="Unresolved Mention" w:semiHidden="1" w:unhideWhenUsed="1"/>
-    <w:lsdException w:name="Smart Link" w:semiHidden="1" w:unhideWhenUsed="1"/>
   </w:latentStyles>
   <w:style w:type="paragraph" w:default="1" w:styleId="Normal">
     <w:name w:val="Normal"/>
@@ -8837,7 +10593,7 @@
       <w:szCs w:val="18"/>
     </w:rPr>
   </w:style>
-  <w:style w:type="character" w:styleId="Fuerte">
+  <w:style w:type="character" w:styleId="Textoennegrita">
     <w:name w:val="Strong"/>
     <w:basedOn w:val="Fuentedeprrafopredeter"/>
     <w:uiPriority w:val="22"/>
@@ -19357,7 +21113,7 @@
 </file>
 
 <file path=customXml/itemProps1.xml><?xml version="1.0" encoding="utf-8"?>
-<ds:datastoreItem xmlns:ds="http://schemas.openxmlformats.org/officeDocument/2006/customXml" ds:itemID="{EF278816-EC6F-A645-907D-7F25AECB1D4A}">
+<ds:datastoreItem xmlns:ds="http://schemas.openxmlformats.org/officeDocument/2006/customXml" ds:itemID="{BF77C2D8-1C0A-4F79-865B-2579D5EBCBDA}">
   <ds:schemaRefs>
     <ds:schemaRef ds:uri="http://schemas.openxmlformats.org/officeDocument/2006/bibliography"/>
   </ds:schemaRefs>

--- a/enunciado_practica_final.docx
+++ b/enunciado_practica_final.docx
@@ -8,7 +8,7 @@
       <w:pPr>
         <w:jc w:val="center"/>
         <w:rPr>
-          <w:highlight w:val="yellow"/>
+          <w:highlight w:val="green"/>
         </w:rPr>
       </w:pPr>
       <w:r>
@@ -17,7 +17,7 @@
           <w:b/>
           <w:color w:val="1A376C"/>
           <w:sz w:val="56"/>
-          <w:highlight w:val="yellow"/>
+          <w:highlight w:val="green"/>
         </w:rPr>
         <w:t>PRÁCTICA FINAL</w:t>
       </w:r>
@@ -26,7 +26,7 @@
       <w:pPr>
         <w:jc w:val="center"/>
         <w:rPr>
-          <w:highlight w:val="yellow"/>
+          <w:highlight w:val="green"/>
         </w:rPr>
       </w:pPr>
       <w:r>
@@ -35,7 +35,7 @@
           <w:i/>
           <w:color w:val="215CA0"/>
           <w:sz w:val="32"/>
-          <w:highlight w:val="yellow"/>
+          <w:highlight w:val="green"/>
         </w:rPr>
         <w:t>Limpieza y normalización de datos con Python</w:t>
       </w:r>
@@ -43,7 +43,7 @@
     <w:p>
       <w:pPr>
         <w:rPr>
-          <w:highlight w:val="yellow"/>
+          <w:highlight w:val="green"/>
         </w:rPr>
       </w:pPr>
     </w:p>
@@ -70,7 +70,7 @@
           <w:p>
             <w:pPr>
               <w:rPr>
-                <w:highlight w:val="yellow"/>
+                <w:highlight w:val="green"/>
               </w:rPr>
             </w:pPr>
             <w:r>
@@ -78,7 +78,7 @@
                 <w:rFonts w:ascii="Calibri" w:hAnsi="Calibri"/>
                 <w:b/>
                 <w:color w:val="1A376C"/>
-                <w:highlight w:val="yellow"/>
+                <w:highlight w:val="green"/>
               </w:rPr>
               <w:t>Modalidad</w:t>
             </w:r>
@@ -92,13 +92,13 @@
           <w:p>
             <w:pPr>
               <w:rPr>
-                <w:highlight w:val="yellow"/>
+                <w:highlight w:val="green"/>
               </w:rPr>
             </w:pPr>
             <w:r>
               <w:rPr>
                 <w:rFonts w:ascii="Calibri" w:hAnsi="Calibri"/>
-                <w:highlight w:val="yellow"/>
+                <w:highlight w:val="green"/>
               </w:rPr>
               <w:t>Individual</w:t>
             </w:r>
@@ -117,7 +117,7 @@
           <w:p>
             <w:pPr>
               <w:rPr>
-                <w:highlight w:val="yellow"/>
+                <w:highlight w:val="green"/>
               </w:rPr>
             </w:pPr>
             <w:r>
@@ -125,7 +125,7 @@
                 <w:rFonts w:ascii="Calibri" w:hAnsi="Calibri"/>
                 <w:b/>
                 <w:color w:val="1A376C"/>
-                <w:highlight w:val="yellow"/>
+                <w:highlight w:val="green"/>
               </w:rPr>
               <w:t>Entrega</w:t>
             </w:r>
@@ -139,13 +139,13 @@
           <w:p>
             <w:pPr>
               <w:rPr>
-                <w:highlight w:val="yellow"/>
+                <w:highlight w:val="green"/>
               </w:rPr>
             </w:pPr>
             <w:r>
               <w:rPr>
                 <w:rFonts w:ascii="Calibri" w:hAnsi="Calibri"/>
-                <w:highlight w:val="yellow"/>
+                <w:highlight w:val="green"/>
               </w:rPr>
               <w:t>Al finalizar las sesiones de clase</w:t>
             </w:r>
@@ -164,7 +164,7 @@
           <w:p>
             <w:pPr>
               <w:rPr>
-                <w:highlight w:val="yellow"/>
+                <w:highlight w:val="green"/>
               </w:rPr>
             </w:pPr>
             <w:r>
@@ -172,7 +172,7 @@
                 <w:rFonts w:ascii="Calibri" w:hAnsi="Calibri"/>
                 <w:b/>
                 <w:color w:val="1A376C"/>
-                <w:highlight w:val="yellow"/>
+                <w:highlight w:val="green"/>
               </w:rPr>
               <w:t>Herramientas</w:t>
             </w:r>
@@ -186,13 +186,13 @@
           <w:p>
             <w:pPr>
               <w:rPr>
-                <w:highlight w:val="yellow"/>
+                <w:highlight w:val="green"/>
               </w:rPr>
             </w:pPr>
             <w:r>
               <w:rPr>
                 <w:rFonts w:ascii="Calibri" w:hAnsi="Calibri"/>
-                <w:highlight w:val="yellow"/>
+                <w:highlight w:val="green"/>
               </w:rPr>
               <w:t>Python 3.12 y los recursos vistos en clase</w:t>
             </w:r>
@@ -211,7 +211,7 @@
           <w:p>
             <w:pPr>
               <w:rPr>
-                <w:highlight w:val="yellow"/>
+                <w:highlight w:val="green"/>
               </w:rPr>
             </w:pPr>
             <w:r>
@@ -219,7 +219,7 @@
                 <w:rFonts w:ascii="Calibri" w:hAnsi="Calibri"/>
                 <w:b/>
                 <w:color w:val="1A376C"/>
-                <w:highlight w:val="yellow"/>
+                <w:highlight w:val="green"/>
               </w:rPr>
               <w:t>Restricción</w:t>
             </w:r>
@@ -233,22 +233,15 @@
           <w:p>
             <w:pPr>
               <w:rPr>
-                <w:highlight w:val="yellow"/>
+                <w:highlight w:val="green"/>
               </w:rPr>
             </w:pPr>
             <w:r>
               <w:rPr>
                 <w:rFonts w:ascii="Calibri" w:hAnsi="Calibri"/>
-                <w:highlight w:val="yellow"/>
+                <w:highlight w:val="green"/>
               </w:rPr>
-              <w:t>❌</w:t>
-            </w:r>
-            <w:r>
-              <w:rPr>
-                <w:rFonts w:ascii="Calibri" w:hAnsi="Calibri"/>
-                <w:highlight w:val="yellow"/>
-              </w:rPr>
-              <w:t xml:space="preserve"> No se pueden usar librerías no vistas en clase</w:t>
+              <w:t>❌ No se pueden usar librerías no vistas en clase</w:t>
             </w:r>
           </w:p>
         </w:tc>
@@ -257,12 +250,12 @@
     <w:p>
       <w:pPr>
         <w:rPr>
-          <w:highlight w:val="yellow"/>
-        </w:rPr>
-      </w:pPr>
-      <w:r>
-        <w:rPr>
-          <w:highlight w:val="yellow"/>
+          <w:highlight w:val="green"/>
+        </w:rPr>
+      </w:pPr>
+      <w:r>
+        <w:rPr>
+          <w:highlight w:val="green"/>
         </w:rPr>
         <w:br w:type="page"/>
       </w:r>
@@ -272,7 +265,7 @@
         <w:spacing w:before="120" w:after="120"/>
         <w:jc w:val="center"/>
         <w:rPr>
-          <w:highlight w:val="yellow"/>
+          <w:highlight w:val="green"/>
         </w:rPr>
       </w:pPr>
       <w:r>
@@ -281,77 +274,53 @@
           <w:b/>
           <w:color w:val="1A376C"/>
           <w:sz w:val="40"/>
-          <w:highlight w:val="yellow"/>
+          <w:highlight w:val="green"/>
         </w:rPr>
         <w:lastRenderedPageBreak/>
-        <w:t xml:space="preserve">¿EN </w:t>
-      </w:r>
-      <w:r>
-        <w:rPr>
-          <w:rFonts w:ascii="Calibri" w:hAnsi="Calibri"/>
-          <w:b/>
-          <w:color w:val="1A376C"/>
-          <w:sz w:val="40"/>
-          <w:highlight w:val="yellow"/>
-        </w:rPr>
-        <w:t>QUÉ CONSISTE ESTA PRÁCTICA?</w:t>
+        <w:t>¿EN QUÉ CONSISTE ESTA PRÁCTICA?</w:t>
       </w:r>
     </w:p>
     <w:p>
       <w:pPr>
         <w:spacing w:after="80"/>
         <w:rPr>
-          <w:highlight w:val="yellow"/>
-        </w:rPr>
-      </w:pPr>
-      <w:r>
-        <w:rPr>
-          <w:rFonts w:ascii="Calibri" w:hAnsi="Calibri"/>
-          <w:highlight w:val="yellow"/>
-        </w:rPr>
-        <w:t>En el mundo real, los datos casi nunca llegan limpios. Vienen de sistemas distintos, los introducen personas diferentes y acaban llenos de inconsistencias: nombres escritos de diez formas distintas, fechas en formatos imposibles</w:t>
-      </w:r>
-      <w:r>
-        <w:rPr>
-          <w:rFonts w:ascii="Calibri" w:hAnsi="Calibri"/>
-          <w:highlight w:val="yellow"/>
-        </w:rPr>
-        <w:t>, valores vacíos, duplicados y cifras que no tienen ningún sentido.</w:t>
+          <w:highlight w:val="green"/>
+        </w:rPr>
+      </w:pPr>
+      <w:r>
+        <w:rPr>
+          <w:rFonts w:ascii="Calibri" w:hAnsi="Calibri"/>
+          <w:highlight w:val="green"/>
+        </w:rPr>
+        <w:t>En el mundo real, los datos casi nunca llegan limpios. Vienen de sistemas distintos, los introducen personas diferentes y acaban llenos de inconsistencias: nombres escritos de diez formas distintas, fechas en formatos imposibles, valores vacíos, duplicados y cifras que no tienen ningún sentido.</w:t>
       </w:r>
     </w:p>
     <w:p>
       <w:pPr>
         <w:spacing w:after="80"/>
         <w:rPr>
-          <w:highlight w:val="yellow"/>
-        </w:rPr>
-      </w:pPr>
-      <w:r>
-        <w:rPr>
-          <w:rFonts w:ascii="Calibri" w:hAnsi="Calibri"/>
-          <w:highlight w:val="yellow"/>
-        </w:rPr>
-        <w:t xml:space="preserve">Tu trabajo en esta práctica es exactamente ese: recibir datos sucios, entender qué falla, limpiarlos con Python y dejarlos listos para usar. Sin pandas. Sin atajos. Solo Python puro y las </w:t>
-      </w:r>
-      <w:r>
-        <w:rPr>
-          <w:rFonts w:ascii="Calibri" w:hAnsi="Calibri"/>
-          <w:highlight w:val="yellow"/>
-        </w:rPr>
-        <w:t>herramientas que ya conoces.</w:t>
+          <w:highlight w:val="green"/>
+        </w:rPr>
+      </w:pPr>
+      <w:r>
+        <w:rPr>
+          <w:rFonts w:ascii="Calibri" w:hAnsi="Calibri"/>
+          <w:highlight w:val="green"/>
+        </w:rPr>
+        <w:t>Tu trabajo en esta práctica es exactamente ese: recibir datos sucios, entender qué falla, limpiarlos con Python y dejarlos listos para usar. Sin pandas. Sin atajos. Solo Python puro y las herramientas que ya conoces.</w:t>
       </w:r>
     </w:p>
     <w:p>
       <w:pPr>
         <w:spacing w:after="80"/>
         <w:rPr>
-          <w:highlight w:val="yellow"/>
-        </w:rPr>
-      </w:pPr>
-      <w:r>
-        <w:rPr>
-          <w:rFonts w:ascii="Calibri" w:hAnsi="Calibri"/>
-          <w:highlight w:val="yellow"/>
+          <w:highlight w:val="green"/>
+        </w:rPr>
+      </w:pPr>
+      <w:r>
+        <w:rPr>
+          <w:rFonts w:ascii="Calibri" w:hAnsi="Calibri"/>
+          <w:highlight w:val="green"/>
         </w:rPr>
         <w:t>Tienes dos opciones temáticas. El trabajo técnico es equivalente en ambas. Elige la que más te motive.</w:t>
       </w:r>
@@ -359,7 +328,7 @@
     <w:p>
       <w:pPr>
         <w:rPr>
-          <w:highlight w:val="yellow"/>
+          <w:highlight w:val="green"/>
         </w:rPr>
       </w:pPr>
     </w:p>
@@ -370,7 +339,7 @@
         </w:pBdr>
         <w:spacing w:before="280" w:after="80"/>
         <w:rPr>
-          <w:highlight w:val="yellow"/>
+          <w:highlight w:val="green"/>
         </w:rPr>
       </w:pPr>
       <w:r>
@@ -379,7 +348,7 @@
           <w:b/>
           <w:color w:val="1A376C"/>
           <w:sz w:val="30"/>
-          <w:highlight w:val="yellow"/>
+          <w:highlight w:val="green"/>
         </w:rPr>
         <w:t>OPCIÓN A — FESTIVAL "SOUNDWAVE 2026"</w:t>
       </w:r>
@@ -388,7 +357,7 @@
       <w:pPr>
         <w:spacing w:before="200" w:after="40"/>
         <w:rPr>
-          <w:highlight w:val="yellow"/>
+          <w:highlight w:val="green"/>
         </w:rPr>
       </w:pPr>
       <w:r>
@@ -397,7 +366,7 @@
           <w:b/>
           <w:color w:val="215CA0"/>
           <w:sz w:val="24"/>
-          <w:highlight w:val="yellow"/>
+          <w:highlight w:val="green"/>
         </w:rPr>
         <w:t>La historia</w:t>
       </w:r>
@@ -406,56 +375,42 @@
       <w:pPr>
         <w:spacing w:after="80"/>
         <w:rPr>
-          <w:highlight w:val="yellow"/>
-        </w:rPr>
-      </w:pPr>
-      <w:r>
-        <w:rPr>
-          <w:rFonts w:ascii="Calibri" w:hAnsi="Calibri"/>
-          <w:highlight w:val="yellow"/>
-        </w:rPr>
-        <w:t>Te acaban de contratar como técnico de datos en SoundWave, uno de los fest</w:t>
-      </w:r>
-      <w:r>
-        <w:rPr>
-          <w:rFonts w:ascii="Calibri" w:hAnsi="Calibri"/>
-          <w:highlight w:val="yellow"/>
-        </w:rPr>
-        <w:t>ivales de música más grandes de España. Faltan tres semanas para que arranque el festival y todo es un caos.</w:t>
+          <w:highlight w:val="green"/>
+        </w:rPr>
+      </w:pPr>
+      <w:r>
+        <w:rPr>
+          <w:rFonts w:ascii="Calibri" w:hAnsi="Calibri"/>
+          <w:highlight w:val="green"/>
+        </w:rPr>
+        <w:t>Te acaban de contratar como técnico de datos en SoundWave, uno de los festivales de música más grandes de España. Faltan tres semanas para que arranque el festival y todo es un caos.</w:t>
       </w:r>
     </w:p>
     <w:p>
       <w:pPr>
         <w:spacing w:after="80"/>
         <w:rPr>
-          <w:highlight w:val="yellow"/>
-        </w:rPr>
-      </w:pPr>
-      <w:r>
-        <w:rPr>
-          <w:rFonts w:ascii="Calibri" w:hAnsi="Calibri"/>
-          <w:highlight w:val="yellow"/>
-        </w:rPr>
-        <w:t xml:space="preserve">El equipo de producción, el de ventas, el de marketing y los managers de los artistas han ido volcando información en ficheros separados, cada uno </w:t>
-      </w:r>
-      <w:r>
-        <w:rPr>
-          <w:rFonts w:ascii="Calibri" w:hAnsi="Calibri"/>
-          <w:highlight w:val="yellow"/>
-        </w:rPr>
-        <w:t>a su manera. Hay datos duplicados, nombres escritos de formas distintas, fechas en formatos imposibles, campos vacíos por todas partes y cifras que no cuadran.</w:t>
-      </w:r>
-    </w:p>
-    <w:p>
-      <w:pPr>
-        <w:rPr>
-          <w:highlight w:val="yellow"/>
-        </w:rPr>
-      </w:pPr>
-      <w:r>
-        <w:rPr>
-          <w:rFonts w:ascii="Calibri" w:hAnsi="Calibri"/>
-          <w:highlight w:val="yellow"/>
+          <w:highlight w:val="green"/>
+        </w:rPr>
+      </w:pPr>
+      <w:r>
+        <w:rPr>
+          <w:rFonts w:ascii="Calibri" w:hAnsi="Calibri"/>
+          <w:highlight w:val="green"/>
+        </w:rPr>
+        <w:t>El equipo de producción, el de ventas, el de marketing y los managers de los artistas han ido volcando información en ficheros separados, cada uno a su manera. Hay datos duplicados, nombres escritos de formas distintas, fechas en formatos imposibles, campos vacíos por todas partes y cifras que no cuadran.</w:t>
+      </w:r>
+    </w:p>
+    <w:p>
+      <w:pPr>
+        <w:rPr>
+          <w:highlight w:val="green"/>
+        </w:rPr>
+      </w:pPr>
+      <w:r>
+        <w:rPr>
+          <w:rFonts w:ascii="Calibri" w:hAnsi="Calibri"/>
+          <w:highlight w:val="green"/>
         </w:rPr>
         <w:t xml:space="preserve">Tu jefe Carlos te lo deja claro: </w:t>
       </w:r>
@@ -464,25 +419,16 @@
           <w:rFonts w:ascii="Calibri" w:hAnsi="Calibri"/>
           <w:i/>
           <w:color w:val="1A376C"/>
-          <w:highlight w:val="yellow"/>
-        </w:rPr>
-        <w:t>"Necesito que TODOS los datos estén limpios, unificados y listo</w:t>
-      </w:r>
-      <w:r>
-        <w:rPr>
-          <w:rFonts w:ascii="Calibri" w:hAnsi="Calibri"/>
-          <w:i/>
-          <w:color w:val="1A376C"/>
-          <w:highlight w:val="yellow"/>
-        </w:rPr>
-        <w:t>s para cargar en el sistema del festival antes de la próxima reunión. Si subimos estos datos tal cual, el festival será un desastre."</w:t>
+          <w:highlight w:val="green"/>
+        </w:rPr>
+        <w:t>"Necesito que TODOS los datos estén limpios, unificados y listos para cargar en el sistema del festival antes de la próxima reunión. Si subimos estos datos tal cual, el festival será un desastre."</w:t>
       </w:r>
     </w:p>
     <w:p>
       <w:pPr>
         <w:spacing w:before="200" w:after="40"/>
         <w:rPr>
-          <w:highlight w:val="yellow"/>
+          <w:highlight w:val="green"/>
         </w:rPr>
       </w:pPr>
       <w:r>
@@ -491,7 +437,7 @@
           <w:b/>
           <w:color w:val="215CA0"/>
           <w:sz w:val="24"/>
-          <w:highlight w:val="yellow"/>
+          <w:highlight w:val="green"/>
         </w:rPr>
         <w:t>Los ficheros  (carpeta opcion_A_festival/datos/)</w:t>
       </w:r>
@@ -521,7 +467,7 @@
             <w:pPr>
               <w:jc w:val="center"/>
               <w:rPr>
-                <w:highlight w:val="yellow"/>
+                <w:highlight w:val="green"/>
               </w:rPr>
             </w:pPr>
             <w:r>
@@ -530,7 +476,7 @@
                 <w:b/>
                 <w:color w:val="FFFFFF"/>
                 <w:sz w:val="20"/>
-                <w:highlight w:val="yellow"/>
+                <w:highlight w:val="green"/>
               </w:rPr>
               <w:t>Fichero</w:t>
             </w:r>
@@ -545,7 +491,7 @@
             <w:pPr>
               <w:jc w:val="center"/>
               <w:rPr>
-                <w:highlight w:val="yellow"/>
+                <w:highlight w:val="green"/>
               </w:rPr>
             </w:pPr>
             <w:r>
@@ -554,7 +500,7 @@
                 <w:b/>
                 <w:color w:val="FFFFFF"/>
                 <w:sz w:val="20"/>
-                <w:highlight w:val="yellow"/>
+                <w:highlight w:val="green"/>
               </w:rPr>
               <w:t>Contenido</w:t>
             </w:r>
@@ -569,7 +515,7 @@
             <w:pPr>
               <w:jc w:val="center"/>
               <w:rPr>
-                <w:highlight w:val="yellow"/>
+                <w:highlight w:val="green"/>
               </w:rPr>
             </w:pPr>
             <w:r>
@@ -578,7 +524,7 @@
                 <w:b/>
                 <w:color w:val="FFFFFF"/>
                 <w:sz w:val="20"/>
-                <w:highlight w:val="yellow"/>
+                <w:highlight w:val="green"/>
               </w:rPr>
               <w:t>Registros aprox.</w:t>
             </w:r>
@@ -597,14 +543,14 @@
           <w:p>
             <w:pPr>
               <w:rPr>
-                <w:highlight w:val="yellow"/>
+                <w:highlight w:val="green"/>
               </w:rPr>
             </w:pPr>
             <w:r>
               <w:rPr>
                 <w:rFonts w:ascii="Calibri" w:hAnsi="Calibri"/>
                 <w:sz w:val="20"/>
-                <w:highlight w:val="yellow"/>
+                <w:highlight w:val="green"/>
               </w:rPr>
               <w:t>artistas.csv</w:t>
             </w:r>
@@ -618,24 +564,16 @@
           <w:p>
             <w:pPr>
               <w:rPr>
-                <w:highlight w:val="yellow"/>
+                <w:highlight w:val="green"/>
               </w:rPr>
             </w:pPr>
             <w:r>
               <w:rPr>
                 <w:rFonts w:ascii="Calibri" w:hAnsi="Calibri"/>
                 <w:sz w:val="20"/>
-                <w:highlight w:val="yellow"/>
+                <w:highlight w:val="green"/>
               </w:rPr>
-              <w:t>Artistas contratados. Ca</w:t>
-            </w:r>
-            <w:r>
-              <w:rPr>
-                <w:rFonts w:ascii="Calibri" w:hAnsi="Calibri"/>
-                <w:sz w:val="20"/>
-                <w:highlight w:val="yellow"/>
-              </w:rPr>
-              <w:t>ché, país, contacto manager.</w:t>
+              <w:t>Artistas contratados. Caché, país, contacto manager.</w:t>
             </w:r>
           </w:p>
         </w:tc>
@@ -647,14 +585,14 @@
           <w:p>
             <w:pPr>
               <w:rPr>
-                <w:highlight w:val="yellow"/>
+                <w:highlight w:val="green"/>
               </w:rPr>
             </w:pPr>
             <w:r>
               <w:rPr>
                 <w:rFonts w:ascii="Calibri" w:hAnsi="Calibri"/>
                 <w:sz w:val="20"/>
-                <w:highlight w:val="yellow"/>
+                <w:highlight w:val="green"/>
               </w:rPr>
               <w:t>~250 filas</w:t>
             </w:r>
@@ -673,14 +611,14 @@
           <w:p>
             <w:pPr>
               <w:rPr>
-                <w:highlight w:val="yellow"/>
+                <w:highlight w:val="green"/>
               </w:rPr>
             </w:pPr>
             <w:r>
               <w:rPr>
                 <w:rFonts w:ascii="Calibri" w:hAnsi="Calibri"/>
                 <w:sz w:val="20"/>
-                <w:highlight w:val="yellow"/>
+                <w:highlight w:val="green"/>
               </w:rPr>
               <w:t>escenarios_horarios.xlsx</w:t>
             </w:r>
@@ -694,14 +632,14 @@
           <w:p>
             <w:pPr>
               <w:rPr>
-                <w:highlight w:val="yellow"/>
+                <w:highlight w:val="green"/>
               </w:rPr>
             </w:pPr>
             <w:r>
               <w:rPr>
                 <w:rFonts w:ascii="Calibri" w:hAnsi="Calibri"/>
                 <w:sz w:val="20"/>
-                <w:highlight w:val="yellow"/>
+                <w:highlight w:val="green"/>
               </w:rPr>
               <w:t>Programación: qué artista toca en qué escenario y cuándo.</w:t>
             </w:r>
@@ -715,14 +653,14 @@
           <w:p>
             <w:pPr>
               <w:rPr>
-                <w:highlight w:val="yellow"/>
+                <w:highlight w:val="green"/>
               </w:rPr>
             </w:pPr>
             <w:r>
               <w:rPr>
                 <w:rFonts w:ascii="Calibri" w:hAnsi="Calibri"/>
                 <w:sz w:val="20"/>
-                <w:highlight w:val="yellow"/>
+                <w:highlight w:val="green"/>
               </w:rPr>
               <w:t>~200 filas</w:t>
             </w:r>
@@ -741,14 +679,14 @@
           <w:p>
             <w:pPr>
               <w:rPr>
-                <w:highlight w:val="yellow"/>
+                <w:highlight w:val="green"/>
               </w:rPr>
             </w:pPr>
             <w:r>
               <w:rPr>
                 <w:rFonts w:ascii="Calibri" w:hAnsi="Calibri"/>
                 <w:sz w:val="20"/>
-                <w:highlight w:val="yellow"/>
+                <w:highlight w:val="green"/>
               </w:rPr>
               <w:t>ventas_entradas.json</w:t>
             </w:r>
@@ -762,14 +700,14 @@
           <w:p>
             <w:pPr>
               <w:rPr>
-                <w:highlight w:val="yellow"/>
+                <w:highlight w:val="green"/>
               </w:rPr>
             </w:pPr>
             <w:r>
               <w:rPr>
                 <w:rFonts w:ascii="Calibri" w:hAnsi="Calibri"/>
                 <w:sz w:val="20"/>
-                <w:highlight w:val="yellow"/>
+                <w:highlight w:val="green"/>
               </w:rPr>
               <w:t>Registro de venta de entradas con comprador, tipo y precio.</w:t>
             </w:r>
@@ -783,14 +721,14 @@
           <w:p>
             <w:pPr>
               <w:rPr>
-                <w:highlight w:val="yellow"/>
+                <w:highlight w:val="green"/>
               </w:rPr>
             </w:pPr>
             <w:r>
               <w:rPr>
                 <w:rFonts w:ascii="Calibri" w:hAnsi="Calibri"/>
                 <w:sz w:val="20"/>
-                <w:highlight w:val="yellow"/>
+                <w:highlight w:val="green"/>
               </w:rPr>
               <w:t>~400 entradas</w:t>
             </w:r>
@@ -809,14 +747,14 @@
           <w:p>
             <w:pPr>
               <w:rPr>
-                <w:highlight w:val="yellow"/>
+                <w:highlight w:val="green"/>
               </w:rPr>
             </w:pPr>
             <w:r>
               <w:rPr>
                 <w:rFonts w:ascii="Calibri" w:hAnsi="Calibri"/>
                 <w:sz w:val="20"/>
-                <w:highlight w:val="yellow"/>
+                <w:highlight w:val="green"/>
               </w:rPr>
               <w:t>patrocinadores.xml</w:t>
             </w:r>
@@ -830,14 +768,14 @@
           <w:p>
             <w:pPr>
               <w:rPr>
-                <w:highlight w:val="yellow"/>
+                <w:highlight w:val="green"/>
               </w:rPr>
             </w:pPr>
             <w:r>
               <w:rPr>
                 <w:rFonts w:ascii="Calibri" w:hAnsi="Calibri"/>
                 <w:sz w:val="20"/>
-                <w:highlight w:val="yellow"/>
+                <w:highlight w:val="green"/>
               </w:rPr>
               <w:t>Empresas patrocinadoras: importe, categoría y fechas de contrato.</w:t>
             </w:r>
@@ -851,14 +789,14 @@
           <w:p>
             <w:pPr>
               <w:rPr>
-                <w:highlight w:val="yellow"/>
+                <w:highlight w:val="green"/>
               </w:rPr>
             </w:pPr>
             <w:r>
               <w:rPr>
                 <w:rFonts w:ascii="Calibri" w:hAnsi="Calibri"/>
                 <w:sz w:val="20"/>
-                <w:highlight w:val="yellow"/>
+                <w:highlight w:val="green"/>
               </w:rPr>
               <w:t>~40 entradas</w:t>
             </w:r>
@@ -869,7 +807,7 @@
     <w:p>
       <w:pPr>
         <w:rPr>
-          <w:highlight w:val="yellow"/>
+          <w:highlight w:val="green"/>
         </w:rPr>
       </w:pPr>
     </w:p>
@@ -880,7 +818,7 @@
         </w:pBdr>
         <w:spacing w:before="280" w:after="80"/>
         <w:rPr>
-          <w:highlight w:val="yellow"/>
+          <w:highlight w:val="green"/>
         </w:rPr>
       </w:pPr>
       <w:r>
@@ -889,7 +827,7 @@
           <w:b/>
           <w:color w:val="1A376C"/>
           <w:sz w:val="30"/>
-          <w:highlight w:val="yellow"/>
+          <w:highlight w:val="green"/>
         </w:rPr>
         <w:t>OPCIÓN B — LIGA DE ESPORTS "CYBERLEAGUE PRO"</w:t>
       </w:r>
@@ -898,7 +836,7 @@
       <w:pPr>
         <w:spacing w:before="200" w:after="40"/>
         <w:rPr>
-          <w:highlight w:val="yellow"/>
+          <w:highlight w:val="green"/>
         </w:rPr>
       </w:pPr>
       <w:r>
@@ -907,7 +845,7 @@
           <w:b/>
           <w:color w:val="215CA0"/>
           <w:sz w:val="24"/>
-          <w:highlight w:val="yellow"/>
+          <w:highlight w:val="green"/>
         </w:rPr>
         <w:t>La historia</w:t>
       </w:r>
@@ -916,57 +854,43 @@
       <w:pPr>
         <w:spacing w:after="80"/>
         <w:rPr>
-          <w:highlight w:val="yellow"/>
-        </w:rPr>
-      </w:pPr>
-      <w:r>
-        <w:rPr>
-          <w:rFonts w:ascii="Calibri" w:hAnsi="Calibri"/>
-          <w:highlight w:val="yellow"/>
+          <w:highlight w:val="green"/>
+        </w:rPr>
+      </w:pPr>
+      <w:r>
+        <w:rPr>
+          <w:rFonts w:ascii="Calibri" w:hAnsi="Calibri"/>
+          <w:highlight w:val="green"/>
         </w:rPr>
         <w:lastRenderedPageBreak/>
-        <w:t xml:space="preserve">La CyberLeague Pro es una de las ligas de eSports con más crecimiento del momento. Tras dos temporadas, la liga </w:t>
-      </w:r>
-      <w:r>
-        <w:rPr>
-          <w:rFonts w:ascii="Calibri" w:hAnsi="Calibri"/>
-          <w:highlight w:val="yellow"/>
-        </w:rPr>
-        <w:t>necesita publicar las estadísticas oficiales en su web y compartir los datos con patrocinadores e inversores.</w:t>
+        <w:t>La CyberLeague Pro es una de las ligas de eSports con más crecimiento del momento. Tras dos temporadas, la liga necesita publicar las estadísticas oficiales en su web y compartir los datos con patrocinadores e inversores.</w:t>
       </w:r>
     </w:p>
     <w:p>
       <w:pPr>
         <w:spacing w:after="80"/>
         <w:rPr>
-          <w:highlight w:val="yellow"/>
-        </w:rPr>
-      </w:pPr>
-      <w:r>
-        <w:rPr>
-          <w:rFonts w:ascii="Calibri" w:hAnsi="Calibri"/>
-          <w:highlight w:val="yellow"/>
-        </w:rPr>
-        <w:t xml:space="preserve">Los datos los han ido recogiendo diferentes personas: árbitros, managers, el equipo de comunicación y el departamento financiero, cada uno con su </w:t>
-      </w:r>
-      <w:r>
-        <w:rPr>
-          <w:rFonts w:ascii="Calibri" w:hAnsi="Calibri"/>
-          <w:highlight w:val="yellow"/>
-        </w:rPr>
-        <w:t>propio criterio. El resultado: jugadores duplicados, equipos con nombres distintos en cada fichero, partidas con resultados imposibles y premios que no cuadran.</w:t>
-      </w:r>
-    </w:p>
-    <w:p>
-      <w:pPr>
-        <w:rPr>
-          <w:highlight w:val="yellow"/>
-        </w:rPr>
-      </w:pPr>
-      <w:r>
-        <w:rPr>
-          <w:rFonts w:ascii="Calibri" w:hAnsi="Calibri"/>
-          <w:highlight w:val="yellow"/>
+          <w:highlight w:val="green"/>
+        </w:rPr>
+      </w:pPr>
+      <w:r>
+        <w:rPr>
+          <w:rFonts w:ascii="Calibri" w:hAnsi="Calibri"/>
+          <w:highlight w:val="green"/>
+        </w:rPr>
+        <w:t>Los datos los han ido recogiendo diferentes personas: árbitros, managers, el equipo de comunicación y el departamento financiero, cada uno con su propio criterio. El resultado: jugadores duplicados, equipos con nombres distintos en cada fichero, partidas con resultados imposibles y premios que no cuadran.</w:t>
+      </w:r>
+    </w:p>
+    <w:p>
+      <w:pPr>
+        <w:rPr>
+          <w:highlight w:val="green"/>
+        </w:rPr>
+      </w:pPr>
+      <w:r>
+        <w:rPr>
+          <w:rFonts w:ascii="Calibri" w:hAnsi="Calibri"/>
+          <w:highlight w:val="green"/>
         </w:rPr>
         <w:t xml:space="preserve">Laura, directora de operaciones, te ha contratado: </w:t>
       </w:r>
@@ -975,25 +899,16 @@
           <w:rFonts w:ascii="Calibri" w:hAnsi="Calibri"/>
           <w:i/>
           <w:color w:val="1A376C"/>
-          <w:highlight w:val="yellow"/>
-        </w:rPr>
-        <w:t xml:space="preserve">"Nos jugamos la credibilidad de la liga. Si </w:t>
-      </w:r>
-      <w:r>
-        <w:rPr>
-          <w:rFonts w:ascii="Calibri" w:hAnsi="Calibri"/>
-          <w:i/>
-          <w:color w:val="1A376C"/>
-          <w:highlight w:val="yellow"/>
-        </w:rPr>
-        <w:t>publicamos estos datos así, los equipos van a protestar, los patrocinadores van a desconfiar y la prensa nos va a crucificar. Necesito que todo esté impecable."</w:t>
+          <w:highlight w:val="green"/>
+        </w:rPr>
+        <w:t>"Nos jugamos la credibilidad de la liga. Si publicamos estos datos así, los equipos van a protestar, los patrocinadores van a desconfiar y la prensa nos va a crucificar. Necesito que todo esté impecable."</w:t>
       </w:r>
     </w:p>
     <w:p>
       <w:pPr>
         <w:spacing w:before="200" w:after="40"/>
         <w:rPr>
-          <w:highlight w:val="yellow"/>
+          <w:highlight w:val="green"/>
         </w:rPr>
       </w:pPr>
       <w:r>
@@ -1002,7 +917,7 @@
           <w:b/>
           <w:color w:val="215CA0"/>
           <w:sz w:val="24"/>
-          <w:highlight w:val="yellow"/>
+          <w:highlight w:val="green"/>
         </w:rPr>
         <w:t>Los ficheros  (carpeta opcion_B_esports/datos/)</w:t>
       </w:r>
@@ -1032,7 +947,7 @@
             <w:pPr>
               <w:jc w:val="center"/>
               <w:rPr>
-                <w:highlight w:val="yellow"/>
+                <w:highlight w:val="green"/>
               </w:rPr>
             </w:pPr>
             <w:r>
@@ -1041,7 +956,7 @@
                 <w:b/>
                 <w:color w:val="FFFFFF"/>
                 <w:sz w:val="20"/>
-                <w:highlight w:val="yellow"/>
+                <w:highlight w:val="green"/>
               </w:rPr>
               <w:t>Fichero</w:t>
             </w:r>
@@ -1056,7 +971,7 @@
             <w:pPr>
               <w:jc w:val="center"/>
               <w:rPr>
-                <w:highlight w:val="yellow"/>
+                <w:highlight w:val="green"/>
               </w:rPr>
             </w:pPr>
             <w:r>
@@ -1065,7 +980,7 @@
                 <w:b/>
                 <w:color w:val="FFFFFF"/>
                 <w:sz w:val="20"/>
-                <w:highlight w:val="yellow"/>
+                <w:highlight w:val="green"/>
               </w:rPr>
               <w:t>Contenido</w:t>
             </w:r>
@@ -1080,7 +995,7 @@
             <w:pPr>
               <w:jc w:val="center"/>
               <w:rPr>
-                <w:highlight w:val="yellow"/>
+                <w:highlight w:val="green"/>
               </w:rPr>
             </w:pPr>
             <w:r>
@@ -1089,7 +1004,7 @@
                 <w:b/>
                 <w:color w:val="FFFFFF"/>
                 <w:sz w:val="20"/>
-                <w:highlight w:val="yellow"/>
+                <w:highlight w:val="green"/>
               </w:rPr>
               <w:t>Registros aprox.</w:t>
             </w:r>
@@ -1108,24 +1023,16 @@
           <w:p>
             <w:pPr>
               <w:rPr>
-                <w:highlight w:val="yellow"/>
+                <w:highlight w:val="green"/>
               </w:rPr>
             </w:pPr>
             <w:r>
               <w:rPr>
                 <w:rFonts w:ascii="Calibri" w:hAnsi="Calibri"/>
                 <w:sz w:val="20"/>
-                <w:highlight w:val="yellow"/>
+                <w:highlight w:val="green"/>
               </w:rPr>
-              <w:t>jugadores.c</w:t>
-            </w:r>
-            <w:r>
-              <w:rPr>
-                <w:rFonts w:ascii="Calibri" w:hAnsi="Calibri"/>
-                <w:sz w:val="20"/>
-                <w:highlight w:val="yellow"/>
-              </w:rPr>
-              <w:t>sv</w:t>
+              <w:t>jugadores.csv</w:t>
             </w:r>
           </w:p>
         </w:tc>
@@ -1137,14 +1044,14 @@
           <w:p>
             <w:pPr>
               <w:rPr>
-                <w:highlight w:val="yellow"/>
+                <w:highlight w:val="green"/>
               </w:rPr>
             </w:pPr>
             <w:r>
               <w:rPr>
                 <w:rFonts w:ascii="Calibri" w:hAnsi="Calibri"/>
                 <w:sz w:val="20"/>
-                <w:highlight w:val="yellow"/>
+                <w:highlight w:val="green"/>
               </w:rPr>
               <w:t>Jugadores de la liga: gamertag, edad, equipo, rol y salario.</w:t>
             </w:r>
@@ -1158,14 +1065,14 @@
           <w:p>
             <w:pPr>
               <w:rPr>
-                <w:highlight w:val="yellow"/>
+                <w:highlight w:val="green"/>
               </w:rPr>
             </w:pPr>
             <w:r>
               <w:rPr>
                 <w:rFonts w:ascii="Calibri" w:hAnsi="Calibri"/>
                 <w:sz w:val="20"/>
-                <w:highlight w:val="yellow"/>
+                <w:highlight w:val="green"/>
               </w:rPr>
               <w:t>~250 filas</w:t>
             </w:r>
@@ -1184,14 +1091,14 @@
           <w:p>
             <w:pPr>
               <w:rPr>
-                <w:highlight w:val="yellow"/>
+                <w:highlight w:val="green"/>
               </w:rPr>
             </w:pPr>
             <w:r>
               <w:rPr>
                 <w:rFonts w:ascii="Calibri" w:hAnsi="Calibri"/>
                 <w:sz w:val="20"/>
-                <w:highlight w:val="yellow"/>
+                <w:highlight w:val="green"/>
               </w:rPr>
               <w:t>equipos.xlsx</w:t>
             </w:r>
@@ -1205,14 +1112,14 @@
           <w:p>
             <w:pPr>
               <w:rPr>
-                <w:highlight w:val="yellow"/>
+                <w:highlight w:val="green"/>
               </w:rPr>
             </w:pPr>
             <w:r>
               <w:rPr>
                 <w:rFonts w:ascii="Calibri" w:hAnsi="Calibri"/>
                 <w:sz w:val="20"/>
-                <w:highlight w:val="yellow"/>
+                <w:highlight w:val="green"/>
               </w:rPr>
               <w:t>Equipos (hoja 1) y staff técnico (hoja 2).</w:t>
             </w:r>
@@ -1226,14 +1133,14 @@
           <w:p>
             <w:pPr>
               <w:rPr>
-                <w:highlight w:val="yellow"/>
+                <w:highlight w:val="green"/>
               </w:rPr>
             </w:pPr>
             <w:r>
               <w:rPr>
                 <w:rFonts w:ascii="Calibri" w:hAnsi="Calibri"/>
                 <w:sz w:val="20"/>
-                <w:highlight w:val="yellow"/>
+                <w:highlight w:val="green"/>
               </w:rPr>
               <w:t>~90 filas en 2 hojas</w:t>
             </w:r>
@@ -1252,14 +1159,14 @@
           <w:p>
             <w:pPr>
               <w:rPr>
-                <w:highlight w:val="yellow"/>
+                <w:highlight w:val="green"/>
               </w:rPr>
             </w:pPr>
             <w:r>
               <w:rPr>
                 <w:rFonts w:ascii="Calibri" w:hAnsi="Calibri"/>
                 <w:sz w:val="20"/>
-                <w:highlight w:val="yellow"/>
+                <w:highlight w:val="green"/>
               </w:rPr>
               <w:t>partidas.json</w:t>
             </w:r>
@@ -1273,14 +1180,14 @@
           <w:p>
             <w:pPr>
               <w:rPr>
-                <w:highlight w:val="yellow"/>
+                <w:highlight w:val="green"/>
               </w:rPr>
             </w:pPr>
             <w:r>
               <w:rPr>
                 <w:rFonts w:ascii="Calibri" w:hAnsi="Calibri"/>
                 <w:sz w:val="20"/>
-                <w:highlight w:val="yellow"/>
+                <w:highlight w:val="green"/>
               </w:rPr>
               <w:t>Resultados de partidas: equipos, mapa, puntuación y torneo.</w:t>
             </w:r>
@@ -1294,14 +1201,14 @@
           <w:p>
             <w:pPr>
               <w:rPr>
-                <w:highlight w:val="yellow"/>
+                <w:highlight w:val="green"/>
               </w:rPr>
             </w:pPr>
             <w:r>
               <w:rPr>
                 <w:rFonts w:ascii="Calibri" w:hAnsi="Calibri"/>
                 <w:sz w:val="20"/>
-                <w:highlight w:val="yellow"/>
+                <w:highlight w:val="green"/>
               </w:rPr>
               <w:t>~400 entradas</w:t>
             </w:r>
@@ -1320,14 +1227,14 @@
           <w:p>
             <w:pPr>
               <w:rPr>
-                <w:highlight w:val="yellow"/>
+                <w:highlight w:val="green"/>
               </w:rPr>
             </w:pPr>
             <w:r>
               <w:rPr>
                 <w:rFonts w:ascii="Calibri" w:hAnsi="Calibri"/>
                 <w:sz w:val="20"/>
-                <w:highlight w:val="yellow"/>
+                <w:highlight w:val="green"/>
               </w:rPr>
               <w:t>premios.csv</w:t>
             </w:r>
@@ -1341,14 +1248,14 @@
           <w:p>
             <w:pPr>
               <w:rPr>
-                <w:highlight w:val="yellow"/>
+                <w:highlight w:val="green"/>
               </w:rPr>
             </w:pPr>
             <w:r>
               <w:rPr>
                 <w:rFonts w:ascii="Calibri" w:hAnsi="Calibri"/>
                 <w:sz w:val="20"/>
-                <w:highlight w:val="yellow"/>
+                <w:highlight w:val="green"/>
               </w:rPr>
               <w:t>Premios de torneos: equipo, posición y cuantía económica.</w:t>
             </w:r>
@@ -1362,14 +1269,14 @@
           <w:p>
             <w:pPr>
               <w:rPr>
-                <w:highlight w:val="yellow"/>
+                <w:highlight w:val="green"/>
               </w:rPr>
             </w:pPr>
             <w:r>
               <w:rPr>
                 <w:rFonts w:ascii="Calibri" w:hAnsi="Calibri"/>
                 <w:sz w:val="20"/>
-                <w:highlight w:val="yellow"/>
+                <w:highlight w:val="green"/>
               </w:rPr>
               <w:t>~150 filas</w:t>
             </w:r>
@@ -1380,19 +1287,19 @@
     <w:p>
       <w:pPr>
         <w:rPr>
-          <w:highlight w:val="yellow"/>
-        </w:rPr>
-      </w:pPr>
-    </w:p>
-    <w:p>
-      <w:pPr>
-        <w:rPr>
-          <w:highlight w:val="yellow"/>
-        </w:rPr>
-      </w:pPr>
-      <w:r>
-        <w:rPr>
-          <w:highlight w:val="yellow"/>
+          <w:highlight w:val="green"/>
+        </w:rPr>
+      </w:pPr>
+    </w:p>
+    <w:p>
+      <w:pPr>
+        <w:rPr>
+          <w:highlight w:val="green"/>
+        </w:rPr>
+      </w:pPr>
+      <w:r>
+        <w:rPr>
+          <w:highlight w:val="green"/>
         </w:rPr>
         <w:br w:type="page"/>
       </w:r>
@@ -1404,7 +1311,7 @@
         </w:pBdr>
         <w:spacing w:before="280" w:after="80"/>
         <w:rPr>
-          <w:highlight w:val="yellow"/>
+          <w:highlight w:val="green"/>
         </w:rPr>
       </w:pPr>
       <w:r>
@@ -1413,7 +1320,7 @@
           <w:b/>
           <w:color w:val="1A376C"/>
           <w:sz w:val="30"/>
-          <w:highlight w:val="yellow"/>
+          <w:highlight w:val="green"/>
         </w:rPr>
         <w:lastRenderedPageBreak/>
         <w:t>ESTRUCTURA DE ENTREGA</w:t>
@@ -1423,13 +1330,13 @@
       <w:pPr>
         <w:spacing w:after="80"/>
         <w:rPr>
-          <w:highlight w:val="yellow"/>
-        </w:rPr>
-      </w:pPr>
-      <w:r>
-        <w:rPr>
-          <w:rFonts w:ascii="Calibri" w:hAnsi="Calibri"/>
-          <w:highlight w:val="yellow"/>
+          <w:highlight w:val="green"/>
+        </w:rPr>
+      </w:pPr>
+      <w:r>
+        <w:rPr>
+          <w:rFonts w:ascii="Calibri" w:hAnsi="Calibri"/>
+          <w:highlight w:val="green"/>
         </w:rPr>
         <w:t>Tu carpeta de entrega debe tener exactamente esta estructura:</w:t>
       </w:r>
@@ -1440,7 +1347,7 @@
         <w:spacing w:after="40"/>
         <w:ind w:left="567" w:right="567"/>
         <w:rPr>
-          <w:highlight w:val="yellow"/>
+          <w:highlight w:val="green"/>
         </w:rPr>
       </w:pPr>
       <w:r>
@@ -1448,7 +1355,7 @@
           <w:rFonts w:ascii="Courier New" w:hAnsi="Courier New"/>
           <w:color w:val="1A1A2E"/>
           <w:sz w:val="19"/>
-          <w:highlight w:val="yellow"/>
+          <w:highlight w:val="green"/>
         </w:rPr>
         <w:t>opcion_X/</w:t>
       </w:r>
@@ -1459,7 +1366,7 @@
         <w:spacing w:after="40"/>
         <w:ind w:left="567" w:right="567"/>
         <w:rPr>
-          <w:highlight w:val="yellow"/>
+          <w:highlight w:val="green"/>
         </w:rPr>
       </w:pPr>
       <w:r>
@@ -1467,7 +1374,7 @@
           <w:rFonts w:ascii="Courier New" w:hAnsi="Courier New"/>
           <w:color w:val="1A1A2E"/>
           <w:sz w:val="19"/>
-          <w:highlight w:val="yellow"/>
+          <w:highlight w:val="green"/>
         </w:rPr>
         <w:t xml:space="preserve">├── </w:t>
       </w:r>
@@ -1477,7 +1384,7 @@
           <w:rFonts w:ascii="Courier New" w:hAnsi="Courier New"/>
           <w:color w:val="1A1A2E"/>
           <w:sz w:val="19"/>
-          <w:highlight w:val="yellow"/>
+          <w:highlight w:val="green"/>
         </w:rPr>
         <w:t>datos</w:t>
       </w:r>
@@ -1487,7 +1394,7 @@
           <w:rFonts w:ascii="Courier New" w:hAnsi="Courier New"/>
           <w:color w:val="1A1A2E"/>
           <w:sz w:val="19"/>
-          <w:highlight w:val="yellow"/>
+          <w:highlight w:val="green"/>
         </w:rPr>
         <w:t xml:space="preserve">/                ← </w:t>
       </w:r>
@@ -1497,7 +1404,7 @@
           <w:rFonts w:ascii="Courier New" w:hAnsi="Courier New"/>
           <w:color w:val="1A1A2E"/>
           <w:sz w:val="19"/>
-          <w:highlight w:val="yellow"/>
+          <w:highlight w:val="green"/>
         </w:rPr>
         <w:t>Ficheros</w:t>
       </w:r>
@@ -1507,7 +1414,7 @@
           <w:rFonts w:ascii="Courier New" w:hAnsi="Courier New"/>
           <w:color w:val="1A1A2E"/>
           <w:sz w:val="19"/>
-          <w:highlight w:val="yellow"/>
+          <w:highlight w:val="green"/>
         </w:rPr>
         <w:t xml:space="preserve"> </w:t>
       </w:r>
@@ -1517,7 +1424,7 @@
           <w:rFonts w:ascii="Courier New" w:hAnsi="Courier New"/>
           <w:color w:val="1A1A2E"/>
           <w:sz w:val="19"/>
-          <w:highlight w:val="yellow"/>
+          <w:highlight w:val="green"/>
         </w:rPr>
         <w:t>originales</w:t>
       </w:r>
@@ -1527,7 +1434,7 @@
           <w:rFonts w:ascii="Courier New" w:hAnsi="Courier New"/>
           <w:color w:val="1A1A2E"/>
           <w:sz w:val="19"/>
-          <w:highlight w:val="yellow"/>
+          <w:highlight w:val="green"/>
         </w:rPr>
         <w:t xml:space="preserve"> (NO los modifiques)</w:t>
       </w:r>
@@ -1538,7 +1445,7 @@
         <w:spacing w:after="40"/>
         <w:ind w:left="567" w:right="567"/>
         <w:rPr>
-          <w:highlight w:val="yellow"/>
+          <w:highlight w:val="green"/>
         </w:rPr>
       </w:pPr>
       <w:r>
@@ -1546,18 +1453,28 @@
           <w:rFonts w:ascii="Courier New" w:hAnsi="Courier New"/>
           <w:color w:val="1A1A2E"/>
           <w:sz w:val="19"/>
-          <w:highlight w:val="yellow"/>
-        </w:rPr>
-        <w:t xml:space="preserve">│   └── (ficheros </w:t>
-      </w:r>
+          <w:highlight w:val="green"/>
+        </w:rPr>
+        <w:t>│   └── (ficheros originales tal como los recibiste)</w:t>
+      </w:r>
+    </w:p>
+    <w:p>
+      <w:pPr>
+        <w:shd w:val="clear" w:color="auto" w:fill="F0F0F0"/>
+        <w:spacing w:after="40"/>
+        <w:ind w:left="567" w:right="567"/>
+        <w:rPr>
+          <w:highlight w:val="green"/>
+        </w:rPr>
+      </w:pPr>
       <w:r>
         <w:rPr>
           <w:rFonts w:ascii="Courier New" w:hAnsi="Courier New"/>
           <w:color w:val="1A1A2E"/>
           <w:sz w:val="19"/>
-          <w:highlight w:val="yellow"/>
-        </w:rPr>
-        <w:t>originales tal como los recibiste)</w:t>
+          <w:highlight w:val="green"/>
+        </w:rPr>
+        <w:t>│</w:t>
       </w:r>
     </w:p>
     <w:p>
@@ -1566,7 +1483,7 @@
         <w:spacing w:after="40"/>
         <w:ind w:left="567" w:right="567"/>
         <w:rPr>
-          <w:highlight w:val="yellow"/>
+          <w:highlight w:val="green"/>
         </w:rPr>
       </w:pPr>
       <w:r>
@@ -1574,9 +1491,9 @@
           <w:rFonts w:ascii="Courier New" w:hAnsi="Courier New"/>
           <w:color w:val="1A1A2E"/>
           <w:sz w:val="19"/>
-          <w:highlight w:val="yellow"/>
-        </w:rPr>
-        <w:t>│</w:t>
+          <w:highlight w:val="green"/>
+        </w:rPr>
+        <w:t>├── datos_limpios/             ← Generados por tu código</w:t>
       </w:r>
     </w:p>
     <w:p>
@@ -1585,7 +1502,7 @@
         <w:spacing w:after="40"/>
         <w:ind w:left="567" w:right="567"/>
         <w:rPr>
-          <w:highlight w:val="yellow"/>
+          <w:highlight w:val="green"/>
         </w:rPr>
       </w:pPr>
       <w:r>
@@ -1593,9 +1510,9 @@
           <w:rFonts w:ascii="Courier New" w:hAnsi="Courier New"/>
           <w:color w:val="1A1A2E"/>
           <w:sz w:val="19"/>
-          <w:highlight w:val="yellow"/>
-        </w:rPr>
-        <w:t>├── datos_limpios/             ← Generados por tu código</w:t>
+          <w:highlight w:val="green"/>
+        </w:rPr>
+        <w:t>│   ├── artistas_limpio.csv    ← Un CSV por cada fichero original</w:t>
       </w:r>
     </w:p>
     <w:p>
@@ -1604,7 +1521,7 @@
         <w:spacing w:after="40"/>
         <w:ind w:left="567" w:right="567"/>
         <w:rPr>
-          <w:highlight w:val="yellow"/>
+          <w:highlight w:val="green"/>
         </w:rPr>
       </w:pPr>
       <w:r>
@@ -1612,9 +1529,9 @@
           <w:rFonts w:ascii="Courier New" w:hAnsi="Courier New"/>
           <w:color w:val="1A1A2E"/>
           <w:sz w:val="19"/>
-          <w:highlight w:val="yellow"/>
-        </w:rPr>
-        <w:t>│   ├── artistas_limpio.csv    ← Un CSV por cada fichero original</w:t>
+          <w:highlight w:val="green"/>
+        </w:rPr>
+        <w:t>│   ├── ...</w:t>
       </w:r>
     </w:p>
     <w:p>
@@ -1623,7 +1540,7 @@
         <w:spacing w:after="40"/>
         <w:ind w:left="567" w:right="567"/>
         <w:rPr>
-          <w:highlight w:val="yellow"/>
+          <w:highlight w:val="green"/>
         </w:rPr>
       </w:pPr>
       <w:r>
@@ -1631,9 +1548,9 @@
           <w:rFonts w:ascii="Courier New" w:hAnsi="Courier New"/>
           <w:color w:val="1A1A2E"/>
           <w:sz w:val="19"/>
-          <w:highlight w:val="yellow"/>
-        </w:rPr>
-        <w:t>│   ├── ...</w:t>
+          <w:highlight w:val="green"/>
+        </w:rPr>
+        <w:t>│   ├── datos_completos.xlsx   ← Excel con todos los datos en hojas separadas</w:t>
       </w:r>
     </w:p>
     <w:p>
@@ -1642,7 +1559,7 @@
         <w:spacing w:after="40"/>
         <w:ind w:left="567" w:right="567"/>
         <w:rPr>
-          <w:highlight w:val="yellow"/>
+          <w:highlight w:val="green"/>
         </w:rPr>
       </w:pPr>
       <w:r>
@@ -1650,9 +1567,9 @@
           <w:rFonts w:ascii="Courier New" w:hAnsi="Courier New"/>
           <w:color w:val="1A1A2E"/>
           <w:sz w:val="19"/>
-          <w:highlight w:val="yellow"/>
-        </w:rPr>
-        <w:t>│   ├── datos_completos.xlsx   ← Excel con todos los datos en hojas separadas</w:t>
+          <w:highlight w:val="green"/>
+        </w:rPr>
+        <w:t>│   └── informe_limpieza.txt   ← Informe del proceso completo</w:t>
       </w:r>
     </w:p>
     <w:p>
@@ -1661,7 +1578,7 @@
         <w:spacing w:after="40"/>
         <w:ind w:left="567" w:right="567"/>
         <w:rPr>
-          <w:highlight w:val="yellow"/>
+          <w:highlight w:val="green"/>
         </w:rPr>
       </w:pPr>
       <w:r>
@@ -1669,18 +1586,28 @@
           <w:rFonts w:ascii="Courier New" w:hAnsi="Courier New"/>
           <w:color w:val="1A1A2E"/>
           <w:sz w:val="19"/>
-          <w:highlight w:val="yellow"/>
-        </w:rPr>
-        <w:t>│   └─</w:t>
-      </w:r>
+          <w:highlight w:val="green"/>
+        </w:rPr>
+        <w:t>│</w:t>
+      </w:r>
+    </w:p>
+    <w:p>
+      <w:pPr>
+        <w:shd w:val="clear" w:color="auto" w:fill="F0F0F0"/>
+        <w:spacing w:after="40"/>
+        <w:ind w:left="567" w:right="567"/>
+        <w:rPr>
+          <w:highlight w:val="green"/>
+        </w:rPr>
+      </w:pPr>
       <w:r>
         <w:rPr>
           <w:rFonts w:ascii="Courier New" w:hAnsi="Courier New"/>
           <w:color w:val="1A1A2E"/>
           <w:sz w:val="19"/>
-          <w:highlight w:val="yellow"/>
-        </w:rPr>
-        <w:t>─ informe_limpieza.txt   ← Informe del proceso completo</w:t>
+          <w:highlight w:val="green"/>
+        </w:rPr>
+        <w:t>├── lib/                       ← Módulos con las funciones organizadas por responsabilidad</w:t>
       </w:r>
     </w:p>
     <w:p>
@@ -1689,7 +1616,7 @@
         <w:spacing w:after="40"/>
         <w:ind w:left="567" w:right="567"/>
         <w:rPr>
-          <w:highlight w:val="yellow"/>
+          <w:highlight w:val="green"/>
         </w:rPr>
       </w:pPr>
       <w:r>
@@ -1697,9 +1624,49 @@
           <w:rFonts w:ascii="Courier New" w:hAnsi="Courier New"/>
           <w:color w:val="1A1A2E"/>
           <w:sz w:val="19"/>
-          <w:highlight w:val="yellow"/>
-        </w:rPr>
-        <w:t>│</w:t>
+          <w:highlight w:val="green"/>
+        </w:rPr>
+        <w:t xml:space="preserve">│   ├── carga.py     ← </w:t>
+      </w:r>
+      <w:proofErr w:type="spellStart"/>
+      <w:r>
+        <w:rPr>
+          <w:rFonts w:ascii="Courier New" w:hAnsi="Courier New"/>
+          <w:color w:val="1A1A2E"/>
+          <w:sz w:val="19"/>
+          <w:highlight w:val="green"/>
+        </w:rPr>
+        <w:t>Funciones</w:t>
+      </w:r>
+      <w:proofErr w:type="spellEnd"/>
+      <w:r>
+        <w:rPr>
+          <w:rFonts w:ascii="Courier New" w:hAnsi="Courier New"/>
+          <w:color w:val="1A1A2E"/>
+          <w:sz w:val="19"/>
+          <w:highlight w:val="green"/>
+        </w:rPr>
+        <w:t xml:space="preserve"> para </w:t>
+      </w:r>
+      <w:proofErr w:type="spellStart"/>
+      <w:r>
+        <w:rPr>
+          <w:rFonts w:ascii="Courier New" w:hAnsi="Courier New"/>
+          <w:color w:val="1A1A2E"/>
+          <w:sz w:val="19"/>
+          <w:highlight w:val="green"/>
+        </w:rPr>
+        <w:t>cargar</w:t>
+      </w:r>
+      <w:proofErr w:type="spellEnd"/>
+      <w:r>
+        <w:rPr>
+          <w:rFonts w:ascii="Courier New" w:hAnsi="Courier New"/>
+          <w:color w:val="1A1A2E"/>
+          <w:sz w:val="19"/>
+          <w:highlight w:val="green"/>
+        </w:rPr>
+        <w:t xml:space="preserve"> CSV, Excel, JSON y XML</w:t>
       </w:r>
     </w:p>
     <w:p>
@@ -1708,7 +1675,7 @@
         <w:spacing w:after="40"/>
         <w:ind w:left="567" w:right="567"/>
         <w:rPr>
-          <w:highlight w:val="yellow"/>
+          <w:highlight w:val="green"/>
         </w:rPr>
       </w:pPr>
       <w:r>
@@ -1716,9 +1683,69 @@
           <w:rFonts w:ascii="Courier New" w:hAnsi="Courier New"/>
           <w:color w:val="1A1A2E"/>
           <w:sz w:val="19"/>
-          <w:highlight w:val="yellow"/>
-        </w:rPr>
-        <w:t>├── lib/                       ← Módulos con las funciones organizadas por responsabilidad</w:t>
+          <w:highlight w:val="green"/>
+        </w:rPr>
+        <w:t xml:space="preserve">│   ├── </w:t>
+      </w:r>
+      <w:proofErr w:type="gramStart"/>
+      <w:r>
+        <w:rPr>
+          <w:rFonts w:ascii="Courier New" w:hAnsi="Courier New"/>
+          <w:color w:val="1A1A2E"/>
+          <w:sz w:val="19"/>
+          <w:highlight w:val="green"/>
+        </w:rPr>
+        <w:t>limpieza.py  ←</w:t>
+      </w:r>
+      <w:proofErr w:type="gramEnd"/>
+      <w:r>
+        <w:rPr>
+          <w:rFonts w:ascii="Courier New" w:hAnsi="Courier New"/>
+          <w:color w:val="1A1A2E"/>
+          <w:sz w:val="19"/>
+          <w:highlight w:val="green"/>
+        </w:rPr>
+        <w:t xml:space="preserve"> </w:t>
+      </w:r>
+      <w:proofErr w:type="spellStart"/>
+      <w:r>
+        <w:rPr>
+          <w:rFonts w:ascii="Courier New" w:hAnsi="Courier New"/>
+          <w:color w:val="1A1A2E"/>
+          <w:sz w:val="19"/>
+          <w:highlight w:val="green"/>
+        </w:rPr>
+        <w:t>Funciones</w:t>
+      </w:r>
+      <w:proofErr w:type="spellEnd"/>
+      <w:r>
+        <w:rPr>
+          <w:rFonts w:ascii="Courier New" w:hAnsi="Courier New"/>
+          <w:color w:val="1A1A2E"/>
+          <w:sz w:val="19"/>
+          <w:highlight w:val="green"/>
+        </w:rPr>
+        <w:t xml:space="preserve"> de </w:t>
+      </w:r>
+      <w:proofErr w:type="spellStart"/>
+      <w:r>
+        <w:rPr>
+          <w:rFonts w:ascii="Courier New" w:hAnsi="Courier New"/>
+          <w:color w:val="1A1A2E"/>
+          <w:sz w:val="19"/>
+          <w:highlight w:val="green"/>
+        </w:rPr>
+        <w:t>limpieza</w:t>
+      </w:r>
+      <w:proofErr w:type="spellEnd"/>
+      <w:r>
+        <w:rPr>
+          <w:rFonts w:ascii="Courier New" w:hAnsi="Courier New"/>
+          <w:color w:val="1A1A2E"/>
+          <w:sz w:val="19"/>
+          <w:highlight w:val="green"/>
+        </w:rPr>
+        <w:t xml:space="preserve"> de texto, números, fechas y categorías</w:t>
       </w:r>
     </w:p>
     <w:p>
@@ -1727,7 +1754,7 @@
         <w:spacing w:after="40"/>
         <w:ind w:left="567" w:right="567"/>
         <w:rPr>
-          <w:highlight w:val="yellow"/>
+          <w:highlight w:val="green"/>
         </w:rPr>
       </w:pPr>
       <w:r>
@@ -1735,9 +1762,9 @@
           <w:rFonts w:ascii="Courier New" w:hAnsi="Courier New"/>
           <w:color w:val="1A1A2E"/>
           <w:sz w:val="19"/>
-          <w:highlight w:val="yellow"/>
-        </w:rPr>
-        <w:t xml:space="preserve">│   ├── carga.py     ← </w:t>
+          <w:highlight w:val="green"/>
+        </w:rPr>
+        <w:t xml:space="preserve">│   ├── auditoria.py ← </w:t>
       </w:r>
       <w:proofErr w:type="spellStart"/>
       <w:r>
@@ -1745,7 +1772,7 @@
           <w:rFonts w:ascii="Courier New" w:hAnsi="Courier New"/>
           <w:color w:val="1A1A2E"/>
           <w:sz w:val="19"/>
-          <w:highlight w:val="yellow"/>
+          <w:highlight w:val="green"/>
         </w:rPr>
         <w:t>Funciones</w:t>
       </w:r>
@@ -1755,9 +1782,9 @@
           <w:rFonts w:ascii="Courier New" w:hAnsi="Courier New"/>
           <w:color w:val="1A1A2E"/>
           <w:sz w:val="19"/>
-          <w:highlight w:val="yellow"/>
-        </w:rPr>
-        <w:t xml:space="preserve"> para </w:t>
+          <w:highlight w:val="green"/>
+        </w:rPr>
+        <w:t xml:space="preserve"> de </w:t>
       </w:r>
       <w:proofErr w:type="spellStart"/>
       <w:r>
@@ -1765,9 +1792,9 @@
           <w:rFonts w:ascii="Courier New" w:hAnsi="Courier New"/>
           <w:color w:val="1A1A2E"/>
           <w:sz w:val="19"/>
-          <w:highlight w:val="yellow"/>
-        </w:rPr>
-        <w:t>cargar</w:t>
+          <w:highlight w:val="green"/>
+        </w:rPr>
+        <w:t>análisis</w:t>
       </w:r>
       <w:proofErr w:type="spellEnd"/>
       <w:r>
@@ -1775,9 +1802,9 @@
           <w:rFonts w:ascii="Courier New" w:hAnsi="Courier New"/>
           <w:color w:val="1A1A2E"/>
           <w:sz w:val="19"/>
-          <w:highlight w:val="yellow"/>
-        </w:rPr>
-        <w:t xml:space="preserve"> CSV, Excel, JSON y XML</w:t>
+          <w:highlight w:val="green"/>
+        </w:rPr>
+        <w:t xml:space="preserve"> y detección de problemas</w:t>
       </w:r>
     </w:p>
     <w:p>
@@ -1786,7 +1813,7 @@
         <w:spacing w:after="40"/>
         <w:ind w:left="567" w:right="567"/>
         <w:rPr>
-          <w:highlight w:val="yellow"/>
+          <w:highlight w:val="green"/>
         </w:rPr>
       </w:pPr>
       <w:r>
@@ -1794,225 +1821,62 @@
           <w:rFonts w:ascii="Courier New" w:hAnsi="Courier New"/>
           <w:color w:val="1A1A2E"/>
           <w:sz w:val="19"/>
-          <w:highlight w:val="yellow"/>
-        </w:rPr>
-        <w:t xml:space="preserve">│   ├── </w:t>
-      </w:r>
-      <w:proofErr w:type="gramStart"/>
+          <w:highlight w:val="green"/>
+        </w:rPr>
+        <w:t>│   └── exportacion.py  ← Funciones para generar los ficheros de salida</w:t>
+      </w:r>
+    </w:p>
+    <w:p>
+      <w:pPr>
+        <w:shd w:val="clear" w:color="auto" w:fill="F0F0F0"/>
+        <w:spacing w:after="40"/>
+        <w:ind w:left="567" w:right="567"/>
+        <w:rPr>
+          <w:highlight w:val="green"/>
+        </w:rPr>
+      </w:pPr>
       <w:r>
         <w:rPr>
           <w:rFonts w:ascii="Courier New" w:hAnsi="Courier New"/>
           <w:color w:val="1A1A2E"/>
           <w:sz w:val="19"/>
-          <w:highlight w:val="yellow"/>
-        </w:rPr>
-        <w:t>limpieza.py  ←</w:t>
-      </w:r>
-      <w:proofErr w:type="gramEnd"/>
+          <w:highlight w:val="green"/>
+        </w:rPr>
+        <w:t>│</w:t>
+      </w:r>
+    </w:p>
+    <w:p>
+      <w:pPr>
+        <w:shd w:val="clear" w:color="auto" w:fill="F0F0F0"/>
+        <w:spacing w:after="40"/>
+        <w:ind w:left="567" w:right="567"/>
+        <w:rPr>
+          <w:highlight w:val="green"/>
+        </w:rPr>
+      </w:pPr>
       <w:r>
         <w:rPr>
           <w:rFonts w:ascii="Courier New" w:hAnsi="Courier New"/>
           <w:color w:val="1A1A2E"/>
           <w:sz w:val="19"/>
-          <w:highlight w:val="yellow"/>
-        </w:rPr>
-        <w:t xml:space="preserve"> </w:t>
-      </w:r>
-      <w:proofErr w:type="spellStart"/>
-      <w:r>
-        <w:rPr>
-          <w:rFonts w:ascii="Courier New" w:hAnsi="Courier New"/>
-          <w:color w:val="1A1A2E"/>
-          <w:sz w:val="19"/>
-          <w:highlight w:val="yellow"/>
-        </w:rPr>
-        <w:t>Funciones</w:t>
-      </w:r>
-      <w:proofErr w:type="spellEnd"/>
-      <w:r>
-        <w:rPr>
-          <w:rFonts w:ascii="Courier New" w:hAnsi="Courier New"/>
-          <w:color w:val="1A1A2E"/>
-          <w:sz w:val="19"/>
-          <w:highlight w:val="yellow"/>
-        </w:rPr>
-        <w:t xml:space="preserve"> de </w:t>
-      </w:r>
-      <w:proofErr w:type="spellStart"/>
-      <w:r>
-        <w:rPr>
-          <w:rFonts w:ascii="Courier New" w:hAnsi="Courier New"/>
-          <w:color w:val="1A1A2E"/>
-          <w:sz w:val="19"/>
-          <w:highlight w:val="yellow"/>
-        </w:rPr>
-        <w:t>lim</w:t>
-      </w:r>
-      <w:r>
-        <w:rPr>
-          <w:rFonts w:ascii="Courier New" w:hAnsi="Courier New"/>
-          <w:color w:val="1A1A2E"/>
-          <w:sz w:val="19"/>
-          <w:highlight w:val="yellow"/>
-        </w:rPr>
-        <w:t>pieza</w:t>
-      </w:r>
-      <w:proofErr w:type="spellEnd"/>
-      <w:r>
-        <w:rPr>
-          <w:rFonts w:ascii="Courier New" w:hAnsi="Courier New"/>
-          <w:color w:val="1A1A2E"/>
-          <w:sz w:val="19"/>
-          <w:highlight w:val="yellow"/>
-        </w:rPr>
-        <w:t xml:space="preserve"> de texto, números, fechas y categorías</w:t>
-      </w:r>
-    </w:p>
-    <w:p>
-      <w:pPr>
-        <w:shd w:val="clear" w:color="auto" w:fill="F0F0F0"/>
-        <w:spacing w:after="40"/>
-        <w:ind w:left="567" w:right="567"/>
-        <w:rPr>
-          <w:highlight w:val="yellow"/>
-        </w:rPr>
-      </w:pPr>
-      <w:r>
-        <w:rPr>
-          <w:rFonts w:ascii="Courier New" w:hAnsi="Courier New"/>
-          <w:color w:val="1A1A2E"/>
-          <w:sz w:val="19"/>
-          <w:highlight w:val="yellow"/>
-        </w:rPr>
-        <w:t xml:space="preserve">│   ├── auditoria.py ← </w:t>
-      </w:r>
-      <w:proofErr w:type="spellStart"/>
-      <w:r>
-        <w:rPr>
-          <w:rFonts w:ascii="Courier New" w:hAnsi="Courier New"/>
-          <w:color w:val="1A1A2E"/>
-          <w:sz w:val="19"/>
-          <w:highlight w:val="yellow"/>
-        </w:rPr>
-        <w:t>Funciones</w:t>
-      </w:r>
-      <w:proofErr w:type="spellEnd"/>
-      <w:r>
-        <w:rPr>
-          <w:rFonts w:ascii="Courier New" w:hAnsi="Courier New"/>
-          <w:color w:val="1A1A2E"/>
-          <w:sz w:val="19"/>
-          <w:highlight w:val="yellow"/>
-        </w:rPr>
-        <w:t xml:space="preserve"> de </w:t>
-      </w:r>
-      <w:proofErr w:type="spellStart"/>
-      <w:r>
-        <w:rPr>
-          <w:rFonts w:ascii="Courier New" w:hAnsi="Courier New"/>
-          <w:color w:val="1A1A2E"/>
-          <w:sz w:val="19"/>
-          <w:highlight w:val="yellow"/>
-        </w:rPr>
-        <w:t>análisis</w:t>
-      </w:r>
-      <w:proofErr w:type="spellEnd"/>
-      <w:r>
-        <w:rPr>
-          <w:rFonts w:ascii="Courier New" w:hAnsi="Courier New"/>
-          <w:color w:val="1A1A2E"/>
-          <w:sz w:val="19"/>
-          <w:highlight w:val="yellow"/>
-        </w:rPr>
-        <w:t xml:space="preserve"> y detección de problemas</w:t>
-      </w:r>
-    </w:p>
-    <w:p>
-      <w:pPr>
-        <w:shd w:val="clear" w:color="auto" w:fill="F0F0F0"/>
-        <w:spacing w:after="40"/>
-        <w:ind w:left="567" w:right="567"/>
-        <w:rPr>
-          <w:highlight w:val="yellow"/>
-        </w:rPr>
-      </w:pPr>
-      <w:r>
-        <w:rPr>
-          <w:rFonts w:ascii="Courier New" w:hAnsi="Courier New"/>
-          <w:color w:val="1A1A2E"/>
-          <w:sz w:val="19"/>
-          <w:highlight w:val="yellow"/>
-        </w:rPr>
-        <w:t>│   └── exportacion.py  ← Funciones para generar los ficheros de salida</w:t>
-      </w:r>
-    </w:p>
-    <w:p>
-      <w:pPr>
-        <w:shd w:val="clear" w:color="auto" w:fill="F0F0F0"/>
-        <w:spacing w:after="40"/>
-        <w:ind w:left="567" w:right="567"/>
-        <w:rPr>
-          <w:highlight w:val="yellow"/>
-        </w:rPr>
-      </w:pPr>
-      <w:r>
-        <w:rPr>
-          <w:rFonts w:ascii="Courier New" w:hAnsi="Courier New"/>
-          <w:color w:val="1A1A2E"/>
-          <w:sz w:val="19"/>
-          <w:highlight w:val="yellow"/>
-        </w:rPr>
-        <w:t>│</w:t>
-      </w:r>
-    </w:p>
-    <w:p>
-      <w:pPr>
-        <w:shd w:val="clear" w:color="auto" w:fill="F0F0F0"/>
-        <w:spacing w:after="40"/>
-        <w:ind w:left="567" w:right="567"/>
-        <w:rPr>
-          <w:highlight w:val="yellow"/>
-        </w:rPr>
-      </w:pPr>
-      <w:r>
-        <w:rPr>
-          <w:rFonts w:ascii="Courier New" w:hAnsi="Courier New"/>
-          <w:color w:val="1A1A2E"/>
-          <w:sz w:val="19"/>
-          <w:highlight w:val="yellow"/>
-        </w:rPr>
-        <w:t>└── main.py                    ← Flujo principal: importa los módul</w:t>
-      </w:r>
-      <w:r>
-        <w:rPr>
-          <w:rFonts w:ascii="Courier New" w:hAnsi="Courier New"/>
-          <w:color w:val="1A1A2E"/>
-          <w:sz w:val="19"/>
-          <w:highlight w:val="yellow"/>
-        </w:rPr>
-        <w:t>os y orquesta el proceso</w:t>
+          <w:highlight w:val="green"/>
+        </w:rPr>
+        <w:t>└── main.py                    ← Flujo principal: importa los módulos y orquesta el proceso</w:t>
       </w:r>
     </w:p>
     <w:p>
       <w:pPr>
         <w:spacing w:after="80"/>
         <w:rPr>
-          <w:highlight w:val="yellow"/>
-        </w:rPr>
-      </w:pPr>
-      <w:r>
-        <w:rPr>
-          <w:rFonts w:ascii="Calibri" w:hAnsi="Calibri"/>
-          <w:highlight w:val="yellow"/>
-        </w:rPr>
-        <w:t>La carpeta lib/ separa el código por responsabilidad: cada fichero agrupa las funciones relacionadas con una misma tarea. El fichero main.py únicamente importa esos módulos y ejecuta el flujo completo. Este patrón es el mismo que h</w:t>
-      </w:r>
-      <w:r>
-        <w:rPr>
-          <w:rFonts w:ascii="Calibri" w:hAnsi="Calibri"/>
-          <w:highlight w:val="yellow"/>
-        </w:rPr>
-        <w:t>emos usado en los ejercicios del curso.</w:t>
+          <w:highlight w:val="green"/>
+        </w:rPr>
+      </w:pPr>
+      <w:r>
+        <w:rPr>
+          <w:rFonts w:ascii="Calibri" w:hAnsi="Calibri"/>
+          <w:highlight w:val="green"/>
+        </w:rPr>
+        <w:t>La carpeta lib/ separa el código por responsabilidad: cada fichero agrupa las funciones relacionadas con una misma tarea. El fichero main.py únicamente importa esos módulos y ejecuta el flujo completo. Este patrón es el mismo que hemos usado en los ejercicios del curso.</w:t>
       </w:r>
     </w:p>
     <w:p>
@@ -2021,7 +1885,7 @@
         <w:spacing w:after="20"/>
         <w:ind w:left="454" w:right="454"/>
         <w:rPr>
-          <w:highlight w:val="yellow"/>
+          <w:highlight w:val="green"/>
         </w:rPr>
       </w:pPr>
       <w:r>
@@ -2029,18 +1893,9 @@
           <w:rFonts w:ascii="Calibri" w:hAnsi="Calibri"/>
           <w:color w:val="1E6B42"/>
           <w:sz w:val="20"/>
-          <w:highlight w:val="yellow"/>
-        </w:rPr>
-        <w:t>💡</w:t>
-      </w:r>
-      <w:r>
-        <w:rPr>
-          <w:rFonts w:ascii="Calibri" w:hAnsi="Calibri"/>
-          <w:color w:val="1E6B42"/>
-          <w:sz w:val="20"/>
-          <w:highlight w:val="yellow"/>
-        </w:rPr>
-        <w:t xml:space="preserve"> Cómo importar tus módulos desde main.py:</w:t>
+          <w:highlight w:val="green"/>
+        </w:rPr>
+        <w:t>💡 Cómo importar tus módulos desde main.py:</w:t>
       </w:r>
     </w:p>
     <w:p>
@@ -2049,7 +1904,7 @@
         <w:spacing w:after="20"/>
         <w:ind w:left="454" w:right="454"/>
         <w:rPr>
-          <w:highlight w:val="yellow"/>
+          <w:highlight w:val="green"/>
         </w:rPr>
       </w:pPr>
       <w:r>
@@ -2058,7 +1913,7 @@
           <w:i/>
           <w:color w:val="1E6B42"/>
           <w:sz w:val="20"/>
-          <w:highlight w:val="yellow"/>
+          <w:highlight w:val="green"/>
         </w:rPr>
         <w:t xml:space="preserve">    from lib.carga      import cargar_csv, cargar_excel, cargar_json, cargar_xml</w:t>
       </w:r>
@@ -2069,7 +1924,7 @@
         <w:spacing w:after="20"/>
         <w:ind w:left="454" w:right="454"/>
         <w:rPr>
-          <w:highlight w:val="yellow"/>
+          <w:highlight w:val="green"/>
         </w:rPr>
       </w:pPr>
       <w:r>
@@ -2078,7 +1933,7 @@
           <w:i/>
           <w:color w:val="1E6B42"/>
           <w:sz w:val="20"/>
-          <w:highlight w:val="yellow"/>
+          <w:highlight w:val="green"/>
         </w:rPr>
         <w:t xml:space="preserve">    from lib.auditoria  import auditar_fichero</w:t>
       </w:r>
@@ -2089,7 +1944,7 @@
         <w:spacing w:after="20"/>
         <w:ind w:left="454" w:right="454"/>
         <w:rPr>
-          <w:highlight w:val="yellow"/>
+          <w:highlight w:val="green"/>
         </w:rPr>
       </w:pPr>
       <w:r>
@@ -2098,7 +1953,7 @@
           <w:i/>
           <w:color w:val="1E6B42"/>
           <w:sz w:val="20"/>
-          <w:highlight w:val="yellow"/>
+          <w:highlight w:val="green"/>
         </w:rPr>
         <w:t xml:space="preserve">    from lib.limpieza   import limpiar_texto, normalizar_fecha, normalizar_categoria</w:t>
       </w:r>
@@ -2109,7 +1964,7 @@
         <w:spacing w:after="20"/>
         <w:ind w:left="454" w:right="454"/>
         <w:rPr>
-          <w:highlight w:val="yellow"/>
+          <w:highlight w:val="green"/>
         </w:rPr>
       </w:pPr>
       <w:r>
@@ -2118,7 +1973,7 @@
           <w:i/>
           <w:color w:val="1E6B42"/>
           <w:sz w:val="20"/>
-          <w:highlight w:val="yellow"/>
+          <w:highlight w:val="green"/>
         </w:rPr>
         <w:t xml:space="preserve">    from lib.exportacion import exportar_csv, exportar_excel, generar_informe</w:t>
       </w:r>
@@ -2126,12 +1981,12 @@
     <w:p>
       <w:pPr>
         <w:rPr>
-          <w:highlight w:val="yellow"/>
-        </w:rPr>
-      </w:pPr>
-      <w:r>
-        <w:rPr>
-          <w:highlight w:val="yellow"/>
+          <w:highlight w:val="green"/>
+        </w:rPr>
+      </w:pPr>
+      <w:r>
+        <w:rPr>
+          <w:highlight w:val="green"/>
         </w:rPr>
         <w:br w:type="page"/>
       </w:r>
@@ -2141,7 +1996,7 @@
         <w:spacing w:before="120" w:after="120"/>
         <w:jc w:val="center"/>
         <w:rPr>
-          <w:highlight w:val="yellow"/>
+          <w:highlight w:val="green"/>
         </w:rPr>
       </w:pPr>
       <w:r>
@@ -2150,7 +2005,7 @@
           <w:b/>
           <w:color w:val="1A376C"/>
           <w:sz w:val="40"/>
-          <w:highlight w:val="yellow"/>
+          <w:highlight w:val="green"/>
         </w:rPr>
         <w:lastRenderedPageBreak/>
         <w:t>LAS 10 FASES DEL PROYECTO</w:t>
@@ -2160,22 +2015,15 @@
       <w:pPr>
         <w:spacing w:after="80"/>
         <w:rPr>
-          <w:highlight w:val="yellow"/>
-        </w:rPr>
-      </w:pPr>
-      <w:r>
-        <w:rPr>
-          <w:rFonts w:ascii="Calibri" w:hAnsi="Calibri"/>
-          <w:highlight w:val="yellow"/>
-        </w:rPr>
-        <w:t>Sigue las fases en orden. Cada una produce un resultado visible q</w:t>
-      </w:r>
-      <w:r>
-        <w:rPr>
-          <w:rFonts w:ascii="Calibri" w:hAnsi="Calibri"/>
-          <w:highlight w:val="yellow"/>
-        </w:rPr>
-        <w:t>ue puedes verificar antes de pasar a la siguiente. No avances si la fase anterior no funciona correctamente.</w:t>
+          <w:highlight w:val="green"/>
+        </w:rPr>
+      </w:pPr>
+      <w:r>
+        <w:rPr>
+          <w:rFonts w:ascii="Calibri" w:hAnsi="Calibri"/>
+          <w:highlight w:val="green"/>
+        </w:rPr>
+        <w:t>Sigue las fases en orden. Cada una produce un resultado visible que puedes verificar antes de pasar a la siguiente. No avances si la fase anterior no funciona correctamente.</w:t>
       </w:r>
     </w:p>
     <w:p>
@@ -2185,7 +2033,7 @@
         </w:pBdr>
         <w:spacing w:before="320" w:after="80"/>
         <w:rPr>
-          <w:highlight w:val="yellow"/>
+          <w:highlight w:val="green"/>
         </w:rPr>
       </w:pPr>
       <w:r>
@@ -2194,7 +2042,7 @@
           <w:b/>
           <w:color w:val="FFFFFF"/>
           <w:sz w:val="26"/>
-          <w:highlight w:val="yellow"/>
+          <w:highlight w:val="green"/>
         </w:rPr>
         <w:t xml:space="preserve">FASE 1  </w:t>
       </w:r>
@@ -2204,7 +2052,7 @@
           <w:b/>
           <w:color w:val="1A376C"/>
           <w:sz w:val="26"/>
-          <w:highlight w:val="yellow"/>
+          <w:highlight w:val="green"/>
         </w:rPr>
         <w:t>EXPLORACIÓN Y CARGA DE DATOS</w:t>
       </w:r>
@@ -2213,7 +2061,7 @@
       <w:pPr>
         <w:spacing w:before="200" w:after="40"/>
         <w:rPr>
-          <w:highlight w:val="yellow"/>
+          <w:highlight w:val="green"/>
         </w:rPr>
       </w:pPr>
       <w:r>
@@ -2222,7 +2070,7 @@
           <w:b/>
           <w:color w:val="215CA0"/>
           <w:sz w:val="24"/>
-          <w:highlight w:val="yellow"/>
+          <w:highlight w:val="green"/>
         </w:rPr>
         <w:t>Objetivo</w:t>
       </w:r>
@@ -2231,13 +2079,13 @@
       <w:pPr>
         <w:spacing w:after="80"/>
         <w:rPr>
-          <w:highlight w:val="yellow"/>
-        </w:rPr>
-      </w:pPr>
-      <w:r>
-        <w:rPr>
-          <w:rFonts w:ascii="Calibri" w:hAnsi="Calibri"/>
-          <w:highlight w:val="yellow"/>
+          <w:highlight w:val="green"/>
+        </w:rPr>
+      </w:pPr>
+      <w:r>
+        <w:rPr>
+          <w:rFonts w:ascii="Calibri" w:hAnsi="Calibri"/>
+          <w:highlight w:val="green"/>
         </w:rPr>
         <w:t>Cargar los 4 ficheros en memoria como listas de diccionarios y entender qué contiene cada uno.</w:t>
       </w:r>
@@ -2246,7 +2094,7 @@
       <w:pPr>
         <w:spacing w:before="200" w:after="40"/>
         <w:rPr>
-          <w:highlight w:val="yellow"/>
+          <w:highlight w:val="green"/>
         </w:rPr>
       </w:pPr>
       <w:r>
@@ -2255,7 +2103,7 @@
           <w:b/>
           <w:color w:val="215CA0"/>
           <w:sz w:val="24"/>
-          <w:highlight w:val="yellow"/>
+          <w:highlight w:val="green"/>
         </w:rPr>
         <w:t>Tareas</w:t>
       </w:r>
@@ -2265,13 +2113,13 @@
         <w:pStyle w:val="Listaconnmeros"/>
         <w:spacing w:after="60"/>
         <w:rPr>
-          <w:highlight w:val="yellow"/>
-        </w:rPr>
-      </w:pPr>
-      <w:r>
-        <w:rPr>
-          <w:rFonts w:ascii="Calibri" w:hAnsi="Calibri"/>
-          <w:highlight w:val="yellow"/>
+          <w:highlight w:val="green"/>
+        </w:rPr>
+      </w:pPr>
+      <w:r>
+        <w:rPr>
+          <w:rFonts w:ascii="Calibri" w:hAnsi="Calibri"/>
+          <w:highlight w:val="green"/>
         </w:rPr>
         <w:t>Crea la estructura de carpetas del proyecto: main.py en la raíz y la carpeta lib/ con los ficheros carga.py, limpieza.py, auditoria.py y exportacion.py.</w:t>
       </w:r>
@@ -2281,13 +2129,13 @@
         <w:pStyle w:val="Listaconnmeros"/>
         <w:spacing w:after="60"/>
         <w:rPr>
-          <w:highlight w:val="yellow"/>
-        </w:rPr>
-      </w:pPr>
-      <w:r>
-        <w:rPr>
-          <w:rFonts w:ascii="Calibri" w:hAnsi="Calibri"/>
-          <w:highlight w:val="yellow"/>
+          <w:highlight w:val="green"/>
+        </w:rPr>
+      </w:pPr>
+      <w:r>
+        <w:rPr>
+          <w:rFonts w:ascii="Calibri" w:hAnsi="Calibri"/>
+          <w:highlight w:val="green"/>
         </w:rPr>
         <w:t>Crea una función de carga para cada formato en lib/carga.py:</w:t>
       </w:r>
@@ -2298,13 +2146,13 @@
         <w:spacing w:after="40"/>
         <w:ind w:left="1020"/>
         <w:rPr>
-          <w:highlight w:val="yellow"/>
-        </w:rPr>
-      </w:pPr>
-      <w:r>
-        <w:rPr>
-          <w:rFonts w:ascii="Calibri" w:hAnsi="Calibri"/>
-          <w:highlight w:val="yellow"/>
+          <w:highlight w:val="green"/>
+        </w:rPr>
+      </w:pPr>
+      <w:r>
+        <w:rPr>
+          <w:rFonts w:ascii="Calibri" w:hAnsi="Calibri"/>
+          <w:highlight w:val="green"/>
         </w:rPr>
         <w:t>cargar_csv(ruta) → lista de diccionarios</w:t>
       </w:r>
@@ -2315,13 +2163,13 @@
         <w:spacing w:after="40"/>
         <w:ind w:left="1020"/>
         <w:rPr>
-          <w:highlight w:val="yellow"/>
-        </w:rPr>
-      </w:pPr>
-      <w:r>
-        <w:rPr>
-          <w:rFonts w:ascii="Calibri" w:hAnsi="Calibri"/>
-          <w:highlight w:val="yellow"/>
+          <w:highlight w:val="green"/>
+        </w:rPr>
+      </w:pPr>
+      <w:r>
+        <w:rPr>
+          <w:rFonts w:ascii="Calibri" w:hAnsi="Calibri"/>
+          <w:highlight w:val="green"/>
         </w:rPr>
         <w:t>cargar_excel(ruta) → lista de diccionarios  (usa openpyxl)</w:t>
       </w:r>
@@ -2332,13 +2180,13 @@
         <w:spacing w:after="40"/>
         <w:ind w:left="1020"/>
         <w:rPr>
-          <w:highlight w:val="yellow"/>
-        </w:rPr>
-      </w:pPr>
-      <w:r>
-        <w:rPr>
-          <w:rFonts w:ascii="Calibri" w:hAnsi="Calibri"/>
-          <w:highlight w:val="yellow"/>
+          <w:highlight w:val="green"/>
+        </w:rPr>
+      </w:pPr>
+      <w:r>
+        <w:rPr>
+          <w:rFonts w:ascii="Calibri" w:hAnsi="Calibri"/>
+          <w:highlight w:val="green"/>
         </w:rPr>
         <w:t>cargar_json(ruta) → lista de diccionarios</w:t>
       </w:r>
@@ -2349,13 +2197,13 @@
         <w:spacing w:after="40"/>
         <w:ind w:left="1020"/>
         <w:rPr>
-          <w:highlight w:val="yellow"/>
-        </w:rPr>
-      </w:pPr>
-      <w:r>
-        <w:rPr>
-          <w:rFonts w:ascii="Calibri" w:hAnsi="Calibri"/>
-          <w:highlight w:val="yellow"/>
+          <w:highlight w:val="green"/>
+        </w:rPr>
+      </w:pPr>
+      <w:r>
+        <w:rPr>
+          <w:rFonts w:ascii="Calibri" w:hAnsi="Calibri"/>
+          <w:highlight w:val="green"/>
         </w:rPr>
         <w:t>cargar_xml(ruta) → lista de diccionarios  (solo Opción A)</w:t>
       </w:r>
@@ -2364,13 +2212,13 @@
       <w:pPr>
         <w:spacing w:after="80"/>
         <w:rPr>
-          <w:highlight w:val="yellow"/>
-        </w:rPr>
-      </w:pPr>
-      <w:r>
-        <w:rPr>
-          <w:rFonts w:ascii="Calibri" w:hAnsi="Calibri"/>
-          <w:highlight w:val="yellow"/>
+          <w:highlight w:val="green"/>
+        </w:rPr>
+      </w:pPr>
+      <w:r>
+        <w:rPr>
+          <w:rFonts w:ascii="Calibri" w:hAnsi="Calibri"/>
+          <w:highlight w:val="green"/>
         </w:rPr>
         <w:t>Cada función recibe la ruta del fichero y devuelve una lista de diccionarios.</w:t>
       </w:r>
@@ -2380,22 +2228,15 @@
         <w:pStyle w:val="Listaconnmeros"/>
         <w:spacing w:after="60"/>
         <w:rPr>
-          <w:highlight w:val="yellow"/>
-        </w:rPr>
-      </w:pPr>
-      <w:r>
-        <w:rPr>
-          <w:rFonts w:ascii="Calibri" w:hAnsi="Calibri"/>
-          <w:highlight w:val="yellow"/>
-        </w:rPr>
-        <w:t>Carga los 4 fichero</w:t>
-      </w:r>
-      <w:r>
-        <w:rPr>
-          <w:rFonts w:ascii="Calibri" w:hAnsi="Calibri"/>
-          <w:highlight w:val="yellow"/>
-        </w:rPr>
-        <w:t>s y guárdalos en 4 variables.</w:t>
+          <w:highlight w:val="green"/>
+        </w:rPr>
+      </w:pPr>
+      <w:r>
+        <w:rPr>
+          <w:rFonts w:ascii="Calibri" w:hAnsi="Calibri"/>
+          <w:highlight w:val="green"/>
+        </w:rPr>
+        <w:t>Carga los 4 ficheros y guárdalos en 4 variables.</w:t>
       </w:r>
     </w:p>
     <w:p>
@@ -2403,13 +2244,13 @@
         <w:pStyle w:val="Listaconnmeros"/>
         <w:spacing w:after="60"/>
         <w:rPr>
-          <w:highlight w:val="yellow"/>
-        </w:rPr>
-      </w:pPr>
-      <w:r>
-        <w:rPr>
-          <w:rFonts w:ascii="Calibri" w:hAnsi="Calibri"/>
-          <w:highlight w:val="yellow"/>
+          <w:highlight w:val="green"/>
+        </w:rPr>
+      </w:pPr>
+      <w:r>
+        <w:rPr>
+          <w:rFonts w:ascii="Calibri" w:hAnsi="Calibri"/>
+          <w:highlight w:val="green"/>
         </w:rPr>
         <w:t>Para cada fichero cargado, imprime por pantalla:</w:t>
       </w:r>
@@ -2420,13 +2261,13 @@
         <w:spacing w:after="40"/>
         <w:ind w:left="1020"/>
         <w:rPr>
-          <w:highlight w:val="yellow"/>
-        </w:rPr>
-      </w:pPr>
-      <w:r>
-        <w:rPr>
-          <w:rFonts w:ascii="Calibri" w:hAnsi="Calibri"/>
-          <w:highlight w:val="yellow"/>
+          <w:highlight w:val="green"/>
+        </w:rPr>
+      </w:pPr>
+      <w:r>
+        <w:rPr>
+          <w:rFonts w:ascii="Calibri" w:hAnsi="Calibri"/>
+          <w:highlight w:val="green"/>
         </w:rPr>
         <w:t>Nombre del fichero</w:t>
       </w:r>
@@ -2437,13 +2278,13 @@
         <w:spacing w:after="40"/>
         <w:ind w:left="1020"/>
         <w:rPr>
-          <w:highlight w:val="yellow"/>
-        </w:rPr>
-      </w:pPr>
-      <w:r>
-        <w:rPr>
-          <w:rFonts w:ascii="Calibri" w:hAnsi="Calibri"/>
-          <w:highlight w:val="yellow"/>
+          <w:highlight w:val="green"/>
+        </w:rPr>
+      </w:pPr>
+      <w:r>
+        <w:rPr>
+          <w:rFonts w:ascii="Calibri" w:hAnsi="Calibri"/>
+          <w:highlight w:val="green"/>
         </w:rPr>
         <w:t>Número total de registros</w:t>
       </w:r>
@@ -2454,13 +2295,13 @@
         <w:spacing w:after="40"/>
         <w:ind w:left="1020"/>
         <w:rPr>
-          <w:highlight w:val="yellow"/>
-        </w:rPr>
-      </w:pPr>
-      <w:r>
-        <w:rPr>
-          <w:rFonts w:ascii="Calibri" w:hAnsi="Calibri"/>
-          <w:highlight w:val="yellow"/>
+          <w:highlight w:val="green"/>
+        </w:rPr>
+      </w:pPr>
+      <w:r>
+        <w:rPr>
+          <w:rFonts w:ascii="Calibri" w:hAnsi="Calibri"/>
+          <w:highlight w:val="green"/>
         </w:rPr>
         <w:t>Nombres de los campos/columnas</w:t>
       </w:r>
@@ -2471,13 +2312,13 @@
         <w:spacing w:after="40"/>
         <w:ind w:left="1020"/>
         <w:rPr>
-          <w:highlight w:val="yellow"/>
-        </w:rPr>
-      </w:pPr>
-      <w:r>
-        <w:rPr>
-          <w:rFonts w:ascii="Calibri" w:hAnsi="Calibri"/>
-          <w:highlight w:val="yellow"/>
+          <w:highlight w:val="green"/>
+        </w:rPr>
+      </w:pPr>
+      <w:r>
+        <w:rPr>
+          <w:rFonts w:ascii="Calibri" w:hAnsi="Calibri"/>
+          <w:highlight w:val="green"/>
         </w:rPr>
         <w:t>Los 5 primeros registros</w:t>
       </w:r>
@@ -2488,7 +2329,7 @@
         <w:spacing w:after="20"/>
         <w:ind w:left="454" w:right="454"/>
         <w:rPr>
-          <w:highlight w:val="yellow"/>
+          <w:highlight w:val="green"/>
         </w:rPr>
       </w:pPr>
       <w:r>
@@ -2496,18 +2337,9 @@
           <w:rFonts w:ascii="Calibri" w:hAnsi="Calibri"/>
           <w:color w:val="1E6B42"/>
           <w:sz w:val="20"/>
-          <w:highlight w:val="yellow"/>
-        </w:rPr>
-        <w:t>💡</w:t>
-      </w:r>
-      <w:r>
-        <w:rPr>
-          <w:rFonts w:ascii="Calibri" w:hAnsi="Calibri"/>
-          <w:color w:val="1E6B42"/>
-          <w:sz w:val="20"/>
-          <w:highlight w:val="yellow"/>
-        </w:rPr>
-        <w:t xml:space="preserve"> Pistas:</w:t>
+          <w:highlight w:val="green"/>
+        </w:rPr>
+        <w:t>💡 Pistas:</w:t>
       </w:r>
     </w:p>
     <w:p>
@@ -2516,7 +2348,7 @@
         <w:spacing w:after="20"/>
         <w:ind w:left="454" w:right="454"/>
         <w:rPr>
-          <w:highlight w:val="yellow"/>
+          <w:highlight w:val="green"/>
         </w:rPr>
       </w:pPr>
       <w:r>
@@ -2525,7 +2357,7 @@
           <w:i/>
           <w:color w:val="1E6B42"/>
           <w:sz w:val="20"/>
-          <w:highlight w:val="yellow"/>
+          <w:highlight w:val="green"/>
         </w:rPr>
         <w:t xml:space="preserve">    Para CSV usa el módulo csv con csv.DictReader — devuelve cada fila como un diccionario directamente.</w:t>
       </w:r>
@@ -2536,7 +2368,7 @@
         <w:spacing w:after="20"/>
         <w:ind w:left="454" w:right="454"/>
         <w:rPr>
-          <w:highlight w:val="yellow"/>
+          <w:highlight w:val="green"/>
         </w:rPr>
       </w:pPr>
       <w:r>
@@ -2545,7 +2377,7 @@
           <w:i/>
           <w:color w:val="1E6B42"/>
           <w:sz w:val="20"/>
-          <w:highlight w:val="yellow"/>
+          <w:highlight w:val="green"/>
         </w:rPr>
         <w:t xml:space="preserve">    Para Excel, recuerda iterar desde min_row=2 para saltar la cabecera y usa dict(zip(cabeceras, fila)).</w:t>
       </w:r>
@@ -2556,7 +2388,7 @@
         <w:spacing w:after="20"/>
         <w:ind w:left="454" w:right="454"/>
         <w:rPr>
-          <w:highlight w:val="yellow"/>
+          <w:highlight w:val="green"/>
         </w:rPr>
       </w:pPr>
       <w:r>
@@ -2565,19 +2397,29 @@
           <w:i/>
           <w:color w:val="1E6B42"/>
           <w:sz w:val="20"/>
-          <w:highlight w:val="yellow"/>
-        </w:rPr>
-        <w:t xml:space="preserve">    Para JSON, json.load() ya devuelve una li</w:t>
-      </w:r>
+          <w:highlight w:val="green"/>
+        </w:rPr>
+        <w:t xml:space="preserve">    Para JSON, json.load() ya devuelve una lista de diccionarios si el fichero tiene ese formato.</w:t>
+      </w:r>
+    </w:p>
+    <w:p>
+      <w:pPr>
+        <w:shd w:val="clear" w:color="auto" w:fill="E8F5EC"/>
+        <w:spacing w:after="20"/>
+        <w:ind w:left="454" w:right="454"/>
+        <w:rPr>
+          <w:highlight w:val="green"/>
+        </w:rPr>
+      </w:pPr>
       <w:r>
         <w:rPr>
           <w:rFonts w:ascii="Calibri" w:hAnsi="Calibri"/>
           <w:i/>
           <w:color w:val="1E6B42"/>
           <w:sz w:val="20"/>
-          <w:highlight w:val="yellow"/>
-        </w:rPr>
-        <w:t>sta de diccionarios si el fichero tiene ese formato.</w:t>
+          <w:highlight w:val="green"/>
+        </w:rPr>
+        <w:t xml:space="preserve">    Para XML (solo Opción A), recorre los elementos hijo con root.findall() y construye un diccionario con {campo: elemento.find(campo).text}.</w:t>
       </w:r>
     </w:p>
     <w:p>
@@ -2586,7 +2428,7 @@
         <w:spacing w:after="20"/>
         <w:ind w:left="454" w:right="454"/>
         <w:rPr>
-          <w:highlight w:val="yellow"/>
+          <w:highlight w:val="green"/>
         </w:rPr>
       </w:pPr>
       <w:r>
@@ -2595,46 +2437,16 @@
           <w:i/>
           <w:color w:val="1E6B42"/>
           <w:sz w:val="20"/>
-          <w:highlight w:val="yellow"/>
-        </w:rPr>
-        <w:t xml:space="preserve">    Para XML (solo Opción A), recorre los elementos hijo con root.findall() y construye un diccionario con {campo: elemento.find(campo).text}.</w:t>
-      </w:r>
-    </w:p>
-    <w:p>
-      <w:pPr>
-        <w:shd w:val="clear" w:color="auto" w:fill="E8F5EC"/>
-        <w:spacing w:after="20"/>
-        <w:ind w:left="454" w:right="454"/>
-        <w:rPr>
-          <w:highlight w:val="yellow"/>
-        </w:rPr>
-      </w:pPr>
-      <w:r>
-        <w:rPr>
-          <w:rFonts w:ascii="Calibri" w:hAnsi="Calibri"/>
-          <w:i/>
-          <w:color w:val="1E6B42"/>
-          <w:sz w:val="20"/>
-          <w:highlight w:val="yellow"/>
-        </w:rPr>
-        <w:t xml:space="preserve">    El Excel de Opción B tiene 2 hojas — tendrás que cargar </w:t>
-      </w:r>
-      <w:r>
-        <w:rPr>
-          <w:rFonts w:ascii="Calibri" w:hAnsi="Calibri"/>
-          <w:i/>
-          <w:color w:val="1E6B42"/>
-          <w:sz w:val="20"/>
-          <w:highlight w:val="yellow"/>
-        </w:rPr>
-        <w:t>cada una por separado.</w:t>
+          <w:highlight w:val="green"/>
+        </w:rPr>
+        <w:t xml:space="preserve">    El Excel de Opción B tiene 2 hojas — tendrás que cargar cada una por separado.</w:t>
       </w:r>
     </w:p>
     <w:p>
       <w:pPr>
         <w:spacing w:before="120" w:after="120"/>
         <w:rPr>
-          <w:highlight w:val="yellow"/>
+          <w:highlight w:val="green"/>
         </w:rPr>
       </w:pPr>
       <w:r>
@@ -2642,25 +2454,16 @@
           <w:rFonts w:ascii="Calibri" w:hAnsi="Calibri"/>
           <w:b/>
           <w:color w:val="C55A11"/>
-          <w:highlight w:val="yellow"/>
-        </w:rPr>
-        <w:t>✅</w:t>
-      </w:r>
-      <w:r>
-        <w:rPr>
-          <w:rFonts w:ascii="Calibri" w:hAnsi="Calibri"/>
-          <w:b/>
-          <w:color w:val="C55A11"/>
-          <w:highlight w:val="yellow"/>
-        </w:rPr>
-        <w:t xml:space="preserve"> Entregable: </w:t>
+          <w:highlight w:val="green"/>
+        </w:rPr>
+        <w:t xml:space="preserve">✅ Entregable: </w:t>
       </w:r>
       <w:r>
         <w:rPr>
           <w:rFonts w:ascii="Calibri" w:hAnsi="Calibri"/>
           <w:i/>
           <w:color w:val="C55A11"/>
-          <w:highlight w:val="yellow"/>
+          <w:highlight w:val="green"/>
         </w:rPr>
         <w:t>Funciones de carga funcionando + salida por pantalla con el resumen de cada fichero.</w:t>
       </w:r>
@@ -2671,9 +2474,6 @@
           <w:top w:val="single" w:sz="12" w:space="1" w:color="215CA0"/>
         </w:pBdr>
         <w:spacing w:before="320" w:after="80"/>
-        <w:rPr>
-          <w:highlight w:val="yellow"/>
-        </w:rPr>
       </w:pPr>
       <w:r>
         <w:rPr>
@@ -2681,7 +2481,6 @@
           <w:b/>
           <w:color w:val="FFFFFF"/>
           <w:sz w:val="26"/>
-          <w:highlight w:val="yellow"/>
         </w:rPr>
         <w:t xml:space="preserve">FASE 2  </w:t>
       </w:r>
@@ -2691,7 +2490,6 @@
           <w:b/>
           <w:color w:val="1A376C"/>
           <w:sz w:val="26"/>
-          <w:highlight w:val="yellow"/>
         </w:rPr>
         <w:t>AUDITORÍA DE CALIDAD</w:t>
       </w:r>
@@ -2699,9 +2497,6 @@
     <w:p>
       <w:pPr>
         <w:spacing w:before="200" w:after="40"/>
-        <w:rPr>
-          <w:highlight w:val="yellow"/>
-        </w:rPr>
       </w:pPr>
       <w:r>
         <w:rPr>
@@ -2709,7 +2504,6 @@
           <w:b/>
           <w:color w:val="215CA0"/>
           <w:sz w:val="24"/>
-          <w:highlight w:val="yellow"/>
         </w:rPr>
         <w:t>Objetivo</w:t>
       </w:r>
@@ -2717,32 +2511,18 @@
     <w:p>
       <w:pPr>
         <w:spacing w:after="80"/>
-        <w:rPr>
-          <w:highlight w:val="yellow"/>
-        </w:rPr>
-      </w:pPr>
-      <w:r>
-        <w:rPr>
-          <w:rFonts w:ascii="Calibri" w:hAnsi="Calibri"/>
-          <w:highlight w:val="yellow"/>
+      </w:pPr>
+      <w:r>
+        <w:rPr>
+          <w:rFonts w:ascii="Calibri" w:hAnsi="Calibri"/>
         </w:rPr>
         <w:lastRenderedPageBreak/>
-        <w:t>Analizar cada fichero y detectar todos los problemas que contiene. Antes de limpiar, necesitas s</w:t>
-      </w:r>
-      <w:r>
-        <w:rPr>
-          <w:rFonts w:ascii="Calibri" w:hAnsi="Calibri"/>
-          <w:highlight w:val="yellow"/>
-        </w:rPr>
-        <w:t>aber exactamente qué está mal.</w:t>
+        <w:t>Analizar cada fichero y detectar todos los problemas que contiene. Antes de limpiar, necesitas saber exactamente qué está mal.</w:t>
       </w:r>
     </w:p>
     <w:p>
       <w:pPr>
         <w:spacing w:before="200" w:after="40"/>
-        <w:rPr>
-          <w:highlight w:val="yellow"/>
-        </w:rPr>
       </w:pPr>
       <w:r>
         <w:rPr>
@@ -2750,7 +2530,6 @@
           <w:b/>
           <w:color w:val="215CA0"/>
           <w:sz w:val="24"/>
-          <w:highlight w:val="yellow"/>
         </w:rPr>
         <w:t>Tareas</w:t>
       </w:r>
@@ -2759,14 +2538,10 @@
       <w:pPr>
         <w:pStyle w:val="Listaconnmeros"/>
         <w:spacing w:after="60"/>
-        <w:rPr>
-          <w:highlight w:val="yellow"/>
-        </w:rPr>
-      </w:pPr>
-      <w:r>
-        <w:rPr>
-          <w:rFonts w:ascii="Calibri" w:hAnsi="Calibri"/>
-          <w:highlight w:val="yellow"/>
+      </w:pPr>
+      <w:r>
+        <w:rPr>
+          <w:rFonts w:ascii="Calibri" w:hAnsi="Calibri"/>
         </w:rPr>
         <w:t>Para cada fichero, crea una función que analice y cuente:</w:t>
       </w:r>
@@ -2776,14 +2551,10 @@
         <w:pStyle w:val="Listaconvietas"/>
         <w:spacing w:after="40"/>
         <w:ind w:left="1020"/>
-        <w:rPr>
-          <w:highlight w:val="yellow"/>
-        </w:rPr>
-      </w:pPr>
-      <w:r>
-        <w:rPr>
-          <w:rFonts w:ascii="Calibri" w:hAnsi="Calibri"/>
-          <w:highlight w:val="yellow"/>
+      </w:pPr>
+      <w:r>
+        <w:rPr>
+          <w:rFonts w:ascii="Calibri" w:hAnsi="Calibri"/>
         </w:rPr>
         <w:t>Valores vacíos por campo: None, cadena vacía, "N/A", "-", "no disponible", etc.</w:t>
       </w:r>
@@ -2793,23 +2564,12 @@
         <w:pStyle w:val="Listaconvietas"/>
         <w:spacing w:after="40"/>
         <w:ind w:left="1020"/>
-        <w:rPr>
-          <w:highlight w:val="yellow"/>
-        </w:rPr>
-      </w:pPr>
-      <w:r>
-        <w:rPr>
-          <w:rFonts w:ascii="Calibri" w:hAnsi="Calibri"/>
-          <w:highlight w:val="yellow"/>
-        </w:rPr>
-        <w:t>Duplicados exactos y parciales (mismo dato escrito diferente, ej: "Los Rebeldes"</w:t>
-      </w:r>
-      <w:r>
-        <w:rPr>
-          <w:rFonts w:ascii="Calibri" w:hAnsi="Calibri"/>
-          <w:highlight w:val="yellow"/>
-        </w:rPr>
-        <w:t xml:space="preserve"> vs "los rebeldes").</w:t>
+      </w:pPr>
+      <w:r>
+        <w:rPr>
+          <w:rFonts w:ascii="Calibri" w:hAnsi="Calibri"/>
+        </w:rPr>
+        <w:t>Duplicados exactos y parciales (mismo dato escrito diferente, ej: "Los Rebeldes" vs "los rebeldes").</w:t>
       </w:r>
     </w:p>
     <w:p>
@@ -2817,14 +2577,10 @@
         <w:pStyle w:val="Listaconvietas"/>
         <w:spacing w:after="40"/>
         <w:ind w:left="1020"/>
-        <w:rPr>
-          <w:highlight w:val="yellow"/>
-        </w:rPr>
-      </w:pPr>
-      <w:r>
-        <w:rPr>
-          <w:rFonts w:ascii="Calibri" w:hAnsi="Calibri"/>
-          <w:highlight w:val="yellow"/>
+      </w:pPr>
+      <w:r>
+        <w:rPr>
+          <w:rFonts w:ascii="Calibri" w:hAnsi="Calibri"/>
         </w:rPr>
         <w:t>Formatos inconsistentes: ¿cuántas variaciones distintas hay para un mismo tipo de campo?</w:t>
       </w:r>
@@ -2834,14 +2590,10 @@
         <w:pStyle w:val="Listaconvietas"/>
         <w:spacing w:after="40"/>
         <w:ind w:left="1020"/>
-        <w:rPr>
-          <w:highlight w:val="yellow"/>
-        </w:rPr>
-      </w:pPr>
-      <w:r>
-        <w:rPr>
-          <w:rFonts w:ascii="Calibri" w:hAnsi="Calibri"/>
-          <w:highlight w:val="yellow"/>
+      </w:pPr>
+      <w:r>
+        <w:rPr>
+          <w:rFonts w:ascii="Calibri" w:hAnsi="Calibri"/>
         </w:rPr>
         <w:t>Valores fuera de rango: precios negativos, edades imposibles, etc.</w:t>
       </w:r>
@@ -2851,14 +2603,10 @@
         <w:pStyle w:val="Listaconvietas"/>
         <w:spacing w:after="40"/>
         <w:ind w:left="1020"/>
-        <w:rPr>
-          <w:highlight w:val="yellow"/>
-        </w:rPr>
-      </w:pPr>
-      <w:r>
-        <w:rPr>
-          <w:rFonts w:ascii="Calibri" w:hAnsi="Calibri"/>
-          <w:highlight w:val="yellow"/>
+      </w:pPr>
+      <w:r>
+        <w:rPr>
+          <w:rFonts w:ascii="Calibri" w:hAnsi="Calibri"/>
         </w:rPr>
         <w:t>Espacios extra: campos con espacios al principio, al final o dobles en medio.</w:t>
       </w:r>
@@ -2867,23 +2615,12 @@
       <w:pPr>
         <w:pStyle w:val="Listaconnmeros"/>
         <w:spacing w:after="60"/>
-        <w:rPr>
-          <w:highlight w:val="yellow"/>
-        </w:rPr>
-      </w:pPr>
-      <w:r>
-        <w:rPr>
-          <w:rFonts w:ascii="Calibri" w:hAnsi="Calibri"/>
-          <w:highlight w:val="yellow"/>
-        </w:rPr>
-        <w:t>A</w:t>
-      </w:r>
-      <w:r>
-        <w:rPr>
-          <w:rFonts w:ascii="Calibri" w:hAnsi="Calibri"/>
-          <w:highlight w:val="yellow"/>
-        </w:rPr>
-        <w:t>lmacena los resultados en un diccionario de auditoría con esta estructura (o similar):</w:t>
+      </w:pPr>
+      <w:r>
+        <w:rPr>
+          <w:rFonts w:ascii="Calibri" w:hAnsi="Calibri"/>
+        </w:rPr>
+        <w:t>Almacena los resultados en un diccionario de auditoría con esta estructura (o similar):</w:t>
       </w:r>
     </w:p>
     <w:p>
@@ -2891,16 +2628,12 @@
         <w:shd w:val="clear" w:color="auto" w:fill="F0F0F0"/>
         <w:spacing w:after="40"/>
         <w:ind w:left="567" w:right="567"/>
-        <w:rPr>
-          <w:highlight w:val="yellow"/>
-        </w:rPr>
       </w:pPr>
       <w:r>
         <w:rPr>
           <w:rFonts w:ascii="Courier New" w:hAnsi="Courier New"/>
           <w:color w:val="1A1A2E"/>
           <w:sz w:val="19"/>
-          <w:highlight w:val="yellow"/>
         </w:rPr>
         <w:t>auditoria = {</w:t>
       </w:r>
@@ -2910,16 +2643,12 @@
         <w:shd w:val="clear" w:color="auto" w:fill="F0F0F0"/>
         <w:spacing w:after="40"/>
         <w:ind w:left="567" w:right="567"/>
-        <w:rPr>
-          <w:highlight w:val="yellow"/>
-        </w:rPr>
       </w:pPr>
       <w:r>
         <w:rPr>
           <w:rFonts w:ascii="Courier New" w:hAnsi="Courier New"/>
           <w:color w:val="1A1A2E"/>
           <w:sz w:val="19"/>
-          <w:highlight w:val="yellow"/>
         </w:rPr>
         <w:t xml:space="preserve">    "nombre_fichero": {</w:t>
       </w:r>
@@ -2929,16 +2658,12 @@
         <w:shd w:val="clear" w:color="auto" w:fill="F0F0F0"/>
         <w:spacing w:after="40"/>
         <w:ind w:left="567" w:right="567"/>
-        <w:rPr>
-          <w:highlight w:val="yellow"/>
-        </w:rPr>
       </w:pPr>
       <w:r>
         <w:rPr>
           <w:rFonts w:ascii="Courier New" w:hAnsi="Courier New"/>
           <w:color w:val="1A1A2E"/>
           <w:sz w:val="19"/>
-          <w:highlight w:val="yellow"/>
         </w:rPr>
         <w:t xml:space="preserve">        "total_registros": ...,</w:t>
       </w:r>
@@ -2948,16 +2673,12 @@
         <w:shd w:val="clear" w:color="auto" w:fill="F0F0F0"/>
         <w:spacing w:after="40"/>
         <w:ind w:left="567" w:right="567"/>
-        <w:rPr>
-          <w:highlight w:val="yellow"/>
-        </w:rPr>
       </w:pPr>
       <w:r>
         <w:rPr>
           <w:rFonts w:ascii="Courier New" w:hAnsi="Courier New"/>
           <w:color w:val="1A1A2E"/>
           <w:sz w:val="19"/>
-          <w:highlight w:val="yellow"/>
         </w:rPr>
         <w:t xml:space="preserve">        "valores_vacios": {"campo1": X, "campo2": Y},</w:t>
       </w:r>
@@ -2967,16 +2688,12 @@
         <w:shd w:val="clear" w:color="auto" w:fill="F0F0F0"/>
         <w:spacing w:after="40"/>
         <w:ind w:left="567" w:right="567"/>
-        <w:rPr>
-          <w:highlight w:val="yellow"/>
-        </w:rPr>
       </w:pPr>
       <w:r>
         <w:rPr>
           <w:rFonts w:ascii="Courier New" w:hAnsi="Courier New"/>
           <w:color w:val="1A1A2E"/>
           <w:sz w:val="19"/>
-          <w:highlight w:val="yellow"/>
         </w:rPr>
         <w:t xml:space="preserve">        "duplicados": X,</w:t>
       </w:r>
@@ -2986,16 +2703,12 @@
         <w:shd w:val="clear" w:color="auto" w:fill="F0F0F0"/>
         <w:spacing w:after="40"/>
         <w:ind w:left="567" w:right="567"/>
-        <w:rPr>
-          <w:highlight w:val="yellow"/>
-        </w:rPr>
       </w:pPr>
       <w:r>
         <w:rPr>
           <w:rFonts w:ascii="Courier New" w:hAnsi="Courier New"/>
           <w:color w:val="1A1A2E"/>
           <w:sz w:val="19"/>
-          <w:highlight w:val="yellow"/>
         </w:rPr>
         <w:t xml:space="preserve">        "formatos_inconsistentes": {"campo": ["var1", "var2", ...]},</w:t>
       </w:r>
@@ -3005,16 +2718,12 @@
         <w:shd w:val="clear" w:color="auto" w:fill="F0F0F0"/>
         <w:spacing w:after="40"/>
         <w:ind w:left="567" w:right="567"/>
-        <w:rPr>
-          <w:highlight w:val="yellow"/>
-        </w:rPr>
       </w:pPr>
       <w:r>
         <w:rPr>
           <w:rFonts w:ascii="Courier New" w:hAnsi="Courier New"/>
           <w:color w:val="1A1A2E"/>
           <w:sz w:val="19"/>
-          <w:highlight w:val="yellow"/>
         </w:rPr>
         <w:t xml:space="preserve">        "fuera_de_rango": {"campo": X},</w:t>
       </w:r>
@@ -3024,16 +2733,12 @@
         <w:shd w:val="clear" w:color="auto" w:fill="F0F0F0"/>
         <w:spacing w:after="40"/>
         <w:ind w:left="567" w:right="567"/>
-        <w:rPr>
-          <w:highlight w:val="yellow"/>
-        </w:rPr>
       </w:pPr>
       <w:r>
         <w:rPr>
           <w:rFonts w:ascii="Courier New" w:hAnsi="Courier New"/>
           <w:color w:val="1A1A2E"/>
           <w:sz w:val="19"/>
-          <w:highlight w:val="yellow"/>
         </w:rPr>
         <w:t xml:space="preserve">        "espacios_extra": {"campo": X}</w:t>
       </w:r>
@@ -3043,16 +2748,12 @@
         <w:shd w:val="clear" w:color="auto" w:fill="F0F0F0"/>
         <w:spacing w:after="40"/>
         <w:ind w:left="567" w:right="567"/>
-        <w:rPr>
-          <w:highlight w:val="yellow"/>
-        </w:rPr>
       </w:pPr>
       <w:r>
         <w:rPr>
           <w:rFonts w:ascii="Courier New" w:hAnsi="Courier New"/>
           <w:color w:val="1A1A2E"/>
           <w:sz w:val="19"/>
-          <w:highlight w:val="yellow"/>
         </w:rPr>
         <w:t xml:space="preserve">    }</w:t>
       </w:r>
@@ -3062,16 +2763,12 @@
         <w:shd w:val="clear" w:color="auto" w:fill="F0F0F0"/>
         <w:spacing w:after="40"/>
         <w:ind w:left="567" w:right="567"/>
-        <w:rPr>
-          <w:highlight w:val="yellow"/>
-        </w:rPr>
       </w:pPr>
       <w:r>
         <w:rPr>
           <w:rFonts w:ascii="Courier New" w:hAnsi="Courier New"/>
           <w:color w:val="1A1A2E"/>
           <w:sz w:val="19"/>
-          <w:highlight w:val="yellow"/>
         </w:rPr>
         <w:t>}</w:t>
       </w:r>
@@ -3080,14 +2777,10 @@
       <w:pPr>
         <w:pStyle w:val="Listaconnmeros"/>
         <w:spacing w:after="60"/>
-        <w:rPr>
-          <w:highlight w:val="yellow"/>
-        </w:rPr>
-      </w:pPr>
-      <w:r>
-        <w:rPr>
-          <w:rFonts w:ascii="Calibri" w:hAnsi="Calibri"/>
-          <w:highlight w:val="yellow"/>
+      </w:pPr>
+      <w:r>
+        <w:rPr>
+          <w:rFonts w:ascii="Calibri" w:hAnsi="Calibri"/>
         </w:rPr>
         <w:t>Imprime un informe de auditoría claro y legible para cada fichero. Ejemplo:</w:t>
       </w:r>
@@ -3097,27 +2790,29 @@
         <w:shd w:val="clear" w:color="auto" w:fill="F0F0F0"/>
         <w:spacing w:after="40"/>
         <w:ind w:left="567" w:right="567"/>
-        <w:rPr>
-          <w:highlight w:val="yellow"/>
-        </w:rPr>
       </w:pPr>
       <w:r>
         <w:rPr>
           <w:rFonts w:ascii="Courier New" w:hAnsi="Courier New"/>
           <w:color w:val="1A1A2E"/>
           <w:sz w:val="19"/>
-          <w:highlight w:val="yellow"/>
-        </w:rPr>
-        <w:t>=== AUDITORÍA: artistas.</w:t>
-      </w:r>
+        </w:rPr>
+        <w:t>=== AUDITORÍA: artistas.csv ===</w:t>
+      </w:r>
+    </w:p>
+    <w:p>
+      <w:pPr>
+        <w:shd w:val="clear" w:color="auto" w:fill="F0F0F0"/>
+        <w:spacing w:after="40"/>
+        <w:ind w:left="567" w:right="567"/>
+      </w:pPr>
       <w:r>
         <w:rPr>
           <w:rFonts w:ascii="Courier New" w:hAnsi="Courier New"/>
           <w:color w:val="1A1A2E"/>
           <w:sz w:val="19"/>
-          <w:highlight w:val="yellow"/>
-        </w:rPr>
-        <w:t>csv ===</w:t>
+        </w:rPr>
+        <w:t>Total registros: 250</w:t>
       </w:r>
     </w:p>
     <w:p>
@@ -3125,18 +2820,14 @@
         <w:shd w:val="clear" w:color="auto" w:fill="F0F0F0"/>
         <w:spacing w:after="40"/>
         <w:ind w:left="567" w:right="567"/>
-        <w:rPr>
-          <w:highlight w:val="yellow"/>
-        </w:rPr>
       </w:pPr>
       <w:r>
         <w:rPr>
           <w:rFonts w:ascii="Courier New" w:hAnsi="Courier New"/>
           <w:color w:val="1A1A2E"/>
           <w:sz w:val="19"/>
-          <w:highlight w:val="yellow"/>
-        </w:rPr>
-        <w:t>Total registros: 250</w:t>
+        </w:rPr>
+        <w:t>Valores vacíos:</w:t>
       </w:r>
     </w:p>
     <w:p>
@@ -3144,18 +2835,14 @@
         <w:shd w:val="clear" w:color="auto" w:fill="F0F0F0"/>
         <w:spacing w:after="40"/>
         <w:ind w:left="567" w:right="567"/>
-        <w:rPr>
-          <w:highlight w:val="yellow"/>
-        </w:rPr>
       </w:pPr>
       <w:r>
         <w:rPr>
           <w:rFonts w:ascii="Courier New" w:hAnsi="Courier New"/>
           <w:color w:val="1A1A2E"/>
           <w:sz w:val="19"/>
-          <w:highlight w:val="yellow"/>
-        </w:rPr>
-        <w:t>Valores vacíos:</w:t>
+        </w:rPr>
+        <w:t xml:space="preserve">  - email_manager: 32 vacíos</w:t>
       </w:r>
     </w:p>
     <w:p>
@@ -3163,18 +2850,14 @@
         <w:shd w:val="clear" w:color="auto" w:fill="F0F0F0"/>
         <w:spacing w:after="40"/>
         <w:ind w:left="567" w:right="567"/>
-        <w:rPr>
-          <w:highlight w:val="yellow"/>
-        </w:rPr>
       </w:pPr>
       <w:r>
         <w:rPr>
           <w:rFonts w:ascii="Courier New" w:hAnsi="Courier New"/>
           <w:color w:val="1A1A2E"/>
           <w:sz w:val="19"/>
-          <w:highlight w:val="yellow"/>
-        </w:rPr>
-        <w:t xml:space="preserve">  - email_manager: 32 vacíos</w:t>
+        </w:rPr>
+        <w:t>Duplicados: 15 registros duplicados</w:t>
       </w:r>
     </w:p>
     <w:p>
@@ -3182,18 +2865,14 @@
         <w:shd w:val="clear" w:color="auto" w:fill="F0F0F0"/>
         <w:spacing w:after="40"/>
         <w:ind w:left="567" w:right="567"/>
-        <w:rPr>
-          <w:highlight w:val="yellow"/>
-        </w:rPr>
       </w:pPr>
       <w:r>
         <w:rPr>
           <w:rFonts w:ascii="Courier New" w:hAnsi="Courier New"/>
           <w:color w:val="1A1A2E"/>
           <w:sz w:val="19"/>
-          <w:highlight w:val="yellow"/>
-        </w:rPr>
-        <w:t>Duplicados: 15 registros duplicados</w:t>
+        </w:rPr>
+        <w:t>Formatos inconsistentes:</w:t>
       </w:r>
     </w:p>
     <w:p>
@@ -3201,18 +2880,14 @@
         <w:shd w:val="clear" w:color="auto" w:fill="F0F0F0"/>
         <w:spacing w:after="40"/>
         <w:ind w:left="567" w:right="567"/>
-        <w:rPr>
-          <w:highlight w:val="yellow"/>
-        </w:rPr>
       </w:pPr>
       <w:r>
         <w:rPr>
           <w:rFonts w:ascii="Courier New" w:hAnsi="Courier New"/>
           <w:color w:val="1A1A2E"/>
           <w:sz w:val="19"/>
-          <w:highlight w:val="yellow"/>
-        </w:rPr>
-        <w:t>Formatos inconsistentes:</w:t>
+        </w:rPr>
+        <w:t xml:space="preserve">  - genero_musical: 23 variaciones (Rock, rock, ROCK, Rokc...)</w:t>
       </w:r>
     </w:p>
     <w:p>
@@ -3220,18 +2895,14 @@
         <w:shd w:val="clear" w:color="auto" w:fill="F0F0F0"/>
         <w:spacing w:after="40"/>
         <w:ind w:left="567" w:right="567"/>
-        <w:rPr>
-          <w:highlight w:val="yellow"/>
-        </w:rPr>
       </w:pPr>
       <w:r>
         <w:rPr>
           <w:rFonts w:ascii="Courier New" w:hAnsi="Courier New"/>
           <w:color w:val="1A1A2E"/>
           <w:sz w:val="19"/>
-          <w:highlight w:val="yellow"/>
-        </w:rPr>
-        <w:t xml:space="preserve">  - genero_musical: 23 variaciones (Rock, rock, ROCK, Rokc...)</w:t>
+        </w:rPr>
+        <w:t>Espacios extra:</w:t>
       </w:r>
     </w:p>
     <w:p>
@@ -3239,35 +2910,12 @@
         <w:shd w:val="clear" w:color="auto" w:fill="F0F0F0"/>
         <w:spacing w:after="40"/>
         <w:ind w:left="567" w:right="567"/>
-        <w:rPr>
-          <w:highlight w:val="yellow"/>
-        </w:rPr>
       </w:pPr>
       <w:r>
         <w:rPr>
           <w:rFonts w:ascii="Courier New" w:hAnsi="Courier New"/>
           <w:color w:val="1A1A2E"/>
           <w:sz w:val="19"/>
-          <w:highlight w:val="yellow"/>
-        </w:rPr>
-        <w:t>Espacios extra:</w:t>
-      </w:r>
-    </w:p>
-    <w:p>
-      <w:pPr>
-        <w:shd w:val="clear" w:color="auto" w:fill="F0F0F0"/>
-        <w:spacing w:after="40"/>
-        <w:ind w:left="567" w:right="567"/>
-        <w:rPr>
-          <w:highlight w:val="yellow"/>
-        </w:rPr>
-      </w:pPr>
-      <w:r>
-        <w:rPr>
-          <w:rFonts w:ascii="Courier New" w:hAnsi="Courier New"/>
-          <w:color w:val="1A1A2E"/>
-          <w:sz w:val="19"/>
-          <w:highlight w:val="yellow"/>
         </w:rPr>
         <w:t xml:space="preserve">  - nombre: 45 campos con espacios extra</w:t>
       </w:r>
@@ -3277,27 +2925,14 @@
         <w:shd w:val="clear" w:color="auto" w:fill="E8F5EC"/>
         <w:spacing w:after="20"/>
         <w:ind w:left="454" w:right="454"/>
-        <w:rPr>
-          <w:highlight w:val="yellow"/>
-        </w:rPr>
       </w:pPr>
       <w:r>
         <w:rPr>
           <w:rFonts w:ascii="Calibri" w:hAnsi="Calibri"/>
           <w:color w:val="1E6B42"/>
           <w:sz w:val="20"/>
-          <w:highlight w:val="yellow"/>
-        </w:rPr>
-        <w:t>💡</w:t>
-      </w:r>
-      <w:r>
-        <w:rPr>
-          <w:rFonts w:ascii="Calibri" w:hAnsi="Calibri"/>
-          <w:color w:val="1E6B42"/>
-          <w:sz w:val="20"/>
-          <w:highlight w:val="yellow"/>
-        </w:rPr>
-        <w:t xml:space="preserve"> Pistas:</w:t>
+        </w:rPr>
+        <w:t>💡 Pistas:</w:t>
       </w:r>
     </w:p>
     <w:p>
@@ -3305,9 +2940,6 @@
         <w:shd w:val="clear" w:color="auto" w:fill="E8F5EC"/>
         <w:spacing w:after="20"/>
         <w:ind w:left="454" w:right="454"/>
-        <w:rPr>
-          <w:highlight w:val="yellow"/>
-        </w:rPr>
       </w:pPr>
       <w:r>
         <w:rPr>
@@ -3315,7 +2947,6 @@
           <w:i/>
           <w:color w:val="1E6B42"/>
           <w:sz w:val="20"/>
-          <w:highlight w:val="yellow"/>
         </w:rPr>
         <w:t xml:space="preserve">    Para detectar vacíos, crea una lista de valores que consideras 'vacío': ["", None, "N/A", "-", "no disponible"].</w:t>
       </w:r>
@@ -3325,9 +2956,6 @@
         <w:shd w:val="clear" w:color="auto" w:fill="E8F5EC"/>
         <w:spacing w:after="20"/>
         <w:ind w:left="454" w:right="454"/>
-        <w:rPr>
-          <w:highlight w:val="yellow"/>
-        </w:rPr>
       </w:pPr>
       <w:r>
         <w:rPr>
@@ -3335,7 +2963,6 @@
           <w:i/>
           <w:color w:val="1E6B42"/>
           <w:sz w:val="20"/>
-          <w:highlight w:val="yellow"/>
         </w:rPr>
         <w:t xml:space="preserve">    Para contar variaciones de formato usa un set(): añade cada valor en minúsculas y cuenta cuántos valores únicos hay.</w:t>
       </w:r>
@@ -3345,9 +2972,6 @@
         <w:shd w:val="clear" w:color="auto" w:fill="E8F5EC"/>
         <w:spacing w:after="20"/>
         <w:ind w:left="454" w:right="454"/>
-        <w:rPr>
-          <w:highlight w:val="yellow"/>
-        </w:rPr>
       </w:pPr>
       <w:r>
         <w:rPr>
@@ -3355,52 +2979,27 @@
           <w:i/>
           <w:color w:val="1E6B42"/>
           <w:sz w:val="20"/>
-          <w:highlight w:val="yellow"/>
-        </w:rPr>
-        <w:t xml:space="preserve">    Para</w:t>
-      </w:r>
-      <w:r>
-        <w:rPr>
-          <w:rFonts w:ascii="Calibri" w:hAnsi="Calibri"/>
-          <w:i/>
-          <w:color w:val="1E6B42"/>
-          <w:sz w:val="20"/>
-          <w:highlight w:val="yellow"/>
-        </w:rPr>
-        <w:t xml:space="preserve"> detectar duplicados parciales, normaliza la clave (lower + strip) antes de comparar.</w:t>
+        </w:rPr>
+        <w:t xml:space="preserve">    Para detectar duplicados parciales, normaliza la clave (lower + strip) antes de comparar.</w:t>
       </w:r>
     </w:p>
     <w:p>
       <w:pPr>
         <w:spacing w:before="120" w:after="120"/>
-        <w:rPr>
-          <w:highlight w:val="yellow"/>
-        </w:rPr>
       </w:pPr>
       <w:r>
         <w:rPr>
           <w:rFonts w:ascii="Calibri" w:hAnsi="Calibri"/>
           <w:b/>
           <w:color w:val="C55A11"/>
-          <w:highlight w:val="yellow"/>
-        </w:rPr>
-        <w:t>✅</w:t>
-      </w:r>
-      <w:r>
-        <w:rPr>
-          <w:rFonts w:ascii="Calibri" w:hAnsi="Calibri"/>
-          <w:b/>
-          <w:color w:val="C55A11"/>
-          <w:highlight w:val="yellow"/>
-        </w:rPr>
-        <w:t xml:space="preserve"> Entregable: </w:t>
+        </w:rPr>
+        <w:t xml:space="preserve">✅ Entregable: </w:t>
       </w:r>
       <w:r>
         <w:rPr>
           <w:rFonts w:ascii="Calibri" w:hAnsi="Calibri"/>
           <w:i/>
           <w:color w:val="C55A11"/>
-          <w:highlight w:val="yellow"/>
         </w:rPr>
         <w:t>Funciones de auditoría y el informe impreso para los 4 ficheros.</w:t>
       </w:r>
@@ -3412,16 +3011,18 @@
         </w:pBdr>
         <w:spacing w:before="320" w:after="80"/>
         <w:rPr>
-          <w:highlight w:val="yellow"/>
-        </w:rPr>
-      </w:pPr>
+          <w:highlight w:val="green"/>
+        </w:rPr>
+      </w:pPr>
+      <w:bookmarkStart w:id="0" w:name="_GoBack"/>
+      <w:bookmarkEnd w:id="0"/>
       <w:r>
         <w:rPr>
           <w:rFonts w:ascii="Calibri" w:hAnsi="Calibri"/>
           <w:b/>
           <w:color w:val="FFFFFF"/>
           <w:sz w:val="26"/>
-          <w:highlight w:val="yellow"/>
+          <w:highlight w:val="green"/>
         </w:rPr>
         <w:lastRenderedPageBreak/>
         <w:t xml:space="preserve">FASE 3  </w:t>
@@ -3432,7 +3033,7 @@
           <w:b/>
           <w:color w:val="1A376C"/>
           <w:sz w:val="26"/>
-          <w:highlight w:val="yellow"/>
+          <w:highlight w:val="green"/>
         </w:rPr>
         <w:t>LIMPIEZA DE TEXTO Y ESPACIOS</w:t>
       </w:r>
@@ -3441,7 +3042,7 @@
       <w:pPr>
         <w:spacing w:before="200" w:after="40"/>
         <w:rPr>
-          <w:highlight w:val="yellow"/>
+          <w:highlight w:val="green"/>
         </w:rPr>
       </w:pPr>
       <w:r>
@@ -3450,7 +3051,7 @@
           <w:b/>
           <w:color w:val="215CA0"/>
           <w:sz w:val="24"/>
-          <w:highlight w:val="yellow"/>
+          <w:highlight w:val="green"/>
         </w:rPr>
         <w:t>Objetivo</w:t>
       </w:r>
@@ -3459,29 +3060,22 @@
       <w:pPr>
         <w:spacing w:after="80"/>
         <w:rPr>
-          <w:highlight w:val="yellow"/>
-        </w:rPr>
-      </w:pPr>
-      <w:r>
-        <w:rPr>
-          <w:rFonts w:ascii="Calibri" w:hAnsi="Calibri"/>
-          <w:highlight w:val="yellow"/>
-        </w:rPr>
-        <w:t>Corregir todos los problemas relacionados con</w:t>
-      </w:r>
-      <w:r>
-        <w:rPr>
-          <w:rFonts w:ascii="Calibri" w:hAnsi="Calibri"/>
-          <w:highlight w:val="yellow"/>
-        </w:rPr>
-        <w:t xml:space="preserve"> formato de texto: espacios extra, mayúsculas inconsistentes y tildes que faltan.</w:t>
+          <w:highlight w:val="green"/>
+        </w:rPr>
+      </w:pPr>
+      <w:r>
+        <w:rPr>
+          <w:rFonts w:ascii="Calibri" w:hAnsi="Calibri"/>
+          <w:highlight w:val="green"/>
+        </w:rPr>
+        <w:t>Corregir todos los problemas relacionados con formato de texto: espacios extra, mayúsculas inconsistentes y tildes que faltan.</w:t>
       </w:r>
     </w:p>
     <w:p>
       <w:pPr>
         <w:spacing w:before="200" w:after="40"/>
         <w:rPr>
-          <w:highlight w:val="yellow"/>
+          <w:highlight w:val="green"/>
         </w:rPr>
       </w:pPr>
       <w:r>
@@ -3490,7 +3084,7 @@
           <w:b/>
           <w:color w:val="215CA0"/>
           <w:sz w:val="24"/>
-          <w:highlight w:val="yellow"/>
+          <w:highlight w:val="green"/>
         </w:rPr>
         <w:t>Tareas</w:t>
       </w:r>
@@ -3500,13 +3094,13 @@
         <w:pStyle w:val="Listaconnmeros"/>
         <w:spacing w:after="60"/>
         <w:rPr>
-          <w:highlight w:val="yellow"/>
-        </w:rPr>
-      </w:pPr>
-      <w:r>
-        <w:rPr>
-          <w:rFonts w:ascii="Calibri" w:hAnsi="Calibri"/>
-          <w:highlight w:val="yellow"/>
+          <w:highlight w:val="green"/>
+        </w:rPr>
+      </w:pPr>
+      <w:r>
+        <w:rPr>
+          <w:rFonts w:ascii="Calibri" w:hAnsi="Calibri"/>
+          <w:highlight w:val="green"/>
         </w:rPr>
         <w:t>Crea una función limpiar_texto(texto) que:</w:t>
       </w:r>
@@ -3517,13 +3111,13 @@
         <w:spacing w:after="40"/>
         <w:ind w:left="1020"/>
         <w:rPr>
-          <w:highlight w:val="yellow"/>
-        </w:rPr>
-      </w:pPr>
-      <w:r>
-        <w:rPr>
-          <w:rFonts w:ascii="Calibri" w:hAnsi="Calibri"/>
-          <w:highlight w:val="yellow"/>
+          <w:highlight w:val="green"/>
+        </w:rPr>
+      </w:pPr>
+      <w:r>
+        <w:rPr>
+          <w:rFonts w:ascii="Calibri" w:hAnsi="Calibri"/>
+          <w:highlight w:val="green"/>
         </w:rPr>
         <w:t>Elimine espacios al principio y al final (.strip()).</w:t>
       </w:r>
@@ -3534,13 +3128,13 @@
         <w:spacing w:after="40"/>
         <w:ind w:left="1020"/>
         <w:rPr>
-          <w:highlight w:val="yellow"/>
-        </w:rPr>
-      </w:pPr>
-      <w:r>
-        <w:rPr>
-          <w:rFonts w:ascii="Calibri" w:hAnsi="Calibri"/>
-          <w:highlight w:val="yellow"/>
+          <w:highlight w:val="green"/>
+        </w:rPr>
+      </w:pPr>
+      <w:r>
+        <w:rPr>
+          <w:rFonts w:ascii="Calibri" w:hAnsi="Calibri"/>
+          <w:highlight w:val="green"/>
         </w:rPr>
         <w:t>Elimine espacios dobles o múltiples en medio del texto.</w:t>
       </w:r>
@@ -3551,22 +3145,15 @@
         <w:spacing w:after="40"/>
         <w:ind w:left="1020"/>
         <w:rPr>
-          <w:highlight w:val="yellow"/>
-        </w:rPr>
-      </w:pPr>
-      <w:r>
-        <w:rPr>
-          <w:rFonts w:ascii="Calibri" w:hAnsi="Calibri"/>
-          <w:highlight w:val="yellow"/>
-        </w:rPr>
-        <w:t xml:space="preserve">Devuelva el </w:t>
-      </w:r>
-      <w:r>
-        <w:rPr>
-          <w:rFonts w:ascii="Calibri" w:hAnsi="Calibri"/>
-          <w:highlight w:val="yellow"/>
-        </w:rPr>
-        <w:t>texto limpio sin cambiar mayúsculas/minúsculas.</w:t>
+          <w:highlight w:val="green"/>
+        </w:rPr>
+      </w:pPr>
+      <w:r>
+        <w:rPr>
+          <w:rFonts w:ascii="Calibri" w:hAnsi="Calibri"/>
+          <w:highlight w:val="green"/>
+        </w:rPr>
+        <w:t>Devuelva el texto limpio sin cambiar mayúsculas/minúsculas.</w:t>
       </w:r>
     </w:p>
     <w:p>
@@ -3574,13 +3161,13 @@
         <w:pStyle w:val="Listaconnmeros"/>
         <w:spacing w:after="60"/>
         <w:rPr>
-          <w:highlight w:val="yellow"/>
-        </w:rPr>
-      </w:pPr>
-      <w:r>
-        <w:rPr>
-          <w:rFonts w:ascii="Calibri" w:hAnsi="Calibri"/>
-          <w:highlight w:val="yellow"/>
+          <w:highlight w:val="green"/>
+        </w:rPr>
+      </w:pPr>
+      <w:r>
+        <w:rPr>
+          <w:rFonts w:ascii="Calibri" w:hAnsi="Calibri"/>
+          <w:highlight w:val="green"/>
         </w:rPr>
         <w:t>Crea una función normalizar_texto(texto) que:</w:t>
       </w:r>
@@ -3591,13 +3178,13 @@
         <w:spacing w:after="40"/>
         <w:ind w:left="1020"/>
         <w:rPr>
-          <w:highlight w:val="yellow"/>
-        </w:rPr>
-      </w:pPr>
-      <w:r>
-        <w:rPr>
-          <w:rFonts w:ascii="Calibri" w:hAnsi="Calibri"/>
-          <w:highlight w:val="yellow"/>
+          <w:highlight w:val="green"/>
+        </w:rPr>
+      </w:pPr>
+      <w:r>
+        <w:rPr>
+          <w:rFonts w:ascii="Calibri" w:hAnsi="Calibri"/>
+          <w:highlight w:val="green"/>
         </w:rPr>
         <w:t>Aplique limpiar_texto primero.</w:t>
       </w:r>
@@ -3608,13 +3195,13 @@
         <w:spacing w:after="40"/>
         <w:ind w:left="1020"/>
         <w:rPr>
-          <w:highlight w:val="yellow"/>
-        </w:rPr>
-      </w:pPr>
-      <w:r>
-        <w:rPr>
-          <w:rFonts w:ascii="Calibri" w:hAnsi="Calibri"/>
-          <w:highlight w:val="yellow"/>
+          <w:highlight w:val="green"/>
+        </w:rPr>
+      </w:pPr>
+      <w:r>
+        <w:rPr>
+          <w:rFonts w:ascii="Calibri" w:hAnsi="Calibri"/>
+          <w:highlight w:val="green"/>
         </w:rPr>
         <w:t>Convierta el texto a formato estándar (primera letra en mayúscula, resto en minúsculas).</w:t>
       </w:r>
@@ -3625,22 +3212,15 @@
         <w:spacing w:after="40"/>
         <w:ind w:left="1020"/>
         <w:rPr>
-          <w:highlight w:val="yellow"/>
-        </w:rPr>
-      </w:pPr>
-      <w:r>
-        <w:rPr>
-          <w:rFonts w:ascii="Calibri" w:hAnsi="Calibri"/>
-          <w:highlight w:val="yellow"/>
-        </w:rPr>
-        <w:t>Corrija tildes que faltan usando el diccio</w:t>
-      </w:r>
-      <w:r>
-        <w:rPr>
-          <w:rFonts w:ascii="Calibri" w:hAnsi="Calibri"/>
-          <w:highlight w:val="yellow"/>
-        </w:rPr>
-        <w:t>nario de correcciones que se proporciona más abajo.</w:t>
+          <w:highlight w:val="green"/>
+        </w:rPr>
+      </w:pPr>
+      <w:r>
+        <w:rPr>
+          <w:rFonts w:ascii="Calibri" w:hAnsi="Calibri"/>
+          <w:highlight w:val="green"/>
+        </w:rPr>
+        <w:t>Corrija tildes que faltan usando el diccionario de correcciones que se proporciona más abajo.</w:t>
       </w:r>
     </w:p>
     <w:p>
@@ -3648,13 +3228,13 @@
         <w:pStyle w:val="Listaconnmeros"/>
         <w:spacing w:after="60"/>
         <w:rPr>
-          <w:highlight w:val="yellow"/>
-        </w:rPr>
-      </w:pPr>
-      <w:r>
-        <w:rPr>
-          <w:rFonts w:ascii="Calibri" w:hAnsi="Calibri"/>
-          <w:highlight w:val="yellow"/>
+          <w:highlight w:val="green"/>
+        </w:rPr>
+      </w:pPr>
+      <w:r>
+        <w:rPr>
+          <w:rFonts w:ascii="Calibri" w:hAnsi="Calibri"/>
+          <w:highlight w:val="green"/>
         </w:rPr>
         <w:t>Aplica estas funciones a TODOS los campos de texto de los 4 ficheros.</w:t>
       </w:r>
@@ -3664,13 +3244,13 @@
         <w:pStyle w:val="Listaconnmeros"/>
         <w:spacing w:after="60"/>
         <w:rPr>
-          <w:highlight w:val="yellow"/>
-        </w:rPr>
-      </w:pPr>
-      <w:r>
-        <w:rPr>
-          <w:rFonts w:ascii="Calibri" w:hAnsi="Calibri"/>
-          <w:highlight w:val="yellow"/>
+          <w:highlight w:val="green"/>
+        </w:rPr>
+      </w:pPr>
+      <w:r>
+        <w:rPr>
+          <w:rFonts w:ascii="Calibri" w:hAnsi="Calibri"/>
+          <w:highlight w:val="green"/>
         </w:rPr>
         <w:t>Imprime cuántas correcciones se han hecho en cada fichero y campo:</w:t>
       </w:r>
@@ -3681,7 +3261,7 @@
         <w:spacing w:after="40"/>
         <w:ind w:left="567" w:right="567"/>
         <w:rPr>
-          <w:highlight w:val="yellow"/>
+          <w:highlight w:val="green"/>
         </w:rPr>
       </w:pPr>
       <w:r>
@@ -3689,7 +3269,7 @@
           <w:rFonts w:ascii="Courier New" w:hAnsi="Courier New"/>
           <w:color w:val="1A1A2E"/>
           <w:sz w:val="19"/>
-          <w:highlight w:val="yellow"/>
+          <w:highlight w:val="green"/>
         </w:rPr>
         <w:t>artistas.csv &gt; nombre: 45 textos corregidos</w:t>
       </w:r>
@@ -3698,7 +3278,7 @@
       <w:pPr>
         <w:spacing w:before="200" w:after="40"/>
         <w:rPr>
-          <w:highlight w:val="yellow"/>
+          <w:highlight w:val="green"/>
         </w:rPr>
       </w:pPr>
       <w:r>
@@ -3707,32 +3287,22 @@
           <w:b/>
           <w:color w:val="215CA0"/>
           <w:sz w:val="24"/>
-          <w:highlight w:val="yellow"/>
-        </w:rPr>
-        <w:t>Diccionario de correcci</w:t>
-      </w:r>
-      <w:r>
-        <w:rPr>
-          <w:rFonts w:ascii="Calibri" w:hAnsi="Calibri"/>
-          <w:b/>
-          <w:color w:val="215CA0"/>
-          <w:sz w:val="24"/>
-          <w:highlight w:val="yellow"/>
-        </w:rPr>
-        <w:t>ones de tildes (punto de partida)</w:t>
+          <w:highlight w:val="green"/>
+        </w:rPr>
+        <w:t>Diccionario de correcciones de tildes (punto de partida)</w:t>
       </w:r>
     </w:p>
     <w:p>
       <w:pPr>
         <w:spacing w:after="80"/>
         <w:rPr>
-          <w:highlight w:val="yellow"/>
-        </w:rPr>
-      </w:pPr>
-      <w:r>
-        <w:rPr>
-          <w:rFonts w:ascii="Calibri" w:hAnsi="Calibri"/>
-          <w:highlight w:val="yellow"/>
+          <w:highlight w:val="green"/>
+        </w:rPr>
+      </w:pPr>
+      <w:r>
+        <w:rPr>
+          <w:rFonts w:ascii="Calibri" w:hAnsi="Calibri"/>
+          <w:highlight w:val="green"/>
         </w:rPr>
         <w:t>Se te proporciona este diccionario como base. Si encuentras más casos en los datos que no estén aquí, añádelos tú.</w:t>
       </w:r>
@@ -3743,7 +3313,7 @@
         <w:spacing w:after="40"/>
         <w:ind w:left="567" w:right="567"/>
         <w:rPr>
-          <w:highlight w:val="yellow"/>
+          <w:highlight w:val="green"/>
         </w:rPr>
       </w:pPr>
       <w:r>
@@ -3751,7 +3321,7 @@
           <w:rFonts w:ascii="Courier New" w:hAnsi="Courier New"/>
           <w:color w:val="1A1A2E"/>
           <w:sz w:val="19"/>
-          <w:highlight w:val="yellow"/>
+          <w:highlight w:val="green"/>
         </w:rPr>
         <w:t>correcciones_tildes = {</w:t>
       </w:r>
@@ -3762,7 +3332,7 @@
         <w:spacing w:after="40"/>
         <w:ind w:left="567" w:right="567"/>
         <w:rPr>
-          <w:highlight w:val="yellow"/>
+          <w:highlight w:val="green"/>
         </w:rPr>
       </w:pPr>
       <w:r>
@@ -3770,7 +3340,7 @@
           <w:rFonts w:ascii="Courier New" w:hAnsi="Courier New"/>
           <w:color w:val="1A1A2E"/>
           <w:sz w:val="19"/>
-          <w:highlight w:val="yellow"/>
+          <w:highlight w:val="green"/>
         </w:rPr>
         <w:t xml:space="preserve">    "jose":       "José",      "maria":      "María",</w:t>
       </w:r>
@@ -3781,7 +3351,7 @@
         <w:spacing w:after="40"/>
         <w:ind w:left="567" w:right="567"/>
         <w:rPr>
-          <w:highlight w:val="yellow"/>
+          <w:highlight w:val="green"/>
         </w:rPr>
       </w:pPr>
       <w:r>
@@ -3789,18 +3359,28 @@
           <w:rFonts w:ascii="Courier New" w:hAnsi="Courier New"/>
           <w:color w:val="1A1A2E"/>
           <w:sz w:val="19"/>
-          <w:highlight w:val="yellow"/>
-        </w:rPr>
-        <w:t xml:space="preserve">    "garcia":     "García",  </w:t>
-      </w:r>
+          <w:highlight w:val="green"/>
+        </w:rPr>
+        <w:t xml:space="preserve">    "garcia":     "García",    "gonzalez":   "González",</w:t>
+      </w:r>
+    </w:p>
+    <w:p>
+      <w:pPr>
+        <w:shd w:val="clear" w:color="auto" w:fill="F0F0F0"/>
+        <w:spacing w:after="40"/>
+        <w:ind w:left="567" w:right="567"/>
+        <w:rPr>
+          <w:highlight w:val="green"/>
+        </w:rPr>
+      </w:pPr>
       <w:r>
         <w:rPr>
           <w:rFonts w:ascii="Courier New" w:hAnsi="Courier New"/>
           <w:color w:val="1A1A2E"/>
           <w:sz w:val="19"/>
-          <w:highlight w:val="yellow"/>
-        </w:rPr>
-        <w:t xml:space="preserve">  "gonzalez":   "González",</w:t>
+          <w:highlight w:val="green"/>
+        </w:rPr>
+        <w:t xml:space="preserve">    "martinez":   "Martínez",  "lopez":      "López",</w:t>
       </w:r>
     </w:p>
     <w:p>
@@ -3809,7 +3389,7 @@
         <w:spacing w:after="40"/>
         <w:ind w:left="567" w:right="567"/>
         <w:rPr>
-          <w:highlight w:val="yellow"/>
+          <w:highlight w:val="green"/>
         </w:rPr>
       </w:pPr>
       <w:r>
@@ -3817,9 +3397,9 @@
           <w:rFonts w:ascii="Courier New" w:hAnsi="Courier New"/>
           <w:color w:val="1A1A2E"/>
           <w:sz w:val="19"/>
-          <w:highlight w:val="yellow"/>
-        </w:rPr>
-        <w:t xml:space="preserve">    "martinez":   "Martínez",  "lopez":      "López",</w:t>
+          <w:highlight w:val="green"/>
+        </w:rPr>
+        <w:t xml:space="preserve">    "perez":      "Pérez",     "sanchez":    "Sánchez",</w:t>
       </w:r>
     </w:p>
     <w:p>
@@ -3828,7 +3408,7 @@
         <w:spacing w:after="40"/>
         <w:ind w:left="567" w:right="567"/>
         <w:rPr>
-          <w:highlight w:val="yellow"/>
+          <w:highlight w:val="green"/>
         </w:rPr>
       </w:pPr>
       <w:r>
@@ -3836,9 +3416,9 @@
           <w:rFonts w:ascii="Courier New" w:hAnsi="Courier New"/>
           <w:color w:val="1A1A2E"/>
           <w:sz w:val="19"/>
-          <w:highlight w:val="yellow"/>
-        </w:rPr>
-        <w:t xml:space="preserve">    "perez":      "Pérez",     "sanchez":    "Sánchez",</w:t>
+          <w:highlight w:val="green"/>
+        </w:rPr>
+        <w:t xml:space="preserve">    "gomez":      "Gómez",     "fernandez":  "Fernández",</w:t>
       </w:r>
     </w:p>
     <w:p>
@@ -3847,7 +3427,7 @@
         <w:spacing w:after="40"/>
         <w:ind w:left="567" w:right="567"/>
         <w:rPr>
-          <w:highlight w:val="yellow"/>
+          <w:highlight w:val="green"/>
         </w:rPr>
       </w:pPr>
       <w:r>
@@ -3855,9 +3435,9 @@
           <w:rFonts w:ascii="Courier New" w:hAnsi="Courier New"/>
           <w:color w:val="1A1A2E"/>
           <w:sz w:val="19"/>
-          <w:highlight w:val="yellow"/>
-        </w:rPr>
-        <w:t xml:space="preserve">    "gomez":      "Gómez",     "fernandez":  "Fernández",</w:t>
+          <w:highlight w:val="green"/>
+        </w:rPr>
+        <w:t xml:space="preserve">    "rodriguez":  "Rodríguez", "hernandez":  "Hernández",</w:t>
       </w:r>
     </w:p>
     <w:p>
@@ -3866,7 +3446,7 @@
         <w:spacing w:after="40"/>
         <w:ind w:left="567" w:right="567"/>
         <w:rPr>
-          <w:highlight w:val="yellow"/>
+          <w:highlight w:val="green"/>
         </w:rPr>
       </w:pPr>
       <w:r>
@@ -3874,9 +3454,9 @@
           <w:rFonts w:ascii="Courier New" w:hAnsi="Courier New"/>
           <w:color w:val="1A1A2E"/>
           <w:sz w:val="19"/>
-          <w:highlight w:val="yellow"/>
-        </w:rPr>
-        <w:t xml:space="preserve">    "rodriguez":  "Rodríguez", "hernandez":  "Hernández",</w:t>
+          <w:highlight w:val="green"/>
+        </w:rPr>
+        <w:t xml:space="preserve">    "ramirez":    "Ramírez",   "gutierrez":  "Gutiérrez",</w:t>
       </w:r>
     </w:p>
     <w:p>
@@ -3885,7 +3465,7 @@
         <w:spacing w:after="40"/>
         <w:ind w:left="567" w:right="567"/>
         <w:rPr>
-          <w:highlight w:val="yellow"/>
+          <w:highlight w:val="green"/>
         </w:rPr>
       </w:pPr>
       <w:r>
@@ -3893,26 +3473,7 @@
           <w:rFonts w:ascii="Courier New" w:hAnsi="Courier New"/>
           <w:color w:val="1A1A2E"/>
           <w:sz w:val="19"/>
-          <w:highlight w:val="yellow"/>
-        </w:rPr>
-        <w:t xml:space="preserve">    "ramirez":    "Ramírez",   "gutierrez":  "Gutiérrez",</w:t>
-      </w:r>
-    </w:p>
-    <w:p>
-      <w:pPr>
-        <w:shd w:val="clear" w:color="auto" w:fill="F0F0F0"/>
-        <w:spacing w:after="40"/>
-        <w:ind w:left="567" w:right="567"/>
-        <w:rPr>
-          <w:highlight w:val="yellow"/>
-        </w:rPr>
-      </w:pPr>
-      <w:r>
-        <w:rPr>
-          <w:rFonts w:ascii="Courier New" w:hAnsi="Courier New"/>
-          <w:color w:val="1A1A2E"/>
-          <w:sz w:val="19"/>
-          <w:highlight w:val="yellow"/>
+          <w:highlight w:val="green"/>
         </w:rPr>
         <w:t>}</w:t>
       </w:r>
@@ -3923,7 +3484,7 @@
         <w:spacing w:after="20"/>
         <w:ind w:left="454" w:right="454"/>
         <w:rPr>
-          <w:highlight w:val="yellow"/>
+          <w:highlight w:val="green"/>
         </w:rPr>
       </w:pPr>
       <w:r>
@@ -3931,18 +3492,9 @@
           <w:rFonts w:ascii="Calibri" w:hAnsi="Calibri"/>
           <w:color w:val="1E6B42"/>
           <w:sz w:val="20"/>
-          <w:highlight w:val="yellow"/>
-        </w:rPr>
-        <w:t>💡</w:t>
-      </w:r>
-      <w:r>
-        <w:rPr>
-          <w:rFonts w:ascii="Calibri" w:hAnsi="Calibri"/>
-          <w:color w:val="1E6B42"/>
-          <w:sz w:val="20"/>
-          <w:highlight w:val="yellow"/>
-        </w:rPr>
-        <w:t xml:space="preserve"> Pistas:</w:t>
+          <w:highlight w:val="green"/>
+        </w:rPr>
+        <w:t>💡 Pistas:</w:t>
       </w:r>
     </w:p>
     <w:p>
@@ -3951,7 +3503,7 @@
         <w:spacing w:after="20"/>
         <w:ind w:left="454" w:right="454"/>
         <w:rPr>
-          <w:highlight w:val="yellow"/>
+          <w:highlight w:val="green"/>
         </w:rPr>
       </w:pPr>
       <w:r>
@@ -3960,7 +3512,7 @@
           <w:i/>
           <w:color w:val="1E6B42"/>
           <w:sz w:val="20"/>
-          <w:highlight w:val="yellow"/>
+          <w:highlight w:val="green"/>
         </w:rPr>
         <w:t xml:space="preserve">    Para eliminar espacios dobles: usa un bucle while '  ' in texto: texto = texto.replace('  ', ' ')</w:t>
       </w:r>
@@ -3971,7 +3523,7 @@
         <w:spacing w:after="20"/>
         <w:ind w:left="454" w:right="454"/>
         <w:rPr>
-          <w:highlight w:val="yellow"/>
+          <w:highlight w:val="green"/>
         </w:rPr>
       </w:pPr>
       <w:r>
@@ -3980,7 +3532,7 @@
           <w:i/>
           <w:color w:val="1E6B42"/>
           <w:sz w:val="20"/>
-          <w:highlight w:val="yellow"/>
+          <w:highlight w:val="green"/>
         </w:rPr>
         <w:t xml:space="preserve">      o más directo: ' '.join(texto.split())</w:t>
       </w:r>
@@ -3991,7 +3543,7 @@
         <w:spacing w:after="20"/>
         <w:ind w:left="454" w:right="454"/>
         <w:rPr>
-          <w:highlight w:val="yellow"/>
+          <w:highlight w:val="green"/>
         </w:rPr>
       </w:pPr>
       <w:r>
@@ -4000,19 +3552,29 @@
           <w:i/>
           <w:color w:val="1E6B42"/>
           <w:sz w:val="20"/>
-          <w:highlight w:val="yellow"/>
-        </w:rPr>
-        <w:t xml:space="preserve">    Para las tildes: divide el texto e</w:t>
-      </w:r>
+          <w:highlight w:val="green"/>
+        </w:rPr>
+        <w:t xml:space="preserve">    Para las tildes: divide el texto en palabras con split(), aplica el diccionario palabra a palabra,</w:t>
+      </w:r>
+    </w:p>
+    <w:p>
+      <w:pPr>
+        <w:shd w:val="clear" w:color="auto" w:fill="E8F5EC"/>
+        <w:spacing w:after="20"/>
+        <w:ind w:left="454" w:right="454"/>
+        <w:rPr>
+          <w:highlight w:val="green"/>
+        </w:rPr>
+      </w:pPr>
       <w:r>
         <w:rPr>
           <w:rFonts w:ascii="Calibri" w:hAnsi="Calibri"/>
           <w:i/>
           <w:color w:val="1E6B42"/>
           <w:sz w:val="20"/>
-          <w:highlight w:val="yellow"/>
-        </w:rPr>
-        <w:t>n palabras con split(), aplica el diccionario palabra a palabra,</w:t>
+          <w:highlight w:val="green"/>
+        </w:rPr>
+        <w:t xml:space="preserve">      y vuelve a unir con join(). Así evitas corregir partes de palabras más largas.</w:t>
       </w:r>
     </w:p>
     <w:p>
@@ -4021,7 +3583,7 @@
         <w:spacing w:after="20"/>
         <w:ind w:left="454" w:right="454"/>
         <w:rPr>
-          <w:highlight w:val="yellow"/>
+          <w:highlight w:val="green"/>
         </w:rPr>
       </w:pPr>
       <w:r>
@@ -4030,9 +3592,9 @@
           <w:i/>
           <w:color w:val="1E6B42"/>
           <w:sz w:val="20"/>
-          <w:highlight w:val="yellow"/>
-        </w:rPr>
-        <w:t xml:space="preserve">      y vuelve a unir con join(). Así evitas corregir partes de palabras más largas.</w:t>
+          <w:highlight w:val="green"/>
+        </w:rPr>
+        <w:t xml:space="preserve">    Ejemplo: 'Juan Garcia Lopez' → split() → ['Juan','Garcia','Lopez']</w:t>
       </w:r>
     </w:p>
     <w:p>
@@ -4041,7 +3603,7 @@
         <w:spacing w:after="20"/>
         <w:ind w:left="454" w:right="454"/>
         <w:rPr>
-          <w:highlight w:val="yellow"/>
+          <w:highlight w:val="green"/>
         </w:rPr>
       </w:pPr>
       <w:r>
@@ -4050,46 +3612,16 @@
           <w:i/>
           <w:color w:val="1E6B42"/>
           <w:sz w:val="20"/>
-          <w:highlight w:val="yellow"/>
-        </w:rPr>
-        <w:t xml:space="preserve">    Ejemplo: 'Juan Garcia Lopez' → split() → ['Juan','Garcia','Lopez']</w:t>
-      </w:r>
-    </w:p>
-    <w:p>
-      <w:pPr>
-        <w:shd w:val="clear" w:color="auto" w:fill="E8F5EC"/>
-        <w:spacing w:after="20"/>
-        <w:ind w:left="454" w:right="454"/>
-        <w:rPr>
-          <w:highlight w:val="yellow"/>
-        </w:rPr>
-      </w:pPr>
-      <w:r>
-        <w:rPr>
-          <w:rFonts w:ascii="Calibri" w:hAnsi="Calibri"/>
-          <w:i/>
-          <w:color w:val="1E6B42"/>
-          <w:sz w:val="20"/>
-          <w:highlight w:val="yellow"/>
-        </w:rPr>
-        <w:t xml:space="preserve">      → corrección → ['Juan','Garcí</w:t>
-      </w:r>
-      <w:r>
-        <w:rPr>
-          <w:rFonts w:ascii="Calibri" w:hAnsi="Calibri"/>
-          <w:i/>
-          <w:color w:val="1E6B42"/>
-          <w:sz w:val="20"/>
-          <w:highlight w:val="yellow"/>
-        </w:rPr>
-        <w:t>a','López'] → join() → 'Juan García López'</w:t>
+          <w:highlight w:val="green"/>
+        </w:rPr>
+        <w:t xml:space="preserve">      → corrección → ['Juan','García','López'] → join() → 'Juan García López'</w:t>
       </w:r>
     </w:p>
     <w:p>
       <w:pPr>
         <w:spacing w:before="120" w:after="120"/>
         <w:rPr>
-          <w:highlight w:val="yellow"/>
+          <w:highlight w:val="green"/>
         </w:rPr>
       </w:pPr>
       <w:r>
@@ -4097,25 +3629,16 @@
           <w:rFonts w:ascii="Calibri" w:hAnsi="Calibri"/>
           <w:b/>
           <w:color w:val="C55A11"/>
-          <w:highlight w:val="yellow"/>
-        </w:rPr>
-        <w:t>✅</w:t>
-      </w:r>
-      <w:r>
-        <w:rPr>
-          <w:rFonts w:ascii="Calibri" w:hAnsi="Calibri"/>
-          <w:b/>
-          <w:color w:val="C55A11"/>
-          <w:highlight w:val="yellow"/>
-        </w:rPr>
-        <w:t xml:space="preserve"> Entregable: </w:t>
+          <w:highlight w:val="green"/>
+        </w:rPr>
+        <w:t xml:space="preserve">✅ Entregable: </w:t>
       </w:r>
       <w:r>
         <w:rPr>
           <w:rFonts w:ascii="Calibri" w:hAnsi="Calibri"/>
           <w:i/>
           <w:color w:val="C55A11"/>
-          <w:highlight w:val="yellow"/>
+          <w:highlight w:val="green"/>
         </w:rPr>
         <w:t>Funciones de limpieza y los datos con textos corregidos.</w:t>
       </w:r>
@@ -4127,7 +3650,7 @@
         </w:pBdr>
         <w:spacing w:before="320" w:after="80"/>
         <w:rPr>
-          <w:highlight w:val="yellow"/>
+          <w:highlight w:val="green"/>
         </w:rPr>
       </w:pPr>
       <w:r>
@@ -4136,7 +3659,7 @@
           <w:b/>
           <w:color w:val="FFFFFF"/>
           <w:sz w:val="26"/>
-          <w:highlight w:val="yellow"/>
+          <w:highlight w:val="green"/>
         </w:rPr>
         <w:lastRenderedPageBreak/>
         <w:t xml:space="preserve">FASE 4  </w:t>
@@ -4147,7 +3670,7 @@
           <w:b/>
           <w:color w:val="1A376C"/>
           <w:sz w:val="26"/>
-          <w:highlight w:val="yellow"/>
+          <w:highlight w:val="green"/>
         </w:rPr>
         <w:t>LIMPIEZA DE VALORES VACÍOS Y TIPOS</w:t>
       </w:r>
@@ -4156,7 +3679,7 @@
       <w:pPr>
         <w:spacing w:before="200" w:after="40"/>
         <w:rPr>
-          <w:highlight w:val="yellow"/>
+          <w:highlight w:val="green"/>
         </w:rPr>
       </w:pPr>
       <w:r>
@@ -4165,7 +3688,7 @@
           <w:b/>
           <w:color w:val="215CA0"/>
           <w:sz w:val="24"/>
-          <w:highlight w:val="yellow"/>
+          <w:highlight w:val="green"/>
         </w:rPr>
         <w:t>Objetivo</w:t>
       </w:r>
@@ -4174,13 +3697,13 @@
       <w:pPr>
         <w:spacing w:after="80"/>
         <w:rPr>
-          <w:highlight w:val="yellow"/>
-        </w:rPr>
-      </w:pPr>
-      <w:r>
-        <w:rPr>
-          <w:rFonts w:ascii="Calibri" w:hAnsi="Calibri"/>
-          <w:highlight w:val="yellow"/>
+          <w:highlight w:val="green"/>
+        </w:rPr>
+      </w:pPr>
+      <w:r>
+        <w:rPr>
+          <w:rFonts w:ascii="Calibri" w:hAnsi="Calibri"/>
+          <w:highlight w:val="green"/>
         </w:rPr>
         <w:t>Tratar los valores vacíos y asegurar que cada campo tiene el tipo de dato correcto.</w:t>
       </w:r>
@@ -4189,7 +3712,7 @@
       <w:pPr>
         <w:spacing w:before="200" w:after="40"/>
         <w:rPr>
-          <w:highlight w:val="yellow"/>
+          <w:highlight w:val="green"/>
         </w:rPr>
       </w:pPr>
       <w:r>
@@ -4198,7 +3721,7 @@
           <w:b/>
           <w:color w:val="215CA0"/>
           <w:sz w:val="24"/>
-          <w:highlight w:val="yellow"/>
+          <w:highlight w:val="green"/>
         </w:rPr>
         <w:t>Tareas</w:t>
       </w:r>
@@ -4208,13 +3731,13 @@
         <w:pStyle w:val="Listaconnmeros"/>
         <w:spacing w:after="60"/>
         <w:rPr>
-          <w:highlight w:val="yellow"/>
-        </w:rPr>
-      </w:pPr>
-      <w:r>
-        <w:rPr>
-          <w:rFonts w:ascii="Calibri" w:hAnsi="Calibri"/>
-          <w:highlight w:val="yellow"/>
+          <w:highlight w:val="green"/>
+        </w:rPr>
+      </w:pPr>
+      <w:r>
+        <w:rPr>
+          <w:rFonts w:ascii="Calibri" w:hAnsi="Calibri"/>
+          <w:highlight w:val="green"/>
         </w:rPr>
         <w:t>Define las reglas para cada campo de cada fichero. Para cada campo, decide:</w:t>
       </w:r>
@@ -4225,13 +3748,13 @@
         <w:spacing w:after="40"/>
         <w:ind w:left="1020"/>
         <w:rPr>
-          <w:highlight w:val="yellow"/>
-        </w:rPr>
-      </w:pPr>
-      <w:r>
-        <w:rPr>
-          <w:rFonts w:ascii="Calibri" w:hAnsi="Calibri"/>
-          <w:highlight w:val="yellow"/>
+          <w:highlight w:val="green"/>
+        </w:rPr>
+      </w:pPr>
+      <w:r>
+        <w:rPr>
+          <w:rFonts w:ascii="Calibri" w:hAnsi="Calibri"/>
+          <w:highlight w:val="green"/>
         </w:rPr>
         <w:t>¿Qué tipo de dato debe tener? (texto, entero, decimal...)</w:t>
       </w:r>
@@ -4242,13 +3765,13 @@
         <w:spacing w:after="40"/>
         <w:ind w:left="1020"/>
         <w:rPr>
-          <w:highlight w:val="yellow"/>
-        </w:rPr>
-      </w:pPr>
-      <w:r>
-        <w:rPr>
-          <w:rFonts w:ascii="Calibri" w:hAnsi="Calibri"/>
-          <w:highlight w:val="yellow"/>
+          <w:highlight w:val="green"/>
+        </w:rPr>
+      </w:pPr>
+      <w:r>
+        <w:rPr>
+          <w:rFonts w:ascii="Calibri" w:hAnsi="Calibri"/>
+          <w:highlight w:val="green"/>
         </w:rPr>
         <w:t>Si está vacío: ¿rellenar con un valor por defecto? ¿marcarlo como "SIN DATOS"? ¿eliminar el registro?</w:t>
       </w:r>
@@ -4257,22 +3780,15 @@
       <w:pPr>
         <w:spacing w:after="80"/>
         <w:rPr>
-          <w:highlight w:val="yellow"/>
-        </w:rPr>
-      </w:pPr>
-      <w:r>
-        <w:rPr>
-          <w:rFonts w:ascii="Calibri" w:hAnsi="Calibri"/>
-          <w:highlight w:val="yellow"/>
-        </w:rPr>
-        <w:t xml:space="preserve">Documenta estas </w:t>
-      </w:r>
-      <w:r>
-        <w:rPr>
-          <w:rFonts w:ascii="Calibri" w:hAnsi="Calibri"/>
-          <w:highlight w:val="yellow"/>
-        </w:rPr>
-        <w:t>reglas como comentarios en tu código o en un diccionario.</w:t>
+          <w:highlight w:val="green"/>
+        </w:rPr>
+      </w:pPr>
+      <w:r>
+        <w:rPr>
+          <w:rFonts w:ascii="Calibri" w:hAnsi="Calibri"/>
+          <w:highlight w:val="green"/>
+        </w:rPr>
+        <w:t>Documenta estas reglas como comentarios en tu código o en un diccionario.</w:t>
       </w:r>
     </w:p>
     <w:p>
@@ -4280,13 +3796,13 @@
         <w:pStyle w:val="Listaconnmeros"/>
         <w:spacing w:after="60"/>
         <w:rPr>
-          <w:highlight w:val="yellow"/>
-        </w:rPr>
-      </w:pPr>
-      <w:r>
-        <w:rPr>
-          <w:rFonts w:ascii="Calibri" w:hAnsi="Calibri"/>
-          <w:highlight w:val="yellow"/>
+          <w:highlight w:val="green"/>
+        </w:rPr>
+      </w:pPr>
+      <w:r>
+        <w:rPr>
+          <w:rFonts w:ascii="Calibri" w:hAnsi="Calibri"/>
+          <w:highlight w:val="green"/>
         </w:rPr>
         <w:t>Crea una función limpiar_valor_numerico(valor) que:</w:t>
       </w:r>
@@ -4297,13 +3813,13 @@
         <w:spacing w:after="40"/>
         <w:ind w:left="1020"/>
         <w:rPr>
-          <w:highlight w:val="yellow"/>
-        </w:rPr>
-      </w:pPr>
-      <w:r>
-        <w:rPr>
-          <w:rFonts w:ascii="Calibri" w:hAnsi="Calibri"/>
-          <w:highlight w:val="yellow"/>
+          <w:highlight w:val="green"/>
+        </w:rPr>
+      </w:pPr>
+      <w:r>
+        <w:rPr>
+          <w:rFonts w:ascii="Calibri" w:hAnsi="Calibri"/>
+          <w:highlight w:val="green"/>
         </w:rPr>
         <w:t>Reciba un valor que debería ser numérico pero puede venir como texto con símbolos ("15.000€", "15,000", "$500").</w:t>
       </w:r>
@@ -4314,22 +3830,15 @@
         <w:spacing w:after="40"/>
         <w:ind w:left="1020"/>
         <w:rPr>
-          <w:highlight w:val="yellow"/>
-        </w:rPr>
-      </w:pPr>
-      <w:r>
-        <w:rPr>
-          <w:rFonts w:ascii="Calibri" w:hAnsi="Calibri"/>
-          <w:highlight w:val="yellow"/>
-        </w:rPr>
-        <w:t>Elimine símbolos de moneda (€, $)</w:t>
-      </w:r>
-      <w:r>
-        <w:rPr>
-          <w:rFonts w:ascii="Calibri" w:hAnsi="Calibri"/>
-          <w:highlight w:val="yellow"/>
-        </w:rPr>
-        <w:t xml:space="preserve"> y separadores de miles.</w:t>
+          <w:highlight w:val="green"/>
+        </w:rPr>
+      </w:pPr>
+      <w:r>
+        <w:rPr>
+          <w:rFonts w:ascii="Calibri" w:hAnsi="Calibri"/>
+          <w:highlight w:val="green"/>
+        </w:rPr>
+        <w:t>Elimine símbolos de moneda (€, $) y separadores de miles.</w:t>
       </w:r>
     </w:p>
     <w:p>
@@ -4338,13 +3847,13 @@
         <w:spacing w:after="40"/>
         <w:ind w:left="1020"/>
         <w:rPr>
-          <w:highlight w:val="yellow"/>
-        </w:rPr>
-      </w:pPr>
-      <w:r>
-        <w:rPr>
-          <w:rFonts w:ascii="Calibri" w:hAnsi="Calibri"/>
-          <w:highlight w:val="yellow"/>
+          <w:highlight w:val="green"/>
+        </w:rPr>
+      </w:pPr>
+      <w:r>
+        <w:rPr>
+          <w:rFonts w:ascii="Calibri" w:hAnsi="Calibri"/>
+          <w:highlight w:val="green"/>
         </w:rPr>
         <w:t>Convierta comas decimales a puntos si es necesario.</w:t>
       </w:r>
@@ -4355,13 +3864,13 @@
         <w:spacing w:after="40"/>
         <w:ind w:left="1020"/>
         <w:rPr>
-          <w:highlight w:val="yellow"/>
-        </w:rPr>
-      </w:pPr>
-      <w:r>
-        <w:rPr>
-          <w:rFonts w:ascii="Calibri" w:hAnsi="Calibri"/>
-          <w:highlight w:val="yellow"/>
+          <w:highlight w:val="green"/>
+        </w:rPr>
+      </w:pPr>
+      <w:r>
+        <w:rPr>
+          <w:rFonts w:ascii="Calibri" w:hAnsi="Calibri"/>
+          <w:highlight w:val="green"/>
         </w:rPr>
         <w:t>Devuelva el número como int o float según corresponda.</w:t>
       </w:r>
@@ -4372,13 +3881,13 @@
         <w:spacing w:after="40"/>
         <w:ind w:left="1020"/>
         <w:rPr>
-          <w:highlight w:val="yellow"/>
-        </w:rPr>
-      </w:pPr>
-      <w:r>
-        <w:rPr>
-          <w:rFonts w:ascii="Calibri" w:hAnsi="Calibri"/>
-          <w:highlight w:val="yellow"/>
+          <w:highlight w:val="green"/>
+        </w:rPr>
+      </w:pPr>
+      <w:r>
+        <w:rPr>
+          <w:rFonts w:ascii="Calibri" w:hAnsi="Calibri"/>
+          <w:highlight w:val="green"/>
         </w:rPr>
         <w:t>Si no se puede convertir, devuelva None.</w:t>
       </w:r>
@@ -4388,13 +3897,13 @@
         <w:pStyle w:val="Listaconnmeros"/>
         <w:spacing w:after="60"/>
         <w:rPr>
-          <w:highlight w:val="yellow"/>
-        </w:rPr>
-      </w:pPr>
-      <w:r>
-        <w:rPr>
-          <w:rFonts w:ascii="Calibri" w:hAnsi="Calibri"/>
-          <w:highlight w:val="yellow"/>
+          <w:highlight w:val="green"/>
+        </w:rPr>
+      </w:pPr>
+      <w:r>
+        <w:rPr>
+          <w:rFonts w:ascii="Calibri" w:hAnsi="Calibri"/>
+          <w:highlight w:val="green"/>
         </w:rPr>
         <w:t>Aplica la conversión de tipos a todos los campos numéricos.</w:t>
       </w:r>
@@ -4403,37 +3912,22 @@
       <w:pPr>
         <w:pStyle w:val="Listaconnmeros"/>
         <w:spacing w:after="60"/>
-        <w:rPr>
-          <w:highlight w:val="yellow"/>
-        </w:rPr>
-      </w:pPr>
-      <w:r>
-        <w:rPr>
-          <w:rFonts w:ascii="Calibri" w:hAnsi="Calibri"/>
-          <w:highlight w:val="yellow"/>
-        </w:rPr>
-        <w:t>Aplica el tratamiento d</w:t>
-      </w:r>
-      <w:r>
-        <w:rPr>
-          <w:rFonts w:ascii="Calibri" w:hAnsi="Calibri"/>
-          <w:highlight w:val="yellow"/>
-        </w:rPr>
-        <w:t>e valores vacíos según las reglas definidas.</w:t>
+      </w:pPr>
+      <w:r>
+        <w:rPr>
+          <w:rFonts w:ascii="Calibri" w:hAnsi="Calibri"/>
+        </w:rPr>
+        <w:t>Aplica el tratamiento de valores vacíos según las reglas definidas.</w:t>
       </w:r>
     </w:p>
     <w:p>
       <w:pPr>
         <w:pStyle w:val="Listaconnmeros"/>
         <w:spacing w:after="60"/>
-        <w:rPr>
-          <w:highlight w:val="yellow"/>
-        </w:rPr>
-      </w:pPr>
-      <w:r>
-        <w:rPr>
-          <w:rFonts w:ascii="Calibri" w:hAnsi="Calibri"/>
-          <w:highlight w:val="yellow"/>
+      </w:pPr>
+      <w:r>
+        <w:rPr>
+          <w:rFonts w:ascii="Calibri" w:hAnsi="Calibri"/>
         </w:rPr>
         <w:t>Imprime un resumen de las acciones realizadas:</w:t>
       </w:r>
@@ -4443,16 +3937,12 @@
         <w:shd w:val="clear" w:color="auto" w:fill="F0F0F0"/>
         <w:spacing w:after="40"/>
         <w:ind w:left="567" w:right="567"/>
-        <w:rPr>
-          <w:highlight w:val="yellow"/>
-        </w:rPr>
       </w:pPr>
       <w:r>
         <w:rPr>
           <w:rFonts w:ascii="Courier New" w:hAnsi="Courier New"/>
           <w:color w:val="1A1A2E"/>
           <w:sz w:val="19"/>
-          <w:highlight w:val="yellow"/>
         </w:rPr>
         <w:t>artistas.csv &gt; cache_eur: 5 valores convertidos a número</w:t>
       </w:r>
@@ -4468,7 +3958,6 @@
           <w:rFonts w:ascii="Courier New" w:hAnsi="Courier New"/>
           <w:color w:val="1A1A2E"/>
           <w:sz w:val="19"/>
-          <w:highlight w:val="yellow"/>
         </w:rPr>
         <w:t>artistas.csv &gt; email_manager: 32 vacíos → marcados como 'SIN DATOS'</w:t>
       </w:r>
@@ -4485,15 +3974,7 @@
           <w:color w:val="1E6B42"/>
           <w:sz w:val="20"/>
         </w:rPr>
-        <w:t>💡</w:t>
-      </w:r>
-      <w:r>
-        <w:rPr>
-          <w:rFonts w:ascii="Calibri" w:hAnsi="Calibri"/>
-          <w:color w:val="1E6B42"/>
-          <w:sz w:val="20"/>
-        </w:rPr>
-        <w:t xml:space="preserve"> Pistas:</w:t>
+        <w:t>💡 Pistas:</w:t>
       </w:r>
     </w:p>
     <w:p>
@@ -4509,8 +3990,15 @@
           <w:color w:val="1E6B42"/>
           <w:sz w:val="20"/>
         </w:rPr>
-        <w:t xml:space="preserve">    Para limpiar un número: </w:t>
-      </w:r>
+        <w:t xml:space="preserve">    Para limpiar un número: str(valor).strip().replace('€','').replace('$','').replace('.','').replace(',','.')</w:t>
+      </w:r>
+    </w:p>
+    <w:p>
+      <w:pPr>
+        <w:shd w:val="clear" w:color="auto" w:fill="E8F5EC"/>
+        <w:spacing w:after="20"/>
+        <w:ind w:left="454" w:right="454"/>
+      </w:pPr>
       <w:r>
         <w:rPr>
           <w:rFonts w:ascii="Calibri" w:hAnsi="Calibri"/>
@@ -4518,7 +4006,7 @@
           <w:color w:val="1E6B42"/>
           <w:sz w:val="20"/>
         </w:rPr>
-        <w:t>str(valor).strip().replace('€','').replace('$','').replace('.','').replace(',','.')</w:t>
+        <w:t xml:space="preserve">      Ojo con el orden: elimina el punto de miles ANTES de convertir la coma decimal a punto.</w:t>
       </w:r>
     </w:p>
     <w:p>
@@ -4534,7 +4022,7 @@
           <w:color w:val="1E6B42"/>
           <w:sz w:val="20"/>
         </w:rPr>
-        <w:t xml:space="preserve">      Ojo con el orden: elimina el punto de miles ANTES de convertir la coma decimal a punto.</w:t>
+        <w:t xml:space="preserve">    Usa try/except ValueError cuando hagas float() o int() para capturar valores que no son convertibles.</w:t>
       </w:r>
     </w:p>
     <w:p>
@@ -4550,8 +4038,15 @@
           <w:color w:val="1E6B42"/>
           <w:sz w:val="20"/>
         </w:rPr>
-        <w:t xml:space="preserve">    Usa try/except ValueError cuando hagas float() o int() para capturar valor</w:t>
-      </w:r>
+        <w:t xml:space="preserve">    Un campo es 'crítico' si sin él el registro no tiene sentido (ej: el nombre de un artista).</w:t>
+      </w:r>
+    </w:p>
+    <w:p>
+      <w:pPr>
+        <w:shd w:val="clear" w:color="auto" w:fill="E8F5EC"/>
+        <w:spacing w:after="20"/>
+        <w:ind w:left="454" w:right="454"/>
+      </w:pPr>
       <w:r>
         <w:rPr>
           <w:rFonts w:ascii="Calibri" w:hAnsi="Calibri"/>
@@ -4559,38 +4054,6 @@
           <w:color w:val="1E6B42"/>
           <w:sz w:val="20"/>
         </w:rPr>
-        <w:t>es que no son convertibles.</w:t>
-      </w:r>
-    </w:p>
-    <w:p>
-      <w:pPr>
-        <w:shd w:val="clear" w:color="auto" w:fill="E8F5EC"/>
-        <w:spacing w:after="20"/>
-        <w:ind w:left="454" w:right="454"/>
-      </w:pPr>
-      <w:r>
-        <w:rPr>
-          <w:rFonts w:ascii="Calibri" w:hAnsi="Calibri"/>
-          <w:i/>
-          <w:color w:val="1E6B42"/>
-          <w:sz w:val="20"/>
-        </w:rPr>
-        <w:t xml:space="preserve">    Un campo es 'crítico' si sin él el registro no tiene sentido (ej: el nombre de un artista).</w:t>
-      </w:r>
-    </w:p>
-    <w:p>
-      <w:pPr>
-        <w:shd w:val="clear" w:color="auto" w:fill="E8F5EC"/>
-        <w:spacing w:after="20"/>
-        <w:ind w:left="454" w:right="454"/>
-      </w:pPr>
-      <w:r>
-        <w:rPr>
-          <w:rFonts w:ascii="Calibri" w:hAnsi="Calibri"/>
-          <w:i/>
-          <w:color w:val="1E6B42"/>
-          <w:sz w:val="20"/>
-        </w:rPr>
         <w:t xml:space="preserve">      En ese caso, eliminar el registro puede ser la decisión correcta. Documéntalo.</w:t>
       </w:r>
     </w:p>
@@ -4604,15 +4067,7 @@
           <w:b/>
           <w:color w:val="C55A11"/>
         </w:rPr>
-        <w:t>✅</w:t>
-      </w:r>
-      <w:r>
-        <w:rPr>
-          <w:rFonts w:ascii="Calibri" w:hAnsi="Calibri"/>
-          <w:b/>
-          <w:color w:val="C55A11"/>
-        </w:rPr>
-        <w:t xml:space="preserve"> Entregable: </w:t>
+        <w:t xml:space="preserve">✅ Entregable: </w:t>
       </w:r>
       <w:r>
         <w:rPr>
@@ -4620,15 +4075,7 @@
           <w:i/>
           <w:color w:val="C55A11"/>
         </w:rPr>
-        <w:t>Datos con tipos correctos y valor</w:t>
-      </w:r>
-      <w:r>
-        <w:rPr>
-          <w:rFonts w:ascii="Calibri" w:hAnsi="Calibri"/>
-          <w:i/>
-          <w:color w:val="C55A11"/>
-        </w:rPr>
-        <w:t>es vacíos tratados.</w:t>
+        <w:t>Datos con tipos correctos y valores vacíos tratados.</w:t>
       </w:r>
     </w:p>
     <w:p>
@@ -4670,8 +4117,6 @@
         </w:rPr>
         <w:t>Objetivo</w:t>
       </w:r>
-      <w:bookmarkStart w:id="0" w:name="_GoBack"/>
-      <w:bookmarkEnd w:id="0"/>
     </w:p>
     <w:p>
       <w:pPr>
@@ -4702,10 +4147,14 @@
       <w:pPr>
         <w:pStyle w:val="Listaconnmeros"/>
         <w:spacing w:after="60"/>
-      </w:pPr>
-      <w:r>
-        <w:rPr>
-          <w:rFonts w:ascii="Calibri" w:hAnsi="Calibri"/>
+        <w:rPr>
+          <w:highlight w:val="green"/>
+        </w:rPr>
+      </w:pPr>
+      <w:r>
+        <w:rPr>
+          <w:rFonts w:ascii="Calibri" w:hAnsi="Calibri"/>
+          <w:highlight w:val="green"/>
         </w:rPr>
         <w:t>Identifica todos los campos que son 'categorías' (valores de un conjunto limitado).</w:t>
       </w:r>
@@ -4715,12 +4164,14 @@
         <w:rPr>
           <w:rFonts w:ascii="Calibri" w:hAnsi="Calibri"/>
           <w:b/>
+          <w:highlight w:val="green"/>
         </w:rPr>
         <w:t xml:space="preserve">Opción A: </w:t>
       </w:r>
       <w:r>
         <w:rPr>
           <w:rFonts w:ascii="Calibri" w:hAnsi="Calibri"/>
+          <w:highlight w:val="green"/>
         </w:rPr>
         <w:t>genero_musical, pais, escenario, tipo_entrada, metodo_pago, categoria (patrocinador).</w:t>
       </w:r>
@@ -4780,15 +4231,22 @@
           <w:color w:val="1A1A2E"/>
           <w:sz w:val="19"/>
         </w:rPr>
-        <w:t xml:space="preserve">    "</w:t>
-      </w:r>
+        <w:t xml:space="preserve">    "rock":         "Rock",</w:t>
+      </w:r>
+    </w:p>
+    <w:p>
+      <w:pPr>
+        <w:shd w:val="clear" w:color="auto" w:fill="F0F0F0"/>
+        <w:spacing w:after="40"/>
+        <w:ind w:left="567" w:right="567"/>
+      </w:pPr>
       <w:r>
         <w:rPr>
           <w:rFonts w:ascii="Courier New" w:hAnsi="Courier New"/>
           <w:color w:val="1A1A2E"/>
           <w:sz w:val="19"/>
         </w:rPr>
-        <w:t>rock":         "Rock",</w:t>
+        <w:t xml:space="preserve">    "rokc":         "Rock",   # typo</w:t>
       </w:r>
     </w:p>
     <w:p>
@@ -4803,7 +4261,7 @@
           <w:color w:val="1A1A2E"/>
           <w:sz w:val="19"/>
         </w:rPr>
-        <w:t xml:space="preserve">    "rokc":         "Rock",   # typo</w:t>
+        <w:t xml:space="preserve">    "electro":      "Electrónica",</w:t>
       </w:r>
     </w:p>
     <w:p>
@@ -4818,7 +4276,7 @@
           <w:color w:val="1A1A2E"/>
           <w:sz w:val="19"/>
         </w:rPr>
-        <w:t xml:space="preserve">    "electro":      "Electrónica",</w:t>
+        <w:t xml:space="preserve">    "electronica":  "Electrónica",</w:t>
       </w:r>
     </w:p>
     <w:p>
@@ -4833,7 +4291,58 @@
           <w:color w:val="1A1A2E"/>
           <w:sz w:val="19"/>
         </w:rPr>
-        <w:t xml:space="preserve">    "electronica":  "Electrónica",</w:t>
+        <w:t xml:space="preserve">    ...}</w:t>
+      </w:r>
+    </w:p>
+    <w:p>
+      <w:pPr>
+        <w:pStyle w:val="Listaconnmeros"/>
+        <w:spacing w:after="60"/>
+      </w:pPr>
+      <w:r>
+        <w:rPr>
+          <w:rFonts w:ascii="Calibri" w:hAnsi="Calibri"/>
+        </w:rPr>
+        <w:t>Crea una función normalizar_categoria(valor, diccionario_mapeo) que:</w:t>
+      </w:r>
+    </w:p>
+    <w:p>
+      <w:pPr>
+        <w:pStyle w:val="Listaconvietas"/>
+        <w:spacing w:after="40"/>
+        <w:ind w:left="1020"/>
+      </w:pPr>
+      <w:r>
+        <w:rPr>
+          <w:rFonts w:ascii="Calibri" w:hAnsi="Calibri"/>
+        </w:rPr>
+        <w:t>Busque el valor (en minúsculas y sin espacios extra) en el diccionario.</w:t>
+      </w:r>
+    </w:p>
+    <w:p>
+      <w:pPr>
+        <w:pStyle w:val="Listaconvietas"/>
+        <w:spacing w:after="40"/>
+        <w:ind w:left="1020"/>
+      </w:pPr>
+      <w:r>
+        <w:rPr>
+          <w:rFonts w:ascii="Calibri" w:hAnsi="Calibri"/>
+        </w:rPr>
+        <w:t>Devuelva el valor normalizado si lo encuentra.</w:t>
+      </w:r>
+    </w:p>
+    <w:p>
+      <w:pPr>
+        <w:pStyle w:val="Listaconvietas"/>
+        <w:spacing w:after="40"/>
+        <w:ind w:left="1020"/>
+      </w:pPr>
+      <w:r>
+        <w:rPr>
+          <w:rFonts w:ascii="Calibri" w:hAnsi="Calibri"/>
+        </w:rPr>
+        <w:t>Si no encuentra coincidencia, devuelva el valor original e imprima un aviso:</w:t>
       </w:r>
     </w:p>
     <w:p>
@@ -4848,7 +4357,7 @@
           <w:color w:val="1A1A2E"/>
           <w:sz w:val="19"/>
         </w:rPr>
-        <w:t xml:space="preserve">    ...}</w:t>
+        <w:t xml:space="preserve">    AVISO: valor no reconocido en genero_musical → 'folk-electrónico'</w:t>
       </w:r>
     </w:p>
     <w:p>
@@ -4860,52 +4369,19 @@
         <w:rPr>
           <w:rFonts w:ascii="Calibri" w:hAnsi="Calibri"/>
         </w:rPr>
-        <w:t>Crea una función normalizar_categoria(valor, diccionario_mapeo) que:</w:t>
-      </w:r>
-    </w:p>
-    <w:p>
-      <w:pPr>
-        <w:pStyle w:val="Listaconvietas"/>
-        <w:spacing w:after="40"/>
-        <w:ind w:left="1020"/>
-      </w:pPr>
-      <w:r>
-        <w:rPr>
-          <w:rFonts w:ascii="Calibri" w:hAnsi="Calibri"/>
-        </w:rPr>
-        <w:t>Busque el valor (en minúsculas y sin espacios ex</w:t>
-      </w:r>
-      <w:r>
-        <w:rPr>
-          <w:rFonts w:ascii="Calibri" w:hAnsi="Calibri"/>
-        </w:rPr>
-        <w:t>tra) en el diccionario.</w:t>
-      </w:r>
-    </w:p>
-    <w:p>
-      <w:pPr>
-        <w:pStyle w:val="Listaconvietas"/>
-        <w:spacing w:after="40"/>
-        <w:ind w:left="1020"/>
-      </w:pPr>
-      <w:r>
-        <w:rPr>
-          <w:rFonts w:ascii="Calibri" w:hAnsi="Calibri"/>
-        </w:rPr>
-        <w:t>Devuelva el valor normalizado si lo encuentra.</w:t>
-      </w:r>
-    </w:p>
-    <w:p>
-      <w:pPr>
-        <w:pStyle w:val="Listaconvietas"/>
-        <w:spacing w:after="40"/>
-        <w:ind w:left="1020"/>
-      </w:pPr>
-      <w:r>
-        <w:rPr>
-          <w:rFonts w:ascii="Calibri" w:hAnsi="Calibri"/>
-        </w:rPr>
-        <w:t>Si no encuentra coincidencia, devuelva el valor original e imprima un aviso:</w:t>
+        <w:t>Aplica la normalización a todos los campos de categoría.</w:t>
+      </w:r>
+    </w:p>
+    <w:p>
+      <w:pPr>
+        <w:pStyle w:val="Listaconnmeros"/>
+        <w:spacing w:after="60"/>
+      </w:pPr>
+      <w:r>
+        <w:rPr>
+          <w:rFonts w:ascii="Calibri" w:hAnsi="Calibri"/>
+        </w:rPr>
+        <w:t>Imprime un resumen de valores únicos ANTES y DESPUÉS de normalizar:</w:t>
       </w:r>
     </w:p>
     <w:p>
@@ -4920,37 +4396,7 @@
           <w:color w:val="1A1A2E"/>
           <w:sz w:val="19"/>
         </w:rPr>
-        <w:t xml:space="preserve">    AVISO: valor no reconocido en genero_musical → 'folk-electrónico'</w:t>
-      </w:r>
-    </w:p>
-    <w:p>
-      <w:pPr>
-        <w:pStyle w:val="Listaconnmeros"/>
-        <w:spacing w:after="60"/>
-      </w:pPr>
-      <w:r>
-        <w:rPr>
-          <w:rFonts w:ascii="Calibri" w:hAnsi="Calibri"/>
-        </w:rPr>
-        <w:t>Aplica la normalización a todos los ca</w:t>
-      </w:r>
-      <w:r>
-        <w:rPr>
-          <w:rFonts w:ascii="Calibri" w:hAnsi="Calibri"/>
-        </w:rPr>
-        <w:t>mpos de categoría.</w:t>
-      </w:r>
-    </w:p>
-    <w:p>
-      <w:pPr>
-        <w:pStyle w:val="Listaconnmeros"/>
-        <w:spacing w:after="60"/>
-      </w:pPr>
-      <w:r>
-        <w:rPr>
-          <w:rFonts w:ascii="Calibri" w:hAnsi="Calibri"/>
-        </w:rPr>
-        <w:t>Imprime un resumen de valores únicos ANTES y DESPUÉS de normalizar:</w:t>
+        <w:t>genero_musical ANTES: Rock, rock, ROCK, Rokc, Electrónica, electro, electronica...</w:t>
       </w:r>
     </w:p>
     <w:p>
@@ -4965,21 +4411,6 @@
           <w:color w:val="1A1A2E"/>
           <w:sz w:val="19"/>
         </w:rPr>
-        <w:t>genero_musical ANTES: Rock, rock, ROCK, Rokc, Electrónica, electro, electronica...</w:t>
-      </w:r>
-    </w:p>
-    <w:p>
-      <w:pPr>
-        <w:shd w:val="clear" w:color="auto" w:fill="F0F0F0"/>
-        <w:spacing w:after="40"/>
-        <w:ind w:left="567" w:right="567"/>
-      </w:pPr>
-      <w:r>
-        <w:rPr>
-          <w:rFonts w:ascii="Courier New" w:hAnsi="Courier New"/>
-          <w:color w:val="1A1A2E"/>
-          <w:sz w:val="19"/>
-        </w:rPr>
         <w:t>genero_musical DESPUÉS: Rock, Electrónica, Pop, Jazz...</w:t>
       </w:r>
     </w:p>
@@ -4995,15 +4426,7 @@
           <w:color w:val="1E6B42"/>
           <w:sz w:val="20"/>
         </w:rPr>
-        <w:t>💡</w:t>
-      </w:r>
-      <w:r>
-        <w:rPr>
-          <w:rFonts w:ascii="Calibri" w:hAnsi="Calibri"/>
-          <w:color w:val="1E6B42"/>
-          <w:sz w:val="20"/>
-        </w:rPr>
-        <w:t xml:space="preserve"> Pistas:</w:t>
+        <w:t>💡 Pistas:</w:t>
       </w:r>
     </w:p>
     <w:p>
@@ -5051,8 +4474,15 @@
           <w:color w:val="1E6B42"/>
           <w:sz w:val="20"/>
         </w:rPr>
-        <w:t xml:space="preserve">      Imprime el set, observa las variaciones y construye el map</w:t>
-      </w:r>
+        <w:t xml:space="preserve">      Imprime el set, observa las variaciones y construye el mapeo.</w:t>
+      </w:r>
+    </w:p>
+    <w:p>
+      <w:pPr>
+        <w:shd w:val="clear" w:color="auto" w:fill="E8F5EC"/>
+        <w:spacing w:after="20"/>
+        <w:ind w:left="454" w:right="454"/>
+      </w:pPr>
       <w:r>
         <w:rPr>
           <w:rFonts w:ascii="Calibri" w:hAnsi="Calibri"/>
@@ -5060,22 +4490,6 @@
           <w:color w:val="1E6B42"/>
           <w:sz w:val="20"/>
         </w:rPr>
-        <w:t>eo.</w:t>
-      </w:r>
-    </w:p>
-    <w:p>
-      <w:pPr>
-        <w:shd w:val="clear" w:color="auto" w:fill="E8F5EC"/>
-        <w:spacing w:after="20"/>
-        <w:ind w:left="454" w:right="454"/>
-      </w:pPr>
-      <w:r>
-        <w:rPr>
-          <w:rFonts w:ascii="Calibri" w:hAnsi="Calibri"/>
-          <w:i/>
-          <w:color w:val="1E6B42"/>
-          <w:sz w:val="20"/>
-        </w:rPr>
         <w:t xml:space="preserve">    Busca siempre en minúsculas: diccionario.get(valor.lower().strip(), valor)</w:t>
       </w:r>
     </w:p>
@@ -5089,15 +4503,7 @@
           <w:b/>
           <w:color w:val="C55A11"/>
         </w:rPr>
-        <w:t>✅</w:t>
-      </w:r>
-      <w:r>
-        <w:rPr>
-          <w:rFonts w:ascii="Calibri" w:hAnsi="Calibri"/>
-          <w:b/>
-          <w:color w:val="C55A11"/>
-        </w:rPr>
-        <w:t xml:space="preserve"> Entregable: </w:t>
+        <w:t xml:space="preserve">✅ Entregable: </w:t>
       </w:r>
       <w:r>
         <w:rPr>
@@ -5156,13 +4562,7 @@
         <w:rPr>
           <w:rFonts w:ascii="Calibri" w:hAnsi="Calibri"/>
         </w:rPr>
-        <w:t xml:space="preserve">Unificar todos los formatos de fecha a un único formato estándar: </w:t>
-      </w:r>
-      <w:r>
-        <w:rPr>
-          <w:rFonts w:ascii="Calibri" w:hAnsi="Calibri"/>
-        </w:rPr>
-        <w:t>DD/MM/AAAA.</w:t>
+        <w:t>Unificar todos los formatos de fecha a un único formato estándar: DD/MM/AAAA.</w:t>
       </w:r>
     </w:p>
     <w:p>
@@ -5361,14 +4761,7 @@
                 <w:rFonts w:ascii="Calibri" w:hAnsi="Calibri"/>
                 <w:sz w:val="20"/>
               </w:rPr>
-              <w:t xml:space="preserve">Contiene '/' y el primer </w:t>
-            </w:r>
-            <w:r>
-              <w:rPr>
-                <w:rFonts w:ascii="Calibri" w:hAnsi="Calibri"/>
-                <w:sz w:val="20"/>
-              </w:rPr>
-              <w:t>trozo tiene 1-2 dígitos</w:t>
+              <w:t>Contiene '/' y el primer trozo tiene 1-2 dígitos</w:t>
             </w:r>
           </w:p>
         </w:tc>
@@ -5568,14 +4961,7 @@
                 <w:rFonts w:ascii="Calibri" w:hAnsi="Calibri"/>
                 <w:sz w:val="20"/>
               </w:rPr>
-              <w:t xml:space="preserve">Contiene '-' y </w:t>
-            </w:r>
-            <w:r>
-              <w:rPr>
-                <w:rFonts w:ascii="Calibri" w:hAnsi="Calibri"/>
-                <w:sz w:val="20"/>
-              </w:rPr>
-              <w:t>el primer trozo tiene 1-2 dígitos</w:t>
+              <w:t>Contiene '-' y el primer trozo tiene 1-2 dígitos</w:t>
             </w:r>
           </w:p>
         </w:tc>
@@ -5828,15 +5214,7 @@
           <w:color w:val="1E6B42"/>
           <w:sz w:val="20"/>
         </w:rPr>
-        <w:t>💡</w:t>
-      </w:r>
-      <w:r>
-        <w:rPr>
-          <w:rFonts w:ascii="Calibri" w:hAnsi="Calibri"/>
-          <w:color w:val="1E6B42"/>
-          <w:sz w:val="20"/>
-        </w:rPr>
-        <w:t xml:space="preserve"> Pistas:</w:t>
+        <w:t>💡 Pistas:</w:t>
       </w:r>
     </w:p>
     <w:p>
@@ -5884,8 +5262,15 @@
           <w:color w:val="1E6B42"/>
           <w:sz w:val="20"/>
         </w:rPr>
-        <w:t xml:space="preserve">    Para el formato 'DD de me</w:t>
-      </w:r>
+        <w:t xml:space="preserve">    Para el formato 'DD de mes de AAAA': partes = fecha.split(' de ') → partes[0]=día, partes[1]=mes, partes[2]=año</w:t>
+      </w:r>
+    </w:p>
+    <w:p>
+      <w:pPr>
+        <w:shd w:val="clear" w:color="auto" w:fill="E8F5EC"/>
+        <w:spacing w:after="20"/>
+        <w:ind w:left="454" w:right="454"/>
+      </w:pPr>
       <w:r>
         <w:rPr>
           <w:rFonts w:ascii="Calibri" w:hAnsi="Calibri"/>
@@ -5893,7 +5278,7 @@
           <w:color w:val="1E6B42"/>
           <w:sz w:val="20"/>
         </w:rPr>
-        <w:t>s de AAAA': partes = fecha.split(' de ') → partes[0]=día, partes[1]=mes, partes[2]=año</w:t>
+        <w:t xml:space="preserve">    Para el formato 'mes DD, AAAA': partes = fecha.replace(',','').split() → partes[0]=mes, partes[1]=día, partes[2]=año</w:t>
       </w:r>
     </w:p>
     <w:p>
@@ -5909,7 +5294,7 @@
           <w:color w:val="1E6B42"/>
           <w:sz w:val="20"/>
         </w:rPr>
-        <w:t xml:space="preserve">    Para el formato 'mes DD, AAAA': partes = fecha.replace(',','').split() → partes[0]=mes, partes[1]=día, partes[2]=año</w:t>
+        <w:t xml:space="preserve">    Si ningún formato coincide, devuelve 'FECHA INVÁLIDA' e imprímelo como aviso.</w:t>
       </w:r>
     </w:p>
     <w:p>
@@ -5925,31 +5310,6 @@
           <w:color w:val="1E6B42"/>
           <w:sz w:val="20"/>
         </w:rPr>
-        <w:t xml:space="preserve">    Si ningún formato coincide, devuelve 'FECHA </w:t>
-      </w:r>
-      <w:r>
-        <w:rPr>
-          <w:rFonts w:ascii="Calibri" w:hAnsi="Calibri"/>
-          <w:i/>
-          <w:color w:val="1E6B42"/>
-          <w:sz w:val="20"/>
-        </w:rPr>
-        <w:t>INVÁLIDA' e imprímelo como aviso.</w:t>
-      </w:r>
-    </w:p>
-    <w:p>
-      <w:pPr>
-        <w:shd w:val="clear" w:color="auto" w:fill="E8F5EC"/>
-        <w:spacing w:after="20"/>
-        <w:ind w:left="454" w:right="454"/>
-      </w:pPr>
-      <w:r>
-        <w:rPr>
-          <w:rFonts w:ascii="Calibri" w:hAnsi="Calibri"/>
-          <w:i/>
-          <w:color w:val="1E6B42"/>
-          <w:sz w:val="20"/>
-        </w:rPr>
         <w:t xml:space="preserve">    Al final, formatea siempre así: f"{dia:02d}/{mes:02d}/{anio}"</w:t>
       </w:r>
     </w:p>
@@ -5963,15 +5323,7 @@
           <w:b/>
           <w:color w:val="C55A11"/>
         </w:rPr>
-        <w:t>✅</w:t>
-      </w:r>
-      <w:r>
-        <w:rPr>
-          <w:rFonts w:ascii="Calibri" w:hAnsi="Calibri"/>
-          <w:b/>
-          <w:color w:val="C55A11"/>
-        </w:rPr>
-        <w:t xml:space="preserve"> Entregable: </w:t>
+        <w:t xml:space="preserve">✅ Entregable: </w:t>
       </w:r>
       <w:r>
         <w:rPr>
@@ -6030,13 +5382,7 @@
         <w:rPr>
           <w:rFonts w:ascii="Calibri" w:hAnsi="Calibri"/>
         </w:rPr>
-        <w:t xml:space="preserve">Detectar y eliminar registros duplicados en cada </w:t>
-      </w:r>
-      <w:r>
-        <w:rPr>
-          <w:rFonts w:ascii="Calibri" w:hAnsi="Calibri"/>
-        </w:rPr>
-        <w:t>fichero, conservando siempre el registro más completo.</w:t>
+        <w:t>Detectar y eliminar registros duplicados en cada fichero, conservando siempre el registro más completo.</w:t>
       </w:r>
     </w:p>
     <w:p>
@@ -6160,13 +5506,7 @@
         <w:rPr>
           <w:rFonts w:ascii="Calibri" w:hAnsi="Calibri"/>
         </w:rPr>
-        <w:t>premios: mismo torneo + mi</w:t>
-      </w:r>
-      <w:r>
-        <w:rPr>
-          <w:rFonts w:ascii="Calibri" w:hAnsi="Calibri"/>
-        </w:rPr>
-        <w:t>sma edición + mismo equipo</w:t>
+        <w:t>premios: mismo torneo + misma edición + mismo equipo</w:t>
       </w:r>
     </w:p>
     <w:p>
@@ -6231,13 +5571,7 @@
         <w:rPr>
           <w:rFonts w:ascii="Calibri" w:hAnsi="Calibri"/>
         </w:rPr>
-        <w:t xml:space="preserve">Compare registros normalizando los campos </w:t>
-      </w:r>
-      <w:r>
-        <w:rPr>
-          <w:rFonts w:ascii="Calibri" w:hAnsi="Calibri"/>
-        </w:rPr>
-        <w:t>clave (minúsculas + sin espacios extra).</w:t>
+        <w:t>Compare registros normalizando los campos clave (minúsculas + sin espacios extra).</w:t>
       </w:r>
     </w:p>
     <w:p>
@@ -6287,13 +5621,7 @@
         <w:rPr>
           <w:rFonts w:ascii="Calibri" w:hAnsi="Calibri"/>
         </w:rPr>
-        <w:t>Imprime cuántos duplicados se han elimi</w:t>
-      </w:r>
-      <w:r>
-        <w:rPr>
-          <w:rFonts w:ascii="Calibri" w:hAnsi="Calibri"/>
-        </w:rPr>
-        <w:t>nado:</w:t>
+        <w:t>Imprime cuántos duplicados se han eliminado:</w:t>
       </w:r>
     </w:p>
     <w:p>
@@ -6323,15 +5651,7 @@
           <w:color w:val="1E6B42"/>
           <w:sz w:val="20"/>
         </w:rPr>
-        <w:t>💡</w:t>
-      </w:r>
-      <w:r>
-        <w:rPr>
-          <w:rFonts w:ascii="Calibri" w:hAnsi="Calibri"/>
-          <w:color w:val="1E6B42"/>
-          <w:sz w:val="20"/>
-        </w:rPr>
-        <w:t xml:space="preserve"> Pistas:</w:t>
+        <w:t>💡 Pistas:</w:t>
       </w:r>
     </w:p>
     <w:p>
@@ -6363,8 +5683,15 @@
           <w:color w:val="1E6B42"/>
           <w:sz w:val="20"/>
         </w:rPr>
-        <w:t xml:space="preserve">    Usa un diccionario auxiliar {clave: registro} para detectar duplica</w:t>
-      </w:r>
+        <w:t xml:space="preserve">    Usa un diccionario auxiliar {clave: registro} para detectar duplicados.</w:t>
+      </w:r>
+    </w:p>
+    <w:p>
+      <w:pPr>
+        <w:shd w:val="clear" w:color="auto" w:fill="E8F5EC"/>
+        <w:spacing w:after="20"/>
+        <w:ind w:left="454" w:right="454"/>
+      </w:pPr>
       <w:r>
         <w:rPr>
           <w:rFonts w:ascii="Calibri" w:hAnsi="Calibri"/>
@@ -6372,7 +5699,7 @@
           <w:color w:val="1E6B42"/>
           <w:sz w:val="20"/>
         </w:rPr>
-        <w:t>dos.</w:t>
+        <w:t xml:space="preserve">    Para comparar cuál es más completo: cuenta cuántos campos tienen valor None o vacío.</w:t>
       </w:r>
     </w:p>
     <w:p>
@@ -6388,7 +5715,7 @@
           <w:color w:val="1E6B42"/>
           <w:sz w:val="20"/>
         </w:rPr>
-        <w:t xml:space="preserve">    Para comparar cuál es más completo: cuenta cuántos campos tienen valor None o vacío.</w:t>
+        <w:t xml:space="preserve">      El registro con MENOS campos vacíos es el que conservas.</w:t>
       </w:r>
     </w:p>
     <w:p>
@@ -6404,22 +5731,6 @@
           <w:color w:val="1E6B42"/>
           <w:sz w:val="20"/>
         </w:rPr>
-        <w:t xml:space="preserve">      El registro con MENOS campos vacíos es el que conservas.</w:t>
-      </w:r>
-    </w:p>
-    <w:p>
-      <w:pPr>
-        <w:shd w:val="clear" w:color="auto" w:fill="E8F5EC"/>
-        <w:spacing w:after="20"/>
-        <w:ind w:left="454" w:right="454"/>
-      </w:pPr>
-      <w:r>
-        <w:rPr>
-          <w:rFonts w:ascii="Calibri" w:hAnsi="Calibri"/>
-          <w:i/>
-          <w:color w:val="1E6B42"/>
-          <w:sz w:val="20"/>
-        </w:rPr>
         <w:t xml:space="preserve">      Ejemplo: sum(1 for v in r.values() if not v or v == 'SIN DATOS')</w:t>
       </w:r>
     </w:p>
@@ -6433,15 +5744,7 @@
           <w:b/>
           <w:color w:val="C55A11"/>
         </w:rPr>
-        <w:t>✅</w:t>
-      </w:r>
-      <w:r>
-        <w:rPr>
-          <w:rFonts w:ascii="Calibri" w:hAnsi="Calibri"/>
-          <w:b/>
-          <w:color w:val="C55A11"/>
-        </w:rPr>
-        <w:t xml:space="preserve"> Entregable: </w:t>
+        <w:t xml:space="preserve">✅ Entregable: </w:t>
       </w:r>
       <w:r>
         <w:rPr>
@@ -6449,15 +5752,7 @@
           <w:i/>
           <w:color w:val="C55A11"/>
         </w:rPr>
-        <w:t xml:space="preserve">Datos sin </w:t>
-      </w:r>
-      <w:r>
-        <w:rPr>
-          <w:rFonts w:ascii="Calibri" w:hAnsi="Calibri"/>
-          <w:i/>
-          <w:color w:val="C55A11"/>
-        </w:rPr>
-        <w:t>duplicados, con el conteo de registros eliminados.</w:t>
+        <w:t>Datos sin duplicados, con el conteo de registros eliminados.</w:t>
       </w:r>
     </w:p>
     <w:p>
@@ -6627,16 +5922,7 @@
                 <w:color w:val="FFFFFF"/>
                 <w:sz w:val="20"/>
               </w:rPr>
-              <w:t xml:space="preserve">Qué hacer si está </w:t>
-            </w:r>
-            <w:r>
-              <w:rPr>
-                <w:rFonts w:ascii="Calibri" w:hAnsi="Calibri"/>
-                <w:b/>
-                <w:color w:val="FFFFFF"/>
-                <w:sz w:val="20"/>
-              </w:rPr>
-              <w:t>fuera de rango</w:t>
+              <w:t>Qué hacer si está fuera de rango</w:t>
             </w:r>
           </w:p>
         </w:tc>
@@ -6831,14 +6117,7 @@
                 <w:rFonts w:ascii="Calibri" w:hAnsi="Calibri"/>
                 <w:sz w:val="20"/>
               </w:rPr>
-              <w:t xml:space="preserve">Negativo → valor absoluto. Absurdo → </w:t>
-            </w:r>
-            <w:r>
-              <w:rPr>
-                <w:rFonts w:ascii="Calibri" w:hAnsi="Calibri"/>
-                <w:sz w:val="20"/>
-              </w:rPr>
-              <w:t>"REVISAR MANUALMENTE"</w:t>
+              <w:t>Negativo → valor absoluto. Absurdo → "REVISAR MANUALMENTE"</w:t>
             </w:r>
           </w:p>
         </w:tc>
@@ -7143,14 +6422,7 @@
                 <w:rFonts w:ascii="Calibri" w:hAnsi="Calibri"/>
                 <w:sz w:val="20"/>
               </w:rPr>
-              <w:t xml:space="preserve">Negativo → 0. </w:t>
-            </w:r>
-            <w:r>
-              <w:rPr>
-                <w:rFonts w:ascii="Calibri" w:hAnsi="Calibri"/>
-                <w:sz w:val="20"/>
-              </w:rPr>
-              <w:t>Superior al máximo → "REVISAR MANUALMENTE"</w:t>
+              <w:t>Negativo → 0. Superior al máximo → "REVISAR MANUALMENTE"</w:t>
             </w:r>
           </w:p>
         </w:tc>
@@ -7310,13 +6582,7 @@
         <w:rPr>
           <w:rFonts w:ascii="Calibri" w:hAnsi="Calibri"/>
         </w:rPr>
-        <w:t xml:space="preserve">Crea una función detectar_fuera_de_rango(valor, minimo, </w:t>
-      </w:r>
-      <w:r>
-        <w:rPr>
-          <w:rFonts w:ascii="Calibri" w:hAnsi="Calibri"/>
-        </w:rPr>
-        <w:t>maximo) que devuelva True si el valor está fuera de rango.</w:t>
+        <w:t>Crea una función detectar_fuera_de_rango(valor, minimo, maximo) que devuelva True si el valor está fuera de rango.</w:t>
       </w:r>
     </w:p>
     <w:p>
@@ -7355,29 +6621,21 @@
           <w:color w:val="1A1A2E"/>
           <w:sz w:val="19"/>
         </w:rPr>
-        <w:t xml:space="preserve">FUERA DE RANGO en artistas.csv, registro 47: </w:t>
-      </w:r>
+        <w:t>FUERA DE RANGO en artistas.csv, registro 47: cache_eur = -500  → corregido a 500</w:t>
+      </w:r>
+    </w:p>
+    <w:p>
+      <w:pPr>
+        <w:shd w:val="clear" w:color="auto" w:fill="F0F0F0"/>
+        <w:spacing w:after="40"/>
+        <w:ind w:left="567" w:right="567"/>
+      </w:pPr>
       <w:r>
         <w:rPr>
           <w:rFonts w:ascii="Courier New" w:hAnsi="Courier New"/>
           <w:color w:val="1A1A2E"/>
           <w:sz w:val="19"/>
         </w:rPr>
-        <w:t>cache_eur = -500  → corregido a 500</w:t>
-      </w:r>
-    </w:p>
-    <w:p>
-      <w:pPr>
-        <w:shd w:val="clear" w:color="auto" w:fill="F0F0F0"/>
-        <w:spacing w:after="40"/>
-        <w:ind w:left="567" w:right="567"/>
-      </w:pPr>
-      <w:r>
-        <w:rPr>
-          <w:rFonts w:ascii="Courier New" w:hAnsi="Courier New"/>
-          <w:color w:val="1A1A2E"/>
-          <w:sz w:val="19"/>
-        </w:rPr>
         <w:t>FUERA DE RANGO en artistas.csv, registro 12: cache_eur = 9999999 → REVISAR MANUALMENTE</w:t>
       </w:r>
     </w:p>
@@ -7393,15 +6651,7 @@
           <w:color w:val="1E6B42"/>
           <w:sz w:val="20"/>
         </w:rPr>
-        <w:t>💡</w:t>
-      </w:r>
-      <w:r>
-        <w:rPr>
-          <w:rFonts w:ascii="Calibri" w:hAnsi="Calibri"/>
-          <w:color w:val="1E6B42"/>
-          <w:sz w:val="20"/>
-        </w:rPr>
-        <w:t xml:space="preserve"> Pistas:</w:t>
+        <w:t>💡 Pistas:</w:t>
       </w:r>
     </w:p>
     <w:p>
@@ -7462,15 +6712,7 @@
           <w:b/>
           <w:color w:val="C55A11"/>
         </w:rPr>
-        <w:t>✅</w:t>
-      </w:r>
-      <w:r>
-        <w:rPr>
-          <w:rFonts w:ascii="Calibri" w:hAnsi="Calibri"/>
-          <w:b/>
-          <w:color w:val="C55A11"/>
-        </w:rPr>
-        <w:t xml:space="preserve"> Entregable: </w:t>
+        <w:t xml:space="preserve">✅ Entregable: </w:t>
       </w:r>
       <w:r>
         <w:rPr>
@@ -7529,13 +6771,7 @@
         <w:rPr>
           <w:rFonts w:ascii="Calibri" w:hAnsi="Calibri"/>
         </w:rPr>
-        <w:t xml:space="preserve">Verificar que </w:t>
-      </w:r>
-      <w:r>
-        <w:rPr>
-          <w:rFonts w:ascii="Calibri" w:hAnsi="Calibri"/>
-        </w:rPr>
-        <w:t>los datos son coherentes entre ficheros. No basta con que cada fichero esté limpio por separado: los valores que aparecen en un fichero deben existir en el fichero de referencia correspondiente.</w:t>
+        <w:t>Verificar que los datos son coherentes entre ficheros. No basta con que cada fichero esté limpio por separado: los valores que aparecen en un fichero deben existir en el fichero de referencia correspondiente.</w:t>
       </w:r>
     </w:p>
     <w:p>
@@ -7571,13 +6807,7 @@
         <w:rPr>
           <w:rFonts w:ascii="Calibri" w:hAnsi="Calibri"/>
         </w:rPr>
-        <w:t>Los artistas en</w:t>
-      </w:r>
-      <w:r>
-        <w:rPr>
-          <w:rFonts w:ascii="Calibri" w:hAnsi="Calibri"/>
-        </w:rPr>
-        <w:t xml:space="preserve"> escenarios_horarios deben existir en artistas.csv.</w:t>
+        <w:t>Los artistas en escenarios_horarios deben existir en artistas.csv.</w:t>
       </w:r>
     </w:p>
     <w:p>
@@ -7626,13 +6856,7 @@
           <w:rFonts w:ascii="Calibri" w:hAnsi="Calibri"/>
         </w:rPr>
         <w:lastRenderedPageBreak/>
-        <w:t>Los equipos en jugadores deben existir en equipos.xls</w:t>
-      </w:r>
-      <w:r>
-        <w:rPr>
-          <w:rFonts w:ascii="Calibri" w:hAnsi="Calibri"/>
-        </w:rPr>
-        <w:t>x.</w:t>
+        <w:t>Los equipos en jugadores deben existir en equipos.xlsx.</w:t>
       </w:r>
     </w:p>
     <w:p>
@@ -7696,13 +6920,7 @@
         <w:rPr>
           <w:rFonts w:ascii="Calibri" w:hAnsi="Calibri"/>
         </w:rPr>
-        <w:t>Para cada valor que no encuentres en el ficher</w:t>
-      </w:r>
-      <w:r>
-        <w:rPr>
-          <w:rFonts w:ascii="Calibri" w:hAnsi="Calibri"/>
-        </w:rPr>
-        <w:t>o de referencia, sigue este proceso:</w:t>
+        <w:t>Para cada valor que no encuentres en el fichero de referencia, sigue este proceso:</w:t>
       </w:r>
     </w:p>
     <w:p>
@@ -7738,13 +6956,7 @@
         <w:rPr>
           <w:rFonts w:ascii="Calibri" w:hAnsi="Calibri"/>
         </w:rPr>
-        <w:t>Si tras normalizar sigue sin haber coincidencia → NO borres el re</w:t>
-      </w:r>
-      <w:r>
-        <w:rPr>
-          <w:rFonts w:ascii="Calibri" w:hAnsi="Calibri"/>
-        </w:rPr>
-        <w:t>gistro. En su lugar:</w:t>
+        <w:t>Si tras normalizar sigue sin haber coincidencia → NO borres el registro. En su lugar:</w:t>
       </w:r>
     </w:p>
     <w:p>
@@ -7928,15 +7140,7 @@
           <w:color w:val="1E6B42"/>
           <w:sz w:val="20"/>
         </w:rPr>
-        <w:t>💡</w:t>
-      </w:r>
-      <w:r>
-        <w:rPr>
-          <w:rFonts w:ascii="Calibri" w:hAnsi="Calibri"/>
-          <w:color w:val="1E6B42"/>
-          <w:sz w:val="20"/>
-        </w:rPr>
-        <w:t xml:space="preserve"> Pistas:</w:t>
+        <w:t>💡 Pistas:</w:t>
       </w:r>
     </w:p>
     <w:p>
@@ -7984,8 +7188,15 @@
           <w:color w:val="1E6B42"/>
           <w:sz w:val="20"/>
         </w:rPr>
-        <w:t xml:space="preserve">    </w:t>
-      </w:r>
+        <w:t xml:space="preserve">    Luego para cada registro: if equipo.lower().strip() in equipos_validos → OK, si no → REVISAR</w:t>
+      </w:r>
+    </w:p>
+    <w:p>
+      <w:pPr>
+        <w:shd w:val="clear" w:color="auto" w:fill="E8F5EC"/>
+        <w:spacing w:after="20"/>
+        <w:ind w:left="454" w:right="454"/>
+      </w:pPr>
       <w:r>
         <w:rPr>
           <w:rFonts w:ascii="Calibri" w:hAnsi="Calibri"/>
@@ -7993,22 +7204,6 @@
           <w:color w:val="1E6B42"/>
           <w:sz w:val="20"/>
         </w:rPr>
-        <w:t>Luego para cada registro: if equipo.lower().strip() in equipos_validos → OK, si no → REVISAR</w:t>
-      </w:r>
-    </w:p>
-    <w:p>
-      <w:pPr>
-        <w:shd w:val="clear" w:color="auto" w:fill="E8F5EC"/>
-        <w:spacing w:after="20"/>
-        <w:ind w:left="454" w:right="454"/>
-      </w:pPr>
-      <w:r>
-        <w:rPr>
-          <w:rFonts w:ascii="Calibri" w:hAnsi="Calibri"/>
-          <w:i/>
-          <w:color w:val="1E6B42"/>
-          <w:sz w:val="20"/>
-        </w:rPr>
         <w:t xml:space="preserve">    Para añadir la columna: simplemente haz registro['estado_referencia'] = 'OK' (o 'REVISAR').</w:t>
       </w:r>
     </w:p>
@@ -8022,15 +7217,7 @@
           <w:b/>
           <w:color w:val="C55A11"/>
         </w:rPr>
-        <w:t>✅</w:t>
-      </w:r>
-      <w:r>
-        <w:rPr>
-          <w:rFonts w:ascii="Calibri" w:hAnsi="Calibri"/>
-          <w:b/>
-          <w:color w:val="C55A11"/>
-        </w:rPr>
-        <w:t xml:space="preserve"> Entregable: </w:t>
+        <w:t xml:space="preserve">✅ Entregable: </w:t>
       </w:r>
       <w:r>
         <w:rPr>
@@ -8038,15 +7225,7 @@
           <w:i/>
           <w:color w:val="C55A11"/>
         </w:rPr>
-        <w:t>Datos con la columna estado_referencia añadida e info</w:t>
-      </w:r>
-      <w:r>
-        <w:rPr>
-          <w:rFonts w:ascii="Calibri" w:hAnsi="Calibri"/>
-          <w:i/>
-          <w:color w:val="C55A11"/>
-        </w:rPr>
-        <w:t>rme de inconsistencias.</w:t>
+        <w:t>Datos con la columna estado_referencia añadida e informe de inconsistencias.</w:t>
       </w:r>
     </w:p>
     <w:p>
@@ -8135,13 +7314,7 @@
         <w:rPr>
           <w:rFonts w:ascii="Calibri" w:hAnsi="Calibri"/>
         </w:rPr>
-        <w:t>Exporta los datos li</w:t>
-      </w:r>
-      <w:r>
-        <w:rPr>
-          <w:rFonts w:ascii="Calibri" w:hAnsi="Calibri"/>
-        </w:rPr>
-        <w:t>mpios:</w:t>
+        <w:t>Exporta los datos limpios:</w:t>
       </w:r>
     </w:p>
     <w:p>
@@ -8441,15 +7614,22 @@
           <w:color w:val="1A1A2E"/>
           <w:sz w:val="19"/>
         </w:rPr>
-        <w:t xml:space="preserve">  REVI</w:t>
-      </w:r>
+        <w:t xml:space="preserve">  REVISAR MANUALMENTE (fuera de rango): 2 casos</w:t>
+      </w:r>
+    </w:p>
+    <w:p>
+      <w:pPr>
+        <w:shd w:val="clear" w:color="auto" w:fill="F0F0F0"/>
+        <w:spacing w:after="40"/>
+        <w:ind w:left="567" w:right="567"/>
+      </w:pPr>
       <w:r>
         <w:rPr>
           <w:rFonts w:ascii="Courier New" w:hAnsi="Courier New"/>
           <w:color w:val="1A1A2E"/>
           <w:sz w:val="19"/>
         </w:rPr>
-        <w:t>SAR MANUALMENTE (fuera de rango): 2 casos</w:t>
+        <w:t xml:space="preserve">  REVISAR (sin referencia en fichero maestro): 3 casos</w:t>
       </w:r>
     </w:p>
     <w:p>
@@ -8464,21 +7644,6 @@
           <w:color w:val="1A1A2E"/>
           <w:sz w:val="19"/>
         </w:rPr>
-        <w:t xml:space="preserve">  REVISAR (sin referencia en fichero maestro): 3 casos</w:t>
-      </w:r>
-    </w:p>
-    <w:p>
-      <w:pPr>
-        <w:shd w:val="clear" w:color="auto" w:fill="F0F0F0"/>
-        <w:spacing w:after="40"/>
-        <w:ind w:left="567" w:right="567"/>
-      </w:pPr>
-      <w:r>
-        <w:rPr>
-          <w:rFonts w:ascii="Courier New" w:hAnsi="Courier New"/>
-          <w:color w:val="1A1A2E"/>
-          <w:sz w:val="19"/>
-        </w:rPr>
         <w:t xml:space="preserve">    · partidas.json, registro 47: equipo = 'Arctic Fxoes'</w:t>
       </w:r>
     </w:p>
@@ -8506,15 +7671,7 @@
           <w:color w:val="1E6B42"/>
           <w:sz w:val="20"/>
         </w:rPr>
-        <w:t>💡</w:t>
-      </w:r>
-      <w:r>
-        <w:rPr>
-          <w:rFonts w:ascii="Calibri" w:hAnsi="Calibri"/>
-          <w:color w:val="1E6B42"/>
-          <w:sz w:val="20"/>
-        </w:rPr>
-        <w:t xml:space="preserve"> Pistas:</w:t>
+        <w:t>💡 Pistas:</w:t>
       </w:r>
     </w:p>
     <w:p>
@@ -8562,8 +7719,15 @@
           <w:color w:val="1E6B42"/>
           <w:sz w:val="20"/>
         </w:rPr>
-        <w:t xml:space="preserve">    Para el Excel con varias hojas: crea un Workbook, y para cada conjunto de datos</w:t>
-      </w:r>
+        <w:t xml:space="preserve">    Para el Excel con varias hojas: crea un Workbook, y para cada conjunto de datos haz</w:t>
+      </w:r>
+    </w:p>
+    <w:p>
+      <w:pPr>
+        <w:shd w:val="clear" w:color="auto" w:fill="E8F5EC"/>
+        <w:spacing w:after="20"/>
+        <w:ind w:left="454" w:right="454"/>
+      </w:pPr>
       <w:r>
         <w:rPr>
           <w:rFonts w:ascii="Calibri" w:hAnsi="Calibri"/>
@@ -8571,7 +7735,7 @@
           <w:color w:val="1E6B42"/>
           <w:sz w:val="20"/>
         </w:rPr>
-        <w:t xml:space="preserve"> haz</w:t>
+        <w:t xml:space="preserve">      wb.create_sheet(title='nombre_hoja') antes de escribir los datos.</w:t>
       </w:r>
     </w:p>
     <w:p>
@@ -8587,22 +7751,6 @@
           <w:color w:val="1E6B42"/>
           <w:sz w:val="20"/>
         </w:rPr>
-        <w:t xml:space="preserve">      wb.create_sheet(title='nombre_hoja') antes de escribir los datos.</w:t>
-      </w:r>
-    </w:p>
-    <w:p>
-      <w:pPr>
-        <w:shd w:val="clear" w:color="auto" w:fill="E8F5EC"/>
-        <w:spacing w:after="20"/>
-        <w:ind w:left="454" w:right="454"/>
-      </w:pPr>
-      <w:r>
-        <w:rPr>
-          <w:rFonts w:ascii="Calibri" w:hAnsi="Calibri"/>
-          <w:i/>
-          <w:color w:val="1E6B42"/>
-          <w:sz w:val="20"/>
-        </w:rPr>
         <w:t xml:space="preserve">    Para la fecha del proceso usa: from datetime import date  →  date.today().strftime('%d/%m/%Y')</w:t>
       </w:r>
     </w:p>
@@ -8616,15 +7764,7 @@
           <w:b/>
           <w:color w:val="C55A11"/>
         </w:rPr>
-        <w:t>✅</w:t>
-      </w:r>
-      <w:r>
-        <w:rPr>
-          <w:rFonts w:ascii="Calibri" w:hAnsi="Calibri"/>
-          <w:b/>
-          <w:color w:val="C55A11"/>
-        </w:rPr>
-        <w:t xml:space="preserve"> Entregable: </w:t>
+        <w:t xml:space="preserve">✅ Entregable: </w:t>
       </w:r>
       <w:r>
         <w:rPr>
@@ -8632,15 +7772,7 @@
           <w:i/>
           <w:color w:val="C55A11"/>
         </w:rPr>
-        <w:t>Carpeta datos_limpios/ con los CSV limpios, el Excel consolidado y</w:t>
-      </w:r>
-      <w:r>
-        <w:rPr>
-          <w:rFonts w:ascii="Calibri" w:hAnsi="Calibri"/>
-          <w:i/>
-          <w:color w:val="C55A11"/>
-        </w:rPr>
-        <w:t xml:space="preserve"> el informe.</w:t>
+        <w:t>Carpeta datos_limpios/ con los CSV limpios, el Excel consolidado y el informe.</w:t>
       </w:r>
     </w:p>
     <w:p>
@@ -8836,14 +7968,7 @@
                 <w:rFonts w:ascii="Calibri" w:hAnsi="Calibri"/>
                 <w:sz w:val="20"/>
               </w:rPr>
-              <w:t xml:space="preserve">¿Está organizado en </w:t>
-            </w:r>
-            <w:r>
-              <w:rPr>
-                <w:rFonts w:ascii="Calibri" w:hAnsi="Calibri"/>
-                <w:sz w:val="20"/>
-              </w:rPr>
-              <w:t>funciones reutilizables? ¿Las funciones reciben parámetros y devuelven valores? ¿Se manejan excepciones donde hace falta? ¿Es legible?</w:t>
+              <w:t>¿Está organizado en funciones reutilizables? ¿Las funciones reciben parámetros y devuelven valores? ¿Se manejan excepciones donde hace falta? ¿Es legible?</w:t>
             </w:r>
           </w:p>
         </w:tc>
@@ -8893,14 +8018,7 @@
                 <w:rFonts w:ascii="Calibri" w:hAnsi="Calibri"/>
                 <w:sz w:val="20"/>
               </w:rPr>
-              <w:t>¿Se ha seguido el orden de las fases? ¿Cada fase produce un resultado visible? ¿El informe final documenta e</w:t>
-            </w:r>
-            <w:r>
-              <w:rPr>
-                <w:rFonts w:ascii="Calibri" w:hAnsi="Calibri"/>
-                <w:sz w:val="20"/>
-              </w:rPr>
-              <w:t>l proceso?</w:t>
+              <w:t>¿Se ha seguido el orden de las fases? ¿Cada fase produce un resultado visible? ¿El informe final documenta el proceso?</w:t>
             </w:r>
           </w:p>
         </w:tc>
@@ -8988,27 +8106,32 @@
           <w:b/>
           <w:color w:val="1A376C"/>
         </w:rPr>
-        <w:t>▸</w:t>
-      </w:r>
+        <w:t xml:space="preserve">▸ Lee los datos antes de escribir código.  </w:t>
+      </w:r>
+      <w:r>
+        <w:rPr>
+          <w:rFonts w:ascii="Calibri" w:hAnsi="Calibri"/>
+        </w:rPr>
+        <w:t>Abre los ficheros, mira qué contienen, entiende la estructura. No te lances a programar hasta saber exactamente con qué estás trabajando.</w:t>
+      </w:r>
+    </w:p>
+    <w:p>
+      <w:pPr>
+        <w:spacing w:after="120"/>
+      </w:pPr>
       <w:r>
         <w:rPr>
           <w:rFonts w:ascii="Calibri" w:hAnsi="Calibri"/>
           <w:b/>
           <w:color w:val="1A376C"/>
         </w:rPr>
-        <w:t xml:space="preserve"> Lee los datos antes de escribir código.  </w:t>
-      </w:r>
-      <w:r>
-        <w:rPr>
-          <w:rFonts w:ascii="Calibri" w:hAnsi="Calibri"/>
-        </w:rPr>
-        <w:t xml:space="preserve">Abre los ficheros, mira qué contienen, </w:t>
-      </w:r>
-      <w:r>
-        <w:rPr>
-          <w:rFonts w:ascii="Calibri" w:hAnsi="Calibri"/>
-        </w:rPr>
-        <w:t>entiende la estructura. No te lances a programar hasta saber exactamente con qué estás trabajando.</w:t>
+        <w:t xml:space="preserve">▸ Imprime mucho.  </w:t>
+      </w:r>
+      <w:r>
+        <w:rPr>
+          <w:rFonts w:ascii="Calibri" w:hAnsi="Calibri"/>
+        </w:rPr>
+        <w:t>Cada vez que hagas una transformación, imprime un antes y después para verificar que funciona. No asumas que tu código hace lo correcto: compruébalo.</w:t>
       </w:r>
     </w:p>
     <w:p>
@@ -9021,27 +8144,32 @@
           <w:b/>
           <w:color w:val="1A376C"/>
         </w:rPr>
-        <w:t>▸</w:t>
-      </w:r>
+        <w:t xml:space="preserve">▸ Usa funciones.  </w:t>
+      </w:r>
+      <w:r>
+        <w:rPr>
+          <w:rFonts w:ascii="Calibri" w:hAnsi="Calibri"/>
+        </w:rPr>
+        <w:t>No escribas todo en un bloque. Crea funciones pequeñas que hagan una cosa bien y combínalas. El ej10 del curso es un buen modelo a seguir.</w:t>
+      </w:r>
+    </w:p>
+    <w:p>
+      <w:pPr>
+        <w:spacing w:after="120"/>
+      </w:pPr>
       <w:r>
         <w:rPr>
           <w:rFonts w:ascii="Calibri" w:hAnsi="Calibri"/>
           <w:b/>
           <w:color w:val="1A376C"/>
         </w:rPr>
-        <w:t xml:space="preserve"> Imprime mucho.  </w:t>
-      </w:r>
-      <w:r>
-        <w:rPr>
-          <w:rFonts w:ascii="Calibri" w:hAnsi="Calibri"/>
-        </w:rPr>
-        <w:t>Cada vez que hagas una transformación, imprime un antes y después para verificar que funciona. No asumas que tu código hace lo correcto: co</w:t>
-      </w:r>
-      <w:r>
-        <w:rPr>
-          <w:rFonts w:ascii="Calibri" w:hAnsi="Calibri"/>
-        </w:rPr>
-        <w:t>mpruébalo.</w:t>
+        <w:t xml:space="preserve">▸ Prueba con pocos datos primero.  </w:t>
+      </w:r>
+      <w:r>
+        <w:rPr>
+          <w:rFonts w:ascii="Calibri" w:hAnsi="Calibri"/>
+        </w:rPr>
+        <w:t>Si un fichero tiene 400 registros, prueba tu función con los 5 primeros antes de aplicarla a todos.</w:t>
       </w:r>
     </w:p>
     <w:p>
@@ -9054,21 +8182,32 @@
           <w:b/>
           <w:color w:val="1A376C"/>
         </w:rPr>
-        <w:t>▸</w:t>
-      </w:r>
+        <w:t xml:space="preserve">▸ No modifiques los ficheros originales.  </w:t>
+      </w:r>
+      <w:r>
+        <w:rPr>
+          <w:rFonts w:ascii="Calibri" w:hAnsi="Calibri"/>
+        </w:rPr>
+        <w:t>Trabaja siempre con copias en memoria. Los ficheros de la carpeta datos/ deben quedar intactos.</w:t>
+      </w:r>
+    </w:p>
+    <w:p>
+      <w:pPr>
+        <w:spacing w:after="120"/>
+      </w:pPr>
       <w:r>
         <w:rPr>
           <w:rFonts w:ascii="Calibri" w:hAnsi="Calibri"/>
           <w:b/>
           <w:color w:val="1A376C"/>
         </w:rPr>
-        <w:t xml:space="preserve"> Usa funciones.  </w:t>
-      </w:r>
-      <w:r>
-        <w:rPr>
-          <w:rFonts w:ascii="Calibri" w:hAnsi="Calibri"/>
-        </w:rPr>
-        <w:t>No escribas todo en un bloque. Crea funciones pequeñas que hagan una cosa bien y combínalas. El ej10 del curso es un buen modelo a seguir.</w:t>
+        <w:t xml:space="preserve">▸ Comenta las decisiones.  </w:t>
+      </w:r>
+      <w:r>
+        <w:rPr>
+          <w:rFonts w:ascii="Calibri" w:hAnsi="Calibri"/>
+        </w:rPr>
+        <w:t>Cuando decidas cómo tratar un valor vacío o un outlier, escribe un comentario explicando por qué. Eso forma parte de la evaluación.</w:t>
       </w:r>
     </w:p>
     <w:p>
@@ -9081,120 +8220,13 @@
           <w:b/>
           <w:color w:val="1A376C"/>
         </w:rPr>
-        <w:t>▸</w:t>
-      </w:r>
-      <w:r>
-        <w:rPr>
-          <w:rFonts w:ascii="Calibri" w:hAnsi="Calibri"/>
-          <w:b/>
-          <w:color w:val="1A376C"/>
-        </w:rPr>
-        <w:t xml:space="preserve"> Prueba con pocos datos primero.  </w:t>
-      </w:r>
-      <w:r>
-        <w:rPr>
-          <w:rFonts w:ascii="Calibri" w:hAnsi="Calibri"/>
-        </w:rPr>
-        <w:t xml:space="preserve">Si un fichero tiene 400 registros, prueba tu función </w:t>
-      </w:r>
-      <w:r>
-        <w:rPr>
-          <w:rFonts w:ascii="Calibri" w:hAnsi="Calibri"/>
-        </w:rPr>
-        <w:t>con los 5 primeros antes de aplicarla a todos.</w:t>
-      </w:r>
-    </w:p>
-    <w:p>
-      <w:pPr>
-        <w:spacing w:after="120"/>
-      </w:pPr>
-      <w:r>
-        <w:rPr>
-          <w:rFonts w:ascii="Calibri" w:hAnsi="Calibri"/>
-          <w:b/>
-          <w:color w:val="1A376C"/>
-        </w:rPr>
-        <w:t>▸</w:t>
-      </w:r>
-      <w:r>
-        <w:rPr>
-          <w:rFonts w:ascii="Calibri" w:hAnsi="Calibri"/>
-          <w:b/>
-          <w:color w:val="1A376C"/>
-        </w:rPr>
-        <w:t xml:space="preserve"> No modifiques los ficheros originales.  </w:t>
-      </w:r>
-      <w:r>
-        <w:rPr>
-          <w:rFonts w:ascii="Calibri" w:hAnsi="Calibri"/>
-        </w:rPr>
-        <w:t>Trabaja siempre con copias en memoria. Los ficheros de la carpeta datos/ deben quedar intactos.</w:t>
-      </w:r>
-    </w:p>
-    <w:p>
-      <w:pPr>
-        <w:spacing w:after="120"/>
-      </w:pPr>
-      <w:r>
-        <w:rPr>
-          <w:rFonts w:ascii="Calibri" w:hAnsi="Calibri"/>
-          <w:b/>
-          <w:color w:val="1A376C"/>
-        </w:rPr>
-        <w:t>▸</w:t>
-      </w:r>
-      <w:r>
-        <w:rPr>
-          <w:rFonts w:ascii="Calibri" w:hAnsi="Calibri"/>
-          <w:b/>
-          <w:color w:val="1A376C"/>
-        </w:rPr>
-        <w:t xml:space="preserve"> Comenta las decisiones.  </w:t>
-      </w:r>
-      <w:r>
-        <w:rPr>
-          <w:rFonts w:ascii="Calibri" w:hAnsi="Calibri"/>
-        </w:rPr>
-        <w:t xml:space="preserve">Cuando decidas cómo tratar un valor vacío o </w:t>
-      </w:r>
-      <w:r>
-        <w:rPr>
-          <w:rFonts w:ascii="Calibri" w:hAnsi="Calibri"/>
-        </w:rPr>
-        <w:t>un outlier, escribe un comentario explicando por qué. Eso forma parte de la evaluación.</w:t>
-      </w:r>
-    </w:p>
-    <w:p>
-      <w:pPr>
-        <w:spacing w:after="120"/>
-      </w:pPr>
-      <w:r>
-        <w:rPr>
-          <w:rFonts w:ascii="Calibri" w:hAnsi="Calibri"/>
-          <w:b/>
-          <w:color w:val="1A376C"/>
-        </w:rPr>
-        <w:t>▸</w:t>
-      </w:r>
-      <w:r>
-        <w:rPr>
-          <w:rFonts w:ascii="Calibri" w:hAnsi="Calibri"/>
-          <w:b/>
-          <w:color w:val="1A376C"/>
-        </w:rPr>
-        <w:t xml:space="preserve"> Pide ayuda si llevas más de 20-30 minutos atascado.  </w:t>
-      </w:r>
-      <w:r>
-        <w:rPr>
-          <w:rFonts w:ascii="Calibri" w:hAnsi="Calibri"/>
-        </w:rPr>
-        <w:t>Pero primero intenta buscar la solución por tu cuenta. El error de Python que ves en pantalla casi siempre te dic</w:t>
-      </w:r>
-      <w:r>
-        <w:rPr>
-          <w:rFonts w:ascii="Calibri" w:hAnsi="Calibri"/>
-        </w:rPr>
-        <w:t>e exactamente qué está mal.</w:t>
+        <w:t xml:space="preserve">▸ Pide ayuda si llevas más de 20-30 minutos atascado.  </w:t>
+      </w:r>
+      <w:r>
+        <w:rPr>
+          <w:rFonts w:ascii="Calibri" w:hAnsi="Calibri"/>
+        </w:rPr>
+        <w:t>Pero primero intenta buscar la solución por tu cuenta. El error de Python que ves en pantalla casi siempre te dice exactamente qué está mal.</w:t>
       </w:r>
     </w:p>
     <w:sectPr>
@@ -9344,7 +8376,7 @@
   <w:abstractNum w:abstractNumId="7" w15:restartNumberingAfterBreak="0">
     <w:nsid w:val="FFFFFF88"/>
     <w:multiLevelType w:val="singleLevel"/>
-    <w:tmpl w:val="39BAE74E"/>
+    <w:tmpl w:val="FF3A08CC"/>
     <w:lvl w:ilvl="0">
       <w:start w:val="1"/>
       <w:numFmt w:val="decimal"/>
@@ -9362,7 +8394,7 @@
   <w:abstractNum w:abstractNumId="8" w15:restartNumberingAfterBreak="0">
     <w:nsid w:val="FFFFFF89"/>
     <w:multiLevelType w:val="singleLevel"/>
-    <w:tmpl w:val="D714DB3C"/>
+    <w:tmpl w:val="2CC272FC"/>
     <w:lvl w:ilvl="0">
       <w:start w:val="1"/>
       <w:numFmt w:val="bullet"/>
@@ -21113,7 +20145,7 @@
 </file>
 
 <file path=customXml/itemProps1.xml><?xml version="1.0" encoding="utf-8"?>
-<ds:datastoreItem xmlns:ds="http://schemas.openxmlformats.org/officeDocument/2006/customXml" ds:itemID="{BF77C2D8-1C0A-4F79-865B-2579D5EBCBDA}">
+<ds:datastoreItem xmlns:ds="http://schemas.openxmlformats.org/officeDocument/2006/customXml" ds:itemID="{328557D8-EC9B-4BD9-A4AA-594A23154335}">
   <ds:schemaRefs>
     <ds:schemaRef ds:uri="http://schemas.openxmlformats.org/officeDocument/2006/bibliography"/>
   </ds:schemaRefs>

--- a/enunciado_practica_final.docx
+++ b/enunciado_practica_final.docx
@@ -450,9 +450,9 @@
         <w:tblLook w:val="04A0" w:firstRow="1" w:lastRow="0" w:firstColumn="1" w:lastColumn="0" w:noHBand="0" w:noVBand="1"/>
       </w:tblPr>
       <w:tblGrid>
-        <w:gridCol w:w="2794"/>
-        <w:gridCol w:w="4340"/>
-        <w:gridCol w:w="1920"/>
+        <w:gridCol w:w="2835"/>
+        <w:gridCol w:w="4535"/>
+        <w:gridCol w:w="1984"/>
       </w:tblGrid>
       <w:tr>
         <w:trPr>
@@ -862,7 +862,6 @@
           <w:rFonts w:ascii="Calibri" w:hAnsi="Calibri"/>
           <w:highlight w:val="green"/>
         </w:rPr>
-        <w:lastRenderedPageBreak/>
         <w:t>La CyberLeague Pro es una de las ligas de eSports con más crecimiento del momento. Tras dos temporadas, la liga necesita publicar las estadísticas oficiales en su web y compartir los datos con patrocinadores e inversores.</w:t>
       </w:r>
     </w:p>
@@ -930,9 +929,9 @@
         <w:tblLook w:val="04A0" w:firstRow="1" w:lastRow="0" w:firstColumn="1" w:lastColumn="0" w:noHBand="0" w:noVBand="1"/>
       </w:tblPr>
       <w:tblGrid>
-        <w:gridCol w:w="2758"/>
-        <w:gridCol w:w="4363"/>
-        <w:gridCol w:w="1933"/>
+        <w:gridCol w:w="2835"/>
+        <w:gridCol w:w="4535"/>
+        <w:gridCol w:w="1984"/>
       </w:tblGrid>
       <w:tr>
         <w:trPr>
@@ -1189,7 +1188,16 @@
                 <w:sz w:val="20"/>
                 <w:highlight w:val="green"/>
               </w:rPr>
-              <w:t>Resultados de partidas: equipos, mapa, puntuación y torneo.</w:t>
+              <w:t xml:space="preserve">Resultados de partidas: equipos, mapa, puntuación y </w:t>
+            </w:r>
+            <w:r>
+              <w:rPr>
+                <w:rFonts w:ascii="Calibri" w:hAnsi="Calibri"/>
+                <w:sz w:val="20"/>
+                <w:highlight w:val="green"/>
+              </w:rPr>
+              <w:lastRenderedPageBreak/>
+              <w:t>torneo.</w:t>
             </w:r>
           </w:p>
         </w:tc>
@@ -1210,6 +1218,7 @@
                 <w:sz w:val="20"/>
                 <w:highlight w:val="green"/>
               </w:rPr>
+              <w:lastRenderedPageBreak/>
               <w:t>~400 entradas</w:t>
             </w:r>
           </w:p>
@@ -1236,6 +1245,7 @@
                 <w:sz w:val="20"/>
                 <w:highlight w:val="green"/>
               </w:rPr>
+              <w:lastRenderedPageBreak/>
               <w:t>premios.csv</w:t>
             </w:r>
           </w:p>
@@ -2474,6 +2484,9 @@
           <w:top w:val="single" w:sz="12" w:space="1" w:color="215CA0"/>
         </w:pBdr>
         <w:spacing w:before="320" w:after="80"/>
+        <w:rPr>
+          <w:highlight w:val="green"/>
+        </w:rPr>
       </w:pPr>
       <w:r>
         <w:rPr>
@@ -2481,6 +2494,7 @@
           <w:b/>
           <w:color w:val="FFFFFF"/>
           <w:sz w:val="26"/>
+          <w:highlight w:val="green"/>
         </w:rPr>
         <w:t xml:space="preserve">FASE 2  </w:t>
       </w:r>
@@ -2490,6 +2504,7 @@
           <w:b/>
           <w:color w:val="1A376C"/>
           <w:sz w:val="26"/>
+          <w:highlight w:val="green"/>
         </w:rPr>
         <w:t>AUDITORÍA DE CALIDAD</w:t>
       </w:r>
@@ -2497,6 +2512,9 @@
     <w:p>
       <w:pPr>
         <w:spacing w:before="200" w:after="40"/>
+        <w:rPr>
+          <w:highlight w:val="green"/>
+        </w:rPr>
       </w:pPr>
       <w:r>
         <w:rPr>
@@ -2504,6 +2522,7 @@
           <w:b/>
           <w:color w:val="215CA0"/>
           <w:sz w:val="24"/>
+          <w:highlight w:val="green"/>
         </w:rPr>
         <w:t>Objetivo</w:t>
       </w:r>
@@ -2511,18 +2530,24 @@
     <w:p>
       <w:pPr>
         <w:spacing w:after="80"/>
-      </w:pPr>
-      <w:r>
-        <w:rPr>
-          <w:rFonts w:ascii="Calibri" w:hAnsi="Calibri"/>
-        </w:rPr>
-        <w:lastRenderedPageBreak/>
+        <w:rPr>
+          <w:highlight w:val="green"/>
+        </w:rPr>
+      </w:pPr>
+      <w:r>
+        <w:rPr>
+          <w:rFonts w:ascii="Calibri" w:hAnsi="Calibri"/>
+          <w:highlight w:val="green"/>
+        </w:rPr>
         <w:t>Analizar cada fichero y detectar todos los problemas que contiene. Antes de limpiar, necesitas saber exactamente qué está mal.</w:t>
       </w:r>
     </w:p>
     <w:p>
       <w:pPr>
         <w:spacing w:before="200" w:after="40"/>
+        <w:rPr>
+          <w:highlight w:val="green"/>
+        </w:rPr>
       </w:pPr>
       <w:r>
         <w:rPr>
@@ -2530,6 +2555,7 @@
           <w:b/>
           <w:color w:val="215CA0"/>
           <w:sz w:val="24"/>
+          <w:highlight w:val="green"/>
         </w:rPr>
         <w:t>Tareas</w:t>
       </w:r>
@@ -2538,10 +2564,14 @@
       <w:pPr>
         <w:pStyle w:val="Listaconnmeros"/>
         <w:spacing w:after="60"/>
-      </w:pPr>
-      <w:r>
-        <w:rPr>
-          <w:rFonts w:ascii="Calibri" w:hAnsi="Calibri"/>
+        <w:rPr>
+          <w:highlight w:val="green"/>
+        </w:rPr>
+      </w:pPr>
+      <w:r>
+        <w:rPr>
+          <w:rFonts w:ascii="Calibri" w:hAnsi="Calibri"/>
+          <w:highlight w:val="green"/>
         </w:rPr>
         <w:t>Para cada fichero, crea una función que analice y cuente:</w:t>
       </w:r>
@@ -2551,10 +2581,14 @@
         <w:pStyle w:val="Listaconvietas"/>
         <w:spacing w:after="40"/>
         <w:ind w:left="1020"/>
-      </w:pPr>
-      <w:r>
-        <w:rPr>
-          <w:rFonts w:ascii="Calibri" w:hAnsi="Calibri"/>
+        <w:rPr>
+          <w:highlight w:val="green"/>
+        </w:rPr>
+      </w:pPr>
+      <w:r>
+        <w:rPr>
+          <w:rFonts w:ascii="Calibri" w:hAnsi="Calibri"/>
+          <w:highlight w:val="green"/>
         </w:rPr>
         <w:t>Valores vacíos por campo: None, cadena vacía, "N/A", "-", "no disponible", etc.</w:t>
       </w:r>
@@ -2564,10 +2598,14 @@
         <w:pStyle w:val="Listaconvietas"/>
         <w:spacing w:after="40"/>
         <w:ind w:left="1020"/>
-      </w:pPr>
-      <w:r>
-        <w:rPr>
-          <w:rFonts w:ascii="Calibri" w:hAnsi="Calibri"/>
+        <w:rPr>
+          <w:highlight w:val="green"/>
+        </w:rPr>
+      </w:pPr>
+      <w:r>
+        <w:rPr>
+          <w:rFonts w:ascii="Calibri" w:hAnsi="Calibri"/>
+          <w:highlight w:val="green"/>
         </w:rPr>
         <w:t>Duplicados exactos y parciales (mismo dato escrito diferente, ej: "Los Rebeldes" vs "los rebeldes").</w:t>
       </w:r>
@@ -2577,10 +2615,14 @@
         <w:pStyle w:val="Listaconvietas"/>
         <w:spacing w:after="40"/>
         <w:ind w:left="1020"/>
-      </w:pPr>
-      <w:r>
-        <w:rPr>
-          <w:rFonts w:ascii="Calibri" w:hAnsi="Calibri"/>
+        <w:rPr>
+          <w:highlight w:val="green"/>
+        </w:rPr>
+      </w:pPr>
+      <w:r>
+        <w:rPr>
+          <w:rFonts w:ascii="Calibri" w:hAnsi="Calibri"/>
+          <w:highlight w:val="green"/>
         </w:rPr>
         <w:t>Formatos inconsistentes: ¿cuántas variaciones distintas hay para un mismo tipo de campo?</w:t>
       </w:r>
@@ -2590,10 +2632,14 @@
         <w:pStyle w:val="Listaconvietas"/>
         <w:spacing w:after="40"/>
         <w:ind w:left="1020"/>
-      </w:pPr>
-      <w:r>
-        <w:rPr>
-          <w:rFonts w:ascii="Calibri" w:hAnsi="Calibri"/>
+        <w:rPr>
+          <w:highlight w:val="green"/>
+        </w:rPr>
+      </w:pPr>
+      <w:r>
+        <w:rPr>
+          <w:rFonts w:ascii="Calibri" w:hAnsi="Calibri"/>
+          <w:highlight w:val="green"/>
         </w:rPr>
         <w:t>Valores fuera de rango: precios negativos, edades imposibles, etc.</w:t>
       </w:r>
@@ -2603,10 +2649,14 @@
         <w:pStyle w:val="Listaconvietas"/>
         <w:spacing w:after="40"/>
         <w:ind w:left="1020"/>
-      </w:pPr>
-      <w:r>
-        <w:rPr>
-          <w:rFonts w:ascii="Calibri" w:hAnsi="Calibri"/>
+        <w:rPr>
+          <w:highlight w:val="green"/>
+        </w:rPr>
+      </w:pPr>
+      <w:r>
+        <w:rPr>
+          <w:rFonts w:ascii="Calibri" w:hAnsi="Calibri"/>
+          <w:highlight w:val="green"/>
         </w:rPr>
         <w:t>Espacios extra: campos con espacios al principio, al final o dobles en medio.</w:t>
       </w:r>
@@ -2615,11 +2665,16 @@
       <w:pPr>
         <w:pStyle w:val="Listaconnmeros"/>
         <w:spacing w:after="60"/>
-      </w:pPr>
-      <w:r>
-        <w:rPr>
-          <w:rFonts w:ascii="Calibri" w:hAnsi="Calibri"/>
-        </w:rPr>
+        <w:rPr>
+          <w:highlight w:val="green"/>
+        </w:rPr>
+      </w:pPr>
+      <w:r>
+        <w:rPr>
+          <w:rFonts w:ascii="Calibri" w:hAnsi="Calibri"/>
+          <w:highlight w:val="green"/>
+        </w:rPr>
+        <w:lastRenderedPageBreak/>
         <w:t>Almacena los resultados en un diccionario de auditoría con esta estructura (o similar):</w:t>
       </w:r>
     </w:p>
@@ -2628,12 +2683,16 @@
         <w:shd w:val="clear" w:color="auto" w:fill="F0F0F0"/>
         <w:spacing w:after="40"/>
         <w:ind w:left="567" w:right="567"/>
+        <w:rPr>
+          <w:highlight w:val="green"/>
+        </w:rPr>
       </w:pPr>
       <w:r>
         <w:rPr>
           <w:rFonts w:ascii="Courier New" w:hAnsi="Courier New"/>
           <w:color w:val="1A1A2E"/>
           <w:sz w:val="19"/>
+          <w:highlight w:val="green"/>
         </w:rPr>
         <w:t>auditoria = {</w:t>
       </w:r>
@@ -2643,12 +2702,16 @@
         <w:shd w:val="clear" w:color="auto" w:fill="F0F0F0"/>
         <w:spacing w:after="40"/>
         <w:ind w:left="567" w:right="567"/>
+        <w:rPr>
+          <w:highlight w:val="green"/>
+        </w:rPr>
       </w:pPr>
       <w:r>
         <w:rPr>
           <w:rFonts w:ascii="Courier New" w:hAnsi="Courier New"/>
           <w:color w:val="1A1A2E"/>
           <w:sz w:val="19"/>
+          <w:highlight w:val="green"/>
         </w:rPr>
         <w:t xml:space="preserve">    "nombre_fichero": {</w:t>
       </w:r>
@@ -2658,12 +2721,16 @@
         <w:shd w:val="clear" w:color="auto" w:fill="F0F0F0"/>
         <w:spacing w:after="40"/>
         <w:ind w:left="567" w:right="567"/>
+        <w:rPr>
+          <w:highlight w:val="green"/>
+        </w:rPr>
       </w:pPr>
       <w:r>
         <w:rPr>
           <w:rFonts w:ascii="Courier New" w:hAnsi="Courier New"/>
           <w:color w:val="1A1A2E"/>
           <w:sz w:val="19"/>
+          <w:highlight w:val="green"/>
         </w:rPr>
         <w:t xml:space="preserve">        "total_registros": ...,</w:t>
       </w:r>
@@ -2673,12 +2740,16 @@
         <w:shd w:val="clear" w:color="auto" w:fill="F0F0F0"/>
         <w:spacing w:after="40"/>
         <w:ind w:left="567" w:right="567"/>
+        <w:rPr>
+          <w:highlight w:val="green"/>
+        </w:rPr>
       </w:pPr>
       <w:r>
         <w:rPr>
           <w:rFonts w:ascii="Courier New" w:hAnsi="Courier New"/>
           <w:color w:val="1A1A2E"/>
           <w:sz w:val="19"/>
+          <w:highlight w:val="green"/>
         </w:rPr>
         <w:t xml:space="preserve">        "valores_vacios": {"campo1": X, "campo2": Y},</w:t>
       </w:r>
@@ -2688,12 +2759,16 @@
         <w:shd w:val="clear" w:color="auto" w:fill="F0F0F0"/>
         <w:spacing w:after="40"/>
         <w:ind w:left="567" w:right="567"/>
+        <w:rPr>
+          <w:highlight w:val="green"/>
+        </w:rPr>
       </w:pPr>
       <w:r>
         <w:rPr>
           <w:rFonts w:ascii="Courier New" w:hAnsi="Courier New"/>
           <w:color w:val="1A1A2E"/>
           <w:sz w:val="19"/>
+          <w:highlight w:val="green"/>
         </w:rPr>
         <w:t xml:space="preserve">        "duplicados": X,</w:t>
       </w:r>
@@ -2703,12 +2778,16 @@
         <w:shd w:val="clear" w:color="auto" w:fill="F0F0F0"/>
         <w:spacing w:after="40"/>
         <w:ind w:left="567" w:right="567"/>
+        <w:rPr>
+          <w:highlight w:val="green"/>
+        </w:rPr>
       </w:pPr>
       <w:r>
         <w:rPr>
           <w:rFonts w:ascii="Courier New" w:hAnsi="Courier New"/>
           <w:color w:val="1A1A2E"/>
           <w:sz w:val="19"/>
+          <w:highlight w:val="green"/>
         </w:rPr>
         <w:t xml:space="preserve">        "formatos_inconsistentes": {"campo": ["var1", "var2", ...]},</w:t>
       </w:r>
@@ -2718,12 +2797,16 @@
         <w:shd w:val="clear" w:color="auto" w:fill="F0F0F0"/>
         <w:spacing w:after="40"/>
         <w:ind w:left="567" w:right="567"/>
+        <w:rPr>
+          <w:highlight w:val="green"/>
+        </w:rPr>
       </w:pPr>
       <w:r>
         <w:rPr>
           <w:rFonts w:ascii="Courier New" w:hAnsi="Courier New"/>
           <w:color w:val="1A1A2E"/>
           <w:sz w:val="19"/>
+          <w:highlight w:val="green"/>
         </w:rPr>
         <w:t xml:space="preserve">        "fuera_de_rango": {"campo": X},</w:t>
       </w:r>
@@ -2733,12 +2816,16 @@
         <w:shd w:val="clear" w:color="auto" w:fill="F0F0F0"/>
         <w:spacing w:after="40"/>
         <w:ind w:left="567" w:right="567"/>
+        <w:rPr>
+          <w:highlight w:val="green"/>
+        </w:rPr>
       </w:pPr>
       <w:r>
         <w:rPr>
           <w:rFonts w:ascii="Courier New" w:hAnsi="Courier New"/>
           <w:color w:val="1A1A2E"/>
           <w:sz w:val="19"/>
+          <w:highlight w:val="green"/>
         </w:rPr>
         <w:t xml:space="preserve">        "espacios_extra": {"campo": X}</w:t>
       </w:r>
@@ -2748,12 +2835,16 @@
         <w:shd w:val="clear" w:color="auto" w:fill="F0F0F0"/>
         <w:spacing w:after="40"/>
         <w:ind w:left="567" w:right="567"/>
+        <w:rPr>
+          <w:highlight w:val="green"/>
+        </w:rPr>
       </w:pPr>
       <w:r>
         <w:rPr>
           <w:rFonts w:ascii="Courier New" w:hAnsi="Courier New"/>
           <w:color w:val="1A1A2E"/>
           <w:sz w:val="19"/>
+          <w:highlight w:val="green"/>
         </w:rPr>
         <w:t xml:space="preserve">    }</w:t>
       </w:r>
@@ -2763,12 +2854,16 @@
         <w:shd w:val="clear" w:color="auto" w:fill="F0F0F0"/>
         <w:spacing w:after="40"/>
         <w:ind w:left="567" w:right="567"/>
+        <w:rPr>
+          <w:highlight w:val="green"/>
+        </w:rPr>
       </w:pPr>
       <w:r>
         <w:rPr>
           <w:rFonts w:ascii="Courier New" w:hAnsi="Courier New"/>
           <w:color w:val="1A1A2E"/>
           <w:sz w:val="19"/>
+          <w:highlight w:val="green"/>
         </w:rPr>
         <w:t>}</w:t>
       </w:r>
@@ -2777,10 +2872,14 @@
       <w:pPr>
         <w:pStyle w:val="Listaconnmeros"/>
         <w:spacing w:after="60"/>
-      </w:pPr>
-      <w:r>
-        <w:rPr>
-          <w:rFonts w:ascii="Calibri" w:hAnsi="Calibri"/>
+        <w:rPr>
+          <w:highlight w:val="green"/>
+        </w:rPr>
+      </w:pPr>
+      <w:r>
+        <w:rPr>
+          <w:rFonts w:ascii="Calibri" w:hAnsi="Calibri"/>
+          <w:highlight w:val="green"/>
         </w:rPr>
         <w:t>Imprime un informe de auditoría claro y legible para cada fichero. Ejemplo:</w:t>
       </w:r>
@@ -2790,12 +2889,16 @@
         <w:shd w:val="clear" w:color="auto" w:fill="F0F0F0"/>
         <w:spacing w:after="40"/>
         <w:ind w:left="567" w:right="567"/>
+        <w:rPr>
+          <w:highlight w:val="green"/>
+        </w:rPr>
       </w:pPr>
       <w:r>
         <w:rPr>
           <w:rFonts w:ascii="Courier New" w:hAnsi="Courier New"/>
           <w:color w:val="1A1A2E"/>
           <w:sz w:val="19"/>
+          <w:highlight w:val="green"/>
         </w:rPr>
         <w:t>=== AUDITORÍA: artistas.csv ===</w:t>
       </w:r>
@@ -2805,12 +2908,16 @@
         <w:shd w:val="clear" w:color="auto" w:fill="F0F0F0"/>
         <w:spacing w:after="40"/>
         <w:ind w:left="567" w:right="567"/>
+        <w:rPr>
+          <w:highlight w:val="green"/>
+        </w:rPr>
       </w:pPr>
       <w:r>
         <w:rPr>
           <w:rFonts w:ascii="Courier New" w:hAnsi="Courier New"/>
           <w:color w:val="1A1A2E"/>
           <w:sz w:val="19"/>
+          <w:highlight w:val="green"/>
         </w:rPr>
         <w:t>Total registros: 250</w:t>
       </w:r>
@@ -2820,12 +2927,16 @@
         <w:shd w:val="clear" w:color="auto" w:fill="F0F0F0"/>
         <w:spacing w:after="40"/>
         <w:ind w:left="567" w:right="567"/>
+        <w:rPr>
+          <w:highlight w:val="green"/>
+        </w:rPr>
       </w:pPr>
       <w:r>
         <w:rPr>
           <w:rFonts w:ascii="Courier New" w:hAnsi="Courier New"/>
           <w:color w:val="1A1A2E"/>
           <w:sz w:val="19"/>
+          <w:highlight w:val="green"/>
         </w:rPr>
         <w:t>Valores vacíos:</w:t>
       </w:r>
@@ -2835,12 +2946,16 @@
         <w:shd w:val="clear" w:color="auto" w:fill="F0F0F0"/>
         <w:spacing w:after="40"/>
         <w:ind w:left="567" w:right="567"/>
+        <w:rPr>
+          <w:highlight w:val="green"/>
+        </w:rPr>
       </w:pPr>
       <w:r>
         <w:rPr>
           <w:rFonts w:ascii="Courier New" w:hAnsi="Courier New"/>
           <w:color w:val="1A1A2E"/>
           <w:sz w:val="19"/>
+          <w:highlight w:val="green"/>
         </w:rPr>
         <w:t xml:space="preserve">  - email_manager: 32 vacíos</w:t>
       </w:r>
@@ -2850,12 +2965,16 @@
         <w:shd w:val="clear" w:color="auto" w:fill="F0F0F0"/>
         <w:spacing w:after="40"/>
         <w:ind w:left="567" w:right="567"/>
+        <w:rPr>
+          <w:highlight w:val="green"/>
+        </w:rPr>
       </w:pPr>
       <w:r>
         <w:rPr>
           <w:rFonts w:ascii="Courier New" w:hAnsi="Courier New"/>
           <w:color w:val="1A1A2E"/>
           <w:sz w:val="19"/>
+          <w:highlight w:val="green"/>
         </w:rPr>
         <w:t>Duplicados: 15 registros duplicados</w:t>
       </w:r>
@@ -2865,12 +2984,16 @@
         <w:shd w:val="clear" w:color="auto" w:fill="F0F0F0"/>
         <w:spacing w:after="40"/>
         <w:ind w:left="567" w:right="567"/>
+        <w:rPr>
+          <w:highlight w:val="green"/>
+        </w:rPr>
       </w:pPr>
       <w:r>
         <w:rPr>
           <w:rFonts w:ascii="Courier New" w:hAnsi="Courier New"/>
           <w:color w:val="1A1A2E"/>
           <w:sz w:val="19"/>
+          <w:highlight w:val="green"/>
         </w:rPr>
         <w:t>Formatos inconsistentes:</w:t>
       </w:r>
@@ -2880,12 +3003,16 @@
         <w:shd w:val="clear" w:color="auto" w:fill="F0F0F0"/>
         <w:spacing w:after="40"/>
         <w:ind w:left="567" w:right="567"/>
+        <w:rPr>
+          <w:highlight w:val="green"/>
+        </w:rPr>
       </w:pPr>
       <w:r>
         <w:rPr>
           <w:rFonts w:ascii="Courier New" w:hAnsi="Courier New"/>
           <w:color w:val="1A1A2E"/>
           <w:sz w:val="19"/>
+          <w:highlight w:val="green"/>
         </w:rPr>
         <w:t xml:space="preserve">  - genero_musical: 23 variaciones (Rock, rock, ROCK, Rokc...)</w:t>
       </w:r>
@@ -2895,12 +3022,16 @@
         <w:shd w:val="clear" w:color="auto" w:fill="F0F0F0"/>
         <w:spacing w:after="40"/>
         <w:ind w:left="567" w:right="567"/>
+        <w:rPr>
+          <w:highlight w:val="green"/>
+        </w:rPr>
       </w:pPr>
       <w:r>
         <w:rPr>
           <w:rFonts w:ascii="Courier New" w:hAnsi="Courier New"/>
           <w:color w:val="1A1A2E"/>
           <w:sz w:val="19"/>
+          <w:highlight w:val="green"/>
         </w:rPr>
         <w:t>Espacios extra:</w:t>
       </w:r>
@@ -2910,12 +3041,16 @@
         <w:shd w:val="clear" w:color="auto" w:fill="F0F0F0"/>
         <w:spacing w:after="40"/>
         <w:ind w:left="567" w:right="567"/>
+        <w:rPr>
+          <w:highlight w:val="green"/>
+        </w:rPr>
       </w:pPr>
       <w:r>
         <w:rPr>
           <w:rFonts w:ascii="Courier New" w:hAnsi="Courier New"/>
           <w:color w:val="1A1A2E"/>
           <w:sz w:val="19"/>
+          <w:highlight w:val="green"/>
         </w:rPr>
         <w:t xml:space="preserve">  - nombre: 45 campos con espacios extra</w:t>
       </w:r>
@@ -2925,12 +3060,16 @@
         <w:shd w:val="clear" w:color="auto" w:fill="E8F5EC"/>
         <w:spacing w:after="20"/>
         <w:ind w:left="454" w:right="454"/>
+        <w:rPr>
+          <w:highlight w:val="green"/>
+        </w:rPr>
       </w:pPr>
       <w:r>
         <w:rPr>
           <w:rFonts w:ascii="Calibri" w:hAnsi="Calibri"/>
           <w:color w:val="1E6B42"/>
           <w:sz w:val="20"/>
+          <w:highlight w:val="green"/>
         </w:rPr>
         <w:t>💡 Pistas:</w:t>
       </w:r>
@@ -2940,6 +3079,9 @@
         <w:shd w:val="clear" w:color="auto" w:fill="E8F5EC"/>
         <w:spacing w:after="20"/>
         <w:ind w:left="454" w:right="454"/>
+        <w:rPr>
+          <w:highlight w:val="green"/>
+        </w:rPr>
       </w:pPr>
       <w:r>
         <w:rPr>
@@ -2947,6 +3089,7 @@
           <w:i/>
           <w:color w:val="1E6B42"/>
           <w:sz w:val="20"/>
+          <w:highlight w:val="green"/>
         </w:rPr>
         <w:t xml:space="preserve">    Para detectar vacíos, crea una lista de valores que consideras 'vacío': ["", None, "N/A", "-", "no disponible"].</w:t>
       </w:r>
@@ -2956,6 +3099,9 @@
         <w:shd w:val="clear" w:color="auto" w:fill="E8F5EC"/>
         <w:spacing w:after="20"/>
         <w:ind w:left="454" w:right="454"/>
+        <w:rPr>
+          <w:highlight w:val="green"/>
+        </w:rPr>
       </w:pPr>
       <w:r>
         <w:rPr>
@@ -2963,6 +3109,7 @@
           <w:i/>
           <w:color w:val="1E6B42"/>
           <w:sz w:val="20"/>
+          <w:highlight w:val="green"/>
         </w:rPr>
         <w:t xml:space="preserve">    Para contar variaciones de formato usa un set(): añade cada valor en minúsculas y cuenta cuántos valores únicos hay.</w:t>
       </w:r>
@@ -2972,6 +3119,9 @@
         <w:shd w:val="clear" w:color="auto" w:fill="E8F5EC"/>
         <w:spacing w:after="20"/>
         <w:ind w:left="454" w:right="454"/>
+        <w:rPr>
+          <w:highlight w:val="green"/>
+        </w:rPr>
       </w:pPr>
       <w:r>
         <w:rPr>
@@ -2979,6 +3129,7 @@
           <w:i/>
           <w:color w:val="1E6B42"/>
           <w:sz w:val="20"/>
+          <w:highlight w:val="green"/>
         </w:rPr>
         <w:t xml:space="preserve">    Para detectar duplicados parciales, normaliza la clave (lower + strip) antes de comparar.</w:t>
       </w:r>
@@ -2986,12 +3137,16 @@
     <w:p>
       <w:pPr>
         <w:spacing w:before="120" w:after="120"/>
+        <w:rPr>
+          <w:highlight w:val="green"/>
+        </w:rPr>
       </w:pPr>
       <w:r>
         <w:rPr>
           <w:rFonts w:ascii="Calibri" w:hAnsi="Calibri"/>
           <w:b/>
           <w:color w:val="C55A11"/>
+          <w:highlight w:val="green"/>
         </w:rPr>
         <w:t xml:space="preserve">✅ Entregable: </w:t>
       </w:r>
@@ -3000,6 +3155,7 @@
           <w:rFonts w:ascii="Calibri" w:hAnsi="Calibri"/>
           <w:i/>
           <w:color w:val="C55A11"/>
+          <w:highlight w:val="green"/>
         </w:rPr>
         <w:t>Funciones de auditoría y el informe impreso para los 4 ficheros.</w:t>
       </w:r>
@@ -3014,8 +3170,6 @@
           <w:highlight w:val="green"/>
         </w:rPr>
       </w:pPr>
-      <w:bookmarkStart w:id="0" w:name="_GoBack"/>
-      <w:bookmarkEnd w:id="0"/>
       <w:r>
         <w:rPr>
           <w:rFonts w:ascii="Calibri" w:hAnsi="Calibri"/>
@@ -3024,7 +3178,6 @@
           <w:sz w:val="26"/>
           <w:highlight w:val="green"/>
         </w:rPr>
-        <w:lastRenderedPageBreak/>
         <w:t xml:space="preserve">FASE 3  </w:t>
       </w:r>
       <w:r>
@@ -3323,6 +3476,7 @@
           <w:sz w:val="19"/>
           <w:highlight w:val="green"/>
         </w:rPr>
+        <w:lastRenderedPageBreak/>
         <w:t>correcciones_tildes = {</w:t>
       </w:r>
     </w:p>
@@ -3661,7 +3815,6 @@
           <w:sz w:val="26"/>
           <w:highlight w:val="green"/>
         </w:rPr>
-        <w:lastRenderedPageBreak/>
         <w:t xml:space="preserve">FASE 4  </w:t>
       </w:r>
       <w:r>
@@ -3912,10 +4065,14 @@
       <w:pPr>
         <w:pStyle w:val="Listaconnmeros"/>
         <w:spacing w:after="60"/>
-      </w:pPr>
-      <w:r>
-        <w:rPr>
-          <w:rFonts w:ascii="Calibri" w:hAnsi="Calibri"/>
+        <w:rPr>
+          <w:highlight w:val="green"/>
+        </w:rPr>
+      </w:pPr>
+      <w:r>
+        <w:rPr>
+          <w:rFonts w:ascii="Calibri" w:hAnsi="Calibri"/>
+          <w:highlight w:val="green"/>
         </w:rPr>
         <w:t>Aplica el tratamiento de valores vacíos según las reglas definidas.</w:t>
       </w:r>
@@ -3924,10 +4081,14 @@
       <w:pPr>
         <w:pStyle w:val="Listaconnmeros"/>
         <w:spacing w:after="60"/>
-      </w:pPr>
-      <w:r>
-        <w:rPr>
-          <w:rFonts w:ascii="Calibri" w:hAnsi="Calibri"/>
+        <w:rPr>
+          <w:highlight w:val="green"/>
+        </w:rPr>
+      </w:pPr>
+      <w:r>
+        <w:rPr>
+          <w:rFonts w:ascii="Calibri" w:hAnsi="Calibri"/>
+          <w:highlight w:val="green"/>
         </w:rPr>
         <w:t>Imprime un resumen de las acciones realizadas:</w:t>
       </w:r>
@@ -3937,12 +4098,16 @@
         <w:shd w:val="clear" w:color="auto" w:fill="F0F0F0"/>
         <w:spacing w:after="40"/>
         <w:ind w:left="567" w:right="567"/>
+        <w:rPr>
+          <w:highlight w:val="green"/>
+        </w:rPr>
       </w:pPr>
       <w:r>
         <w:rPr>
           <w:rFonts w:ascii="Courier New" w:hAnsi="Courier New"/>
           <w:color w:val="1A1A2E"/>
           <w:sz w:val="19"/>
+          <w:highlight w:val="green"/>
         </w:rPr>
         <w:t>artistas.csv &gt; cache_eur: 5 valores convertidos a número</w:t>
       </w:r>
@@ -3952,12 +4117,16 @@
         <w:shd w:val="clear" w:color="auto" w:fill="F0F0F0"/>
         <w:spacing w:after="40"/>
         <w:ind w:left="567" w:right="567"/>
+        <w:rPr>
+          <w:highlight w:val="green"/>
+        </w:rPr>
       </w:pPr>
       <w:r>
         <w:rPr>
           <w:rFonts w:ascii="Courier New" w:hAnsi="Courier New"/>
           <w:color w:val="1A1A2E"/>
           <w:sz w:val="19"/>
+          <w:highlight w:val="green"/>
         </w:rPr>
         <w:t>artistas.csv &gt; email_manager: 32 vacíos → marcados como 'SIN DATOS'</w:t>
       </w:r>
@@ -3967,12 +4136,16 @@
         <w:shd w:val="clear" w:color="auto" w:fill="E8F5EC"/>
         <w:spacing w:after="20"/>
         <w:ind w:left="454" w:right="454"/>
+        <w:rPr>
+          <w:highlight w:val="green"/>
+        </w:rPr>
       </w:pPr>
       <w:r>
         <w:rPr>
           <w:rFonts w:ascii="Calibri" w:hAnsi="Calibri"/>
           <w:color w:val="1E6B42"/>
           <w:sz w:val="20"/>
+          <w:highlight w:val="green"/>
         </w:rPr>
         <w:t>💡 Pistas:</w:t>
       </w:r>
@@ -3982,6 +4155,9 @@
         <w:shd w:val="clear" w:color="auto" w:fill="E8F5EC"/>
         <w:spacing w:after="20"/>
         <w:ind w:left="454" w:right="454"/>
+        <w:rPr>
+          <w:highlight w:val="green"/>
+        </w:rPr>
       </w:pPr>
       <w:r>
         <w:rPr>
@@ -3989,6 +4165,7 @@
           <w:i/>
           <w:color w:val="1E6B42"/>
           <w:sz w:val="20"/>
+          <w:highlight w:val="green"/>
         </w:rPr>
         <w:t xml:space="preserve">    Para limpiar un número: str(valor).strip().replace('€','').replace('$','').replace('.','').replace(',','.')</w:t>
       </w:r>
@@ -3998,6 +4175,9 @@
         <w:shd w:val="clear" w:color="auto" w:fill="E8F5EC"/>
         <w:spacing w:after="20"/>
         <w:ind w:left="454" w:right="454"/>
+        <w:rPr>
+          <w:highlight w:val="green"/>
+        </w:rPr>
       </w:pPr>
       <w:r>
         <w:rPr>
@@ -4005,6 +4185,7 @@
           <w:i/>
           <w:color w:val="1E6B42"/>
           <w:sz w:val="20"/>
+          <w:highlight w:val="green"/>
         </w:rPr>
         <w:t xml:space="preserve">      Ojo con el orden: elimina el punto de miles ANTES de convertir la coma decimal a punto.</w:t>
       </w:r>
@@ -4014,6 +4195,9 @@
         <w:shd w:val="clear" w:color="auto" w:fill="E8F5EC"/>
         <w:spacing w:after="20"/>
         <w:ind w:left="454" w:right="454"/>
+        <w:rPr>
+          <w:highlight w:val="green"/>
+        </w:rPr>
       </w:pPr>
       <w:r>
         <w:rPr>
@@ -4021,6 +4205,7 @@
           <w:i/>
           <w:color w:val="1E6B42"/>
           <w:sz w:val="20"/>
+          <w:highlight w:val="green"/>
         </w:rPr>
         <w:t xml:space="preserve">    Usa try/except ValueError cuando hagas float() o int() para capturar valores que no son convertibles.</w:t>
       </w:r>
@@ -4030,6 +4215,9 @@
         <w:shd w:val="clear" w:color="auto" w:fill="E8F5EC"/>
         <w:spacing w:after="20"/>
         <w:ind w:left="454" w:right="454"/>
+        <w:rPr>
+          <w:highlight w:val="green"/>
+        </w:rPr>
       </w:pPr>
       <w:r>
         <w:rPr>
@@ -4037,6 +4225,7 @@
           <w:i/>
           <w:color w:val="1E6B42"/>
           <w:sz w:val="20"/>
+          <w:highlight w:val="green"/>
         </w:rPr>
         <w:t xml:space="preserve">    Un campo es 'crítico' si sin él el registro no tiene sentido (ej: el nombre de un artista).</w:t>
       </w:r>
@@ -4046,6 +4235,9 @@
         <w:shd w:val="clear" w:color="auto" w:fill="E8F5EC"/>
         <w:spacing w:after="20"/>
         <w:ind w:left="454" w:right="454"/>
+        <w:rPr>
+          <w:highlight w:val="green"/>
+        </w:rPr>
       </w:pPr>
       <w:r>
         <w:rPr>
@@ -4053,6 +4245,7 @@
           <w:i/>
           <w:color w:val="1E6B42"/>
           <w:sz w:val="20"/>
+          <w:highlight w:val="green"/>
         </w:rPr>
         <w:t xml:space="preserve">      En ese caso, eliminar el registro puede ser la decisión correcta. Documéntalo.</w:t>
       </w:r>
@@ -4060,12 +4253,16 @@
     <w:p>
       <w:pPr>
         <w:spacing w:before="120" w:after="120"/>
+        <w:rPr>
+          <w:highlight w:val="green"/>
+        </w:rPr>
       </w:pPr>
       <w:r>
         <w:rPr>
           <w:rFonts w:ascii="Calibri" w:hAnsi="Calibri"/>
           <w:b/>
           <w:color w:val="C55A11"/>
+          <w:highlight w:val="green"/>
         </w:rPr>
         <w:t xml:space="preserve">✅ Entregable: </w:t>
       </w:r>
@@ -4074,6 +4271,7 @@
           <w:rFonts w:ascii="Calibri" w:hAnsi="Calibri"/>
           <w:i/>
           <w:color w:val="C55A11"/>
+          <w:highlight w:val="green"/>
         </w:rPr>
         <w:t>Datos con tipos correctos y valores vacíos tratados.</w:t>
       </w:r>
@@ -4084,6 +4282,9 @@
           <w:top w:val="single" w:sz="12" w:space="1" w:color="215CA0"/>
         </w:pBdr>
         <w:spacing w:before="320" w:after="80"/>
+        <w:rPr>
+          <w:highlight w:val="green"/>
+        </w:rPr>
       </w:pPr>
       <w:r>
         <w:rPr>
@@ -4091,7 +4292,9 @@
           <w:b/>
           <w:color w:val="FFFFFF"/>
           <w:sz w:val="26"/>
-        </w:rPr>
+          <w:highlight w:val="green"/>
+        </w:rPr>
+        <w:lastRenderedPageBreak/>
         <w:t xml:space="preserve">FASE 5  </w:t>
       </w:r>
       <w:r>
@@ -4100,6 +4303,7 @@
           <w:b/>
           <w:color w:val="1A376C"/>
           <w:sz w:val="26"/>
+          <w:highlight w:val="green"/>
         </w:rPr>
         <w:t>NORMALIZACIÓN DE CATEGORÍAS</w:t>
       </w:r>
@@ -4107,6 +4311,9 @@
     <w:p>
       <w:pPr>
         <w:spacing w:before="200" w:after="40"/>
+        <w:rPr>
+          <w:highlight w:val="green"/>
+        </w:rPr>
       </w:pPr>
       <w:r>
         <w:rPr>
@@ -4114,6 +4321,7 @@
           <w:b/>
           <w:color w:val="215CA0"/>
           <w:sz w:val="24"/>
+          <w:highlight w:val="green"/>
         </w:rPr>
         <w:t>Objetivo</w:t>
       </w:r>
@@ -4121,10 +4329,14 @@
     <w:p>
       <w:pPr>
         <w:spacing w:after="80"/>
-      </w:pPr>
-      <w:r>
-        <w:rPr>
-          <w:rFonts w:ascii="Calibri" w:hAnsi="Calibri"/>
+        <w:rPr>
+          <w:highlight w:val="green"/>
+        </w:rPr>
+      </w:pPr>
+      <w:r>
+        <w:rPr>
+          <w:rFonts w:ascii="Calibri" w:hAnsi="Calibri"/>
+          <w:highlight w:val="green"/>
         </w:rPr>
         <w:t>Unificar todos los valores que representan lo mismo pero están escritos de formas diferentes.</w:t>
       </w:r>
@@ -4132,6 +4344,9 @@
     <w:p>
       <w:pPr>
         <w:spacing w:before="200" w:after="40"/>
+        <w:rPr>
+          <w:highlight w:val="green"/>
+        </w:rPr>
       </w:pPr>
       <w:r>
         <w:rPr>
@@ -4139,6 +4354,7 @@
           <w:b/>
           <w:color w:val="215CA0"/>
           <w:sz w:val="24"/>
+          <w:highlight w:val="green"/>
         </w:rPr>
         <w:t>Tareas</w:t>
       </w:r>
@@ -4160,6 +4376,11 @@
       </w:r>
     </w:p>
     <w:p>
+      <w:pPr>
+        <w:rPr>
+          <w:highlight w:val="green"/>
+        </w:rPr>
+      </w:pPr>
       <w:r>
         <w:rPr>
           <w:rFonts w:ascii="Calibri" w:hAnsi="Calibri"/>
@@ -4177,17 +4398,23 @@
       </w:r>
     </w:p>
     <w:p>
+      <w:pPr>
+        <w:rPr>
+          <w:highlight w:val="green"/>
+        </w:rPr>
+      </w:pPr>
       <w:r>
         <w:rPr>
           <w:rFonts w:ascii="Calibri" w:hAnsi="Calibri"/>
           <w:b/>
-        </w:rPr>
-        <w:lastRenderedPageBreak/>
+          <w:highlight w:val="green"/>
+        </w:rPr>
         <w:t xml:space="preserve">Opción B: </w:t>
       </w:r>
       <w:r>
         <w:rPr>
           <w:rFonts w:ascii="Calibri" w:hAnsi="Calibri"/>
+          <w:highlight w:val="green"/>
         </w:rPr>
         <w:t>pais, equipo, rol, region, cargo, mapa, torneo, posicion.</w:t>
       </w:r>
@@ -4196,10 +4423,14 @@
       <w:pPr>
         <w:pStyle w:val="Listaconnmeros"/>
         <w:spacing w:after="60"/>
-      </w:pPr>
-      <w:r>
-        <w:rPr>
-          <w:rFonts w:ascii="Calibri" w:hAnsi="Calibri"/>
+        <w:rPr>
+          <w:highlight w:val="green"/>
+        </w:rPr>
+      </w:pPr>
+      <w:r>
+        <w:rPr>
+          <w:rFonts w:ascii="Calibri" w:hAnsi="Calibri"/>
+          <w:highlight w:val="green"/>
         </w:rPr>
         <w:t>Para cada campo de categoría, crea un diccionario de mapeo. Ejemplo:</w:t>
       </w:r>
@@ -4209,12 +4440,16 @@
         <w:shd w:val="clear" w:color="auto" w:fill="F0F0F0"/>
         <w:spacing w:after="40"/>
         <w:ind w:left="567" w:right="567"/>
+        <w:rPr>
+          <w:highlight w:val="green"/>
+        </w:rPr>
       </w:pPr>
       <w:r>
         <w:rPr>
           <w:rFonts w:ascii="Courier New" w:hAnsi="Courier New"/>
           <w:color w:val="1A1A2E"/>
           <w:sz w:val="19"/>
+          <w:highlight w:val="green"/>
         </w:rPr>
         <w:t>mapeo_generos = {</w:t>
       </w:r>
@@ -4224,12 +4459,16 @@
         <w:shd w:val="clear" w:color="auto" w:fill="F0F0F0"/>
         <w:spacing w:after="40"/>
         <w:ind w:left="567" w:right="567"/>
+        <w:rPr>
+          <w:highlight w:val="green"/>
+        </w:rPr>
       </w:pPr>
       <w:r>
         <w:rPr>
           <w:rFonts w:ascii="Courier New" w:hAnsi="Courier New"/>
           <w:color w:val="1A1A2E"/>
           <w:sz w:val="19"/>
+          <w:highlight w:val="green"/>
         </w:rPr>
         <w:t xml:space="preserve">    "rock":         "Rock",</w:t>
       </w:r>
@@ -4239,12 +4478,16 @@
         <w:shd w:val="clear" w:color="auto" w:fill="F0F0F0"/>
         <w:spacing w:after="40"/>
         <w:ind w:left="567" w:right="567"/>
+        <w:rPr>
+          <w:highlight w:val="green"/>
+        </w:rPr>
       </w:pPr>
       <w:r>
         <w:rPr>
           <w:rFonts w:ascii="Courier New" w:hAnsi="Courier New"/>
           <w:color w:val="1A1A2E"/>
           <w:sz w:val="19"/>
+          <w:highlight w:val="green"/>
         </w:rPr>
         <w:t xml:space="preserve">    "rokc":         "Rock",   # typo</w:t>
       </w:r>
@@ -4254,12 +4497,16 @@
         <w:shd w:val="clear" w:color="auto" w:fill="F0F0F0"/>
         <w:spacing w:after="40"/>
         <w:ind w:left="567" w:right="567"/>
+        <w:rPr>
+          <w:highlight w:val="green"/>
+        </w:rPr>
       </w:pPr>
       <w:r>
         <w:rPr>
           <w:rFonts w:ascii="Courier New" w:hAnsi="Courier New"/>
           <w:color w:val="1A1A2E"/>
           <w:sz w:val="19"/>
+          <w:highlight w:val="green"/>
         </w:rPr>
         <w:t xml:space="preserve">    "electro":      "Electrónica",</w:t>
       </w:r>
@@ -4269,12 +4516,16 @@
         <w:shd w:val="clear" w:color="auto" w:fill="F0F0F0"/>
         <w:spacing w:after="40"/>
         <w:ind w:left="567" w:right="567"/>
+        <w:rPr>
+          <w:highlight w:val="green"/>
+        </w:rPr>
       </w:pPr>
       <w:r>
         <w:rPr>
           <w:rFonts w:ascii="Courier New" w:hAnsi="Courier New"/>
           <w:color w:val="1A1A2E"/>
           <w:sz w:val="19"/>
+          <w:highlight w:val="green"/>
         </w:rPr>
         <w:t xml:space="preserve">    "electronica":  "Electrónica",</w:t>
       </w:r>
@@ -4284,12 +4535,16 @@
         <w:shd w:val="clear" w:color="auto" w:fill="F0F0F0"/>
         <w:spacing w:after="40"/>
         <w:ind w:left="567" w:right="567"/>
+        <w:rPr>
+          <w:highlight w:val="green"/>
+        </w:rPr>
       </w:pPr>
       <w:r>
         <w:rPr>
           <w:rFonts w:ascii="Courier New" w:hAnsi="Courier New"/>
           <w:color w:val="1A1A2E"/>
           <w:sz w:val="19"/>
+          <w:highlight w:val="green"/>
         </w:rPr>
         <w:t xml:space="preserve">    ...}</w:t>
       </w:r>
@@ -4298,10 +4553,14 @@
       <w:pPr>
         <w:pStyle w:val="Listaconnmeros"/>
         <w:spacing w:after="60"/>
-      </w:pPr>
-      <w:r>
-        <w:rPr>
-          <w:rFonts w:ascii="Calibri" w:hAnsi="Calibri"/>
+        <w:rPr>
+          <w:highlight w:val="green"/>
+        </w:rPr>
+      </w:pPr>
+      <w:r>
+        <w:rPr>
+          <w:rFonts w:ascii="Calibri" w:hAnsi="Calibri"/>
+          <w:highlight w:val="green"/>
         </w:rPr>
         <w:t>Crea una función normalizar_categoria(valor, diccionario_mapeo) que:</w:t>
       </w:r>
@@ -4311,10 +4570,14 @@
         <w:pStyle w:val="Listaconvietas"/>
         <w:spacing w:after="40"/>
         <w:ind w:left="1020"/>
-      </w:pPr>
-      <w:r>
-        <w:rPr>
-          <w:rFonts w:ascii="Calibri" w:hAnsi="Calibri"/>
+        <w:rPr>
+          <w:highlight w:val="green"/>
+        </w:rPr>
+      </w:pPr>
+      <w:r>
+        <w:rPr>
+          <w:rFonts w:ascii="Calibri" w:hAnsi="Calibri"/>
+          <w:highlight w:val="green"/>
         </w:rPr>
         <w:t>Busque el valor (en minúsculas y sin espacios extra) en el diccionario.</w:t>
       </w:r>
@@ -4324,10 +4587,14 @@
         <w:pStyle w:val="Listaconvietas"/>
         <w:spacing w:after="40"/>
         <w:ind w:left="1020"/>
-      </w:pPr>
-      <w:r>
-        <w:rPr>
-          <w:rFonts w:ascii="Calibri" w:hAnsi="Calibri"/>
+        <w:rPr>
+          <w:highlight w:val="green"/>
+        </w:rPr>
+      </w:pPr>
+      <w:r>
+        <w:rPr>
+          <w:rFonts w:ascii="Calibri" w:hAnsi="Calibri"/>
+          <w:highlight w:val="green"/>
         </w:rPr>
         <w:t>Devuelva el valor normalizado si lo encuentra.</w:t>
       </w:r>
@@ -4337,10 +4604,14 @@
         <w:pStyle w:val="Listaconvietas"/>
         <w:spacing w:after="40"/>
         <w:ind w:left="1020"/>
-      </w:pPr>
-      <w:r>
-        <w:rPr>
-          <w:rFonts w:ascii="Calibri" w:hAnsi="Calibri"/>
+        <w:rPr>
+          <w:highlight w:val="green"/>
+        </w:rPr>
+      </w:pPr>
+      <w:r>
+        <w:rPr>
+          <w:rFonts w:ascii="Calibri" w:hAnsi="Calibri"/>
+          <w:highlight w:val="green"/>
         </w:rPr>
         <w:t>Si no encuentra coincidencia, devuelva el valor original e imprima un aviso:</w:t>
       </w:r>
@@ -4350,12 +4621,16 @@
         <w:shd w:val="clear" w:color="auto" w:fill="F0F0F0"/>
         <w:spacing w:after="40"/>
         <w:ind w:left="567" w:right="567"/>
+        <w:rPr>
+          <w:highlight w:val="green"/>
+        </w:rPr>
       </w:pPr>
       <w:r>
         <w:rPr>
           <w:rFonts w:ascii="Courier New" w:hAnsi="Courier New"/>
           <w:color w:val="1A1A2E"/>
           <w:sz w:val="19"/>
+          <w:highlight w:val="green"/>
         </w:rPr>
         <w:t xml:space="preserve">    AVISO: valor no reconocido en genero_musical → 'folk-electrónico'</w:t>
       </w:r>
@@ -4364,10 +4639,14 @@
       <w:pPr>
         <w:pStyle w:val="Listaconnmeros"/>
         <w:spacing w:after="60"/>
-      </w:pPr>
-      <w:r>
-        <w:rPr>
-          <w:rFonts w:ascii="Calibri" w:hAnsi="Calibri"/>
+        <w:rPr>
+          <w:highlight w:val="green"/>
+        </w:rPr>
+      </w:pPr>
+      <w:r>
+        <w:rPr>
+          <w:rFonts w:ascii="Calibri" w:hAnsi="Calibri"/>
+          <w:highlight w:val="green"/>
         </w:rPr>
         <w:t>Aplica la normalización a todos los campos de categoría.</w:t>
       </w:r>
@@ -4376,10 +4655,14 @@
       <w:pPr>
         <w:pStyle w:val="Listaconnmeros"/>
         <w:spacing w:after="60"/>
-      </w:pPr>
-      <w:r>
-        <w:rPr>
-          <w:rFonts w:ascii="Calibri" w:hAnsi="Calibri"/>
+        <w:rPr>
+          <w:highlight w:val="green"/>
+        </w:rPr>
+      </w:pPr>
+      <w:r>
+        <w:rPr>
+          <w:rFonts w:ascii="Calibri" w:hAnsi="Calibri"/>
+          <w:highlight w:val="green"/>
         </w:rPr>
         <w:t>Imprime un resumen de valores únicos ANTES y DESPUÉS de normalizar:</w:t>
       </w:r>
@@ -4389,12 +4672,16 @@
         <w:shd w:val="clear" w:color="auto" w:fill="F0F0F0"/>
         <w:spacing w:after="40"/>
         <w:ind w:left="567" w:right="567"/>
+        <w:rPr>
+          <w:highlight w:val="green"/>
+        </w:rPr>
       </w:pPr>
       <w:r>
         <w:rPr>
           <w:rFonts w:ascii="Courier New" w:hAnsi="Courier New"/>
           <w:color w:val="1A1A2E"/>
           <w:sz w:val="19"/>
+          <w:highlight w:val="green"/>
         </w:rPr>
         <w:t>genero_musical ANTES: Rock, rock, ROCK, Rokc, Electrónica, electro, electronica...</w:t>
       </w:r>
@@ -4404,12 +4691,16 @@
         <w:shd w:val="clear" w:color="auto" w:fill="F0F0F0"/>
         <w:spacing w:after="40"/>
         <w:ind w:left="567" w:right="567"/>
+        <w:rPr>
+          <w:highlight w:val="green"/>
+        </w:rPr>
       </w:pPr>
       <w:r>
         <w:rPr>
           <w:rFonts w:ascii="Courier New" w:hAnsi="Courier New"/>
           <w:color w:val="1A1A2E"/>
           <w:sz w:val="19"/>
+          <w:highlight w:val="green"/>
         </w:rPr>
         <w:t>genero_musical DESPUÉS: Rock, Electrónica, Pop, Jazz...</w:t>
       </w:r>
@@ -4419,12 +4710,16 @@
         <w:shd w:val="clear" w:color="auto" w:fill="E8F5EC"/>
         <w:spacing w:after="20"/>
         <w:ind w:left="454" w:right="454"/>
+        <w:rPr>
+          <w:highlight w:val="green"/>
+        </w:rPr>
       </w:pPr>
       <w:r>
         <w:rPr>
           <w:rFonts w:ascii="Calibri" w:hAnsi="Calibri"/>
           <w:color w:val="1E6B42"/>
           <w:sz w:val="20"/>
+          <w:highlight w:val="green"/>
         </w:rPr>
         <w:t>💡 Pistas:</w:t>
       </w:r>
@@ -4434,6 +4729,9 @@
         <w:shd w:val="clear" w:color="auto" w:fill="E8F5EC"/>
         <w:spacing w:after="20"/>
         <w:ind w:left="454" w:right="454"/>
+        <w:rPr>
+          <w:highlight w:val="green"/>
+        </w:rPr>
       </w:pPr>
       <w:r>
         <w:rPr>
@@ -4441,6 +4739,7 @@
           <w:i/>
           <w:color w:val="1E6B42"/>
           <w:sz w:val="20"/>
+          <w:highlight w:val="green"/>
         </w:rPr>
         <w:t xml:space="preserve">    Para construir los diccionarios de mapeo, primero extrae todos los valores únicos de ese campo</w:t>
       </w:r>
@@ -4450,6 +4749,9 @@
         <w:shd w:val="clear" w:color="auto" w:fill="E8F5EC"/>
         <w:spacing w:after="20"/>
         <w:ind w:left="454" w:right="454"/>
+        <w:rPr>
+          <w:highlight w:val="green"/>
+        </w:rPr>
       </w:pPr>
       <w:r>
         <w:rPr>
@@ -4457,6 +4759,7 @@
           <w:i/>
           <w:color w:val="1E6B42"/>
           <w:sz w:val="20"/>
+          <w:highlight w:val="green"/>
         </w:rPr>
         <w:t xml:space="preserve">      con un set(): valores_unicos = set(r['genero_musical'].lower().strip() for r in datos)</w:t>
       </w:r>
@@ -4466,6 +4769,9 @@
         <w:shd w:val="clear" w:color="auto" w:fill="E8F5EC"/>
         <w:spacing w:after="20"/>
         <w:ind w:left="454" w:right="454"/>
+        <w:rPr>
+          <w:highlight w:val="green"/>
+        </w:rPr>
       </w:pPr>
       <w:r>
         <w:rPr>
@@ -4473,6 +4779,7 @@
           <w:i/>
           <w:color w:val="1E6B42"/>
           <w:sz w:val="20"/>
+          <w:highlight w:val="green"/>
         </w:rPr>
         <w:t xml:space="preserve">      Imprime el set, observa las variaciones y construye el mapeo.</w:t>
       </w:r>
@@ -4482,6 +4789,9 @@
         <w:shd w:val="clear" w:color="auto" w:fill="E8F5EC"/>
         <w:spacing w:after="20"/>
         <w:ind w:left="454" w:right="454"/>
+        <w:rPr>
+          <w:highlight w:val="green"/>
+        </w:rPr>
       </w:pPr>
       <w:r>
         <w:rPr>
@@ -4489,6 +4799,7 @@
           <w:i/>
           <w:color w:val="1E6B42"/>
           <w:sz w:val="20"/>
+          <w:highlight w:val="green"/>
         </w:rPr>
         <w:t xml:space="preserve">    Busca siempre en minúsculas: diccionario.get(valor.lower().strip(), valor)</w:t>
       </w:r>
@@ -4496,12 +4807,16 @@
     <w:p>
       <w:pPr>
         <w:spacing w:before="120" w:after="120"/>
+        <w:rPr>
+          <w:highlight w:val="green"/>
+        </w:rPr>
       </w:pPr>
       <w:r>
         <w:rPr>
           <w:rFonts w:ascii="Calibri" w:hAnsi="Calibri"/>
           <w:b/>
           <w:color w:val="C55A11"/>
+          <w:highlight w:val="green"/>
         </w:rPr>
         <w:t xml:space="preserve">✅ Entregable: </w:t>
       </w:r>
@@ -4510,6 +4825,7 @@
           <w:rFonts w:ascii="Calibri" w:hAnsi="Calibri"/>
           <w:i/>
           <w:color w:val="C55A11"/>
+          <w:highlight w:val="green"/>
         </w:rPr>
         <w:t>Datos con todas las categorías unificadas.</w:t>
       </w:r>
@@ -4520,6 +4836,9 @@
           <w:top w:val="single" w:sz="12" w:space="1" w:color="215CA0"/>
         </w:pBdr>
         <w:spacing w:before="320" w:after="80"/>
+        <w:rPr>
+          <w:highlight w:val="green"/>
+        </w:rPr>
       </w:pPr>
       <w:r>
         <w:rPr>
@@ -4527,6 +4846,7 @@
           <w:b/>
           <w:color w:val="FFFFFF"/>
           <w:sz w:val="26"/>
+          <w:highlight w:val="green"/>
         </w:rPr>
         <w:t xml:space="preserve">FASE 6  </w:t>
       </w:r>
@@ -4536,6 +4856,7 @@
           <w:b/>
           <w:color w:val="1A376C"/>
           <w:sz w:val="26"/>
+          <w:highlight w:val="green"/>
         </w:rPr>
         <w:t>NORMALIZACIÓN DE FECHAS</w:t>
       </w:r>
@@ -4543,6 +4864,9 @@
     <w:p>
       <w:pPr>
         <w:spacing w:before="200" w:after="40"/>
+        <w:rPr>
+          <w:highlight w:val="green"/>
+        </w:rPr>
       </w:pPr>
       <w:r>
         <w:rPr>
@@ -4550,6 +4874,7 @@
           <w:b/>
           <w:color w:val="215CA0"/>
           <w:sz w:val="24"/>
+          <w:highlight w:val="green"/>
         </w:rPr>
         <w:t>Objetivo</w:t>
       </w:r>
@@ -4557,10 +4882,14 @@
     <w:p>
       <w:pPr>
         <w:spacing w:after="80"/>
-      </w:pPr>
-      <w:r>
-        <w:rPr>
-          <w:rFonts w:ascii="Calibri" w:hAnsi="Calibri"/>
+        <w:rPr>
+          <w:highlight w:val="green"/>
+        </w:rPr>
+      </w:pPr>
+      <w:r>
+        <w:rPr>
+          <w:rFonts w:ascii="Calibri" w:hAnsi="Calibri"/>
+          <w:highlight w:val="green"/>
         </w:rPr>
         <w:t>Unificar todos los formatos de fecha a un único formato estándar: DD/MM/AAAA.</w:t>
       </w:r>
@@ -4568,6 +4897,9 @@
     <w:p>
       <w:pPr>
         <w:spacing w:before="200" w:after="40"/>
+        <w:rPr>
+          <w:highlight w:val="green"/>
+        </w:rPr>
       </w:pPr>
       <w:r>
         <w:rPr>
@@ -4575,6 +4907,7 @@
           <w:b/>
           <w:color w:val="215CA0"/>
           <w:sz w:val="24"/>
+          <w:highlight w:val="green"/>
         </w:rPr>
         <w:t>Tareas</w:t>
       </w:r>
@@ -4583,10 +4916,14 @@
       <w:pPr>
         <w:pStyle w:val="Listaconnmeros"/>
         <w:spacing w:after="60"/>
-      </w:pPr>
-      <w:r>
-        <w:rPr>
-          <w:rFonts w:ascii="Calibri" w:hAnsi="Calibri"/>
+        <w:rPr>
+          <w:highlight w:val="green"/>
+        </w:rPr>
+      </w:pPr>
+      <w:r>
+        <w:rPr>
+          <w:rFonts w:ascii="Calibri" w:hAnsi="Calibri"/>
+          <w:highlight w:val="green"/>
         </w:rPr>
         <w:t>El formato estándar elegido es: DD/MM/AAAA  (ejemplo: 15/07/2026).</w:t>
       </w:r>
@@ -4595,10 +4932,14 @@
       <w:pPr>
         <w:pStyle w:val="Listaconnmeros"/>
         <w:spacing w:after="60"/>
-      </w:pPr>
-      <w:r>
-        <w:rPr>
-          <w:rFonts w:ascii="Calibri" w:hAnsi="Calibri"/>
+        <w:rPr>
+          <w:highlight w:val="green"/>
+        </w:rPr>
+      </w:pPr>
+      <w:r>
+        <w:rPr>
+          <w:rFonts w:ascii="Calibri" w:hAnsi="Calibri"/>
+          <w:highlight w:val="green"/>
         </w:rPr>
         <w:t>Identifica todos los formatos de fecha que aparecen en los datos.</w:t>
       </w:r>
@@ -4607,10 +4948,14 @@
       <w:pPr>
         <w:pStyle w:val="Listaconnmeros"/>
         <w:spacing w:after="60"/>
-      </w:pPr>
-      <w:r>
-        <w:rPr>
-          <w:rFonts w:ascii="Calibri" w:hAnsi="Calibri"/>
+        <w:rPr>
+          <w:highlight w:val="green"/>
+        </w:rPr>
+      </w:pPr>
+      <w:r>
+        <w:rPr>
+          <w:rFonts w:ascii="Calibri" w:hAnsi="Calibri"/>
+          <w:highlight w:val="green"/>
         </w:rPr>
         <w:t>Crea una función normalizar_fecha(fecha_texto) que detecte el formato y convierta la fecha al estándar.</w:t>
       </w:r>
@@ -4619,10 +4964,14 @@
       <w:pPr>
         <w:pStyle w:val="Listaconnmeros"/>
         <w:spacing w:after="60"/>
-      </w:pPr>
-      <w:r>
-        <w:rPr>
-          <w:rFonts w:ascii="Calibri" w:hAnsi="Calibri"/>
+        <w:rPr>
+          <w:highlight w:val="green"/>
+        </w:rPr>
+      </w:pPr>
+      <w:r>
+        <w:rPr>
+          <w:rFonts w:ascii="Calibri" w:hAnsi="Calibri"/>
+          <w:highlight w:val="green"/>
         </w:rPr>
         <w:t>Aplica la función a todos los campos de fecha de los 4 ficheros.</w:t>
       </w:r>
@@ -4631,10 +4980,14 @@
       <w:pPr>
         <w:pStyle w:val="Listaconnmeros"/>
         <w:spacing w:after="60"/>
-      </w:pPr>
-      <w:r>
-        <w:rPr>
-          <w:rFonts w:ascii="Calibri" w:hAnsi="Calibri"/>
+        <w:rPr>
+          <w:highlight w:val="green"/>
+        </w:rPr>
+      </w:pPr>
+      <w:r>
+        <w:rPr>
+          <w:rFonts w:ascii="Calibri" w:hAnsi="Calibri"/>
+          <w:highlight w:val="green"/>
         </w:rPr>
         <w:t>Imprime cuántas fechas se han normalizado y cuántas no se han podido convertir.</w:t>
       </w:r>
@@ -4642,6 +4995,9 @@
     <w:p>
       <w:pPr>
         <w:spacing w:before="200" w:after="40"/>
+        <w:rPr>
+          <w:highlight w:val="green"/>
+        </w:rPr>
       </w:pPr>
       <w:r>
         <w:rPr>
@@ -4649,6 +5005,7 @@
           <w:b/>
           <w:color w:val="215CA0"/>
           <w:sz w:val="24"/>
+          <w:highlight w:val="green"/>
         </w:rPr>
         <w:t>Formatos que encontrarás en los datos</w:t>
       </w:r>
@@ -4677,6 +5034,9 @@
           <w:p>
             <w:pPr>
               <w:jc w:val="center"/>
+              <w:rPr>
+                <w:highlight w:val="green"/>
+              </w:rPr>
             </w:pPr>
             <w:r>
               <w:rPr>
@@ -4684,6 +5044,7 @@
                 <w:b/>
                 <w:color w:val="FFFFFF"/>
                 <w:sz w:val="20"/>
+                <w:highlight w:val="green"/>
               </w:rPr>
               <w:t>Formato</w:t>
             </w:r>
@@ -4697,6 +5058,9 @@
           <w:p>
             <w:pPr>
               <w:jc w:val="center"/>
+              <w:rPr>
+                <w:highlight w:val="green"/>
+              </w:rPr>
             </w:pPr>
             <w:r>
               <w:rPr>
@@ -4704,6 +5068,7 @@
                 <w:b/>
                 <w:color w:val="FFFFFF"/>
                 <w:sz w:val="20"/>
+                <w:highlight w:val="green"/>
               </w:rPr>
               <w:t>Cómo detectarlo</w:t>
             </w:r>
@@ -4717,6 +5082,9 @@
           <w:p>
             <w:pPr>
               <w:jc w:val="center"/>
+              <w:rPr>
+                <w:highlight w:val="green"/>
+              </w:rPr>
             </w:pPr>
             <w:r>
               <w:rPr>
@@ -4724,6 +5092,7 @@
                 <w:b/>
                 <w:color w:val="FFFFFF"/>
                 <w:sz w:val="20"/>
+                <w:highlight w:val="green"/>
               </w:rPr>
               <w:t>Ejemplo</w:t>
             </w:r>
@@ -4740,12 +5109,17 @@
             <w:shd w:val="clear" w:color="auto" w:fill="FFFFFF"/>
           </w:tcPr>
           <w:p>
+            <w:pPr>
+              <w:rPr>
+                <w:highlight w:val="green"/>
+              </w:rPr>
+            </w:pPr>
             <w:r>
               <w:rPr>
                 <w:rFonts w:ascii="Calibri" w:hAnsi="Calibri"/>
                 <w:sz w:val="20"/>
+                <w:highlight w:val="green"/>
               </w:rPr>
-              <w:lastRenderedPageBreak/>
               <w:t>DD/MM/AAAA</w:t>
             </w:r>
           </w:p>
@@ -4756,12 +5130,27 @@
             <w:shd w:val="clear" w:color="auto" w:fill="FFFFFF"/>
           </w:tcPr>
           <w:p>
+            <w:pPr>
+              <w:rPr>
+                <w:highlight w:val="green"/>
+              </w:rPr>
+            </w:pPr>
             <w:r>
               <w:rPr>
                 <w:rFonts w:ascii="Calibri" w:hAnsi="Calibri"/>
                 <w:sz w:val="20"/>
+                <w:highlight w:val="green"/>
               </w:rPr>
-              <w:t>Contiene '/' y el primer trozo tiene 1-2 dígitos</w:t>
+              <w:t xml:space="preserve">Contiene '/' y el primer trozo tiene 1-2 </w:t>
+            </w:r>
+            <w:r>
+              <w:rPr>
+                <w:rFonts w:ascii="Calibri" w:hAnsi="Calibri"/>
+                <w:sz w:val="20"/>
+                <w:highlight w:val="green"/>
+              </w:rPr>
+              <w:lastRenderedPageBreak/>
+              <w:t>dígitos</w:t>
             </w:r>
           </w:p>
         </w:tc>
@@ -4771,11 +5160,18 @@
             <w:shd w:val="clear" w:color="auto" w:fill="FFFFFF"/>
           </w:tcPr>
           <w:p>
+            <w:pPr>
+              <w:rPr>
+                <w:highlight w:val="green"/>
+              </w:rPr>
+            </w:pPr>
             <w:r>
               <w:rPr>
                 <w:rFonts w:ascii="Calibri" w:hAnsi="Calibri"/>
                 <w:sz w:val="20"/>
+                <w:highlight w:val="green"/>
               </w:rPr>
+              <w:lastRenderedPageBreak/>
               <w:t>15/07/2026</w:t>
             </w:r>
           </w:p>
@@ -4791,11 +5187,18 @@
             <w:shd w:val="clear" w:color="auto" w:fill="EEF3FA"/>
           </w:tcPr>
           <w:p>
+            <w:pPr>
+              <w:rPr>
+                <w:highlight w:val="green"/>
+              </w:rPr>
+            </w:pPr>
             <w:r>
               <w:rPr>
                 <w:rFonts w:ascii="Calibri" w:hAnsi="Calibri"/>
                 <w:sz w:val="20"/>
+                <w:highlight w:val="green"/>
               </w:rPr>
+              <w:lastRenderedPageBreak/>
               <w:t>AAAA-MM-DD</w:t>
             </w:r>
           </w:p>
@@ -4806,10 +5209,16 @@
             <w:shd w:val="clear" w:color="auto" w:fill="EEF3FA"/>
           </w:tcPr>
           <w:p>
+            <w:pPr>
+              <w:rPr>
+                <w:highlight w:val="green"/>
+              </w:rPr>
+            </w:pPr>
             <w:r>
               <w:rPr>
                 <w:rFonts w:ascii="Calibri" w:hAnsi="Calibri"/>
                 <w:sz w:val="20"/>
+                <w:highlight w:val="green"/>
               </w:rPr>
               <w:t>Contiene '-' y el primer trozo tiene 4 dígitos</w:t>
             </w:r>
@@ -4821,10 +5230,16 @@
             <w:shd w:val="clear" w:color="auto" w:fill="EEF3FA"/>
           </w:tcPr>
           <w:p>
+            <w:pPr>
+              <w:rPr>
+                <w:highlight w:val="green"/>
+              </w:rPr>
+            </w:pPr>
             <w:r>
               <w:rPr>
                 <w:rFonts w:ascii="Calibri" w:hAnsi="Calibri"/>
                 <w:sz w:val="20"/>
+                <w:highlight w:val="green"/>
               </w:rPr>
               <w:t>2026-07-15</w:t>
             </w:r>
@@ -4841,10 +5256,16 @@
             <w:shd w:val="clear" w:color="auto" w:fill="FFFFFF"/>
           </w:tcPr>
           <w:p>
+            <w:pPr>
+              <w:rPr>
+                <w:highlight w:val="green"/>
+              </w:rPr>
+            </w:pPr>
             <w:r>
               <w:rPr>
                 <w:rFonts w:ascii="Calibri" w:hAnsi="Calibri"/>
                 <w:sz w:val="20"/>
+                <w:highlight w:val="green"/>
               </w:rPr>
               <w:t>DD de mes de AAAA</w:t>
             </w:r>
@@ -4856,10 +5277,16 @@
             <w:shd w:val="clear" w:color="auto" w:fill="FFFFFF"/>
           </w:tcPr>
           <w:p>
+            <w:pPr>
+              <w:rPr>
+                <w:highlight w:val="green"/>
+              </w:rPr>
+            </w:pPr>
             <w:r>
               <w:rPr>
                 <w:rFonts w:ascii="Calibri" w:hAnsi="Calibri"/>
                 <w:sz w:val="20"/>
+                <w:highlight w:val="green"/>
               </w:rPr>
               <w:t>Contiene ' de '</w:t>
             </w:r>
@@ -4871,10 +5298,16 @@
             <w:shd w:val="clear" w:color="auto" w:fill="FFFFFF"/>
           </w:tcPr>
           <w:p>
+            <w:pPr>
+              <w:rPr>
+                <w:highlight w:val="green"/>
+              </w:rPr>
+            </w:pPr>
             <w:r>
               <w:rPr>
                 <w:rFonts w:ascii="Calibri" w:hAnsi="Calibri"/>
                 <w:sz w:val="20"/>
+                <w:highlight w:val="green"/>
               </w:rPr>
               <w:t>15 de julio de 2026</w:t>
             </w:r>
@@ -4891,10 +5324,16 @@
             <w:shd w:val="clear" w:color="auto" w:fill="EEF3FA"/>
           </w:tcPr>
           <w:p>
+            <w:pPr>
+              <w:rPr>
+                <w:highlight w:val="green"/>
+              </w:rPr>
+            </w:pPr>
             <w:r>
               <w:rPr>
                 <w:rFonts w:ascii="Calibri" w:hAnsi="Calibri"/>
                 <w:sz w:val="20"/>
+                <w:highlight w:val="green"/>
               </w:rPr>
               <w:t>mes DD, AAAA</w:t>
             </w:r>
@@ -4906,10 +5345,16 @@
             <w:shd w:val="clear" w:color="auto" w:fill="EEF3FA"/>
           </w:tcPr>
           <w:p>
+            <w:pPr>
+              <w:rPr>
+                <w:highlight w:val="green"/>
+              </w:rPr>
+            </w:pPr>
             <w:r>
               <w:rPr>
                 <w:rFonts w:ascii="Calibri" w:hAnsi="Calibri"/>
                 <w:sz w:val="20"/>
+                <w:highlight w:val="green"/>
               </w:rPr>
               <w:t>Contiene ',' y el primer trozo es texto</w:t>
             </w:r>
@@ -4921,10 +5366,16 @@
             <w:shd w:val="clear" w:color="auto" w:fill="EEF3FA"/>
           </w:tcPr>
           <w:p>
+            <w:pPr>
+              <w:rPr>
+                <w:highlight w:val="green"/>
+              </w:rPr>
+            </w:pPr>
             <w:r>
               <w:rPr>
                 <w:rFonts w:ascii="Calibri" w:hAnsi="Calibri"/>
                 <w:sz w:val="20"/>
+                <w:highlight w:val="green"/>
               </w:rPr>
               <w:t>julio 15, 2026</w:t>
             </w:r>
@@ -4941,10 +5392,16 @@
             <w:shd w:val="clear" w:color="auto" w:fill="FFFFFF"/>
           </w:tcPr>
           <w:p>
+            <w:pPr>
+              <w:rPr>
+                <w:highlight w:val="green"/>
+              </w:rPr>
+            </w:pPr>
             <w:r>
               <w:rPr>
                 <w:rFonts w:ascii="Calibri" w:hAnsi="Calibri"/>
                 <w:sz w:val="20"/>
+                <w:highlight w:val="green"/>
               </w:rPr>
               <w:t>DD-MM-AAAA</w:t>
             </w:r>
@@ -4956,10 +5413,16 @@
             <w:shd w:val="clear" w:color="auto" w:fill="FFFFFF"/>
           </w:tcPr>
           <w:p>
+            <w:pPr>
+              <w:rPr>
+                <w:highlight w:val="green"/>
+              </w:rPr>
+            </w:pPr>
             <w:r>
               <w:rPr>
                 <w:rFonts w:ascii="Calibri" w:hAnsi="Calibri"/>
                 <w:sz w:val="20"/>
+                <w:highlight w:val="green"/>
               </w:rPr>
               <w:t>Contiene '-' y el primer trozo tiene 1-2 dígitos</w:t>
             </w:r>
@@ -4971,10 +5434,16 @@
             <w:shd w:val="clear" w:color="auto" w:fill="FFFFFF"/>
           </w:tcPr>
           <w:p>
+            <w:pPr>
+              <w:rPr>
+                <w:highlight w:val="green"/>
+              </w:rPr>
+            </w:pPr>
             <w:r>
               <w:rPr>
                 <w:rFonts w:ascii="Calibri" w:hAnsi="Calibri"/>
                 <w:sz w:val="20"/>
+                <w:highlight w:val="green"/>
               </w:rPr>
               <w:t>15-07-2026</w:t>
             </w:r>
@@ -4991,10 +5460,16 @@
             <w:shd w:val="clear" w:color="auto" w:fill="EEF3FA"/>
           </w:tcPr>
           <w:p>
+            <w:pPr>
+              <w:rPr>
+                <w:highlight w:val="green"/>
+              </w:rPr>
+            </w:pPr>
             <w:r>
               <w:rPr>
                 <w:rFonts w:ascii="Calibri" w:hAnsi="Calibri"/>
                 <w:sz w:val="20"/>
+                <w:highlight w:val="green"/>
               </w:rPr>
               <w:t>DD/M/AA</w:t>
             </w:r>
@@ -5006,10 +5481,16 @@
             <w:shd w:val="clear" w:color="auto" w:fill="EEF3FA"/>
           </w:tcPr>
           <w:p>
+            <w:pPr>
+              <w:rPr>
+                <w:highlight w:val="green"/>
+              </w:rPr>
+            </w:pPr>
             <w:r>
               <w:rPr>
                 <w:rFonts w:ascii="Calibri" w:hAnsi="Calibri"/>
                 <w:sz w:val="20"/>
+                <w:highlight w:val="green"/>
               </w:rPr>
               <w:t>Contiene '/' y el año tiene 2 dígitos</w:t>
             </w:r>
@@ -5021,10 +5502,16 @@
             <w:shd w:val="clear" w:color="auto" w:fill="EEF3FA"/>
           </w:tcPr>
           <w:p>
+            <w:pPr>
+              <w:rPr>
+                <w:highlight w:val="green"/>
+              </w:rPr>
+            </w:pPr>
             <w:r>
               <w:rPr>
                 <w:rFonts w:ascii="Calibri" w:hAnsi="Calibri"/>
                 <w:sz w:val="20"/>
+                <w:highlight w:val="green"/>
               </w:rPr>
               <w:t>15/7/26</w:t>
             </w:r>
@@ -5041,10 +5528,16 @@
             <w:shd w:val="clear" w:color="auto" w:fill="FFFFFF"/>
           </w:tcPr>
           <w:p>
+            <w:pPr>
+              <w:rPr>
+                <w:highlight w:val="green"/>
+              </w:rPr>
+            </w:pPr>
             <w:r>
               <w:rPr>
                 <w:rFonts w:ascii="Calibri" w:hAnsi="Calibri"/>
                 <w:sz w:val="20"/>
+                <w:highlight w:val="green"/>
               </w:rPr>
               <w:t>DD-mes-AAAA</w:t>
             </w:r>
@@ -5056,10 +5549,16 @@
             <w:shd w:val="clear" w:color="auto" w:fill="FFFFFF"/>
           </w:tcPr>
           <w:p>
+            <w:pPr>
+              <w:rPr>
+                <w:highlight w:val="green"/>
+              </w:rPr>
+            </w:pPr>
             <w:r>
               <w:rPr>
                 <w:rFonts w:ascii="Calibri" w:hAnsi="Calibri"/>
                 <w:sz w:val="20"/>
+                <w:highlight w:val="green"/>
               </w:rPr>
               <w:t>Contiene '-' y el trozo del medio es texto</w:t>
             </w:r>
@@ -5071,10 +5570,16 @@
             <w:shd w:val="clear" w:color="auto" w:fill="FFFFFF"/>
           </w:tcPr>
           <w:p>
+            <w:pPr>
+              <w:rPr>
+                <w:highlight w:val="green"/>
+              </w:rPr>
+            </w:pPr>
             <w:r>
               <w:rPr>
                 <w:rFonts w:ascii="Calibri" w:hAnsi="Calibri"/>
                 <w:sz w:val="20"/>
+                <w:highlight w:val="green"/>
               </w:rPr>
               <w:t>15-jul-2026</w:t>
             </w:r>
@@ -5082,10 +5587,19 @@
         </w:tc>
       </w:tr>
     </w:tbl>
-    <w:p/>
+    <w:p>
+      <w:pPr>
+        <w:rPr>
+          <w:highlight w:val="green"/>
+        </w:rPr>
+      </w:pPr>
+    </w:p>
     <w:p>
       <w:pPr>
         <w:spacing w:before="200" w:after="40"/>
+        <w:rPr>
+          <w:highlight w:val="green"/>
+        </w:rPr>
       </w:pPr>
       <w:r>
         <w:rPr>
@@ -5093,6 +5607,7 @@
           <w:b/>
           <w:color w:val="215CA0"/>
           <w:sz w:val="24"/>
+          <w:highlight w:val="green"/>
         </w:rPr>
         <w:t>Diccionario de meses (para convertir texto a número)</w:t>
       </w:r>
@@ -5102,12 +5617,16 @@
         <w:shd w:val="clear" w:color="auto" w:fill="F0F0F0"/>
         <w:spacing w:after="40"/>
         <w:ind w:left="567" w:right="567"/>
+        <w:rPr>
+          <w:highlight w:val="green"/>
+        </w:rPr>
       </w:pPr>
       <w:r>
         <w:rPr>
           <w:rFonts w:ascii="Courier New" w:hAnsi="Courier New"/>
           <w:color w:val="1A1A2E"/>
           <w:sz w:val="19"/>
+          <w:highlight w:val="green"/>
         </w:rPr>
         <w:t>meses = {</w:t>
       </w:r>
@@ -5117,12 +5636,16 @@
         <w:shd w:val="clear" w:color="auto" w:fill="F0F0F0"/>
         <w:spacing w:after="40"/>
         <w:ind w:left="567" w:right="567"/>
+        <w:rPr>
+          <w:highlight w:val="green"/>
+        </w:rPr>
       </w:pPr>
       <w:r>
         <w:rPr>
           <w:rFonts w:ascii="Courier New" w:hAnsi="Courier New"/>
           <w:color w:val="1A1A2E"/>
           <w:sz w:val="19"/>
+          <w:highlight w:val="green"/>
         </w:rPr>
         <w:t xml:space="preserve">    "enero":1, "febrero":2, "marzo":3, "abril":4,</w:t>
       </w:r>
@@ -5132,12 +5655,16 @@
         <w:shd w:val="clear" w:color="auto" w:fill="F0F0F0"/>
         <w:spacing w:after="40"/>
         <w:ind w:left="567" w:right="567"/>
+        <w:rPr>
+          <w:highlight w:val="green"/>
+        </w:rPr>
       </w:pPr>
       <w:r>
         <w:rPr>
           <w:rFonts w:ascii="Courier New" w:hAnsi="Courier New"/>
           <w:color w:val="1A1A2E"/>
           <w:sz w:val="19"/>
+          <w:highlight w:val="green"/>
         </w:rPr>
         <w:t xml:space="preserve">    "mayo":5, "junio":6, "julio":7, "agosto":8,</w:t>
       </w:r>
@@ -5147,12 +5674,16 @@
         <w:shd w:val="clear" w:color="auto" w:fill="F0F0F0"/>
         <w:spacing w:after="40"/>
         <w:ind w:left="567" w:right="567"/>
+        <w:rPr>
+          <w:highlight w:val="green"/>
+        </w:rPr>
       </w:pPr>
       <w:r>
         <w:rPr>
           <w:rFonts w:ascii="Courier New" w:hAnsi="Courier New"/>
           <w:color w:val="1A1A2E"/>
           <w:sz w:val="19"/>
+          <w:highlight w:val="green"/>
         </w:rPr>
         <w:t xml:space="preserve">    "septiembre":9, "octubre":10, "noviembre":11, "diciembre":12,</w:t>
       </w:r>
@@ -5162,12 +5693,16 @@
         <w:shd w:val="clear" w:color="auto" w:fill="F0F0F0"/>
         <w:spacing w:after="40"/>
         <w:ind w:left="567" w:right="567"/>
+        <w:rPr>
+          <w:highlight w:val="green"/>
+        </w:rPr>
       </w:pPr>
       <w:r>
         <w:rPr>
           <w:rFonts w:ascii="Courier New" w:hAnsi="Courier New"/>
           <w:color w:val="1A1A2E"/>
           <w:sz w:val="19"/>
+          <w:highlight w:val="green"/>
         </w:rPr>
         <w:t xml:space="preserve">    "jan":1, "feb":2, "mar":3, "apr":4, "may":5, "jun":6,</w:t>
       </w:r>
@@ -5177,12 +5712,16 @@
         <w:shd w:val="clear" w:color="auto" w:fill="F0F0F0"/>
         <w:spacing w:after="40"/>
         <w:ind w:left="567" w:right="567"/>
+        <w:rPr>
+          <w:highlight w:val="green"/>
+        </w:rPr>
       </w:pPr>
       <w:r>
         <w:rPr>
           <w:rFonts w:ascii="Courier New" w:hAnsi="Courier New"/>
           <w:color w:val="1A1A2E"/>
           <w:sz w:val="19"/>
+          <w:highlight w:val="green"/>
         </w:rPr>
         <w:t xml:space="preserve">    "jul":7, "aug":8, "sep":9, "oct":10, "nov":11, "dec":12</w:t>
       </w:r>
@@ -5192,12 +5731,16 @@
         <w:shd w:val="clear" w:color="auto" w:fill="F0F0F0"/>
         <w:spacing w:after="40"/>
         <w:ind w:left="567" w:right="567"/>
+        <w:rPr>
+          <w:highlight w:val="green"/>
+        </w:rPr>
       </w:pPr>
       <w:r>
         <w:rPr>
           <w:rFonts w:ascii="Courier New" w:hAnsi="Courier New"/>
           <w:color w:val="1A1A2E"/>
           <w:sz w:val="19"/>
+          <w:highlight w:val="green"/>
         </w:rPr>
         <w:t>}</w:t>
       </w:r>
@@ -5207,12 +5750,16 @@
         <w:shd w:val="clear" w:color="auto" w:fill="E8F5EC"/>
         <w:spacing w:after="20"/>
         <w:ind w:left="454" w:right="454"/>
+        <w:rPr>
+          <w:highlight w:val="green"/>
+        </w:rPr>
       </w:pPr>
       <w:r>
         <w:rPr>
           <w:rFonts w:ascii="Calibri" w:hAnsi="Calibri"/>
           <w:color w:val="1E6B42"/>
           <w:sz w:val="20"/>
+          <w:highlight w:val="green"/>
         </w:rPr>
         <w:t>💡 Pistas:</w:t>
       </w:r>
@@ -5222,6 +5769,9 @@
         <w:shd w:val="clear" w:color="auto" w:fill="E8F5EC"/>
         <w:spacing w:after="20"/>
         <w:ind w:left="454" w:right="454"/>
+        <w:rPr>
+          <w:highlight w:val="green"/>
+        </w:rPr>
       </w:pPr>
       <w:r>
         <w:rPr>
@@ -5229,6 +5779,7 @@
           <w:i/>
           <w:color w:val="1E6B42"/>
           <w:sz w:val="20"/>
+          <w:highlight w:val="green"/>
         </w:rPr>
         <w:t xml:space="preserve">    Usa if/elif para detectar el formato según su estructura antes de parsear.</w:t>
       </w:r>
@@ -5238,6 +5789,9 @@
         <w:shd w:val="clear" w:color="auto" w:fill="E8F5EC"/>
         <w:spacing w:after="20"/>
         <w:ind w:left="454" w:right="454"/>
+        <w:rPr>
+          <w:highlight w:val="green"/>
+        </w:rPr>
       </w:pPr>
       <w:r>
         <w:rPr>
@@ -5245,6 +5799,7 @@
           <w:i/>
           <w:color w:val="1E6B42"/>
           <w:sz w:val="20"/>
+          <w:highlight w:val="green"/>
         </w:rPr>
         <w:t xml:space="preserve">    Para años de 2 dígitos (ej: '26'), añade 2000: anio = int(anio) + 2000</w:t>
       </w:r>
@@ -5254,6 +5809,9 @@
         <w:shd w:val="clear" w:color="auto" w:fill="E8F5EC"/>
         <w:spacing w:after="20"/>
         <w:ind w:left="454" w:right="454"/>
+        <w:rPr>
+          <w:highlight w:val="green"/>
+        </w:rPr>
       </w:pPr>
       <w:r>
         <w:rPr>
@@ -5261,6 +5819,7 @@
           <w:i/>
           <w:color w:val="1E6B42"/>
           <w:sz w:val="20"/>
+          <w:highlight w:val="green"/>
         </w:rPr>
         <w:t xml:space="preserve">    Para el formato 'DD de mes de AAAA': partes = fecha.split(' de ') → partes[0]=día, partes[1]=mes, partes[2]=año</w:t>
       </w:r>
@@ -5270,6 +5829,9 @@
         <w:shd w:val="clear" w:color="auto" w:fill="E8F5EC"/>
         <w:spacing w:after="20"/>
         <w:ind w:left="454" w:right="454"/>
+        <w:rPr>
+          <w:highlight w:val="green"/>
+        </w:rPr>
       </w:pPr>
       <w:r>
         <w:rPr>
@@ -5277,6 +5839,7 @@
           <w:i/>
           <w:color w:val="1E6B42"/>
           <w:sz w:val="20"/>
+          <w:highlight w:val="green"/>
         </w:rPr>
         <w:t xml:space="preserve">    Para el formato 'mes DD, AAAA': partes = fecha.replace(',','').split() → partes[0]=mes, partes[1]=día, partes[2]=año</w:t>
       </w:r>
@@ -5286,6 +5849,9 @@
         <w:shd w:val="clear" w:color="auto" w:fill="E8F5EC"/>
         <w:spacing w:after="20"/>
         <w:ind w:left="454" w:right="454"/>
+        <w:rPr>
+          <w:highlight w:val="green"/>
+        </w:rPr>
       </w:pPr>
       <w:r>
         <w:rPr>
@@ -5293,6 +5859,7 @@
           <w:i/>
           <w:color w:val="1E6B42"/>
           <w:sz w:val="20"/>
+          <w:highlight w:val="green"/>
         </w:rPr>
         <w:t xml:space="preserve">    Si ningún formato coincide, devuelve 'FECHA INVÁLIDA' e imprímelo como aviso.</w:t>
       </w:r>
@@ -5302,6 +5869,9 @@
         <w:shd w:val="clear" w:color="auto" w:fill="E8F5EC"/>
         <w:spacing w:after="20"/>
         <w:ind w:left="454" w:right="454"/>
+        <w:rPr>
+          <w:highlight w:val="green"/>
+        </w:rPr>
       </w:pPr>
       <w:r>
         <w:rPr>
@@ -5309,6 +5879,7 @@
           <w:i/>
           <w:color w:val="1E6B42"/>
           <w:sz w:val="20"/>
+          <w:highlight w:val="green"/>
         </w:rPr>
         <w:t xml:space="preserve">    Al final, formatea siempre así: f"{dia:02d}/{mes:02d}/{anio}"</w:t>
       </w:r>
@@ -5316,12 +5887,16 @@
     <w:p>
       <w:pPr>
         <w:spacing w:before="120" w:after="120"/>
+        <w:rPr>
+          <w:highlight w:val="green"/>
+        </w:rPr>
       </w:pPr>
       <w:r>
         <w:rPr>
           <w:rFonts w:ascii="Calibri" w:hAnsi="Calibri"/>
           <w:b/>
           <w:color w:val="C55A11"/>
+          <w:highlight w:val="green"/>
         </w:rPr>
         <w:t xml:space="preserve">✅ Entregable: </w:t>
       </w:r>
@@ -5330,6 +5905,7 @@
           <w:rFonts w:ascii="Calibri" w:hAnsi="Calibri"/>
           <w:i/>
           <w:color w:val="C55A11"/>
+          <w:highlight w:val="green"/>
         </w:rPr>
         <w:t>Datos con todas las fechas en formato DD/MM/AAAA.</w:t>
       </w:r>
@@ -5340,6 +5916,9 @@
           <w:top w:val="single" w:sz="12" w:space="1" w:color="215CA0"/>
         </w:pBdr>
         <w:spacing w:before="320" w:after="80"/>
+        <w:rPr>
+          <w:highlight w:val="green"/>
+        </w:rPr>
       </w:pPr>
       <w:r>
         <w:rPr>
@@ -5347,6 +5926,7 @@
           <w:b/>
           <w:color w:val="FFFFFF"/>
           <w:sz w:val="26"/>
+          <w:highlight w:val="green"/>
         </w:rPr>
         <w:t xml:space="preserve">FASE 7  </w:t>
       </w:r>
@@ -5356,6 +5936,7 @@
           <w:b/>
           <w:color w:val="1A376C"/>
           <w:sz w:val="26"/>
+          <w:highlight w:val="green"/>
         </w:rPr>
         <w:t>ELIMINACIÓN DE DUPLICADOS</w:t>
       </w:r>
@@ -5363,6 +5944,9 @@
     <w:p>
       <w:pPr>
         <w:spacing w:before="200" w:after="40"/>
+        <w:rPr>
+          <w:highlight w:val="green"/>
+        </w:rPr>
       </w:pPr>
       <w:r>
         <w:rPr>
@@ -5370,6 +5954,7 @@
           <w:b/>
           <w:color w:val="215CA0"/>
           <w:sz w:val="24"/>
+          <w:highlight w:val="green"/>
         </w:rPr>
         <w:t>Objetivo</w:t>
       </w:r>
@@ -5377,10 +5962,14 @@
     <w:p>
       <w:pPr>
         <w:spacing w:after="80"/>
-      </w:pPr>
-      <w:r>
-        <w:rPr>
-          <w:rFonts w:ascii="Calibri" w:hAnsi="Calibri"/>
+        <w:rPr>
+          <w:highlight w:val="green"/>
+        </w:rPr>
+      </w:pPr>
+      <w:r>
+        <w:rPr>
+          <w:rFonts w:ascii="Calibri" w:hAnsi="Calibri"/>
+          <w:highlight w:val="green"/>
         </w:rPr>
         <w:t>Detectar y eliminar registros duplicados en cada fichero, conservando siempre el registro más completo.</w:t>
       </w:r>
@@ -5388,6 +5977,9 @@
     <w:p>
       <w:pPr>
         <w:spacing w:before="200" w:after="40"/>
+        <w:rPr>
+          <w:highlight w:val="green"/>
+        </w:rPr>
       </w:pPr>
       <w:r>
         <w:rPr>
@@ -5395,15 +5987,22 @@
           <w:b/>
           <w:color w:val="215CA0"/>
           <w:sz w:val="24"/>
+          <w:highlight w:val="green"/>
         </w:rPr>
         <w:t>¿Qué hace que dos registros sean "el mismo"?</w:t>
       </w:r>
     </w:p>
     <w:p>
+      <w:pPr>
+        <w:rPr>
+          <w:highlight w:val="green"/>
+        </w:rPr>
+      </w:pPr>
       <w:r>
         <w:rPr>
           <w:rFonts w:ascii="Calibri" w:hAnsi="Calibri"/>
           <w:b/>
+          <w:highlight w:val="green"/>
         </w:rPr>
         <w:t xml:space="preserve">Opción A: </w:t>
       </w:r>
@@ -5413,10 +6012,14 @@
         <w:pStyle w:val="Listaconvietas"/>
         <w:spacing w:after="40"/>
         <w:ind w:left="567"/>
-      </w:pPr>
-      <w:r>
-        <w:rPr>
-          <w:rFonts w:ascii="Calibri" w:hAnsi="Calibri"/>
+        <w:rPr>
+          <w:highlight w:val="green"/>
+        </w:rPr>
+      </w:pPr>
+      <w:r>
+        <w:rPr>
+          <w:rFonts w:ascii="Calibri" w:hAnsi="Calibri"/>
+          <w:highlight w:val="green"/>
         </w:rPr>
         <w:t>artistas: mismo nombre (ignorando mayúsculas y espacios)</w:t>
       </w:r>
@@ -5426,10 +6029,14 @@
         <w:pStyle w:val="Listaconvietas"/>
         <w:spacing w:after="40"/>
         <w:ind w:left="567"/>
-      </w:pPr>
-      <w:r>
-        <w:rPr>
-          <w:rFonts w:ascii="Calibri" w:hAnsi="Calibri"/>
+        <w:rPr>
+          <w:highlight w:val="green"/>
+        </w:rPr>
+      </w:pPr>
+      <w:r>
+        <w:rPr>
+          <w:rFonts w:ascii="Calibri" w:hAnsi="Calibri"/>
+          <w:highlight w:val="green"/>
         </w:rPr>
         <w:t>ventas: mismo id_venta  O  (mismo nombre + misma fecha + mismo tipo de entrada)</w:t>
       </w:r>
@@ -5439,10 +6046,14 @@
         <w:pStyle w:val="Listaconvietas"/>
         <w:spacing w:after="40"/>
         <w:ind w:left="567"/>
-      </w:pPr>
-      <w:r>
-        <w:rPr>
-          <w:rFonts w:ascii="Calibri" w:hAnsi="Calibri"/>
+        <w:rPr>
+          <w:highlight w:val="green"/>
+        </w:rPr>
+      </w:pPr>
+      <w:r>
+        <w:rPr>
+          <w:rFonts w:ascii="Calibri" w:hAnsi="Calibri"/>
+          <w:highlight w:val="green"/>
         </w:rPr>
         <w:t>patrocinadores: mismo nombre_empresa</w:t>
       </w:r>
@@ -5452,21 +6063,30 @@
         <w:pStyle w:val="Listaconvietas"/>
         <w:spacing w:after="40"/>
         <w:ind w:left="567"/>
-      </w:pPr>
-      <w:r>
-        <w:rPr>
-          <w:rFonts w:ascii="Calibri" w:hAnsi="Calibri"/>
+        <w:rPr>
+          <w:highlight w:val="green"/>
+        </w:rPr>
+      </w:pPr>
+      <w:r>
+        <w:rPr>
+          <w:rFonts w:ascii="Calibri" w:hAnsi="Calibri"/>
+          <w:highlight w:val="green"/>
         </w:rPr>
         <w:t>horarios: mismo escenario + misma fecha + misma hora_inicio</w:t>
       </w:r>
     </w:p>
     <w:p>
+      <w:pPr>
+        <w:rPr>
+          <w:highlight w:val="green"/>
+        </w:rPr>
+      </w:pPr>
       <w:r>
         <w:rPr>
           <w:rFonts w:ascii="Calibri" w:hAnsi="Calibri"/>
           <w:b/>
-        </w:rPr>
-        <w:lastRenderedPageBreak/>
+          <w:highlight w:val="green"/>
+        </w:rPr>
         <w:t xml:space="preserve">Opción B: </w:t>
       </w:r>
     </w:p>
@@ -5475,10 +6095,14 @@
         <w:pStyle w:val="Listaconvietas"/>
         <w:spacing w:after="40"/>
         <w:ind w:left="567"/>
-      </w:pPr>
-      <w:r>
-        <w:rPr>
-          <w:rFonts w:ascii="Calibri" w:hAnsi="Calibri"/>
+        <w:rPr>
+          <w:highlight w:val="green"/>
+        </w:rPr>
+      </w:pPr>
+      <w:r>
+        <w:rPr>
+          <w:rFonts w:ascii="Calibri" w:hAnsi="Calibri"/>
+          <w:highlight w:val="green"/>
         </w:rPr>
         <w:t>jugadores: mismo gamertag (ignorando mayúsculas y espacios)</w:t>
       </w:r>
@@ -5488,10 +6112,14 @@
         <w:pStyle w:val="Listaconvietas"/>
         <w:spacing w:after="40"/>
         <w:ind w:left="567"/>
-      </w:pPr>
-      <w:r>
-        <w:rPr>
-          <w:rFonts w:ascii="Calibri" w:hAnsi="Calibri"/>
+        <w:rPr>
+          <w:highlight w:val="green"/>
+        </w:rPr>
+      </w:pPr>
+      <w:r>
+        <w:rPr>
+          <w:rFonts w:ascii="Calibri" w:hAnsi="Calibri"/>
+          <w:highlight w:val="green"/>
         </w:rPr>
         <w:t>partidas: mismo id_partida  O  (mismos equipos + misma fecha)</w:t>
       </w:r>
@@ -5501,10 +6129,14 @@
         <w:pStyle w:val="Listaconvietas"/>
         <w:spacing w:after="40"/>
         <w:ind w:left="567"/>
-      </w:pPr>
-      <w:r>
-        <w:rPr>
-          <w:rFonts w:ascii="Calibri" w:hAnsi="Calibri"/>
+        <w:rPr>
+          <w:highlight w:val="green"/>
+        </w:rPr>
+      </w:pPr>
+      <w:r>
+        <w:rPr>
+          <w:rFonts w:ascii="Calibri" w:hAnsi="Calibri"/>
+          <w:highlight w:val="green"/>
         </w:rPr>
         <w:t>premios: mismo torneo + misma edición + mismo equipo</w:t>
       </w:r>
@@ -5514,10 +6146,14 @@
         <w:pStyle w:val="Listaconvietas"/>
         <w:spacing w:after="40"/>
         <w:ind w:left="567"/>
-      </w:pPr>
-      <w:r>
-        <w:rPr>
-          <w:rFonts w:ascii="Calibri" w:hAnsi="Calibri"/>
+        <w:rPr>
+          <w:highlight w:val="green"/>
+        </w:rPr>
+      </w:pPr>
+      <w:r>
+        <w:rPr>
+          <w:rFonts w:ascii="Calibri" w:hAnsi="Calibri"/>
+          <w:highlight w:val="green"/>
         </w:rPr>
         <w:t>staff: mismo nombre + mismo equipo</w:t>
       </w:r>
@@ -5525,6 +6161,9 @@
     <w:p>
       <w:pPr>
         <w:spacing w:before="200" w:after="40"/>
+        <w:rPr>
+          <w:highlight w:val="green"/>
+        </w:rPr>
       </w:pPr>
       <w:r>
         <w:rPr>
@@ -5532,6 +6171,7 @@
           <w:b/>
           <w:color w:val="215CA0"/>
           <w:sz w:val="24"/>
+          <w:highlight w:val="green"/>
         </w:rPr>
         <w:t>Tareas</w:t>
       </w:r>
@@ -5540,10 +6180,14 @@
       <w:pPr>
         <w:pStyle w:val="Listaconnmeros"/>
         <w:spacing w:after="60"/>
-      </w:pPr>
-      <w:r>
-        <w:rPr>
-          <w:rFonts w:ascii="Calibri" w:hAnsi="Calibri"/>
+        <w:rPr>
+          <w:highlight w:val="green"/>
+        </w:rPr>
+      </w:pPr>
+      <w:r>
+        <w:rPr>
+          <w:rFonts w:ascii="Calibri" w:hAnsi="Calibri"/>
+          <w:highlight w:val="green"/>
         </w:rPr>
         <w:t>Crea una función eliminar_duplicados(datos, campos_clave) que:</w:t>
       </w:r>
@@ -5553,10 +6197,14 @@
         <w:pStyle w:val="Listaconvietas"/>
         <w:spacing w:after="40"/>
         <w:ind w:left="1020"/>
-      </w:pPr>
-      <w:r>
-        <w:rPr>
-          <w:rFonts w:ascii="Calibri" w:hAnsi="Calibri"/>
+        <w:rPr>
+          <w:highlight w:val="green"/>
+        </w:rPr>
+      </w:pPr>
+      <w:r>
+        <w:rPr>
+          <w:rFonts w:ascii="Calibri" w:hAnsi="Calibri"/>
+          <w:highlight w:val="green"/>
         </w:rPr>
         <w:t>Reciba la lista de diccionarios y los campos que identifican un registro único.</w:t>
       </w:r>
@@ -5566,10 +6214,14 @@
         <w:pStyle w:val="Listaconvietas"/>
         <w:spacing w:after="40"/>
         <w:ind w:left="1020"/>
-      </w:pPr>
-      <w:r>
-        <w:rPr>
-          <w:rFonts w:ascii="Calibri" w:hAnsi="Calibri"/>
+        <w:rPr>
+          <w:highlight w:val="green"/>
+        </w:rPr>
+      </w:pPr>
+      <w:r>
+        <w:rPr>
+          <w:rFonts w:ascii="Calibri" w:hAnsi="Calibri"/>
+          <w:highlight w:val="green"/>
         </w:rPr>
         <w:t>Compare registros normalizando los campos clave (minúsculas + sin espacios extra).</w:t>
       </w:r>
@@ -5579,11 +6231,16 @@
         <w:pStyle w:val="Listaconvietas"/>
         <w:spacing w:after="40"/>
         <w:ind w:left="1020"/>
-      </w:pPr>
-      <w:r>
-        <w:rPr>
-          <w:rFonts w:ascii="Calibri" w:hAnsi="Calibri"/>
-        </w:rPr>
+        <w:rPr>
+          <w:highlight w:val="green"/>
+        </w:rPr>
+      </w:pPr>
+      <w:r>
+        <w:rPr>
+          <w:rFonts w:ascii="Calibri" w:hAnsi="Calibri"/>
+          <w:highlight w:val="green"/>
+        </w:rPr>
+        <w:lastRenderedPageBreak/>
         <w:t>Cuando encuentre duplicados, conserve el registro más completo (el que tenga menos campos vacíos o None).</w:t>
       </w:r>
     </w:p>
@@ -5592,10 +6249,14 @@
         <w:pStyle w:val="Listaconvietas"/>
         <w:spacing w:after="40"/>
         <w:ind w:left="1020"/>
-      </w:pPr>
-      <w:r>
-        <w:rPr>
-          <w:rFonts w:ascii="Calibri" w:hAnsi="Calibri"/>
+        <w:rPr>
+          <w:highlight w:val="green"/>
+        </w:rPr>
+      </w:pPr>
+      <w:r>
+        <w:rPr>
+          <w:rFonts w:ascii="Calibri" w:hAnsi="Calibri"/>
+          <w:highlight w:val="green"/>
         </w:rPr>
         <w:t>Devuelva la lista sin duplicados.</w:t>
       </w:r>
@@ -5604,10 +6265,14 @@
       <w:pPr>
         <w:pStyle w:val="Listaconnmeros"/>
         <w:spacing w:after="60"/>
-      </w:pPr>
-      <w:r>
-        <w:rPr>
-          <w:rFonts w:ascii="Calibri" w:hAnsi="Calibri"/>
+        <w:rPr>
+          <w:highlight w:val="green"/>
+        </w:rPr>
+      </w:pPr>
+      <w:r>
+        <w:rPr>
+          <w:rFonts w:ascii="Calibri" w:hAnsi="Calibri"/>
+          <w:highlight w:val="green"/>
         </w:rPr>
         <w:t>Aplica la función a los 4 ficheros.</w:t>
       </w:r>
@@ -5616,10 +6281,14 @@
       <w:pPr>
         <w:pStyle w:val="Listaconnmeros"/>
         <w:spacing w:after="60"/>
-      </w:pPr>
-      <w:r>
-        <w:rPr>
-          <w:rFonts w:ascii="Calibri" w:hAnsi="Calibri"/>
+        <w:rPr>
+          <w:highlight w:val="green"/>
+        </w:rPr>
+      </w:pPr>
+      <w:r>
+        <w:rPr>
+          <w:rFonts w:ascii="Calibri" w:hAnsi="Calibri"/>
+          <w:highlight w:val="green"/>
         </w:rPr>
         <w:t>Imprime cuántos duplicados se han eliminado:</w:t>
       </w:r>
@@ -5629,12 +6298,16 @@
         <w:shd w:val="clear" w:color="auto" w:fill="F0F0F0"/>
         <w:spacing w:after="40"/>
         <w:ind w:left="567" w:right="567"/>
+        <w:rPr>
+          <w:highlight w:val="green"/>
+        </w:rPr>
       </w:pPr>
       <w:r>
         <w:rPr>
           <w:rFonts w:ascii="Courier New" w:hAnsi="Courier New"/>
           <w:color w:val="1A1A2E"/>
           <w:sz w:val="19"/>
+          <w:highlight w:val="green"/>
         </w:rPr>
         <w:t>artistas.csv: 15 duplicados eliminados (250 → 235 registros)</w:t>
       </w:r>
@@ -5644,12 +6317,16 @@
         <w:shd w:val="clear" w:color="auto" w:fill="E8F5EC"/>
         <w:spacing w:after="20"/>
         <w:ind w:left="454" w:right="454"/>
+        <w:rPr>
+          <w:highlight w:val="green"/>
+        </w:rPr>
       </w:pPr>
       <w:r>
         <w:rPr>
           <w:rFonts w:ascii="Calibri" w:hAnsi="Calibri"/>
           <w:color w:val="1E6B42"/>
           <w:sz w:val="20"/>
+          <w:highlight w:val="green"/>
         </w:rPr>
         <w:t>💡 Pistas:</w:t>
       </w:r>
@@ -5659,6 +6336,9 @@
         <w:shd w:val="clear" w:color="auto" w:fill="E8F5EC"/>
         <w:spacing w:after="20"/>
         <w:ind w:left="454" w:right="454"/>
+        <w:rPr>
+          <w:highlight w:val="green"/>
+        </w:rPr>
       </w:pPr>
       <w:r>
         <w:rPr>
@@ -5666,6 +6346,7 @@
           <w:i/>
           <w:color w:val="1E6B42"/>
           <w:sz w:val="20"/>
+          <w:highlight w:val="green"/>
         </w:rPr>
         <w:t xml:space="preserve">    Para construir la clave de un registro: clave = tuple(str(r[c]).lower().strip() for c in campos_clave)</w:t>
       </w:r>
@@ -5675,6 +6356,9 @@
         <w:shd w:val="clear" w:color="auto" w:fill="E8F5EC"/>
         <w:spacing w:after="20"/>
         <w:ind w:left="454" w:right="454"/>
+        <w:rPr>
+          <w:highlight w:val="green"/>
+        </w:rPr>
       </w:pPr>
       <w:r>
         <w:rPr>
@@ -5682,6 +6366,7 @@
           <w:i/>
           <w:color w:val="1E6B42"/>
           <w:sz w:val="20"/>
+          <w:highlight w:val="green"/>
         </w:rPr>
         <w:t xml:space="preserve">    Usa un diccionario auxiliar {clave: registro} para detectar duplicados.</w:t>
       </w:r>
@@ -5691,6 +6376,9 @@
         <w:shd w:val="clear" w:color="auto" w:fill="E8F5EC"/>
         <w:spacing w:after="20"/>
         <w:ind w:left="454" w:right="454"/>
+        <w:rPr>
+          <w:highlight w:val="green"/>
+        </w:rPr>
       </w:pPr>
       <w:r>
         <w:rPr>
@@ -5698,6 +6386,7 @@
           <w:i/>
           <w:color w:val="1E6B42"/>
           <w:sz w:val="20"/>
+          <w:highlight w:val="green"/>
         </w:rPr>
         <w:t xml:space="preserve">    Para comparar cuál es más completo: cuenta cuántos campos tienen valor None o vacío.</w:t>
       </w:r>
@@ -5707,6 +6396,9 @@
         <w:shd w:val="clear" w:color="auto" w:fill="E8F5EC"/>
         <w:spacing w:after="20"/>
         <w:ind w:left="454" w:right="454"/>
+        <w:rPr>
+          <w:highlight w:val="green"/>
+        </w:rPr>
       </w:pPr>
       <w:r>
         <w:rPr>
@@ -5714,6 +6406,7 @@
           <w:i/>
           <w:color w:val="1E6B42"/>
           <w:sz w:val="20"/>
+          <w:highlight w:val="green"/>
         </w:rPr>
         <w:t xml:space="preserve">      El registro con MENOS campos vacíos es el que conservas.</w:t>
       </w:r>
@@ -5723,6 +6416,9 @@
         <w:shd w:val="clear" w:color="auto" w:fill="E8F5EC"/>
         <w:spacing w:after="20"/>
         <w:ind w:left="454" w:right="454"/>
+        <w:rPr>
+          <w:highlight w:val="green"/>
+        </w:rPr>
       </w:pPr>
       <w:r>
         <w:rPr>
@@ -5730,6 +6426,7 @@
           <w:i/>
           <w:color w:val="1E6B42"/>
           <w:sz w:val="20"/>
+          <w:highlight w:val="green"/>
         </w:rPr>
         <w:t xml:space="preserve">      Ejemplo: sum(1 for v in r.values() if not v or v == 'SIN DATOS')</w:t>
       </w:r>
@@ -5743,6 +6440,7 @@
           <w:rFonts w:ascii="Calibri" w:hAnsi="Calibri"/>
           <w:b/>
           <w:color w:val="C55A11"/>
+          <w:highlight w:val="green"/>
         </w:rPr>
         <w:t xml:space="preserve">✅ Entregable: </w:t>
       </w:r>
@@ -5751,6 +6449,7 @@
           <w:rFonts w:ascii="Calibri" w:hAnsi="Calibri"/>
           <w:i/>
           <w:color w:val="C55A11"/>
+          <w:highlight w:val="green"/>
         </w:rPr>
         <w:t>Datos sin duplicados, con el conteo de registros eliminados.</w:t>
       </w:r>
@@ -5761,24 +6460,18 @@
           <w:top w:val="single" w:sz="12" w:space="1" w:color="215CA0"/>
         </w:pBdr>
         <w:spacing w:before="320" w:after="80"/>
+        <w:rPr>
+          <w:color w:val="FF0000"/>
+        </w:rPr>
       </w:pPr>
       <w:r>
         <w:rPr>
           <w:rFonts w:ascii="Calibri" w:hAnsi="Calibri"/>
           <w:b/>
-          <w:color w:val="FFFFFF"/>
+          <w:color w:val="FF0000"/>
           <w:sz w:val="26"/>
         </w:rPr>
-        <w:t xml:space="preserve">FASE 8  </w:t>
-      </w:r>
-      <w:r>
-        <w:rPr>
-          <w:rFonts w:ascii="Calibri" w:hAnsi="Calibri"/>
-          <w:b/>
-          <w:color w:val="1A376C"/>
-          <w:sz w:val="26"/>
-        </w:rPr>
-        <w:t>DETECCIÓN DE VALORES FUERA DE RANGO</w:t>
+        <w:t>FASE 8  DETECCIÓN DE VALORES FUERA DE RANGO</w:t>
       </w:r>
     </w:p>
     <w:p>
@@ -6130,7 +6823,6 @@
           <w:rFonts w:ascii="Calibri" w:hAnsi="Calibri"/>
           <w:b/>
         </w:rPr>
-        <w:lastRenderedPageBreak/>
         <w:t>Opción B:</w:t>
       </w:r>
     </w:p>
@@ -6667,6 +7359,7 @@
           <w:color w:val="1E6B42"/>
           <w:sz w:val="20"/>
         </w:rPr>
+        <w:lastRenderedPageBreak/>
         <w:t xml:space="preserve">    Recuerda hacer la conversión numérica (Fase 4) ANTES de aplicar esta fase.</w:t>
       </w:r>
     </w:p>
@@ -6855,7 +7548,6 @@
         <w:rPr>
           <w:rFonts w:ascii="Calibri" w:hAnsi="Calibri"/>
         </w:rPr>
-        <w:lastRenderedPageBreak/>
         <w:t>Los equipos en jugadores deben existir en equipos.xlsx.</w:t>
       </w:r>
     </w:p>
@@ -7265,6 +7957,7 @@
           <w:color w:val="215CA0"/>
           <w:sz w:val="24"/>
         </w:rPr>
+        <w:lastRenderedPageBreak/>
         <w:t>Objetivo</w:t>
       </w:r>
     </w:p>
@@ -7323,11 +8016,19 @@
         <w:spacing w:after="40"/>
         <w:ind w:left="1020"/>
       </w:pPr>
-      <w:r>
-        <w:rPr>
-          <w:rFonts w:ascii="Calibri" w:hAnsi="Calibri"/>
-        </w:rPr>
-        <w:t>Un fichero CSV por cada fichero original (usa csv.DictWriter).</w:t>
+      <w:bookmarkStart w:id="0" w:name="_GoBack"/>
+      <w:r>
+        <w:rPr>
+          <w:rFonts w:ascii="Calibri" w:hAnsi="Calibri"/>
+        </w:rPr>
+        <w:t xml:space="preserve">Un fichero CSV por cada fichero </w:t>
+      </w:r>
+      <w:bookmarkEnd w:id="0"/>
+      <w:r>
+        <w:rPr>
+          <w:rFonts w:ascii="Calibri" w:hAnsi="Calibri"/>
+        </w:rPr>
+        <w:t>original (usa csv.DictWriter).</w:t>
       </w:r>
     </w:p>
     <w:p>
@@ -7340,7 +8041,6 @@
         <w:rPr>
           <w:rFonts w:ascii="Calibri" w:hAnsi="Calibri"/>
         </w:rPr>
-        <w:lastRenderedPageBreak/>
         <w:t>Un fichero Excel (datos_completos.xlsx) con todos los datos en hojas separadas, una por fichero.</w:t>
       </w:r>
     </w:p>
@@ -7804,9 +8504,9 @@
         <w:tblLook w:val="04A0" w:firstRow="1" w:lastRow="0" w:firstColumn="1" w:lastColumn="0" w:noHBand="0" w:noVBand="1"/>
       </w:tblPr>
       <w:tblGrid>
-        <w:gridCol w:w="2266"/>
-        <w:gridCol w:w="1132"/>
-        <w:gridCol w:w="5656"/>
+        <w:gridCol w:w="2268"/>
+        <w:gridCol w:w="1134"/>
+        <w:gridCol w:w="5669"/>
       </w:tblGrid>
       <w:tr>
         <w:trPr>
@@ -8230,8 +8930,8 @@
       </w:r>
     </w:p>
     <w:sectPr>
-      <w:pgSz w:w="12240" w:h="15840"/>
-      <w:pgMar w:top="1417" w:right="1701" w:bottom="1417" w:left="1701" w:header="720" w:footer="720" w:gutter="0"/>
+      <w:pgSz w:w="11906" w:h="16838" w:code="9"/>
+      <w:pgMar w:top="720" w:right="720" w:bottom="720" w:left="720" w:header="720" w:footer="720" w:gutter="0"/>
       <w:cols w:space="720"/>
       <w:docGrid w:linePitch="360"/>
     </w:sectPr>
@@ -8376,7 +9076,7 @@
   <w:abstractNum w:abstractNumId="7" w15:restartNumberingAfterBreak="0">
     <w:nsid w:val="FFFFFF88"/>
     <w:multiLevelType w:val="singleLevel"/>
-    <w:tmpl w:val="FF3A08CC"/>
+    <w:tmpl w:val="B2BA283C"/>
     <w:lvl w:ilvl="0">
       <w:start w:val="1"/>
       <w:numFmt w:val="decimal"/>
@@ -8394,7 +9094,7 @@
   <w:abstractNum w:abstractNumId="8" w15:restartNumberingAfterBreak="0">
     <w:nsid w:val="FFFFFF89"/>
     <w:multiLevelType w:val="singleLevel"/>
-    <w:tmpl w:val="2CC272FC"/>
+    <w:tmpl w:val="0080A7E6"/>
     <w:lvl w:ilvl="0">
       <w:start w:val="1"/>
       <w:numFmt w:val="bullet"/>
@@ -20145,7 +20845,7 @@
 </file>
 
 <file path=customXml/itemProps1.xml><?xml version="1.0" encoding="utf-8"?>
-<ds:datastoreItem xmlns:ds="http://schemas.openxmlformats.org/officeDocument/2006/customXml" ds:itemID="{328557D8-EC9B-4BD9-A4AA-594A23154335}">
+<ds:datastoreItem xmlns:ds="http://schemas.openxmlformats.org/officeDocument/2006/customXml" ds:itemID="{94E95C95-E165-48E4-B5DE-CA84B2528EE0}">
   <ds:schemaRefs>
     <ds:schemaRef ds:uri="http://schemas.openxmlformats.org/officeDocument/2006/bibliography"/>
   </ds:schemaRefs>

--- a/enunciado_practica_final.docx
+++ b/enunciado_practica_final.docx
@@ -7,9 +7,6 @@
     <w:p>
       <w:pPr>
         <w:jc w:val="center"/>
-        <w:rPr>
-          <w:highlight w:val="green"/>
-        </w:rPr>
       </w:pPr>
       <w:r>
         <w:rPr>
@@ -17,7 +14,6 @@
           <w:b/>
           <w:color w:val="1A376C"/>
           <w:sz w:val="56"/>
-          <w:highlight w:val="green"/>
         </w:rPr>
         <w:t>PRÁCTICA FINAL</w:t>
       </w:r>
@@ -25,9 +21,6 @@
     <w:p>
       <w:pPr>
         <w:jc w:val="center"/>
-        <w:rPr>
-          <w:highlight w:val="green"/>
-        </w:rPr>
       </w:pPr>
       <w:r>
         <w:rPr>
@@ -35,18 +28,11 @@
           <w:i/>
           <w:color w:val="215CA0"/>
           <w:sz w:val="32"/>
-          <w:highlight w:val="green"/>
         </w:rPr>
         <w:t>Limpieza y normalización de datos con Python</w:t>
       </w:r>
     </w:p>
-    <w:p>
-      <w:pPr>
-        <w:rPr>
-          <w:highlight w:val="green"/>
-        </w:rPr>
-      </w:pPr>
-    </w:p>
+    <w:p/>
     <w:tbl>
       <w:tblPr>
         <w:tblStyle w:val="Tablaconcuadrcula"/>
@@ -68,17 +54,11 @@
             <w:shd w:val="clear" w:color="auto" w:fill="DEE8F4"/>
           </w:tcPr>
           <w:p>
-            <w:pPr>
-              <w:rPr>
-                <w:highlight w:val="green"/>
-              </w:rPr>
-            </w:pPr>
             <w:r>
               <w:rPr>
                 <w:rFonts w:ascii="Calibri" w:hAnsi="Calibri"/>
                 <w:b/>
                 <w:color w:val="1A376C"/>
-                <w:highlight w:val="green"/>
               </w:rPr>
               <w:t>Modalidad</w:t>
             </w:r>
@@ -90,15 +70,9 @@
             <w:shd w:val="clear" w:color="auto" w:fill="FFFFFF"/>
           </w:tcPr>
           <w:p>
-            <w:pPr>
-              <w:rPr>
-                <w:highlight w:val="green"/>
-              </w:rPr>
-            </w:pPr>
             <w:r>
               <w:rPr>
                 <w:rFonts w:ascii="Calibri" w:hAnsi="Calibri"/>
-                <w:highlight w:val="green"/>
               </w:rPr>
               <w:t>Individual</w:t>
             </w:r>
@@ -115,17 +89,11 @@
             <w:shd w:val="clear" w:color="auto" w:fill="DEE8F4"/>
           </w:tcPr>
           <w:p>
-            <w:pPr>
-              <w:rPr>
-                <w:highlight w:val="green"/>
-              </w:rPr>
-            </w:pPr>
             <w:r>
               <w:rPr>
                 <w:rFonts w:ascii="Calibri" w:hAnsi="Calibri"/>
                 <w:b/>
                 <w:color w:val="1A376C"/>
-                <w:highlight w:val="green"/>
               </w:rPr>
               <w:t>Entrega</w:t>
             </w:r>
@@ -137,15 +105,9 @@
             <w:shd w:val="clear" w:color="auto" w:fill="FFFFFF"/>
           </w:tcPr>
           <w:p>
-            <w:pPr>
-              <w:rPr>
-                <w:highlight w:val="green"/>
-              </w:rPr>
-            </w:pPr>
             <w:r>
               <w:rPr>
                 <w:rFonts w:ascii="Calibri" w:hAnsi="Calibri"/>
-                <w:highlight w:val="green"/>
               </w:rPr>
               <w:t>Al finalizar las sesiones de clase</w:t>
             </w:r>
@@ -162,17 +124,11 @@
             <w:shd w:val="clear" w:color="auto" w:fill="DEE8F4"/>
           </w:tcPr>
           <w:p>
-            <w:pPr>
-              <w:rPr>
-                <w:highlight w:val="green"/>
-              </w:rPr>
-            </w:pPr>
             <w:r>
               <w:rPr>
                 <w:rFonts w:ascii="Calibri" w:hAnsi="Calibri"/>
                 <w:b/>
                 <w:color w:val="1A376C"/>
-                <w:highlight w:val="green"/>
               </w:rPr>
               <w:t>Herramientas</w:t>
             </w:r>
@@ -184,15 +140,9 @@
             <w:shd w:val="clear" w:color="auto" w:fill="FFFFFF"/>
           </w:tcPr>
           <w:p>
-            <w:pPr>
-              <w:rPr>
-                <w:highlight w:val="green"/>
-              </w:rPr>
-            </w:pPr>
             <w:r>
               <w:rPr>
                 <w:rFonts w:ascii="Calibri" w:hAnsi="Calibri"/>
-                <w:highlight w:val="green"/>
               </w:rPr>
               <w:t>Python 3.12 y los recursos vistos en clase</w:t>
             </w:r>
@@ -209,17 +159,11 @@
             <w:shd w:val="clear" w:color="auto" w:fill="DEE8F4"/>
           </w:tcPr>
           <w:p>
-            <w:pPr>
-              <w:rPr>
-                <w:highlight w:val="green"/>
-              </w:rPr>
-            </w:pPr>
             <w:r>
               <w:rPr>
                 <w:rFonts w:ascii="Calibri" w:hAnsi="Calibri"/>
                 <w:b/>
                 <w:color w:val="1A376C"/>
-                <w:highlight w:val="green"/>
               </w:rPr>
               <w:t>Restricción</w:t>
             </w:r>
@@ -231,15 +175,9 @@
             <w:shd w:val="clear" w:color="auto" w:fill="FFFFFF"/>
           </w:tcPr>
           <w:p>
-            <w:pPr>
-              <w:rPr>
-                <w:highlight w:val="green"/>
-              </w:rPr>
-            </w:pPr>
             <w:r>
               <w:rPr>
                 <w:rFonts w:ascii="Calibri" w:hAnsi="Calibri"/>
-                <w:highlight w:val="green"/>
               </w:rPr>
               <w:t>❌ No se pueden usar librerías no vistas en clase</w:t>
             </w:r>
@@ -248,15 +186,7 @@
       </w:tr>
     </w:tbl>
     <w:p>
-      <w:pPr>
-        <w:rPr>
-          <w:highlight w:val="green"/>
-        </w:rPr>
-      </w:pPr>
-      <w:r>
-        <w:rPr>
-          <w:highlight w:val="green"/>
-        </w:rPr>
+      <w:r>
         <w:br w:type="page"/>
       </w:r>
     </w:p>
@@ -264,9 +194,6 @@
       <w:pPr>
         <w:spacing w:before="120" w:after="120"/>
         <w:jc w:val="center"/>
-        <w:rPr>
-          <w:highlight w:val="green"/>
-        </w:rPr>
       </w:pPr>
       <w:r>
         <w:rPr>
@@ -274,7 +201,6 @@
           <w:b/>
           <w:color w:val="1A376C"/>
           <w:sz w:val="40"/>
-          <w:highlight w:val="green"/>
         </w:rPr>
         <w:lastRenderedPageBreak/>
         <w:t>¿EN QUÉ CONSISTE ESTA PRÁCTICA?</w:t>
@@ -283,14 +209,10 @@
     <w:p>
       <w:pPr>
         <w:spacing w:after="80"/>
-        <w:rPr>
-          <w:highlight w:val="green"/>
-        </w:rPr>
-      </w:pPr>
-      <w:r>
-        <w:rPr>
-          <w:rFonts w:ascii="Calibri" w:hAnsi="Calibri"/>
-          <w:highlight w:val="green"/>
+      </w:pPr>
+      <w:r>
+        <w:rPr>
+          <w:rFonts w:ascii="Calibri" w:hAnsi="Calibri"/>
         </w:rPr>
         <w:t>En el mundo real, los datos casi nunca llegan limpios. Vienen de sistemas distintos, los introducen personas diferentes y acaban llenos de inconsistencias: nombres escritos de diez formas distintas, fechas en formatos imposibles, valores vacíos, duplicados y cifras que no tienen ningún sentido.</w:t>
       </w:r>
@@ -298,14 +220,10 @@
     <w:p>
       <w:pPr>
         <w:spacing w:after="80"/>
-        <w:rPr>
-          <w:highlight w:val="green"/>
-        </w:rPr>
-      </w:pPr>
-      <w:r>
-        <w:rPr>
-          <w:rFonts w:ascii="Calibri" w:hAnsi="Calibri"/>
-          <w:highlight w:val="green"/>
+      </w:pPr>
+      <w:r>
+        <w:rPr>
+          <w:rFonts w:ascii="Calibri" w:hAnsi="Calibri"/>
         </w:rPr>
         <w:t>Tu trabajo en esta práctica es exactamente ese: recibir datos sucios, entender qué falla, limpiarlos con Python y dejarlos listos para usar. Sin pandas. Sin atajos. Solo Python puro y las herramientas que ya conoces.</w:t>
       </w:r>
@@ -313,34 +231,21 @@
     <w:p>
       <w:pPr>
         <w:spacing w:after="80"/>
-        <w:rPr>
-          <w:highlight w:val="green"/>
-        </w:rPr>
-      </w:pPr>
-      <w:r>
-        <w:rPr>
-          <w:rFonts w:ascii="Calibri" w:hAnsi="Calibri"/>
-          <w:highlight w:val="green"/>
+      </w:pPr>
+      <w:r>
+        <w:rPr>
+          <w:rFonts w:ascii="Calibri" w:hAnsi="Calibri"/>
         </w:rPr>
         <w:t>Tienes dos opciones temáticas. El trabajo técnico es equivalente en ambas. Elige la que más te motive.</w:t>
       </w:r>
     </w:p>
-    <w:p>
-      <w:pPr>
-        <w:rPr>
-          <w:highlight w:val="green"/>
-        </w:rPr>
-      </w:pPr>
-    </w:p>
+    <w:p/>
     <w:p>
       <w:pPr>
         <w:pBdr>
           <w:bottom w:val="single" w:sz="6" w:space="1" w:color="1A376C"/>
         </w:pBdr>
         <w:spacing w:before="280" w:after="80"/>
-        <w:rPr>
-          <w:highlight w:val="green"/>
-        </w:rPr>
       </w:pPr>
       <w:r>
         <w:rPr>
@@ -348,7 +253,6 @@
           <w:b/>
           <w:color w:val="1A376C"/>
           <w:sz w:val="30"/>
-          <w:highlight w:val="green"/>
         </w:rPr>
         <w:t>OPCIÓN A — FESTIVAL "SOUNDWAVE 2026"</w:t>
       </w:r>
@@ -356,9 +260,6 @@
     <w:p>
       <w:pPr>
         <w:spacing w:before="200" w:after="40"/>
-        <w:rPr>
-          <w:highlight w:val="green"/>
-        </w:rPr>
       </w:pPr>
       <w:r>
         <w:rPr>
@@ -366,7 +267,6 @@
           <w:b/>
           <w:color w:val="215CA0"/>
           <w:sz w:val="24"/>
-          <w:highlight w:val="green"/>
         </w:rPr>
         <w:t>La historia</w:t>
       </w:r>
@@ -374,14 +274,10 @@
     <w:p>
       <w:pPr>
         <w:spacing w:after="80"/>
-        <w:rPr>
-          <w:highlight w:val="green"/>
-        </w:rPr>
-      </w:pPr>
-      <w:r>
-        <w:rPr>
-          <w:rFonts w:ascii="Calibri" w:hAnsi="Calibri"/>
-          <w:highlight w:val="green"/>
+      </w:pPr>
+      <w:r>
+        <w:rPr>
+          <w:rFonts w:ascii="Calibri" w:hAnsi="Calibri"/>
         </w:rPr>
         <w:t>Te acaban de contratar como técnico de datos en SoundWave, uno de los festivales de música más grandes de España. Faltan tres semanas para que arranque el festival y todo es un caos.</w:t>
       </w:r>
@@ -389,28 +285,18 @@
     <w:p>
       <w:pPr>
         <w:spacing w:after="80"/>
-        <w:rPr>
-          <w:highlight w:val="green"/>
-        </w:rPr>
-      </w:pPr>
-      <w:r>
-        <w:rPr>
-          <w:rFonts w:ascii="Calibri" w:hAnsi="Calibri"/>
-          <w:highlight w:val="green"/>
+      </w:pPr>
+      <w:r>
+        <w:rPr>
+          <w:rFonts w:ascii="Calibri" w:hAnsi="Calibri"/>
         </w:rPr>
         <w:t>El equipo de producción, el de ventas, el de marketing y los managers de los artistas han ido volcando información en ficheros separados, cada uno a su manera. Hay datos duplicados, nombres escritos de formas distintas, fechas en formatos imposibles, campos vacíos por todas partes y cifras que no cuadran.</w:t>
       </w:r>
     </w:p>
     <w:p>
-      <w:pPr>
-        <w:rPr>
-          <w:highlight w:val="green"/>
-        </w:rPr>
-      </w:pPr>
-      <w:r>
-        <w:rPr>
-          <w:rFonts w:ascii="Calibri" w:hAnsi="Calibri"/>
-          <w:highlight w:val="green"/>
+      <w:r>
+        <w:rPr>
+          <w:rFonts w:ascii="Calibri" w:hAnsi="Calibri"/>
         </w:rPr>
         <w:t xml:space="preserve">Tu jefe Carlos te lo deja claro: </w:t>
       </w:r>
@@ -419,7 +305,6 @@
           <w:rFonts w:ascii="Calibri" w:hAnsi="Calibri"/>
           <w:i/>
           <w:color w:val="1A376C"/>
-          <w:highlight w:val="green"/>
         </w:rPr>
         <w:t>"Necesito que TODOS los datos estén limpios, unificados y listos para cargar en el sistema del festival antes de la próxima reunión. Si subimos estos datos tal cual, el festival será un desastre."</w:t>
       </w:r>
@@ -427,9 +312,6 @@
     <w:p>
       <w:pPr>
         <w:spacing w:before="200" w:after="40"/>
-        <w:rPr>
-          <w:highlight w:val="green"/>
-        </w:rPr>
       </w:pPr>
       <w:r>
         <w:rPr>
@@ -437,7 +319,6 @@
           <w:b/>
           <w:color w:val="215CA0"/>
           <w:sz w:val="24"/>
-          <w:highlight w:val="green"/>
         </w:rPr>
         <w:t>Los ficheros  (carpeta opcion_A_festival/datos/)</w:t>
       </w:r>
@@ -466,9 +347,6 @@
           <w:p>
             <w:pPr>
               <w:jc w:val="center"/>
-              <w:rPr>
-                <w:highlight w:val="green"/>
-              </w:rPr>
             </w:pPr>
             <w:r>
               <w:rPr>
@@ -476,7 +354,6 @@
                 <w:b/>
                 <w:color w:val="FFFFFF"/>
                 <w:sz w:val="20"/>
-                <w:highlight w:val="green"/>
               </w:rPr>
               <w:t>Fichero</w:t>
             </w:r>
@@ -490,9 +367,6 @@
           <w:p>
             <w:pPr>
               <w:jc w:val="center"/>
-              <w:rPr>
-                <w:highlight w:val="green"/>
-              </w:rPr>
             </w:pPr>
             <w:r>
               <w:rPr>
@@ -500,7 +374,6 @@
                 <w:b/>
                 <w:color w:val="FFFFFF"/>
                 <w:sz w:val="20"/>
-                <w:highlight w:val="green"/>
               </w:rPr>
               <w:t>Contenido</w:t>
             </w:r>
@@ -514,9 +387,6 @@
           <w:p>
             <w:pPr>
               <w:jc w:val="center"/>
-              <w:rPr>
-                <w:highlight w:val="green"/>
-              </w:rPr>
             </w:pPr>
             <w:r>
               <w:rPr>
@@ -524,7 +394,6 @@
                 <w:b/>
                 <w:color w:val="FFFFFF"/>
                 <w:sz w:val="20"/>
-                <w:highlight w:val="green"/>
               </w:rPr>
               <w:t>Registros aprox.</w:t>
             </w:r>
@@ -541,16 +410,10 @@
             <w:shd w:val="clear" w:color="auto" w:fill="FFFFFF"/>
           </w:tcPr>
           <w:p>
-            <w:pPr>
-              <w:rPr>
-                <w:highlight w:val="green"/>
-              </w:rPr>
-            </w:pPr>
             <w:r>
               <w:rPr>
                 <w:rFonts w:ascii="Calibri" w:hAnsi="Calibri"/>
                 <w:sz w:val="20"/>
-                <w:highlight w:val="green"/>
               </w:rPr>
               <w:t>artistas.csv</w:t>
             </w:r>
@@ -562,16 +425,10 @@
             <w:shd w:val="clear" w:color="auto" w:fill="FFFFFF"/>
           </w:tcPr>
           <w:p>
-            <w:pPr>
-              <w:rPr>
-                <w:highlight w:val="green"/>
-              </w:rPr>
-            </w:pPr>
             <w:r>
               <w:rPr>
                 <w:rFonts w:ascii="Calibri" w:hAnsi="Calibri"/>
                 <w:sz w:val="20"/>
-                <w:highlight w:val="green"/>
               </w:rPr>
               <w:t>Artistas contratados. Caché, país, contacto manager.</w:t>
             </w:r>
@@ -583,16 +440,10 @@
             <w:shd w:val="clear" w:color="auto" w:fill="FFFFFF"/>
           </w:tcPr>
           <w:p>
-            <w:pPr>
-              <w:rPr>
-                <w:highlight w:val="green"/>
-              </w:rPr>
-            </w:pPr>
             <w:r>
               <w:rPr>
                 <w:rFonts w:ascii="Calibri" w:hAnsi="Calibri"/>
                 <w:sz w:val="20"/>
-                <w:highlight w:val="green"/>
               </w:rPr>
               <w:t>~250 filas</w:t>
             </w:r>
@@ -609,16 +460,10 @@
             <w:shd w:val="clear" w:color="auto" w:fill="EEF3FA"/>
           </w:tcPr>
           <w:p>
-            <w:pPr>
-              <w:rPr>
-                <w:highlight w:val="green"/>
-              </w:rPr>
-            </w:pPr>
             <w:r>
               <w:rPr>
                 <w:rFonts w:ascii="Calibri" w:hAnsi="Calibri"/>
                 <w:sz w:val="20"/>
-                <w:highlight w:val="green"/>
               </w:rPr>
               <w:t>escenarios_horarios.xlsx</w:t>
             </w:r>
@@ -630,16 +475,10 @@
             <w:shd w:val="clear" w:color="auto" w:fill="EEF3FA"/>
           </w:tcPr>
           <w:p>
-            <w:pPr>
-              <w:rPr>
-                <w:highlight w:val="green"/>
-              </w:rPr>
-            </w:pPr>
             <w:r>
               <w:rPr>
                 <w:rFonts w:ascii="Calibri" w:hAnsi="Calibri"/>
                 <w:sz w:val="20"/>
-                <w:highlight w:val="green"/>
               </w:rPr>
               <w:t>Programación: qué artista toca en qué escenario y cuándo.</w:t>
             </w:r>
@@ -651,16 +490,10 @@
             <w:shd w:val="clear" w:color="auto" w:fill="EEF3FA"/>
           </w:tcPr>
           <w:p>
-            <w:pPr>
-              <w:rPr>
-                <w:highlight w:val="green"/>
-              </w:rPr>
-            </w:pPr>
             <w:r>
               <w:rPr>
                 <w:rFonts w:ascii="Calibri" w:hAnsi="Calibri"/>
                 <w:sz w:val="20"/>
-                <w:highlight w:val="green"/>
               </w:rPr>
               <w:t>~200 filas</w:t>
             </w:r>
@@ -677,16 +510,10 @@
             <w:shd w:val="clear" w:color="auto" w:fill="FFFFFF"/>
           </w:tcPr>
           <w:p>
-            <w:pPr>
-              <w:rPr>
-                <w:highlight w:val="green"/>
-              </w:rPr>
-            </w:pPr>
             <w:r>
               <w:rPr>
                 <w:rFonts w:ascii="Calibri" w:hAnsi="Calibri"/>
                 <w:sz w:val="20"/>
-                <w:highlight w:val="green"/>
               </w:rPr>
               <w:t>ventas_entradas.json</w:t>
             </w:r>
@@ -698,16 +525,10 @@
             <w:shd w:val="clear" w:color="auto" w:fill="FFFFFF"/>
           </w:tcPr>
           <w:p>
-            <w:pPr>
-              <w:rPr>
-                <w:highlight w:val="green"/>
-              </w:rPr>
-            </w:pPr>
             <w:r>
               <w:rPr>
                 <w:rFonts w:ascii="Calibri" w:hAnsi="Calibri"/>
                 <w:sz w:val="20"/>
-                <w:highlight w:val="green"/>
               </w:rPr>
               <w:t>Registro de venta de entradas con comprador, tipo y precio.</w:t>
             </w:r>
@@ -719,16 +540,10 @@
             <w:shd w:val="clear" w:color="auto" w:fill="FFFFFF"/>
           </w:tcPr>
           <w:p>
-            <w:pPr>
-              <w:rPr>
-                <w:highlight w:val="green"/>
-              </w:rPr>
-            </w:pPr>
             <w:r>
               <w:rPr>
                 <w:rFonts w:ascii="Calibri" w:hAnsi="Calibri"/>
                 <w:sz w:val="20"/>
-                <w:highlight w:val="green"/>
               </w:rPr>
               <w:t>~400 entradas</w:t>
             </w:r>
@@ -745,16 +560,10 @@
             <w:shd w:val="clear" w:color="auto" w:fill="EEF3FA"/>
           </w:tcPr>
           <w:p>
-            <w:pPr>
-              <w:rPr>
-                <w:highlight w:val="green"/>
-              </w:rPr>
-            </w:pPr>
             <w:r>
               <w:rPr>
                 <w:rFonts w:ascii="Calibri" w:hAnsi="Calibri"/>
                 <w:sz w:val="20"/>
-                <w:highlight w:val="green"/>
               </w:rPr>
               <w:t>patrocinadores.xml</w:t>
             </w:r>
@@ -766,16 +575,10 @@
             <w:shd w:val="clear" w:color="auto" w:fill="EEF3FA"/>
           </w:tcPr>
           <w:p>
-            <w:pPr>
-              <w:rPr>
-                <w:highlight w:val="green"/>
-              </w:rPr>
-            </w:pPr>
             <w:r>
               <w:rPr>
                 <w:rFonts w:ascii="Calibri" w:hAnsi="Calibri"/>
                 <w:sz w:val="20"/>
-                <w:highlight w:val="green"/>
               </w:rPr>
               <w:t>Empresas patrocinadoras: importe, categoría y fechas de contrato.</w:t>
             </w:r>
@@ -787,16 +590,10 @@
             <w:shd w:val="clear" w:color="auto" w:fill="EEF3FA"/>
           </w:tcPr>
           <w:p>
-            <w:pPr>
-              <w:rPr>
-                <w:highlight w:val="green"/>
-              </w:rPr>
-            </w:pPr>
             <w:r>
               <w:rPr>
                 <w:rFonts w:ascii="Calibri" w:hAnsi="Calibri"/>
                 <w:sz w:val="20"/>
-                <w:highlight w:val="green"/>
               </w:rPr>
               <w:t>~40 entradas</w:t>
             </w:r>
@@ -804,22 +601,13 @@
         </w:tc>
       </w:tr>
     </w:tbl>
-    <w:p>
-      <w:pPr>
-        <w:rPr>
-          <w:highlight w:val="green"/>
-        </w:rPr>
-      </w:pPr>
-    </w:p>
+    <w:p/>
     <w:p>
       <w:pPr>
         <w:pBdr>
           <w:bottom w:val="single" w:sz="6" w:space="1" w:color="1A376C"/>
         </w:pBdr>
         <w:spacing w:before="280" w:after="80"/>
-        <w:rPr>
-          <w:highlight w:val="green"/>
-        </w:rPr>
       </w:pPr>
       <w:r>
         <w:rPr>
@@ -827,7 +615,6 @@
           <w:b/>
           <w:color w:val="1A376C"/>
           <w:sz w:val="30"/>
-          <w:highlight w:val="green"/>
         </w:rPr>
         <w:t>OPCIÓN B — LIGA DE ESPORTS "CYBERLEAGUE PRO"</w:t>
       </w:r>
@@ -835,9 +622,6 @@
     <w:p>
       <w:pPr>
         <w:spacing w:before="200" w:after="40"/>
-        <w:rPr>
-          <w:highlight w:val="green"/>
-        </w:rPr>
       </w:pPr>
       <w:r>
         <w:rPr>
@@ -845,7 +629,6 @@
           <w:b/>
           <w:color w:val="215CA0"/>
           <w:sz w:val="24"/>
-          <w:highlight w:val="green"/>
         </w:rPr>
         <w:t>La historia</w:t>
       </w:r>
@@ -853,14 +636,10 @@
     <w:p>
       <w:pPr>
         <w:spacing w:after="80"/>
-        <w:rPr>
-          <w:highlight w:val="green"/>
-        </w:rPr>
-      </w:pPr>
-      <w:r>
-        <w:rPr>
-          <w:rFonts w:ascii="Calibri" w:hAnsi="Calibri"/>
-          <w:highlight w:val="green"/>
+      </w:pPr>
+      <w:r>
+        <w:rPr>
+          <w:rFonts w:ascii="Calibri" w:hAnsi="Calibri"/>
         </w:rPr>
         <w:t>La CyberLeague Pro es una de las ligas de eSports con más crecimiento del momento. Tras dos temporadas, la liga necesita publicar las estadísticas oficiales en su web y compartir los datos con patrocinadores e inversores.</w:t>
       </w:r>
@@ -868,28 +647,18 @@
     <w:p>
       <w:pPr>
         <w:spacing w:after="80"/>
-        <w:rPr>
-          <w:highlight w:val="green"/>
-        </w:rPr>
-      </w:pPr>
-      <w:r>
-        <w:rPr>
-          <w:rFonts w:ascii="Calibri" w:hAnsi="Calibri"/>
-          <w:highlight w:val="green"/>
+      </w:pPr>
+      <w:r>
+        <w:rPr>
+          <w:rFonts w:ascii="Calibri" w:hAnsi="Calibri"/>
         </w:rPr>
         <w:t>Los datos los han ido recogiendo diferentes personas: árbitros, managers, el equipo de comunicación y el departamento financiero, cada uno con su propio criterio. El resultado: jugadores duplicados, equipos con nombres distintos en cada fichero, partidas con resultados imposibles y premios que no cuadran.</w:t>
       </w:r>
     </w:p>
     <w:p>
-      <w:pPr>
-        <w:rPr>
-          <w:highlight w:val="green"/>
-        </w:rPr>
-      </w:pPr>
-      <w:r>
-        <w:rPr>
-          <w:rFonts w:ascii="Calibri" w:hAnsi="Calibri"/>
-          <w:highlight w:val="green"/>
+      <w:r>
+        <w:rPr>
+          <w:rFonts w:ascii="Calibri" w:hAnsi="Calibri"/>
         </w:rPr>
         <w:t xml:space="preserve">Laura, directora de operaciones, te ha contratado: </w:t>
       </w:r>
@@ -898,7 +667,6 @@
           <w:rFonts w:ascii="Calibri" w:hAnsi="Calibri"/>
           <w:i/>
           <w:color w:val="1A376C"/>
-          <w:highlight w:val="green"/>
         </w:rPr>
         <w:t>"Nos jugamos la credibilidad de la liga. Si publicamos estos datos así, los equipos van a protestar, los patrocinadores van a desconfiar y la prensa nos va a crucificar. Necesito que todo esté impecable."</w:t>
       </w:r>
@@ -906,9 +674,6 @@
     <w:p>
       <w:pPr>
         <w:spacing w:before="200" w:after="40"/>
-        <w:rPr>
-          <w:highlight w:val="green"/>
-        </w:rPr>
       </w:pPr>
       <w:r>
         <w:rPr>
@@ -916,7 +681,6 @@
           <w:b/>
           <w:color w:val="215CA0"/>
           <w:sz w:val="24"/>
-          <w:highlight w:val="green"/>
         </w:rPr>
         <w:t>Los ficheros  (carpeta opcion_B_esports/datos/)</w:t>
       </w:r>
@@ -945,9 +709,6 @@
           <w:p>
             <w:pPr>
               <w:jc w:val="center"/>
-              <w:rPr>
-                <w:highlight w:val="green"/>
-              </w:rPr>
             </w:pPr>
             <w:r>
               <w:rPr>
@@ -955,7 +716,6 @@
                 <w:b/>
                 <w:color w:val="FFFFFF"/>
                 <w:sz w:val="20"/>
-                <w:highlight w:val="green"/>
               </w:rPr>
               <w:t>Fichero</w:t>
             </w:r>
@@ -969,9 +729,6 @@
           <w:p>
             <w:pPr>
               <w:jc w:val="center"/>
-              <w:rPr>
-                <w:highlight w:val="green"/>
-              </w:rPr>
             </w:pPr>
             <w:r>
               <w:rPr>
@@ -979,7 +736,6 @@
                 <w:b/>
                 <w:color w:val="FFFFFF"/>
                 <w:sz w:val="20"/>
-                <w:highlight w:val="green"/>
               </w:rPr>
               <w:t>Contenido</w:t>
             </w:r>
@@ -993,9 +749,6 @@
           <w:p>
             <w:pPr>
               <w:jc w:val="center"/>
-              <w:rPr>
-                <w:highlight w:val="green"/>
-              </w:rPr>
             </w:pPr>
             <w:r>
               <w:rPr>
@@ -1003,7 +756,6 @@
                 <w:b/>
                 <w:color w:val="FFFFFF"/>
                 <w:sz w:val="20"/>
-                <w:highlight w:val="green"/>
               </w:rPr>
               <w:t>Registros aprox.</w:t>
             </w:r>
@@ -1020,16 +772,10 @@
             <w:shd w:val="clear" w:color="auto" w:fill="FFFFFF"/>
           </w:tcPr>
           <w:p>
-            <w:pPr>
-              <w:rPr>
-                <w:highlight w:val="green"/>
-              </w:rPr>
-            </w:pPr>
             <w:r>
               <w:rPr>
                 <w:rFonts w:ascii="Calibri" w:hAnsi="Calibri"/>
                 <w:sz w:val="20"/>
-                <w:highlight w:val="green"/>
               </w:rPr>
               <w:t>jugadores.csv</w:t>
             </w:r>
@@ -1041,16 +787,10 @@
             <w:shd w:val="clear" w:color="auto" w:fill="FFFFFF"/>
           </w:tcPr>
           <w:p>
-            <w:pPr>
-              <w:rPr>
-                <w:highlight w:val="green"/>
-              </w:rPr>
-            </w:pPr>
             <w:r>
               <w:rPr>
                 <w:rFonts w:ascii="Calibri" w:hAnsi="Calibri"/>
                 <w:sz w:val="20"/>
-                <w:highlight w:val="green"/>
               </w:rPr>
               <w:t>Jugadores de la liga: gamertag, edad, equipo, rol y salario.</w:t>
             </w:r>
@@ -1062,16 +802,10 @@
             <w:shd w:val="clear" w:color="auto" w:fill="FFFFFF"/>
           </w:tcPr>
           <w:p>
-            <w:pPr>
-              <w:rPr>
-                <w:highlight w:val="green"/>
-              </w:rPr>
-            </w:pPr>
             <w:r>
               <w:rPr>
                 <w:rFonts w:ascii="Calibri" w:hAnsi="Calibri"/>
                 <w:sz w:val="20"/>
-                <w:highlight w:val="green"/>
               </w:rPr>
               <w:t>~250 filas</w:t>
             </w:r>
@@ -1088,16 +822,10 @@
             <w:shd w:val="clear" w:color="auto" w:fill="EEF3FA"/>
           </w:tcPr>
           <w:p>
-            <w:pPr>
-              <w:rPr>
-                <w:highlight w:val="green"/>
-              </w:rPr>
-            </w:pPr>
             <w:r>
               <w:rPr>
                 <w:rFonts w:ascii="Calibri" w:hAnsi="Calibri"/>
                 <w:sz w:val="20"/>
-                <w:highlight w:val="green"/>
               </w:rPr>
               <w:t>equipos.xlsx</w:t>
             </w:r>
@@ -1109,16 +837,10 @@
             <w:shd w:val="clear" w:color="auto" w:fill="EEF3FA"/>
           </w:tcPr>
           <w:p>
-            <w:pPr>
-              <w:rPr>
-                <w:highlight w:val="green"/>
-              </w:rPr>
-            </w:pPr>
             <w:r>
               <w:rPr>
                 <w:rFonts w:ascii="Calibri" w:hAnsi="Calibri"/>
                 <w:sz w:val="20"/>
-                <w:highlight w:val="green"/>
               </w:rPr>
               <w:t>Equipos (hoja 1) y staff técnico (hoja 2).</w:t>
             </w:r>
@@ -1130,16 +852,10 @@
             <w:shd w:val="clear" w:color="auto" w:fill="EEF3FA"/>
           </w:tcPr>
           <w:p>
-            <w:pPr>
-              <w:rPr>
-                <w:highlight w:val="green"/>
-              </w:rPr>
-            </w:pPr>
             <w:r>
               <w:rPr>
                 <w:rFonts w:ascii="Calibri" w:hAnsi="Calibri"/>
                 <w:sz w:val="20"/>
-                <w:highlight w:val="green"/>
               </w:rPr>
               <w:t>~90 filas en 2 hojas</w:t>
             </w:r>
@@ -1156,16 +872,10 @@
             <w:shd w:val="clear" w:color="auto" w:fill="FFFFFF"/>
           </w:tcPr>
           <w:p>
-            <w:pPr>
-              <w:rPr>
-                <w:highlight w:val="green"/>
-              </w:rPr>
-            </w:pPr>
             <w:r>
               <w:rPr>
                 <w:rFonts w:ascii="Calibri" w:hAnsi="Calibri"/>
                 <w:sz w:val="20"/>
-                <w:highlight w:val="green"/>
               </w:rPr>
               <w:t>partidas.json</w:t>
             </w:r>
@@ -1177,16 +887,10 @@
             <w:shd w:val="clear" w:color="auto" w:fill="FFFFFF"/>
           </w:tcPr>
           <w:p>
-            <w:pPr>
-              <w:rPr>
-                <w:highlight w:val="green"/>
-              </w:rPr>
-            </w:pPr>
             <w:r>
               <w:rPr>
                 <w:rFonts w:ascii="Calibri" w:hAnsi="Calibri"/>
                 <w:sz w:val="20"/>
-                <w:highlight w:val="green"/>
               </w:rPr>
               <w:t xml:space="preserve">Resultados de partidas: equipos, mapa, puntuación y </w:t>
             </w:r>
@@ -1194,7 +898,6 @@
               <w:rPr>
                 <w:rFonts w:ascii="Calibri" w:hAnsi="Calibri"/>
                 <w:sz w:val="20"/>
-                <w:highlight w:val="green"/>
               </w:rPr>
               <w:lastRenderedPageBreak/>
               <w:t>torneo.</w:t>
@@ -1207,16 +910,10 @@
             <w:shd w:val="clear" w:color="auto" w:fill="FFFFFF"/>
           </w:tcPr>
           <w:p>
-            <w:pPr>
-              <w:rPr>
-                <w:highlight w:val="green"/>
-              </w:rPr>
-            </w:pPr>
             <w:r>
               <w:rPr>
                 <w:rFonts w:ascii="Calibri" w:hAnsi="Calibri"/>
                 <w:sz w:val="20"/>
-                <w:highlight w:val="green"/>
               </w:rPr>
               <w:lastRenderedPageBreak/>
               <w:t>~400 entradas</w:t>
@@ -1234,16 +931,10 @@
             <w:shd w:val="clear" w:color="auto" w:fill="EEF3FA"/>
           </w:tcPr>
           <w:p>
-            <w:pPr>
-              <w:rPr>
-                <w:highlight w:val="green"/>
-              </w:rPr>
-            </w:pPr>
             <w:r>
               <w:rPr>
                 <w:rFonts w:ascii="Calibri" w:hAnsi="Calibri"/>
                 <w:sz w:val="20"/>
-                <w:highlight w:val="green"/>
               </w:rPr>
               <w:lastRenderedPageBreak/>
               <w:t>premios.csv</w:t>
@@ -1256,16 +947,10 @@
             <w:shd w:val="clear" w:color="auto" w:fill="EEF3FA"/>
           </w:tcPr>
           <w:p>
-            <w:pPr>
-              <w:rPr>
-                <w:highlight w:val="green"/>
-              </w:rPr>
-            </w:pPr>
             <w:r>
               <w:rPr>
                 <w:rFonts w:ascii="Calibri" w:hAnsi="Calibri"/>
                 <w:sz w:val="20"/>
-                <w:highlight w:val="green"/>
               </w:rPr>
               <w:t>Premios de torneos: equipo, posición y cuantía económica.</w:t>
             </w:r>
@@ -1277,16 +962,10 @@
             <w:shd w:val="clear" w:color="auto" w:fill="EEF3FA"/>
           </w:tcPr>
           <w:p>
-            <w:pPr>
-              <w:rPr>
-                <w:highlight w:val="green"/>
-              </w:rPr>
-            </w:pPr>
             <w:r>
               <w:rPr>
                 <w:rFonts w:ascii="Calibri" w:hAnsi="Calibri"/>
                 <w:sz w:val="20"/>
-                <w:highlight w:val="green"/>
               </w:rPr>
               <w:t>~150 filas</w:t>
             </w:r>
@@ -1294,23 +973,9 @@
         </w:tc>
       </w:tr>
     </w:tbl>
-    <w:p>
-      <w:pPr>
-        <w:rPr>
-          <w:highlight w:val="green"/>
-        </w:rPr>
-      </w:pPr>
-    </w:p>
-    <w:p>
-      <w:pPr>
-        <w:rPr>
-          <w:highlight w:val="green"/>
-        </w:rPr>
-      </w:pPr>
-      <w:r>
-        <w:rPr>
-          <w:highlight w:val="green"/>
-        </w:rPr>
+    <w:p/>
+    <w:p>
+      <w:r>
         <w:br w:type="page"/>
       </w:r>
     </w:p>
@@ -1320,9 +985,6 @@
           <w:bottom w:val="single" w:sz="6" w:space="1" w:color="1A376C"/>
         </w:pBdr>
         <w:spacing w:before="280" w:after="80"/>
-        <w:rPr>
-          <w:highlight w:val="green"/>
-        </w:rPr>
       </w:pPr>
       <w:r>
         <w:rPr>
@@ -1330,7 +992,6 @@
           <w:b/>
           <w:color w:val="1A376C"/>
           <w:sz w:val="30"/>
-          <w:highlight w:val="green"/>
         </w:rPr>
         <w:lastRenderedPageBreak/>
         <w:t>ESTRUCTURA DE ENTREGA</w:t>
@@ -1339,14 +1000,10 @@
     <w:p>
       <w:pPr>
         <w:spacing w:after="80"/>
-        <w:rPr>
-          <w:highlight w:val="green"/>
-        </w:rPr>
-      </w:pPr>
-      <w:r>
-        <w:rPr>
-          <w:rFonts w:ascii="Calibri" w:hAnsi="Calibri"/>
-          <w:highlight w:val="green"/>
+      </w:pPr>
+      <w:r>
+        <w:rPr>
+          <w:rFonts w:ascii="Calibri" w:hAnsi="Calibri"/>
         </w:rPr>
         <w:t>Tu carpeta de entrega debe tener exactamente esta estructura:</w:t>
       </w:r>
@@ -1356,16 +1013,12 @@
         <w:shd w:val="clear" w:color="auto" w:fill="F0F0F0"/>
         <w:spacing w:after="40"/>
         <w:ind w:left="567" w:right="567"/>
-        <w:rPr>
-          <w:highlight w:val="green"/>
-        </w:rPr>
       </w:pPr>
       <w:r>
         <w:rPr>
           <w:rFonts w:ascii="Courier New" w:hAnsi="Courier New"/>
           <w:color w:val="1A1A2E"/>
           <w:sz w:val="19"/>
-          <w:highlight w:val="green"/>
         </w:rPr>
         <w:t>opcion_X/</w:t>
       </w:r>
@@ -1375,16 +1028,12 @@
         <w:shd w:val="clear" w:color="auto" w:fill="F0F0F0"/>
         <w:spacing w:after="40"/>
         <w:ind w:left="567" w:right="567"/>
-        <w:rPr>
-          <w:highlight w:val="green"/>
-        </w:rPr>
       </w:pPr>
       <w:r>
         <w:rPr>
           <w:rFonts w:ascii="Courier New" w:hAnsi="Courier New"/>
           <w:color w:val="1A1A2E"/>
           <w:sz w:val="19"/>
-          <w:highlight w:val="green"/>
         </w:rPr>
         <w:t xml:space="preserve">├── </w:t>
       </w:r>
@@ -1394,7 +1043,6 @@
           <w:rFonts w:ascii="Courier New" w:hAnsi="Courier New"/>
           <w:color w:val="1A1A2E"/>
           <w:sz w:val="19"/>
-          <w:highlight w:val="green"/>
         </w:rPr>
         <w:t>datos</w:t>
       </w:r>
@@ -1404,7 +1052,6 @@
           <w:rFonts w:ascii="Courier New" w:hAnsi="Courier New"/>
           <w:color w:val="1A1A2E"/>
           <w:sz w:val="19"/>
-          <w:highlight w:val="green"/>
         </w:rPr>
         <w:t xml:space="preserve">/                ← </w:t>
       </w:r>
@@ -1414,7 +1061,6 @@
           <w:rFonts w:ascii="Courier New" w:hAnsi="Courier New"/>
           <w:color w:val="1A1A2E"/>
           <w:sz w:val="19"/>
-          <w:highlight w:val="green"/>
         </w:rPr>
         <w:t>Ficheros</w:t>
       </w:r>
@@ -1424,7 +1070,6 @@
           <w:rFonts w:ascii="Courier New" w:hAnsi="Courier New"/>
           <w:color w:val="1A1A2E"/>
           <w:sz w:val="19"/>
-          <w:highlight w:val="green"/>
         </w:rPr>
         <w:t xml:space="preserve"> </w:t>
       </w:r>
@@ -1434,7 +1079,6 @@
           <w:rFonts w:ascii="Courier New" w:hAnsi="Courier New"/>
           <w:color w:val="1A1A2E"/>
           <w:sz w:val="19"/>
-          <w:highlight w:val="green"/>
         </w:rPr>
         <w:t>originales</w:t>
       </w:r>
@@ -1444,7 +1088,6 @@
           <w:rFonts w:ascii="Courier New" w:hAnsi="Courier New"/>
           <w:color w:val="1A1A2E"/>
           <w:sz w:val="19"/>
-          <w:highlight w:val="green"/>
         </w:rPr>
         <w:t xml:space="preserve"> (NO los modifiques)</w:t>
       </w:r>
@@ -1454,16 +1097,12 @@
         <w:shd w:val="clear" w:color="auto" w:fill="F0F0F0"/>
         <w:spacing w:after="40"/>
         <w:ind w:left="567" w:right="567"/>
-        <w:rPr>
-          <w:highlight w:val="green"/>
-        </w:rPr>
       </w:pPr>
       <w:r>
         <w:rPr>
           <w:rFonts w:ascii="Courier New" w:hAnsi="Courier New"/>
           <w:color w:val="1A1A2E"/>
           <w:sz w:val="19"/>
-          <w:highlight w:val="green"/>
         </w:rPr>
         <w:t>│   └── (ficheros originales tal como los recibiste)</w:t>
       </w:r>
@@ -1473,16 +1112,12 @@
         <w:shd w:val="clear" w:color="auto" w:fill="F0F0F0"/>
         <w:spacing w:after="40"/>
         <w:ind w:left="567" w:right="567"/>
-        <w:rPr>
-          <w:highlight w:val="green"/>
-        </w:rPr>
       </w:pPr>
       <w:r>
         <w:rPr>
           <w:rFonts w:ascii="Courier New" w:hAnsi="Courier New"/>
           <w:color w:val="1A1A2E"/>
           <w:sz w:val="19"/>
-          <w:highlight w:val="green"/>
         </w:rPr>
         <w:t>│</w:t>
       </w:r>
@@ -1492,16 +1127,12 @@
         <w:shd w:val="clear" w:color="auto" w:fill="F0F0F0"/>
         <w:spacing w:after="40"/>
         <w:ind w:left="567" w:right="567"/>
-        <w:rPr>
-          <w:highlight w:val="green"/>
-        </w:rPr>
       </w:pPr>
       <w:r>
         <w:rPr>
           <w:rFonts w:ascii="Courier New" w:hAnsi="Courier New"/>
           <w:color w:val="1A1A2E"/>
           <w:sz w:val="19"/>
-          <w:highlight w:val="green"/>
         </w:rPr>
         <w:t>├── datos_limpios/             ← Generados por tu código</w:t>
       </w:r>
@@ -1511,16 +1142,12 @@
         <w:shd w:val="clear" w:color="auto" w:fill="F0F0F0"/>
         <w:spacing w:after="40"/>
         <w:ind w:left="567" w:right="567"/>
-        <w:rPr>
-          <w:highlight w:val="green"/>
-        </w:rPr>
       </w:pPr>
       <w:r>
         <w:rPr>
           <w:rFonts w:ascii="Courier New" w:hAnsi="Courier New"/>
           <w:color w:val="1A1A2E"/>
           <w:sz w:val="19"/>
-          <w:highlight w:val="green"/>
         </w:rPr>
         <w:t>│   ├── artistas_limpio.csv    ← Un CSV por cada fichero original</w:t>
       </w:r>
@@ -1530,16 +1157,12 @@
         <w:shd w:val="clear" w:color="auto" w:fill="F0F0F0"/>
         <w:spacing w:after="40"/>
         <w:ind w:left="567" w:right="567"/>
-        <w:rPr>
-          <w:highlight w:val="green"/>
-        </w:rPr>
       </w:pPr>
       <w:r>
         <w:rPr>
           <w:rFonts w:ascii="Courier New" w:hAnsi="Courier New"/>
           <w:color w:val="1A1A2E"/>
           <w:sz w:val="19"/>
-          <w:highlight w:val="green"/>
         </w:rPr>
         <w:t>│   ├── ...</w:t>
       </w:r>
@@ -1549,16 +1172,12 @@
         <w:shd w:val="clear" w:color="auto" w:fill="F0F0F0"/>
         <w:spacing w:after="40"/>
         <w:ind w:left="567" w:right="567"/>
-        <w:rPr>
-          <w:highlight w:val="green"/>
-        </w:rPr>
       </w:pPr>
       <w:r>
         <w:rPr>
           <w:rFonts w:ascii="Courier New" w:hAnsi="Courier New"/>
           <w:color w:val="1A1A2E"/>
           <w:sz w:val="19"/>
-          <w:highlight w:val="green"/>
         </w:rPr>
         <w:t>│   ├── datos_completos.xlsx   ← Excel con todos los datos en hojas separadas</w:t>
       </w:r>
@@ -1568,16 +1187,12 @@
         <w:shd w:val="clear" w:color="auto" w:fill="F0F0F0"/>
         <w:spacing w:after="40"/>
         <w:ind w:left="567" w:right="567"/>
-        <w:rPr>
-          <w:highlight w:val="green"/>
-        </w:rPr>
       </w:pPr>
       <w:r>
         <w:rPr>
           <w:rFonts w:ascii="Courier New" w:hAnsi="Courier New"/>
           <w:color w:val="1A1A2E"/>
           <w:sz w:val="19"/>
-          <w:highlight w:val="green"/>
         </w:rPr>
         <w:t>│   └── informe_limpieza.txt   ← Informe del proceso completo</w:t>
       </w:r>
@@ -1587,16 +1202,12 @@
         <w:shd w:val="clear" w:color="auto" w:fill="F0F0F0"/>
         <w:spacing w:after="40"/>
         <w:ind w:left="567" w:right="567"/>
-        <w:rPr>
-          <w:highlight w:val="green"/>
-        </w:rPr>
       </w:pPr>
       <w:r>
         <w:rPr>
           <w:rFonts w:ascii="Courier New" w:hAnsi="Courier New"/>
           <w:color w:val="1A1A2E"/>
           <w:sz w:val="19"/>
-          <w:highlight w:val="green"/>
         </w:rPr>
         <w:t>│</w:t>
       </w:r>
@@ -1606,16 +1217,12 @@
         <w:shd w:val="clear" w:color="auto" w:fill="F0F0F0"/>
         <w:spacing w:after="40"/>
         <w:ind w:left="567" w:right="567"/>
-        <w:rPr>
-          <w:highlight w:val="green"/>
-        </w:rPr>
       </w:pPr>
       <w:r>
         <w:rPr>
           <w:rFonts w:ascii="Courier New" w:hAnsi="Courier New"/>
           <w:color w:val="1A1A2E"/>
           <w:sz w:val="19"/>
-          <w:highlight w:val="green"/>
         </w:rPr>
         <w:t>├── lib/                       ← Módulos con las funciones organizadas por responsabilidad</w:t>
       </w:r>
@@ -1625,16 +1232,12 @@
         <w:shd w:val="clear" w:color="auto" w:fill="F0F0F0"/>
         <w:spacing w:after="40"/>
         <w:ind w:left="567" w:right="567"/>
-        <w:rPr>
-          <w:highlight w:val="green"/>
-        </w:rPr>
       </w:pPr>
       <w:r>
         <w:rPr>
           <w:rFonts w:ascii="Courier New" w:hAnsi="Courier New"/>
           <w:color w:val="1A1A2E"/>
           <w:sz w:val="19"/>
-          <w:highlight w:val="green"/>
         </w:rPr>
         <w:t xml:space="preserve">│   ├── carga.py     ← </w:t>
       </w:r>
@@ -1644,7 +1247,6 @@
           <w:rFonts w:ascii="Courier New" w:hAnsi="Courier New"/>
           <w:color w:val="1A1A2E"/>
           <w:sz w:val="19"/>
-          <w:highlight w:val="green"/>
         </w:rPr>
         <w:t>Funciones</w:t>
       </w:r>
@@ -1654,7 +1256,6 @@
           <w:rFonts w:ascii="Courier New" w:hAnsi="Courier New"/>
           <w:color w:val="1A1A2E"/>
           <w:sz w:val="19"/>
-          <w:highlight w:val="green"/>
         </w:rPr>
         <w:t xml:space="preserve"> para </w:t>
       </w:r>
@@ -1664,7 +1265,6 @@
           <w:rFonts w:ascii="Courier New" w:hAnsi="Courier New"/>
           <w:color w:val="1A1A2E"/>
           <w:sz w:val="19"/>
-          <w:highlight w:val="green"/>
         </w:rPr>
         <w:t>cargar</w:t>
       </w:r>
@@ -1674,7 +1274,6 @@
           <w:rFonts w:ascii="Courier New" w:hAnsi="Courier New"/>
           <w:color w:val="1A1A2E"/>
           <w:sz w:val="19"/>
-          <w:highlight w:val="green"/>
         </w:rPr>
         <w:t xml:space="preserve"> CSV, Excel, JSON y XML</w:t>
       </w:r>
@@ -1684,16 +1283,12 @@
         <w:shd w:val="clear" w:color="auto" w:fill="F0F0F0"/>
         <w:spacing w:after="40"/>
         <w:ind w:left="567" w:right="567"/>
-        <w:rPr>
-          <w:highlight w:val="green"/>
-        </w:rPr>
       </w:pPr>
       <w:r>
         <w:rPr>
           <w:rFonts w:ascii="Courier New" w:hAnsi="Courier New"/>
           <w:color w:val="1A1A2E"/>
           <w:sz w:val="19"/>
-          <w:highlight w:val="green"/>
         </w:rPr>
         <w:t xml:space="preserve">│   ├── </w:t>
       </w:r>
@@ -1703,7 +1298,6 @@
           <w:rFonts w:ascii="Courier New" w:hAnsi="Courier New"/>
           <w:color w:val="1A1A2E"/>
           <w:sz w:val="19"/>
-          <w:highlight w:val="green"/>
         </w:rPr>
         <w:t>limpieza.py  ←</w:t>
       </w:r>
@@ -1713,7 +1307,6 @@
           <w:rFonts w:ascii="Courier New" w:hAnsi="Courier New"/>
           <w:color w:val="1A1A2E"/>
           <w:sz w:val="19"/>
-          <w:highlight w:val="green"/>
         </w:rPr>
         <w:t xml:space="preserve"> </w:t>
       </w:r>
@@ -1723,7 +1316,6 @@
           <w:rFonts w:ascii="Courier New" w:hAnsi="Courier New"/>
           <w:color w:val="1A1A2E"/>
           <w:sz w:val="19"/>
-          <w:highlight w:val="green"/>
         </w:rPr>
         <w:t>Funciones</w:t>
       </w:r>
@@ -1733,7 +1325,6 @@
           <w:rFonts w:ascii="Courier New" w:hAnsi="Courier New"/>
           <w:color w:val="1A1A2E"/>
           <w:sz w:val="19"/>
-          <w:highlight w:val="green"/>
         </w:rPr>
         <w:t xml:space="preserve"> de </w:t>
       </w:r>
@@ -1743,7 +1334,6 @@
           <w:rFonts w:ascii="Courier New" w:hAnsi="Courier New"/>
           <w:color w:val="1A1A2E"/>
           <w:sz w:val="19"/>
-          <w:highlight w:val="green"/>
         </w:rPr>
         <w:t>limpieza</w:t>
       </w:r>
@@ -1753,7 +1343,6 @@
           <w:rFonts w:ascii="Courier New" w:hAnsi="Courier New"/>
           <w:color w:val="1A1A2E"/>
           <w:sz w:val="19"/>
-          <w:highlight w:val="green"/>
         </w:rPr>
         <w:t xml:space="preserve"> de texto, números, fechas y categorías</w:t>
       </w:r>
@@ -1763,16 +1352,12 @@
         <w:shd w:val="clear" w:color="auto" w:fill="F0F0F0"/>
         <w:spacing w:after="40"/>
         <w:ind w:left="567" w:right="567"/>
-        <w:rPr>
-          <w:highlight w:val="green"/>
-        </w:rPr>
       </w:pPr>
       <w:r>
         <w:rPr>
           <w:rFonts w:ascii="Courier New" w:hAnsi="Courier New"/>
           <w:color w:val="1A1A2E"/>
           <w:sz w:val="19"/>
-          <w:highlight w:val="green"/>
         </w:rPr>
         <w:t xml:space="preserve">│   ├── auditoria.py ← </w:t>
       </w:r>
@@ -1782,7 +1367,6 @@
           <w:rFonts w:ascii="Courier New" w:hAnsi="Courier New"/>
           <w:color w:val="1A1A2E"/>
           <w:sz w:val="19"/>
-          <w:highlight w:val="green"/>
         </w:rPr>
         <w:t>Funciones</w:t>
       </w:r>
@@ -1792,7 +1376,6 @@
           <w:rFonts w:ascii="Courier New" w:hAnsi="Courier New"/>
           <w:color w:val="1A1A2E"/>
           <w:sz w:val="19"/>
-          <w:highlight w:val="green"/>
         </w:rPr>
         <w:t xml:space="preserve"> de </w:t>
       </w:r>
@@ -1802,7 +1385,6 @@
           <w:rFonts w:ascii="Courier New" w:hAnsi="Courier New"/>
           <w:color w:val="1A1A2E"/>
           <w:sz w:val="19"/>
-          <w:highlight w:val="green"/>
         </w:rPr>
         <w:t>análisis</w:t>
       </w:r>
@@ -1812,7 +1394,6 @@
           <w:rFonts w:ascii="Courier New" w:hAnsi="Courier New"/>
           <w:color w:val="1A1A2E"/>
           <w:sz w:val="19"/>
-          <w:highlight w:val="green"/>
         </w:rPr>
         <w:t xml:space="preserve"> y detección de problemas</w:t>
       </w:r>
@@ -1822,16 +1403,12 @@
         <w:shd w:val="clear" w:color="auto" w:fill="F0F0F0"/>
         <w:spacing w:after="40"/>
         <w:ind w:left="567" w:right="567"/>
-        <w:rPr>
-          <w:highlight w:val="green"/>
-        </w:rPr>
       </w:pPr>
       <w:r>
         <w:rPr>
           <w:rFonts w:ascii="Courier New" w:hAnsi="Courier New"/>
           <w:color w:val="1A1A2E"/>
           <w:sz w:val="19"/>
-          <w:highlight w:val="green"/>
         </w:rPr>
         <w:t>│   └── exportacion.py  ← Funciones para generar los ficheros de salida</w:t>
       </w:r>
@@ -1841,16 +1418,12 @@
         <w:shd w:val="clear" w:color="auto" w:fill="F0F0F0"/>
         <w:spacing w:after="40"/>
         <w:ind w:left="567" w:right="567"/>
-        <w:rPr>
-          <w:highlight w:val="green"/>
-        </w:rPr>
       </w:pPr>
       <w:r>
         <w:rPr>
           <w:rFonts w:ascii="Courier New" w:hAnsi="Courier New"/>
           <w:color w:val="1A1A2E"/>
           <w:sz w:val="19"/>
-          <w:highlight w:val="green"/>
         </w:rPr>
         <w:t>│</w:t>
       </w:r>
@@ -1860,16 +1433,12 @@
         <w:shd w:val="clear" w:color="auto" w:fill="F0F0F0"/>
         <w:spacing w:after="40"/>
         <w:ind w:left="567" w:right="567"/>
-        <w:rPr>
-          <w:highlight w:val="green"/>
-        </w:rPr>
       </w:pPr>
       <w:r>
         <w:rPr>
           <w:rFonts w:ascii="Courier New" w:hAnsi="Courier New"/>
           <w:color w:val="1A1A2E"/>
           <w:sz w:val="19"/>
-          <w:highlight w:val="green"/>
         </w:rPr>
         <w:t>└── main.py                    ← Flujo principal: importa los módulos y orquesta el proceso</w:t>
       </w:r>
@@ -1877,14 +1446,10 @@
     <w:p>
       <w:pPr>
         <w:spacing w:after="80"/>
-        <w:rPr>
-          <w:highlight w:val="green"/>
-        </w:rPr>
-      </w:pPr>
-      <w:r>
-        <w:rPr>
-          <w:rFonts w:ascii="Calibri" w:hAnsi="Calibri"/>
-          <w:highlight w:val="green"/>
+      </w:pPr>
+      <w:r>
+        <w:rPr>
+          <w:rFonts w:ascii="Calibri" w:hAnsi="Calibri"/>
         </w:rPr>
         <w:t>La carpeta lib/ separa el código por responsabilidad: cada fichero agrupa las funciones relacionadas con una misma tarea. El fichero main.py únicamente importa esos módulos y ejecuta el flujo completo. Este patrón es el mismo que hemos usado en los ejercicios del curso.</w:t>
       </w:r>
@@ -1894,16 +1459,12 @@
         <w:shd w:val="clear" w:color="auto" w:fill="E8F5EC"/>
         <w:spacing w:after="20"/>
         <w:ind w:left="454" w:right="454"/>
-        <w:rPr>
-          <w:highlight w:val="green"/>
-        </w:rPr>
       </w:pPr>
       <w:r>
         <w:rPr>
           <w:rFonts w:ascii="Calibri" w:hAnsi="Calibri"/>
           <w:color w:val="1E6B42"/>
           <w:sz w:val="20"/>
-          <w:highlight w:val="green"/>
         </w:rPr>
         <w:t>💡 Cómo importar tus módulos desde main.py:</w:t>
       </w:r>
@@ -1913,9 +1474,6 @@
         <w:shd w:val="clear" w:color="auto" w:fill="E8F5EC"/>
         <w:spacing w:after="20"/>
         <w:ind w:left="454" w:right="454"/>
-        <w:rPr>
-          <w:highlight w:val="green"/>
-        </w:rPr>
       </w:pPr>
       <w:r>
         <w:rPr>
@@ -1923,7 +1481,6 @@
           <w:i/>
           <w:color w:val="1E6B42"/>
           <w:sz w:val="20"/>
-          <w:highlight w:val="green"/>
         </w:rPr>
         <w:t xml:space="preserve">    from lib.carga      import cargar_csv, cargar_excel, cargar_json, cargar_xml</w:t>
       </w:r>
@@ -1933,9 +1490,6 @@
         <w:shd w:val="clear" w:color="auto" w:fill="E8F5EC"/>
         <w:spacing w:after="20"/>
         <w:ind w:left="454" w:right="454"/>
-        <w:rPr>
-          <w:highlight w:val="green"/>
-        </w:rPr>
       </w:pPr>
       <w:r>
         <w:rPr>
@@ -1943,7 +1497,6 @@
           <w:i/>
           <w:color w:val="1E6B42"/>
           <w:sz w:val="20"/>
-          <w:highlight w:val="green"/>
         </w:rPr>
         <w:t xml:space="preserve">    from lib.auditoria  import auditar_fichero</w:t>
       </w:r>
@@ -1953,9 +1506,6 @@
         <w:shd w:val="clear" w:color="auto" w:fill="E8F5EC"/>
         <w:spacing w:after="20"/>
         <w:ind w:left="454" w:right="454"/>
-        <w:rPr>
-          <w:highlight w:val="green"/>
-        </w:rPr>
       </w:pPr>
       <w:r>
         <w:rPr>
@@ -1963,7 +1513,6 @@
           <w:i/>
           <w:color w:val="1E6B42"/>
           <w:sz w:val="20"/>
-          <w:highlight w:val="green"/>
         </w:rPr>
         <w:t xml:space="preserve">    from lib.limpieza   import limpiar_texto, normalizar_fecha, normalizar_categoria</w:t>
       </w:r>
@@ -1973,9 +1522,6 @@
         <w:shd w:val="clear" w:color="auto" w:fill="E8F5EC"/>
         <w:spacing w:after="20"/>
         <w:ind w:left="454" w:right="454"/>
-        <w:rPr>
-          <w:highlight w:val="green"/>
-        </w:rPr>
       </w:pPr>
       <w:r>
         <w:rPr>
@@ -1983,21 +1529,12 @@
           <w:i/>
           <w:color w:val="1E6B42"/>
           <w:sz w:val="20"/>
-          <w:highlight w:val="green"/>
         </w:rPr>
         <w:t xml:space="preserve">    from lib.exportacion import exportar_csv, exportar_excel, generar_informe</w:t>
       </w:r>
     </w:p>
     <w:p>
-      <w:pPr>
-        <w:rPr>
-          <w:highlight w:val="green"/>
-        </w:rPr>
-      </w:pPr>
-      <w:r>
-        <w:rPr>
-          <w:highlight w:val="green"/>
-        </w:rPr>
+      <w:r>
         <w:br w:type="page"/>
       </w:r>
     </w:p>
@@ -2005,9 +1542,6 @@
       <w:pPr>
         <w:spacing w:before="120" w:after="120"/>
         <w:jc w:val="center"/>
-        <w:rPr>
-          <w:highlight w:val="green"/>
-        </w:rPr>
       </w:pPr>
       <w:r>
         <w:rPr>
@@ -2015,7 +1549,6 @@
           <w:b/>
           <w:color w:val="1A376C"/>
           <w:sz w:val="40"/>
-          <w:highlight w:val="green"/>
         </w:rPr>
         <w:lastRenderedPageBreak/>
         <w:t>LAS 10 FASES DEL PROYECTO</w:t>
@@ -2024,14 +1557,10 @@
     <w:p>
       <w:pPr>
         <w:spacing w:after="80"/>
-        <w:rPr>
-          <w:highlight w:val="green"/>
-        </w:rPr>
-      </w:pPr>
-      <w:r>
-        <w:rPr>
-          <w:rFonts w:ascii="Calibri" w:hAnsi="Calibri"/>
-          <w:highlight w:val="green"/>
+      </w:pPr>
+      <w:r>
+        <w:rPr>
+          <w:rFonts w:ascii="Calibri" w:hAnsi="Calibri"/>
         </w:rPr>
         <w:t>Sigue las fases en orden. Cada una produce un resultado visible que puedes verificar antes de pasar a la siguiente. No avances si la fase anterior no funciona correctamente.</w:t>
       </w:r>
@@ -2042,9 +1571,6 @@
           <w:top w:val="single" w:sz="12" w:space="1" w:color="215CA0"/>
         </w:pBdr>
         <w:spacing w:before="320" w:after="80"/>
-        <w:rPr>
-          <w:highlight w:val="green"/>
-        </w:rPr>
       </w:pPr>
       <w:r>
         <w:rPr>
@@ -2052,7 +1578,6 @@
           <w:b/>
           <w:color w:val="FFFFFF"/>
           <w:sz w:val="26"/>
-          <w:highlight w:val="green"/>
         </w:rPr>
         <w:t xml:space="preserve">FASE 1  </w:t>
       </w:r>
@@ -2062,7 +1587,6 @@
           <w:b/>
           <w:color w:val="1A376C"/>
           <w:sz w:val="26"/>
-          <w:highlight w:val="green"/>
         </w:rPr>
         <w:t>EXPLORACIÓN Y CARGA DE DATOS</w:t>
       </w:r>
@@ -2070,9 +1594,6 @@
     <w:p>
       <w:pPr>
         <w:spacing w:before="200" w:after="40"/>
-        <w:rPr>
-          <w:highlight w:val="green"/>
-        </w:rPr>
       </w:pPr>
       <w:r>
         <w:rPr>
@@ -2080,7 +1601,6 @@
           <w:b/>
           <w:color w:val="215CA0"/>
           <w:sz w:val="24"/>
-          <w:highlight w:val="green"/>
         </w:rPr>
         <w:t>Objetivo</w:t>
       </w:r>
@@ -2088,14 +1608,10 @@
     <w:p>
       <w:pPr>
         <w:spacing w:after="80"/>
-        <w:rPr>
-          <w:highlight w:val="green"/>
-        </w:rPr>
-      </w:pPr>
-      <w:r>
-        <w:rPr>
-          <w:rFonts w:ascii="Calibri" w:hAnsi="Calibri"/>
-          <w:highlight w:val="green"/>
+      </w:pPr>
+      <w:r>
+        <w:rPr>
+          <w:rFonts w:ascii="Calibri" w:hAnsi="Calibri"/>
         </w:rPr>
         <w:t>Cargar los 4 ficheros en memoria como listas de diccionarios y entender qué contiene cada uno.</w:t>
       </w:r>
@@ -2103,9 +1619,6 @@
     <w:p>
       <w:pPr>
         <w:spacing w:before="200" w:after="40"/>
-        <w:rPr>
-          <w:highlight w:val="green"/>
-        </w:rPr>
       </w:pPr>
       <w:r>
         <w:rPr>
@@ -2113,7 +1626,6 @@
           <w:b/>
           <w:color w:val="215CA0"/>
           <w:sz w:val="24"/>
-          <w:highlight w:val="green"/>
         </w:rPr>
         <w:t>Tareas</w:t>
       </w:r>
@@ -2122,14 +1634,10 @@
       <w:pPr>
         <w:pStyle w:val="Listaconnmeros"/>
         <w:spacing w:after="60"/>
-        <w:rPr>
-          <w:highlight w:val="green"/>
-        </w:rPr>
-      </w:pPr>
-      <w:r>
-        <w:rPr>
-          <w:rFonts w:ascii="Calibri" w:hAnsi="Calibri"/>
-          <w:highlight w:val="green"/>
+      </w:pPr>
+      <w:r>
+        <w:rPr>
+          <w:rFonts w:ascii="Calibri" w:hAnsi="Calibri"/>
         </w:rPr>
         <w:t>Crea la estructura de carpetas del proyecto: main.py en la raíz y la carpeta lib/ con los ficheros carga.py, limpieza.py, auditoria.py y exportacion.py.</w:t>
       </w:r>
@@ -2138,14 +1646,10 @@
       <w:pPr>
         <w:pStyle w:val="Listaconnmeros"/>
         <w:spacing w:after="60"/>
-        <w:rPr>
-          <w:highlight w:val="green"/>
-        </w:rPr>
-      </w:pPr>
-      <w:r>
-        <w:rPr>
-          <w:rFonts w:ascii="Calibri" w:hAnsi="Calibri"/>
-          <w:highlight w:val="green"/>
+      </w:pPr>
+      <w:r>
+        <w:rPr>
+          <w:rFonts w:ascii="Calibri" w:hAnsi="Calibri"/>
         </w:rPr>
         <w:t>Crea una función de carga para cada formato en lib/carga.py:</w:t>
       </w:r>
@@ -2155,14 +1659,10 @@
         <w:pStyle w:val="Listaconvietas"/>
         <w:spacing w:after="40"/>
         <w:ind w:left="1020"/>
-        <w:rPr>
-          <w:highlight w:val="green"/>
-        </w:rPr>
-      </w:pPr>
-      <w:r>
-        <w:rPr>
-          <w:rFonts w:ascii="Calibri" w:hAnsi="Calibri"/>
-          <w:highlight w:val="green"/>
+      </w:pPr>
+      <w:r>
+        <w:rPr>
+          <w:rFonts w:ascii="Calibri" w:hAnsi="Calibri"/>
         </w:rPr>
         <w:t>cargar_csv(ruta) → lista de diccionarios</w:t>
       </w:r>
@@ -2172,14 +1672,10 @@
         <w:pStyle w:val="Listaconvietas"/>
         <w:spacing w:after="40"/>
         <w:ind w:left="1020"/>
-        <w:rPr>
-          <w:highlight w:val="green"/>
-        </w:rPr>
-      </w:pPr>
-      <w:r>
-        <w:rPr>
-          <w:rFonts w:ascii="Calibri" w:hAnsi="Calibri"/>
-          <w:highlight w:val="green"/>
+      </w:pPr>
+      <w:r>
+        <w:rPr>
+          <w:rFonts w:ascii="Calibri" w:hAnsi="Calibri"/>
         </w:rPr>
         <w:t>cargar_excel(ruta) → lista de diccionarios  (usa openpyxl)</w:t>
       </w:r>
@@ -2189,14 +1685,10 @@
         <w:pStyle w:val="Listaconvietas"/>
         <w:spacing w:after="40"/>
         <w:ind w:left="1020"/>
-        <w:rPr>
-          <w:highlight w:val="green"/>
-        </w:rPr>
-      </w:pPr>
-      <w:r>
-        <w:rPr>
-          <w:rFonts w:ascii="Calibri" w:hAnsi="Calibri"/>
-          <w:highlight w:val="green"/>
+      </w:pPr>
+      <w:r>
+        <w:rPr>
+          <w:rFonts w:ascii="Calibri" w:hAnsi="Calibri"/>
         </w:rPr>
         <w:t>cargar_json(ruta) → lista de diccionarios</w:t>
       </w:r>
@@ -2206,14 +1698,10 @@
         <w:pStyle w:val="Listaconvietas"/>
         <w:spacing w:after="40"/>
         <w:ind w:left="1020"/>
-        <w:rPr>
-          <w:highlight w:val="green"/>
-        </w:rPr>
-      </w:pPr>
-      <w:r>
-        <w:rPr>
-          <w:rFonts w:ascii="Calibri" w:hAnsi="Calibri"/>
-          <w:highlight w:val="green"/>
+      </w:pPr>
+      <w:r>
+        <w:rPr>
+          <w:rFonts w:ascii="Calibri" w:hAnsi="Calibri"/>
         </w:rPr>
         <w:t>cargar_xml(ruta) → lista de diccionarios  (solo Opción A)</w:t>
       </w:r>
@@ -2221,14 +1709,10 @@
     <w:p>
       <w:pPr>
         <w:spacing w:after="80"/>
-        <w:rPr>
-          <w:highlight w:val="green"/>
-        </w:rPr>
-      </w:pPr>
-      <w:r>
-        <w:rPr>
-          <w:rFonts w:ascii="Calibri" w:hAnsi="Calibri"/>
-          <w:highlight w:val="green"/>
+      </w:pPr>
+      <w:r>
+        <w:rPr>
+          <w:rFonts w:ascii="Calibri" w:hAnsi="Calibri"/>
         </w:rPr>
         <w:t>Cada función recibe la ruta del fichero y devuelve una lista de diccionarios.</w:t>
       </w:r>
@@ -2237,14 +1721,10 @@
       <w:pPr>
         <w:pStyle w:val="Listaconnmeros"/>
         <w:spacing w:after="60"/>
-        <w:rPr>
-          <w:highlight w:val="green"/>
-        </w:rPr>
-      </w:pPr>
-      <w:r>
-        <w:rPr>
-          <w:rFonts w:ascii="Calibri" w:hAnsi="Calibri"/>
-          <w:highlight w:val="green"/>
+      </w:pPr>
+      <w:r>
+        <w:rPr>
+          <w:rFonts w:ascii="Calibri" w:hAnsi="Calibri"/>
         </w:rPr>
         <w:t>Carga los 4 ficheros y guárdalos en 4 variables.</w:t>
       </w:r>
@@ -2253,14 +1733,10 @@
       <w:pPr>
         <w:pStyle w:val="Listaconnmeros"/>
         <w:spacing w:after="60"/>
-        <w:rPr>
-          <w:highlight w:val="green"/>
-        </w:rPr>
-      </w:pPr>
-      <w:r>
-        <w:rPr>
-          <w:rFonts w:ascii="Calibri" w:hAnsi="Calibri"/>
-          <w:highlight w:val="green"/>
+      </w:pPr>
+      <w:r>
+        <w:rPr>
+          <w:rFonts w:ascii="Calibri" w:hAnsi="Calibri"/>
         </w:rPr>
         <w:t>Para cada fichero cargado, imprime por pantalla:</w:t>
       </w:r>
@@ -2270,14 +1746,10 @@
         <w:pStyle w:val="Listaconvietas"/>
         <w:spacing w:after="40"/>
         <w:ind w:left="1020"/>
-        <w:rPr>
-          <w:highlight w:val="green"/>
-        </w:rPr>
-      </w:pPr>
-      <w:r>
-        <w:rPr>
-          <w:rFonts w:ascii="Calibri" w:hAnsi="Calibri"/>
-          <w:highlight w:val="green"/>
+      </w:pPr>
+      <w:r>
+        <w:rPr>
+          <w:rFonts w:ascii="Calibri" w:hAnsi="Calibri"/>
         </w:rPr>
         <w:t>Nombre del fichero</w:t>
       </w:r>
@@ -2287,14 +1759,10 @@
         <w:pStyle w:val="Listaconvietas"/>
         <w:spacing w:after="40"/>
         <w:ind w:left="1020"/>
-        <w:rPr>
-          <w:highlight w:val="green"/>
-        </w:rPr>
-      </w:pPr>
-      <w:r>
-        <w:rPr>
-          <w:rFonts w:ascii="Calibri" w:hAnsi="Calibri"/>
-          <w:highlight w:val="green"/>
+      </w:pPr>
+      <w:r>
+        <w:rPr>
+          <w:rFonts w:ascii="Calibri" w:hAnsi="Calibri"/>
         </w:rPr>
         <w:t>Número total de registros</w:t>
       </w:r>
@@ -2304,14 +1772,10 @@
         <w:pStyle w:val="Listaconvietas"/>
         <w:spacing w:after="40"/>
         <w:ind w:left="1020"/>
-        <w:rPr>
-          <w:highlight w:val="green"/>
-        </w:rPr>
-      </w:pPr>
-      <w:r>
-        <w:rPr>
-          <w:rFonts w:ascii="Calibri" w:hAnsi="Calibri"/>
-          <w:highlight w:val="green"/>
+      </w:pPr>
+      <w:r>
+        <w:rPr>
+          <w:rFonts w:ascii="Calibri" w:hAnsi="Calibri"/>
         </w:rPr>
         <w:t>Nombres de los campos/columnas</w:t>
       </w:r>
@@ -2321,14 +1785,10 @@
         <w:pStyle w:val="Listaconvietas"/>
         <w:spacing w:after="40"/>
         <w:ind w:left="1020"/>
-        <w:rPr>
-          <w:highlight w:val="green"/>
-        </w:rPr>
-      </w:pPr>
-      <w:r>
-        <w:rPr>
-          <w:rFonts w:ascii="Calibri" w:hAnsi="Calibri"/>
-          <w:highlight w:val="green"/>
+      </w:pPr>
+      <w:r>
+        <w:rPr>
+          <w:rFonts w:ascii="Calibri" w:hAnsi="Calibri"/>
         </w:rPr>
         <w:t>Los 5 primeros registros</w:t>
       </w:r>
@@ -2338,16 +1798,12 @@
         <w:shd w:val="clear" w:color="auto" w:fill="E8F5EC"/>
         <w:spacing w:after="20"/>
         <w:ind w:left="454" w:right="454"/>
-        <w:rPr>
-          <w:highlight w:val="green"/>
-        </w:rPr>
       </w:pPr>
       <w:r>
         <w:rPr>
           <w:rFonts w:ascii="Calibri" w:hAnsi="Calibri"/>
           <w:color w:val="1E6B42"/>
           <w:sz w:val="20"/>
-          <w:highlight w:val="green"/>
         </w:rPr>
         <w:t>💡 Pistas:</w:t>
       </w:r>
@@ -2357,9 +1813,6 @@
         <w:shd w:val="clear" w:color="auto" w:fill="E8F5EC"/>
         <w:spacing w:after="20"/>
         <w:ind w:left="454" w:right="454"/>
-        <w:rPr>
-          <w:highlight w:val="green"/>
-        </w:rPr>
       </w:pPr>
       <w:r>
         <w:rPr>
@@ -2367,7 +1820,6 @@
           <w:i/>
           <w:color w:val="1E6B42"/>
           <w:sz w:val="20"/>
-          <w:highlight w:val="green"/>
         </w:rPr>
         <w:t xml:space="preserve">    Para CSV usa el módulo csv con csv.DictReader — devuelve cada fila como un diccionario directamente.</w:t>
       </w:r>
@@ -2377,9 +1829,6 @@
         <w:shd w:val="clear" w:color="auto" w:fill="E8F5EC"/>
         <w:spacing w:after="20"/>
         <w:ind w:left="454" w:right="454"/>
-        <w:rPr>
-          <w:highlight w:val="green"/>
-        </w:rPr>
       </w:pPr>
       <w:r>
         <w:rPr>
@@ -2387,7 +1836,6 @@
           <w:i/>
           <w:color w:val="1E6B42"/>
           <w:sz w:val="20"/>
-          <w:highlight w:val="green"/>
         </w:rPr>
         <w:t xml:space="preserve">    Para Excel, recuerda iterar desde min_row=2 para saltar la cabecera y usa dict(zip(cabeceras, fila)).</w:t>
       </w:r>
@@ -2397,9 +1845,6 @@
         <w:shd w:val="clear" w:color="auto" w:fill="E8F5EC"/>
         <w:spacing w:after="20"/>
         <w:ind w:left="454" w:right="454"/>
-        <w:rPr>
-          <w:highlight w:val="green"/>
-        </w:rPr>
       </w:pPr>
       <w:r>
         <w:rPr>
@@ -2407,7 +1852,6 @@
           <w:i/>
           <w:color w:val="1E6B42"/>
           <w:sz w:val="20"/>
-          <w:highlight w:val="green"/>
         </w:rPr>
         <w:t xml:space="preserve">    Para JSON, json.load() ya devuelve una lista de diccionarios si el fichero tiene ese formato.</w:t>
       </w:r>
@@ -2417,9 +1861,6 @@
         <w:shd w:val="clear" w:color="auto" w:fill="E8F5EC"/>
         <w:spacing w:after="20"/>
         <w:ind w:left="454" w:right="454"/>
-        <w:rPr>
-          <w:highlight w:val="green"/>
-        </w:rPr>
       </w:pPr>
       <w:r>
         <w:rPr>
@@ -2427,7 +1868,6 @@
           <w:i/>
           <w:color w:val="1E6B42"/>
           <w:sz w:val="20"/>
-          <w:highlight w:val="green"/>
         </w:rPr>
         <w:t xml:space="preserve">    Para XML (solo Opción A), recorre los elementos hijo con root.findall() y construye un diccionario con {campo: elemento.find(campo).text}.</w:t>
       </w:r>
@@ -2438,7 +1878,7 @@
         <w:spacing w:after="20"/>
         <w:ind w:left="454" w:right="454"/>
         <w:rPr>
-          <w:highlight w:val="green"/>
+          <w:u w:val="single"/>
         </w:rPr>
       </w:pPr>
       <w:r>
@@ -2447,24 +1887,110 @@
           <w:i/>
           <w:color w:val="1E6B42"/>
           <w:sz w:val="20"/>
-          <w:highlight w:val="green"/>
-        </w:rPr>
-        <w:t xml:space="preserve">    El Excel de Opción B tiene 2 hojas — tendrás que cargar cada una por separado.</w:t>
-      </w:r>
+        </w:rPr>
+        <w:t xml:space="preserve">    El Excel de Opción B tiene 2 hojas — tendrás que cargar </w:t>
+      </w:r>
+      <w:proofErr w:type="spellStart"/>
+      <w:r>
+        <w:rPr>
+          <w:rFonts w:ascii="Calibri" w:hAnsi="Calibri"/>
+          <w:i/>
+          <w:color w:val="1E6B42"/>
+          <w:sz w:val="20"/>
+        </w:rPr>
+        <w:t>cada</w:t>
+      </w:r>
+      <w:proofErr w:type="spellEnd"/>
+      <w:r>
+        <w:rPr>
+          <w:rFonts w:ascii="Calibri" w:hAnsi="Calibri"/>
+          <w:i/>
+          <w:color w:val="1E6B42"/>
+          <w:sz w:val="20"/>
+        </w:rPr>
+        <w:t xml:space="preserve"> </w:t>
+      </w:r>
+      <w:proofErr w:type="spellStart"/>
+      <w:r>
+        <w:rPr>
+          <w:rFonts w:ascii="Calibri" w:hAnsi="Calibri"/>
+          <w:i/>
+          <w:color w:val="1E6B42"/>
+          <w:sz w:val="20"/>
+        </w:rPr>
+        <w:t>una</w:t>
+      </w:r>
+      <w:proofErr w:type="spellEnd"/>
+      <w:r>
+        <w:rPr>
+          <w:rFonts w:ascii="Calibri" w:hAnsi="Calibri"/>
+          <w:i/>
+          <w:color w:val="1E6B42"/>
+          <w:sz w:val="20"/>
+        </w:rPr>
+        <w:t xml:space="preserve"> </w:t>
+      </w:r>
+      <w:proofErr w:type="spellStart"/>
+      <w:r>
+        <w:rPr>
+          <w:rFonts w:ascii="Calibri" w:hAnsi="Calibri"/>
+          <w:i/>
+          <w:color w:val="1E6B42"/>
+          <w:sz w:val="20"/>
+        </w:rPr>
+        <w:t>por</w:t>
+      </w:r>
+      <w:proofErr w:type="spellEnd"/>
+      <w:r>
+        <w:rPr>
+          <w:rFonts w:ascii="Calibri" w:hAnsi="Calibri"/>
+          <w:i/>
+          <w:color w:val="1E6B42"/>
+          <w:sz w:val="20"/>
+        </w:rPr>
+        <w:t xml:space="preserve"> </w:t>
+      </w:r>
+      <w:proofErr w:type="spellStart"/>
+      <w:r>
+        <w:rPr>
+          <w:rFonts w:ascii="Calibri" w:hAnsi="Calibri"/>
+          <w:i/>
+          <w:color w:val="1E6B42"/>
+          <w:sz w:val="20"/>
+        </w:rPr>
+        <w:t>separado</w:t>
+      </w:r>
+      <w:proofErr w:type="spellEnd"/>
+      <w:r>
+        <w:rPr>
+          <w:rFonts w:ascii="Calibri" w:hAnsi="Calibri"/>
+          <w:i/>
+          <w:color w:val="1E6B42"/>
+          <w:sz w:val="20"/>
+        </w:rPr>
+        <w:t>.</w:t>
+      </w:r>
+      <w:r>
+        <w:rPr>
+          <w:rFonts w:ascii="Calibri" w:hAnsi="Calibri"/>
+          <w:i/>
+          <w:color w:val="1E6B42"/>
+          <w:sz w:val="20"/>
+        </w:rPr>
+        <w:t xml:space="preserve"> HECHO</w:t>
+      </w:r>
+      <w:bookmarkStart w:id="0" w:name="_GoBack"/>
+      <w:bookmarkEnd w:id="0"/>
     </w:p>
     <w:p>
       <w:pPr>
         <w:spacing w:before="120" w:after="120"/>
-        <w:rPr>
-          <w:highlight w:val="green"/>
-        </w:rPr>
       </w:pPr>
       <w:r>
         <w:rPr>
           <w:rFonts w:ascii="Calibri" w:hAnsi="Calibri"/>
           <w:b/>
           <w:color w:val="C55A11"/>
-          <w:highlight w:val="green"/>
         </w:rPr>
         <w:t xml:space="preserve">✅ Entregable: </w:t>
       </w:r>
@@ -2473,7 +1999,6 @@
           <w:rFonts w:ascii="Calibri" w:hAnsi="Calibri"/>
           <w:i/>
           <w:color w:val="C55A11"/>
-          <w:highlight w:val="green"/>
         </w:rPr>
         <w:t>Funciones de carga funcionando + salida por pantalla con el resumen de cada fichero.</w:t>
       </w:r>
@@ -2484,9 +2009,6 @@
           <w:top w:val="single" w:sz="12" w:space="1" w:color="215CA0"/>
         </w:pBdr>
         <w:spacing w:before="320" w:after="80"/>
-        <w:rPr>
-          <w:highlight w:val="green"/>
-        </w:rPr>
       </w:pPr>
       <w:r>
         <w:rPr>
@@ -2494,7 +2016,6 @@
           <w:b/>
           <w:color w:val="FFFFFF"/>
           <w:sz w:val="26"/>
-          <w:highlight w:val="green"/>
         </w:rPr>
         <w:t xml:space="preserve">FASE 2  </w:t>
       </w:r>
@@ -2504,7 +2025,6 @@
           <w:b/>
           <w:color w:val="1A376C"/>
           <w:sz w:val="26"/>
-          <w:highlight w:val="green"/>
         </w:rPr>
         <w:t>AUDITORÍA DE CALIDAD</w:t>
       </w:r>
@@ -2512,9 +2032,6 @@
     <w:p>
       <w:pPr>
         <w:spacing w:before="200" w:after="40"/>
-        <w:rPr>
-          <w:highlight w:val="green"/>
-        </w:rPr>
       </w:pPr>
       <w:r>
         <w:rPr>
@@ -2522,7 +2039,6 @@
           <w:b/>
           <w:color w:val="215CA0"/>
           <w:sz w:val="24"/>
-          <w:highlight w:val="green"/>
         </w:rPr>
         <w:t>Objetivo</w:t>
       </w:r>
@@ -2530,14 +2046,10 @@
     <w:p>
       <w:pPr>
         <w:spacing w:after="80"/>
-        <w:rPr>
-          <w:highlight w:val="green"/>
-        </w:rPr>
-      </w:pPr>
-      <w:r>
-        <w:rPr>
-          <w:rFonts w:ascii="Calibri" w:hAnsi="Calibri"/>
-          <w:highlight w:val="green"/>
+      </w:pPr>
+      <w:r>
+        <w:rPr>
+          <w:rFonts w:ascii="Calibri" w:hAnsi="Calibri"/>
         </w:rPr>
         <w:t>Analizar cada fichero y detectar todos los problemas que contiene. Antes de limpiar, necesitas saber exactamente qué está mal.</w:t>
       </w:r>
@@ -2545,9 +2057,6 @@
     <w:p>
       <w:pPr>
         <w:spacing w:before="200" w:after="40"/>
-        <w:rPr>
-          <w:highlight w:val="green"/>
-        </w:rPr>
       </w:pPr>
       <w:r>
         <w:rPr>
@@ -2555,7 +2064,6 @@
           <w:b/>
           <w:color w:val="215CA0"/>
           <w:sz w:val="24"/>
-          <w:highlight w:val="green"/>
         </w:rPr>
         <w:t>Tareas</w:t>
       </w:r>
@@ -2564,14 +2072,10 @@
       <w:pPr>
         <w:pStyle w:val="Listaconnmeros"/>
         <w:spacing w:after="60"/>
-        <w:rPr>
-          <w:highlight w:val="green"/>
-        </w:rPr>
-      </w:pPr>
-      <w:r>
-        <w:rPr>
-          <w:rFonts w:ascii="Calibri" w:hAnsi="Calibri"/>
-          <w:highlight w:val="green"/>
+      </w:pPr>
+      <w:r>
+        <w:rPr>
+          <w:rFonts w:ascii="Calibri" w:hAnsi="Calibri"/>
         </w:rPr>
         <w:t>Para cada fichero, crea una función que analice y cuente:</w:t>
       </w:r>
@@ -2581,14 +2085,10 @@
         <w:pStyle w:val="Listaconvietas"/>
         <w:spacing w:after="40"/>
         <w:ind w:left="1020"/>
-        <w:rPr>
-          <w:highlight w:val="green"/>
-        </w:rPr>
-      </w:pPr>
-      <w:r>
-        <w:rPr>
-          <w:rFonts w:ascii="Calibri" w:hAnsi="Calibri"/>
-          <w:highlight w:val="green"/>
+      </w:pPr>
+      <w:r>
+        <w:rPr>
+          <w:rFonts w:ascii="Calibri" w:hAnsi="Calibri"/>
         </w:rPr>
         <w:t>Valores vacíos por campo: None, cadena vacía, "N/A", "-", "no disponible", etc.</w:t>
       </w:r>
@@ -2598,14 +2098,10 @@
         <w:pStyle w:val="Listaconvietas"/>
         <w:spacing w:after="40"/>
         <w:ind w:left="1020"/>
-        <w:rPr>
-          <w:highlight w:val="green"/>
-        </w:rPr>
-      </w:pPr>
-      <w:r>
-        <w:rPr>
-          <w:rFonts w:ascii="Calibri" w:hAnsi="Calibri"/>
-          <w:highlight w:val="green"/>
+      </w:pPr>
+      <w:r>
+        <w:rPr>
+          <w:rFonts w:ascii="Calibri" w:hAnsi="Calibri"/>
         </w:rPr>
         <w:t>Duplicados exactos y parciales (mismo dato escrito diferente, ej: "Los Rebeldes" vs "los rebeldes").</w:t>
       </w:r>
@@ -2615,14 +2111,10 @@
         <w:pStyle w:val="Listaconvietas"/>
         <w:spacing w:after="40"/>
         <w:ind w:left="1020"/>
-        <w:rPr>
-          <w:highlight w:val="green"/>
-        </w:rPr>
-      </w:pPr>
-      <w:r>
-        <w:rPr>
-          <w:rFonts w:ascii="Calibri" w:hAnsi="Calibri"/>
-          <w:highlight w:val="green"/>
+      </w:pPr>
+      <w:r>
+        <w:rPr>
+          <w:rFonts w:ascii="Calibri" w:hAnsi="Calibri"/>
         </w:rPr>
         <w:t>Formatos inconsistentes: ¿cuántas variaciones distintas hay para un mismo tipo de campo?</w:t>
       </w:r>
@@ -2632,14 +2124,10 @@
         <w:pStyle w:val="Listaconvietas"/>
         <w:spacing w:after="40"/>
         <w:ind w:left="1020"/>
-        <w:rPr>
-          <w:highlight w:val="green"/>
-        </w:rPr>
-      </w:pPr>
-      <w:r>
-        <w:rPr>
-          <w:rFonts w:ascii="Calibri" w:hAnsi="Calibri"/>
-          <w:highlight w:val="green"/>
+      </w:pPr>
+      <w:r>
+        <w:rPr>
+          <w:rFonts w:ascii="Calibri" w:hAnsi="Calibri"/>
         </w:rPr>
         <w:t>Valores fuera de rango: precios negativos, edades imposibles, etc.</w:t>
       </w:r>
@@ -2649,14 +2137,10 @@
         <w:pStyle w:val="Listaconvietas"/>
         <w:spacing w:after="40"/>
         <w:ind w:left="1020"/>
-        <w:rPr>
-          <w:highlight w:val="green"/>
-        </w:rPr>
-      </w:pPr>
-      <w:r>
-        <w:rPr>
-          <w:rFonts w:ascii="Calibri" w:hAnsi="Calibri"/>
-          <w:highlight w:val="green"/>
+      </w:pPr>
+      <w:r>
+        <w:rPr>
+          <w:rFonts w:ascii="Calibri" w:hAnsi="Calibri"/>
         </w:rPr>
         <w:t>Espacios extra: campos con espacios al principio, al final o dobles en medio.</w:t>
       </w:r>
@@ -2665,14 +2149,10 @@
       <w:pPr>
         <w:pStyle w:val="Listaconnmeros"/>
         <w:spacing w:after="60"/>
-        <w:rPr>
-          <w:highlight w:val="green"/>
-        </w:rPr>
-      </w:pPr>
-      <w:r>
-        <w:rPr>
-          <w:rFonts w:ascii="Calibri" w:hAnsi="Calibri"/>
-          <w:highlight w:val="green"/>
+      </w:pPr>
+      <w:r>
+        <w:rPr>
+          <w:rFonts w:ascii="Calibri" w:hAnsi="Calibri"/>
         </w:rPr>
         <w:lastRenderedPageBreak/>
         <w:t>Almacena los resultados en un diccionario de auditoría con esta estructura (o similar):</w:t>
@@ -2683,16 +2163,12 @@
         <w:shd w:val="clear" w:color="auto" w:fill="F0F0F0"/>
         <w:spacing w:after="40"/>
         <w:ind w:left="567" w:right="567"/>
-        <w:rPr>
-          <w:highlight w:val="green"/>
-        </w:rPr>
       </w:pPr>
       <w:r>
         <w:rPr>
           <w:rFonts w:ascii="Courier New" w:hAnsi="Courier New"/>
           <w:color w:val="1A1A2E"/>
           <w:sz w:val="19"/>
-          <w:highlight w:val="green"/>
         </w:rPr>
         <w:t>auditoria = {</w:t>
       </w:r>
@@ -2702,16 +2178,12 @@
         <w:shd w:val="clear" w:color="auto" w:fill="F0F0F0"/>
         <w:spacing w:after="40"/>
         <w:ind w:left="567" w:right="567"/>
-        <w:rPr>
-          <w:highlight w:val="green"/>
-        </w:rPr>
       </w:pPr>
       <w:r>
         <w:rPr>
           <w:rFonts w:ascii="Courier New" w:hAnsi="Courier New"/>
           <w:color w:val="1A1A2E"/>
           <w:sz w:val="19"/>
-          <w:highlight w:val="green"/>
         </w:rPr>
         <w:t xml:space="preserve">    "nombre_fichero": {</w:t>
       </w:r>
@@ -2721,16 +2193,12 @@
         <w:shd w:val="clear" w:color="auto" w:fill="F0F0F0"/>
         <w:spacing w:after="40"/>
         <w:ind w:left="567" w:right="567"/>
-        <w:rPr>
-          <w:highlight w:val="green"/>
-        </w:rPr>
       </w:pPr>
       <w:r>
         <w:rPr>
           <w:rFonts w:ascii="Courier New" w:hAnsi="Courier New"/>
           <w:color w:val="1A1A2E"/>
           <w:sz w:val="19"/>
-          <w:highlight w:val="green"/>
         </w:rPr>
         <w:t xml:space="preserve">        "total_registros": ...,</w:t>
       </w:r>
@@ -2740,16 +2208,12 @@
         <w:shd w:val="clear" w:color="auto" w:fill="F0F0F0"/>
         <w:spacing w:after="40"/>
         <w:ind w:left="567" w:right="567"/>
-        <w:rPr>
-          <w:highlight w:val="green"/>
-        </w:rPr>
       </w:pPr>
       <w:r>
         <w:rPr>
           <w:rFonts w:ascii="Courier New" w:hAnsi="Courier New"/>
           <w:color w:val="1A1A2E"/>
           <w:sz w:val="19"/>
-          <w:highlight w:val="green"/>
         </w:rPr>
         <w:t xml:space="preserve">        "valores_vacios": {"campo1": X, "campo2": Y},</w:t>
       </w:r>
@@ -2759,16 +2223,12 @@
         <w:shd w:val="clear" w:color="auto" w:fill="F0F0F0"/>
         <w:spacing w:after="40"/>
         <w:ind w:left="567" w:right="567"/>
-        <w:rPr>
-          <w:highlight w:val="green"/>
-        </w:rPr>
       </w:pPr>
       <w:r>
         <w:rPr>
           <w:rFonts w:ascii="Courier New" w:hAnsi="Courier New"/>
           <w:color w:val="1A1A2E"/>
           <w:sz w:val="19"/>
-          <w:highlight w:val="green"/>
         </w:rPr>
         <w:t xml:space="preserve">        "duplicados": X,</w:t>
       </w:r>
@@ -2778,16 +2238,12 @@
         <w:shd w:val="clear" w:color="auto" w:fill="F0F0F0"/>
         <w:spacing w:after="40"/>
         <w:ind w:left="567" w:right="567"/>
-        <w:rPr>
-          <w:highlight w:val="green"/>
-        </w:rPr>
       </w:pPr>
       <w:r>
         <w:rPr>
           <w:rFonts w:ascii="Courier New" w:hAnsi="Courier New"/>
           <w:color w:val="1A1A2E"/>
           <w:sz w:val="19"/>
-          <w:highlight w:val="green"/>
         </w:rPr>
         <w:t xml:space="preserve">        "formatos_inconsistentes": {"campo": ["var1", "var2", ...]},</w:t>
       </w:r>
@@ -2797,16 +2253,12 @@
         <w:shd w:val="clear" w:color="auto" w:fill="F0F0F0"/>
         <w:spacing w:after="40"/>
         <w:ind w:left="567" w:right="567"/>
-        <w:rPr>
-          <w:highlight w:val="green"/>
-        </w:rPr>
       </w:pPr>
       <w:r>
         <w:rPr>
           <w:rFonts w:ascii="Courier New" w:hAnsi="Courier New"/>
           <w:color w:val="1A1A2E"/>
           <w:sz w:val="19"/>
-          <w:highlight w:val="green"/>
         </w:rPr>
         <w:t xml:space="preserve">        "fuera_de_rango": {"campo": X},</w:t>
       </w:r>
@@ -2816,16 +2268,12 @@
         <w:shd w:val="clear" w:color="auto" w:fill="F0F0F0"/>
         <w:spacing w:after="40"/>
         <w:ind w:left="567" w:right="567"/>
-        <w:rPr>
-          <w:highlight w:val="green"/>
-        </w:rPr>
       </w:pPr>
       <w:r>
         <w:rPr>
           <w:rFonts w:ascii="Courier New" w:hAnsi="Courier New"/>
           <w:color w:val="1A1A2E"/>
           <w:sz w:val="19"/>
-          <w:highlight w:val="green"/>
         </w:rPr>
         <w:t xml:space="preserve">        "espacios_extra": {"campo": X}</w:t>
       </w:r>
@@ -2835,16 +2283,12 @@
         <w:shd w:val="clear" w:color="auto" w:fill="F0F0F0"/>
         <w:spacing w:after="40"/>
         <w:ind w:left="567" w:right="567"/>
-        <w:rPr>
-          <w:highlight w:val="green"/>
-        </w:rPr>
       </w:pPr>
       <w:r>
         <w:rPr>
           <w:rFonts w:ascii="Courier New" w:hAnsi="Courier New"/>
           <w:color w:val="1A1A2E"/>
           <w:sz w:val="19"/>
-          <w:highlight w:val="green"/>
         </w:rPr>
         <w:t xml:space="preserve">    }</w:t>
       </w:r>
@@ -2854,16 +2298,12 @@
         <w:shd w:val="clear" w:color="auto" w:fill="F0F0F0"/>
         <w:spacing w:after="40"/>
         <w:ind w:left="567" w:right="567"/>
-        <w:rPr>
-          <w:highlight w:val="green"/>
-        </w:rPr>
       </w:pPr>
       <w:r>
         <w:rPr>
           <w:rFonts w:ascii="Courier New" w:hAnsi="Courier New"/>
           <w:color w:val="1A1A2E"/>
           <w:sz w:val="19"/>
-          <w:highlight w:val="green"/>
         </w:rPr>
         <w:t>}</w:t>
       </w:r>
@@ -2872,14 +2312,10 @@
       <w:pPr>
         <w:pStyle w:val="Listaconnmeros"/>
         <w:spacing w:after="60"/>
-        <w:rPr>
-          <w:highlight w:val="green"/>
-        </w:rPr>
-      </w:pPr>
-      <w:r>
-        <w:rPr>
-          <w:rFonts w:ascii="Calibri" w:hAnsi="Calibri"/>
-          <w:highlight w:val="green"/>
+      </w:pPr>
+      <w:r>
+        <w:rPr>
+          <w:rFonts w:ascii="Calibri" w:hAnsi="Calibri"/>
         </w:rPr>
         <w:t>Imprime un informe de auditoría claro y legible para cada fichero. Ejemplo:</w:t>
       </w:r>
@@ -2889,16 +2325,12 @@
         <w:shd w:val="clear" w:color="auto" w:fill="F0F0F0"/>
         <w:spacing w:after="40"/>
         <w:ind w:left="567" w:right="567"/>
-        <w:rPr>
-          <w:highlight w:val="green"/>
-        </w:rPr>
       </w:pPr>
       <w:r>
         <w:rPr>
           <w:rFonts w:ascii="Courier New" w:hAnsi="Courier New"/>
           <w:color w:val="1A1A2E"/>
           <w:sz w:val="19"/>
-          <w:highlight w:val="green"/>
         </w:rPr>
         <w:t>=== AUDITORÍA: artistas.csv ===</w:t>
       </w:r>
@@ -2908,16 +2340,12 @@
         <w:shd w:val="clear" w:color="auto" w:fill="F0F0F0"/>
         <w:spacing w:after="40"/>
         <w:ind w:left="567" w:right="567"/>
-        <w:rPr>
-          <w:highlight w:val="green"/>
-        </w:rPr>
       </w:pPr>
       <w:r>
         <w:rPr>
           <w:rFonts w:ascii="Courier New" w:hAnsi="Courier New"/>
           <w:color w:val="1A1A2E"/>
           <w:sz w:val="19"/>
-          <w:highlight w:val="green"/>
         </w:rPr>
         <w:t>Total registros: 250</w:t>
       </w:r>
@@ -2927,16 +2355,12 @@
         <w:shd w:val="clear" w:color="auto" w:fill="F0F0F0"/>
         <w:spacing w:after="40"/>
         <w:ind w:left="567" w:right="567"/>
-        <w:rPr>
-          <w:highlight w:val="green"/>
-        </w:rPr>
       </w:pPr>
       <w:r>
         <w:rPr>
           <w:rFonts w:ascii="Courier New" w:hAnsi="Courier New"/>
           <w:color w:val="1A1A2E"/>
           <w:sz w:val="19"/>
-          <w:highlight w:val="green"/>
         </w:rPr>
         <w:t>Valores vacíos:</w:t>
       </w:r>
@@ -2946,16 +2370,12 @@
         <w:shd w:val="clear" w:color="auto" w:fill="F0F0F0"/>
         <w:spacing w:after="40"/>
         <w:ind w:left="567" w:right="567"/>
-        <w:rPr>
-          <w:highlight w:val="green"/>
-        </w:rPr>
       </w:pPr>
       <w:r>
         <w:rPr>
           <w:rFonts w:ascii="Courier New" w:hAnsi="Courier New"/>
           <w:color w:val="1A1A2E"/>
           <w:sz w:val="19"/>
-          <w:highlight w:val="green"/>
         </w:rPr>
         <w:t xml:space="preserve">  - email_manager: 32 vacíos</w:t>
       </w:r>
@@ -2965,16 +2385,12 @@
         <w:shd w:val="clear" w:color="auto" w:fill="F0F0F0"/>
         <w:spacing w:after="40"/>
         <w:ind w:left="567" w:right="567"/>
-        <w:rPr>
-          <w:highlight w:val="green"/>
-        </w:rPr>
       </w:pPr>
       <w:r>
         <w:rPr>
           <w:rFonts w:ascii="Courier New" w:hAnsi="Courier New"/>
           <w:color w:val="1A1A2E"/>
           <w:sz w:val="19"/>
-          <w:highlight w:val="green"/>
         </w:rPr>
         <w:t>Duplicados: 15 registros duplicados</w:t>
       </w:r>
@@ -2984,16 +2400,12 @@
         <w:shd w:val="clear" w:color="auto" w:fill="F0F0F0"/>
         <w:spacing w:after="40"/>
         <w:ind w:left="567" w:right="567"/>
-        <w:rPr>
-          <w:highlight w:val="green"/>
-        </w:rPr>
       </w:pPr>
       <w:r>
         <w:rPr>
           <w:rFonts w:ascii="Courier New" w:hAnsi="Courier New"/>
           <w:color w:val="1A1A2E"/>
           <w:sz w:val="19"/>
-          <w:highlight w:val="green"/>
         </w:rPr>
         <w:t>Formatos inconsistentes:</w:t>
       </w:r>
@@ -3003,16 +2415,12 @@
         <w:shd w:val="clear" w:color="auto" w:fill="F0F0F0"/>
         <w:spacing w:after="40"/>
         <w:ind w:left="567" w:right="567"/>
-        <w:rPr>
-          <w:highlight w:val="green"/>
-        </w:rPr>
       </w:pPr>
       <w:r>
         <w:rPr>
           <w:rFonts w:ascii="Courier New" w:hAnsi="Courier New"/>
           <w:color w:val="1A1A2E"/>
           <w:sz w:val="19"/>
-          <w:highlight w:val="green"/>
         </w:rPr>
         <w:t xml:space="preserve">  - genero_musical: 23 variaciones (Rock, rock, ROCK, Rokc...)</w:t>
       </w:r>
@@ -3022,16 +2430,12 @@
         <w:shd w:val="clear" w:color="auto" w:fill="F0F0F0"/>
         <w:spacing w:after="40"/>
         <w:ind w:left="567" w:right="567"/>
-        <w:rPr>
-          <w:highlight w:val="green"/>
-        </w:rPr>
       </w:pPr>
       <w:r>
         <w:rPr>
           <w:rFonts w:ascii="Courier New" w:hAnsi="Courier New"/>
           <w:color w:val="1A1A2E"/>
           <w:sz w:val="19"/>
-          <w:highlight w:val="green"/>
         </w:rPr>
         <w:t>Espacios extra:</w:t>
       </w:r>
@@ -3041,16 +2445,12 @@
         <w:shd w:val="clear" w:color="auto" w:fill="F0F0F0"/>
         <w:spacing w:after="40"/>
         <w:ind w:left="567" w:right="567"/>
-        <w:rPr>
-          <w:highlight w:val="green"/>
-        </w:rPr>
       </w:pPr>
       <w:r>
         <w:rPr>
           <w:rFonts w:ascii="Courier New" w:hAnsi="Courier New"/>
           <w:color w:val="1A1A2E"/>
           <w:sz w:val="19"/>
-          <w:highlight w:val="green"/>
         </w:rPr>
         <w:t xml:space="preserve">  - nombre: 45 campos con espacios extra</w:t>
       </w:r>
@@ -3060,16 +2460,12 @@
         <w:shd w:val="clear" w:color="auto" w:fill="E8F5EC"/>
         <w:spacing w:after="20"/>
         <w:ind w:left="454" w:right="454"/>
-        <w:rPr>
-          <w:highlight w:val="green"/>
-        </w:rPr>
       </w:pPr>
       <w:r>
         <w:rPr>
           <w:rFonts w:ascii="Calibri" w:hAnsi="Calibri"/>
           <w:color w:val="1E6B42"/>
           <w:sz w:val="20"/>
-          <w:highlight w:val="green"/>
         </w:rPr>
         <w:t>💡 Pistas:</w:t>
       </w:r>
@@ -3079,9 +2475,6 @@
         <w:shd w:val="clear" w:color="auto" w:fill="E8F5EC"/>
         <w:spacing w:after="20"/>
         <w:ind w:left="454" w:right="454"/>
-        <w:rPr>
-          <w:highlight w:val="green"/>
-        </w:rPr>
       </w:pPr>
       <w:r>
         <w:rPr>
@@ -3089,7 +2482,6 @@
           <w:i/>
           <w:color w:val="1E6B42"/>
           <w:sz w:val="20"/>
-          <w:highlight w:val="green"/>
         </w:rPr>
         <w:t xml:space="preserve">    Para detectar vacíos, crea una lista de valores que consideras 'vacío': ["", None, "N/A", "-", "no disponible"].</w:t>
       </w:r>
@@ -3099,9 +2491,6 @@
         <w:shd w:val="clear" w:color="auto" w:fill="E8F5EC"/>
         <w:spacing w:after="20"/>
         <w:ind w:left="454" w:right="454"/>
-        <w:rPr>
-          <w:highlight w:val="green"/>
-        </w:rPr>
       </w:pPr>
       <w:r>
         <w:rPr>
@@ -3109,7 +2498,6 @@
           <w:i/>
           <w:color w:val="1E6B42"/>
           <w:sz w:val="20"/>
-          <w:highlight w:val="green"/>
         </w:rPr>
         <w:t xml:space="preserve">    Para contar variaciones de formato usa un set(): añade cada valor en minúsculas y cuenta cuántos valores únicos hay.</w:t>
       </w:r>
@@ -3119,9 +2507,6 @@
         <w:shd w:val="clear" w:color="auto" w:fill="E8F5EC"/>
         <w:spacing w:after="20"/>
         <w:ind w:left="454" w:right="454"/>
-        <w:rPr>
-          <w:highlight w:val="green"/>
-        </w:rPr>
       </w:pPr>
       <w:r>
         <w:rPr>
@@ -3129,7 +2514,6 @@
           <w:i/>
           <w:color w:val="1E6B42"/>
           <w:sz w:val="20"/>
-          <w:highlight w:val="green"/>
         </w:rPr>
         <w:t xml:space="preserve">    Para detectar duplicados parciales, normaliza la clave (lower + strip) antes de comparar.</w:t>
       </w:r>
@@ -3137,16 +2521,12 @@
     <w:p>
       <w:pPr>
         <w:spacing w:before="120" w:after="120"/>
-        <w:rPr>
-          <w:highlight w:val="green"/>
-        </w:rPr>
       </w:pPr>
       <w:r>
         <w:rPr>
           <w:rFonts w:ascii="Calibri" w:hAnsi="Calibri"/>
           <w:b/>
           <w:color w:val="C55A11"/>
-          <w:highlight w:val="green"/>
         </w:rPr>
         <w:t xml:space="preserve">✅ Entregable: </w:t>
       </w:r>
@@ -3155,7 +2535,6 @@
           <w:rFonts w:ascii="Calibri" w:hAnsi="Calibri"/>
           <w:i/>
           <w:color w:val="C55A11"/>
-          <w:highlight w:val="green"/>
         </w:rPr>
         <w:t>Funciones de auditoría y el informe impreso para los 4 ficheros.</w:t>
       </w:r>
@@ -3166,9 +2545,6 @@
           <w:top w:val="single" w:sz="12" w:space="1" w:color="215CA0"/>
         </w:pBdr>
         <w:spacing w:before="320" w:after="80"/>
-        <w:rPr>
-          <w:highlight w:val="green"/>
-        </w:rPr>
       </w:pPr>
       <w:r>
         <w:rPr>
@@ -3176,7 +2552,6 @@
           <w:b/>
           <w:color w:val="FFFFFF"/>
           <w:sz w:val="26"/>
-          <w:highlight w:val="green"/>
         </w:rPr>
         <w:t xml:space="preserve">FASE 3  </w:t>
       </w:r>
@@ -3186,7 +2561,6 @@
           <w:b/>
           <w:color w:val="1A376C"/>
           <w:sz w:val="26"/>
-          <w:highlight w:val="green"/>
         </w:rPr>
         <w:t>LIMPIEZA DE TEXTO Y ESPACIOS</w:t>
       </w:r>
@@ -3194,9 +2568,6 @@
     <w:p>
       <w:pPr>
         <w:spacing w:before="200" w:after="40"/>
-        <w:rPr>
-          <w:highlight w:val="green"/>
-        </w:rPr>
       </w:pPr>
       <w:r>
         <w:rPr>
@@ -3204,7 +2575,6 @@
           <w:b/>
           <w:color w:val="215CA0"/>
           <w:sz w:val="24"/>
-          <w:highlight w:val="green"/>
         </w:rPr>
         <w:t>Objetivo</w:t>
       </w:r>
@@ -3212,14 +2582,10 @@
     <w:p>
       <w:pPr>
         <w:spacing w:after="80"/>
-        <w:rPr>
-          <w:highlight w:val="green"/>
-        </w:rPr>
-      </w:pPr>
-      <w:r>
-        <w:rPr>
-          <w:rFonts w:ascii="Calibri" w:hAnsi="Calibri"/>
-          <w:highlight w:val="green"/>
+      </w:pPr>
+      <w:r>
+        <w:rPr>
+          <w:rFonts w:ascii="Calibri" w:hAnsi="Calibri"/>
         </w:rPr>
         <w:t>Corregir todos los problemas relacionados con formato de texto: espacios extra, mayúsculas inconsistentes y tildes que faltan.</w:t>
       </w:r>
@@ -3227,9 +2593,6 @@
     <w:p>
       <w:pPr>
         <w:spacing w:before="200" w:after="40"/>
-        <w:rPr>
-          <w:highlight w:val="green"/>
-        </w:rPr>
       </w:pPr>
       <w:r>
         <w:rPr>
@@ -3237,7 +2600,6 @@
           <w:b/>
           <w:color w:val="215CA0"/>
           <w:sz w:val="24"/>
-          <w:highlight w:val="green"/>
         </w:rPr>
         <w:t>Tareas</w:t>
       </w:r>
@@ -3246,14 +2608,10 @@
       <w:pPr>
         <w:pStyle w:val="Listaconnmeros"/>
         <w:spacing w:after="60"/>
-        <w:rPr>
-          <w:highlight w:val="green"/>
-        </w:rPr>
-      </w:pPr>
-      <w:r>
-        <w:rPr>
-          <w:rFonts w:ascii="Calibri" w:hAnsi="Calibri"/>
-          <w:highlight w:val="green"/>
+      </w:pPr>
+      <w:r>
+        <w:rPr>
+          <w:rFonts w:ascii="Calibri" w:hAnsi="Calibri"/>
         </w:rPr>
         <w:t>Crea una función limpiar_texto(texto) que:</w:t>
       </w:r>
@@ -3263,14 +2621,10 @@
         <w:pStyle w:val="Listaconvietas"/>
         <w:spacing w:after="40"/>
         <w:ind w:left="1020"/>
-        <w:rPr>
-          <w:highlight w:val="green"/>
-        </w:rPr>
-      </w:pPr>
-      <w:r>
-        <w:rPr>
-          <w:rFonts w:ascii="Calibri" w:hAnsi="Calibri"/>
-          <w:highlight w:val="green"/>
+      </w:pPr>
+      <w:r>
+        <w:rPr>
+          <w:rFonts w:ascii="Calibri" w:hAnsi="Calibri"/>
         </w:rPr>
         <w:t>Elimine espacios al principio y al final (.strip()).</w:t>
       </w:r>
@@ -3280,14 +2634,10 @@
         <w:pStyle w:val="Listaconvietas"/>
         <w:spacing w:after="40"/>
         <w:ind w:left="1020"/>
-        <w:rPr>
-          <w:highlight w:val="green"/>
-        </w:rPr>
-      </w:pPr>
-      <w:r>
-        <w:rPr>
-          <w:rFonts w:ascii="Calibri" w:hAnsi="Calibri"/>
-          <w:highlight w:val="green"/>
+      </w:pPr>
+      <w:r>
+        <w:rPr>
+          <w:rFonts w:ascii="Calibri" w:hAnsi="Calibri"/>
         </w:rPr>
         <w:t>Elimine espacios dobles o múltiples en medio del texto.</w:t>
       </w:r>
@@ -3297,14 +2647,10 @@
         <w:pStyle w:val="Listaconvietas"/>
         <w:spacing w:after="40"/>
         <w:ind w:left="1020"/>
-        <w:rPr>
-          <w:highlight w:val="green"/>
-        </w:rPr>
-      </w:pPr>
-      <w:r>
-        <w:rPr>
-          <w:rFonts w:ascii="Calibri" w:hAnsi="Calibri"/>
-          <w:highlight w:val="green"/>
+      </w:pPr>
+      <w:r>
+        <w:rPr>
+          <w:rFonts w:ascii="Calibri" w:hAnsi="Calibri"/>
         </w:rPr>
         <w:t>Devuelva el texto limpio sin cambiar mayúsculas/minúsculas.</w:t>
       </w:r>
@@ -3313,14 +2659,10 @@
       <w:pPr>
         <w:pStyle w:val="Listaconnmeros"/>
         <w:spacing w:after="60"/>
-        <w:rPr>
-          <w:highlight w:val="green"/>
-        </w:rPr>
-      </w:pPr>
-      <w:r>
-        <w:rPr>
-          <w:rFonts w:ascii="Calibri" w:hAnsi="Calibri"/>
-          <w:highlight w:val="green"/>
+      </w:pPr>
+      <w:r>
+        <w:rPr>
+          <w:rFonts w:ascii="Calibri" w:hAnsi="Calibri"/>
         </w:rPr>
         <w:t>Crea una función normalizar_texto(texto) que:</w:t>
       </w:r>
@@ -3330,14 +2672,10 @@
         <w:pStyle w:val="Listaconvietas"/>
         <w:spacing w:after="40"/>
         <w:ind w:left="1020"/>
-        <w:rPr>
-          <w:highlight w:val="green"/>
-        </w:rPr>
-      </w:pPr>
-      <w:r>
-        <w:rPr>
-          <w:rFonts w:ascii="Calibri" w:hAnsi="Calibri"/>
-          <w:highlight w:val="green"/>
+      </w:pPr>
+      <w:r>
+        <w:rPr>
+          <w:rFonts w:ascii="Calibri" w:hAnsi="Calibri"/>
         </w:rPr>
         <w:t>Aplique limpiar_texto primero.</w:t>
       </w:r>
@@ -3347,14 +2685,10 @@
         <w:pStyle w:val="Listaconvietas"/>
         <w:spacing w:after="40"/>
         <w:ind w:left="1020"/>
-        <w:rPr>
-          <w:highlight w:val="green"/>
-        </w:rPr>
-      </w:pPr>
-      <w:r>
-        <w:rPr>
-          <w:rFonts w:ascii="Calibri" w:hAnsi="Calibri"/>
-          <w:highlight w:val="green"/>
+      </w:pPr>
+      <w:r>
+        <w:rPr>
+          <w:rFonts w:ascii="Calibri" w:hAnsi="Calibri"/>
         </w:rPr>
         <w:t>Convierta el texto a formato estándar (primera letra en mayúscula, resto en minúsculas).</w:t>
       </w:r>
@@ -3364,14 +2698,10 @@
         <w:pStyle w:val="Listaconvietas"/>
         <w:spacing w:after="40"/>
         <w:ind w:left="1020"/>
-        <w:rPr>
-          <w:highlight w:val="green"/>
-        </w:rPr>
-      </w:pPr>
-      <w:r>
-        <w:rPr>
-          <w:rFonts w:ascii="Calibri" w:hAnsi="Calibri"/>
-          <w:highlight w:val="green"/>
+      </w:pPr>
+      <w:r>
+        <w:rPr>
+          <w:rFonts w:ascii="Calibri" w:hAnsi="Calibri"/>
         </w:rPr>
         <w:t>Corrija tildes que faltan usando el diccionario de correcciones que se proporciona más abajo.</w:t>
       </w:r>
@@ -3380,14 +2710,10 @@
       <w:pPr>
         <w:pStyle w:val="Listaconnmeros"/>
         <w:spacing w:after="60"/>
-        <w:rPr>
-          <w:highlight w:val="green"/>
-        </w:rPr>
-      </w:pPr>
-      <w:r>
-        <w:rPr>
-          <w:rFonts w:ascii="Calibri" w:hAnsi="Calibri"/>
-          <w:highlight w:val="green"/>
+      </w:pPr>
+      <w:r>
+        <w:rPr>
+          <w:rFonts w:ascii="Calibri" w:hAnsi="Calibri"/>
         </w:rPr>
         <w:t>Aplica estas funciones a TODOS los campos de texto de los 4 ficheros.</w:t>
       </w:r>
@@ -3396,14 +2722,10 @@
       <w:pPr>
         <w:pStyle w:val="Listaconnmeros"/>
         <w:spacing w:after="60"/>
-        <w:rPr>
-          <w:highlight w:val="green"/>
-        </w:rPr>
-      </w:pPr>
-      <w:r>
-        <w:rPr>
-          <w:rFonts w:ascii="Calibri" w:hAnsi="Calibri"/>
-          <w:highlight w:val="green"/>
+      </w:pPr>
+      <w:r>
+        <w:rPr>
+          <w:rFonts w:ascii="Calibri" w:hAnsi="Calibri"/>
         </w:rPr>
         <w:t>Imprime cuántas correcciones se han hecho en cada fichero y campo:</w:t>
       </w:r>
@@ -3413,16 +2735,12 @@
         <w:shd w:val="clear" w:color="auto" w:fill="F0F0F0"/>
         <w:spacing w:after="40"/>
         <w:ind w:left="567" w:right="567"/>
-        <w:rPr>
-          <w:highlight w:val="green"/>
-        </w:rPr>
       </w:pPr>
       <w:r>
         <w:rPr>
           <w:rFonts w:ascii="Courier New" w:hAnsi="Courier New"/>
           <w:color w:val="1A1A2E"/>
           <w:sz w:val="19"/>
-          <w:highlight w:val="green"/>
         </w:rPr>
         <w:t>artistas.csv &gt; nombre: 45 textos corregidos</w:t>
       </w:r>
@@ -3430,9 +2748,6 @@
     <w:p>
       <w:pPr>
         <w:spacing w:before="200" w:after="40"/>
-        <w:rPr>
-          <w:highlight w:val="green"/>
-        </w:rPr>
       </w:pPr>
       <w:r>
         <w:rPr>
@@ -3440,7 +2755,6 @@
           <w:b/>
           <w:color w:val="215CA0"/>
           <w:sz w:val="24"/>
-          <w:highlight w:val="green"/>
         </w:rPr>
         <w:t>Diccionario de correcciones de tildes (punto de partida)</w:t>
       </w:r>
@@ -3448,14 +2762,10 @@
     <w:p>
       <w:pPr>
         <w:spacing w:after="80"/>
-        <w:rPr>
-          <w:highlight w:val="green"/>
-        </w:rPr>
-      </w:pPr>
-      <w:r>
-        <w:rPr>
-          <w:rFonts w:ascii="Calibri" w:hAnsi="Calibri"/>
-          <w:highlight w:val="green"/>
+      </w:pPr>
+      <w:r>
+        <w:rPr>
+          <w:rFonts w:ascii="Calibri" w:hAnsi="Calibri"/>
         </w:rPr>
         <w:t>Se te proporciona este diccionario como base. Si encuentras más casos en los datos que no estén aquí, añádelos tú.</w:t>
       </w:r>
@@ -3465,16 +2775,12 @@
         <w:shd w:val="clear" w:color="auto" w:fill="F0F0F0"/>
         <w:spacing w:after="40"/>
         <w:ind w:left="567" w:right="567"/>
-        <w:rPr>
-          <w:highlight w:val="green"/>
-        </w:rPr>
       </w:pPr>
       <w:r>
         <w:rPr>
           <w:rFonts w:ascii="Courier New" w:hAnsi="Courier New"/>
           <w:color w:val="1A1A2E"/>
           <w:sz w:val="19"/>
-          <w:highlight w:val="green"/>
         </w:rPr>
         <w:lastRenderedPageBreak/>
         <w:t>correcciones_tildes = {</w:t>
@@ -3485,16 +2791,12 @@
         <w:shd w:val="clear" w:color="auto" w:fill="F0F0F0"/>
         <w:spacing w:after="40"/>
         <w:ind w:left="567" w:right="567"/>
-        <w:rPr>
-          <w:highlight w:val="green"/>
-        </w:rPr>
       </w:pPr>
       <w:r>
         <w:rPr>
           <w:rFonts w:ascii="Courier New" w:hAnsi="Courier New"/>
           <w:color w:val="1A1A2E"/>
           <w:sz w:val="19"/>
-          <w:highlight w:val="green"/>
         </w:rPr>
         <w:t xml:space="preserve">    "jose":       "José",      "maria":      "María",</w:t>
       </w:r>
@@ -3504,16 +2806,12 @@
         <w:shd w:val="clear" w:color="auto" w:fill="F0F0F0"/>
         <w:spacing w:after="40"/>
         <w:ind w:left="567" w:right="567"/>
-        <w:rPr>
-          <w:highlight w:val="green"/>
-        </w:rPr>
       </w:pPr>
       <w:r>
         <w:rPr>
           <w:rFonts w:ascii="Courier New" w:hAnsi="Courier New"/>
           <w:color w:val="1A1A2E"/>
           <w:sz w:val="19"/>
-          <w:highlight w:val="green"/>
         </w:rPr>
         <w:t xml:space="preserve">    "garcia":     "García",    "gonzalez":   "González",</w:t>
       </w:r>
@@ -3523,16 +2821,12 @@
         <w:shd w:val="clear" w:color="auto" w:fill="F0F0F0"/>
         <w:spacing w:after="40"/>
         <w:ind w:left="567" w:right="567"/>
-        <w:rPr>
-          <w:highlight w:val="green"/>
-        </w:rPr>
       </w:pPr>
       <w:r>
         <w:rPr>
           <w:rFonts w:ascii="Courier New" w:hAnsi="Courier New"/>
           <w:color w:val="1A1A2E"/>
           <w:sz w:val="19"/>
-          <w:highlight w:val="green"/>
         </w:rPr>
         <w:t xml:space="preserve">    "martinez":   "Martínez",  "lopez":      "López",</w:t>
       </w:r>
@@ -3542,16 +2836,12 @@
         <w:shd w:val="clear" w:color="auto" w:fill="F0F0F0"/>
         <w:spacing w:after="40"/>
         <w:ind w:left="567" w:right="567"/>
-        <w:rPr>
-          <w:highlight w:val="green"/>
-        </w:rPr>
       </w:pPr>
       <w:r>
         <w:rPr>
           <w:rFonts w:ascii="Courier New" w:hAnsi="Courier New"/>
           <w:color w:val="1A1A2E"/>
           <w:sz w:val="19"/>
-          <w:highlight w:val="green"/>
         </w:rPr>
         <w:t xml:space="preserve">    "perez":      "Pérez",     "sanchez":    "Sánchez",</w:t>
       </w:r>
@@ -3561,16 +2851,12 @@
         <w:shd w:val="clear" w:color="auto" w:fill="F0F0F0"/>
         <w:spacing w:after="40"/>
         <w:ind w:left="567" w:right="567"/>
-        <w:rPr>
-          <w:highlight w:val="green"/>
-        </w:rPr>
       </w:pPr>
       <w:r>
         <w:rPr>
           <w:rFonts w:ascii="Courier New" w:hAnsi="Courier New"/>
           <w:color w:val="1A1A2E"/>
           <w:sz w:val="19"/>
-          <w:highlight w:val="green"/>
         </w:rPr>
         <w:t xml:space="preserve">    "gomez":      "Gómez",     "fernandez":  "Fernández",</w:t>
       </w:r>
@@ -3580,16 +2866,12 @@
         <w:shd w:val="clear" w:color="auto" w:fill="F0F0F0"/>
         <w:spacing w:after="40"/>
         <w:ind w:left="567" w:right="567"/>
-        <w:rPr>
-          <w:highlight w:val="green"/>
-        </w:rPr>
       </w:pPr>
       <w:r>
         <w:rPr>
           <w:rFonts w:ascii="Courier New" w:hAnsi="Courier New"/>
           <w:color w:val="1A1A2E"/>
           <w:sz w:val="19"/>
-          <w:highlight w:val="green"/>
         </w:rPr>
         <w:t xml:space="preserve">    "rodriguez":  "Rodríguez", "hernandez":  "Hernández",</w:t>
       </w:r>
@@ -3599,16 +2881,12 @@
         <w:shd w:val="clear" w:color="auto" w:fill="F0F0F0"/>
         <w:spacing w:after="40"/>
         <w:ind w:left="567" w:right="567"/>
-        <w:rPr>
-          <w:highlight w:val="green"/>
-        </w:rPr>
       </w:pPr>
       <w:r>
         <w:rPr>
           <w:rFonts w:ascii="Courier New" w:hAnsi="Courier New"/>
           <w:color w:val="1A1A2E"/>
           <w:sz w:val="19"/>
-          <w:highlight w:val="green"/>
         </w:rPr>
         <w:t xml:space="preserve">    "ramirez":    "Ramírez",   "gutierrez":  "Gutiérrez",</w:t>
       </w:r>
@@ -3618,16 +2896,12 @@
         <w:shd w:val="clear" w:color="auto" w:fill="F0F0F0"/>
         <w:spacing w:after="40"/>
         <w:ind w:left="567" w:right="567"/>
-        <w:rPr>
-          <w:highlight w:val="green"/>
-        </w:rPr>
       </w:pPr>
       <w:r>
         <w:rPr>
           <w:rFonts w:ascii="Courier New" w:hAnsi="Courier New"/>
           <w:color w:val="1A1A2E"/>
           <w:sz w:val="19"/>
-          <w:highlight w:val="green"/>
         </w:rPr>
         <w:t>}</w:t>
       </w:r>
@@ -3637,16 +2911,12 @@
         <w:shd w:val="clear" w:color="auto" w:fill="E8F5EC"/>
         <w:spacing w:after="20"/>
         <w:ind w:left="454" w:right="454"/>
-        <w:rPr>
-          <w:highlight w:val="green"/>
-        </w:rPr>
       </w:pPr>
       <w:r>
         <w:rPr>
           <w:rFonts w:ascii="Calibri" w:hAnsi="Calibri"/>
           <w:color w:val="1E6B42"/>
           <w:sz w:val="20"/>
-          <w:highlight w:val="green"/>
         </w:rPr>
         <w:t>💡 Pistas:</w:t>
       </w:r>
@@ -3656,9 +2926,6 @@
         <w:shd w:val="clear" w:color="auto" w:fill="E8F5EC"/>
         <w:spacing w:after="20"/>
         <w:ind w:left="454" w:right="454"/>
-        <w:rPr>
-          <w:highlight w:val="green"/>
-        </w:rPr>
       </w:pPr>
       <w:r>
         <w:rPr>
@@ -3666,7 +2933,6 @@
           <w:i/>
           <w:color w:val="1E6B42"/>
           <w:sz w:val="20"/>
-          <w:highlight w:val="green"/>
         </w:rPr>
         <w:t xml:space="preserve">    Para eliminar espacios dobles: usa un bucle while '  ' in texto: texto = texto.replace('  ', ' ')</w:t>
       </w:r>
@@ -3676,9 +2942,6 @@
         <w:shd w:val="clear" w:color="auto" w:fill="E8F5EC"/>
         <w:spacing w:after="20"/>
         <w:ind w:left="454" w:right="454"/>
-        <w:rPr>
-          <w:highlight w:val="green"/>
-        </w:rPr>
       </w:pPr>
       <w:r>
         <w:rPr>
@@ -3686,7 +2949,6 @@
           <w:i/>
           <w:color w:val="1E6B42"/>
           <w:sz w:val="20"/>
-          <w:highlight w:val="green"/>
         </w:rPr>
         <w:t xml:space="preserve">      o más directo: ' '.join(texto.split())</w:t>
       </w:r>
@@ -3696,9 +2958,6 @@
         <w:shd w:val="clear" w:color="auto" w:fill="E8F5EC"/>
         <w:spacing w:after="20"/>
         <w:ind w:left="454" w:right="454"/>
-        <w:rPr>
-          <w:highlight w:val="green"/>
-        </w:rPr>
       </w:pPr>
       <w:r>
         <w:rPr>
@@ -3706,7 +2965,6 @@
           <w:i/>
           <w:color w:val="1E6B42"/>
           <w:sz w:val="20"/>
-          <w:highlight w:val="green"/>
         </w:rPr>
         <w:t xml:space="preserve">    Para las tildes: divide el texto en palabras con split(), aplica el diccionario palabra a palabra,</w:t>
       </w:r>
@@ -3716,9 +2974,6 @@
         <w:shd w:val="clear" w:color="auto" w:fill="E8F5EC"/>
         <w:spacing w:after="20"/>
         <w:ind w:left="454" w:right="454"/>
-        <w:rPr>
-          <w:highlight w:val="green"/>
-        </w:rPr>
       </w:pPr>
       <w:r>
         <w:rPr>
@@ -3726,7 +2981,6 @@
           <w:i/>
           <w:color w:val="1E6B42"/>
           <w:sz w:val="20"/>
-          <w:highlight w:val="green"/>
         </w:rPr>
         <w:t xml:space="preserve">      y vuelve a unir con join(). Así evitas corregir partes de palabras más largas.</w:t>
       </w:r>
@@ -3736,9 +2990,6 @@
         <w:shd w:val="clear" w:color="auto" w:fill="E8F5EC"/>
         <w:spacing w:after="20"/>
         <w:ind w:left="454" w:right="454"/>
-        <w:rPr>
-          <w:highlight w:val="green"/>
-        </w:rPr>
       </w:pPr>
       <w:r>
         <w:rPr>
@@ -3746,7 +2997,6 @@
           <w:i/>
           <w:color w:val="1E6B42"/>
           <w:sz w:val="20"/>
-          <w:highlight w:val="green"/>
         </w:rPr>
         <w:t xml:space="preserve">    Ejemplo: 'Juan Garcia Lopez' → split() → ['Juan','Garcia','Lopez']</w:t>
       </w:r>
@@ -3756,9 +3006,6 @@
         <w:shd w:val="clear" w:color="auto" w:fill="E8F5EC"/>
         <w:spacing w:after="20"/>
         <w:ind w:left="454" w:right="454"/>
-        <w:rPr>
-          <w:highlight w:val="green"/>
-        </w:rPr>
       </w:pPr>
       <w:r>
         <w:rPr>
@@ -3766,7 +3013,6 @@
           <w:i/>
           <w:color w:val="1E6B42"/>
           <w:sz w:val="20"/>
-          <w:highlight w:val="green"/>
         </w:rPr>
         <w:t xml:space="preserve">      → corrección → ['Juan','García','López'] → join() → 'Juan García López'</w:t>
       </w:r>
@@ -3774,16 +3020,12 @@
     <w:p>
       <w:pPr>
         <w:spacing w:before="120" w:after="120"/>
-        <w:rPr>
-          <w:highlight w:val="green"/>
-        </w:rPr>
       </w:pPr>
       <w:r>
         <w:rPr>
           <w:rFonts w:ascii="Calibri" w:hAnsi="Calibri"/>
           <w:b/>
           <w:color w:val="C55A11"/>
-          <w:highlight w:val="green"/>
         </w:rPr>
         <w:t xml:space="preserve">✅ Entregable: </w:t>
       </w:r>
@@ -3792,7 +3034,6 @@
           <w:rFonts w:ascii="Calibri" w:hAnsi="Calibri"/>
           <w:i/>
           <w:color w:val="C55A11"/>
-          <w:highlight w:val="green"/>
         </w:rPr>
         <w:t>Funciones de limpieza y los datos con textos corregidos.</w:t>
       </w:r>
@@ -3803,9 +3044,6 @@
           <w:top w:val="single" w:sz="12" w:space="1" w:color="215CA0"/>
         </w:pBdr>
         <w:spacing w:before="320" w:after="80"/>
-        <w:rPr>
-          <w:highlight w:val="green"/>
-        </w:rPr>
       </w:pPr>
       <w:r>
         <w:rPr>
@@ -3813,7 +3051,6 @@
           <w:b/>
           <w:color w:val="FFFFFF"/>
           <w:sz w:val="26"/>
-          <w:highlight w:val="green"/>
         </w:rPr>
         <w:t xml:space="preserve">FASE 4  </w:t>
       </w:r>
@@ -3823,7 +3060,6 @@
           <w:b/>
           <w:color w:val="1A376C"/>
           <w:sz w:val="26"/>
-          <w:highlight w:val="green"/>
         </w:rPr>
         <w:t>LIMPIEZA DE VALORES VACÍOS Y TIPOS</w:t>
       </w:r>
@@ -3831,9 +3067,6 @@
     <w:p>
       <w:pPr>
         <w:spacing w:before="200" w:after="40"/>
-        <w:rPr>
-          <w:highlight w:val="green"/>
-        </w:rPr>
       </w:pPr>
       <w:r>
         <w:rPr>
@@ -3841,7 +3074,6 @@
           <w:b/>
           <w:color w:val="215CA0"/>
           <w:sz w:val="24"/>
-          <w:highlight w:val="green"/>
         </w:rPr>
         <w:t>Objetivo</w:t>
       </w:r>
@@ -3849,14 +3081,10 @@
     <w:p>
       <w:pPr>
         <w:spacing w:after="80"/>
-        <w:rPr>
-          <w:highlight w:val="green"/>
-        </w:rPr>
-      </w:pPr>
-      <w:r>
-        <w:rPr>
-          <w:rFonts w:ascii="Calibri" w:hAnsi="Calibri"/>
-          <w:highlight w:val="green"/>
+      </w:pPr>
+      <w:r>
+        <w:rPr>
+          <w:rFonts w:ascii="Calibri" w:hAnsi="Calibri"/>
         </w:rPr>
         <w:t>Tratar los valores vacíos y asegurar que cada campo tiene el tipo de dato correcto.</w:t>
       </w:r>
@@ -3864,9 +3092,6 @@
     <w:p>
       <w:pPr>
         <w:spacing w:before="200" w:after="40"/>
-        <w:rPr>
-          <w:highlight w:val="green"/>
-        </w:rPr>
       </w:pPr>
       <w:r>
         <w:rPr>
@@ -3874,7 +3099,6 @@
           <w:b/>
           <w:color w:val="215CA0"/>
           <w:sz w:val="24"/>
-          <w:highlight w:val="green"/>
         </w:rPr>
         <w:t>Tareas</w:t>
       </w:r>
@@ -3883,14 +3107,10 @@
       <w:pPr>
         <w:pStyle w:val="Listaconnmeros"/>
         <w:spacing w:after="60"/>
-        <w:rPr>
-          <w:highlight w:val="green"/>
-        </w:rPr>
-      </w:pPr>
-      <w:r>
-        <w:rPr>
-          <w:rFonts w:ascii="Calibri" w:hAnsi="Calibri"/>
-          <w:highlight w:val="green"/>
+      </w:pPr>
+      <w:r>
+        <w:rPr>
+          <w:rFonts w:ascii="Calibri" w:hAnsi="Calibri"/>
         </w:rPr>
         <w:t>Define las reglas para cada campo de cada fichero. Para cada campo, decide:</w:t>
       </w:r>
@@ -3900,14 +3120,10 @@
         <w:pStyle w:val="Listaconvietas"/>
         <w:spacing w:after="40"/>
         <w:ind w:left="1020"/>
-        <w:rPr>
-          <w:highlight w:val="green"/>
-        </w:rPr>
-      </w:pPr>
-      <w:r>
-        <w:rPr>
-          <w:rFonts w:ascii="Calibri" w:hAnsi="Calibri"/>
-          <w:highlight w:val="green"/>
+      </w:pPr>
+      <w:r>
+        <w:rPr>
+          <w:rFonts w:ascii="Calibri" w:hAnsi="Calibri"/>
         </w:rPr>
         <w:t>¿Qué tipo de dato debe tener? (texto, entero, decimal...)</w:t>
       </w:r>
@@ -3917,14 +3133,10 @@
         <w:pStyle w:val="Listaconvietas"/>
         <w:spacing w:after="40"/>
         <w:ind w:left="1020"/>
-        <w:rPr>
-          <w:highlight w:val="green"/>
-        </w:rPr>
-      </w:pPr>
-      <w:r>
-        <w:rPr>
-          <w:rFonts w:ascii="Calibri" w:hAnsi="Calibri"/>
-          <w:highlight w:val="green"/>
+      </w:pPr>
+      <w:r>
+        <w:rPr>
+          <w:rFonts w:ascii="Calibri" w:hAnsi="Calibri"/>
         </w:rPr>
         <w:t>Si está vacío: ¿rellenar con un valor por defecto? ¿marcarlo como "SIN DATOS"? ¿eliminar el registro?</w:t>
       </w:r>
@@ -3932,14 +3144,10 @@
     <w:p>
       <w:pPr>
         <w:spacing w:after="80"/>
-        <w:rPr>
-          <w:highlight w:val="green"/>
-        </w:rPr>
-      </w:pPr>
-      <w:r>
-        <w:rPr>
-          <w:rFonts w:ascii="Calibri" w:hAnsi="Calibri"/>
-          <w:highlight w:val="green"/>
+      </w:pPr>
+      <w:r>
+        <w:rPr>
+          <w:rFonts w:ascii="Calibri" w:hAnsi="Calibri"/>
         </w:rPr>
         <w:t>Documenta estas reglas como comentarios en tu código o en un diccionario.</w:t>
       </w:r>
@@ -3948,14 +3156,10 @@
       <w:pPr>
         <w:pStyle w:val="Listaconnmeros"/>
         <w:spacing w:after="60"/>
-        <w:rPr>
-          <w:highlight w:val="green"/>
-        </w:rPr>
-      </w:pPr>
-      <w:r>
-        <w:rPr>
-          <w:rFonts w:ascii="Calibri" w:hAnsi="Calibri"/>
-          <w:highlight w:val="green"/>
+      </w:pPr>
+      <w:r>
+        <w:rPr>
+          <w:rFonts w:ascii="Calibri" w:hAnsi="Calibri"/>
         </w:rPr>
         <w:t>Crea una función limpiar_valor_numerico(valor) que:</w:t>
       </w:r>
@@ -3965,14 +3169,10 @@
         <w:pStyle w:val="Listaconvietas"/>
         <w:spacing w:after="40"/>
         <w:ind w:left="1020"/>
-        <w:rPr>
-          <w:highlight w:val="green"/>
-        </w:rPr>
-      </w:pPr>
-      <w:r>
-        <w:rPr>
-          <w:rFonts w:ascii="Calibri" w:hAnsi="Calibri"/>
-          <w:highlight w:val="green"/>
+      </w:pPr>
+      <w:r>
+        <w:rPr>
+          <w:rFonts w:ascii="Calibri" w:hAnsi="Calibri"/>
         </w:rPr>
         <w:t>Reciba un valor que debería ser numérico pero puede venir como texto con símbolos ("15.000€", "15,000", "$500").</w:t>
       </w:r>
@@ -3982,14 +3182,10 @@
         <w:pStyle w:val="Listaconvietas"/>
         <w:spacing w:after="40"/>
         <w:ind w:left="1020"/>
-        <w:rPr>
-          <w:highlight w:val="green"/>
-        </w:rPr>
-      </w:pPr>
-      <w:r>
-        <w:rPr>
-          <w:rFonts w:ascii="Calibri" w:hAnsi="Calibri"/>
-          <w:highlight w:val="green"/>
+      </w:pPr>
+      <w:r>
+        <w:rPr>
+          <w:rFonts w:ascii="Calibri" w:hAnsi="Calibri"/>
         </w:rPr>
         <w:t>Elimine símbolos de moneda (€, $) y separadores de miles.</w:t>
       </w:r>
@@ -3999,14 +3195,10 @@
         <w:pStyle w:val="Listaconvietas"/>
         <w:spacing w:after="40"/>
         <w:ind w:left="1020"/>
-        <w:rPr>
-          <w:highlight w:val="green"/>
-        </w:rPr>
-      </w:pPr>
-      <w:r>
-        <w:rPr>
-          <w:rFonts w:ascii="Calibri" w:hAnsi="Calibri"/>
-          <w:highlight w:val="green"/>
+      </w:pPr>
+      <w:r>
+        <w:rPr>
+          <w:rFonts w:ascii="Calibri" w:hAnsi="Calibri"/>
         </w:rPr>
         <w:t>Convierta comas decimales a puntos si es necesario.</w:t>
       </w:r>
@@ -4016,14 +3208,10 @@
         <w:pStyle w:val="Listaconvietas"/>
         <w:spacing w:after="40"/>
         <w:ind w:left="1020"/>
-        <w:rPr>
-          <w:highlight w:val="green"/>
-        </w:rPr>
-      </w:pPr>
-      <w:r>
-        <w:rPr>
-          <w:rFonts w:ascii="Calibri" w:hAnsi="Calibri"/>
-          <w:highlight w:val="green"/>
+      </w:pPr>
+      <w:r>
+        <w:rPr>
+          <w:rFonts w:ascii="Calibri" w:hAnsi="Calibri"/>
         </w:rPr>
         <w:t>Devuelva el número como int o float según corresponda.</w:t>
       </w:r>
@@ -4033,14 +3221,10 @@
         <w:pStyle w:val="Listaconvietas"/>
         <w:spacing w:after="40"/>
         <w:ind w:left="1020"/>
-        <w:rPr>
-          <w:highlight w:val="green"/>
-        </w:rPr>
-      </w:pPr>
-      <w:r>
-        <w:rPr>
-          <w:rFonts w:ascii="Calibri" w:hAnsi="Calibri"/>
-          <w:highlight w:val="green"/>
+      </w:pPr>
+      <w:r>
+        <w:rPr>
+          <w:rFonts w:ascii="Calibri" w:hAnsi="Calibri"/>
         </w:rPr>
         <w:t>Si no se puede convertir, devuelva None.</w:t>
       </w:r>
@@ -4049,14 +3233,10 @@
       <w:pPr>
         <w:pStyle w:val="Listaconnmeros"/>
         <w:spacing w:after="60"/>
-        <w:rPr>
-          <w:highlight w:val="green"/>
-        </w:rPr>
-      </w:pPr>
-      <w:r>
-        <w:rPr>
-          <w:rFonts w:ascii="Calibri" w:hAnsi="Calibri"/>
-          <w:highlight w:val="green"/>
+      </w:pPr>
+      <w:r>
+        <w:rPr>
+          <w:rFonts w:ascii="Calibri" w:hAnsi="Calibri"/>
         </w:rPr>
         <w:t>Aplica la conversión de tipos a todos los campos numéricos.</w:t>
       </w:r>
@@ -4065,14 +3245,10 @@
       <w:pPr>
         <w:pStyle w:val="Listaconnmeros"/>
         <w:spacing w:after="60"/>
-        <w:rPr>
-          <w:highlight w:val="green"/>
-        </w:rPr>
-      </w:pPr>
-      <w:r>
-        <w:rPr>
-          <w:rFonts w:ascii="Calibri" w:hAnsi="Calibri"/>
-          <w:highlight w:val="green"/>
+      </w:pPr>
+      <w:r>
+        <w:rPr>
+          <w:rFonts w:ascii="Calibri" w:hAnsi="Calibri"/>
         </w:rPr>
         <w:t>Aplica el tratamiento de valores vacíos según las reglas definidas.</w:t>
       </w:r>
@@ -4081,14 +3257,10 @@
       <w:pPr>
         <w:pStyle w:val="Listaconnmeros"/>
         <w:spacing w:after="60"/>
-        <w:rPr>
-          <w:highlight w:val="green"/>
-        </w:rPr>
-      </w:pPr>
-      <w:r>
-        <w:rPr>
-          <w:rFonts w:ascii="Calibri" w:hAnsi="Calibri"/>
-          <w:highlight w:val="green"/>
+      </w:pPr>
+      <w:r>
+        <w:rPr>
+          <w:rFonts w:ascii="Calibri" w:hAnsi="Calibri"/>
         </w:rPr>
         <w:t>Imprime un resumen de las acciones realizadas:</w:t>
       </w:r>
@@ -4098,16 +3270,12 @@
         <w:shd w:val="clear" w:color="auto" w:fill="F0F0F0"/>
         <w:spacing w:after="40"/>
         <w:ind w:left="567" w:right="567"/>
-        <w:rPr>
-          <w:highlight w:val="green"/>
-        </w:rPr>
       </w:pPr>
       <w:r>
         <w:rPr>
           <w:rFonts w:ascii="Courier New" w:hAnsi="Courier New"/>
           <w:color w:val="1A1A2E"/>
           <w:sz w:val="19"/>
-          <w:highlight w:val="green"/>
         </w:rPr>
         <w:t>artistas.csv &gt; cache_eur: 5 valores convertidos a número</w:t>
       </w:r>
@@ -4117,16 +3285,12 @@
         <w:shd w:val="clear" w:color="auto" w:fill="F0F0F0"/>
         <w:spacing w:after="40"/>
         <w:ind w:left="567" w:right="567"/>
-        <w:rPr>
-          <w:highlight w:val="green"/>
-        </w:rPr>
       </w:pPr>
       <w:r>
         <w:rPr>
           <w:rFonts w:ascii="Courier New" w:hAnsi="Courier New"/>
           <w:color w:val="1A1A2E"/>
           <w:sz w:val="19"/>
-          <w:highlight w:val="green"/>
         </w:rPr>
         <w:t>artistas.csv &gt; email_manager: 32 vacíos → marcados como 'SIN DATOS'</w:t>
       </w:r>
@@ -4136,16 +3300,12 @@
         <w:shd w:val="clear" w:color="auto" w:fill="E8F5EC"/>
         <w:spacing w:after="20"/>
         <w:ind w:left="454" w:right="454"/>
-        <w:rPr>
-          <w:highlight w:val="green"/>
-        </w:rPr>
       </w:pPr>
       <w:r>
         <w:rPr>
           <w:rFonts w:ascii="Calibri" w:hAnsi="Calibri"/>
           <w:color w:val="1E6B42"/>
           <w:sz w:val="20"/>
-          <w:highlight w:val="green"/>
         </w:rPr>
         <w:t>💡 Pistas:</w:t>
       </w:r>
@@ -4155,9 +3315,6 @@
         <w:shd w:val="clear" w:color="auto" w:fill="E8F5EC"/>
         <w:spacing w:after="20"/>
         <w:ind w:left="454" w:right="454"/>
-        <w:rPr>
-          <w:highlight w:val="green"/>
-        </w:rPr>
       </w:pPr>
       <w:r>
         <w:rPr>
@@ -4165,7 +3322,6 @@
           <w:i/>
           <w:color w:val="1E6B42"/>
           <w:sz w:val="20"/>
-          <w:highlight w:val="green"/>
         </w:rPr>
         <w:t xml:space="preserve">    Para limpiar un número: str(valor).strip().replace('€','').replace('$','').replace('.','').replace(',','.')</w:t>
       </w:r>
@@ -4175,9 +3331,6 @@
         <w:shd w:val="clear" w:color="auto" w:fill="E8F5EC"/>
         <w:spacing w:after="20"/>
         <w:ind w:left="454" w:right="454"/>
-        <w:rPr>
-          <w:highlight w:val="green"/>
-        </w:rPr>
       </w:pPr>
       <w:r>
         <w:rPr>
@@ -4185,7 +3338,6 @@
           <w:i/>
           <w:color w:val="1E6B42"/>
           <w:sz w:val="20"/>
-          <w:highlight w:val="green"/>
         </w:rPr>
         <w:t xml:space="preserve">      Ojo con el orden: elimina el punto de miles ANTES de convertir la coma decimal a punto.</w:t>
       </w:r>
@@ -4195,9 +3347,6 @@
         <w:shd w:val="clear" w:color="auto" w:fill="E8F5EC"/>
         <w:spacing w:after="20"/>
         <w:ind w:left="454" w:right="454"/>
-        <w:rPr>
-          <w:highlight w:val="green"/>
-        </w:rPr>
       </w:pPr>
       <w:r>
         <w:rPr>
@@ -4205,7 +3354,6 @@
           <w:i/>
           <w:color w:val="1E6B42"/>
           <w:sz w:val="20"/>
-          <w:highlight w:val="green"/>
         </w:rPr>
         <w:t xml:space="preserve">    Usa try/except ValueError cuando hagas float() o int() para capturar valores que no son convertibles.</w:t>
       </w:r>
@@ -4215,9 +3363,6 @@
         <w:shd w:val="clear" w:color="auto" w:fill="E8F5EC"/>
         <w:spacing w:after="20"/>
         <w:ind w:left="454" w:right="454"/>
-        <w:rPr>
-          <w:highlight w:val="green"/>
-        </w:rPr>
       </w:pPr>
       <w:r>
         <w:rPr>
@@ -4225,7 +3370,6 @@
           <w:i/>
           <w:color w:val="1E6B42"/>
           <w:sz w:val="20"/>
-          <w:highlight w:val="green"/>
         </w:rPr>
         <w:t xml:space="preserve">    Un campo es 'crítico' si sin él el registro no tiene sentido (ej: el nombre de un artista).</w:t>
       </w:r>
@@ -4235,9 +3379,6 @@
         <w:shd w:val="clear" w:color="auto" w:fill="E8F5EC"/>
         <w:spacing w:after="20"/>
         <w:ind w:left="454" w:right="454"/>
-        <w:rPr>
-          <w:highlight w:val="green"/>
-        </w:rPr>
       </w:pPr>
       <w:r>
         <w:rPr>
@@ -4245,7 +3386,6 @@
           <w:i/>
           <w:color w:val="1E6B42"/>
           <w:sz w:val="20"/>
-          <w:highlight w:val="green"/>
         </w:rPr>
         <w:t xml:space="preserve">      En ese caso, eliminar el registro puede ser la decisión correcta. Documéntalo.</w:t>
       </w:r>
@@ -4253,16 +3393,12 @@
     <w:p>
       <w:pPr>
         <w:spacing w:before="120" w:after="120"/>
-        <w:rPr>
-          <w:highlight w:val="green"/>
-        </w:rPr>
       </w:pPr>
       <w:r>
         <w:rPr>
           <w:rFonts w:ascii="Calibri" w:hAnsi="Calibri"/>
           <w:b/>
           <w:color w:val="C55A11"/>
-          <w:highlight w:val="green"/>
         </w:rPr>
         <w:t xml:space="preserve">✅ Entregable: </w:t>
       </w:r>
@@ -4271,7 +3407,6 @@
           <w:rFonts w:ascii="Calibri" w:hAnsi="Calibri"/>
           <w:i/>
           <w:color w:val="C55A11"/>
-          <w:highlight w:val="green"/>
         </w:rPr>
         <w:t>Datos con tipos correctos y valores vacíos tratados.</w:t>
       </w:r>
@@ -4282,9 +3417,6 @@
           <w:top w:val="single" w:sz="12" w:space="1" w:color="215CA0"/>
         </w:pBdr>
         <w:spacing w:before="320" w:after="80"/>
-        <w:rPr>
-          <w:highlight w:val="green"/>
-        </w:rPr>
       </w:pPr>
       <w:r>
         <w:rPr>
@@ -4292,7 +3424,6 @@
           <w:b/>
           <w:color w:val="FFFFFF"/>
           <w:sz w:val="26"/>
-          <w:highlight w:val="green"/>
         </w:rPr>
         <w:lastRenderedPageBreak/>
         <w:t xml:space="preserve">FASE 5  </w:t>
@@ -4303,7 +3434,6 @@
           <w:b/>
           <w:color w:val="1A376C"/>
           <w:sz w:val="26"/>
-          <w:highlight w:val="green"/>
         </w:rPr>
         <w:t>NORMALIZACIÓN DE CATEGORÍAS</w:t>
       </w:r>
@@ -4311,9 +3441,6 @@
     <w:p>
       <w:pPr>
         <w:spacing w:before="200" w:after="40"/>
-        <w:rPr>
-          <w:highlight w:val="green"/>
-        </w:rPr>
       </w:pPr>
       <w:r>
         <w:rPr>
@@ -4321,7 +3448,6 @@
           <w:b/>
           <w:color w:val="215CA0"/>
           <w:sz w:val="24"/>
-          <w:highlight w:val="green"/>
         </w:rPr>
         <w:t>Objetivo</w:t>
       </w:r>
@@ -4329,14 +3455,10 @@
     <w:p>
       <w:pPr>
         <w:spacing w:after="80"/>
-        <w:rPr>
-          <w:highlight w:val="green"/>
-        </w:rPr>
-      </w:pPr>
-      <w:r>
-        <w:rPr>
-          <w:rFonts w:ascii="Calibri" w:hAnsi="Calibri"/>
-          <w:highlight w:val="green"/>
+      </w:pPr>
+      <w:r>
+        <w:rPr>
+          <w:rFonts w:ascii="Calibri" w:hAnsi="Calibri"/>
         </w:rPr>
         <w:t>Unificar todos los valores que representan lo mismo pero están escritos de formas diferentes.</w:t>
       </w:r>
@@ -4344,9 +3466,6 @@
     <w:p>
       <w:pPr>
         <w:spacing w:before="200" w:after="40"/>
-        <w:rPr>
-          <w:highlight w:val="green"/>
-        </w:rPr>
       </w:pPr>
       <w:r>
         <w:rPr>
@@ -4354,7 +3473,6 @@
           <w:b/>
           <w:color w:val="215CA0"/>
           <w:sz w:val="24"/>
-          <w:highlight w:val="green"/>
         </w:rPr>
         <w:t>Tareas</w:t>
       </w:r>
@@ -4363,58 +3481,40 @@
       <w:pPr>
         <w:pStyle w:val="Listaconnmeros"/>
         <w:spacing w:after="60"/>
-        <w:rPr>
-          <w:highlight w:val="green"/>
-        </w:rPr>
-      </w:pPr>
-      <w:r>
-        <w:rPr>
-          <w:rFonts w:ascii="Calibri" w:hAnsi="Calibri"/>
-          <w:highlight w:val="green"/>
+      </w:pPr>
+      <w:r>
+        <w:rPr>
+          <w:rFonts w:ascii="Calibri" w:hAnsi="Calibri"/>
         </w:rPr>
         <w:t>Identifica todos los campos que son 'categorías' (valores de un conjunto limitado).</w:t>
       </w:r>
     </w:p>
     <w:p>
-      <w:pPr>
-        <w:rPr>
-          <w:highlight w:val="green"/>
-        </w:rPr>
-      </w:pPr>
       <w:r>
         <w:rPr>
           <w:rFonts w:ascii="Calibri" w:hAnsi="Calibri"/>
           <w:b/>
-          <w:highlight w:val="green"/>
         </w:rPr>
         <w:t xml:space="preserve">Opción A: </w:t>
       </w:r>
       <w:r>
         <w:rPr>
           <w:rFonts w:ascii="Calibri" w:hAnsi="Calibri"/>
-          <w:highlight w:val="green"/>
         </w:rPr>
         <w:t>genero_musical, pais, escenario, tipo_entrada, metodo_pago, categoria (patrocinador).</w:t>
       </w:r>
     </w:p>
     <w:p>
-      <w:pPr>
-        <w:rPr>
-          <w:highlight w:val="green"/>
-        </w:rPr>
-      </w:pPr>
       <w:r>
         <w:rPr>
           <w:rFonts w:ascii="Calibri" w:hAnsi="Calibri"/>
           <w:b/>
-          <w:highlight w:val="green"/>
         </w:rPr>
         <w:t xml:space="preserve">Opción B: </w:t>
       </w:r>
       <w:r>
         <w:rPr>
           <w:rFonts w:ascii="Calibri" w:hAnsi="Calibri"/>
-          <w:highlight w:val="green"/>
         </w:rPr>
         <w:t>pais, equipo, rol, region, cargo, mapa, torneo, posicion.</w:t>
       </w:r>
@@ -4423,14 +3523,10 @@
       <w:pPr>
         <w:pStyle w:val="Listaconnmeros"/>
         <w:spacing w:after="60"/>
-        <w:rPr>
-          <w:highlight w:val="green"/>
-        </w:rPr>
-      </w:pPr>
-      <w:r>
-        <w:rPr>
-          <w:rFonts w:ascii="Calibri" w:hAnsi="Calibri"/>
-          <w:highlight w:val="green"/>
+      </w:pPr>
+      <w:r>
+        <w:rPr>
+          <w:rFonts w:ascii="Calibri" w:hAnsi="Calibri"/>
         </w:rPr>
         <w:t>Para cada campo de categoría, crea un diccionario de mapeo. Ejemplo:</w:t>
       </w:r>
@@ -4440,16 +3536,12 @@
         <w:shd w:val="clear" w:color="auto" w:fill="F0F0F0"/>
         <w:spacing w:after="40"/>
         <w:ind w:left="567" w:right="567"/>
-        <w:rPr>
-          <w:highlight w:val="green"/>
-        </w:rPr>
       </w:pPr>
       <w:r>
         <w:rPr>
           <w:rFonts w:ascii="Courier New" w:hAnsi="Courier New"/>
           <w:color w:val="1A1A2E"/>
           <w:sz w:val="19"/>
-          <w:highlight w:val="green"/>
         </w:rPr>
         <w:t>mapeo_generos = {</w:t>
       </w:r>
@@ -4459,16 +3551,12 @@
         <w:shd w:val="clear" w:color="auto" w:fill="F0F0F0"/>
         <w:spacing w:after="40"/>
         <w:ind w:left="567" w:right="567"/>
-        <w:rPr>
-          <w:highlight w:val="green"/>
-        </w:rPr>
       </w:pPr>
       <w:r>
         <w:rPr>
           <w:rFonts w:ascii="Courier New" w:hAnsi="Courier New"/>
           <w:color w:val="1A1A2E"/>
           <w:sz w:val="19"/>
-          <w:highlight w:val="green"/>
         </w:rPr>
         <w:t xml:space="preserve">    "rock":         "Rock",</w:t>
       </w:r>
@@ -4478,16 +3566,12 @@
         <w:shd w:val="clear" w:color="auto" w:fill="F0F0F0"/>
         <w:spacing w:after="40"/>
         <w:ind w:left="567" w:right="567"/>
-        <w:rPr>
-          <w:highlight w:val="green"/>
-        </w:rPr>
       </w:pPr>
       <w:r>
         <w:rPr>
           <w:rFonts w:ascii="Courier New" w:hAnsi="Courier New"/>
           <w:color w:val="1A1A2E"/>
           <w:sz w:val="19"/>
-          <w:highlight w:val="green"/>
         </w:rPr>
         <w:t xml:space="preserve">    "rokc":         "Rock",   # typo</w:t>
       </w:r>
@@ -4497,16 +3581,12 @@
         <w:shd w:val="clear" w:color="auto" w:fill="F0F0F0"/>
         <w:spacing w:after="40"/>
         <w:ind w:left="567" w:right="567"/>
-        <w:rPr>
-          <w:highlight w:val="green"/>
-        </w:rPr>
       </w:pPr>
       <w:r>
         <w:rPr>
           <w:rFonts w:ascii="Courier New" w:hAnsi="Courier New"/>
           <w:color w:val="1A1A2E"/>
           <w:sz w:val="19"/>
-          <w:highlight w:val="green"/>
         </w:rPr>
         <w:t xml:space="preserve">    "electro":      "Electrónica",</w:t>
       </w:r>
@@ -4516,16 +3596,12 @@
         <w:shd w:val="clear" w:color="auto" w:fill="F0F0F0"/>
         <w:spacing w:after="40"/>
         <w:ind w:left="567" w:right="567"/>
-        <w:rPr>
-          <w:highlight w:val="green"/>
-        </w:rPr>
       </w:pPr>
       <w:r>
         <w:rPr>
           <w:rFonts w:ascii="Courier New" w:hAnsi="Courier New"/>
           <w:color w:val="1A1A2E"/>
           <w:sz w:val="19"/>
-          <w:highlight w:val="green"/>
         </w:rPr>
         <w:t xml:space="preserve">    "electronica":  "Electrónica",</w:t>
       </w:r>
@@ -4535,16 +3611,12 @@
         <w:shd w:val="clear" w:color="auto" w:fill="F0F0F0"/>
         <w:spacing w:after="40"/>
         <w:ind w:left="567" w:right="567"/>
-        <w:rPr>
-          <w:highlight w:val="green"/>
-        </w:rPr>
       </w:pPr>
       <w:r>
         <w:rPr>
           <w:rFonts w:ascii="Courier New" w:hAnsi="Courier New"/>
           <w:color w:val="1A1A2E"/>
           <w:sz w:val="19"/>
-          <w:highlight w:val="green"/>
         </w:rPr>
         <w:t xml:space="preserve">    ...}</w:t>
       </w:r>
@@ -4553,14 +3625,10 @@
       <w:pPr>
         <w:pStyle w:val="Listaconnmeros"/>
         <w:spacing w:after="60"/>
-        <w:rPr>
-          <w:highlight w:val="green"/>
-        </w:rPr>
-      </w:pPr>
-      <w:r>
-        <w:rPr>
-          <w:rFonts w:ascii="Calibri" w:hAnsi="Calibri"/>
-          <w:highlight w:val="green"/>
+      </w:pPr>
+      <w:r>
+        <w:rPr>
+          <w:rFonts w:ascii="Calibri" w:hAnsi="Calibri"/>
         </w:rPr>
         <w:t>Crea una función normalizar_categoria(valor, diccionario_mapeo) que:</w:t>
       </w:r>
@@ -4570,14 +3638,10 @@
         <w:pStyle w:val="Listaconvietas"/>
         <w:spacing w:after="40"/>
         <w:ind w:left="1020"/>
-        <w:rPr>
-          <w:highlight w:val="green"/>
-        </w:rPr>
-      </w:pPr>
-      <w:r>
-        <w:rPr>
-          <w:rFonts w:ascii="Calibri" w:hAnsi="Calibri"/>
-          <w:highlight w:val="green"/>
+      </w:pPr>
+      <w:r>
+        <w:rPr>
+          <w:rFonts w:ascii="Calibri" w:hAnsi="Calibri"/>
         </w:rPr>
         <w:t>Busque el valor (en minúsculas y sin espacios extra) en el diccionario.</w:t>
       </w:r>
@@ -4587,14 +3651,10 @@
         <w:pStyle w:val="Listaconvietas"/>
         <w:spacing w:after="40"/>
         <w:ind w:left="1020"/>
-        <w:rPr>
-          <w:highlight w:val="green"/>
-        </w:rPr>
-      </w:pPr>
-      <w:r>
-        <w:rPr>
-          <w:rFonts w:ascii="Calibri" w:hAnsi="Calibri"/>
-          <w:highlight w:val="green"/>
+      </w:pPr>
+      <w:r>
+        <w:rPr>
+          <w:rFonts w:ascii="Calibri" w:hAnsi="Calibri"/>
         </w:rPr>
         <w:t>Devuelva el valor normalizado si lo encuentra.</w:t>
       </w:r>
@@ -4604,14 +3664,10 @@
         <w:pStyle w:val="Listaconvietas"/>
         <w:spacing w:after="40"/>
         <w:ind w:left="1020"/>
-        <w:rPr>
-          <w:highlight w:val="green"/>
-        </w:rPr>
-      </w:pPr>
-      <w:r>
-        <w:rPr>
-          <w:rFonts w:ascii="Calibri" w:hAnsi="Calibri"/>
-          <w:highlight w:val="green"/>
+      </w:pPr>
+      <w:r>
+        <w:rPr>
+          <w:rFonts w:ascii="Calibri" w:hAnsi="Calibri"/>
         </w:rPr>
         <w:t>Si no encuentra coincidencia, devuelva el valor original e imprima un aviso:</w:t>
       </w:r>
@@ -4621,16 +3677,12 @@
         <w:shd w:val="clear" w:color="auto" w:fill="F0F0F0"/>
         <w:spacing w:after="40"/>
         <w:ind w:left="567" w:right="567"/>
-        <w:rPr>
-          <w:highlight w:val="green"/>
-        </w:rPr>
       </w:pPr>
       <w:r>
         <w:rPr>
           <w:rFonts w:ascii="Courier New" w:hAnsi="Courier New"/>
           <w:color w:val="1A1A2E"/>
           <w:sz w:val="19"/>
-          <w:highlight w:val="green"/>
         </w:rPr>
         <w:t xml:space="preserve">    AVISO: valor no reconocido en genero_musical → 'folk-electrónico'</w:t>
       </w:r>
@@ -4639,14 +3691,10 @@
       <w:pPr>
         <w:pStyle w:val="Listaconnmeros"/>
         <w:spacing w:after="60"/>
-        <w:rPr>
-          <w:highlight w:val="green"/>
-        </w:rPr>
-      </w:pPr>
-      <w:r>
-        <w:rPr>
-          <w:rFonts w:ascii="Calibri" w:hAnsi="Calibri"/>
-          <w:highlight w:val="green"/>
+      </w:pPr>
+      <w:r>
+        <w:rPr>
+          <w:rFonts w:ascii="Calibri" w:hAnsi="Calibri"/>
         </w:rPr>
         <w:t>Aplica la normalización a todos los campos de categoría.</w:t>
       </w:r>
@@ -4655,14 +3703,10 @@
       <w:pPr>
         <w:pStyle w:val="Listaconnmeros"/>
         <w:spacing w:after="60"/>
-        <w:rPr>
-          <w:highlight w:val="green"/>
-        </w:rPr>
-      </w:pPr>
-      <w:r>
-        <w:rPr>
-          <w:rFonts w:ascii="Calibri" w:hAnsi="Calibri"/>
-          <w:highlight w:val="green"/>
+      </w:pPr>
+      <w:r>
+        <w:rPr>
+          <w:rFonts w:ascii="Calibri" w:hAnsi="Calibri"/>
         </w:rPr>
         <w:t>Imprime un resumen de valores únicos ANTES y DESPUÉS de normalizar:</w:t>
       </w:r>
@@ -4672,16 +3716,12 @@
         <w:shd w:val="clear" w:color="auto" w:fill="F0F0F0"/>
         <w:spacing w:after="40"/>
         <w:ind w:left="567" w:right="567"/>
-        <w:rPr>
-          <w:highlight w:val="green"/>
-        </w:rPr>
       </w:pPr>
       <w:r>
         <w:rPr>
           <w:rFonts w:ascii="Courier New" w:hAnsi="Courier New"/>
           <w:color w:val="1A1A2E"/>
           <w:sz w:val="19"/>
-          <w:highlight w:val="green"/>
         </w:rPr>
         <w:t>genero_musical ANTES: Rock, rock, ROCK, Rokc, Electrónica, electro, electronica...</w:t>
       </w:r>
@@ -4691,16 +3731,12 @@
         <w:shd w:val="clear" w:color="auto" w:fill="F0F0F0"/>
         <w:spacing w:after="40"/>
         <w:ind w:left="567" w:right="567"/>
-        <w:rPr>
-          <w:highlight w:val="green"/>
-        </w:rPr>
       </w:pPr>
       <w:r>
         <w:rPr>
           <w:rFonts w:ascii="Courier New" w:hAnsi="Courier New"/>
           <w:color w:val="1A1A2E"/>
           <w:sz w:val="19"/>
-          <w:highlight w:val="green"/>
         </w:rPr>
         <w:t>genero_musical DESPUÉS: Rock, Electrónica, Pop, Jazz...</w:t>
       </w:r>
@@ -4710,16 +3746,12 @@
         <w:shd w:val="clear" w:color="auto" w:fill="E8F5EC"/>
         <w:spacing w:after="20"/>
         <w:ind w:left="454" w:right="454"/>
-        <w:rPr>
-          <w:highlight w:val="green"/>
-        </w:rPr>
       </w:pPr>
       <w:r>
         <w:rPr>
           <w:rFonts w:ascii="Calibri" w:hAnsi="Calibri"/>
           <w:color w:val="1E6B42"/>
           <w:sz w:val="20"/>
-          <w:highlight w:val="green"/>
         </w:rPr>
         <w:t>💡 Pistas:</w:t>
       </w:r>
@@ -4729,9 +3761,6 @@
         <w:shd w:val="clear" w:color="auto" w:fill="E8F5EC"/>
         <w:spacing w:after="20"/>
         <w:ind w:left="454" w:right="454"/>
-        <w:rPr>
-          <w:highlight w:val="green"/>
-        </w:rPr>
       </w:pPr>
       <w:r>
         <w:rPr>
@@ -4739,7 +3768,6 @@
           <w:i/>
           <w:color w:val="1E6B42"/>
           <w:sz w:val="20"/>
-          <w:highlight w:val="green"/>
         </w:rPr>
         <w:t xml:space="preserve">    Para construir los diccionarios de mapeo, primero extrae todos los valores únicos de ese campo</w:t>
       </w:r>
@@ -4749,9 +3777,6 @@
         <w:shd w:val="clear" w:color="auto" w:fill="E8F5EC"/>
         <w:spacing w:after="20"/>
         <w:ind w:left="454" w:right="454"/>
-        <w:rPr>
-          <w:highlight w:val="green"/>
-        </w:rPr>
       </w:pPr>
       <w:r>
         <w:rPr>
@@ -4759,7 +3784,6 @@
           <w:i/>
           <w:color w:val="1E6B42"/>
           <w:sz w:val="20"/>
-          <w:highlight w:val="green"/>
         </w:rPr>
         <w:t xml:space="preserve">      con un set(): valores_unicos = set(r['genero_musical'].lower().strip() for r in datos)</w:t>
       </w:r>
@@ -4769,9 +3793,6 @@
         <w:shd w:val="clear" w:color="auto" w:fill="E8F5EC"/>
         <w:spacing w:after="20"/>
         <w:ind w:left="454" w:right="454"/>
-        <w:rPr>
-          <w:highlight w:val="green"/>
-        </w:rPr>
       </w:pPr>
       <w:r>
         <w:rPr>
@@ -4779,7 +3800,6 @@
           <w:i/>
           <w:color w:val="1E6B42"/>
           <w:sz w:val="20"/>
-          <w:highlight w:val="green"/>
         </w:rPr>
         <w:t xml:space="preserve">      Imprime el set, observa las variaciones y construye el mapeo.</w:t>
       </w:r>
@@ -4789,9 +3809,6 @@
         <w:shd w:val="clear" w:color="auto" w:fill="E8F5EC"/>
         <w:spacing w:after="20"/>
         <w:ind w:left="454" w:right="454"/>
-        <w:rPr>
-          <w:highlight w:val="green"/>
-        </w:rPr>
       </w:pPr>
       <w:r>
         <w:rPr>
@@ -4799,7 +3816,6 @@
           <w:i/>
           <w:color w:val="1E6B42"/>
           <w:sz w:val="20"/>
-          <w:highlight w:val="green"/>
         </w:rPr>
         <w:t xml:space="preserve">    Busca siempre en minúsculas: diccionario.get(valor.lower().strip(), valor)</w:t>
       </w:r>
@@ -4807,16 +3823,12 @@
     <w:p>
       <w:pPr>
         <w:spacing w:before="120" w:after="120"/>
-        <w:rPr>
-          <w:highlight w:val="green"/>
-        </w:rPr>
       </w:pPr>
       <w:r>
         <w:rPr>
           <w:rFonts w:ascii="Calibri" w:hAnsi="Calibri"/>
           <w:b/>
           <w:color w:val="C55A11"/>
-          <w:highlight w:val="green"/>
         </w:rPr>
         <w:t xml:space="preserve">✅ Entregable: </w:t>
       </w:r>
@@ -4825,7 +3837,6 @@
           <w:rFonts w:ascii="Calibri" w:hAnsi="Calibri"/>
           <w:i/>
           <w:color w:val="C55A11"/>
-          <w:highlight w:val="green"/>
         </w:rPr>
         <w:t>Datos con todas las categorías unificadas.</w:t>
       </w:r>
@@ -4836,9 +3847,6 @@
           <w:top w:val="single" w:sz="12" w:space="1" w:color="215CA0"/>
         </w:pBdr>
         <w:spacing w:before="320" w:after="80"/>
-        <w:rPr>
-          <w:highlight w:val="green"/>
-        </w:rPr>
       </w:pPr>
       <w:r>
         <w:rPr>
@@ -4846,7 +3854,6 @@
           <w:b/>
           <w:color w:val="FFFFFF"/>
           <w:sz w:val="26"/>
-          <w:highlight w:val="green"/>
         </w:rPr>
         <w:t xml:space="preserve">FASE 6  </w:t>
       </w:r>
@@ -4856,7 +3863,6 @@
           <w:b/>
           <w:color w:val="1A376C"/>
           <w:sz w:val="26"/>
-          <w:highlight w:val="green"/>
         </w:rPr>
         <w:t>NORMALIZACIÓN DE FECHAS</w:t>
       </w:r>
@@ -4864,9 +3870,6 @@
     <w:p>
       <w:pPr>
         <w:spacing w:before="200" w:after="40"/>
-        <w:rPr>
-          <w:highlight w:val="green"/>
-        </w:rPr>
       </w:pPr>
       <w:r>
         <w:rPr>
@@ -4874,7 +3877,6 @@
           <w:b/>
           <w:color w:val="215CA0"/>
           <w:sz w:val="24"/>
-          <w:highlight w:val="green"/>
         </w:rPr>
         <w:t>Objetivo</w:t>
       </w:r>
@@ -4882,14 +3884,10 @@
     <w:p>
       <w:pPr>
         <w:spacing w:after="80"/>
-        <w:rPr>
-          <w:highlight w:val="green"/>
-        </w:rPr>
-      </w:pPr>
-      <w:r>
-        <w:rPr>
-          <w:rFonts w:ascii="Calibri" w:hAnsi="Calibri"/>
-          <w:highlight w:val="green"/>
+      </w:pPr>
+      <w:r>
+        <w:rPr>
+          <w:rFonts w:ascii="Calibri" w:hAnsi="Calibri"/>
         </w:rPr>
         <w:t>Unificar todos los formatos de fecha a un único formato estándar: DD/MM/AAAA.</w:t>
       </w:r>
@@ -4897,9 +3895,6 @@
     <w:p>
       <w:pPr>
         <w:spacing w:before="200" w:after="40"/>
-        <w:rPr>
-          <w:highlight w:val="green"/>
-        </w:rPr>
       </w:pPr>
       <w:r>
         <w:rPr>
@@ -4907,7 +3902,6 @@
           <w:b/>
           <w:color w:val="215CA0"/>
           <w:sz w:val="24"/>
-          <w:highlight w:val="green"/>
         </w:rPr>
         <w:t>Tareas</w:t>
       </w:r>
@@ -4916,14 +3910,10 @@
       <w:pPr>
         <w:pStyle w:val="Listaconnmeros"/>
         <w:spacing w:after="60"/>
-        <w:rPr>
-          <w:highlight w:val="green"/>
-        </w:rPr>
-      </w:pPr>
-      <w:r>
-        <w:rPr>
-          <w:rFonts w:ascii="Calibri" w:hAnsi="Calibri"/>
-          <w:highlight w:val="green"/>
+      </w:pPr>
+      <w:r>
+        <w:rPr>
+          <w:rFonts w:ascii="Calibri" w:hAnsi="Calibri"/>
         </w:rPr>
         <w:t>El formato estándar elegido es: DD/MM/AAAA  (ejemplo: 15/07/2026).</w:t>
       </w:r>
@@ -4932,14 +3922,10 @@
       <w:pPr>
         <w:pStyle w:val="Listaconnmeros"/>
         <w:spacing w:after="60"/>
-        <w:rPr>
-          <w:highlight w:val="green"/>
-        </w:rPr>
-      </w:pPr>
-      <w:r>
-        <w:rPr>
-          <w:rFonts w:ascii="Calibri" w:hAnsi="Calibri"/>
-          <w:highlight w:val="green"/>
+      </w:pPr>
+      <w:r>
+        <w:rPr>
+          <w:rFonts w:ascii="Calibri" w:hAnsi="Calibri"/>
         </w:rPr>
         <w:t>Identifica todos los formatos de fecha que aparecen en los datos.</w:t>
       </w:r>
@@ -4948,14 +3934,10 @@
       <w:pPr>
         <w:pStyle w:val="Listaconnmeros"/>
         <w:spacing w:after="60"/>
-        <w:rPr>
-          <w:highlight w:val="green"/>
-        </w:rPr>
-      </w:pPr>
-      <w:r>
-        <w:rPr>
-          <w:rFonts w:ascii="Calibri" w:hAnsi="Calibri"/>
-          <w:highlight w:val="green"/>
+      </w:pPr>
+      <w:r>
+        <w:rPr>
+          <w:rFonts w:ascii="Calibri" w:hAnsi="Calibri"/>
         </w:rPr>
         <w:t>Crea una función normalizar_fecha(fecha_texto) que detecte el formato y convierta la fecha al estándar.</w:t>
       </w:r>
@@ -4964,14 +3946,10 @@
       <w:pPr>
         <w:pStyle w:val="Listaconnmeros"/>
         <w:spacing w:after="60"/>
-        <w:rPr>
-          <w:highlight w:val="green"/>
-        </w:rPr>
-      </w:pPr>
-      <w:r>
-        <w:rPr>
-          <w:rFonts w:ascii="Calibri" w:hAnsi="Calibri"/>
-          <w:highlight w:val="green"/>
+      </w:pPr>
+      <w:r>
+        <w:rPr>
+          <w:rFonts w:ascii="Calibri" w:hAnsi="Calibri"/>
         </w:rPr>
         <w:t>Aplica la función a todos los campos de fecha de los 4 ficheros.</w:t>
       </w:r>
@@ -4980,14 +3958,10 @@
       <w:pPr>
         <w:pStyle w:val="Listaconnmeros"/>
         <w:spacing w:after="60"/>
-        <w:rPr>
-          <w:highlight w:val="green"/>
-        </w:rPr>
-      </w:pPr>
-      <w:r>
-        <w:rPr>
-          <w:rFonts w:ascii="Calibri" w:hAnsi="Calibri"/>
-          <w:highlight w:val="green"/>
+      </w:pPr>
+      <w:r>
+        <w:rPr>
+          <w:rFonts w:ascii="Calibri" w:hAnsi="Calibri"/>
         </w:rPr>
         <w:t>Imprime cuántas fechas se han normalizado y cuántas no se han podido convertir.</w:t>
       </w:r>
@@ -4995,9 +3969,6 @@
     <w:p>
       <w:pPr>
         <w:spacing w:before="200" w:after="40"/>
-        <w:rPr>
-          <w:highlight w:val="green"/>
-        </w:rPr>
       </w:pPr>
       <w:r>
         <w:rPr>
@@ -5005,7 +3976,6 @@
           <w:b/>
           <w:color w:val="215CA0"/>
           <w:sz w:val="24"/>
-          <w:highlight w:val="green"/>
         </w:rPr>
         <w:t>Formatos que encontrarás en los datos</w:t>
       </w:r>
@@ -5034,9 +4004,6 @@
           <w:p>
             <w:pPr>
               <w:jc w:val="center"/>
-              <w:rPr>
-                <w:highlight w:val="green"/>
-              </w:rPr>
             </w:pPr>
             <w:r>
               <w:rPr>
@@ -5044,7 +4011,6 @@
                 <w:b/>
                 <w:color w:val="FFFFFF"/>
                 <w:sz w:val="20"/>
-                <w:highlight w:val="green"/>
               </w:rPr>
               <w:t>Formato</w:t>
             </w:r>
@@ -5058,9 +4024,6 @@
           <w:p>
             <w:pPr>
               <w:jc w:val="center"/>
-              <w:rPr>
-                <w:highlight w:val="green"/>
-              </w:rPr>
             </w:pPr>
             <w:r>
               <w:rPr>
@@ -5068,7 +4031,6 @@
                 <w:b/>
                 <w:color w:val="FFFFFF"/>
                 <w:sz w:val="20"/>
-                <w:highlight w:val="green"/>
               </w:rPr>
               <w:t>Cómo detectarlo</w:t>
             </w:r>
@@ -5082,9 +4044,6 @@
           <w:p>
             <w:pPr>
               <w:jc w:val="center"/>
-              <w:rPr>
-                <w:highlight w:val="green"/>
-              </w:rPr>
             </w:pPr>
             <w:r>
               <w:rPr>
@@ -5092,7 +4051,6 @@
                 <w:b/>
                 <w:color w:val="FFFFFF"/>
                 <w:sz w:val="20"/>
-                <w:highlight w:val="green"/>
               </w:rPr>
               <w:t>Ejemplo</w:t>
             </w:r>
@@ -5109,16 +4067,10 @@
             <w:shd w:val="clear" w:color="auto" w:fill="FFFFFF"/>
           </w:tcPr>
           <w:p>
-            <w:pPr>
-              <w:rPr>
-                <w:highlight w:val="green"/>
-              </w:rPr>
-            </w:pPr>
             <w:r>
               <w:rPr>
                 <w:rFonts w:ascii="Calibri" w:hAnsi="Calibri"/>
                 <w:sz w:val="20"/>
-                <w:highlight w:val="green"/>
               </w:rPr>
               <w:t>DD/MM/AAAA</w:t>
             </w:r>
@@ -5130,16 +4082,10 @@
             <w:shd w:val="clear" w:color="auto" w:fill="FFFFFF"/>
           </w:tcPr>
           <w:p>
-            <w:pPr>
-              <w:rPr>
-                <w:highlight w:val="green"/>
-              </w:rPr>
-            </w:pPr>
             <w:r>
               <w:rPr>
                 <w:rFonts w:ascii="Calibri" w:hAnsi="Calibri"/>
                 <w:sz w:val="20"/>
-                <w:highlight w:val="green"/>
               </w:rPr>
               <w:t xml:space="preserve">Contiene '/' y el primer trozo tiene 1-2 </w:t>
             </w:r>
@@ -5147,7 +4093,6 @@
               <w:rPr>
                 <w:rFonts w:ascii="Calibri" w:hAnsi="Calibri"/>
                 <w:sz w:val="20"/>
-                <w:highlight w:val="green"/>
               </w:rPr>
               <w:lastRenderedPageBreak/>
               <w:t>dígitos</w:t>
@@ -5160,16 +4105,10 @@
             <w:shd w:val="clear" w:color="auto" w:fill="FFFFFF"/>
           </w:tcPr>
           <w:p>
-            <w:pPr>
-              <w:rPr>
-                <w:highlight w:val="green"/>
-              </w:rPr>
-            </w:pPr>
             <w:r>
               <w:rPr>
                 <w:rFonts w:ascii="Calibri" w:hAnsi="Calibri"/>
                 <w:sz w:val="20"/>
-                <w:highlight w:val="green"/>
               </w:rPr>
               <w:lastRenderedPageBreak/>
               <w:t>15/07/2026</w:t>
@@ -5187,16 +4126,10 @@
             <w:shd w:val="clear" w:color="auto" w:fill="EEF3FA"/>
           </w:tcPr>
           <w:p>
-            <w:pPr>
-              <w:rPr>
-                <w:highlight w:val="green"/>
-              </w:rPr>
-            </w:pPr>
             <w:r>
               <w:rPr>
                 <w:rFonts w:ascii="Calibri" w:hAnsi="Calibri"/>
                 <w:sz w:val="20"/>
-                <w:highlight w:val="green"/>
               </w:rPr>
               <w:lastRenderedPageBreak/>
               <w:t>AAAA-MM-DD</w:t>
@@ -5209,16 +4142,10 @@
             <w:shd w:val="clear" w:color="auto" w:fill="EEF3FA"/>
           </w:tcPr>
           <w:p>
-            <w:pPr>
-              <w:rPr>
-                <w:highlight w:val="green"/>
-              </w:rPr>
-            </w:pPr>
             <w:r>
               <w:rPr>
                 <w:rFonts w:ascii="Calibri" w:hAnsi="Calibri"/>
                 <w:sz w:val="20"/>
-                <w:highlight w:val="green"/>
               </w:rPr>
               <w:t>Contiene '-' y el primer trozo tiene 4 dígitos</w:t>
             </w:r>
@@ -5230,16 +4157,10 @@
             <w:shd w:val="clear" w:color="auto" w:fill="EEF3FA"/>
           </w:tcPr>
           <w:p>
-            <w:pPr>
-              <w:rPr>
-                <w:highlight w:val="green"/>
-              </w:rPr>
-            </w:pPr>
             <w:r>
               <w:rPr>
                 <w:rFonts w:ascii="Calibri" w:hAnsi="Calibri"/>
                 <w:sz w:val="20"/>
-                <w:highlight w:val="green"/>
               </w:rPr>
               <w:t>2026-07-15</w:t>
             </w:r>
@@ -5256,16 +4177,10 @@
             <w:shd w:val="clear" w:color="auto" w:fill="FFFFFF"/>
           </w:tcPr>
           <w:p>
-            <w:pPr>
-              <w:rPr>
-                <w:highlight w:val="green"/>
-              </w:rPr>
-            </w:pPr>
             <w:r>
               <w:rPr>
                 <w:rFonts w:ascii="Calibri" w:hAnsi="Calibri"/>
                 <w:sz w:val="20"/>
-                <w:highlight w:val="green"/>
               </w:rPr>
               <w:t>DD de mes de AAAA</w:t>
             </w:r>
@@ -5277,16 +4192,10 @@
             <w:shd w:val="clear" w:color="auto" w:fill="FFFFFF"/>
           </w:tcPr>
           <w:p>
-            <w:pPr>
-              <w:rPr>
-                <w:highlight w:val="green"/>
-              </w:rPr>
-            </w:pPr>
             <w:r>
               <w:rPr>
                 <w:rFonts w:ascii="Calibri" w:hAnsi="Calibri"/>
                 <w:sz w:val="20"/>
-                <w:highlight w:val="green"/>
               </w:rPr>
               <w:t>Contiene ' de '</w:t>
             </w:r>
@@ -5298,16 +4207,10 @@
             <w:shd w:val="clear" w:color="auto" w:fill="FFFFFF"/>
           </w:tcPr>
           <w:p>
-            <w:pPr>
-              <w:rPr>
-                <w:highlight w:val="green"/>
-              </w:rPr>
-            </w:pPr>
             <w:r>
               <w:rPr>
                 <w:rFonts w:ascii="Calibri" w:hAnsi="Calibri"/>
                 <w:sz w:val="20"/>
-                <w:highlight w:val="green"/>
               </w:rPr>
               <w:t>15 de julio de 2026</w:t>
             </w:r>
@@ -5324,16 +4227,10 @@
             <w:shd w:val="clear" w:color="auto" w:fill="EEF3FA"/>
           </w:tcPr>
           <w:p>
-            <w:pPr>
-              <w:rPr>
-                <w:highlight w:val="green"/>
-              </w:rPr>
-            </w:pPr>
             <w:r>
               <w:rPr>
                 <w:rFonts w:ascii="Calibri" w:hAnsi="Calibri"/>
                 <w:sz w:val="20"/>
-                <w:highlight w:val="green"/>
               </w:rPr>
               <w:t>mes DD, AAAA</w:t>
             </w:r>
@@ -5345,16 +4242,10 @@
             <w:shd w:val="clear" w:color="auto" w:fill="EEF3FA"/>
           </w:tcPr>
           <w:p>
-            <w:pPr>
-              <w:rPr>
-                <w:highlight w:val="green"/>
-              </w:rPr>
-            </w:pPr>
             <w:r>
               <w:rPr>
                 <w:rFonts w:ascii="Calibri" w:hAnsi="Calibri"/>
                 <w:sz w:val="20"/>
-                <w:highlight w:val="green"/>
               </w:rPr>
               <w:t>Contiene ',' y el primer trozo es texto</w:t>
             </w:r>
@@ -5366,16 +4257,10 @@
             <w:shd w:val="clear" w:color="auto" w:fill="EEF3FA"/>
           </w:tcPr>
           <w:p>
-            <w:pPr>
-              <w:rPr>
-                <w:highlight w:val="green"/>
-              </w:rPr>
-            </w:pPr>
             <w:r>
               <w:rPr>
                 <w:rFonts w:ascii="Calibri" w:hAnsi="Calibri"/>
                 <w:sz w:val="20"/>
-                <w:highlight w:val="green"/>
               </w:rPr>
               <w:t>julio 15, 2026</w:t>
             </w:r>
@@ -5392,16 +4277,10 @@
             <w:shd w:val="clear" w:color="auto" w:fill="FFFFFF"/>
           </w:tcPr>
           <w:p>
-            <w:pPr>
-              <w:rPr>
-                <w:highlight w:val="green"/>
-              </w:rPr>
-            </w:pPr>
             <w:r>
               <w:rPr>
                 <w:rFonts w:ascii="Calibri" w:hAnsi="Calibri"/>
                 <w:sz w:val="20"/>
-                <w:highlight w:val="green"/>
               </w:rPr>
               <w:t>DD-MM-AAAA</w:t>
             </w:r>
@@ -5413,16 +4292,10 @@
             <w:shd w:val="clear" w:color="auto" w:fill="FFFFFF"/>
           </w:tcPr>
           <w:p>
-            <w:pPr>
-              <w:rPr>
-                <w:highlight w:val="green"/>
-              </w:rPr>
-            </w:pPr>
             <w:r>
               <w:rPr>
                 <w:rFonts w:ascii="Calibri" w:hAnsi="Calibri"/>
                 <w:sz w:val="20"/>
-                <w:highlight w:val="green"/>
               </w:rPr>
               <w:t>Contiene '-' y el primer trozo tiene 1-2 dígitos</w:t>
             </w:r>
@@ -5434,16 +4307,10 @@
             <w:shd w:val="clear" w:color="auto" w:fill="FFFFFF"/>
           </w:tcPr>
           <w:p>
-            <w:pPr>
-              <w:rPr>
-                <w:highlight w:val="green"/>
-              </w:rPr>
-            </w:pPr>
             <w:r>
               <w:rPr>
                 <w:rFonts w:ascii="Calibri" w:hAnsi="Calibri"/>
                 <w:sz w:val="20"/>
-                <w:highlight w:val="green"/>
               </w:rPr>
               <w:t>15-07-2026</w:t>
             </w:r>
@@ -5460,16 +4327,10 @@
             <w:shd w:val="clear" w:color="auto" w:fill="EEF3FA"/>
           </w:tcPr>
           <w:p>
-            <w:pPr>
-              <w:rPr>
-                <w:highlight w:val="green"/>
-              </w:rPr>
-            </w:pPr>
             <w:r>
               <w:rPr>
                 <w:rFonts w:ascii="Calibri" w:hAnsi="Calibri"/>
                 <w:sz w:val="20"/>
-                <w:highlight w:val="green"/>
               </w:rPr>
               <w:t>DD/M/AA</w:t>
             </w:r>
@@ -5481,16 +4342,10 @@
             <w:shd w:val="clear" w:color="auto" w:fill="EEF3FA"/>
           </w:tcPr>
           <w:p>
-            <w:pPr>
-              <w:rPr>
-                <w:highlight w:val="green"/>
-              </w:rPr>
-            </w:pPr>
             <w:r>
               <w:rPr>
                 <w:rFonts w:ascii="Calibri" w:hAnsi="Calibri"/>
                 <w:sz w:val="20"/>
-                <w:highlight w:val="green"/>
               </w:rPr>
               <w:t>Contiene '/' y el año tiene 2 dígitos</w:t>
             </w:r>
@@ -5502,16 +4357,10 @@
             <w:shd w:val="clear" w:color="auto" w:fill="EEF3FA"/>
           </w:tcPr>
           <w:p>
-            <w:pPr>
-              <w:rPr>
-                <w:highlight w:val="green"/>
-              </w:rPr>
-            </w:pPr>
             <w:r>
               <w:rPr>
                 <w:rFonts w:ascii="Calibri" w:hAnsi="Calibri"/>
                 <w:sz w:val="20"/>
-                <w:highlight w:val="green"/>
               </w:rPr>
               <w:t>15/7/26</w:t>
             </w:r>
@@ -5528,16 +4377,10 @@
             <w:shd w:val="clear" w:color="auto" w:fill="FFFFFF"/>
           </w:tcPr>
           <w:p>
-            <w:pPr>
-              <w:rPr>
-                <w:highlight w:val="green"/>
-              </w:rPr>
-            </w:pPr>
             <w:r>
               <w:rPr>
                 <w:rFonts w:ascii="Calibri" w:hAnsi="Calibri"/>
                 <w:sz w:val="20"/>
-                <w:highlight w:val="green"/>
               </w:rPr>
               <w:t>DD-mes-AAAA</w:t>
             </w:r>
@@ -5549,16 +4392,10 @@
             <w:shd w:val="clear" w:color="auto" w:fill="FFFFFF"/>
           </w:tcPr>
           <w:p>
-            <w:pPr>
-              <w:rPr>
-                <w:highlight w:val="green"/>
-              </w:rPr>
-            </w:pPr>
             <w:r>
               <w:rPr>
                 <w:rFonts w:ascii="Calibri" w:hAnsi="Calibri"/>
                 <w:sz w:val="20"/>
-                <w:highlight w:val="green"/>
               </w:rPr>
               <w:t>Contiene '-' y el trozo del medio es texto</w:t>
             </w:r>
@@ -5570,16 +4407,10 @@
             <w:shd w:val="clear" w:color="auto" w:fill="FFFFFF"/>
           </w:tcPr>
           <w:p>
-            <w:pPr>
-              <w:rPr>
-                <w:highlight w:val="green"/>
-              </w:rPr>
-            </w:pPr>
             <w:r>
               <w:rPr>
                 <w:rFonts w:ascii="Calibri" w:hAnsi="Calibri"/>
                 <w:sz w:val="20"/>
-                <w:highlight w:val="green"/>
               </w:rPr>
               <w:t>15-jul-2026</w:t>
             </w:r>
@@ -5587,19 +4418,10 @@
         </w:tc>
       </w:tr>
     </w:tbl>
-    <w:p>
-      <w:pPr>
-        <w:rPr>
-          <w:highlight w:val="green"/>
-        </w:rPr>
-      </w:pPr>
-    </w:p>
+    <w:p/>
     <w:p>
       <w:pPr>
         <w:spacing w:before="200" w:after="40"/>
-        <w:rPr>
-          <w:highlight w:val="green"/>
-        </w:rPr>
       </w:pPr>
       <w:r>
         <w:rPr>
@@ -5607,7 +4429,6 @@
           <w:b/>
           <w:color w:val="215CA0"/>
           <w:sz w:val="24"/>
-          <w:highlight w:val="green"/>
         </w:rPr>
         <w:t>Diccionario de meses (para convertir texto a número)</w:t>
       </w:r>
@@ -5617,16 +4438,12 @@
         <w:shd w:val="clear" w:color="auto" w:fill="F0F0F0"/>
         <w:spacing w:after="40"/>
         <w:ind w:left="567" w:right="567"/>
-        <w:rPr>
-          <w:highlight w:val="green"/>
-        </w:rPr>
       </w:pPr>
       <w:r>
         <w:rPr>
           <w:rFonts w:ascii="Courier New" w:hAnsi="Courier New"/>
           <w:color w:val="1A1A2E"/>
           <w:sz w:val="19"/>
-          <w:highlight w:val="green"/>
         </w:rPr>
         <w:t>meses = {</w:t>
       </w:r>
@@ -5636,16 +4453,12 @@
         <w:shd w:val="clear" w:color="auto" w:fill="F0F0F0"/>
         <w:spacing w:after="40"/>
         <w:ind w:left="567" w:right="567"/>
-        <w:rPr>
-          <w:highlight w:val="green"/>
-        </w:rPr>
       </w:pPr>
       <w:r>
         <w:rPr>
           <w:rFonts w:ascii="Courier New" w:hAnsi="Courier New"/>
           <w:color w:val="1A1A2E"/>
           <w:sz w:val="19"/>
-          <w:highlight w:val="green"/>
         </w:rPr>
         <w:t xml:space="preserve">    "enero":1, "febrero":2, "marzo":3, "abril":4,</w:t>
       </w:r>
@@ -5655,16 +4468,12 @@
         <w:shd w:val="clear" w:color="auto" w:fill="F0F0F0"/>
         <w:spacing w:after="40"/>
         <w:ind w:left="567" w:right="567"/>
-        <w:rPr>
-          <w:highlight w:val="green"/>
-        </w:rPr>
       </w:pPr>
       <w:r>
         <w:rPr>
           <w:rFonts w:ascii="Courier New" w:hAnsi="Courier New"/>
           <w:color w:val="1A1A2E"/>
           <w:sz w:val="19"/>
-          <w:highlight w:val="green"/>
         </w:rPr>
         <w:t xml:space="preserve">    "mayo":5, "junio":6, "julio":7, "agosto":8,</w:t>
       </w:r>
@@ -5674,16 +4483,12 @@
         <w:shd w:val="clear" w:color="auto" w:fill="F0F0F0"/>
         <w:spacing w:after="40"/>
         <w:ind w:left="567" w:right="567"/>
-        <w:rPr>
-          <w:highlight w:val="green"/>
-        </w:rPr>
       </w:pPr>
       <w:r>
         <w:rPr>
           <w:rFonts w:ascii="Courier New" w:hAnsi="Courier New"/>
           <w:color w:val="1A1A2E"/>
           <w:sz w:val="19"/>
-          <w:highlight w:val="green"/>
         </w:rPr>
         <w:t xml:space="preserve">    "septiembre":9, "octubre":10, "noviembre":11, "diciembre":12,</w:t>
       </w:r>
@@ -5693,16 +4498,12 @@
         <w:shd w:val="clear" w:color="auto" w:fill="F0F0F0"/>
         <w:spacing w:after="40"/>
         <w:ind w:left="567" w:right="567"/>
-        <w:rPr>
-          <w:highlight w:val="green"/>
-        </w:rPr>
       </w:pPr>
       <w:r>
         <w:rPr>
           <w:rFonts w:ascii="Courier New" w:hAnsi="Courier New"/>
           <w:color w:val="1A1A2E"/>
           <w:sz w:val="19"/>
-          <w:highlight w:val="green"/>
         </w:rPr>
         <w:t xml:space="preserve">    "jan":1, "feb":2, "mar":3, "apr":4, "may":5, "jun":6,</w:t>
       </w:r>
@@ -5712,16 +4513,12 @@
         <w:shd w:val="clear" w:color="auto" w:fill="F0F0F0"/>
         <w:spacing w:after="40"/>
         <w:ind w:left="567" w:right="567"/>
-        <w:rPr>
-          <w:highlight w:val="green"/>
-        </w:rPr>
       </w:pPr>
       <w:r>
         <w:rPr>
           <w:rFonts w:ascii="Courier New" w:hAnsi="Courier New"/>
           <w:color w:val="1A1A2E"/>
           <w:sz w:val="19"/>
-          <w:highlight w:val="green"/>
         </w:rPr>
         <w:t xml:space="preserve">    "jul":7, "aug":8, "sep":9, "oct":10, "nov":11, "dec":12</w:t>
       </w:r>
@@ -5731,16 +4528,12 @@
         <w:shd w:val="clear" w:color="auto" w:fill="F0F0F0"/>
         <w:spacing w:after="40"/>
         <w:ind w:left="567" w:right="567"/>
-        <w:rPr>
-          <w:highlight w:val="green"/>
-        </w:rPr>
       </w:pPr>
       <w:r>
         <w:rPr>
           <w:rFonts w:ascii="Courier New" w:hAnsi="Courier New"/>
           <w:color w:val="1A1A2E"/>
           <w:sz w:val="19"/>
-          <w:highlight w:val="green"/>
         </w:rPr>
         <w:t>}</w:t>
       </w:r>
@@ -5750,16 +4543,12 @@
         <w:shd w:val="clear" w:color="auto" w:fill="E8F5EC"/>
         <w:spacing w:after="20"/>
         <w:ind w:left="454" w:right="454"/>
-        <w:rPr>
-          <w:highlight w:val="green"/>
-        </w:rPr>
       </w:pPr>
       <w:r>
         <w:rPr>
           <w:rFonts w:ascii="Calibri" w:hAnsi="Calibri"/>
           <w:color w:val="1E6B42"/>
           <w:sz w:val="20"/>
-          <w:highlight w:val="green"/>
         </w:rPr>
         <w:t>💡 Pistas:</w:t>
       </w:r>
@@ -5769,9 +4558,6 @@
         <w:shd w:val="clear" w:color="auto" w:fill="E8F5EC"/>
         <w:spacing w:after="20"/>
         <w:ind w:left="454" w:right="454"/>
-        <w:rPr>
-          <w:highlight w:val="green"/>
-        </w:rPr>
       </w:pPr>
       <w:r>
         <w:rPr>
@@ -5779,7 +4565,6 @@
           <w:i/>
           <w:color w:val="1E6B42"/>
           <w:sz w:val="20"/>
-          <w:highlight w:val="green"/>
         </w:rPr>
         <w:t xml:space="preserve">    Usa if/elif para detectar el formato según su estructura antes de parsear.</w:t>
       </w:r>
@@ -5789,9 +4574,6 @@
         <w:shd w:val="clear" w:color="auto" w:fill="E8F5EC"/>
         <w:spacing w:after="20"/>
         <w:ind w:left="454" w:right="454"/>
-        <w:rPr>
-          <w:highlight w:val="green"/>
-        </w:rPr>
       </w:pPr>
       <w:r>
         <w:rPr>
@@ -5799,7 +4581,6 @@
           <w:i/>
           <w:color w:val="1E6B42"/>
           <w:sz w:val="20"/>
-          <w:highlight w:val="green"/>
         </w:rPr>
         <w:t xml:space="preserve">    Para años de 2 dígitos (ej: '26'), añade 2000: anio = int(anio) + 2000</w:t>
       </w:r>
@@ -5809,9 +4590,6 @@
         <w:shd w:val="clear" w:color="auto" w:fill="E8F5EC"/>
         <w:spacing w:after="20"/>
         <w:ind w:left="454" w:right="454"/>
-        <w:rPr>
-          <w:highlight w:val="green"/>
-        </w:rPr>
       </w:pPr>
       <w:r>
         <w:rPr>
@@ -5819,7 +4597,6 @@
           <w:i/>
           <w:color w:val="1E6B42"/>
           <w:sz w:val="20"/>
-          <w:highlight w:val="green"/>
         </w:rPr>
         <w:t xml:space="preserve">    Para el formato 'DD de mes de AAAA': partes = fecha.split(' de ') → partes[0]=día, partes[1]=mes, partes[2]=año</w:t>
       </w:r>
@@ -5829,9 +4606,6 @@
         <w:shd w:val="clear" w:color="auto" w:fill="E8F5EC"/>
         <w:spacing w:after="20"/>
         <w:ind w:left="454" w:right="454"/>
-        <w:rPr>
-          <w:highlight w:val="green"/>
-        </w:rPr>
       </w:pPr>
       <w:r>
         <w:rPr>
@@ -5839,7 +4613,6 @@
           <w:i/>
           <w:color w:val="1E6B42"/>
           <w:sz w:val="20"/>
-          <w:highlight w:val="green"/>
         </w:rPr>
         <w:t xml:space="preserve">    Para el formato 'mes DD, AAAA': partes = fecha.replace(',','').split() → partes[0]=mes, partes[1]=día, partes[2]=año</w:t>
       </w:r>
@@ -5849,9 +4622,6 @@
         <w:shd w:val="clear" w:color="auto" w:fill="E8F5EC"/>
         <w:spacing w:after="20"/>
         <w:ind w:left="454" w:right="454"/>
-        <w:rPr>
-          <w:highlight w:val="green"/>
-        </w:rPr>
       </w:pPr>
       <w:r>
         <w:rPr>
@@ -5859,7 +4629,6 @@
           <w:i/>
           <w:color w:val="1E6B42"/>
           <w:sz w:val="20"/>
-          <w:highlight w:val="green"/>
         </w:rPr>
         <w:t xml:space="preserve">    Si ningún formato coincide, devuelve 'FECHA INVÁLIDA' e imprímelo como aviso.</w:t>
       </w:r>
@@ -5869,9 +4638,6 @@
         <w:shd w:val="clear" w:color="auto" w:fill="E8F5EC"/>
         <w:spacing w:after="20"/>
         <w:ind w:left="454" w:right="454"/>
-        <w:rPr>
-          <w:highlight w:val="green"/>
-        </w:rPr>
       </w:pPr>
       <w:r>
         <w:rPr>
@@ -5879,7 +4645,6 @@
           <w:i/>
           <w:color w:val="1E6B42"/>
           <w:sz w:val="20"/>
-          <w:highlight w:val="green"/>
         </w:rPr>
         <w:t xml:space="preserve">    Al final, formatea siempre así: f"{dia:02d}/{mes:02d}/{anio}"</w:t>
       </w:r>
@@ -5887,16 +4652,12 @@
     <w:p>
       <w:pPr>
         <w:spacing w:before="120" w:after="120"/>
-        <w:rPr>
-          <w:highlight w:val="green"/>
-        </w:rPr>
       </w:pPr>
       <w:r>
         <w:rPr>
           <w:rFonts w:ascii="Calibri" w:hAnsi="Calibri"/>
           <w:b/>
           <w:color w:val="C55A11"/>
-          <w:highlight w:val="green"/>
         </w:rPr>
         <w:t xml:space="preserve">✅ Entregable: </w:t>
       </w:r>
@@ -5905,7 +4666,6 @@
           <w:rFonts w:ascii="Calibri" w:hAnsi="Calibri"/>
           <w:i/>
           <w:color w:val="C55A11"/>
-          <w:highlight w:val="green"/>
         </w:rPr>
         <w:t>Datos con todas las fechas en formato DD/MM/AAAA.</w:t>
       </w:r>
@@ -5916,9 +4676,6 @@
           <w:top w:val="single" w:sz="12" w:space="1" w:color="215CA0"/>
         </w:pBdr>
         <w:spacing w:before="320" w:after="80"/>
-        <w:rPr>
-          <w:highlight w:val="green"/>
-        </w:rPr>
       </w:pPr>
       <w:r>
         <w:rPr>
@@ -5926,7 +4683,6 @@
           <w:b/>
           <w:color w:val="FFFFFF"/>
           <w:sz w:val="26"/>
-          <w:highlight w:val="green"/>
         </w:rPr>
         <w:t xml:space="preserve">FASE 7  </w:t>
       </w:r>
@@ -5936,7 +4692,6 @@
           <w:b/>
           <w:color w:val="1A376C"/>
           <w:sz w:val="26"/>
-          <w:highlight w:val="green"/>
         </w:rPr>
         <w:t>ELIMINACIÓN DE DUPLICADOS</w:t>
       </w:r>
@@ -5944,9 +4699,6 @@
     <w:p>
       <w:pPr>
         <w:spacing w:before="200" w:after="40"/>
-        <w:rPr>
-          <w:highlight w:val="green"/>
-        </w:rPr>
       </w:pPr>
       <w:r>
         <w:rPr>
@@ -5954,7 +4706,6 @@
           <w:b/>
           <w:color w:val="215CA0"/>
           <w:sz w:val="24"/>
-          <w:highlight w:val="green"/>
         </w:rPr>
         <w:t>Objetivo</w:t>
       </w:r>
@@ -5962,14 +4713,10 @@
     <w:p>
       <w:pPr>
         <w:spacing w:after="80"/>
-        <w:rPr>
-          <w:highlight w:val="green"/>
-        </w:rPr>
-      </w:pPr>
-      <w:r>
-        <w:rPr>
-          <w:rFonts w:ascii="Calibri" w:hAnsi="Calibri"/>
-          <w:highlight w:val="green"/>
+      </w:pPr>
+      <w:r>
+        <w:rPr>
+          <w:rFonts w:ascii="Calibri" w:hAnsi="Calibri"/>
         </w:rPr>
         <w:t>Detectar y eliminar registros duplicados en cada fichero, conservando siempre el registro más completo.</w:t>
       </w:r>
@@ -5977,9 +4724,6 @@
     <w:p>
       <w:pPr>
         <w:spacing w:before="200" w:after="40"/>
-        <w:rPr>
-          <w:highlight w:val="green"/>
-        </w:rPr>
       </w:pPr>
       <w:r>
         <w:rPr>
@@ -5987,22 +4731,15 @@
           <w:b/>
           <w:color w:val="215CA0"/>
           <w:sz w:val="24"/>
-          <w:highlight w:val="green"/>
         </w:rPr>
         <w:t>¿Qué hace que dos registros sean "el mismo"?</w:t>
       </w:r>
     </w:p>
     <w:p>
-      <w:pPr>
-        <w:rPr>
-          <w:highlight w:val="green"/>
-        </w:rPr>
-      </w:pPr>
       <w:r>
         <w:rPr>
           <w:rFonts w:ascii="Calibri" w:hAnsi="Calibri"/>
           <w:b/>
-          <w:highlight w:val="green"/>
         </w:rPr>
         <w:t xml:space="preserve">Opción A: </w:t>
       </w:r>
@@ -6012,14 +4749,10 @@
         <w:pStyle w:val="Listaconvietas"/>
         <w:spacing w:after="40"/>
         <w:ind w:left="567"/>
-        <w:rPr>
-          <w:highlight w:val="green"/>
-        </w:rPr>
-      </w:pPr>
-      <w:r>
-        <w:rPr>
-          <w:rFonts w:ascii="Calibri" w:hAnsi="Calibri"/>
-          <w:highlight w:val="green"/>
+      </w:pPr>
+      <w:r>
+        <w:rPr>
+          <w:rFonts w:ascii="Calibri" w:hAnsi="Calibri"/>
         </w:rPr>
         <w:t>artistas: mismo nombre (ignorando mayúsculas y espacios)</w:t>
       </w:r>
@@ -6029,14 +4762,10 @@
         <w:pStyle w:val="Listaconvietas"/>
         <w:spacing w:after="40"/>
         <w:ind w:left="567"/>
-        <w:rPr>
-          <w:highlight w:val="green"/>
-        </w:rPr>
-      </w:pPr>
-      <w:r>
-        <w:rPr>
-          <w:rFonts w:ascii="Calibri" w:hAnsi="Calibri"/>
-          <w:highlight w:val="green"/>
+      </w:pPr>
+      <w:r>
+        <w:rPr>
+          <w:rFonts w:ascii="Calibri" w:hAnsi="Calibri"/>
         </w:rPr>
         <w:t>ventas: mismo id_venta  O  (mismo nombre + misma fecha + mismo tipo de entrada)</w:t>
       </w:r>
@@ -6046,14 +4775,10 @@
         <w:pStyle w:val="Listaconvietas"/>
         <w:spacing w:after="40"/>
         <w:ind w:left="567"/>
-        <w:rPr>
-          <w:highlight w:val="green"/>
-        </w:rPr>
-      </w:pPr>
-      <w:r>
-        <w:rPr>
-          <w:rFonts w:ascii="Calibri" w:hAnsi="Calibri"/>
-          <w:highlight w:val="green"/>
+      </w:pPr>
+      <w:r>
+        <w:rPr>
+          <w:rFonts w:ascii="Calibri" w:hAnsi="Calibri"/>
         </w:rPr>
         <w:t>patrocinadores: mismo nombre_empresa</w:t>
       </w:r>
@@ -6063,29 +4788,19 @@
         <w:pStyle w:val="Listaconvietas"/>
         <w:spacing w:after="40"/>
         <w:ind w:left="567"/>
-        <w:rPr>
-          <w:highlight w:val="green"/>
-        </w:rPr>
-      </w:pPr>
-      <w:r>
-        <w:rPr>
-          <w:rFonts w:ascii="Calibri" w:hAnsi="Calibri"/>
-          <w:highlight w:val="green"/>
+      </w:pPr>
+      <w:r>
+        <w:rPr>
+          <w:rFonts w:ascii="Calibri" w:hAnsi="Calibri"/>
         </w:rPr>
         <w:t>horarios: mismo escenario + misma fecha + misma hora_inicio</w:t>
       </w:r>
     </w:p>
     <w:p>
-      <w:pPr>
-        <w:rPr>
-          <w:highlight w:val="green"/>
-        </w:rPr>
-      </w:pPr>
       <w:r>
         <w:rPr>
           <w:rFonts w:ascii="Calibri" w:hAnsi="Calibri"/>
           <w:b/>
-          <w:highlight w:val="green"/>
         </w:rPr>
         <w:t xml:space="preserve">Opción B: </w:t>
       </w:r>
@@ -6095,14 +4810,10 @@
         <w:pStyle w:val="Listaconvietas"/>
         <w:spacing w:after="40"/>
         <w:ind w:left="567"/>
-        <w:rPr>
-          <w:highlight w:val="green"/>
-        </w:rPr>
-      </w:pPr>
-      <w:r>
-        <w:rPr>
-          <w:rFonts w:ascii="Calibri" w:hAnsi="Calibri"/>
-          <w:highlight w:val="green"/>
+      </w:pPr>
+      <w:r>
+        <w:rPr>
+          <w:rFonts w:ascii="Calibri" w:hAnsi="Calibri"/>
         </w:rPr>
         <w:t>jugadores: mismo gamertag (ignorando mayúsculas y espacios)</w:t>
       </w:r>
@@ -6112,14 +4823,10 @@
         <w:pStyle w:val="Listaconvietas"/>
         <w:spacing w:after="40"/>
         <w:ind w:left="567"/>
-        <w:rPr>
-          <w:highlight w:val="green"/>
-        </w:rPr>
-      </w:pPr>
-      <w:r>
-        <w:rPr>
-          <w:rFonts w:ascii="Calibri" w:hAnsi="Calibri"/>
-          <w:highlight w:val="green"/>
+      </w:pPr>
+      <w:r>
+        <w:rPr>
+          <w:rFonts w:ascii="Calibri" w:hAnsi="Calibri"/>
         </w:rPr>
         <w:t>partidas: mismo id_partida  O  (mismos equipos + misma fecha)</w:t>
       </w:r>
@@ -6129,14 +4836,10 @@
         <w:pStyle w:val="Listaconvietas"/>
         <w:spacing w:after="40"/>
         <w:ind w:left="567"/>
-        <w:rPr>
-          <w:highlight w:val="green"/>
-        </w:rPr>
-      </w:pPr>
-      <w:r>
-        <w:rPr>
-          <w:rFonts w:ascii="Calibri" w:hAnsi="Calibri"/>
-          <w:highlight w:val="green"/>
+      </w:pPr>
+      <w:r>
+        <w:rPr>
+          <w:rFonts w:ascii="Calibri" w:hAnsi="Calibri"/>
         </w:rPr>
         <w:t>premios: mismo torneo + misma edición + mismo equipo</w:t>
       </w:r>
@@ -6146,14 +4849,10 @@
         <w:pStyle w:val="Listaconvietas"/>
         <w:spacing w:after="40"/>
         <w:ind w:left="567"/>
-        <w:rPr>
-          <w:highlight w:val="green"/>
-        </w:rPr>
-      </w:pPr>
-      <w:r>
-        <w:rPr>
-          <w:rFonts w:ascii="Calibri" w:hAnsi="Calibri"/>
-          <w:highlight w:val="green"/>
+      </w:pPr>
+      <w:r>
+        <w:rPr>
+          <w:rFonts w:ascii="Calibri" w:hAnsi="Calibri"/>
         </w:rPr>
         <w:t>staff: mismo nombre + mismo equipo</w:t>
       </w:r>
@@ -6161,9 +4860,6 @@
     <w:p>
       <w:pPr>
         <w:spacing w:before="200" w:after="40"/>
-        <w:rPr>
-          <w:highlight w:val="green"/>
-        </w:rPr>
       </w:pPr>
       <w:r>
         <w:rPr>
@@ -6171,7 +4867,6 @@
           <w:b/>
           <w:color w:val="215CA0"/>
           <w:sz w:val="24"/>
-          <w:highlight w:val="green"/>
         </w:rPr>
         <w:t>Tareas</w:t>
       </w:r>
@@ -6180,14 +4875,10 @@
       <w:pPr>
         <w:pStyle w:val="Listaconnmeros"/>
         <w:spacing w:after="60"/>
-        <w:rPr>
-          <w:highlight w:val="green"/>
-        </w:rPr>
-      </w:pPr>
-      <w:r>
-        <w:rPr>
-          <w:rFonts w:ascii="Calibri" w:hAnsi="Calibri"/>
-          <w:highlight w:val="green"/>
+      </w:pPr>
+      <w:r>
+        <w:rPr>
+          <w:rFonts w:ascii="Calibri" w:hAnsi="Calibri"/>
         </w:rPr>
         <w:t>Crea una función eliminar_duplicados(datos, campos_clave) que:</w:t>
       </w:r>
@@ -6197,14 +4888,10 @@
         <w:pStyle w:val="Listaconvietas"/>
         <w:spacing w:after="40"/>
         <w:ind w:left="1020"/>
-        <w:rPr>
-          <w:highlight w:val="green"/>
-        </w:rPr>
-      </w:pPr>
-      <w:r>
-        <w:rPr>
-          <w:rFonts w:ascii="Calibri" w:hAnsi="Calibri"/>
-          <w:highlight w:val="green"/>
+      </w:pPr>
+      <w:r>
+        <w:rPr>
+          <w:rFonts w:ascii="Calibri" w:hAnsi="Calibri"/>
         </w:rPr>
         <w:t>Reciba la lista de diccionarios y los campos que identifican un registro único.</w:t>
       </w:r>
@@ -6214,14 +4901,10 @@
         <w:pStyle w:val="Listaconvietas"/>
         <w:spacing w:after="40"/>
         <w:ind w:left="1020"/>
-        <w:rPr>
-          <w:highlight w:val="green"/>
-        </w:rPr>
-      </w:pPr>
-      <w:r>
-        <w:rPr>
-          <w:rFonts w:ascii="Calibri" w:hAnsi="Calibri"/>
-          <w:highlight w:val="green"/>
+      </w:pPr>
+      <w:r>
+        <w:rPr>
+          <w:rFonts w:ascii="Calibri" w:hAnsi="Calibri"/>
         </w:rPr>
         <w:t>Compare registros normalizando los campos clave (minúsculas + sin espacios extra).</w:t>
       </w:r>
@@ -6231,14 +4914,10 @@
         <w:pStyle w:val="Listaconvietas"/>
         <w:spacing w:after="40"/>
         <w:ind w:left="1020"/>
-        <w:rPr>
-          <w:highlight w:val="green"/>
-        </w:rPr>
-      </w:pPr>
-      <w:r>
-        <w:rPr>
-          <w:rFonts w:ascii="Calibri" w:hAnsi="Calibri"/>
-          <w:highlight w:val="green"/>
+      </w:pPr>
+      <w:r>
+        <w:rPr>
+          <w:rFonts w:ascii="Calibri" w:hAnsi="Calibri"/>
         </w:rPr>
         <w:lastRenderedPageBreak/>
         <w:t>Cuando encuentre duplicados, conserve el registro más completo (el que tenga menos campos vacíos o None).</w:t>
@@ -6249,14 +4928,10 @@
         <w:pStyle w:val="Listaconvietas"/>
         <w:spacing w:after="40"/>
         <w:ind w:left="1020"/>
-        <w:rPr>
-          <w:highlight w:val="green"/>
-        </w:rPr>
-      </w:pPr>
-      <w:r>
-        <w:rPr>
-          <w:rFonts w:ascii="Calibri" w:hAnsi="Calibri"/>
-          <w:highlight w:val="green"/>
+      </w:pPr>
+      <w:r>
+        <w:rPr>
+          <w:rFonts w:ascii="Calibri" w:hAnsi="Calibri"/>
         </w:rPr>
         <w:t>Devuelva la lista sin duplicados.</w:t>
       </w:r>
@@ -6265,14 +4940,10 @@
       <w:pPr>
         <w:pStyle w:val="Listaconnmeros"/>
         <w:spacing w:after="60"/>
-        <w:rPr>
-          <w:highlight w:val="green"/>
-        </w:rPr>
-      </w:pPr>
-      <w:r>
-        <w:rPr>
-          <w:rFonts w:ascii="Calibri" w:hAnsi="Calibri"/>
-          <w:highlight w:val="green"/>
+      </w:pPr>
+      <w:r>
+        <w:rPr>
+          <w:rFonts w:ascii="Calibri" w:hAnsi="Calibri"/>
         </w:rPr>
         <w:t>Aplica la función a los 4 ficheros.</w:t>
       </w:r>
@@ -6281,14 +4952,10 @@
       <w:pPr>
         <w:pStyle w:val="Listaconnmeros"/>
         <w:spacing w:after="60"/>
-        <w:rPr>
-          <w:highlight w:val="green"/>
-        </w:rPr>
-      </w:pPr>
-      <w:r>
-        <w:rPr>
-          <w:rFonts w:ascii="Calibri" w:hAnsi="Calibri"/>
-          <w:highlight w:val="green"/>
+      </w:pPr>
+      <w:r>
+        <w:rPr>
+          <w:rFonts w:ascii="Calibri" w:hAnsi="Calibri"/>
         </w:rPr>
         <w:t>Imprime cuántos duplicados se han eliminado:</w:t>
       </w:r>
@@ -6298,16 +4965,12 @@
         <w:shd w:val="clear" w:color="auto" w:fill="F0F0F0"/>
         <w:spacing w:after="40"/>
         <w:ind w:left="567" w:right="567"/>
-        <w:rPr>
-          <w:highlight w:val="green"/>
-        </w:rPr>
       </w:pPr>
       <w:r>
         <w:rPr>
           <w:rFonts w:ascii="Courier New" w:hAnsi="Courier New"/>
           <w:color w:val="1A1A2E"/>
           <w:sz w:val="19"/>
-          <w:highlight w:val="green"/>
         </w:rPr>
         <w:t>artistas.csv: 15 duplicados eliminados (250 → 235 registros)</w:t>
       </w:r>
@@ -6317,16 +4980,12 @@
         <w:shd w:val="clear" w:color="auto" w:fill="E8F5EC"/>
         <w:spacing w:after="20"/>
         <w:ind w:left="454" w:right="454"/>
-        <w:rPr>
-          <w:highlight w:val="green"/>
-        </w:rPr>
       </w:pPr>
       <w:r>
         <w:rPr>
           <w:rFonts w:ascii="Calibri" w:hAnsi="Calibri"/>
           <w:color w:val="1E6B42"/>
           <w:sz w:val="20"/>
-          <w:highlight w:val="green"/>
         </w:rPr>
         <w:t>💡 Pistas:</w:t>
       </w:r>
@@ -6336,9 +4995,6 @@
         <w:shd w:val="clear" w:color="auto" w:fill="E8F5EC"/>
         <w:spacing w:after="20"/>
         <w:ind w:left="454" w:right="454"/>
-        <w:rPr>
-          <w:highlight w:val="green"/>
-        </w:rPr>
       </w:pPr>
       <w:r>
         <w:rPr>
@@ -6346,7 +5002,6 @@
           <w:i/>
           <w:color w:val="1E6B42"/>
           <w:sz w:val="20"/>
-          <w:highlight w:val="green"/>
         </w:rPr>
         <w:t xml:space="preserve">    Para construir la clave de un registro: clave = tuple(str(r[c]).lower().strip() for c in campos_clave)</w:t>
       </w:r>
@@ -6356,9 +5011,6 @@
         <w:shd w:val="clear" w:color="auto" w:fill="E8F5EC"/>
         <w:spacing w:after="20"/>
         <w:ind w:left="454" w:right="454"/>
-        <w:rPr>
-          <w:highlight w:val="green"/>
-        </w:rPr>
       </w:pPr>
       <w:r>
         <w:rPr>
@@ -6366,7 +5018,6 @@
           <w:i/>
           <w:color w:val="1E6B42"/>
           <w:sz w:val="20"/>
-          <w:highlight w:val="green"/>
         </w:rPr>
         <w:t xml:space="preserve">    Usa un diccionario auxiliar {clave: registro} para detectar duplicados.</w:t>
       </w:r>
@@ -6376,9 +5027,6 @@
         <w:shd w:val="clear" w:color="auto" w:fill="E8F5EC"/>
         <w:spacing w:after="20"/>
         <w:ind w:left="454" w:right="454"/>
-        <w:rPr>
-          <w:highlight w:val="green"/>
-        </w:rPr>
       </w:pPr>
       <w:r>
         <w:rPr>
@@ -6386,7 +5034,6 @@
           <w:i/>
           <w:color w:val="1E6B42"/>
           <w:sz w:val="20"/>
-          <w:highlight w:val="green"/>
         </w:rPr>
         <w:t xml:space="preserve">    Para comparar cuál es más completo: cuenta cuántos campos tienen valor None o vacío.</w:t>
       </w:r>
@@ -6396,9 +5043,6 @@
         <w:shd w:val="clear" w:color="auto" w:fill="E8F5EC"/>
         <w:spacing w:after="20"/>
         <w:ind w:left="454" w:right="454"/>
-        <w:rPr>
-          <w:highlight w:val="green"/>
-        </w:rPr>
       </w:pPr>
       <w:r>
         <w:rPr>
@@ -6406,7 +5050,6 @@
           <w:i/>
           <w:color w:val="1E6B42"/>
           <w:sz w:val="20"/>
-          <w:highlight w:val="green"/>
         </w:rPr>
         <w:t xml:space="preserve">      El registro con MENOS campos vacíos es el que conservas.</w:t>
       </w:r>
@@ -6416,9 +5059,6 @@
         <w:shd w:val="clear" w:color="auto" w:fill="E8F5EC"/>
         <w:spacing w:after="20"/>
         <w:ind w:left="454" w:right="454"/>
-        <w:rPr>
-          <w:highlight w:val="green"/>
-        </w:rPr>
       </w:pPr>
       <w:r>
         <w:rPr>
@@ -6426,7 +5066,6 @@
           <w:i/>
           <w:color w:val="1E6B42"/>
           <w:sz w:val="20"/>
-          <w:highlight w:val="green"/>
         </w:rPr>
         <w:t xml:space="preserve">      Ejemplo: sum(1 for v in r.values() if not v or v == 'SIN DATOS')</w:t>
       </w:r>
@@ -6440,7 +5079,6 @@
           <w:rFonts w:ascii="Calibri" w:hAnsi="Calibri"/>
           <w:b/>
           <w:color w:val="C55A11"/>
-          <w:highlight w:val="green"/>
         </w:rPr>
         <w:t xml:space="preserve">✅ Entregable: </w:t>
       </w:r>
@@ -6449,7 +5087,6 @@
           <w:rFonts w:ascii="Calibri" w:hAnsi="Calibri"/>
           <w:i/>
           <w:color w:val="C55A11"/>
-          <w:highlight w:val="green"/>
         </w:rPr>
         <w:t>Datos sin duplicados, con el conteo de registros eliminados.</w:t>
       </w:r>
@@ -8016,19 +6653,11 @@
         <w:spacing w:after="40"/>
         <w:ind w:left="1020"/>
       </w:pPr>
-      <w:bookmarkStart w:id="0" w:name="_GoBack"/>
-      <w:r>
-        <w:rPr>
-          <w:rFonts w:ascii="Calibri" w:hAnsi="Calibri"/>
-        </w:rPr>
-        <w:t xml:space="preserve">Un fichero CSV por cada fichero </w:t>
-      </w:r>
-      <w:bookmarkEnd w:id="0"/>
-      <w:r>
-        <w:rPr>
-          <w:rFonts w:ascii="Calibri" w:hAnsi="Calibri"/>
-        </w:rPr>
-        <w:t>original (usa csv.DictWriter).</w:t>
+      <w:r>
+        <w:rPr>
+          <w:rFonts w:ascii="Calibri" w:hAnsi="Calibri"/>
+        </w:rPr>
+        <w:t>Un fichero CSV por cada fichero original (usa csv.DictWriter).</w:t>
       </w:r>
     </w:p>
     <w:p>
@@ -20845,7 +19474,7 @@
 </file>
 
 <file path=customXml/itemProps1.xml><?xml version="1.0" encoding="utf-8"?>
-<ds:datastoreItem xmlns:ds="http://schemas.openxmlformats.org/officeDocument/2006/customXml" ds:itemID="{94E95C95-E165-48E4-B5DE-CA84B2528EE0}">
+<ds:datastoreItem xmlns:ds="http://schemas.openxmlformats.org/officeDocument/2006/customXml" ds:itemID="{CA90682C-9891-4567-A12B-4402348D5DEB}">
   <ds:schemaRefs>
     <ds:schemaRef ds:uri="http://schemas.openxmlformats.org/officeDocument/2006/bibliography"/>
   </ds:schemaRefs>

--- a/enunciado_practica_final.docx
+++ b/enunciado_practica_final.docx
@@ -1888,7 +1888,7 @@
           <w:color w:val="1E6B42"/>
           <w:sz w:val="20"/>
         </w:rPr>
-        <w:t xml:space="preserve">    El Excel de Opción B tiene 2 hojas — tendrás que cargar </w:t>
+        <w:t xml:space="preserve">    El Excel de Opción B tiene 2 hojas — </w:t>
       </w:r>
       <w:proofErr w:type="spellStart"/>
       <w:r>
@@ -1898,7 +1898,7 @@
           <w:color w:val="1E6B42"/>
           <w:sz w:val="20"/>
         </w:rPr>
-        <w:t>cada</w:t>
+        <w:t>tendrás</w:t>
       </w:r>
       <w:proofErr w:type="spellEnd"/>
       <w:r>
@@ -1908,7 +1908,7 @@
           <w:color w:val="1E6B42"/>
           <w:sz w:val="20"/>
         </w:rPr>
-        <w:t xml:space="preserve"> </w:t>
+        <w:t xml:space="preserve"> que </w:t>
       </w:r>
       <w:proofErr w:type="spellStart"/>
       <w:r>
@@ -1918,7 +1918,7 @@
           <w:color w:val="1E6B42"/>
           <w:sz w:val="20"/>
         </w:rPr>
-        <w:t>una</w:t>
+        <w:t>cargar</w:t>
       </w:r>
       <w:proofErr w:type="spellEnd"/>
       <w:r>
@@ -1938,7 +1938,7 @@
           <w:color w:val="1E6B42"/>
           <w:sz w:val="20"/>
         </w:rPr>
-        <w:t>por</w:t>
+        <w:t>cada</w:t>
       </w:r>
       <w:proofErr w:type="spellEnd"/>
       <w:r>
@@ -1958,7 +1958,7 @@
           <w:color w:val="1E6B42"/>
           <w:sz w:val="20"/>
         </w:rPr>
-        <w:t>separado</w:t>
+        <w:t>una</w:t>
       </w:r>
       <w:proofErr w:type="spellEnd"/>
       <w:r>
@@ -1968,8 +1968,9 @@
           <w:color w:val="1E6B42"/>
           <w:sz w:val="20"/>
         </w:rPr>
-        <w:t>.</w:t>
-      </w:r>
+        <w:t xml:space="preserve"> </w:t>
+      </w:r>
+      <w:proofErr w:type="spellStart"/>
       <w:r>
         <w:rPr>
           <w:rFonts w:ascii="Calibri" w:hAnsi="Calibri"/>
@@ -1977,10 +1978,58 @@
           <w:color w:val="1E6B42"/>
           <w:sz w:val="20"/>
         </w:rPr>
-        <w:t xml:space="preserve"> HECHO</w:t>
-      </w:r>
-      <w:bookmarkStart w:id="0" w:name="_GoBack"/>
-      <w:bookmarkEnd w:id="0"/>
+        <w:t>por</w:t>
+      </w:r>
+      <w:proofErr w:type="spellEnd"/>
+      <w:r>
+        <w:rPr>
+          <w:rFonts w:ascii="Calibri" w:hAnsi="Calibri"/>
+          <w:i/>
+          <w:color w:val="1E6B42"/>
+          <w:sz w:val="20"/>
+        </w:rPr>
+        <w:t xml:space="preserve"> </w:t>
+      </w:r>
+      <w:proofErr w:type="spellStart"/>
+      <w:r>
+        <w:rPr>
+          <w:rFonts w:ascii="Calibri" w:hAnsi="Calibri"/>
+          <w:i/>
+          <w:color w:val="1E6B42"/>
+          <w:sz w:val="20"/>
+        </w:rPr>
+        <w:t>separado</w:t>
+      </w:r>
+      <w:proofErr w:type="spellEnd"/>
+      <w:r>
+        <w:rPr>
+          <w:rFonts w:ascii="Calibri" w:hAnsi="Calibri"/>
+          <w:i/>
+          <w:color w:val="1E6B42"/>
+          <w:sz w:val="20"/>
+        </w:rPr>
+        <w:t>.</w:t>
+      </w:r>
+      <w:r>
+        <w:rPr>
+          <w:rFonts w:ascii="Calibri" w:hAnsi="Calibri"/>
+          <w:i/>
+          <w:color w:val="1E6B42"/>
+          <w:sz w:val="20"/>
+        </w:rPr>
+        <w:t xml:space="preserve"> </w:t>
+      </w:r>
+      <w:r>
+        <w:rPr>
+          <w:rFonts w:ascii="Calibri" w:hAnsi="Calibri"/>
+          <w:b/>
+          <w:i/>
+          <w:color w:val="FF0000"/>
+          <w:sz w:val="20"/>
+          <w:u w:val="single"/>
+        </w:rPr>
+        <w:t>HECHO</w:t>
+      </w:r>
     </w:p>
     <w:p>
       <w:pPr>
@@ -2715,8 +2764,54 @@
         <w:rPr>
           <w:rFonts w:ascii="Calibri" w:hAnsi="Calibri"/>
         </w:rPr>
-        <w:t>Aplica estas funciones a TODOS los campos de texto de los 4 ficheros.</w:t>
-      </w:r>
+        <w:t xml:space="preserve">Aplica estas funciones a TODOS los campos de texto de </w:t>
+      </w:r>
+      <w:proofErr w:type="spellStart"/>
+      <w:r>
+        <w:rPr>
+          <w:rFonts w:ascii="Calibri" w:hAnsi="Calibri"/>
+        </w:rPr>
+        <w:t>los</w:t>
+      </w:r>
+      <w:proofErr w:type="spellEnd"/>
+      <w:r>
+        <w:rPr>
+          <w:rFonts w:ascii="Calibri" w:hAnsi="Calibri"/>
+        </w:rPr>
+        <w:t xml:space="preserve"> 4 </w:t>
+      </w:r>
+      <w:proofErr w:type="spellStart"/>
+      <w:r>
+        <w:rPr>
+          <w:rFonts w:ascii="Calibri" w:hAnsi="Calibri"/>
+        </w:rPr>
+        <w:t>ficheros</w:t>
+      </w:r>
+      <w:proofErr w:type="spellEnd"/>
+      <w:r>
+        <w:rPr>
+          <w:rFonts w:ascii="Calibri" w:hAnsi="Calibri"/>
+        </w:rPr>
+        <w:t>.</w:t>
+      </w:r>
+      <w:r>
+        <w:rPr>
+          <w:rFonts w:ascii="Calibri" w:hAnsi="Calibri"/>
+        </w:rPr>
+        <w:t xml:space="preserve"> </w:t>
+      </w:r>
+      <w:bookmarkStart w:id="0" w:name="_GoBack"/>
+      <w:r>
+        <w:rPr>
+          <w:rFonts w:ascii="Calibri" w:hAnsi="Calibri"/>
+          <w:b/>
+          <w:i/>
+          <w:color w:val="FF0000"/>
+          <w:u w:val="single"/>
+        </w:rPr>
+        <w:t>HECHO</w:t>
+      </w:r>
+      <w:bookmarkEnd w:id="0"/>
     </w:p>
     <w:p>
       <w:pPr>
@@ -2934,7 +3029,45 @@
           <w:color w:val="1E6B42"/>
           <w:sz w:val="20"/>
         </w:rPr>
-        <w:t xml:space="preserve">    Para eliminar espacios dobles: usa un bucle while '  ' in texto: texto = texto.replace('  ', ' ')</w:t>
+        <w:t xml:space="preserve">    Para eliminar espaci</w:t>
+      </w:r>
+      <w:r>
+        <w:rPr>
+          <w:rFonts w:ascii="Calibri" w:hAnsi="Calibri"/>
+          <w:i/>
+          <w:color w:val="1E6B42"/>
+          <w:sz w:val="20"/>
+        </w:rPr>
+        <w:t xml:space="preserve">os dobles: usa un bucle while </w:t>
+      </w:r>
+      <w:proofErr w:type="gramStart"/>
+      <w:r>
+        <w:rPr>
+          <w:rFonts w:ascii="Calibri" w:hAnsi="Calibri"/>
+          <w:i/>
+          <w:color w:val="1E6B42"/>
+          <w:sz w:val="20"/>
+        </w:rPr>
+        <w:t xml:space="preserve">' </w:t>
+      </w:r>
+      <w:r>
+        <w:rPr>
+          <w:rFonts w:ascii="Calibri" w:hAnsi="Calibri"/>
+          <w:i/>
+          <w:color w:val="1E6B42"/>
+          <w:sz w:val="20"/>
+        </w:rPr>
+        <w:t xml:space="preserve"> '</w:t>
+      </w:r>
+      <w:proofErr w:type="gramEnd"/>
+      <w:r>
+        <w:rPr>
+          <w:rFonts w:ascii="Calibri" w:hAnsi="Calibri"/>
+          <w:i/>
+          <w:color w:val="1E6B42"/>
+          <w:sz w:val="20"/>
+        </w:rPr>
+        <w:t xml:space="preserve"> in texto: texto = texto.replace('  ', ' ')</w:t>
       </w:r>
     </w:p>
     <w:p>
@@ -7705,7 +7838,7 @@
   <w:abstractNum w:abstractNumId="7" w15:restartNumberingAfterBreak="0">
     <w:nsid w:val="FFFFFF88"/>
     <w:multiLevelType w:val="singleLevel"/>
-    <w:tmpl w:val="B2BA283C"/>
+    <w:tmpl w:val="FCB2D2F0"/>
     <w:lvl w:ilvl="0">
       <w:start w:val="1"/>
       <w:numFmt w:val="decimal"/>
@@ -7723,7 +7856,7 @@
   <w:abstractNum w:abstractNumId="8" w15:restartNumberingAfterBreak="0">
     <w:nsid w:val="FFFFFF89"/>
     <w:multiLevelType w:val="singleLevel"/>
-    <w:tmpl w:val="0080A7E6"/>
+    <w:tmpl w:val="7D1E7CEC"/>
     <w:lvl w:ilvl="0">
       <w:start w:val="1"/>
       <w:numFmt w:val="bullet"/>
@@ -19474,7 +19607,7 @@
 </file>
 
 <file path=customXml/itemProps1.xml><?xml version="1.0" encoding="utf-8"?>
-<ds:datastoreItem xmlns:ds="http://schemas.openxmlformats.org/officeDocument/2006/customXml" ds:itemID="{CA90682C-9891-4567-A12B-4402348D5DEB}">
+<ds:datastoreItem xmlns:ds="http://schemas.openxmlformats.org/officeDocument/2006/customXml" ds:itemID="{A946C0E3-45A4-4DA1-832B-B1B8A7EA7749}">
   <ds:schemaRefs>
     <ds:schemaRef ds:uri="http://schemas.openxmlformats.org/officeDocument/2006/bibliography"/>
   </ds:schemaRefs>
